--- a/tools/myCustomBlockly/製作積木教學/自訂積木規劃.docx
+++ b/tools/myCustomBlockly/製作積木教學/自訂積木規劃.docx
@@ -5,20 +5,19 @@
     <w:tbl>
       <w:tblPr>
         <w:tblStyle w:val="a3"/>
-        <w:tblW w:w="0" w:type="auto"/>
+        <w:tblW w:w="5000" w:type="pct"/>
         <w:tblLook w:val="04A0" w:firstRow="1" w:lastRow="0" w:firstColumn="1" w:lastColumn="0" w:noHBand="0" w:noVBand="1"/>
       </w:tblPr>
       <w:tblGrid>
-        <w:gridCol w:w="1838"/>
-        <w:gridCol w:w="1480"/>
-        <w:gridCol w:w="1659"/>
-        <w:gridCol w:w="1659"/>
-        <w:gridCol w:w="1660"/>
+        <w:gridCol w:w="2298"/>
+        <w:gridCol w:w="1850"/>
+        <w:gridCol w:w="2074"/>
+        <w:gridCol w:w="2074"/>
       </w:tblGrid>
       <w:tr>
         <w:tc>
           <w:tcPr>
-            <w:tcW w:w="1838" w:type="dxa"/>
+            <w:tcW w:w="1385" w:type="pct"/>
             <w:shd w:val="clear" w:color="auto" w:fill="ED7D31" w:themeFill="accent2"/>
           </w:tcPr>
           <w:p>
@@ -44,7 +43,7 @@
         </w:tc>
         <w:tc>
           <w:tcPr>
-            <w:tcW w:w="1480" w:type="dxa"/>
+            <w:tcW w:w="1115" w:type="pct"/>
             <w:shd w:val="clear" w:color="auto" w:fill="FF0000"/>
           </w:tcPr>
           <w:p>
@@ -61,7 +60,7 @@
         </w:tc>
         <w:tc>
           <w:tcPr>
-            <w:tcW w:w="1659" w:type="dxa"/>
+            <w:tcW w:w="1250" w:type="pct"/>
             <w:shd w:val="clear" w:color="auto" w:fill="000000" w:themeFill="text1"/>
           </w:tcPr>
           <w:p>
@@ -105,21 +104,7 @@
         </w:tc>
         <w:tc>
           <w:tcPr>
-            <w:tcW w:w="1659" w:type="dxa"/>
-          </w:tcPr>
-          <w:p/>
-        </w:tc>
-        <w:tc>
-          <w:tcPr>
-            <w:tcW w:w="1660" w:type="dxa"/>
-          </w:tcPr>
-          <w:p/>
-        </w:tc>
-      </w:tr>
-      <w:tr>
-        <w:tc>
-          <w:tcPr>
-            <w:tcW w:w="1838" w:type="dxa"/>
+            <w:tcW w:w="1250" w:type="pct"/>
             <w:shd w:val="clear" w:color="auto" w:fill="538135" w:themeFill="accent6" w:themeFillShade="BF"/>
           </w:tcPr>
           <w:p>
@@ -182,30 +167,6 @@
             </w:r>
           </w:p>
         </w:tc>
-        <w:tc>
-          <w:tcPr>
-            <w:tcW w:w="1480" w:type="dxa"/>
-          </w:tcPr>
-          <w:p/>
-        </w:tc>
-        <w:tc>
-          <w:tcPr>
-            <w:tcW w:w="1659" w:type="dxa"/>
-          </w:tcPr>
-          <w:p/>
-        </w:tc>
-        <w:tc>
-          <w:tcPr>
-            <w:tcW w:w="1659" w:type="dxa"/>
-          </w:tcPr>
-          <w:p/>
-        </w:tc>
-        <w:tc>
-          <w:tcPr>
-            <w:tcW w:w="1660" w:type="dxa"/>
-          </w:tcPr>
-          <w:p/>
-        </w:tc>
       </w:tr>
     </w:tbl>
     <w:p/>
@@ -402,15 +363,7 @@
         <w:rPr>
           <w:color w:val="C45911" w:themeColor="accent2" w:themeShade="BF"/>
         </w:rPr>
-        <w:t xml:space="preserve">#include </w:t>
-      </w:r>
-      <w:bookmarkStart w:id="0" w:name="_GoBack"/>
-      <w:bookmarkEnd w:id="0"/>
-      <w:r>
-        <w:rPr>
-          <w:color w:val="C45911" w:themeColor="accent2" w:themeShade="BF"/>
-        </w:rPr>
-        <w:t>&lt;TM1637Display.h&gt;</w:t>
+        <w:t>#include &lt;TM1637Display.h&gt;</w:t>
       </w:r>
     </w:p>
     <w:p>
@@ -3444,14 +3397,18 @@
     </w:p>
     <w:p>
       <w:pPr>
+        <w:widowControl/>
+      </w:pPr>
+      <w:r>
+        <w:br w:type="page"/>
+      </w:r>
+    </w:p>
+    <w:p>
+      <w:r>
         <w:rPr>
           <w:rFonts w:hint="eastAsia"/>
         </w:rPr>
-      </w:pPr>
-      <w:r>
-        <w:rPr>
-          <w:rFonts w:hint="eastAsia"/>
-        </w:rPr>
+        <w:lastRenderedPageBreak/>
         <w:t>有</w:t>
       </w:r>
       <w:r>
@@ -3521,11 +3478,6 @@
                       <wps:txbx>
                         <w:txbxContent>
                           <w:p>
-                            <w:pPr>
-                              <w:rPr>
-                                <w:rFonts w:hint="eastAsia"/>
-                              </w:rPr>
-                            </w:pPr>
                             <w:r>
                               <w:rPr>
                                 <w:rFonts w:hint="eastAsia"/>
@@ -3611,11 +3563,6 @@
                 <v:textbox>
                   <w:txbxContent>
                     <w:p>
-                      <w:pPr>
-                        <w:rPr>
-                          <w:rFonts w:hint="eastAsia"/>
-                        </w:rPr>
-                      </w:pPr>
                       <w:r>
                         <w:rPr>
                           <w:rFonts w:hint="eastAsia"/>
@@ -5379,13 +5326,7 @@
                               <w:rPr>
                                 <w:color w:val="538135" w:themeColor="accent6" w:themeShade="BF"/>
                               </w:rPr>
-                              <w:t xml:space="preserve"> </w:t>
-                            </w:r>
-                            <w:r>
-                              <w:rPr>
-                                <w:color w:val="538135" w:themeColor="accent6" w:themeShade="BF"/>
-                              </w:rPr>
-                              <w:t>'</w:t>
+                              <w:t xml:space="preserve"> '</w:t>
                             </w:r>
                           </w:p>
                         </w:txbxContent>
@@ -5523,13 +5464,7 @@
                         <w:rPr>
                           <w:color w:val="538135" w:themeColor="accent6" w:themeShade="BF"/>
                         </w:rPr>
-                        <w:t xml:space="preserve"> </w:t>
-                      </w:r>
-                      <w:r>
-                        <w:rPr>
-                          <w:color w:val="538135" w:themeColor="accent6" w:themeShade="BF"/>
-                        </w:rPr>
-                        <w:t>'</w:t>
+                        <w:t xml:space="preserve"> '</w:t>
                       </w:r>
                     </w:p>
                   </w:txbxContent>
@@ -6095,6 +6030,26 @@
     <w:p>
       <w:pPr>
         <w:rPr>
+          <w:rFonts w:hint="eastAsia"/>
+        </w:rPr>
+      </w:pPr>
+      <w:r>
+        <w:lastRenderedPageBreak/>
+        <w:t>ST7920 LCD</w:t>
+      </w:r>
+      <w:r>
+        <w:rPr>
+          <w:rFonts w:hint="eastAsia"/>
+        </w:rPr>
+        <w:t>螢</w:t>
+      </w:r>
+      <w:r>
+        <w:t>幕</w:t>
+      </w:r>
+    </w:p>
+    <w:p>
+      <w:pPr>
+        <w:rPr>
           <w:color w:val="C45911" w:themeColor="accent2" w:themeShade="BF"/>
         </w:rPr>
       </w:pPr>
@@ -6102,7 +6057,6 @@
         <w:rPr>
           <w:noProof/>
         </w:rPr>
-        <w:lastRenderedPageBreak/>
         <mc:AlternateContent>
           <mc:Choice Requires="wps">
             <w:drawing>
@@ -6135,6 +6089,11 @@
                       <wps:txbx>
                         <w:txbxContent>
                           <w:p>
+                            <w:pPr>
+                              <w:rPr>
+                                <w:rFonts w:hint="eastAsia"/>
+                              </w:rPr>
+                            </w:pPr>
                             <w:r>
                               <w:rPr>
                                 <w:rFonts w:hint="eastAsia"/>
@@ -6143,6 +6102,37 @@
                             </w:r>
                             <w:r>
                               <w:t>數：</w:t>
+                            </w:r>
+                            <w:r>
+                              <w:rPr>
+                                <w:color w:val="FF0000"/>
+                              </w:rPr>
+                              <w:t>value_row</w:t>
+                            </w:r>
+                            <w:r>
+                              <w:rPr>
+                                <w:rFonts w:hint="eastAsia"/>
+                                <w:color w:val="FF0000"/>
+                              </w:rPr>
+                              <w:t>、</w:t>
+                            </w:r>
+                            <w:r>
+                              <w:rPr>
+                                <w:color w:val="FF0000"/>
+                              </w:rPr>
+                              <w:t>value_col</w:t>
+                            </w:r>
+                            <w:r>
+                              <w:rPr>
+                                <w:color w:val="FF0000"/>
+                              </w:rPr>
+                              <w:t>、</w:t>
+                            </w:r>
+                            <w:r>
+                              <w:rPr>
+                                <w:color w:val="FF0000"/>
+                              </w:rPr>
+                              <w:t>value_str</w:t>
                             </w:r>
                           </w:p>
                         </w:txbxContent>
@@ -6165,6 +6155,11 @@
                 <v:textbox>
                   <w:txbxContent>
                     <w:p>
+                      <w:pPr>
+                        <w:rPr>
+                          <w:rFonts w:hint="eastAsia"/>
+                        </w:rPr>
+                      </w:pPr>
                       <w:r>
                         <w:rPr>
                           <w:rFonts w:hint="eastAsia"/>
@@ -6173,6 +6168,37 @@
                       </w:r>
                       <w:r>
                         <w:t>數：</w:t>
+                      </w:r>
+                      <w:r>
+                        <w:rPr>
+                          <w:color w:val="FF0000"/>
+                        </w:rPr>
+                        <w:t>value_row</w:t>
+                      </w:r>
+                      <w:r>
+                        <w:rPr>
+                          <w:rFonts w:hint="eastAsia"/>
+                          <w:color w:val="FF0000"/>
+                        </w:rPr>
+                        <w:t>、</w:t>
+                      </w:r>
+                      <w:r>
+                        <w:rPr>
+                          <w:color w:val="FF0000"/>
+                        </w:rPr>
+                        <w:t>value_col</w:t>
+                      </w:r>
+                      <w:r>
+                        <w:rPr>
+                          <w:color w:val="FF0000"/>
+                        </w:rPr>
+                        <w:t>、</w:t>
+                      </w:r>
+                      <w:r>
+                        <w:rPr>
+                          <w:color w:val="FF0000"/>
+                        </w:rPr>
+                        <w:t>value_str</w:t>
                       </w:r>
                     </w:p>
                   </w:txbxContent>
@@ -6194,7 +6220,7 @@
         <w:rPr>
           <w:color w:val="C45911" w:themeColor="accent2" w:themeShade="BF"/>
         </w:rPr>
-        <w:t>#include &lt;.h&gt;</w:t>
+        <w:t>#include "LCD12864RSPI.h"</w:t>
       </w:r>
     </w:p>
     <w:p>
@@ -6202,80 +6228,167 @@
         <w:rPr>
           <w:color w:val="C45911" w:themeColor="accent2" w:themeShade="BF"/>
         </w:rPr>
+      </w:pPr>
+      <w:r>
+        <w:rPr>
+          <w:color w:val="C45911" w:themeColor="accent2" w:themeShade="BF"/>
+        </w:rPr>
+        <w:t>#define AR_SIZE( a ) sizeof( a ) / sizeof( a[0] )</w:t>
+      </w:r>
+    </w:p>
+    <w:p>
+      <w:pPr>
+        <w:rPr>
+          <w:color w:val="C45911" w:themeColor="accent2" w:themeShade="BF"/>
+        </w:rPr>
+      </w:pPr>
+    </w:p>
+    <w:p/>
+    <w:p>
+      <w:pPr>
+        <w:rPr>
+          <w:shd w:val="clear" w:color="auto" w:fill="D9D9D9" w:themeFill="background1" w:themeFillShade="D9"/>
+        </w:rPr>
+      </w:pPr>
+      <w:r>
+        <w:rPr>
+          <w:shd w:val="clear" w:color="auto" w:fill="D9D9D9" w:themeFill="background1" w:themeFillShade="D9"/>
+        </w:rPr>
+        <w:t>void setup() {</w:t>
+      </w:r>
+    </w:p>
+    <w:p>
+      <w:pPr>
+        <w:ind w:leftChars="100" w:left="240"/>
+        <w:rPr>
+          <w:rFonts w:hint="eastAsia"/>
+          <w:color w:val="C45911" w:themeColor="accent2" w:themeShade="BF"/>
+        </w:rPr>
+      </w:pPr>
+      <w:r>
+        <w:rPr>
+          <w:rFonts w:hint="eastAsia"/>
+          <w:color w:val="C45911" w:themeColor="accent2" w:themeShade="BF"/>
+        </w:rPr>
+        <w:t>LCDA.Initialise();</w:t>
+      </w:r>
+    </w:p>
+    <w:p>
+      <w:pPr>
+        <w:ind w:leftChars="100" w:left="240"/>
+        <w:rPr>
+          <w:color w:val="C45911" w:themeColor="accent2" w:themeShade="BF"/>
+        </w:rPr>
+      </w:pPr>
+      <w:r>
+        <w:rPr>
+          <w:color w:val="C45911" w:themeColor="accent2" w:themeShade="BF"/>
+        </w:rPr>
+        <w:t>delay(100);</w:t>
+      </w:r>
+    </w:p>
+    <w:p>
+      <w:pPr>
+        <w:ind w:leftChars="100" w:left="240"/>
       </w:pPr>
     </w:p>
     <w:p>
       <w:pPr>
         <w:rPr>
-          <w:color w:val="538135" w:themeColor="accent6" w:themeShade="BF"/>
+          <w:shd w:val="clear" w:color="auto" w:fill="D9D9D9" w:themeFill="background1" w:themeFillShade="D9"/>
         </w:rPr>
       </w:pPr>
       <w:r>
         <w:rPr>
-          <w:color w:val="538135" w:themeColor="accent6" w:themeShade="BF"/>
-        </w:rPr>
-        <w:t xml:space="preserve">TM1637Display </w:t>
-      </w:r>
-      <w:r>
-        <w:rPr>
-          <w:color w:val="538135" w:themeColor="accent6" w:themeShade="BF"/>
-        </w:rPr>
-        <w:t>tm_</w:t>
-      </w:r>
-      <w:r>
-        <w:rPr>
-          <w:color w:val="538135" w:themeColor="accent6" w:themeShade="BF"/>
-        </w:rPr>
-        <w:t>display</w:t>
-      </w:r>
-      <w:r>
-        <w:rPr>
-          <w:color w:val="FF0000"/>
-        </w:rPr>
-        <w:t>23</w:t>
-      </w:r>
-      <w:r>
-        <w:rPr>
-          <w:color w:val="538135" w:themeColor="accent6" w:themeShade="BF"/>
-        </w:rPr>
-        <w:t>(</w:t>
-      </w:r>
-      <w:r>
-        <w:rPr>
-          <w:color w:val="FF0000"/>
-        </w:rPr>
-        <w:t>2</w:t>
-      </w:r>
-      <w:r>
-        <w:rPr>
-          <w:color w:val="538135" w:themeColor="accent6" w:themeShade="BF"/>
-        </w:rPr>
-        <w:t>,</w:t>
-      </w:r>
-      <w:r>
-        <w:rPr>
-          <w:color w:val="C45911" w:themeColor="accent2" w:themeShade="BF"/>
-        </w:rPr>
-        <w:t xml:space="preserve"> </w:t>
-      </w:r>
-      <w:r>
-        <w:rPr>
-          <w:color w:val="FF0000"/>
-        </w:rPr>
-        <w:t>3</w:t>
-      </w:r>
-      <w:r>
-        <w:rPr>
-          <w:color w:val="538135" w:themeColor="accent6" w:themeShade="BF"/>
-        </w:rPr>
-        <w:t>);</w:t>
+          <w:shd w:val="clear" w:color="auto" w:fill="D9D9D9" w:themeFill="background1" w:themeFillShade="D9"/>
+        </w:rPr>
+        <w:t>}</w:t>
+      </w:r>
+      <w:r>
+        <w:rPr>
+          <w:shd w:val="clear" w:color="auto" w:fill="D9D9D9" w:themeFill="background1" w:themeFillShade="D9"/>
+        </w:rPr>
+        <w:t xml:space="preserve">   </w:t>
+      </w:r>
+    </w:p>
+    <w:p/>
+    <w:p>
+      <w:pPr>
+        <w:rPr>
+          <w:shd w:val="clear" w:color="auto" w:fill="D9D9D9" w:themeFill="background1" w:themeFillShade="D9"/>
+        </w:rPr>
+      </w:pPr>
+      <w:r>
+        <w:rPr>
+          <w:shd w:val="clear" w:color="auto" w:fill="D9D9D9" w:themeFill="background1" w:themeFillShade="D9"/>
+        </w:rPr>
+        <w:t>void loop() {</w:t>
       </w:r>
     </w:p>
     <w:p>
       <w:pPr>
-        <w:rPr>
-          <w:color w:val="C45911" w:themeColor="accent2" w:themeShade="BF"/>
-        </w:rPr>
+        <w:ind w:firstLineChars="100" w:firstLine="240"/>
+      </w:pPr>
+      <w:r>
+        <w:rPr>
+          <w:rFonts w:hint="eastAsia"/>
+        </w:rPr>
+        <w:t>LCDA.DisplayString(</w:t>
+      </w:r>
+      <w:r>
+        <w:rPr>
+          <w:rFonts w:hint="eastAsia"/>
+          <w:color w:val="FF0000"/>
+        </w:rPr>
+        <w:t>0</w:t>
+      </w:r>
+      <w:r>
+        <w:rPr>
+          <w:rFonts w:hint="eastAsia"/>
+        </w:rPr>
+        <w:t xml:space="preserve">, </w:t>
+      </w:r>
+      <w:r>
+        <w:rPr>
+          <w:rFonts w:hint="eastAsia"/>
+          <w:color w:val="FF0000"/>
+        </w:rPr>
+        <w:t>3</w:t>
+      </w:r>
+      <w:r>
+        <w:rPr>
+          <w:rFonts w:hint="eastAsia"/>
+        </w:rPr>
+        <w:t xml:space="preserve">, </w:t>
+      </w:r>
+      <w:r>
+        <w:rPr>
+          <w:color w:val="FF0000"/>
+        </w:rPr>
+        <w:t>str1</w:t>
+      </w:r>
+      <w:r>
+        <w:rPr>
+          <w:rFonts w:hint="eastAsia"/>
+        </w:rPr>
+        <w:t>, AR_SIZE(</w:t>
+      </w:r>
+      <w:r>
+        <w:rPr>
+          <w:color w:val="FF0000"/>
+        </w:rPr>
+        <w:t>str1</w:t>
+      </w:r>
+      <w:r>
+        <w:rPr>
+          <w:rFonts w:hint="eastAsia"/>
+        </w:rPr>
+        <w:t>));</w:t>
+      </w:r>
+    </w:p>
+    <w:p>
+      <w:pPr>
+        <w:ind w:firstLineChars="100" w:firstLine="240"/>
       </w:pPr>
       <w:r>
         <w:rPr>
@@ -6284,10 +6397,10 @@
         <mc:AlternateContent>
           <mc:Choice Requires="wps">
             <w:drawing>
-              <wp:inline distT="0" distB="0" distL="0" distR="0" wp14:anchorId="6B5E821B" wp14:editId="23B240D8">
-                <wp:extent cx="5933440" cy="589280"/>
-                <wp:effectExtent l="0" t="0" r="10160" b="20320"/>
-                <wp:docPr id="22" name="文字方塊 22"/>
+              <wp:inline distT="0" distB="0" distL="0" distR="0" wp14:anchorId="4028A775" wp14:editId="72AD197B">
+                <wp:extent cx="5274310" cy="553085"/>
+                <wp:effectExtent l="0" t="0" r="21590" b="18415"/>
+                <wp:docPr id="33" name="文字方塊 33"/>
                 <wp:cNvGraphicFramePr/>
                 <a:graphic xmlns:a="http://schemas.openxmlformats.org/drawingml/2006/main">
                   <a:graphicData uri="http://schemas.microsoft.com/office/word/2010/wordprocessingShape">
@@ -6296,7 +6409,7 @@
                       <wps:spPr>
                         <a:xfrm>
                           <a:off x="0" y="0"/>
-                          <a:ext cx="5933440" cy="589280"/>
+                          <a:ext cx="5274310" cy="553085"/>
                         </a:xfrm>
                         <a:prstGeom prst="rect">
                           <a:avLst/>
@@ -6321,21 +6434,15 @@
                             </w:r>
                             <w:r>
                               <w:rPr>
-                                <w:color w:val="538135" w:themeColor="accent6" w:themeShade="BF"/>
-                              </w:rPr>
-                              <w:t xml:space="preserve">TM1637Display </w:t>
-                            </w:r>
-                            <w:r>
-                              <w:rPr>
-                                <w:color w:val="538135" w:themeColor="accent6" w:themeShade="BF"/>
-                              </w:rPr>
-                              <w:t>tm_</w:t>
-                            </w:r>
-                            <w:r>
-                              <w:rPr>
-                                <w:color w:val="538135" w:themeColor="accent6" w:themeShade="BF"/>
-                              </w:rPr>
-                              <w:t>display</w:t>
+                                <w:rFonts w:hint="eastAsia"/>
+                              </w:rPr>
+                              <w:t xml:space="preserve"> </w:t>
+                            </w:r>
+                            <w:r>
+                              <w:rPr>
+                                <w:rFonts w:hint="eastAsia"/>
+                              </w:rPr>
+                              <w:t>LCDA.DisplayString(</w:t>
                             </w:r>
                             <w:r>
                               <w:rPr>
@@ -6344,19 +6451,58 @@
                               <w:t>'</w:t>
                             </w:r>
                             <w:r>
+                              <w:rPr>
+                                <w:rFonts w:hint="eastAsia"/>
+                              </w:rPr>
+                              <w:t>●</w:t>
+                            </w:r>
+                            <w:r>
+                              <w:rPr>
+                                <w:color w:val="FF0000"/>
+                              </w:rPr>
                               <w:t xml:space="preserve"> </w:t>
                             </w:r>
                             <w:r>
                               <w:rPr>
+                                <w:color w:val="FF0000"/>
+                              </w:rPr>
+                              <w:t>value_row</w:t>
+                            </w:r>
+                            <w:r>
+                              <w:rPr>
                                 <w:rFonts w:hint="eastAsia"/>
                               </w:rPr>
                               <w:t>●</w:t>
                             </w:r>
                             <w:r>
                               <w:rPr>
+                                <w:color w:val="538135" w:themeColor="accent6" w:themeShade="BF"/>
+                              </w:rPr>
+                              <w:t xml:space="preserve"> </w:t>
+                            </w:r>
+                            <w:r>
+                              <w:rPr>
+                                <w:color w:val="538135" w:themeColor="accent6" w:themeShade="BF"/>
+                              </w:rPr>
+                              <w:t>'</w:t>
+                            </w:r>
+                            <w:r>
+                              <w:rPr>
+                                <w:rFonts w:hint="eastAsia"/>
+                              </w:rPr>
+                              <w:t xml:space="preserve">, </w:t>
+                            </w:r>
+                            <w:r>
+                              <w:rPr>
+                                <w:color w:val="538135" w:themeColor="accent6" w:themeShade="BF"/>
+                              </w:rPr>
+                              <w:t>'</w:t>
+                            </w:r>
+                            <w:r>
+                              <w:rPr>
                                 <w:color w:val="FF0000"/>
                               </w:rPr>
-                              <w:t xml:space="preserve">value_clk </w:t>
+                              <w:t xml:space="preserve"> </w:t>
                             </w:r>
                             <w:r>
                               <w:rPr>
@@ -6368,7 +6514,7 @@
                               <w:rPr>
                                 <w:color w:val="FF0000"/>
                               </w:rPr>
-                              <w:t>value_dio</w:t>
+                              <w:t>value_col</w:t>
                             </w:r>
                             <w:r>
                               <w:rPr>
@@ -6380,13 +6526,19 @@
                               <w:rPr>
                                 <w:color w:val="538135" w:themeColor="accent6" w:themeShade="BF"/>
                               </w:rPr>
+                              <w:t xml:space="preserve"> </w:t>
+                            </w:r>
+                            <w:r>
+                              <w:rPr>
+                                <w:color w:val="538135" w:themeColor="accent6" w:themeShade="BF"/>
+                              </w:rPr>
                               <w:t>'</w:t>
                             </w:r>
                             <w:r>
                               <w:rPr>
-                                <w:color w:val="538135" w:themeColor="accent6" w:themeShade="BF"/>
-                              </w:rPr>
-                              <w:t>(</w:t>
+                                <w:rFonts w:hint="eastAsia"/>
+                              </w:rPr>
+                              <w:t xml:space="preserve">, </w:t>
                             </w:r>
                             <w:r>
                               <w:rPr>
@@ -6396,6 +6548,12 @@
                             </w:r>
                             <w:r>
                               <w:rPr>
+                                <w:color w:val="FF0000"/>
+                              </w:rPr>
+                              <w:t xml:space="preserve"> </w:t>
+                            </w:r>
+                            <w:r>
+                              <w:rPr>
                                 <w:rFonts w:hint="eastAsia"/>
                               </w:rPr>
                               <w:t>●</w:t>
@@ -6404,7 +6562,7 @@
                               <w:rPr>
                                 <w:color w:val="FF0000"/>
                               </w:rPr>
-                              <w:t>value_clk</w:t>
+                              <w:t>value_str</w:t>
                             </w:r>
                             <w:r>
                               <w:rPr>
@@ -6413,19 +6571,49 @@
                               <w:t>●</w:t>
                             </w:r>
                             <w:r>
+                              <w:rPr>
+                                <w:color w:val="538135" w:themeColor="accent6" w:themeShade="BF"/>
+                              </w:rPr>
                               <w:t>'</w:t>
                             </w:r>
                             <w:r>
                               <w:rPr>
-                                <w:color w:val="538135" w:themeColor="accent6" w:themeShade="BF"/>
-                              </w:rPr>
-                              <w:t>,</w:t>
-                            </w:r>
-                            <w:r>
+                                <w:rFonts w:hint="eastAsia"/>
+                              </w:rPr>
+                              <w:t>, AR_SIZE(</w:t>
+                            </w:r>
+                            <w:r>
+                              <w:rPr>
+                                <w:color w:val="538135" w:themeColor="accent6" w:themeShade="BF"/>
+                              </w:rPr>
+                              <w:t>'</w:t>
+                            </w:r>
+                            <w:r>
+                              <w:rPr>
+                                <w:rFonts w:hint="eastAsia"/>
+                              </w:rPr>
+                              <w:t>●</w:t>
+                            </w:r>
+                            <w:r>
+                              <w:rPr>
+                                <w:color w:val="FF0000"/>
+                              </w:rPr>
                               <w:t xml:space="preserve"> </w:t>
                             </w:r>
                             <w:r>
                               <w:rPr>
+                                <w:color w:val="FF0000"/>
+                              </w:rPr>
+                              <w:t>value_str</w:t>
+                            </w:r>
+                            <w:r>
+                              <w:rPr>
+                                <w:rFonts w:hint="eastAsia"/>
+                              </w:rPr>
+                              <w:t>●</w:t>
+                            </w:r>
+                            <w:r>
+                              <w:rPr>
                                 <w:color w:val="538135" w:themeColor="accent6" w:themeShade="BF"/>
                               </w:rPr>
                               <w:t>'</w:t>
@@ -6434,48 +6622,15 @@
                               <w:rPr>
                                 <w:rFonts w:hint="eastAsia"/>
                               </w:rPr>
-                              <w:t xml:space="preserve"> </w:t>
-                            </w:r>
-                            <w:r>
-                              <w:rPr>
-                                <w:rFonts w:hint="eastAsia"/>
-                              </w:rPr>
-                              <w:t>●</w:t>
-                            </w:r>
-                            <w:r>
-                              <w:rPr>
-                                <w:color w:val="C45911" w:themeColor="accent2" w:themeShade="BF"/>
-                              </w:rPr>
-                              <w:t xml:space="preserve"> </w:t>
-                            </w:r>
-                            <w:r>
-                              <w:rPr>
-                                <w:color w:val="FF0000"/>
-                              </w:rPr>
-                              <w:t>value_dio</w:t>
-                            </w:r>
-                            <w:r>
-                              <w:rPr>
-                                <w:rFonts w:hint="eastAsia"/>
-                              </w:rPr>
-                              <w:t>●</w:t>
-                            </w:r>
-                            <w:r>
-                              <w:t>'</w:t>
-                            </w:r>
-                            <w:r>
-                              <w:rPr>
-                                <w:color w:val="538135" w:themeColor="accent6" w:themeShade="BF"/>
-                              </w:rPr>
-                              <w:t>);</w:t>
-                            </w:r>
-                            <w:r>
-                              <w:t xml:space="preserve"> </w:t>
-                            </w:r>
-                            <w:r>
-                              <w:rPr>
-                                <w:color w:val="538135" w:themeColor="accent6" w:themeShade="BF"/>
-                              </w:rPr>
+                              <w:t>));</w:t>
+                            </w:r>
+                            <w:r>
+                              <w:rPr>
+                                <w:color w:val="538135" w:themeColor="accent6" w:themeShade="BF"/>
+                              </w:rPr>
+                              <w:t>\n</w:t>
+                            </w:r>
+                            <w:r>
                               <w:t>'</w:t>
                             </w:r>
                           </w:p>
@@ -6495,7 +6650,7 @@
           </mc:Choice>
           <mc:Fallback>
             <w:pict>
-              <v:shape w14:anchorId="6B5E821B" id="文字方塊 22" o:spid="_x0000_s1043" type="#_x0000_t202" style="width:467.2pt;height:46.4pt;visibility:visible;mso-wrap-style:square;mso-left-percent:-10001;mso-top-percent:-10001;mso-position-horizontal:absolute;mso-position-horizontal-relative:char;mso-position-vertical:absolute;mso-position-vertical-relative:line;mso-left-percent:-10001;mso-top-percent:-10001;v-text-anchor:top" o:gfxdata="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" fillcolor="white [3201]" strokeweight=".5pt">
+              <v:shape w14:anchorId="4028A775" id="文字方塊 33" o:spid="_x0000_s1043" type="#_x0000_t202" style="width:415.3pt;height:43.55pt;visibility:visible;mso-wrap-style:square;mso-left-percent:-10001;mso-top-percent:-10001;mso-position-horizontal:absolute;mso-position-horizontal-relative:char;mso-position-vertical:absolute;mso-position-vertical-relative:line;mso-left-percent:-10001;mso-top-percent:-10001;v-text-anchor:top" o:gfxdata="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" fillcolor="white [3201]" strokeweight=".5pt">
                 <v:textbox>
                   <w:txbxContent>
                     <w:p>
@@ -6507,21 +6662,15 @@
                       </w:r>
                       <w:r>
                         <w:rPr>
-                          <w:color w:val="538135" w:themeColor="accent6" w:themeShade="BF"/>
-                        </w:rPr>
-                        <w:t xml:space="preserve">TM1637Display </w:t>
-                      </w:r>
-                      <w:r>
-                        <w:rPr>
-                          <w:color w:val="538135" w:themeColor="accent6" w:themeShade="BF"/>
-                        </w:rPr>
-                        <w:t>tm_</w:t>
-                      </w:r>
-                      <w:r>
-                        <w:rPr>
-                          <w:color w:val="538135" w:themeColor="accent6" w:themeShade="BF"/>
-                        </w:rPr>
-                        <w:t>display</w:t>
+                          <w:rFonts w:hint="eastAsia"/>
+                        </w:rPr>
+                        <w:t xml:space="preserve"> </w:t>
+                      </w:r>
+                      <w:r>
+                        <w:rPr>
+                          <w:rFonts w:hint="eastAsia"/>
+                        </w:rPr>
+                        <w:t>LCDA.DisplayString(</w:t>
                       </w:r>
                       <w:r>
                         <w:rPr>
@@ -6530,19 +6679,58 @@
                         <w:t>'</w:t>
                       </w:r>
                       <w:r>
+                        <w:rPr>
+                          <w:rFonts w:hint="eastAsia"/>
+                        </w:rPr>
+                        <w:t>●</w:t>
+                      </w:r>
+                      <w:r>
+                        <w:rPr>
+                          <w:color w:val="FF0000"/>
+                        </w:rPr>
                         <w:t xml:space="preserve"> </w:t>
                       </w:r>
                       <w:r>
                         <w:rPr>
+                          <w:color w:val="FF0000"/>
+                        </w:rPr>
+                        <w:t>value_row</w:t>
+                      </w:r>
+                      <w:r>
+                        <w:rPr>
                           <w:rFonts w:hint="eastAsia"/>
                         </w:rPr>
                         <w:t>●</w:t>
                       </w:r>
                       <w:r>
                         <w:rPr>
+                          <w:color w:val="538135" w:themeColor="accent6" w:themeShade="BF"/>
+                        </w:rPr>
+                        <w:t xml:space="preserve"> </w:t>
+                      </w:r>
+                      <w:r>
+                        <w:rPr>
+                          <w:color w:val="538135" w:themeColor="accent6" w:themeShade="BF"/>
+                        </w:rPr>
+                        <w:t>'</w:t>
+                      </w:r>
+                      <w:r>
+                        <w:rPr>
+                          <w:rFonts w:hint="eastAsia"/>
+                        </w:rPr>
+                        <w:t xml:space="preserve">, </w:t>
+                      </w:r>
+                      <w:r>
+                        <w:rPr>
+                          <w:color w:val="538135" w:themeColor="accent6" w:themeShade="BF"/>
+                        </w:rPr>
+                        <w:t>'</w:t>
+                      </w:r>
+                      <w:r>
+                        <w:rPr>
                           <w:color w:val="FF0000"/>
                         </w:rPr>
-                        <w:t xml:space="preserve">value_clk </w:t>
+                        <w:t xml:space="preserve"> </w:t>
                       </w:r>
                       <w:r>
                         <w:rPr>
@@ -6554,7 +6742,7 @@
                         <w:rPr>
                           <w:color w:val="FF0000"/>
                         </w:rPr>
-                        <w:t>value_dio</w:t>
+                        <w:t>value_col</w:t>
                       </w:r>
                       <w:r>
                         <w:rPr>
@@ -6566,13 +6754,19 @@
                         <w:rPr>
                           <w:color w:val="538135" w:themeColor="accent6" w:themeShade="BF"/>
                         </w:rPr>
+                        <w:t xml:space="preserve"> </w:t>
+                      </w:r>
+                      <w:r>
+                        <w:rPr>
+                          <w:color w:val="538135" w:themeColor="accent6" w:themeShade="BF"/>
+                        </w:rPr>
                         <w:t>'</w:t>
                       </w:r>
                       <w:r>
                         <w:rPr>
-                          <w:color w:val="538135" w:themeColor="accent6" w:themeShade="BF"/>
-                        </w:rPr>
-                        <w:t>(</w:t>
+                          <w:rFonts w:hint="eastAsia"/>
+                        </w:rPr>
+                        <w:t xml:space="preserve">, </w:t>
                       </w:r>
                       <w:r>
                         <w:rPr>
@@ -6582,6 +6776,12 @@
                       </w:r>
                       <w:r>
                         <w:rPr>
+                          <w:color w:val="FF0000"/>
+                        </w:rPr>
+                        <w:t xml:space="preserve"> </w:t>
+                      </w:r>
+                      <w:r>
+                        <w:rPr>
                           <w:rFonts w:hint="eastAsia"/>
                         </w:rPr>
                         <w:t>●</w:t>
@@ -6590,7 +6790,7 @@
                         <w:rPr>
                           <w:color w:val="FF0000"/>
                         </w:rPr>
-                        <w:t>value_clk</w:t>
+                        <w:t>value_str</w:t>
                       </w:r>
                       <w:r>
                         <w:rPr>
@@ -6599,19 +6799,49 @@
                         <w:t>●</w:t>
                       </w:r>
                       <w:r>
+                        <w:rPr>
+                          <w:color w:val="538135" w:themeColor="accent6" w:themeShade="BF"/>
+                        </w:rPr>
                         <w:t>'</w:t>
                       </w:r>
                       <w:r>
                         <w:rPr>
-                          <w:color w:val="538135" w:themeColor="accent6" w:themeShade="BF"/>
-                        </w:rPr>
-                        <w:t>,</w:t>
-                      </w:r>
-                      <w:r>
+                          <w:rFonts w:hint="eastAsia"/>
+                        </w:rPr>
+                        <w:t>, AR_SIZE(</w:t>
+                      </w:r>
+                      <w:r>
+                        <w:rPr>
+                          <w:color w:val="538135" w:themeColor="accent6" w:themeShade="BF"/>
+                        </w:rPr>
+                        <w:t>'</w:t>
+                      </w:r>
+                      <w:r>
+                        <w:rPr>
+                          <w:rFonts w:hint="eastAsia"/>
+                        </w:rPr>
+                        <w:t>●</w:t>
+                      </w:r>
+                      <w:r>
+                        <w:rPr>
+                          <w:color w:val="FF0000"/>
+                        </w:rPr>
                         <w:t xml:space="preserve"> </w:t>
                       </w:r>
                       <w:r>
                         <w:rPr>
+                          <w:color w:val="FF0000"/>
+                        </w:rPr>
+                        <w:t>value_str</w:t>
+                      </w:r>
+                      <w:r>
+                        <w:rPr>
+                          <w:rFonts w:hint="eastAsia"/>
+                        </w:rPr>
+                        <w:t>●</w:t>
+                      </w:r>
+                      <w:r>
+                        <w:rPr>
                           <w:color w:val="538135" w:themeColor="accent6" w:themeShade="BF"/>
                         </w:rPr>
                         <w:t>'</w:t>
@@ -6620,48 +6850,15 @@
                         <w:rPr>
                           <w:rFonts w:hint="eastAsia"/>
                         </w:rPr>
-                        <w:t xml:space="preserve"> </w:t>
-                      </w:r>
-                      <w:r>
-                        <w:rPr>
-                          <w:rFonts w:hint="eastAsia"/>
-                        </w:rPr>
-                        <w:t>●</w:t>
-                      </w:r>
-                      <w:r>
-                        <w:rPr>
-                          <w:color w:val="C45911" w:themeColor="accent2" w:themeShade="BF"/>
-                        </w:rPr>
-                        <w:t xml:space="preserve"> </w:t>
-                      </w:r>
-                      <w:r>
-                        <w:rPr>
-                          <w:color w:val="FF0000"/>
-                        </w:rPr>
-                        <w:t>value_dio</w:t>
-                      </w:r>
-                      <w:r>
-                        <w:rPr>
-                          <w:rFonts w:hint="eastAsia"/>
-                        </w:rPr>
-                        <w:t>●</w:t>
-                      </w:r>
-                      <w:r>
-                        <w:t>'</w:t>
-                      </w:r>
-                      <w:r>
-                        <w:rPr>
-                          <w:color w:val="538135" w:themeColor="accent6" w:themeShade="BF"/>
-                        </w:rPr>
-                        <w:t>);</w:t>
-                      </w:r>
-                      <w:r>
-                        <w:t xml:space="preserve"> </w:t>
-                      </w:r>
-                      <w:r>
-                        <w:rPr>
-                          <w:color w:val="538135" w:themeColor="accent6" w:themeShade="BF"/>
-                        </w:rPr>
+                        <w:t>));</w:t>
+                      </w:r>
+                      <w:r>
+                        <w:rPr>
+                          <w:color w:val="538135" w:themeColor="accent6" w:themeShade="BF"/>
+                        </w:rPr>
+                        <w:t>\n</w:t>
+                      </w:r>
+                      <w:r>
                         <w:t>'</w:t>
                       </w:r>
                     </w:p>
@@ -6674,853 +6871,10 @@
         </mc:AlternateContent>
       </w:r>
     </w:p>
-    <w:p/>
-    <w:p>
-      <w:pPr>
-        <w:rPr>
-          <w:shd w:val="clear" w:color="auto" w:fill="D9D9D9" w:themeFill="background1" w:themeFillShade="D9"/>
-        </w:rPr>
-      </w:pPr>
-      <w:r>
-        <w:rPr>
-          <w:shd w:val="clear" w:color="auto" w:fill="D9D9D9" w:themeFill="background1" w:themeFillShade="D9"/>
-        </w:rPr>
-        <w:t>void setup() {</w:t>
-      </w:r>
-    </w:p>
-    <w:p>
-      <w:pPr>
-        <w:ind w:leftChars="100" w:left="240"/>
-        <w:rPr>
-          <w:color w:val="538135" w:themeColor="accent6" w:themeShade="BF"/>
-        </w:rPr>
-      </w:pPr>
-      <w:r>
-        <w:rPr>
-          <w:color w:val="538135" w:themeColor="accent6" w:themeShade="BF"/>
-        </w:rPr>
-        <w:t>tm_</w:t>
-      </w:r>
-      <w:r>
-        <w:rPr>
-          <w:color w:val="538135" w:themeColor="accent6" w:themeShade="BF"/>
-        </w:rPr>
-        <w:t>display</w:t>
-      </w:r>
-      <w:r>
-        <w:rPr>
-          <w:color w:val="FF0000"/>
-        </w:rPr>
-        <w:t>23</w:t>
-      </w:r>
-      <w:r>
-        <w:rPr>
-          <w:color w:val="538135" w:themeColor="accent6" w:themeShade="BF"/>
-        </w:rPr>
-        <w:t>.setBrightness(7);</w:t>
-      </w:r>
-    </w:p>
-    <w:p>
-      <w:pPr>
-        <w:ind w:leftChars="100" w:left="240"/>
-        <w:rPr>
-          <w:color w:val="538135" w:themeColor="accent6" w:themeShade="BF"/>
-        </w:rPr>
-      </w:pPr>
-      <w:r>
-        <w:rPr>
-          <w:noProof/>
-        </w:rPr>
-        <mc:AlternateContent>
-          <mc:Choice Requires="wps">
-            <w:drawing>
-              <wp:inline distT="0" distB="0" distL="0" distR="0" wp14:anchorId="086E5BD7" wp14:editId="0CC5F185">
-                <wp:extent cx="5274310" cy="381000"/>
-                <wp:effectExtent l="0" t="0" r="21590" b="19050"/>
-                <wp:docPr id="23" name="文字方塊 23"/>
-                <wp:cNvGraphicFramePr/>
-                <a:graphic xmlns:a="http://schemas.openxmlformats.org/drawingml/2006/main">
-                  <a:graphicData uri="http://schemas.microsoft.com/office/word/2010/wordprocessingShape">
-                    <wps:wsp>
-                      <wps:cNvSpPr txBox="1"/>
-                      <wps:spPr>
-                        <a:xfrm>
-                          <a:off x="0" y="0"/>
-                          <a:ext cx="5274310" cy="381000"/>
-                        </a:xfrm>
-                        <a:prstGeom prst="rect">
-                          <a:avLst/>
-                        </a:prstGeom>
-                        <a:solidFill>
-                          <a:schemeClr val="lt1"/>
-                        </a:solidFill>
-                        <a:ln w="6350">
-                          <a:solidFill>
-                            <a:prstClr val="black"/>
-                          </a:solidFill>
-                        </a:ln>
-                      </wps:spPr>
-                      <wps:txbx>
-                        <w:txbxContent>
-                          <w:p>
-                            <w:r>
-                              <w:rPr>
-                                <w:color w:val="538135" w:themeColor="accent6" w:themeShade="BF"/>
-                              </w:rPr>
-                              <w:t>''</w:t>
-                            </w:r>
-                            <w:r>
-                              <w:rPr>
-                                <w:color w:val="538135" w:themeColor="accent6" w:themeShade="BF"/>
-                              </w:rPr>
-                              <w:t>tm_</w:t>
-                            </w:r>
-                            <w:r>
-                              <w:rPr>
-                                <w:color w:val="538135" w:themeColor="accent6" w:themeShade="BF"/>
-                              </w:rPr>
-                              <w:t>display</w:t>
-                            </w:r>
-                            <w:r>
-                              <w:rPr>
-                                <w:color w:val="538135" w:themeColor="accent6" w:themeShade="BF"/>
-                              </w:rPr>
-                              <w:t>'</w:t>
-                            </w:r>
-                            <w:r>
-                              <w:rPr>
-                                <w:rFonts w:hint="eastAsia"/>
-                              </w:rPr>
-                              <w:t>●</w:t>
-                            </w:r>
-                            <w:r>
-                              <w:rPr>
-                                <w:color w:val="FF0000"/>
-                              </w:rPr>
-                              <w:t xml:space="preserve"> </w:t>
-                            </w:r>
-                            <w:r>
-                              <w:rPr>
-                                <w:color w:val="FF0000"/>
-                              </w:rPr>
-                              <w:t>value_clk</w:t>
-                            </w:r>
-                            <w:r>
-                              <w:rPr>
-                                <w:rFonts w:hint="eastAsia"/>
-                              </w:rPr>
-                              <w:t>●</w:t>
-                            </w:r>
-                            <w:r>
-                              <w:rPr>
-                                <w:color w:val="FF0000"/>
-                              </w:rPr>
-                              <w:t xml:space="preserve"> </w:t>
-                            </w:r>
-                            <w:r>
-                              <w:rPr>
-                                <w:color w:val="FF0000"/>
-                              </w:rPr>
-                              <w:t>value_dio</w:t>
-                            </w:r>
-                            <w:r>
-                              <w:rPr>
-                                <w:rFonts w:hint="eastAsia"/>
-                              </w:rPr>
-                              <w:t>●</w:t>
-                            </w:r>
-                            <w:r>
-                              <w:rPr>
-                                <w:color w:val="538135" w:themeColor="accent6" w:themeShade="BF"/>
-                              </w:rPr>
-                              <w:t>'</w:t>
-                            </w:r>
-                            <w:r>
-                              <w:rPr>
-                                <w:color w:val="538135" w:themeColor="accent6" w:themeShade="BF"/>
-                              </w:rPr>
-                              <w:t>.setBrightness(7);</w:t>
-                            </w:r>
-                            <w:r>
-                              <w:rPr>
-                                <w:color w:val="538135" w:themeColor="accent6" w:themeShade="BF"/>
-                              </w:rPr>
-                              <w:t xml:space="preserve"> </w:t>
-                            </w:r>
-                            <w:r>
-                              <w:rPr>
-                                <w:color w:val="538135" w:themeColor="accent6" w:themeShade="BF"/>
-                              </w:rPr>
-                              <w:t>\n</w:t>
-                            </w:r>
-                            <w:r>
-                              <w:rPr>
-                                <w:color w:val="538135" w:themeColor="accent6" w:themeShade="BF"/>
-                              </w:rPr>
-                              <w:t xml:space="preserve"> </w:t>
-                            </w:r>
-                            <w:r>
-                              <w:rPr>
-                                <w:color w:val="538135" w:themeColor="accent6" w:themeShade="BF"/>
-                              </w:rPr>
-                              <w:t>'</w:t>
-                            </w:r>
-                          </w:p>
-                        </w:txbxContent>
-                      </wps:txbx>
-                      <wps:bodyPr rot="0" spcFirstLastPara="0" vertOverflow="overflow" horzOverflow="overflow" vert="horz" wrap="square" lIns="91440" tIns="45720" rIns="91440" bIns="45720" numCol="1" spcCol="0" rtlCol="0" fromWordArt="0" anchor="t" anchorCtr="0" forceAA="0" compatLnSpc="1">
-                        <a:prstTxWarp prst="textNoShape">
-                          <a:avLst/>
-                        </a:prstTxWarp>
-                        <a:noAutofit/>
-                      </wps:bodyPr>
-                    </wps:wsp>
-                  </a:graphicData>
-                </a:graphic>
-              </wp:inline>
-            </w:drawing>
-          </mc:Choice>
-          <mc:Fallback>
-            <w:pict>
-              <v:shape w14:anchorId="086E5BD7" id="文字方塊 23" o:spid="_x0000_s1044" type="#_x0000_t202" style="width:415.3pt;height:30pt;visibility:visible;mso-wrap-style:square;mso-left-percent:-10001;mso-top-percent:-10001;mso-position-horizontal:absolute;mso-position-horizontal-relative:char;mso-position-vertical:absolute;mso-position-vertical-relative:line;mso-left-percent:-10001;mso-top-percent:-10001;v-text-anchor:top" o:gfxdata="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" fillcolor="white [3201]" strokeweight=".5pt">
-                <v:textbox>
-                  <w:txbxContent>
-                    <w:p>
-                      <w:r>
-                        <w:rPr>
-                          <w:color w:val="538135" w:themeColor="accent6" w:themeShade="BF"/>
-                        </w:rPr>
-                        <w:t>''</w:t>
-                      </w:r>
-                      <w:r>
-                        <w:rPr>
-                          <w:color w:val="538135" w:themeColor="accent6" w:themeShade="BF"/>
-                        </w:rPr>
-                        <w:t>tm_</w:t>
-                      </w:r>
-                      <w:r>
-                        <w:rPr>
-                          <w:color w:val="538135" w:themeColor="accent6" w:themeShade="BF"/>
-                        </w:rPr>
-                        <w:t>display</w:t>
-                      </w:r>
-                      <w:r>
-                        <w:rPr>
-                          <w:color w:val="538135" w:themeColor="accent6" w:themeShade="BF"/>
-                        </w:rPr>
-                        <w:t>'</w:t>
-                      </w:r>
-                      <w:r>
-                        <w:rPr>
-                          <w:rFonts w:hint="eastAsia"/>
-                        </w:rPr>
-                        <w:t>●</w:t>
-                      </w:r>
-                      <w:r>
-                        <w:rPr>
-                          <w:color w:val="FF0000"/>
-                        </w:rPr>
-                        <w:t xml:space="preserve"> </w:t>
-                      </w:r>
-                      <w:r>
-                        <w:rPr>
-                          <w:color w:val="FF0000"/>
-                        </w:rPr>
-                        <w:t>value_clk</w:t>
-                      </w:r>
-                      <w:r>
-                        <w:rPr>
-                          <w:rFonts w:hint="eastAsia"/>
-                        </w:rPr>
-                        <w:t>●</w:t>
-                      </w:r>
-                      <w:r>
-                        <w:rPr>
-                          <w:color w:val="FF0000"/>
-                        </w:rPr>
-                        <w:t xml:space="preserve"> </w:t>
-                      </w:r>
-                      <w:r>
-                        <w:rPr>
-                          <w:color w:val="FF0000"/>
-                        </w:rPr>
-                        <w:t>value_dio</w:t>
-                      </w:r>
-                      <w:r>
-                        <w:rPr>
-                          <w:rFonts w:hint="eastAsia"/>
-                        </w:rPr>
-                        <w:t>●</w:t>
-                      </w:r>
-                      <w:r>
-                        <w:rPr>
-                          <w:color w:val="538135" w:themeColor="accent6" w:themeShade="BF"/>
-                        </w:rPr>
-                        <w:t>'</w:t>
-                      </w:r>
-                      <w:r>
-                        <w:rPr>
-                          <w:color w:val="538135" w:themeColor="accent6" w:themeShade="BF"/>
-                        </w:rPr>
-                        <w:t>.setBrightness(7);</w:t>
-                      </w:r>
-                      <w:r>
-                        <w:rPr>
-                          <w:color w:val="538135" w:themeColor="accent6" w:themeShade="BF"/>
-                        </w:rPr>
-                        <w:t xml:space="preserve"> </w:t>
-                      </w:r>
-                      <w:r>
-                        <w:rPr>
-                          <w:color w:val="538135" w:themeColor="accent6" w:themeShade="BF"/>
-                        </w:rPr>
-                        <w:t>\n</w:t>
-                      </w:r>
-                      <w:r>
-                        <w:rPr>
-                          <w:color w:val="538135" w:themeColor="accent6" w:themeShade="BF"/>
-                        </w:rPr>
-                        <w:t xml:space="preserve"> </w:t>
-                      </w:r>
-                      <w:r>
-                        <w:rPr>
-                          <w:color w:val="538135" w:themeColor="accent6" w:themeShade="BF"/>
-                        </w:rPr>
-                        <w:t>'</w:t>
-                      </w:r>
-                    </w:p>
-                  </w:txbxContent>
-                </v:textbox>
-                <w10:anchorlock/>
-              </v:shape>
-            </w:pict>
-          </mc:Fallback>
-        </mc:AlternateContent>
-      </w:r>
-    </w:p>
-    <w:p>
-      <w:pPr>
-        <w:ind w:leftChars="100" w:left="240"/>
-        <w:rPr>
-          <w:color w:val="538135" w:themeColor="accent6" w:themeShade="BF"/>
-        </w:rPr>
-      </w:pPr>
-    </w:p>
-    <w:p>
-      <w:pPr>
-        <w:ind w:leftChars="100" w:left="240"/>
-      </w:pPr>
-    </w:p>
-    <w:p>
-      <w:pPr>
-        <w:rPr>
-          <w:shd w:val="clear" w:color="auto" w:fill="D9D9D9" w:themeFill="background1" w:themeFillShade="D9"/>
-        </w:rPr>
-      </w:pPr>
-      <w:r>
-        <w:rPr>
-          <w:shd w:val="clear" w:color="auto" w:fill="D9D9D9" w:themeFill="background1" w:themeFillShade="D9"/>
-        </w:rPr>
-        <w:t>}</w:t>
-      </w:r>
-      <w:r>
-        <w:rPr>
-          <w:shd w:val="clear" w:color="auto" w:fill="D9D9D9" w:themeFill="background1" w:themeFillShade="D9"/>
-        </w:rPr>
-        <w:t xml:space="preserve">   </w:t>
-      </w:r>
-    </w:p>
-    <w:p/>
-    <w:p>
-      <w:pPr>
-        <w:rPr>
-          <w:shd w:val="clear" w:color="auto" w:fill="D9D9D9" w:themeFill="background1" w:themeFillShade="D9"/>
-        </w:rPr>
-      </w:pPr>
-      <w:r>
-        <w:rPr>
-          <w:shd w:val="clear" w:color="auto" w:fill="D9D9D9" w:themeFill="background1" w:themeFillShade="D9"/>
-        </w:rPr>
-        <w:t>void loop() {</w:t>
-      </w:r>
-    </w:p>
     <w:p>
       <w:pPr>
         <w:ind w:firstLineChars="100" w:firstLine="240"/>
       </w:pPr>
-      <w:r>
-        <w:t>tm_di</w:t>
-      </w:r>
-      <w:r>
-        <w:t>splay</w:t>
-      </w:r>
-      <w:r>
-        <w:rPr>
-          <w:color w:val="FF0000"/>
-        </w:rPr>
-        <w:t xml:space="preserve"> </w:t>
-      </w:r>
-      <w:r>
-        <w:rPr>
-          <w:color w:val="FF0000"/>
-        </w:rPr>
-        <w:t>value_clk</w:t>
-      </w:r>
-      <w:r>
-        <w:rPr>
-          <w:color w:val="FF0000"/>
-        </w:rPr>
-        <w:t xml:space="preserve"> </w:t>
-      </w:r>
-      <w:r>
-        <w:rPr>
-          <w:color w:val="FF0000"/>
-        </w:rPr>
-        <w:t>value_dio</w:t>
-      </w:r>
-      <w:r>
-        <w:t>.s</w:t>
-      </w:r>
-      <w:r>
-        <w:t>howNumberDec(</w:t>
-      </w:r>
-      <w:r>
-        <w:rPr>
-          <w:color w:val="FF0000"/>
-        </w:rPr>
-        <w:t>num</w:t>
-      </w:r>
-      <w:r>
-        <w:t>,</w:t>
-      </w:r>
-      <w:r>
-        <w:rPr>
-          <w:color w:val="FF0000"/>
-        </w:rPr>
-        <w:t>false</w:t>
-      </w:r>
-      <w:r>
-        <w:t>);</w:t>
-      </w:r>
-    </w:p>
-    <w:p>
-      <w:pPr>
-        <w:ind w:firstLineChars="100" w:firstLine="240"/>
-      </w:pPr>
-      <w:r>
-        <w:rPr>
-          <w:noProof/>
-        </w:rPr>
-        <mc:AlternateContent>
-          <mc:Choice Requires="wps">
-            <w:drawing>
-              <wp:inline distT="0" distB="0" distL="0" distR="0" wp14:anchorId="20CF2774" wp14:editId="46294018">
-                <wp:extent cx="5760720" cy="604520"/>
-                <wp:effectExtent l="0" t="0" r="11430" b="24130"/>
-                <wp:docPr id="24" name="文字方塊 24"/>
-                <wp:cNvGraphicFramePr/>
-                <a:graphic xmlns:a="http://schemas.openxmlformats.org/drawingml/2006/main">
-                  <a:graphicData uri="http://schemas.microsoft.com/office/word/2010/wordprocessingShape">
-                    <wps:wsp>
-                      <wps:cNvSpPr txBox="1"/>
-                      <wps:spPr>
-                        <a:xfrm>
-                          <a:off x="0" y="0"/>
-                          <a:ext cx="5760720" cy="604520"/>
-                        </a:xfrm>
-                        <a:prstGeom prst="rect">
-                          <a:avLst/>
-                        </a:prstGeom>
-                        <a:solidFill>
-                          <a:schemeClr val="lt1"/>
-                        </a:solidFill>
-                        <a:ln w="6350">
-                          <a:solidFill>
-                            <a:prstClr val="black"/>
-                          </a:solidFill>
-                        </a:ln>
-                      </wps:spPr>
-                      <wps:txbx>
-                        <w:txbxContent>
-                          <w:p>
-                            <w:r>
-                              <w:rPr>
-                                <w:color w:val="538135" w:themeColor="accent6" w:themeShade="BF"/>
-                              </w:rPr>
-                              <w:t>''</w:t>
-                            </w:r>
-                            <w:r>
-                              <w:t>tm_di</w:t>
-                            </w:r>
-                            <w:r>
-                              <w:t>splay</w:t>
-                            </w:r>
-                            <w:r>
-                              <w:rPr>
-                                <w:color w:val="538135" w:themeColor="accent6" w:themeShade="BF"/>
-                              </w:rPr>
-                              <w:t>'</w:t>
-                            </w:r>
-                            <w:r>
-                              <w:rPr>
-                                <w:color w:val="FF0000"/>
-                              </w:rPr>
-                              <w:t xml:space="preserve"> </w:t>
-                            </w:r>
-                            <w:r>
-                              <w:rPr>
-                                <w:rFonts w:hint="eastAsia"/>
-                              </w:rPr>
-                              <w:t>●</w:t>
-                            </w:r>
-                            <w:r>
-                              <w:rPr>
-                                <w:color w:val="FF0000"/>
-                              </w:rPr>
-                              <w:t>value_clk</w:t>
-                            </w:r>
-                            <w:r>
-                              <w:rPr>
-                                <w:color w:val="FF0000"/>
-                              </w:rPr>
-                              <w:t xml:space="preserve"> </w:t>
-                            </w:r>
-                            <w:r>
-                              <w:rPr>
-                                <w:rFonts w:hint="eastAsia"/>
-                              </w:rPr>
-                              <w:t>●</w:t>
-                            </w:r>
-                            <w:r>
-                              <w:rPr>
-                                <w:color w:val="FF0000"/>
-                              </w:rPr>
-                              <w:t>value_dio</w:t>
-                            </w:r>
-                            <w:r>
-                              <w:rPr>
-                                <w:rFonts w:hint="eastAsia"/>
-                              </w:rPr>
-                              <w:t>●</w:t>
-                            </w:r>
-                            <w:r>
-                              <w:rPr>
-                                <w:color w:val="538135" w:themeColor="accent6" w:themeShade="BF"/>
-                              </w:rPr>
-                              <w:t>'</w:t>
-                            </w:r>
-                            <w:r>
-                              <w:t>.s</w:t>
-                            </w:r>
-                            <w:r>
-                              <w:t>howNumberDec(</w:t>
-                            </w:r>
-                            <w:r>
-                              <w:rPr>
-                                <w:color w:val="538135" w:themeColor="accent6" w:themeShade="BF"/>
-                              </w:rPr>
-                              <w:t>'</w:t>
-                            </w:r>
-                            <w:r>
-                              <w:rPr>
-                                <w:rFonts w:hint="eastAsia"/>
-                              </w:rPr>
-                              <w:t>●</w:t>
-                            </w:r>
-                            <w:r>
-                              <w:rPr>
-                                <w:color w:val="FF0000"/>
-                              </w:rPr>
-                              <w:t>value_num</w:t>
-                            </w:r>
-                            <w:r>
-                              <w:rPr>
-                                <w:rFonts w:hint="eastAsia"/>
-                              </w:rPr>
-                              <w:t>●</w:t>
-                            </w:r>
-                            <w:r>
-                              <w:rPr>
-                                <w:color w:val="538135" w:themeColor="accent6" w:themeShade="BF"/>
-                              </w:rPr>
-                              <w:t>'</w:t>
-                            </w:r>
-                            <w:r>
-                              <w:t>,</w:t>
-                            </w:r>
-                            <w:r>
-                              <w:rPr>
-                                <w:color w:val="538135" w:themeColor="accent6" w:themeShade="BF"/>
-                              </w:rPr>
-                              <w:t xml:space="preserve"> </w:t>
-                            </w:r>
-                            <w:r>
-                              <w:rPr>
-                                <w:color w:val="538135" w:themeColor="accent6" w:themeShade="BF"/>
-                              </w:rPr>
-                              <w:t>'</w:t>
-                            </w:r>
-                            <w:r>
-                              <w:rPr>
-                                <w:color w:val="FF0000"/>
-                              </w:rPr>
-                              <w:t xml:space="preserve"> </w:t>
-                            </w:r>
-                            <w:r>
-                              <w:rPr>
-                                <w:rFonts w:hint="eastAsia"/>
-                              </w:rPr>
-                              <w:t>●</w:t>
-                            </w:r>
-                            <w:r>
-                              <w:rPr>
-                                <w:color w:val="FF0000"/>
-                              </w:rPr>
-                              <w:t>dropdown_leading_zero</w:t>
-                            </w:r>
-                            <w:r>
-                              <w:rPr>
-                                <w:rFonts w:hint="eastAsia"/>
-                              </w:rPr>
-                              <w:t>●</w:t>
-                            </w:r>
-                            <w:r>
-                              <w:rPr>
-                                <w:color w:val="538135" w:themeColor="accent6" w:themeShade="BF"/>
-                              </w:rPr>
-                              <w:t>'</w:t>
-                            </w:r>
-                            <w:r>
-                              <w:t>);</w:t>
-                            </w:r>
-                            <w:r>
-                              <w:rPr>
-                                <w:color w:val="538135" w:themeColor="accent6" w:themeShade="BF"/>
-                              </w:rPr>
-                              <w:t xml:space="preserve"> </w:t>
-                            </w:r>
-                            <w:r>
-                              <w:rPr>
-                                <w:color w:val="538135" w:themeColor="accent6" w:themeShade="BF"/>
-                              </w:rPr>
-                              <w:t>\n</w:t>
-                            </w:r>
-                            <w:r>
-                              <w:rPr>
-                                <w:color w:val="538135" w:themeColor="accent6" w:themeShade="BF"/>
-                              </w:rPr>
-                              <w:t xml:space="preserve"> </w:t>
-                            </w:r>
-                            <w:r>
-                              <w:rPr>
-                                <w:color w:val="538135" w:themeColor="accent6" w:themeShade="BF"/>
-                              </w:rPr>
-                              <w:t>'</w:t>
-                            </w:r>
-                          </w:p>
-                        </w:txbxContent>
-                      </wps:txbx>
-                      <wps:bodyPr rot="0" spcFirstLastPara="0" vertOverflow="overflow" horzOverflow="overflow" vert="horz" wrap="square" lIns="91440" tIns="45720" rIns="91440" bIns="45720" numCol="1" spcCol="0" rtlCol="0" fromWordArt="0" anchor="t" anchorCtr="0" forceAA="0" compatLnSpc="1">
-                        <a:prstTxWarp prst="textNoShape">
-                          <a:avLst/>
-                        </a:prstTxWarp>
-                        <a:noAutofit/>
-                      </wps:bodyPr>
-                    </wps:wsp>
-                  </a:graphicData>
-                </a:graphic>
-              </wp:inline>
-            </w:drawing>
-          </mc:Choice>
-          <mc:Fallback>
-            <w:pict>
-              <v:shape w14:anchorId="20CF2774" id="文字方塊 24" o:spid="_x0000_s1045" type="#_x0000_t202" style="width:453.6pt;height:47.6pt;visibility:visible;mso-wrap-style:square;mso-left-percent:-10001;mso-top-percent:-10001;mso-position-horizontal:absolute;mso-position-horizontal-relative:char;mso-position-vertical:absolute;mso-position-vertical-relative:line;mso-left-percent:-10001;mso-top-percent:-10001;v-text-anchor:top" o:gfxdata="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" fillcolor="white [3201]" strokeweight=".5pt">
-                <v:textbox>
-                  <w:txbxContent>
-                    <w:p>
-                      <w:r>
-                        <w:rPr>
-                          <w:color w:val="538135" w:themeColor="accent6" w:themeShade="BF"/>
-                        </w:rPr>
-                        <w:t>''</w:t>
-                      </w:r>
-                      <w:r>
-                        <w:t>tm_di</w:t>
-                      </w:r>
-                      <w:r>
-                        <w:t>splay</w:t>
-                      </w:r>
-                      <w:r>
-                        <w:rPr>
-                          <w:color w:val="538135" w:themeColor="accent6" w:themeShade="BF"/>
-                        </w:rPr>
-                        <w:t>'</w:t>
-                      </w:r>
-                      <w:r>
-                        <w:rPr>
-                          <w:color w:val="FF0000"/>
-                        </w:rPr>
-                        <w:t xml:space="preserve"> </w:t>
-                      </w:r>
-                      <w:r>
-                        <w:rPr>
-                          <w:rFonts w:hint="eastAsia"/>
-                        </w:rPr>
-                        <w:t>●</w:t>
-                      </w:r>
-                      <w:r>
-                        <w:rPr>
-                          <w:color w:val="FF0000"/>
-                        </w:rPr>
-                        <w:t>value_clk</w:t>
-                      </w:r>
-                      <w:r>
-                        <w:rPr>
-                          <w:color w:val="FF0000"/>
-                        </w:rPr>
-                        <w:t xml:space="preserve"> </w:t>
-                      </w:r>
-                      <w:r>
-                        <w:rPr>
-                          <w:rFonts w:hint="eastAsia"/>
-                        </w:rPr>
-                        <w:t>●</w:t>
-                      </w:r>
-                      <w:r>
-                        <w:rPr>
-                          <w:color w:val="FF0000"/>
-                        </w:rPr>
-                        <w:t>value_dio</w:t>
-                      </w:r>
-                      <w:r>
-                        <w:rPr>
-                          <w:rFonts w:hint="eastAsia"/>
-                        </w:rPr>
-                        <w:t>●</w:t>
-                      </w:r>
-                      <w:r>
-                        <w:rPr>
-                          <w:color w:val="538135" w:themeColor="accent6" w:themeShade="BF"/>
-                        </w:rPr>
-                        <w:t>'</w:t>
-                      </w:r>
-                      <w:r>
-                        <w:t>.s</w:t>
-                      </w:r>
-                      <w:r>
-                        <w:t>howNumberDec(</w:t>
-                      </w:r>
-                      <w:r>
-                        <w:rPr>
-                          <w:color w:val="538135" w:themeColor="accent6" w:themeShade="BF"/>
-                        </w:rPr>
-                        <w:t>'</w:t>
-                      </w:r>
-                      <w:r>
-                        <w:rPr>
-                          <w:rFonts w:hint="eastAsia"/>
-                        </w:rPr>
-                        <w:t>●</w:t>
-                      </w:r>
-                      <w:r>
-                        <w:rPr>
-                          <w:color w:val="FF0000"/>
-                        </w:rPr>
-                        <w:t>value_num</w:t>
-                      </w:r>
-                      <w:r>
-                        <w:rPr>
-                          <w:rFonts w:hint="eastAsia"/>
-                        </w:rPr>
-                        <w:t>●</w:t>
-                      </w:r>
-                      <w:r>
-                        <w:rPr>
-                          <w:color w:val="538135" w:themeColor="accent6" w:themeShade="BF"/>
-                        </w:rPr>
-                        <w:t>'</w:t>
-                      </w:r>
-                      <w:r>
-                        <w:t>,</w:t>
-                      </w:r>
-                      <w:r>
-                        <w:rPr>
-                          <w:color w:val="538135" w:themeColor="accent6" w:themeShade="BF"/>
-                        </w:rPr>
-                        <w:t xml:space="preserve"> </w:t>
-                      </w:r>
-                      <w:r>
-                        <w:rPr>
-                          <w:color w:val="538135" w:themeColor="accent6" w:themeShade="BF"/>
-                        </w:rPr>
-                        <w:t>'</w:t>
-                      </w:r>
-                      <w:r>
-                        <w:rPr>
-                          <w:color w:val="FF0000"/>
-                        </w:rPr>
-                        <w:t xml:space="preserve"> </w:t>
-                      </w:r>
-                      <w:r>
-                        <w:rPr>
-                          <w:rFonts w:hint="eastAsia"/>
-                        </w:rPr>
-                        <w:t>●</w:t>
-                      </w:r>
-                      <w:r>
-                        <w:rPr>
-                          <w:color w:val="FF0000"/>
-                        </w:rPr>
-                        <w:t>dropdown_leading_zero</w:t>
-                      </w:r>
-                      <w:r>
-                        <w:rPr>
-                          <w:rFonts w:hint="eastAsia"/>
-                        </w:rPr>
-                        <w:t>●</w:t>
-                      </w:r>
-                      <w:r>
-                        <w:rPr>
-                          <w:color w:val="538135" w:themeColor="accent6" w:themeShade="BF"/>
-                        </w:rPr>
-                        <w:t>'</w:t>
-                      </w:r>
-                      <w:r>
-                        <w:t>);</w:t>
-                      </w:r>
-                      <w:r>
-                        <w:rPr>
-                          <w:color w:val="538135" w:themeColor="accent6" w:themeShade="BF"/>
-                        </w:rPr>
-                        <w:t xml:space="preserve"> </w:t>
-                      </w:r>
-                      <w:r>
-                        <w:rPr>
-                          <w:color w:val="538135" w:themeColor="accent6" w:themeShade="BF"/>
-                        </w:rPr>
-                        <w:t>\n</w:t>
-                      </w:r>
-                      <w:r>
-                        <w:rPr>
-                          <w:color w:val="538135" w:themeColor="accent6" w:themeShade="BF"/>
-                        </w:rPr>
-                        <w:t xml:space="preserve"> </w:t>
-                      </w:r>
-                      <w:r>
-                        <w:rPr>
-                          <w:color w:val="538135" w:themeColor="accent6" w:themeShade="BF"/>
-                        </w:rPr>
-                        <w:t>'</w:t>
-                      </w:r>
-                    </w:p>
-                  </w:txbxContent>
-                </v:textbox>
-                <w10:anchorlock/>
-              </v:shape>
-            </w:pict>
-          </mc:Fallback>
-        </mc:AlternateContent>
-      </w:r>
     </w:p>
     <w:p>
       <w:pPr>
@@ -7823,16 +7177,46 @@
                         <w:txbxContent>
                           <w:p>
                             <w:r>
-                              <w:rPr>
-                                <w:rFonts w:hint="eastAsia"/>
-                              </w:rPr>
-                              <w:t>4</w:t>
-                            </w:r>
-                            <w:r>
-                              <w:rPr>
-                                <w:rFonts w:hint="eastAsia"/>
-                              </w:rPr>
-                              <w:t>位</w:t>
+                              <w:t>4x16 LCD</w:t>
+                            </w:r>
+                            <w:r>
+                              <w:rPr>
+                                <w:rFonts w:hint="eastAsia"/>
+                              </w:rPr>
+                              <w:t>螢</w:t>
+                            </w:r>
+                            <w:r>
+                              <w:t>幕</w:t>
+                            </w:r>
+                            <w:r>
+                              <w:rPr>
+                                <w:rFonts w:hint="eastAsia"/>
+                              </w:rPr>
+                              <w:t xml:space="preserve"> </w:t>
+                            </w:r>
+                            <w:r>
+                              <w:t>顯示</w:t>
+                            </w:r>
+                            <w:r>
+                              <w:rPr>
+                                <w:rFonts w:hint="eastAsia"/>
+                              </w:rPr>
+                              <w:t>文</w:t>
+                            </w:r>
+                            <w:r>
+                              <w:t>字</w:t>
+                            </w:r>
+                            <w:r>
+                              <w:rPr>
+                                <w:rFonts w:hint="eastAsia"/>
+                              </w:rPr>
+                              <w:t>(</w:t>
+                            </w:r>
+                            <w:r>
+                              <w:rPr>
+                                <w:rFonts w:hint="eastAsia"/>
+                              </w:rPr>
+                              <w:t>列</w:t>
                             </w:r>
                             <w:r>
                               <w:t>數</w:t>
@@ -7841,64 +7225,43 @@
                               <w:rPr>
                                 <w:rFonts w:hint="eastAsia"/>
                               </w:rPr>
+                              <w:t>=0,</w:t>
+                            </w:r>
+                            <w:r>
+                              <w:rPr>
+                                <w:rFonts w:hint="eastAsia"/>
+                              </w:rPr>
+                              <w:t>格數</w:t>
+                            </w:r>
+                            <w:r>
+                              <w:rPr>
+                                <w:rFonts w:hint="eastAsia"/>
+                              </w:rPr>
+                              <w:t>=0</w:t>
+                            </w:r>
+                            <w:r>
+                              <w:t>,</w:t>
+                            </w:r>
+                            <w:r>
+                              <w:rPr>
+                                <w:rFonts w:hint="eastAsia"/>
+                              </w:rPr>
+                              <w:t>文</w:t>
+                            </w:r>
+                            <w:r>
                               <w:t>字</w:t>
                             </w:r>
                             <w:r>
-                              <w:t>顯示模組</w:t>
-                            </w:r>
-                            <w:r>
-                              <w:rPr>
-                                <w:rFonts w:hint="eastAsia"/>
-                              </w:rPr>
-                              <w:t xml:space="preserve"> </w:t>
-                            </w:r>
-                            <w:r>
-                              <w:t>顯示</w:t>
-                            </w:r>
-                            <w:r>
-                              <w:rPr>
-                                <w:rFonts w:hint="eastAsia"/>
-                              </w:rPr>
-                              <w:t>數</w:t>
-                            </w:r>
-                            <w:r>
-                              <w:t>字</w:t>
-                            </w:r>
-                            <w:r>
-                              <w:rPr>
-                                <w:rFonts w:hint="eastAsia"/>
-                              </w:rPr>
-                              <w:t>(</w:t>
-                            </w:r>
-                            <w:r>
-                              <w:t>CLK=2,DIO=3,</w:t>
-                            </w:r>
-                            <w:r>
-                              <w:rPr>
-                                <w:rFonts w:hint="eastAsia"/>
-                              </w:rPr>
-                              <w:t>數值</w:t>
-                            </w:r>
-                            <w:r>
-                              <w:t>,</w:t>
-                            </w:r>
-                            <w:r>
-                              <w:rPr>
-                                <w:rFonts w:hint="eastAsia"/>
-                              </w:rPr>
-                              <w:t>是否</w:t>
-                            </w:r>
-                            <w:r>
-                              <w:t>補</w:t>
-                            </w:r>
-                            <w:r>
-                              <w:rPr>
-                                <w:rFonts w:hint="eastAsia"/>
-                              </w:rPr>
-                              <w:t>0</w:t>
-                            </w:r>
-                            <w:r>
-                              <w:t>=false)</w:t>
+                              <w:rPr>
+                                <w:rFonts w:hint="eastAsia"/>
+                              </w:rPr>
+                              <w:t>陣</w:t>
+                            </w:r>
+                            <w:r>
+                              <w:t>列</w:t>
+                            </w:r>
+                            <w:r>
+                              <w:t>)</w:t>
                             </w:r>
                           </w:p>
                         </w:txbxContent>
@@ -7917,7 +7280,7 @@
           </mc:Choice>
           <mc:Fallback>
             <w:pict>
-              <v:shape w14:anchorId="378C9FFA" id="_x0000_s1046" style="width:348.4pt;height:33.2pt;visibility:visible;mso-wrap-style:square;mso-left-percent:-10001;mso-top-percent:-10001;mso-position-horizontal:absolute;mso-position-horizontal-relative:char;mso-position-vertical:absolute;mso-position-vertical-relative:line;mso-left-percent:-10001;mso-top-percent:-10001;v-text-anchor:middle" coordsize="4424680,421640" o:spt="100" o:gfxdata="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" adj="-11796480,,5400" path="m,60115c,26914,26914,,60115,v96802,,147883,121920,290405,l4364565,v33201,,60115,26914,60115,60115l4424680,300565v,33201,-26914,60115,-60115,60115l330200,360680v-191628,137160,-180057,,-270085,c26914,360680,,333766,,300565l,60115xe" fillcolor="#5b9bd5 [3204]" strokecolor="#1f4d78 [1604]" strokeweight="1pt">
+              <v:shape w14:anchorId="378C9FFA" id="_x0000_s1044" style="width:348.4pt;height:33.2pt;visibility:visible;mso-wrap-style:square;mso-left-percent:-10001;mso-top-percent:-10001;mso-position-horizontal:absolute;mso-position-horizontal-relative:char;mso-position-vertical:absolute;mso-position-vertical-relative:line;mso-left-percent:-10001;mso-top-percent:-10001;v-text-anchor:middle" coordsize="4424680,421640" o:spt="100" o:gfxdata="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" adj="-11796480,,5400" path="m,60115c,26914,26914,,60115,v96802,,147883,121920,290405,l4364565,v33201,,60115,26914,60115,60115l4424680,300565v,33201,-26914,60115,-60115,60115l330200,360680v-191628,137160,-180057,,-270085,c26914,360680,,333766,,300565l,60115xe" fillcolor="#5b9bd5 [3204]" strokecolor="#1f4d78 [1604]" strokeweight="1pt">
                 <v:stroke joinstyle="miter"/>
                 <v:formulas/>
                 <v:path arrowok="t" o:connecttype="custom" o:connectlocs="0,60115;60115,0;350520,0;4364565,0;4424680,60115;4424680,300565;4364565,360680;330200,360680;60115,360680;0,300565;0,60115" o:connectangles="0,0,0,0,0,0,0,0,0,0,0" textboxrect="0,0,4424680,421640"/>
@@ -7925,16 +7288,46 @@
                   <w:txbxContent>
                     <w:p>
                       <w:r>
-                        <w:rPr>
-                          <w:rFonts w:hint="eastAsia"/>
-                        </w:rPr>
-                        <w:t>4</w:t>
-                      </w:r>
-                      <w:r>
-                        <w:rPr>
-                          <w:rFonts w:hint="eastAsia"/>
-                        </w:rPr>
-                        <w:t>位</w:t>
+                        <w:t>4x16 LCD</w:t>
+                      </w:r>
+                      <w:r>
+                        <w:rPr>
+                          <w:rFonts w:hint="eastAsia"/>
+                        </w:rPr>
+                        <w:t>螢</w:t>
+                      </w:r>
+                      <w:r>
+                        <w:t>幕</w:t>
+                      </w:r>
+                      <w:r>
+                        <w:rPr>
+                          <w:rFonts w:hint="eastAsia"/>
+                        </w:rPr>
+                        <w:t xml:space="preserve"> </w:t>
+                      </w:r>
+                      <w:r>
+                        <w:t>顯示</w:t>
+                      </w:r>
+                      <w:r>
+                        <w:rPr>
+                          <w:rFonts w:hint="eastAsia"/>
+                        </w:rPr>
+                        <w:t>文</w:t>
+                      </w:r>
+                      <w:r>
+                        <w:t>字</w:t>
+                      </w:r>
+                      <w:r>
+                        <w:rPr>
+                          <w:rFonts w:hint="eastAsia"/>
+                        </w:rPr>
+                        <w:t>(</w:t>
+                      </w:r>
+                      <w:r>
+                        <w:rPr>
+                          <w:rFonts w:hint="eastAsia"/>
+                        </w:rPr>
+                        <w:t>列</w:t>
                       </w:r>
                       <w:r>
                         <w:t>數</w:t>
@@ -7943,64 +7336,43 @@
                         <w:rPr>
                           <w:rFonts w:hint="eastAsia"/>
                         </w:rPr>
+                        <w:t>=0,</w:t>
+                      </w:r>
+                      <w:r>
+                        <w:rPr>
+                          <w:rFonts w:hint="eastAsia"/>
+                        </w:rPr>
+                        <w:t>格數</w:t>
+                      </w:r>
+                      <w:r>
+                        <w:rPr>
+                          <w:rFonts w:hint="eastAsia"/>
+                        </w:rPr>
+                        <w:t>=0</w:t>
+                      </w:r>
+                      <w:r>
+                        <w:t>,</w:t>
+                      </w:r>
+                      <w:r>
+                        <w:rPr>
+                          <w:rFonts w:hint="eastAsia"/>
+                        </w:rPr>
+                        <w:t>文</w:t>
+                      </w:r>
+                      <w:r>
                         <w:t>字</w:t>
                       </w:r>
                       <w:r>
-                        <w:t>顯示模組</w:t>
-                      </w:r>
-                      <w:r>
-                        <w:rPr>
-                          <w:rFonts w:hint="eastAsia"/>
-                        </w:rPr>
-                        <w:t xml:space="preserve"> </w:t>
-                      </w:r>
-                      <w:r>
-                        <w:t>顯示</w:t>
-                      </w:r>
-                      <w:r>
-                        <w:rPr>
-                          <w:rFonts w:hint="eastAsia"/>
-                        </w:rPr>
-                        <w:t>數</w:t>
-                      </w:r>
-                      <w:r>
-                        <w:t>字</w:t>
-                      </w:r>
-                      <w:r>
-                        <w:rPr>
-                          <w:rFonts w:hint="eastAsia"/>
-                        </w:rPr>
-                        <w:t>(</w:t>
-                      </w:r>
-                      <w:r>
-                        <w:t>CLK=2,DIO=3,</w:t>
-                      </w:r>
-                      <w:r>
-                        <w:rPr>
-                          <w:rFonts w:hint="eastAsia"/>
-                        </w:rPr>
-                        <w:t>數值</w:t>
-                      </w:r>
-                      <w:r>
-                        <w:t>,</w:t>
-                      </w:r>
-                      <w:r>
-                        <w:rPr>
-                          <w:rFonts w:hint="eastAsia"/>
-                        </w:rPr>
-                        <w:t>是否</w:t>
-                      </w:r>
-                      <w:r>
-                        <w:t>補</w:t>
-                      </w:r>
-                      <w:r>
-                        <w:rPr>
-                          <w:rFonts w:hint="eastAsia"/>
-                        </w:rPr>
-                        <w:t>0</w:t>
-                      </w:r>
-                      <w:r>
-                        <w:t>=false)</w:t>
+                        <w:rPr>
+                          <w:rFonts w:hint="eastAsia"/>
+                        </w:rPr>
+                        <w:t>陣</w:t>
+                      </w:r>
+                      <w:r>
+                        <w:t>列</w:t>
+                      </w:r>
+                      <w:r>
+                        <w:t>)</w:t>
                       </w:r>
                     </w:p>
                   </w:txbxContent>
@@ -8016,6 +7388,1042 @@
       <w:pPr>
         <w:ind w:firstLineChars="100" w:firstLine="240"/>
       </w:pPr>
+      <w:r>
+        <w:t>LCDA.DrawFullScreen(</w:t>
+      </w:r>
+      <w:r>
+        <w:rPr>
+          <w:rFonts w:hint="eastAsia"/>
+          <w:color w:val="FF0000"/>
+        </w:rPr>
+        <w:t>img1</w:t>
+      </w:r>
+      <w:r>
+        <w:t>);</w:t>
+      </w:r>
+    </w:p>
+    <w:p>
+      <w:pPr>
+        <w:ind w:firstLineChars="100" w:firstLine="240"/>
+        <w:rPr>
+          <w:rFonts w:hint="eastAsia"/>
+        </w:rPr>
+      </w:pPr>
+      <w:r>
+        <w:rPr>
+          <w:noProof/>
+          <w:color w:val="70AD47" w:themeColor="accent6"/>
+        </w:rPr>
+        <mc:AlternateContent>
+          <mc:Choice Requires="wps">
+            <w:drawing>
+              <wp:inline distT="0" distB="0" distL="0" distR="0" wp14:anchorId="49C51478" wp14:editId="28AF0C79">
+                <wp:extent cx="4424680" cy="421640"/>
+                <wp:effectExtent l="0" t="0" r="13970" b="16510"/>
+                <wp:docPr id="32" name="圓角矩形 4"/>
+                <wp:cNvGraphicFramePr/>
+                <a:graphic xmlns:a="http://schemas.openxmlformats.org/drawingml/2006/main">
+                  <a:graphicData uri="http://schemas.microsoft.com/office/word/2010/wordprocessingShape">
+                    <wps:wsp>
+                      <wps:cNvSpPr/>
+                      <wps:spPr>
+                        <a:xfrm>
+                          <a:off x="0" y="0"/>
+                          <a:ext cx="4424680" cy="421640"/>
+                        </a:xfrm>
+                        <a:custGeom>
+                          <a:avLst/>
+                          <a:gdLst>
+                            <a:gd name="connsiteX0" fmla="*/ 0 w 4424680"/>
+                            <a:gd name="connsiteY0" fmla="*/ 60115 h 360680"/>
+                            <a:gd name="connsiteX1" fmla="*/ 60115 w 4424680"/>
+                            <a:gd name="connsiteY1" fmla="*/ 0 h 360680"/>
+                            <a:gd name="connsiteX2" fmla="*/ 4364565 w 4424680"/>
+                            <a:gd name="connsiteY2" fmla="*/ 0 h 360680"/>
+                            <a:gd name="connsiteX3" fmla="*/ 4424680 w 4424680"/>
+                            <a:gd name="connsiteY3" fmla="*/ 60115 h 360680"/>
+                            <a:gd name="connsiteX4" fmla="*/ 4424680 w 4424680"/>
+                            <a:gd name="connsiteY4" fmla="*/ 300565 h 360680"/>
+                            <a:gd name="connsiteX5" fmla="*/ 4364565 w 4424680"/>
+                            <a:gd name="connsiteY5" fmla="*/ 360680 h 360680"/>
+                            <a:gd name="connsiteX6" fmla="*/ 60115 w 4424680"/>
+                            <a:gd name="connsiteY6" fmla="*/ 360680 h 360680"/>
+                            <a:gd name="connsiteX7" fmla="*/ 0 w 4424680"/>
+                            <a:gd name="connsiteY7" fmla="*/ 300565 h 360680"/>
+                            <a:gd name="connsiteX8" fmla="*/ 0 w 4424680"/>
+                            <a:gd name="connsiteY8" fmla="*/ 60115 h 360680"/>
+                            <a:gd name="connsiteX0" fmla="*/ 0 w 4424680"/>
+                            <a:gd name="connsiteY0" fmla="*/ 60115 h 360680"/>
+                            <a:gd name="connsiteX1" fmla="*/ 60115 w 4424680"/>
+                            <a:gd name="connsiteY1" fmla="*/ 0 h 360680"/>
+                            <a:gd name="connsiteX2" fmla="*/ 279400 w 4424680"/>
+                            <a:gd name="connsiteY2" fmla="*/ 0 h 360680"/>
+                            <a:gd name="connsiteX3" fmla="*/ 4364565 w 4424680"/>
+                            <a:gd name="connsiteY3" fmla="*/ 0 h 360680"/>
+                            <a:gd name="connsiteX4" fmla="*/ 4424680 w 4424680"/>
+                            <a:gd name="connsiteY4" fmla="*/ 60115 h 360680"/>
+                            <a:gd name="connsiteX5" fmla="*/ 4424680 w 4424680"/>
+                            <a:gd name="connsiteY5" fmla="*/ 300565 h 360680"/>
+                            <a:gd name="connsiteX6" fmla="*/ 4364565 w 4424680"/>
+                            <a:gd name="connsiteY6" fmla="*/ 360680 h 360680"/>
+                            <a:gd name="connsiteX7" fmla="*/ 60115 w 4424680"/>
+                            <a:gd name="connsiteY7" fmla="*/ 360680 h 360680"/>
+                            <a:gd name="connsiteX8" fmla="*/ 0 w 4424680"/>
+                            <a:gd name="connsiteY8" fmla="*/ 300565 h 360680"/>
+                            <a:gd name="connsiteX9" fmla="*/ 0 w 4424680"/>
+                            <a:gd name="connsiteY9" fmla="*/ 60115 h 360680"/>
+                            <a:gd name="connsiteX0" fmla="*/ 0 w 4424680"/>
+                            <a:gd name="connsiteY0" fmla="*/ 60115 h 360680"/>
+                            <a:gd name="connsiteX1" fmla="*/ 60115 w 4424680"/>
+                            <a:gd name="connsiteY1" fmla="*/ 0 h 360680"/>
+                            <a:gd name="connsiteX2" fmla="*/ 4364565 w 4424680"/>
+                            <a:gd name="connsiteY2" fmla="*/ 0 h 360680"/>
+                            <a:gd name="connsiteX3" fmla="*/ 4424680 w 4424680"/>
+                            <a:gd name="connsiteY3" fmla="*/ 60115 h 360680"/>
+                            <a:gd name="connsiteX4" fmla="*/ 4424680 w 4424680"/>
+                            <a:gd name="connsiteY4" fmla="*/ 300565 h 360680"/>
+                            <a:gd name="connsiteX5" fmla="*/ 4364565 w 4424680"/>
+                            <a:gd name="connsiteY5" fmla="*/ 360680 h 360680"/>
+                            <a:gd name="connsiteX6" fmla="*/ 60115 w 4424680"/>
+                            <a:gd name="connsiteY6" fmla="*/ 360680 h 360680"/>
+                            <a:gd name="connsiteX7" fmla="*/ 0 w 4424680"/>
+                            <a:gd name="connsiteY7" fmla="*/ 300565 h 360680"/>
+                            <a:gd name="connsiteX8" fmla="*/ 0 w 4424680"/>
+                            <a:gd name="connsiteY8" fmla="*/ 60115 h 360680"/>
+                            <a:gd name="connsiteX0" fmla="*/ 0 w 4424680"/>
+                            <a:gd name="connsiteY0" fmla="*/ 60115 h 360680"/>
+                            <a:gd name="connsiteX1" fmla="*/ 60115 w 4424680"/>
+                            <a:gd name="connsiteY1" fmla="*/ 0 h 360680"/>
+                            <a:gd name="connsiteX2" fmla="*/ 350520 w 4424680"/>
+                            <a:gd name="connsiteY2" fmla="*/ 0 h 360680"/>
+                            <a:gd name="connsiteX3" fmla="*/ 4364565 w 4424680"/>
+                            <a:gd name="connsiteY3" fmla="*/ 0 h 360680"/>
+                            <a:gd name="connsiteX4" fmla="*/ 4424680 w 4424680"/>
+                            <a:gd name="connsiteY4" fmla="*/ 60115 h 360680"/>
+                            <a:gd name="connsiteX5" fmla="*/ 4424680 w 4424680"/>
+                            <a:gd name="connsiteY5" fmla="*/ 300565 h 360680"/>
+                            <a:gd name="connsiteX6" fmla="*/ 4364565 w 4424680"/>
+                            <a:gd name="connsiteY6" fmla="*/ 360680 h 360680"/>
+                            <a:gd name="connsiteX7" fmla="*/ 60115 w 4424680"/>
+                            <a:gd name="connsiteY7" fmla="*/ 360680 h 360680"/>
+                            <a:gd name="connsiteX8" fmla="*/ 0 w 4424680"/>
+                            <a:gd name="connsiteY8" fmla="*/ 300565 h 360680"/>
+                            <a:gd name="connsiteX9" fmla="*/ 0 w 4424680"/>
+                            <a:gd name="connsiteY9" fmla="*/ 60115 h 360680"/>
+                            <a:gd name="connsiteX0" fmla="*/ 0 w 4424680"/>
+                            <a:gd name="connsiteY0" fmla="*/ 121075 h 421640"/>
+                            <a:gd name="connsiteX1" fmla="*/ 60115 w 4424680"/>
+                            <a:gd name="connsiteY1" fmla="*/ 60960 h 421640"/>
+                            <a:gd name="connsiteX2" fmla="*/ 350520 w 4424680"/>
+                            <a:gd name="connsiteY2" fmla="*/ 60960 h 421640"/>
+                            <a:gd name="connsiteX3" fmla="*/ 4364565 w 4424680"/>
+                            <a:gd name="connsiteY3" fmla="*/ 60960 h 421640"/>
+                            <a:gd name="connsiteX4" fmla="*/ 4424680 w 4424680"/>
+                            <a:gd name="connsiteY4" fmla="*/ 121075 h 421640"/>
+                            <a:gd name="connsiteX5" fmla="*/ 4424680 w 4424680"/>
+                            <a:gd name="connsiteY5" fmla="*/ 361525 h 421640"/>
+                            <a:gd name="connsiteX6" fmla="*/ 4364565 w 4424680"/>
+                            <a:gd name="connsiteY6" fmla="*/ 421640 h 421640"/>
+                            <a:gd name="connsiteX7" fmla="*/ 60115 w 4424680"/>
+                            <a:gd name="connsiteY7" fmla="*/ 421640 h 421640"/>
+                            <a:gd name="connsiteX8" fmla="*/ 0 w 4424680"/>
+                            <a:gd name="connsiteY8" fmla="*/ 361525 h 421640"/>
+                            <a:gd name="connsiteX9" fmla="*/ 0 w 4424680"/>
+                            <a:gd name="connsiteY9" fmla="*/ 121075 h 421640"/>
+                            <a:gd name="connsiteX0" fmla="*/ 0 w 4424680"/>
+                            <a:gd name="connsiteY0" fmla="*/ 121075 h 421640"/>
+                            <a:gd name="connsiteX1" fmla="*/ 60115 w 4424680"/>
+                            <a:gd name="connsiteY1" fmla="*/ 60960 h 421640"/>
+                            <a:gd name="connsiteX2" fmla="*/ 350520 w 4424680"/>
+                            <a:gd name="connsiteY2" fmla="*/ 60960 h 421640"/>
+                            <a:gd name="connsiteX3" fmla="*/ 4364565 w 4424680"/>
+                            <a:gd name="connsiteY3" fmla="*/ 60960 h 421640"/>
+                            <a:gd name="connsiteX4" fmla="*/ 4424680 w 4424680"/>
+                            <a:gd name="connsiteY4" fmla="*/ 121075 h 421640"/>
+                            <a:gd name="connsiteX5" fmla="*/ 4424680 w 4424680"/>
+                            <a:gd name="connsiteY5" fmla="*/ 361525 h 421640"/>
+                            <a:gd name="connsiteX6" fmla="*/ 4364565 w 4424680"/>
+                            <a:gd name="connsiteY6" fmla="*/ 421640 h 421640"/>
+                            <a:gd name="connsiteX7" fmla="*/ 330200 w 4424680"/>
+                            <a:gd name="connsiteY7" fmla="*/ 421640 h 421640"/>
+                            <a:gd name="connsiteX8" fmla="*/ 60115 w 4424680"/>
+                            <a:gd name="connsiteY8" fmla="*/ 421640 h 421640"/>
+                            <a:gd name="connsiteX9" fmla="*/ 0 w 4424680"/>
+                            <a:gd name="connsiteY9" fmla="*/ 361525 h 421640"/>
+                            <a:gd name="connsiteX10" fmla="*/ 0 w 4424680"/>
+                            <a:gd name="connsiteY10" fmla="*/ 121075 h 421640"/>
+                            <a:gd name="connsiteX0" fmla="*/ 0 w 4424680"/>
+                            <a:gd name="connsiteY0" fmla="*/ 60115 h 360680"/>
+                            <a:gd name="connsiteX1" fmla="*/ 60115 w 4424680"/>
+                            <a:gd name="connsiteY1" fmla="*/ 0 h 360680"/>
+                            <a:gd name="connsiteX2" fmla="*/ 350520 w 4424680"/>
+                            <a:gd name="connsiteY2" fmla="*/ 0 h 360680"/>
+                            <a:gd name="connsiteX3" fmla="*/ 4364565 w 4424680"/>
+                            <a:gd name="connsiteY3" fmla="*/ 0 h 360680"/>
+                            <a:gd name="connsiteX4" fmla="*/ 4424680 w 4424680"/>
+                            <a:gd name="connsiteY4" fmla="*/ 60115 h 360680"/>
+                            <a:gd name="connsiteX5" fmla="*/ 4424680 w 4424680"/>
+                            <a:gd name="connsiteY5" fmla="*/ 300565 h 360680"/>
+                            <a:gd name="connsiteX6" fmla="*/ 4364565 w 4424680"/>
+                            <a:gd name="connsiteY6" fmla="*/ 360680 h 360680"/>
+                            <a:gd name="connsiteX7" fmla="*/ 330200 w 4424680"/>
+                            <a:gd name="connsiteY7" fmla="*/ 360680 h 360680"/>
+                            <a:gd name="connsiteX8" fmla="*/ 60115 w 4424680"/>
+                            <a:gd name="connsiteY8" fmla="*/ 360680 h 360680"/>
+                            <a:gd name="connsiteX9" fmla="*/ 0 w 4424680"/>
+                            <a:gd name="connsiteY9" fmla="*/ 300565 h 360680"/>
+                            <a:gd name="connsiteX10" fmla="*/ 0 w 4424680"/>
+                            <a:gd name="connsiteY10" fmla="*/ 60115 h 360680"/>
+                            <a:gd name="connsiteX0" fmla="*/ 0 w 4424680"/>
+                            <a:gd name="connsiteY0" fmla="*/ 60115 h 421640"/>
+                            <a:gd name="connsiteX1" fmla="*/ 60115 w 4424680"/>
+                            <a:gd name="connsiteY1" fmla="*/ 0 h 421640"/>
+                            <a:gd name="connsiteX2" fmla="*/ 350520 w 4424680"/>
+                            <a:gd name="connsiteY2" fmla="*/ 0 h 421640"/>
+                            <a:gd name="connsiteX3" fmla="*/ 4364565 w 4424680"/>
+                            <a:gd name="connsiteY3" fmla="*/ 0 h 421640"/>
+                            <a:gd name="connsiteX4" fmla="*/ 4424680 w 4424680"/>
+                            <a:gd name="connsiteY4" fmla="*/ 60115 h 421640"/>
+                            <a:gd name="connsiteX5" fmla="*/ 4424680 w 4424680"/>
+                            <a:gd name="connsiteY5" fmla="*/ 300565 h 421640"/>
+                            <a:gd name="connsiteX6" fmla="*/ 4364565 w 4424680"/>
+                            <a:gd name="connsiteY6" fmla="*/ 360680 h 421640"/>
+                            <a:gd name="connsiteX7" fmla="*/ 330200 w 4424680"/>
+                            <a:gd name="connsiteY7" fmla="*/ 360680 h 421640"/>
+                            <a:gd name="connsiteX8" fmla="*/ 60115 w 4424680"/>
+                            <a:gd name="connsiteY8" fmla="*/ 360680 h 421640"/>
+                            <a:gd name="connsiteX9" fmla="*/ 0 w 4424680"/>
+                            <a:gd name="connsiteY9" fmla="*/ 300565 h 421640"/>
+                            <a:gd name="connsiteX10" fmla="*/ 0 w 4424680"/>
+                            <a:gd name="connsiteY10" fmla="*/ 60115 h 421640"/>
+                          </a:gdLst>
+                          <a:ahLst/>
+                          <a:cxnLst>
+                            <a:cxn ang="0">
+                              <a:pos x="connsiteX0" y="connsiteY0"/>
+                            </a:cxn>
+                            <a:cxn ang="0">
+                              <a:pos x="connsiteX1" y="connsiteY1"/>
+                            </a:cxn>
+                            <a:cxn ang="0">
+                              <a:pos x="connsiteX2" y="connsiteY2"/>
+                            </a:cxn>
+                            <a:cxn ang="0">
+                              <a:pos x="connsiteX3" y="connsiteY3"/>
+                            </a:cxn>
+                            <a:cxn ang="0">
+                              <a:pos x="connsiteX4" y="connsiteY4"/>
+                            </a:cxn>
+                            <a:cxn ang="0">
+                              <a:pos x="connsiteX5" y="connsiteY5"/>
+                            </a:cxn>
+                            <a:cxn ang="0">
+                              <a:pos x="connsiteX6" y="connsiteY6"/>
+                            </a:cxn>
+                            <a:cxn ang="0">
+                              <a:pos x="connsiteX7" y="connsiteY7"/>
+                            </a:cxn>
+                            <a:cxn ang="0">
+                              <a:pos x="connsiteX8" y="connsiteY8"/>
+                            </a:cxn>
+                            <a:cxn ang="0">
+                              <a:pos x="connsiteX9" y="connsiteY9"/>
+                            </a:cxn>
+                            <a:cxn ang="0">
+                              <a:pos x="connsiteX10" y="connsiteY10"/>
+                            </a:cxn>
+                          </a:cxnLst>
+                          <a:rect l="l" t="t" r="r" b="b"/>
+                          <a:pathLst>
+                            <a:path w="4424680" h="421640">
+                              <a:moveTo>
+                                <a:pt x="0" y="60115"/>
+                              </a:moveTo>
+                              <a:cubicBezTo>
+                                <a:pt x="0" y="26914"/>
+                                <a:pt x="26914" y="0"/>
+                                <a:pt x="60115" y="0"/>
+                              </a:cubicBezTo>
+                              <a:cubicBezTo>
+                                <a:pt x="156917" y="0"/>
+                                <a:pt x="207998" y="121920"/>
+                                <a:pt x="350520" y="0"/>
+                              </a:cubicBezTo>
+                              <a:lnTo>
+                                <a:pt x="4364565" y="0"/>
+                              </a:lnTo>
+                              <a:cubicBezTo>
+                                <a:pt x="4397766" y="0"/>
+                                <a:pt x="4424680" y="26914"/>
+                                <a:pt x="4424680" y="60115"/>
+                              </a:cubicBezTo>
+                              <a:lnTo>
+                                <a:pt x="4424680" y="300565"/>
+                              </a:lnTo>
+                              <a:cubicBezTo>
+                                <a:pt x="4424680" y="333766"/>
+                                <a:pt x="4397766" y="360680"/>
+                                <a:pt x="4364565" y="360680"/>
+                              </a:cubicBezTo>
+                              <a:lnTo>
+                                <a:pt x="330200" y="360680"/>
+                              </a:lnTo>
+                              <a:cubicBezTo>
+                                <a:pt x="138572" y="497840"/>
+                                <a:pt x="150143" y="360680"/>
+                                <a:pt x="60115" y="360680"/>
+                              </a:cubicBezTo>
+                              <a:cubicBezTo>
+                                <a:pt x="26914" y="360680"/>
+                                <a:pt x="0" y="333766"/>
+                                <a:pt x="0" y="300565"/>
+                              </a:cubicBezTo>
+                              <a:lnTo>
+                                <a:pt x="0" y="60115"/>
+                              </a:lnTo>
+                              <a:close/>
+                            </a:path>
+                          </a:pathLst>
+                        </a:custGeom>
+                      </wps:spPr>
+                      <wps:style>
+                        <a:lnRef idx="2">
+                          <a:schemeClr val="accent1">
+                            <a:shade val="50000"/>
+                          </a:schemeClr>
+                        </a:lnRef>
+                        <a:fillRef idx="1">
+                          <a:schemeClr val="accent1"/>
+                        </a:fillRef>
+                        <a:effectRef idx="0">
+                          <a:schemeClr val="accent1"/>
+                        </a:effectRef>
+                        <a:fontRef idx="minor">
+                          <a:schemeClr val="lt1"/>
+                        </a:fontRef>
+                      </wps:style>
+                      <wps:txbx>
+                        <w:txbxContent>
+                          <w:p>
+                            <w:r>
+                              <w:t>4x16 LCD</w:t>
+                            </w:r>
+                            <w:r>
+                              <w:rPr>
+                                <w:rFonts w:hint="eastAsia"/>
+                              </w:rPr>
+                              <w:t>螢</w:t>
+                            </w:r>
+                            <w:r>
+                              <w:t>幕</w:t>
+                            </w:r>
+                            <w:r>
+                              <w:rPr>
+                                <w:rFonts w:hint="eastAsia"/>
+                              </w:rPr>
+                              <w:t xml:space="preserve"> </w:t>
+                            </w:r>
+                            <w:r>
+                              <w:t>顯示</w:t>
+                            </w:r>
+                            <w:r>
+                              <w:rPr>
+                                <w:rFonts w:hint="eastAsia"/>
+                              </w:rPr>
+                              <w:t>圖</w:t>
+                            </w:r>
+                            <w:r>
+                              <w:t>片</w:t>
+                            </w:r>
+                            <w:r>
+                              <w:rPr>
+                                <w:rFonts w:hint="eastAsia"/>
+                              </w:rPr>
+                              <w:t>(</w:t>
+                            </w:r>
+                            <w:r>
+                              <w:rPr>
+                                <w:rFonts w:hint="eastAsia"/>
+                              </w:rPr>
+                              <w:t>列</w:t>
+                            </w:r>
+                            <w:r>
+                              <w:t>數</w:t>
+                            </w:r>
+                            <w:r>
+                              <w:rPr>
+                                <w:rFonts w:hint="eastAsia"/>
+                              </w:rPr>
+                              <w:t>=0,</w:t>
+                            </w:r>
+                            <w:r>
+                              <w:rPr>
+                                <w:rFonts w:hint="eastAsia"/>
+                              </w:rPr>
+                              <w:t>格數</w:t>
+                            </w:r>
+                            <w:r>
+                              <w:rPr>
+                                <w:rFonts w:hint="eastAsia"/>
+                              </w:rPr>
+                              <w:t>=0</w:t>
+                            </w:r>
+                            <w:r>
+                              <w:t>,</w:t>
+                            </w:r>
+                            <w:r>
+                              <w:rPr>
+                                <w:rFonts w:hint="eastAsia"/>
+                              </w:rPr>
+                              <w:t>圖片陣</w:t>
+                            </w:r>
+                            <w:r>
+                              <w:t>列</w:t>
+                            </w:r>
+                            <w:r>
+                              <w:t>)</w:t>
+                            </w:r>
+                          </w:p>
+                        </w:txbxContent>
+                      </wps:txbx>
+                      <wps:bodyPr rot="0" spcFirstLastPara="0" vertOverflow="overflow" horzOverflow="overflow" vert="horz" wrap="square" lIns="91440" tIns="45720" rIns="91440" bIns="45720" numCol="1" spcCol="0" rtlCol="0" fromWordArt="0" anchor="ctr" anchorCtr="0" forceAA="0" compatLnSpc="1">
+                        <a:prstTxWarp prst="textNoShape">
+                          <a:avLst/>
+                        </a:prstTxWarp>
+                        <a:noAutofit/>
+                      </wps:bodyPr>
+                    </wps:wsp>
+                  </a:graphicData>
+                </a:graphic>
+              </wp:inline>
+            </w:drawing>
+          </mc:Choice>
+          <mc:Fallback>
+            <w:pict>
+              <v:shape w14:anchorId="49C51478" id="_x0000_s1045" style="width:348.4pt;height:33.2pt;visibility:visible;mso-wrap-style:square;mso-left-percent:-10001;mso-top-percent:-10001;mso-position-horizontal:absolute;mso-position-horizontal-relative:char;mso-position-vertical:absolute;mso-position-vertical-relative:line;mso-left-percent:-10001;mso-top-percent:-10001;v-text-anchor:middle" coordsize="4424680,421640" o:spt="100" o:gfxdata="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" adj="-11796480,,5400" path="m,60115c,26914,26914,,60115,v96802,,147883,121920,290405,l4364565,v33201,,60115,26914,60115,60115l4424680,300565v,33201,-26914,60115,-60115,60115l330200,360680v-191628,137160,-180057,,-270085,c26914,360680,,333766,,300565l,60115xe" fillcolor="#5b9bd5 [3204]" strokecolor="#1f4d78 [1604]" strokeweight="1pt">
+                <v:stroke joinstyle="miter"/>
+                <v:formulas/>
+                <v:path arrowok="t" o:connecttype="custom" o:connectlocs="0,60115;60115,0;350520,0;4364565,0;4424680,60115;4424680,300565;4364565,360680;330200,360680;60115,360680;0,300565;0,60115" o:connectangles="0,0,0,0,0,0,0,0,0,0,0" textboxrect="0,0,4424680,421640"/>
+                <v:textbox>
+                  <w:txbxContent>
+                    <w:p>
+                      <w:r>
+                        <w:t>4x16 LCD</w:t>
+                      </w:r>
+                      <w:r>
+                        <w:rPr>
+                          <w:rFonts w:hint="eastAsia"/>
+                        </w:rPr>
+                        <w:t>螢</w:t>
+                      </w:r>
+                      <w:r>
+                        <w:t>幕</w:t>
+                      </w:r>
+                      <w:r>
+                        <w:rPr>
+                          <w:rFonts w:hint="eastAsia"/>
+                        </w:rPr>
+                        <w:t xml:space="preserve"> </w:t>
+                      </w:r>
+                      <w:r>
+                        <w:t>顯示</w:t>
+                      </w:r>
+                      <w:r>
+                        <w:rPr>
+                          <w:rFonts w:hint="eastAsia"/>
+                        </w:rPr>
+                        <w:t>圖</w:t>
+                      </w:r>
+                      <w:r>
+                        <w:t>片</w:t>
+                      </w:r>
+                      <w:r>
+                        <w:rPr>
+                          <w:rFonts w:hint="eastAsia"/>
+                        </w:rPr>
+                        <w:t>(</w:t>
+                      </w:r>
+                      <w:r>
+                        <w:rPr>
+                          <w:rFonts w:hint="eastAsia"/>
+                        </w:rPr>
+                        <w:t>列</w:t>
+                      </w:r>
+                      <w:r>
+                        <w:t>數</w:t>
+                      </w:r>
+                      <w:r>
+                        <w:rPr>
+                          <w:rFonts w:hint="eastAsia"/>
+                        </w:rPr>
+                        <w:t>=0,</w:t>
+                      </w:r>
+                      <w:r>
+                        <w:rPr>
+                          <w:rFonts w:hint="eastAsia"/>
+                        </w:rPr>
+                        <w:t>格數</w:t>
+                      </w:r>
+                      <w:r>
+                        <w:rPr>
+                          <w:rFonts w:hint="eastAsia"/>
+                        </w:rPr>
+                        <w:t>=0</w:t>
+                      </w:r>
+                      <w:r>
+                        <w:t>,</w:t>
+                      </w:r>
+                      <w:r>
+                        <w:rPr>
+                          <w:rFonts w:hint="eastAsia"/>
+                        </w:rPr>
+                        <w:t>圖片陣</w:t>
+                      </w:r>
+                      <w:r>
+                        <w:t>列</w:t>
+                      </w:r>
+                      <w:r>
+                        <w:t>)</w:t>
+                      </w:r>
+                    </w:p>
+                  </w:txbxContent>
+                </v:textbox>
+                <w10:anchorlock/>
+              </v:shape>
+            </w:pict>
+          </mc:Fallback>
+        </mc:AlternateContent>
+      </w:r>
+    </w:p>
+    <w:p>
+      <w:pPr>
+        <w:ind w:firstLineChars="100" w:firstLine="240"/>
+      </w:pPr>
+      <w:r>
+        <w:t>LCDA.CLEAR();</w:t>
+      </w:r>
+      <w:bookmarkStart w:id="0" w:name="_GoBack"/>
+      <w:bookmarkEnd w:id="0"/>
+    </w:p>
+    <w:p>
+      <w:pPr>
+        <w:ind w:firstLineChars="100" w:firstLine="240"/>
+        <w:rPr>
+          <w:rFonts w:hint="eastAsia"/>
+        </w:rPr>
+      </w:pPr>
+      <w:r>
+        <w:rPr>
+          <w:noProof/>
+        </w:rPr>
+        <mc:AlternateContent>
+          <mc:Choice Requires="wps">
+            <w:drawing>
+              <wp:inline distT="0" distB="0" distL="0" distR="0" wp14:anchorId="1E4EC918" wp14:editId="4F85681F">
+                <wp:extent cx="5274310" cy="553085"/>
+                <wp:effectExtent l="0" t="0" r="21590" b="18415"/>
+                <wp:docPr id="34" name="文字方塊 34"/>
+                <wp:cNvGraphicFramePr/>
+                <a:graphic xmlns:a="http://schemas.openxmlformats.org/drawingml/2006/main">
+                  <a:graphicData uri="http://schemas.microsoft.com/office/word/2010/wordprocessingShape">
+                    <wps:wsp>
+                      <wps:cNvSpPr txBox="1"/>
+                      <wps:spPr>
+                        <a:xfrm>
+                          <a:off x="0" y="0"/>
+                          <a:ext cx="5274310" cy="553085"/>
+                        </a:xfrm>
+                        <a:prstGeom prst="rect">
+                          <a:avLst/>
+                        </a:prstGeom>
+                        <a:solidFill>
+                          <a:schemeClr val="lt1"/>
+                        </a:solidFill>
+                        <a:ln w="6350">
+                          <a:solidFill>
+                            <a:prstClr val="black"/>
+                          </a:solidFill>
+                        </a:ln>
+                      </wps:spPr>
+                      <wps:txbx>
+                        <w:txbxContent>
+                          <w:p>
+                            <w:r>
+                              <w:rPr>
+                                <w:color w:val="538135" w:themeColor="accent6" w:themeShade="BF"/>
+                              </w:rPr>
+                              <w:t>''</w:t>
+                            </w:r>
+                            <w:r>
+                              <w:rPr>
+                                <w:rFonts w:hint="eastAsia"/>
+                              </w:rPr>
+                              <w:t xml:space="preserve"> </w:t>
+                            </w:r>
+                            <w:r>
+                              <w:t>LCDA.CLEAR();</w:t>
+                            </w:r>
+                            <w:r>
+                              <w:rPr>
+                                <w:color w:val="538135" w:themeColor="accent6" w:themeShade="BF"/>
+                              </w:rPr>
+                              <w:t>\n</w:t>
+                            </w:r>
+                            <w:r>
+                              <w:t>'</w:t>
+                            </w:r>
+                          </w:p>
+                        </w:txbxContent>
+                      </wps:txbx>
+                      <wps:bodyPr rot="0" spcFirstLastPara="0" vertOverflow="overflow" horzOverflow="overflow" vert="horz" wrap="square" lIns="91440" tIns="45720" rIns="91440" bIns="45720" numCol="1" spcCol="0" rtlCol="0" fromWordArt="0" anchor="t" anchorCtr="0" forceAA="0" compatLnSpc="1">
+                        <a:prstTxWarp prst="textNoShape">
+                          <a:avLst/>
+                        </a:prstTxWarp>
+                        <a:noAutofit/>
+                      </wps:bodyPr>
+                    </wps:wsp>
+                  </a:graphicData>
+                </a:graphic>
+              </wp:inline>
+            </w:drawing>
+          </mc:Choice>
+          <mc:Fallback>
+            <w:pict>
+              <v:shape w14:anchorId="1E4EC918" id="文字方塊 34" o:spid="_x0000_s1046" type="#_x0000_t202" style="width:415.3pt;height:43.55pt;visibility:visible;mso-wrap-style:square;mso-left-percent:-10001;mso-top-percent:-10001;mso-position-horizontal:absolute;mso-position-horizontal-relative:char;mso-position-vertical:absolute;mso-position-vertical-relative:line;mso-left-percent:-10001;mso-top-percent:-10001;v-text-anchor:top" o:gfxdata="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" fillcolor="white [3201]" strokeweight=".5pt">
+                <v:textbox>
+                  <w:txbxContent>
+                    <w:p>
+                      <w:r>
+                        <w:rPr>
+                          <w:color w:val="538135" w:themeColor="accent6" w:themeShade="BF"/>
+                        </w:rPr>
+                        <w:t>''</w:t>
+                      </w:r>
+                      <w:r>
+                        <w:rPr>
+                          <w:rFonts w:hint="eastAsia"/>
+                        </w:rPr>
+                        <w:t xml:space="preserve"> </w:t>
+                      </w:r>
+                      <w:r>
+                        <w:t>LCDA.CLEAR();</w:t>
+                      </w:r>
+                      <w:r>
+                        <w:rPr>
+                          <w:color w:val="538135" w:themeColor="accent6" w:themeShade="BF"/>
+                        </w:rPr>
+                        <w:t>\n</w:t>
+                      </w:r>
+                      <w:r>
+                        <w:t>'</w:t>
+                      </w:r>
+                    </w:p>
+                  </w:txbxContent>
+                </v:textbox>
+                <w10:anchorlock/>
+              </v:shape>
+            </w:pict>
+          </mc:Fallback>
+        </mc:AlternateContent>
+      </w:r>
+    </w:p>
+    <w:p>
+      <w:pPr>
+        <w:ind w:firstLineChars="100" w:firstLine="240"/>
+      </w:pPr>
+      <w:r>
+        <w:rPr>
+          <w:noProof/>
+          <w:color w:val="70AD47" w:themeColor="accent6"/>
+        </w:rPr>
+        <mc:AlternateContent>
+          <mc:Choice Requires="wps">
+            <w:drawing>
+              <wp:inline distT="0" distB="0" distL="0" distR="0" wp14:anchorId="0B9DAF32" wp14:editId="3B56BDE6">
+                <wp:extent cx="4424680" cy="421640"/>
+                <wp:effectExtent l="0" t="0" r="13970" b="16510"/>
+                <wp:docPr id="31" name="圓角矩形 4"/>
+                <wp:cNvGraphicFramePr/>
+                <a:graphic xmlns:a="http://schemas.openxmlformats.org/drawingml/2006/main">
+                  <a:graphicData uri="http://schemas.microsoft.com/office/word/2010/wordprocessingShape">
+                    <wps:wsp>
+                      <wps:cNvSpPr/>
+                      <wps:spPr>
+                        <a:xfrm>
+                          <a:off x="0" y="0"/>
+                          <a:ext cx="4424680" cy="421640"/>
+                        </a:xfrm>
+                        <a:custGeom>
+                          <a:avLst/>
+                          <a:gdLst>
+                            <a:gd name="connsiteX0" fmla="*/ 0 w 4424680"/>
+                            <a:gd name="connsiteY0" fmla="*/ 60115 h 360680"/>
+                            <a:gd name="connsiteX1" fmla="*/ 60115 w 4424680"/>
+                            <a:gd name="connsiteY1" fmla="*/ 0 h 360680"/>
+                            <a:gd name="connsiteX2" fmla="*/ 4364565 w 4424680"/>
+                            <a:gd name="connsiteY2" fmla="*/ 0 h 360680"/>
+                            <a:gd name="connsiteX3" fmla="*/ 4424680 w 4424680"/>
+                            <a:gd name="connsiteY3" fmla="*/ 60115 h 360680"/>
+                            <a:gd name="connsiteX4" fmla="*/ 4424680 w 4424680"/>
+                            <a:gd name="connsiteY4" fmla="*/ 300565 h 360680"/>
+                            <a:gd name="connsiteX5" fmla="*/ 4364565 w 4424680"/>
+                            <a:gd name="connsiteY5" fmla="*/ 360680 h 360680"/>
+                            <a:gd name="connsiteX6" fmla="*/ 60115 w 4424680"/>
+                            <a:gd name="connsiteY6" fmla="*/ 360680 h 360680"/>
+                            <a:gd name="connsiteX7" fmla="*/ 0 w 4424680"/>
+                            <a:gd name="connsiteY7" fmla="*/ 300565 h 360680"/>
+                            <a:gd name="connsiteX8" fmla="*/ 0 w 4424680"/>
+                            <a:gd name="connsiteY8" fmla="*/ 60115 h 360680"/>
+                            <a:gd name="connsiteX0" fmla="*/ 0 w 4424680"/>
+                            <a:gd name="connsiteY0" fmla="*/ 60115 h 360680"/>
+                            <a:gd name="connsiteX1" fmla="*/ 60115 w 4424680"/>
+                            <a:gd name="connsiteY1" fmla="*/ 0 h 360680"/>
+                            <a:gd name="connsiteX2" fmla="*/ 279400 w 4424680"/>
+                            <a:gd name="connsiteY2" fmla="*/ 0 h 360680"/>
+                            <a:gd name="connsiteX3" fmla="*/ 4364565 w 4424680"/>
+                            <a:gd name="connsiteY3" fmla="*/ 0 h 360680"/>
+                            <a:gd name="connsiteX4" fmla="*/ 4424680 w 4424680"/>
+                            <a:gd name="connsiteY4" fmla="*/ 60115 h 360680"/>
+                            <a:gd name="connsiteX5" fmla="*/ 4424680 w 4424680"/>
+                            <a:gd name="connsiteY5" fmla="*/ 300565 h 360680"/>
+                            <a:gd name="connsiteX6" fmla="*/ 4364565 w 4424680"/>
+                            <a:gd name="connsiteY6" fmla="*/ 360680 h 360680"/>
+                            <a:gd name="connsiteX7" fmla="*/ 60115 w 4424680"/>
+                            <a:gd name="connsiteY7" fmla="*/ 360680 h 360680"/>
+                            <a:gd name="connsiteX8" fmla="*/ 0 w 4424680"/>
+                            <a:gd name="connsiteY8" fmla="*/ 300565 h 360680"/>
+                            <a:gd name="connsiteX9" fmla="*/ 0 w 4424680"/>
+                            <a:gd name="connsiteY9" fmla="*/ 60115 h 360680"/>
+                            <a:gd name="connsiteX0" fmla="*/ 0 w 4424680"/>
+                            <a:gd name="connsiteY0" fmla="*/ 60115 h 360680"/>
+                            <a:gd name="connsiteX1" fmla="*/ 60115 w 4424680"/>
+                            <a:gd name="connsiteY1" fmla="*/ 0 h 360680"/>
+                            <a:gd name="connsiteX2" fmla="*/ 4364565 w 4424680"/>
+                            <a:gd name="connsiteY2" fmla="*/ 0 h 360680"/>
+                            <a:gd name="connsiteX3" fmla="*/ 4424680 w 4424680"/>
+                            <a:gd name="connsiteY3" fmla="*/ 60115 h 360680"/>
+                            <a:gd name="connsiteX4" fmla="*/ 4424680 w 4424680"/>
+                            <a:gd name="connsiteY4" fmla="*/ 300565 h 360680"/>
+                            <a:gd name="connsiteX5" fmla="*/ 4364565 w 4424680"/>
+                            <a:gd name="connsiteY5" fmla="*/ 360680 h 360680"/>
+                            <a:gd name="connsiteX6" fmla="*/ 60115 w 4424680"/>
+                            <a:gd name="connsiteY6" fmla="*/ 360680 h 360680"/>
+                            <a:gd name="connsiteX7" fmla="*/ 0 w 4424680"/>
+                            <a:gd name="connsiteY7" fmla="*/ 300565 h 360680"/>
+                            <a:gd name="connsiteX8" fmla="*/ 0 w 4424680"/>
+                            <a:gd name="connsiteY8" fmla="*/ 60115 h 360680"/>
+                            <a:gd name="connsiteX0" fmla="*/ 0 w 4424680"/>
+                            <a:gd name="connsiteY0" fmla="*/ 60115 h 360680"/>
+                            <a:gd name="connsiteX1" fmla="*/ 60115 w 4424680"/>
+                            <a:gd name="connsiteY1" fmla="*/ 0 h 360680"/>
+                            <a:gd name="connsiteX2" fmla="*/ 350520 w 4424680"/>
+                            <a:gd name="connsiteY2" fmla="*/ 0 h 360680"/>
+                            <a:gd name="connsiteX3" fmla="*/ 4364565 w 4424680"/>
+                            <a:gd name="connsiteY3" fmla="*/ 0 h 360680"/>
+                            <a:gd name="connsiteX4" fmla="*/ 4424680 w 4424680"/>
+                            <a:gd name="connsiteY4" fmla="*/ 60115 h 360680"/>
+                            <a:gd name="connsiteX5" fmla="*/ 4424680 w 4424680"/>
+                            <a:gd name="connsiteY5" fmla="*/ 300565 h 360680"/>
+                            <a:gd name="connsiteX6" fmla="*/ 4364565 w 4424680"/>
+                            <a:gd name="connsiteY6" fmla="*/ 360680 h 360680"/>
+                            <a:gd name="connsiteX7" fmla="*/ 60115 w 4424680"/>
+                            <a:gd name="connsiteY7" fmla="*/ 360680 h 360680"/>
+                            <a:gd name="connsiteX8" fmla="*/ 0 w 4424680"/>
+                            <a:gd name="connsiteY8" fmla="*/ 300565 h 360680"/>
+                            <a:gd name="connsiteX9" fmla="*/ 0 w 4424680"/>
+                            <a:gd name="connsiteY9" fmla="*/ 60115 h 360680"/>
+                            <a:gd name="connsiteX0" fmla="*/ 0 w 4424680"/>
+                            <a:gd name="connsiteY0" fmla="*/ 121075 h 421640"/>
+                            <a:gd name="connsiteX1" fmla="*/ 60115 w 4424680"/>
+                            <a:gd name="connsiteY1" fmla="*/ 60960 h 421640"/>
+                            <a:gd name="connsiteX2" fmla="*/ 350520 w 4424680"/>
+                            <a:gd name="connsiteY2" fmla="*/ 60960 h 421640"/>
+                            <a:gd name="connsiteX3" fmla="*/ 4364565 w 4424680"/>
+                            <a:gd name="connsiteY3" fmla="*/ 60960 h 421640"/>
+                            <a:gd name="connsiteX4" fmla="*/ 4424680 w 4424680"/>
+                            <a:gd name="connsiteY4" fmla="*/ 121075 h 421640"/>
+                            <a:gd name="connsiteX5" fmla="*/ 4424680 w 4424680"/>
+                            <a:gd name="connsiteY5" fmla="*/ 361525 h 421640"/>
+                            <a:gd name="connsiteX6" fmla="*/ 4364565 w 4424680"/>
+                            <a:gd name="connsiteY6" fmla="*/ 421640 h 421640"/>
+                            <a:gd name="connsiteX7" fmla="*/ 60115 w 4424680"/>
+                            <a:gd name="connsiteY7" fmla="*/ 421640 h 421640"/>
+                            <a:gd name="connsiteX8" fmla="*/ 0 w 4424680"/>
+                            <a:gd name="connsiteY8" fmla="*/ 361525 h 421640"/>
+                            <a:gd name="connsiteX9" fmla="*/ 0 w 4424680"/>
+                            <a:gd name="connsiteY9" fmla="*/ 121075 h 421640"/>
+                            <a:gd name="connsiteX0" fmla="*/ 0 w 4424680"/>
+                            <a:gd name="connsiteY0" fmla="*/ 121075 h 421640"/>
+                            <a:gd name="connsiteX1" fmla="*/ 60115 w 4424680"/>
+                            <a:gd name="connsiteY1" fmla="*/ 60960 h 421640"/>
+                            <a:gd name="connsiteX2" fmla="*/ 350520 w 4424680"/>
+                            <a:gd name="connsiteY2" fmla="*/ 60960 h 421640"/>
+                            <a:gd name="connsiteX3" fmla="*/ 4364565 w 4424680"/>
+                            <a:gd name="connsiteY3" fmla="*/ 60960 h 421640"/>
+                            <a:gd name="connsiteX4" fmla="*/ 4424680 w 4424680"/>
+                            <a:gd name="connsiteY4" fmla="*/ 121075 h 421640"/>
+                            <a:gd name="connsiteX5" fmla="*/ 4424680 w 4424680"/>
+                            <a:gd name="connsiteY5" fmla="*/ 361525 h 421640"/>
+                            <a:gd name="connsiteX6" fmla="*/ 4364565 w 4424680"/>
+                            <a:gd name="connsiteY6" fmla="*/ 421640 h 421640"/>
+                            <a:gd name="connsiteX7" fmla="*/ 330200 w 4424680"/>
+                            <a:gd name="connsiteY7" fmla="*/ 421640 h 421640"/>
+                            <a:gd name="connsiteX8" fmla="*/ 60115 w 4424680"/>
+                            <a:gd name="connsiteY8" fmla="*/ 421640 h 421640"/>
+                            <a:gd name="connsiteX9" fmla="*/ 0 w 4424680"/>
+                            <a:gd name="connsiteY9" fmla="*/ 361525 h 421640"/>
+                            <a:gd name="connsiteX10" fmla="*/ 0 w 4424680"/>
+                            <a:gd name="connsiteY10" fmla="*/ 121075 h 421640"/>
+                            <a:gd name="connsiteX0" fmla="*/ 0 w 4424680"/>
+                            <a:gd name="connsiteY0" fmla="*/ 60115 h 360680"/>
+                            <a:gd name="connsiteX1" fmla="*/ 60115 w 4424680"/>
+                            <a:gd name="connsiteY1" fmla="*/ 0 h 360680"/>
+                            <a:gd name="connsiteX2" fmla="*/ 350520 w 4424680"/>
+                            <a:gd name="connsiteY2" fmla="*/ 0 h 360680"/>
+                            <a:gd name="connsiteX3" fmla="*/ 4364565 w 4424680"/>
+                            <a:gd name="connsiteY3" fmla="*/ 0 h 360680"/>
+                            <a:gd name="connsiteX4" fmla="*/ 4424680 w 4424680"/>
+                            <a:gd name="connsiteY4" fmla="*/ 60115 h 360680"/>
+                            <a:gd name="connsiteX5" fmla="*/ 4424680 w 4424680"/>
+                            <a:gd name="connsiteY5" fmla="*/ 300565 h 360680"/>
+                            <a:gd name="connsiteX6" fmla="*/ 4364565 w 4424680"/>
+                            <a:gd name="connsiteY6" fmla="*/ 360680 h 360680"/>
+                            <a:gd name="connsiteX7" fmla="*/ 330200 w 4424680"/>
+                            <a:gd name="connsiteY7" fmla="*/ 360680 h 360680"/>
+                            <a:gd name="connsiteX8" fmla="*/ 60115 w 4424680"/>
+                            <a:gd name="connsiteY8" fmla="*/ 360680 h 360680"/>
+                            <a:gd name="connsiteX9" fmla="*/ 0 w 4424680"/>
+                            <a:gd name="connsiteY9" fmla="*/ 300565 h 360680"/>
+                            <a:gd name="connsiteX10" fmla="*/ 0 w 4424680"/>
+                            <a:gd name="connsiteY10" fmla="*/ 60115 h 360680"/>
+                            <a:gd name="connsiteX0" fmla="*/ 0 w 4424680"/>
+                            <a:gd name="connsiteY0" fmla="*/ 60115 h 421640"/>
+                            <a:gd name="connsiteX1" fmla="*/ 60115 w 4424680"/>
+                            <a:gd name="connsiteY1" fmla="*/ 0 h 421640"/>
+                            <a:gd name="connsiteX2" fmla="*/ 350520 w 4424680"/>
+                            <a:gd name="connsiteY2" fmla="*/ 0 h 421640"/>
+                            <a:gd name="connsiteX3" fmla="*/ 4364565 w 4424680"/>
+                            <a:gd name="connsiteY3" fmla="*/ 0 h 421640"/>
+                            <a:gd name="connsiteX4" fmla="*/ 4424680 w 4424680"/>
+                            <a:gd name="connsiteY4" fmla="*/ 60115 h 421640"/>
+                            <a:gd name="connsiteX5" fmla="*/ 4424680 w 4424680"/>
+                            <a:gd name="connsiteY5" fmla="*/ 300565 h 421640"/>
+                            <a:gd name="connsiteX6" fmla="*/ 4364565 w 4424680"/>
+                            <a:gd name="connsiteY6" fmla="*/ 360680 h 421640"/>
+                            <a:gd name="connsiteX7" fmla="*/ 330200 w 4424680"/>
+                            <a:gd name="connsiteY7" fmla="*/ 360680 h 421640"/>
+                            <a:gd name="connsiteX8" fmla="*/ 60115 w 4424680"/>
+                            <a:gd name="connsiteY8" fmla="*/ 360680 h 421640"/>
+                            <a:gd name="connsiteX9" fmla="*/ 0 w 4424680"/>
+                            <a:gd name="connsiteY9" fmla="*/ 300565 h 421640"/>
+                            <a:gd name="connsiteX10" fmla="*/ 0 w 4424680"/>
+                            <a:gd name="connsiteY10" fmla="*/ 60115 h 421640"/>
+                          </a:gdLst>
+                          <a:ahLst/>
+                          <a:cxnLst>
+                            <a:cxn ang="0">
+                              <a:pos x="connsiteX0" y="connsiteY0"/>
+                            </a:cxn>
+                            <a:cxn ang="0">
+                              <a:pos x="connsiteX1" y="connsiteY1"/>
+                            </a:cxn>
+                            <a:cxn ang="0">
+                              <a:pos x="connsiteX2" y="connsiteY2"/>
+                            </a:cxn>
+                            <a:cxn ang="0">
+                              <a:pos x="connsiteX3" y="connsiteY3"/>
+                            </a:cxn>
+                            <a:cxn ang="0">
+                              <a:pos x="connsiteX4" y="connsiteY4"/>
+                            </a:cxn>
+                            <a:cxn ang="0">
+                              <a:pos x="connsiteX5" y="connsiteY5"/>
+                            </a:cxn>
+                            <a:cxn ang="0">
+                              <a:pos x="connsiteX6" y="connsiteY6"/>
+                            </a:cxn>
+                            <a:cxn ang="0">
+                              <a:pos x="connsiteX7" y="connsiteY7"/>
+                            </a:cxn>
+                            <a:cxn ang="0">
+                              <a:pos x="connsiteX8" y="connsiteY8"/>
+                            </a:cxn>
+                            <a:cxn ang="0">
+                              <a:pos x="connsiteX9" y="connsiteY9"/>
+                            </a:cxn>
+                            <a:cxn ang="0">
+                              <a:pos x="connsiteX10" y="connsiteY10"/>
+                            </a:cxn>
+                          </a:cxnLst>
+                          <a:rect l="l" t="t" r="r" b="b"/>
+                          <a:pathLst>
+                            <a:path w="4424680" h="421640">
+                              <a:moveTo>
+                                <a:pt x="0" y="60115"/>
+                              </a:moveTo>
+                              <a:cubicBezTo>
+                                <a:pt x="0" y="26914"/>
+                                <a:pt x="26914" y="0"/>
+                                <a:pt x="60115" y="0"/>
+                              </a:cubicBezTo>
+                              <a:cubicBezTo>
+                                <a:pt x="156917" y="0"/>
+                                <a:pt x="207998" y="121920"/>
+                                <a:pt x="350520" y="0"/>
+                              </a:cubicBezTo>
+                              <a:lnTo>
+                                <a:pt x="4364565" y="0"/>
+                              </a:lnTo>
+                              <a:cubicBezTo>
+                                <a:pt x="4397766" y="0"/>
+                                <a:pt x="4424680" y="26914"/>
+                                <a:pt x="4424680" y="60115"/>
+                              </a:cubicBezTo>
+                              <a:lnTo>
+                                <a:pt x="4424680" y="300565"/>
+                              </a:lnTo>
+                              <a:cubicBezTo>
+                                <a:pt x="4424680" y="333766"/>
+                                <a:pt x="4397766" y="360680"/>
+                                <a:pt x="4364565" y="360680"/>
+                              </a:cubicBezTo>
+                              <a:lnTo>
+                                <a:pt x="330200" y="360680"/>
+                              </a:lnTo>
+                              <a:cubicBezTo>
+                                <a:pt x="138572" y="497840"/>
+                                <a:pt x="150143" y="360680"/>
+                                <a:pt x="60115" y="360680"/>
+                              </a:cubicBezTo>
+                              <a:cubicBezTo>
+                                <a:pt x="26914" y="360680"/>
+                                <a:pt x="0" y="333766"/>
+                                <a:pt x="0" y="300565"/>
+                              </a:cubicBezTo>
+                              <a:lnTo>
+                                <a:pt x="0" y="60115"/>
+                              </a:lnTo>
+                              <a:close/>
+                            </a:path>
+                          </a:pathLst>
+                        </a:custGeom>
+                      </wps:spPr>
+                      <wps:style>
+                        <a:lnRef idx="2">
+                          <a:schemeClr val="accent1">
+                            <a:shade val="50000"/>
+                          </a:schemeClr>
+                        </a:lnRef>
+                        <a:fillRef idx="1">
+                          <a:schemeClr val="accent1"/>
+                        </a:fillRef>
+                        <a:effectRef idx="0">
+                          <a:schemeClr val="accent1"/>
+                        </a:effectRef>
+                        <a:fontRef idx="minor">
+                          <a:schemeClr val="lt1"/>
+                        </a:fontRef>
+                      </wps:style>
+                      <wps:txbx>
+                        <w:txbxContent>
+                          <w:p>
+                            <w:pPr>
+                              <w:rPr>
+                                <w:rFonts w:hint="eastAsia"/>
+                              </w:rPr>
+                            </w:pPr>
+                            <w:r>
+                              <w:t>4x16 LCD</w:t>
+                            </w:r>
+                            <w:r>
+                              <w:rPr>
+                                <w:rFonts w:hint="eastAsia"/>
+                              </w:rPr>
+                              <w:t>螢</w:t>
+                            </w:r>
+                            <w:r>
+                              <w:t>幕</w:t>
+                            </w:r>
+                            <w:r>
+                              <w:rPr>
+                                <w:rFonts w:hint="eastAsia"/>
+                              </w:rPr>
+                              <w:t xml:space="preserve"> </w:t>
+                            </w:r>
+                            <w:r>
+                              <w:rPr>
+                                <w:rFonts w:hint="eastAsia"/>
+                              </w:rPr>
+                              <w:t>清除畫</w:t>
+                            </w:r>
+                            <w:r>
+                              <w:t>面</w:t>
+                            </w:r>
+                          </w:p>
+                        </w:txbxContent>
+                      </wps:txbx>
+                      <wps:bodyPr rot="0" spcFirstLastPara="0" vertOverflow="overflow" horzOverflow="overflow" vert="horz" wrap="square" lIns="91440" tIns="45720" rIns="91440" bIns="45720" numCol="1" spcCol="0" rtlCol="0" fromWordArt="0" anchor="ctr" anchorCtr="0" forceAA="0" compatLnSpc="1">
+                        <a:prstTxWarp prst="textNoShape">
+                          <a:avLst/>
+                        </a:prstTxWarp>
+                        <a:noAutofit/>
+                      </wps:bodyPr>
+                    </wps:wsp>
+                  </a:graphicData>
+                </a:graphic>
+              </wp:inline>
+            </w:drawing>
+          </mc:Choice>
+          <mc:Fallback>
+            <w:pict>
+              <v:shape w14:anchorId="0B9DAF32" id="_x0000_s1047" style="width:348.4pt;height:33.2pt;visibility:visible;mso-wrap-style:square;mso-left-percent:-10001;mso-top-percent:-10001;mso-position-horizontal:absolute;mso-position-horizontal-relative:char;mso-position-vertical:absolute;mso-position-vertical-relative:line;mso-left-percent:-10001;mso-top-percent:-10001;v-text-anchor:middle" coordsize="4424680,421640" o:spt="100" o:gfxdata="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" adj="-11796480,,5400" path="m,60115c,26914,26914,,60115,v96802,,147883,121920,290405,l4364565,v33201,,60115,26914,60115,60115l4424680,300565v,33201,-26914,60115,-60115,60115l330200,360680v-191628,137160,-180057,,-270085,c26914,360680,,333766,,300565l,60115xe" fillcolor="#5b9bd5 [3204]" strokecolor="#1f4d78 [1604]" strokeweight="1pt">
+                <v:stroke joinstyle="miter"/>
+                <v:formulas/>
+                <v:path arrowok="t" o:connecttype="custom" o:connectlocs="0,60115;60115,0;350520,0;4364565,0;4424680,60115;4424680,300565;4364565,360680;330200,360680;60115,360680;0,300565;0,60115" o:connectangles="0,0,0,0,0,0,0,0,0,0,0" textboxrect="0,0,4424680,421640"/>
+                <v:textbox>
+                  <w:txbxContent>
+                    <w:p>
+                      <w:pPr>
+                        <w:rPr>
+                          <w:rFonts w:hint="eastAsia"/>
+                        </w:rPr>
+                      </w:pPr>
+                      <w:r>
+                        <w:t>4x16 LCD</w:t>
+                      </w:r>
+                      <w:r>
+                        <w:rPr>
+                          <w:rFonts w:hint="eastAsia"/>
+                        </w:rPr>
+                        <w:t>螢</w:t>
+                      </w:r>
+                      <w:r>
+                        <w:t>幕</w:t>
+                      </w:r>
+                      <w:r>
+                        <w:rPr>
+                          <w:rFonts w:hint="eastAsia"/>
+                        </w:rPr>
+                        <w:t xml:space="preserve"> </w:t>
+                      </w:r>
+                      <w:r>
+                        <w:rPr>
+                          <w:rFonts w:hint="eastAsia"/>
+                        </w:rPr>
+                        <w:t>清除畫</w:t>
+                      </w:r>
+                      <w:r>
+                        <w:t>面</w:t>
+                      </w:r>
+                    </w:p>
+                  </w:txbxContent>
+                </v:textbox>
+                <w10:anchorlock/>
+              </v:shape>
+            </w:pict>
+          </mc:Fallback>
+        </mc:AlternateContent>
+      </w:r>
     </w:p>
     <w:p>
       <w:pPr>
@@ -8045,6 +8453,2006 @@
     </w:p>
     <w:p>
       <w:pPr>
+        <w:widowControl/>
+        <w:rPr>
+          <w:shd w:val="clear" w:color="auto" w:fill="D9D9D9" w:themeFill="background1" w:themeFillShade="D9"/>
+        </w:rPr>
+      </w:pPr>
+      <w:r>
+        <w:rPr>
+          <w:shd w:val="clear" w:color="auto" w:fill="D9D9D9" w:themeFill="background1" w:themeFillShade="D9"/>
+        </w:rPr>
+        <w:br w:type="page"/>
+      </w:r>
+    </w:p>
+    <w:p>
+      <w:pPr>
+        <w:rPr>
+          <w:rFonts w:hint="eastAsia"/>
+          <w:color w:val="C45911" w:themeColor="accent2" w:themeShade="BF"/>
+        </w:rPr>
+      </w:pPr>
+      <w:r>
+        <w:rPr>
+          <w:rFonts w:hint="eastAsia"/>
+          <w:color w:val="C45911" w:themeColor="accent2" w:themeShade="BF"/>
+        </w:rPr>
+        <w:lastRenderedPageBreak/>
+        <w:t>(</w:t>
+      </w:r>
+      <w:r>
+        <w:rPr>
+          <w:rFonts w:hint="eastAsia"/>
+          <w:color w:val="C45911" w:themeColor="accent2" w:themeShade="BF"/>
+        </w:rPr>
+        <w:t>空</w:t>
+      </w:r>
+      <w:r>
+        <w:rPr>
+          <w:color w:val="C45911" w:themeColor="accent2" w:themeShade="BF"/>
+        </w:rPr>
+        <w:t>白</w:t>
+      </w:r>
+      <w:r>
+        <w:rPr>
+          <w:rFonts w:hint="eastAsia"/>
+          <w:color w:val="C45911" w:themeColor="accent2" w:themeShade="BF"/>
+        </w:rPr>
+        <w:t>)</w:t>
+      </w:r>
+    </w:p>
+    <w:p>
+      <w:pPr>
+        <w:rPr>
+          <w:color w:val="C45911" w:themeColor="accent2" w:themeShade="BF"/>
+        </w:rPr>
+      </w:pPr>
+      <w:r>
+        <w:rPr>
+          <w:noProof/>
+        </w:rPr>
+        <mc:AlternateContent>
+          <mc:Choice Requires="wps">
+            <w:drawing>
+              <wp:inline distT="0" distB="0" distL="0" distR="0" wp14:anchorId="58D31B0C" wp14:editId="35C18D40">
+                <wp:extent cx="5344160" cy="365760"/>
+                <wp:effectExtent l="0" t="0" r="27940" b="15240"/>
+                <wp:docPr id="17" name="文字方塊 17"/>
+                <wp:cNvGraphicFramePr/>
+                <a:graphic xmlns:a="http://schemas.openxmlformats.org/drawingml/2006/main">
+                  <a:graphicData uri="http://schemas.microsoft.com/office/word/2010/wordprocessingShape">
+                    <wps:wsp>
+                      <wps:cNvSpPr txBox="1"/>
+                      <wps:spPr>
+                        <a:xfrm>
+                          <a:off x="0" y="0"/>
+                          <a:ext cx="5344160" cy="365760"/>
+                        </a:xfrm>
+                        <a:prstGeom prst="rect">
+                          <a:avLst/>
+                        </a:prstGeom>
+                        <a:solidFill>
+                          <a:schemeClr val="lt1"/>
+                        </a:solidFill>
+                        <a:ln w="6350">
+                          <a:solidFill>
+                            <a:prstClr val="black"/>
+                          </a:solidFill>
+                        </a:ln>
+                      </wps:spPr>
+                      <wps:txbx>
+                        <w:txbxContent>
+                          <w:p>
+                            <w:r>
+                              <w:rPr>
+                                <w:rFonts w:hint="eastAsia"/>
+                              </w:rPr>
+                              <w:t>變</w:t>
+                            </w:r>
+                            <w:r>
+                              <w:t>數：</w:t>
+                            </w:r>
+                          </w:p>
+                        </w:txbxContent>
+                      </wps:txbx>
+                      <wps:bodyPr rot="0" spcFirstLastPara="0" vertOverflow="overflow" horzOverflow="overflow" vert="horz" wrap="square" lIns="91440" tIns="45720" rIns="91440" bIns="45720" numCol="1" spcCol="0" rtlCol="0" fromWordArt="0" anchor="t" anchorCtr="0" forceAA="0" compatLnSpc="1">
+                        <a:prstTxWarp prst="textNoShape">
+                          <a:avLst/>
+                        </a:prstTxWarp>
+                        <a:noAutofit/>
+                      </wps:bodyPr>
+                    </wps:wsp>
+                  </a:graphicData>
+                </a:graphic>
+              </wp:inline>
+            </w:drawing>
+          </mc:Choice>
+          <mc:Fallback>
+            <w:pict>
+              <v:shape w14:anchorId="58D31B0C" id="文字方塊 17" o:spid="_x0000_s1048" type="#_x0000_t202" style="width:420.8pt;height:28.8pt;visibility:visible;mso-wrap-style:square;mso-left-percent:-10001;mso-top-percent:-10001;mso-position-horizontal:absolute;mso-position-horizontal-relative:char;mso-position-vertical:absolute;mso-position-vertical-relative:line;mso-left-percent:-10001;mso-top-percent:-10001;v-text-anchor:top" o:gfxdata="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" fillcolor="white [3201]" strokeweight=".5pt">
+                <v:textbox>
+                  <w:txbxContent>
+                    <w:p>
+                      <w:r>
+                        <w:rPr>
+                          <w:rFonts w:hint="eastAsia"/>
+                        </w:rPr>
+                        <w:t>變</w:t>
+                      </w:r>
+                      <w:r>
+                        <w:t>數：</w:t>
+                      </w:r>
+                    </w:p>
+                  </w:txbxContent>
+                </v:textbox>
+                <w10:anchorlock/>
+              </v:shape>
+            </w:pict>
+          </mc:Fallback>
+        </mc:AlternateContent>
+      </w:r>
+    </w:p>
+    <w:p>
+      <w:pPr>
+        <w:rPr>
+          <w:color w:val="C45911" w:themeColor="accent2" w:themeShade="BF"/>
+        </w:rPr>
+      </w:pPr>
+      <w:r>
+        <w:rPr>
+          <w:color w:val="C45911" w:themeColor="accent2" w:themeShade="BF"/>
+        </w:rPr>
+        <w:t>#include &lt;.h&gt;</w:t>
+      </w:r>
+    </w:p>
+    <w:p>
+      <w:pPr>
+        <w:rPr>
+          <w:color w:val="C45911" w:themeColor="accent2" w:themeShade="BF"/>
+        </w:rPr>
+      </w:pPr>
+    </w:p>
+    <w:p>
+      <w:pPr>
+        <w:rPr>
+          <w:color w:val="538135" w:themeColor="accent6" w:themeShade="BF"/>
+        </w:rPr>
+      </w:pPr>
+      <w:r>
+        <w:rPr>
+          <w:color w:val="538135" w:themeColor="accent6" w:themeShade="BF"/>
+        </w:rPr>
+        <w:t xml:space="preserve">TM1637Display </w:t>
+      </w:r>
+      <w:r>
+        <w:rPr>
+          <w:color w:val="538135" w:themeColor="accent6" w:themeShade="BF"/>
+        </w:rPr>
+        <w:t>tm_</w:t>
+      </w:r>
+      <w:r>
+        <w:rPr>
+          <w:color w:val="538135" w:themeColor="accent6" w:themeShade="BF"/>
+        </w:rPr>
+        <w:t>display</w:t>
+      </w:r>
+      <w:r>
+        <w:rPr>
+          <w:color w:val="FF0000"/>
+        </w:rPr>
+        <w:t>23</w:t>
+      </w:r>
+      <w:r>
+        <w:rPr>
+          <w:color w:val="538135" w:themeColor="accent6" w:themeShade="BF"/>
+        </w:rPr>
+        <w:t>(</w:t>
+      </w:r>
+      <w:r>
+        <w:rPr>
+          <w:color w:val="FF0000"/>
+        </w:rPr>
+        <w:t>2</w:t>
+      </w:r>
+      <w:r>
+        <w:rPr>
+          <w:color w:val="538135" w:themeColor="accent6" w:themeShade="BF"/>
+        </w:rPr>
+        <w:t>,</w:t>
+      </w:r>
+      <w:r>
+        <w:rPr>
+          <w:color w:val="C45911" w:themeColor="accent2" w:themeShade="BF"/>
+        </w:rPr>
+        <w:t xml:space="preserve"> </w:t>
+      </w:r>
+      <w:r>
+        <w:rPr>
+          <w:color w:val="FF0000"/>
+        </w:rPr>
+        <w:t>3</w:t>
+      </w:r>
+      <w:r>
+        <w:rPr>
+          <w:color w:val="538135" w:themeColor="accent6" w:themeShade="BF"/>
+        </w:rPr>
+        <w:t>);</w:t>
+      </w:r>
+    </w:p>
+    <w:p>
+      <w:pPr>
+        <w:rPr>
+          <w:color w:val="C45911" w:themeColor="accent2" w:themeShade="BF"/>
+        </w:rPr>
+      </w:pPr>
+      <w:r>
+        <w:rPr>
+          <w:noProof/>
+        </w:rPr>
+        <mc:AlternateContent>
+          <mc:Choice Requires="wps">
+            <w:drawing>
+              <wp:inline distT="0" distB="0" distL="0" distR="0" wp14:anchorId="5D54ADAF" wp14:editId="1497FFD3">
+                <wp:extent cx="5933440" cy="589280"/>
+                <wp:effectExtent l="0" t="0" r="10160" b="20320"/>
+                <wp:docPr id="19" name="文字方塊 19"/>
+                <wp:cNvGraphicFramePr/>
+                <a:graphic xmlns:a="http://schemas.openxmlformats.org/drawingml/2006/main">
+                  <a:graphicData uri="http://schemas.microsoft.com/office/word/2010/wordprocessingShape">
+                    <wps:wsp>
+                      <wps:cNvSpPr txBox="1"/>
+                      <wps:spPr>
+                        <a:xfrm>
+                          <a:off x="0" y="0"/>
+                          <a:ext cx="5933440" cy="589280"/>
+                        </a:xfrm>
+                        <a:prstGeom prst="rect">
+                          <a:avLst/>
+                        </a:prstGeom>
+                        <a:solidFill>
+                          <a:schemeClr val="lt1"/>
+                        </a:solidFill>
+                        <a:ln w="6350">
+                          <a:solidFill>
+                            <a:prstClr val="black"/>
+                          </a:solidFill>
+                        </a:ln>
+                      </wps:spPr>
+                      <wps:txbx>
+                        <w:txbxContent>
+                          <w:p>
+                            <w:r>
+                              <w:rPr>
+                                <w:color w:val="538135" w:themeColor="accent6" w:themeShade="BF"/>
+                              </w:rPr>
+                              <w:t>''</w:t>
+                            </w:r>
+                            <w:r>
+                              <w:rPr>
+                                <w:color w:val="538135" w:themeColor="accent6" w:themeShade="BF"/>
+                              </w:rPr>
+                              <w:t xml:space="preserve">TM1637Display </w:t>
+                            </w:r>
+                            <w:r>
+                              <w:rPr>
+                                <w:color w:val="538135" w:themeColor="accent6" w:themeShade="BF"/>
+                              </w:rPr>
+                              <w:t>tm_</w:t>
+                            </w:r>
+                            <w:r>
+                              <w:rPr>
+                                <w:color w:val="538135" w:themeColor="accent6" w:themeShade="BF"/>
+                              </w:rPr>
+                              <w:t>display</w:t>
+                            </w:r>
+                            <w:r>
+                              <w:rPr>
+                                <w:color w:val="538135" w:themeColor="accent6" w:themeShade="BF"/>
+                              </w:rPr>
+                              <w:t>'</w:t>
+                            </w:r>
+                            <w:r>
+                              <w:t xml:space="preserve"> </w:t>
+                            </w:r>
+                            <w:r>
+                              <w:rPr>
+                                <w:rFonts w:hint="eastAsia"/>
+                              </w:rPr>
+                              <w:t>●</w:t>
+                            </w:r>
+                            <w:r>
+                              <w:rPr>
+                                <w:color w:val="FF0000"/>
+                              </w:rPr>
+                              <w:t xml:space="preserve">value_clk </w:t>
+                            </w:r>
+                            <w:r>
+                              <w:rPr>
+                                <w:rFonts w:hint="eastAsia"/>
+                              </w:rPr>
+                              <w:t>●</w:t>
+                            </w:r>
+                            <w:r>
+                              <w:rPr>
+                                <w:color w:val="FF0000"/>
+                              </w:rPr>
+                              <w:t>value_dio</w:t>
+                            </w:r>
+                            <w:r>
+                              <w:rPr>
+                                <w:rFonts w:hint="eastAsia"/>
+                              </w:rPr>
+                              <w:t>●</w:t>
+                            </w:r>
+                            <w:r>
+                              <w:rPr>
+                                <w:color w:val="538135" w:themeColor="accent6" w:themeShade="BF"/>
+                              </w:rPr>
+                              <w:t>'</w:t>
+                            </w:r>
+                            <w:r>
+                              <w:rPr>
+                                <w:color w:val="538135" w:themeColor="accent6" w:themeShade="BF"/>
+                              </w:rPr>
+                              <w:t>(</w:t>
+                            </w:r>
+                            <w:r>
+                              <w:rPr>
+                                <w:color w:val="538135" w:themeColor="accent6" w:themeShade="BF"/>
+                              </w:rPr>
+                              <w:t>'</w:t>
+                            </w:r>
+                            <w:r>
+                              <w:rPr>
+                                <w:rFonts w:hint="eastAsia"/>
+                              </w:rPr>
+                              <w:t>●</w:t>
+                            </w:r>
+                            <w:r>
+                              <w:rPr>
+                                <w:color w:val="FF0000"/>
+                              </w:rPr>
+                              <w:t>value_clk</w:t>
+                            </w:r>
+                            <w:r>
+                              <w:rPr>
+                                <w:rFonts w:hint="eastAsia"/>
+                              </w:rPr>
+                              <w:t>●</w:t>
+                            </w:r>
+                            <w:r>
+                              <w:t>'</w:t>
+                            </w:r>
+                            <w:r>
+                              <w:rPr>
+                                <w:color w:val="538135" w:themeColor="accent6" w:themeShade="BF"/>
+                              </w:rPr>
+                              <w:t>,</w:t>
+                            </w:r>
+                            <w:r>
+                              <w:t xml:space="preserve"> </w:t>
+                            </w:r>
+                            <w:r>
+                              <w:rPr>
+                                <w:color w:val="538135" w:themeColor="accent6" w:themeShade="BF"/>
+                              </w:rPr>
+                              <w:t>'</w:t>
+                            </w:r>
+                            <w:r>
+                              <w:rPr>
+                                <w:rFonts w:hint="eastAsia"/>
+                              </w:rPr>
+                              <w:t xml:space="preserve"> </w:t>
+                            </w:r>
+                            <w:r>
+                              <w:rPr>
+                                <w:rFonts w:hint="eastAsia"/>
+                              </w:rPr>
+                              <w:t>●</w:t>
+                            </w:r>
+                            <w:r>
+                              <w:rPr>
+                                <w:color w:val="C45911" w:themeColor="accent2" w:themeShade="BF"/>
+                              </w:rPr>
+                              <w:t xml:space="preserve"> </w:t>
+                            </w:r>
+                            <w:r>
+                              <w:rPr>
+                                <w:color w:val="FF0000"/>
+                              </w:rPr>
+                              <w:t>value_dio</w:t>
+                            </w:r>
+                            <w:r>
+                              <w:rPr>
+                                <w:rFonts w:hint="eastAsia"/>
+                              </w:rPr>
+                              <w:t>●</w:t>
+                            </w:r>
+                            <w:r>
+                              <w:t>'</w:t>
+                            </w:r>
+                            <w:r>
+                              <w:rPr>
+                                <w:color w:val="538135" w:themeColor="accent6" w:themeShade="BF"/>
+                              </w:rPr>
+                              <w:t>);</w:t>
+                            </w:r>
+                            <w:r>
+                              <w:t xml:space="preserve"> </w:t>
+                            </w:r>
+                            <w:r>
+                              <w:rPr>
+                                <w:color w:val="538135" w:themeColor="accent6" w:themeShade="BF"/>
+                              </w:rPr>
+                              <w:t>'</w:t>
+                            </w:r>
+                          </w:p>
+                        </w:txbxContent>
+                      </wps:txbx>
+                      <wps:bodyPr rot="0" spcFirstLastPara="0" vertOverflow="overflow" horzOverflow="overflow" vert="horz" wrap="square" lIns="91440" tIns="45720" rIns="91440" bIns="45720" numCol="1" spcCol="0" rtlCol="0" fromWordArt="0" anchor="t" anchorCtr="0" forceAA="0" compatLnSpc="1">
+                        <a:prstTxWarp prst="textNoShape">
+                          <a:avLst/>
+                        </a:prstTxWarp>
+                        <a:noAutofit/>
+                      </wps:bodyPr>
+                    </wps:wsp>
+                  </a:graphicData>
+                </a:graphic>
+              </wp:inline>
+            </w:drawing>
+          </mc:Choice>
+          <mc:Fallback>
+            <w:pict>
+              <v:shape w14:anchorId="5D54ADAF" id="文字方塊 19" o:spid="_x0000_s1049" type="#_x0000_t202" style="width:467.2pt;height:46.4pt;visibility:visible;mso-wrap-style:square;mso-left-percent:-10001;mso-top-percent:-10001;mso-position-horizontal:absolute;mso-position-horizontal-relative:char;mso-position-vertical:absolute;mso-position-vertical-relative:line;mso-left-percent:-10001;mso-top-percent:-10001;v-text-anchor:top" o:gfxdata="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" fillcolor="white [3201]" strokeweight=".5pt">
+                <v:textbox>
+                  <w:txbxContent>
+                    <w:p>
+                      <w:r>
+                        <w:rPr>
+                          <w:color w:val="538135" w:themeColor="accent6" w:themeShade="BF"/>
+                        </w:rPr>
+                        <w:t>''</w:t>
+                      </w:r>
+                      <w:r>
+                        <w:rPr>
+                          <w:color w:val="538135" w:themeColor="accent6" w:themeShade="BF"/>
+                        </w:rPr>
+                        <w:t xml:space="preserve">TM1637Display </w:t>
+                      </w:r>
+                      <w:r>
+                        <w:rPr>
+                          <w:color w:val="538135" w:themeColor="accent6" w:themeShade="BF"/>
+                        </w:rPr>
+                        <w:t>tm_</w:t>
+                      </w:r>
+                      <w:r>
+                        <w:rPr>
+                          <w:color w:val="538135" w:themeColor="accent6" w:themeShade="BF"/>
+                        </w:rPr>
+                        <w:t>display</w:t>
+                      </w:r>
+                      <w:r>
+                        <w:rPr>
+                          <w:color w:val="538135" w:themeColor="accent6" w:themeShade="BF"/>
+                        </w:rPr>
+                        <w:t>'</w:t>
+                      </w:r>
+                      <w:r>
+                        <w:t xml:space="preserve"> </w:t>
+                      </w:r>
+                      <w:r>
+                        <w:rPr>
+                          <w:rFonts w:hint="eastAsia"/>
+                        </w:rPr>
+                        <w:t>●</w:t>
+                      </w:r>
+                      <w:r>
+                        <w:rPr>
+                          <w:color w:val="FF0000"/>
+                        </w:rPr>
+                        <w:t xml:space="preserve">value_clk </w:t>
+                      </w:r>
+                      <w:r>
+                        <w:rPr>
+                          <w:rFonts w:hint="eastAsia"/>
+                        </w:rPr>
+                        <w:t>●</w:t>
+                      </w:r>
+                      <w:r>
+                        <w:rPr>
+                          <w:color w:val="FF0000"/>
+                        </w:rPr>
+                        <w:t>value_dio</w:t>
+                      </w:r>
+                      <w:r>
+                        <w:rPr>
+                          <w:rFonts w:hint="eastAsia"/>
+                        </w:rPr>
+                        <w:t>●</w:t>
+                      </w:r>
+                      <w:r>
+                        <w:rPr>
+                          <w:color w:val="538135" w:themeColor="accent6" w:themeShade="BF"/>
+                        </w:rPr>
+                        <w:t>'</w:t>
+                      </w:r>
+                      <w:r>
+                        <w:rPr>
+                          <w:color w:val="538135" w:themeColor="accent6" w:themeShade="BF"/>
+                        </w:rPr>
+                        <w:t>(</w:t>
+                      </w:r>
+                      <w:r>
+                        <w:rPr>
+                          <w:color w:val="538135" w:themeColor="accent6" w:themeShade="BF"/>
+                        </w:rPr>
+                        <w:t>'</w:t>
+                      </w:r>
+                      <w:r>
+                        <w:rPr>
+                          <w:rFonts w:hint="eastAsia"/>
+                        </w:rPr>
+                        <w:t>●</w:t>
+                      </w:r>
+                      <w:r>
+                        <w:rPr>
+                          <w:color w:val="FF0000"/>
+                        </w:rPr>
+                        <w:t>value_clk</w:t>
+                      </w:r>
+                      <w:r>
+                        <w:rPr>
+                          <w:rFonts w:hint="eastAsia"/>
+                        </w:rPr>
+                        <w:t>●</w:t>
+                      </w:r>
+                      <w:r>
+                        <w:t>'</w:t>
+                      </w:r>
+                      <w:r>
+                        <w:rPr>
+                          <w:color w:val="538135" w:themeColor="accent6" w:themeShade="BF"/>
+                        </w:rPr>
+                        <w:t>,</w:t>
+                      </w:r>
+                      <w:r>
+                        <w:t xml:space="preserve"> </w:t>
+                      </w:r>
+                      <w:r>
+                        <w:rPr>
+                          <w:color w:val="538135" w:themeColor="accent6" w:themeShade="BF"/>
+                        </w:rPr>
+                        <w:t>'</w:t>
+                      </w:r>
+                      <w:r>
+                        <w:rPr>
+                          <w:rFonts w:hint="eastAsia"/>
+                        </w:rPr>
+                        <w:t xml:space="preserve"> </w:t>
+                      </w:r>
+                      <w:r>
+                        <w:rPr>
+                          <w:rFonts w:hint="eastAsia"/>
+                        </w:rPr>
+                        <w:t>●</w:t>
+                      </w:r>
+                      <w:r>
+                        <w:rPr>
+                          <w:color w:val="C45911" w:themeColor="accent2" w:themeShade="BF"/>
+                        </w:rPr>
+                        <w:t xml:space="preserve"> </w:t>
+                      </w:r>
+                      <w:r>
+                        <w:rPr>
+                          <w:color w:val="FF0000"/>
+                        </w:rPr>
+                        <w:t>value_dio</w:t>
+                      </w:r>
+                      <w:r>
+                        <w:rPr>
+                          <w:rFonts w:hint="eastAsia"/>
+                        </w:rPr>
+                        <w:t>●</w:t>
+                      </w:r>
+                      <w:r>
+                        <w:t>'</w:t>
+                      </w:r>
+                      <w:r>
+                        <w:rPr>
+                          <w:color w:val="538135" w:themeColor="accent6" w:themeShade="BF"/>
+                        </w:rPr>
+                        <w:t>);</w:t>
+                      </w:r>
+                      <w:r>
+                        <w:t xml:space="preserve"> </w:t>
+                      </w:r>
+                      <w:r>
+                        <w:rPr>
+                          <w:color w:val="538135" w:themeColor="accent6" w:themeShade="BF"/>
+                        </w:rPr>
+                        <w:t>'</w:t>
+                      </w:r>
+                    </w:p>
+                  </w:txbxContent>
+                </v:textbox>
+                <w10:anchorlock/>
+              </v:shape>
+            </w:pict>
+          </mc:Fallback>
+        </mc:AlternateContent>
+      </w:r>
+    </w:p>
+    <w:p/>
+    <w:p>
+      <w:pPr>
+        <w:rPr>
+          <w:shd w:val="clear" w:color="auto" w:fill="D9D9D9" w:themeFill="background1" w:themeFillShade="D9"/>
+        </w:rPr>
+      </w:pPr>
+      <w:r>
+        <w:rPr>
+          <w:shd w:val="clear" w:color="auto" w:fill="D9D9D9" w:themeFill="background1" w:themeFillShade="D9"/>
+        </w:rPr>
+        <w:t>void setup() {</w:t>
+      </w:r>
+    </w:p>
+    <w:p>
+      <w:pPr>
+        <w:ind w:leftChars="100" w:left="240"/>
+        <w:rPr>
+          <w:color w:val="538135" w:themeColor="accent6" w:themeShade="BF"/>
+        </w:rPr>
+      </w:pPr>
+      <w:r>
+        <w:rPr>
+          <w:color w:val="538135" w:themeColor="accent6" w:themeShade="BF"/>
+        </w:rPr>
+        <w:t>tm_</w:t>
+      </w:r>
+      <w:r>
+        <w:rPr>
+          <w:color w:val="538135" w:themeColor="accent6" w:themeShade="BF"/>
+        </w:rPr>
+        <w:t>display</w:t>
+      </w:r>
+      <w:r>
+        <w:rPr>
+          <w:color w:val="FF0000"/>
+        </w:rPr>
+        <w:t>23</w:t>
+      </w:r>
+      <w:r>
+        <w:rPr>
+          <w:color w:val="538135" w:themeColor="accent6" w:themeShade="BF"/>
+        </w:rPr>
+        <w:t>.setBrightness(7);</w:t>
+      </w:r>
+    </w:p>
+    <w:p>
+      <w:pPr>
+        <w:ind w:leftChars="100" w:left="240"/>
+        <w:rPr>
+          <w:color w:val="538135" w:themeColor="accent6" w:themeShade="BF"/>
+        </w:rPr>
+      </w:pPr>
+      <w:r>
+        <w:rPr>
+          <w:noProof/>
+        </w:rPr>
+        <mc:AlternateContent>
+          <mc:Choice Requires="wps">
+            <w:drawing>
+              <wp:inline distT="0" distB="0" distL="0" distR="0" wp14:anchorId="263DEEB0" wp14:editId="30FA8FC9">
+                <wp:extent cx="5274310" cy="381000"/>
+                <wp:effectExtent l="0" t="0" r="21590" b="19050"/>
+                <wp:docPr id="20" name="文字方塊 20"/>
+                <wp:cNvGraphicFramePr/>
+                <a:graphic xmlns:a="http://schemas.openxmlformats.org/drawingml/2006/main">
+                  <a:graphicData uri="http://schemas.microsoft.com/office/word/2010/wordprocessingShape">
+                    <wps:wsp>
+                      <wps:cNvSpPr txBox="1"/>
+                      <wps:spPr>
+                        <a:xfrm>
+                          <a:off x="0" y="0"/>
+                          <a:ext cx="5274310" cy="381000"/>
+                        </a:xfrm>
+                        <a:prstGeom prst="rect">
+                          <a:avLst/>
+                        </a:prstGeom>
+                        <a:solidFill>
+                          <a:schemeClr val="lt1"/>
+                        </a:solidFill>
+                        <a:ln w="6350">
+                          <a:solidFill>
+                            <a:prstClr val="black"/>
+                          </a:solidFill>
+                        </a:ln>
+                      </wps:spPr>
+                      <wps:txbx>
+                        <w:txbxContent>
+                          <w:p>
+                            <w:r>
+                              <w:rPr>
+                                <w:color w:val="538135" w:themeColor="accent6" w:themeShade="BF"/>
+                              </w:rPr>
+                              <w:t>''</w:t>
+                            </w:r>
+                            <w:r>
+                              <w:rPr>
+                                <w:color w:val="538135" w:themeColor="accent6" w:themeShade="BF"/>
+                              </w:rPr>
+                              <w:t>tm_</w:t>
+                            </w:r>
+                            <w:r>
+                              <w:rPr>
+                                <w:color w:val="538135" w:themeColor="accent6" w:themeShade="BF"/>
+                              </w:rPr>
+                              <w:t>display</w:t>
+                            </w:r>
+                            <w:r>
+                              <w:rPr>
+                                <w:color w:val="538135" w:themeColor="accent6" w:themeShade="BF"/>
+                              </w:rPr>
+                              <w:t>'</w:t>
+                            </w:r>
+                            <w:r>
+                              <w:rPr>
+                                <w:rFonts w:hint="eastAsia"/>
+                              </w:rPr>
+                              <w:t>●</w:t>
+                            </w:r>
+                            <w:r>
+                              <w:rPr>
+                                <w:color w:val="FF0000"/>
+                              </w:rPr>
+                              <w:t xml:space="preserve"> </w:t>
+                            </w:r>
+                            <w:r>
+                              <w:rPr>
+                                <w:color w:val="FF0000"/>
+                              </w:rPr>
+                              <w:t>value_clk</w:t>
+                            </w:r>
+                            <w:r>
+                              <w:rPr>
+                                <w:rFonts w:hint="eastAsia"/>
+                              </w:rPr>
+                              <w:t>●</w:t>
+                            </w:r>
+                            <w:r>
+                              <w:rPr>
+                                <w:color w:val="FF0000"/>
+                              </w:rPr>
+                              <w:t xml:space="preserve"> </w:t>
+                            </w:r>
+                            <w:r>
+                              <w:rPr>
+                                <w:color w:val="FF0000"/>
+                              </w:rPr>
+                              <w:t>value_dio</w:t>
+                            </w:r>
+                            <w:r>
+                              <w:rPr>
+                                <w:rFonts w:hint="eastAsia"/>
+                              </w:rPr>
+                              <w:t>●</w:t>
+                            </w:r>
+                            <w:r>
+                              <w:rPr>
+                                <w:color w:val="538135" w:themeColor="accent6" w:themeShade="BF"/>
+                              </w:rPr>
+                              <w:t>'</w:t>
+                            </w:r>
+                            <w:r>
+                              <w:rPr>
+                                <w:color w:val="538135" w:themeColor="accent6" w:themeShade="BF"/>
+                              </w:rPr>
+                              <w:t>.setBrightness(7);</w:t>
+                            </w:r>
+                            <w:r>
+                              <w:rPr>
+                                <w:color w:val="538135" w:themeColor="accent6" w:themeShade="BF"/>
+                              </w:rPr>
+                              <w:t xml:space="preserve"> </w:t>
+                            </w:r>
+                            <w:r>
+                              <w:rPr>
+                                <w:color w:val="538135" w:themeColor="accent6" w:themeShade="BF"/>
+                              </w:rPr>
+                              <w:t>\n</w:t>
+                            </w:r>
+                            <w:r>
+                              <w:rPr>
+                                <w:color w:val="538135" w:themeColor="accent6" w:themeShade="BF"/>
+                              </w:rPr>
+                              <w:t xml:space="preserve"> </w:t>
+                            </w:r>
+                            <w:r>
+                              <w:rPr>
+                                <w:color w:val="538135" w:themeColor="accent6" w:themeShade="BF"/>
+                              </w:rPr>
+                              <w:t>'</w:t>
+                            </w:r>
+                          </w:p>
+                        </w:txbxContent>
+                      </wps:txbx>
+                      <wps:bodyPr rot="0" spcFirstLastPara="0" vertOverflow="overflow" horzOverflow="overflow" vert="horz" wrap="square" lIns="91440" tIns="45720" rIns="91440" bIns="45720" numCol="1" spcCol="0" rtlCol="0" fromWordArt="0" anchor="t" anchorCtr="0" forceAA="0" compatLnSpc="1">
+                        <a:prstTxWarp prst="textNoShape">
+                          <a:avLst/>
+                        </a:prstTxWarp>
+                        <a:noAutofit/>
+                      </wps:bodyPr>
+                    </wps:wsp>
+                  </a:graphicData>
+                </a:graphic>
+              </wp:inline>
+            </w:drawing>
+          </mc:Choice>
+          <mc:Fallback>
+            <w:pict>
+              <v:shape w14:anchorId="263DEEB0" id="文字方塊 20" o:spid="_x0000_s1050" type="#_x0000_t202" style="width:415.3pt;height:30pt;visibility:visible;mso-wrap-style:square;mso-left-percent:-10001;mso-top-percent:-10001;mso-position-horizontal:absolute;mso-position-horizontal-relative:char;mso-position-vertical:absolute;mso-position-vertical-relative:line;mso-left-percent:-10001;mso-top-percent:-10001;v-text-anchor:top" o:gfxdata="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" fillcolor="white [3201]" strokeweight=".5pt">
+                <v:textbox>
+                  <w:txbxContent>
+                    <w:p>
+                      <w:r>
+                        <w:rPr>
+                          <w:color w:val="538135" w:themeColor="accent6" w:themeShade="BF"/>
+                        </w:rPr>
+                        <w:t>''</w:t>
+                      </w:r>
+                      <w:r>
+                        <w:rPr>
+                          <w:color w:val="538135" w:themeColor="accent6" w:themeShade="BF"/>
+                        </w:rPr>
+                        <w:t>tm_</w:t>
+                      </w:r>
+                      <w:r>
+                        <w:rPr>
+                          <w:color w:val="538135" w:themeColor="accent6" w:themeShade="BF"/>
+                        </w:rPr>
+                        <w:t>display</w:t>
+                      </w:r>
+                      <w:r>
+                        <w:rPr>
+                          <w:color w:val="538135" w:themeColor="accent6" w:themeShade="BF"/>
+                        </w:rPr>
+                        <w:t>'</w:t>
+                      </w:r>
+                      <w:r>
+                        <w:rPr>
+                          <w:rFonts w:hint="eastAsia"/>
+                        </w:rPr>
+                        <w:t>●</w:t>
+                      </w:r>
+                      <w:r>
+                        <w:rPr>
+                          <w:color w:val="FF0000"/>
+                        </w:rPr>
+                        <w:t xml:space="preserve"> </w:t>
+                      </w:r>
+                      <w:r>
+                        <w:rPr>
+                          <w:color w:val="FF0000"/>
+                        </w:rPr>
+                        <w:t>value_clk</w:t>
+                      </w:r>
+                      <w:r>
+                        <w:rPr>
+                          <w:rFonts w:hint="eastAsia"/>
+                        </w:rPr>
+                        <w:t>●</w:t>
+                      </w:r>
+                      <w:r>
+                        <w:rPr>
+                          <w:color w:val="FF0000"/>
+                        </w:rPr>
+                        <w:t xml:space="preserve"> </w:t>
+                      </w:r>
+                      <w:r>
+                        <w:rPr>
+                          <w:color w:val="FF0000"/>
+                        </w:rPr>
+                        <w:t>value_dio</w:t>
+                      </w:r>
+                      <w:r>
+                        <w:rPr>
+                          <w:rFonts w:hint="eastAsia"/>
+                        </w:rPr>
+                        <w:t>●</w:t>
+                      </w:r>
+                      <w:r>
+                        <w:rPr>
+                          <w:color w:val="538135" w:themeColor="accent6" w:themeShade="BF"/>
+                        </w:rPr>
+                        <w:t>'</w:t>
+                      </w:r>
+                      <w:r>
+                        <w:rPr>
+                          <w:color w:val="538135" w:themeColor="accent6" w:themeShade="BF"/>
+                        </w:rPr>
+                        <w:t>.setBrightness(7);</w:t>
+                      </w:r>
+                      <w:r>
+                        <w:rPr>
+                          <w:color w:val="538135" w:themeColor="accent6" w:themeShade="BF"/>
+                        </w:rPr>
+                        <w:t xml:space="preserve"> </w:t>
+                      </w:r>
+                      <w:r>
+                        <w:rPr>
+                          <w:color w:val="538135" w:themeColor="accent6" w:themeShade="BF"/>
+                        </w:rPr>
+                        <w:t>\n</w:t>
+                      </w:r>
+                      <w:r>
+                        <w:rPr>
+                          <w:color w:val="538135" w:themeColor="accent6" w:themeShade="BF"/>
+                        </w:rPr>
+                        <w:t xml:space="preserve"> </w:t>
+                      </w:r>
+                      <w:r>
+                        <w:rPr>
+                          <w:color w:val="538135" w:themeColor="accent6" w:themeShade="BF"/>
+                        </w:rPr>
+                        <w:t>'</w:t>
+                      </w:r>
+                    </w:p>
+                  </w:txbxContent>
+                </v:textbox>
+                <w10:anchorlock/>
+              </v:shape>
+            </w:pict>
+          </mc:Fallback>
+        </mc:AlternateContent>
+      </w:r>
+    </w:p>
+    <w:p>
+      <w:pPr>
+        <w:ind w:leftChars="100" w:left="240"/>
+        <w:rPr>
+          <w:color w:val="538135" w:themeColor="accent6" w:themeShade="BF"/>
+        </w:rPr>
+      </w:pPr>
+    </w:p>
+    <w:p>
+      <w:pPr>
+        <w:ind w:leftChars="100" w:left="240"/>
+      </w:pPr>
+    </w:p>
+    <w:p>
+      <w:pPr>
+        <w:rPr>
+          <w:shd w:val="clear" w:color="auto" w:fill="D9D9D9" w:themeFill="background1" w:themeFillShade="D9"/>
+        </w:rPr>
+      </w:pPr>
+      <w:r>
+        <w:rPr>
+          <w:shd w:val="clear" w:color="auto" w:fill="D9D9D9" w:themeFill="background1" w:themeFillShade="D9"/>
+        </w:rPr>
+        <w:t>}</w:t>
+      </w:r>
+      <w:r>
+        <w:rPr>
+          <w:shd w:val="clear" w:color="auto" w:fill="D9D9D9" w:themeFill="background1" w:themeFillShade="D9"/>
+        </w:rPr>
+        <w:t xml:space="preserve">   </w:t>
+      </w:r>
+    </w:p>
+    <w:p/>
+    <w:p>
+      <w:pPr>
+        <w:rPr>
+          <w:shd w:val="clear" w:color="auto" w:fill="D9D9D9" w:themeFill="background1" w:themeFillShade="D9"/>
+        </w:rPr>
+      </w:pPr>
+      <w:r>
+        <w:rPr>
+          <w:shd w:val="clear" w:color="auto" w:fill="D9D9D9" w:themeFill="background1" w:themeFillShade="D9"/>
+        </w:rPr>
+        <w:t>void loop() {</w:t>
+      </w:r>
+    </w:p>
+    <w:p>
+      <w:pPr>
+        <w:ind w:firstLineChars="100" w:firstLine="240"/>
+      </w:pPr>
+      <w:r>
+        <w:t>tm_di</w:t>
+      </w:r>
+      <w:r>
+        <w:t>splay</w:t>
+      </w:r>
+      <w:r>
+        <w:rPr>
+          <w:color w:val="FF0000"/>
+        </w:rPr>
+        <w:t xml:space="preserve"> </w:t>
+      </w:r>
+      <w:r>
+        <w:rPr>
+          <w:color w:val="FF0000"/>
+        </w:rPr>
+        <w:t>value_clk</w:t>
+      </w:r>
+      <w:r>
+        <w:rPr>
+          <w:color w:val="FF0000"/>
+        </w:rPr>
+        <w:t xml:space="preserve"> </w:t>
+      </w:r>
+      <w:r>
+        <w:rPr>
+          <w:color w:val="FF0000"/>
+        </w:rPr>
+        <w:t>value_dio</w:t>
+      </w:r>
+      <w:r>
+        <w:t>.s</w:t>
+      </w:r>
+      <w:r>
+        <w:t>howNumberDec(</w:t>
+      </w:r>
+      <w:r>
+        <w:rPr>
+          <w:color w:val="FF0000"/>
+        </w:rPr>
+        <w:t>num</w:t>
+      </w:r>
+      <w:r>
+        <w:t>,</w:t>
+      </w:r>
+      <w:r>
+        <w:rPr>
+          <w:color w:val="FF0000"/>
+        </w:rPr>
+        <w:t>false</w:t>
+      </w:r>
+      <w:r>
+        <w:t>);</w:t>
+      </w:r>
+    </w:p>
+    <w:p>
+      <w:pPr>
+        <w:ind w:firstLineChars="100" w:firstLine="240"/>
+      </w:pPr>
+      <w:r>
+        <w:rPr>
+          <w:noProof/>
+        </w:rPr>
+        <mc:AlternateContent>
+          <mc:Choice Requires="wps">
+            <w:drawing>
+              <wp:inline distT="0" distB="0" distL="0" distR="0" wp14:anchorId="176ACE31" wp14:editId="7774DBCE">
+                <wp:extent cx="5760720" cy="604520"/>
+                <wp:effectExtent l="0" t="0" r="11430" b="24130"/>
+                <wp:docPr id="29" name="文字方塊 29"/>
+                <wp:cNvGraphicFramePr/>
+                <a:graphic xmlns:a="http://schemas.openxmlformats.org/drawingml/2006/main">
+                  <a:graphicData uri="http://schemas.microsoft.com/office/word/2010/wordprocessingShape">
+                    <wps:wsp>
+                      <wps:cNvSpPr txBox="1"/>
+                      <wps:spPr>
+                        <a:xfrm>
+                          <a:off x="0" y="0"/>
+                          <a:ext cx="5760720" cy="604520"/>
+                        </a:xfrm>
+                        <a:prstGeom prst="rect">
+                          <a:avLst/>
+                        </a:prstGeom>
+                        <a:solidFill>
+                          <a:schemeClr val="lt1"/>
+                        </a:solidFill>
+                        <a:ln w="6350">
+                          <a:solidFill>
+                            <a:prstClr val="black"/>
+                          </a:solidFill>
+                        </a:ln>
+                      </wps:spPr>
+                      <wps:txbx>
+                        <w:txbxContent>
+                          <w:p>
+                            <w:r>
+                              <w:rPr>
+                                <w:color w:val="538135" w:themeColor="accent6" w:themeShade="BF"/>
+                              </w:rPr>
+                              <w:t>''</w:t>
+                            </w:r>
+                            <w:r>
+                              <w:t>tm_di</w:t>
+                            </w:r>
+                            <w:r>
+                              <w:t>splay</w:t>
+                            </w:r>
+                            <w:r>
+                              <w:rPr>
+                                <w:color w:val="538135" w:themeColor="accent6" w:themeShade="BF"/>
+                              </w:rPr>
+                              <w:t>'</w:t>
+                            </w:r>
+                            <w:r>
+                              <w:rPr>
+                                <w:color w:val="FF0000"/>
+                              </w:rPr>
+                              <w:t xml:space="preserve"> </w:t>
+                            </w:r>
+                            <w:r>
+                              <w:rPr>
+                                <w:rFonts w:hint="eastAsia"/>
+                              </w:rPr>
+                              <w:t>●</w:t>
+                            </w:r>
+                            <w:r>
+                              <w:rPr>
+                                <w:color w:val="FF0000"/>
+                              </w:rPr>
+                              <w:t>value_clk</w:t>
+                            </w:r>
+                            <w:r>
+                              <w:rPr>
+                                <w:color w:val="FF0000"/>
+                              </w:rPr>
+                              <w:t xml:space="preserve"> </w:t>
+                            </w:r>
+                            <w:r>
+                              <w:rPr>
+                                <w:rFonts w:hint="eastAsia"/>
+                              </w:rPr>
+                              <w:t>●</w:t>
+                            </w:r>
+                            <w:r>
+                              <w:rPr>
+                                <w:color w:val="FF0000"/>
+                              </w:rPr>
+                              <w:t>value_dio</w:t>
+                            </w:r>
+                            <w:r>
+                              <w:rPr>
+                                <w:rFonts w:hint="eastAsia"/>
+                              </w:rPr>
+                              <w:t>●</w:t>
+                            </w:r>
+                            <w:r>
+                              <w:rPr>
+                                <w:color w:val="538135" w:themeColor="accent6" w:themeShade="BF"/>
+                              </w:rPr>
+                              <w:t>'</w:t>
+                            </w:r>
+                            <w:r>
+                              <w:t>.s</w:t>
+                            </w:r>
+                            <w:r>
+                              <w:t>howNumberDec(</w:t>
+                            </w:r>
+                            <w:r>
+                              <w:rPr>
+                                <w:color w:val="538135" w:themeColor="accent6" w:themeShade="BF"/>
+                              </w:rPr>
+                              <w:t>'</w:t>
+                            </w:r>
+                            <w:r>
+                              <w:rPr>
+                                <w:rFonts w:hint="eastAsia"/>
+                              </w:rPr>
+                              <w:t>●</w:t>
+                            </w:r>
+                            <w:r>
+                              <w:rPr>
+                                <w:color w:val="FF0000"/>
+                              </w:rPr>
+                              <w:t>value_num</w:t>
+                            </w:r>
+                            <w:r>
+                              <w:rPr>
+                                <w:rFonts w:hint="eastAsia"/>
+                              </w:rPr>
+                              <w:t>●</w:t>
+                            </w:r>
+                            <w:r>
+                              <w:rPr>
+                                <w:color w:val="538135" w:themeColor="accent6" w:themeShade="BF"/>
+                              </w:rPr>
+                              <w:t>'</w:t>
+                            </w:r>
+                            <w:r>
+                              <w:t>,</w:t>
+                            </w:r>
+                            <w:r>
+                              <w:rPr>
+                                <w:color w:val="538135" w:themeColor="accent6" w:themeShade="BF"/>
+                              </w:rPr>
+                              <w:t xml:space="preserve"> </w:t>
+                            </w:r>
+                            <w:r>
+                              <w:rPr>
+                                <w:color w:val="538135" w:themeColor="accent6" w:themeShade="BF"/>
+                              </w:rPr>
+                              <w:t>'</w:t>
+                            </w:r>
+                            <w:r>
+                              <w:rPr>
+                                <w:color w:val="FF0000"/>
+                              </w:rPr>
+                              <w:t xml:space="preserve"> </w:t>
+                            </w:r>
+                            <w:r>
+                              <w:rPr>
+                                <w:rFonts w:hint="eastAsia"/>
+                              </w:rPr>
+                              <w:t>●</w:t>
+                            </w:r>
+                            <w:r>
+                              <w:rPr>
+                                <w:color w:val="FF0000"/>
+                              </w:rPr>
+                              <w:t>dropdown_leading_zero</w:t>
+                            </w:r>
+                            <w:r>
+                              <w:rPr>
+                                <w:rFonts w:hint="eastAsia"/>
+                              </w:rPr>
+                              <w:t>●</w:t>
+                            </w:r>
+                            <w:r>
+                              <w:rPr>
+                                <w:color w:val="538135" w:themeColor="accent6" w:themeShade="BF"/>
+                              </w:rPr>
+                              <w:t>'</w:t>
+                            </w:r>
+                            <w:r>
+                              <w:t>);</w:t>
+                            </w:r>
+                            <w:r>
+                              <w:rPr>
+                                <w:color w:val="538135" w:themeColor="accent6" w:themeShade="BF"/>
+                              </w:rPr>
+                              <w:t xml:space="preserve"> </w:t>
+                            </w:r>
+                            <w:r>
+                              <w:rPr>
+                                <w:color w:val="538135" w:themeColor="accent6" w:themeShade="BF"/>
+                              </w:rPr>
+                              <w:t>\n</w:t>
+                            </w:r>
+                            <w:r>
+                              <w:rPr>
+                                <w:color w:val="538135" w:themeColor="accent6" w:themeShade="BF"/>
+                              </w:rPr>
+                              <w:t xml:space="preserve"> </w:t>
+                            </w:r>
+                            <w:r>
+                              <w:rPr>
+                                <w:color w:val="538135" w:themeColor="accent6" w:themeShade="BF"/>
+                              </w:rPr>
+                              <w:t>'</w:t>
+                            </w:r>
+                          </w:p>
+                        </w:txbxContent>
+                      </wps:txbx>
+                      <wps:bodyPr rot="0" spcFirstLastPara="0" vertOverflow="overflow" horzOverflow="overflow" vert="horz" wrap="square" lIns="91440" tIns="45720" rIns="91440" bIns="45720" numCol="1" spcCol="0" rtlCol="0" fromWordArt="0" anchor="t" anchorCtr="0" forceAA="0" compatLnSpc="1">
+                        <a:prstTxWarp prst="textNoShape">
+                          <a:avLst/>
+                        </a:prstTxWarp>
+                        <a:noAutofit/>
+                      </wps:bodyPr>
+                    </wps:wsp>
+                  </a:graphicData>
+                </a:graphic>
+              </wp:inline>
+            </w:drawing>
+          </mc:Choice>
+          <mc:Fallback>
+            <w:pict>
+              <v:shape w14:anchorId="176ACE31" id="文字方塊 29" o:spid="_x0000_s1051" type="#_x0000_t202" style="width:453.6pt;height:47.6pt;visibility:visible;mso-wrap-style:square;mso-left-percent:-10001;mso-top-percent:-10001;mso-position-horizontal:absolute;mso-position-horizontal-relative:char;mso-position-vertical:absolute;mso-position-vertical-relative:line;mso-left-percent:-10001;mso-top-percent:-10001;v-text-anchor:top" o:gfxdata="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" fillcolor="white [3201]" strokeweight=".5pt">
+                <v:textbox>
+                  <w:txbxContent>
+                    <w:p>
+                      <w:r>
+                        <w:rPr>
+                          <w:color w:val="538135" w:themeColor="accent6" w:themeShade="BF"/>
+                        </w:rPr>
+                        <w:t>''</w:t>
+                      </w:r>
+                      <w:r>
+                        <w:t>tm_di</w:t>
+                      </w:r>
+                      <w:r>
+                        <w:t>splay</w:t>
+                      </w:r>
+                      <w:r>
+                        <w:rPr>
+                          <w:color w:val="538135" w:themeColor="accent6" w:themeShade="BF"/>
+                        </w:rPr>
+                        <w:t>'</w:t>
+                      </w:r>
+                      <w:r>
+                        <w:rPr>
+                          <w:color w:val="FF0000"/>
+                        </w:rPr>
+                        <w:t xml:space="preserve"> </w:t>
+                      </w:r>
+                      <w:r>
+                        <w:rPr>
+                          <w:rFonts w:hint="eastAsia"/>
+                        </w:rPr>
+                        <w:t>●</w:t>
+                      </w:r>
+                      <w:r>
+                        <w:rPr>
+                          <w:color w:val="FF0000"/>
+                        </w:rPr>
+                        <w:t>value_clk</w:t>
+                      </w:r>
+                      <w:r>
+                        <w:rPr>
+                          <w:color w:val="FF0000"/>
+                        </w:rPr>
+                        <w:t xml:space="preserve"> </w:t>
+                      </w:r>
+                      <w:r>
+                        <w:rPr>
+                          <w:rFonts w:hint="eastAsia"/>
+                        </w:rPr>
+                        <w:t>●</w:t>
+                      </w:r>
+                      <w:r>
+                        <w:rPr>
+                          <w:color w:val="FF0000"/>
+                        </w:rPr>
+                        <w:t>value_dio</w:t>
+                      </w:r>
+                      <w:r>
+                        <w:rPr>
+                          <w:rFonts w:hint="eastAsia"/>
+                        </w:rPr>
+                        <w:t>●</w:t>
+                      </w:r>
+                      <w:r>
+                        <w:rPr>
+                          <w:color w:val="538135" w:themeColor="accent6" w:themeShade="BF"/>
+                        </w:rPr>
+                        <w:t>'</w:t>
+                      </w:r>
+                      <w:r>
+                        <w:t>.s</w:t>
+                      </w:r>
+                      <w:r>
+                        <w:t>howNumberDec(</w:t>
+                      </w:r>
+                      <w:r>
+                        <w:rPr>
+                          <w:color w:val="538135" w:themeColor="accent6" w:themeShade="BF"/>
+                        </w:rPr>
+                        <w:t>'</w:t>
+                      </w:r>
+                      <w:r>
+                        <w:rPr>
+                          <w:rFonts w:hint="eastAsia"/>
+                        </w:rPr>
+                        <w:t>●</w:t>
+                      </w:r>
+                      <w:r>
+                        <w:rPr>
+                          <w:color w:val="FF0000"/>
+                        </w:rPr>
+                        <w:t>value_num</w:t>
+                      </w:r>
+                      <w:r>
+                        <w:rPr>
+                          <w:rFonts w:hint="eastAsia"/>
+                        </w:rPr>
+                        <w:t>●</w:t>
+                      </w:r>
+                      <w:r>
+                        <w:rPr>
+                          <w:color w:val="538135" w:themeColor="accent6" w:themeShade="BF"/>
+                        </w:rPr>
+                        <w:t>'</w:t>
+                      </w:r>
+                      <w:r>
+                        <w:t>,</w:t>
+                      </w:r>
+                      <w:r>
+                        <w:rPr>
+                          <w:color w:val="538135" w:themeColor="accent6" w:themeShade="BF"/>
+                        </w:rPr>
+                        <w:t xml:space="preserve"> </w:t>
+                      </w:r>
+                      <w:r>
+                        <w:rPr>
+                          <w:color w:val="538135" w:themeColor="accent6" w:themeShade="BF"/>
+                        </w:rPr>
+                        <w:t>'</w:t>
+                      </w:r>
+                      <w:r>
+                        <w:rPr>
+                          <w:color w:val="FF0000"/>
+                        </w:rPr>
+                        <w:t xml:space="preserve"> </w:t>
+                      </w:r>
+                      <w:r>
+                        <w:rPr>
+                          <w:rFonts w:hint="eastAsia"/>
+                        </w:rPr>
+                        <w:t>●</w:t>
+                      </w:r>
+                      <w:r>
+                        <w:rPr>
+                          <w:color w:val="FF0000"/>
+                        </w:rPr>
+                        <w:t>dropdown_leading_zero</w:t>
+                      </w:r>
+                      <w:r>
+                        <w:rPr>
+                          <w:rFonts w:hint="eastAsia"/>
+                        </w:rPr>
+                        <w:t>●</w:t>
+                      </w:r>
+                      <w:r>
+                        <w:rPr>
+                          <w:color w:val="538135" w:themeColor="accent6" w:themeShade="BF"/>
+                        </w:rPr>
+                        <w:t>'</w:t>
+                      </w:r>
+                      <w:r>
+                        <w:t>);</w:t>
+                      </w:r>
+                      <w:r>
+                        <w:rPr>
+                          <w:color w:val="538135" w:themeColor="accent6" w:themeShade="BF"/>
+                        </w:rPr>
+                        <w:t xml:space="preserve"> </w:t>
+                      </w:r>
+                      <w:r>
+                        <w:rPr>
+                          <w:color w:val="538135" w:themeColor="accent6" w:themeShade="BF"/>
+                        </w:rPr>
+                        <w:t>\n</w:t>
+                      </w:r>
+                      <w:r>
+                        <w:rPr>
+                          <w:color w:val="538135" w:themeColor="accent6" w:themeShade="BF"/>
+                        </w:rPr>
+                        <w:t xml:space="preserve"> </w:t>
+                      </w:r>
+                      <w:r>
+                        <w:rPr>
+                          <w:color w:val="538135" w:themeColor="accent6" w:themeShade="BF"/>
+                        </w:rPr>
+                        <w:t>'</w:t>
+                      </w:r>
+                    </w:p>
+                  </w:txbxContent>
+                </v:textbox>
+                <w10:anchorlock/>
+              </v:shape>
+            </w:pict>
+          </mc:Fallback>
+        </mc:AlternateContent>
+      </w:r>
+    </w:p>
+    <w:p>
+      <w:pPr>
+        <w:ind w:firstLineChars="100" w:firstLine="240"/>
+      </w:pPr>
+      <w:r>
+        <w:rPr>
+          <w:noProof/>
+          <w:color w:val="70AD47" w:themeColor="accent6"/>
+        </w:rPr>
+        <mc:AlternateContent>
+          <mc:Choice Requires="wps">
+            <w:drawing>
+              <wp:inline distT="0" distB="0" distL="0" distR="0" wp14:anchorId="59215BE8" wp14:editId="6FCFA6AD">
+                <wp:extent cx="4424680" cy="421640"/>
+                <wp:effectExtent l="0" t="0" r="13970" b="16510"/>
+                <wp:docPr id="30" name="圓角矩形 4"/>
+                <wp:cNvGraphicFramePr/>
+                <a:graphic xmlns:a="http://schemas.openxmlformats.org/drawingml/2006/main">
+                  <a:graphicData uri="http://schemas.microsoft.com/office/word/2010/wordprocessingShape">
+                    <wps:wsp>
+                      <wps:cNvSpPr/>
+                      <wps:spPr>
+                        <a:xfrm>
+                          <a:off x="0" y="0"/>
+                          <a:ext cx="4424680" cy="421640"/>
+                        </a:xfrm>
+                        <a:custGeom>
+                          <a:avLst/>
+                          <a:gdLst>
+                            <a:gd name="connsiteX0" fmla="*/ 0 w 4424680"/>
+                            <a:gd name="connsiteY0" fmla="*/ 60115 h 360680"/>
+                            <a:gd name="connsiteX1" fmla="*/ 60115 w 4424680"/>
+                            <a:gd name="connsiteY1" fmla="*/ 0 h 360680"/>
+                            <a:gd name="connsiteX2" fmla="*/ 4364565 w 4424680"/>
+                            <a:gd name="connsiteY2" fmla="*/ 0 h 360680"/>
+                            <a:gd name="connsiteX3" fmla="*/ 4424680 w 4424680"/>
+                            <a:gd name="connsiteY3" fmla="*/ 60115 h 360680"/>
+                            <a:gd name="connsiteX4" fmla="*/ 4424680 w 4424680"/>
+                            <a:gd name="connsiteY4" fmla="*/ 300565 h 360680"/>
+                            <a:gd name="connsiteX5" fmla="*/ 4364565 w 4424680"/>
+                            <a:gd name="connsiteY5" fmla="*/ 360680 h 360680"/>
+                            <a:gd name="connsiteX6" fmla="*/ 60115 w 4424680"/>
+                            <a:gd name="connsiteY6" fmla="*/ 360680 h 360680"/>
+                            <a:gd name="connsiteX7" fmla="*/ 0 w 4424680"/>
+                            <a:gd name="connsiteY7" fmla="*/ 300565 h 360680"/>
+                            <a:gd name="connsiteX8" fmla="*/ 0 w 4424680"/>
+                            <a:gd name="connsiteY8" fmla="*/ 60115 h 360680"/>
+                            <a:gd name="connsiteX0" fmla="*/ 0 w 4424680"/>
+                            <a:gd name="connsiteY0" fmla="*/ 60115 h 360680"/>
+                            <a:gd name="connsiteX1" fmla="*/ 60115 w 4424680"/>
+                            <a:gd name="connsiteY1" fmla="*/ 0 h 360680"/>
+                            <a:gd name="connsiteX2" fmla="*/ 279400 w 4424680"/>
+                            <a:gd name="connsiteY2" fmla="*/ 0 h 360680"/>
+                            <a:gd name="connsiteX3" fmla="*/ 4364565 w 4424680"/>
+                            <a:gd name="connsiteY3" fmla="*/ 0 h 360680"/>
+                            <a:gd name="connsiteX4" fmla="*/ 4424680 w 4424680"/>
+                            <a:gd name="connsiteY4" fmla="*/ 60115 h 360680"/>
+                            <a:gd name="connsiteX5" fmla="*/ 4424680 w 4424680"/>
+                            <a:gd name="connsiteY5" fmla="*/ 300565 h 360680"/>
+                            <a:gd name="connsiteX6" fmla="*/ 4364565 w 4424680"/>
+                            <a:gd name="connsiteY6" fmla="*/ 360680 h 360680"/>
+                            <a:gd name="connsiteX7" fmla="*/ 60115 w 4424680"/>
+                            <a:gd name="connsiteY7" fmla="*/ 360680 h 360680"/>
+                            <a:gd name="connsiteX8" fmla="*/ 0 w 4424680"/>
+                            <a:gd name="connsiteY8" fmla="*/ 300565 h 360680"/>
+                            <a:gd name="connsiteX9" fmla="*/ 0 w 4424680"/>
+                            <a:gd name="connsiteY9" fmla="*/ 60115 h 360680"/>
+                            <a:gd name="connsiteX0" fmla="*/ 0 w 4424680"/>
+                            <a:gd name="connsiteY0" fmla="*/ 60115 h 360680"/>
+                            <a:gd name="connsiteX1" fmla="*/ 60115 w 4424680"/>
+                            <a:gd name="connsiteY1" fmla="*/ 0 h 360680"/>
+                            <a:gd name="connsiteX2" fmla="*/ 4364565 w 4424680"/>
+                            <a:gd name="connsiteY2" fmla="*/ 0 h 360680"/>
+                            <a:gd name="connsiteX3" fmla="*/ 4424680 w 4424680"/>
+                            <a:gd name="connsiteY3" fmla="*/ 60115 h 360680"/>
+                            <a:gd name="connsiteX4" fmla="*/ 4424680 w 4424680"/>
+                            <a:gd name="connsiteY4" fmla="*/ 300565 h 360680"/>
+                            <a:gd name="connsiteX5" fmla="*/ 4364565 w 4424680"/>
+                            <a:gd name="connsiteY5" fmla="*/ 360680 h 360680"/>
+                            <a:gd name="connsiteX6" fmla="*/ 60115 w 4424680"/>
+                            <a:gd name="connsiteY6" fmla="*/ 360680 h 360680"/>
+                            <a:gd name="connsiteX7" fmla="*/ 0 w 4424680"/>
+                            <a:gd name="connsiteY7" fmla="*/ 300565 h 360680"/>
+                            <a:gd name="connsiteX8" fmla="*/ 0 w 4424680"/>
+                            <a:gd name="connsiteY8" fmla="*/ 60115 h 360680"/>
+                            <a:gd name="connsiteX0" fmla="*/ 0 w 4424680"/>
+                            <a:gd name="connsiteY0" fmla="*/ 60115 h 360680"/>
+                            <a:gd name="connsiteX1" fmla="*/ 60115 w 4424680"/>
+                            <a:gd name="connsiteY1" fmla="*/ 0 h 360680"/>
+                            <a:gd name="connsiteX2" fmla="*/ 350520 w 4424680"/>
+                            <a:gd name="connsiteY2" fmla="*/ 0 h 360680"/>
+                            <a:gd name="connsiteX3" fmla="*/ 4364565 w 4424680"/>
+                            <a:gd name="connsiteY3" fmla="*/ 0 h 360680"/>
+                            <a:gd name="connsiteX4" fmla="*/ 4424680 w 4424680"/>
+                            <a:gd name="connsiteY4" fmla="*/ 60115 h 360680"/>
+                            <a:gd name="connsiteX5" fmla="*/ 4424680 w 4424680"/>
+                            <a:gd name="connsiteY5" fmla="*/ 300565 h 360680"/>
+                            <a:gd name="connsiteX6" fmla="*/ 4364565 w 4424680"/>
+                            <a:gd name="connsiteY6" fmla="*/ 360680 h 360680"/>
+                            <a:gd name="connsiteX7" fmla="*/ 60115 w 4424680"/>
+                            <a:gd name="connsiteY7" fmla="*/ 360680 h 360680"/>
+                            <a:gd name="connsiteX8" fmla="*/ 0 w 4424680"/>
+                            <a:gd name="connsiteY8" fmla="*/ 300565 h 360680"/>
+                            <a:gd name="connsiteX9" fmla="*/ 0 w 4424680"/>
+                            <a:gd name="connsiteY9" fmla="*/ 60115 h 360680"/>
+                            <a:gd name="connsiteX0" fmla="*/ 0 w 4424680"/>
+                            <a:gd name="connsiteY0" fmla="*/ 121075 h 421640"/>
+                            <a:gd name="connsiteX1" fmla="*/ 60115 w 4424680"/>
+                            <a:gd name="connsiteY1" fmla="*/ 60960 h 421640"/>
+                            <a:gd name="connsiteX2" fmla="*/ 350520 w 4424680"/>
+                            <a:gd name="connsiteY2" fmla="*/ 60960 h 421640"/>
+                            <a:gd name="connsiteX3" fmla="*/ 4364565 w 4424680"/>
+                            <a:gd name="connsiteY3" fmla="*/ 60960 h 421640"/>
+                            <a:gd name="connsiteX4" fmla="*/ 4424680 w 4424680"/>
+                            <a:gd name="connsiteY4" fmla="*/ 121075 h 421640"/>
+                            <a:gd name="connsiteX5" fmla="*/ 4424680 w 4424680"/>
+                            <a:gd name="connsiteY5" fmla="*/ 361525 h 421640"/>
+                            <a:gd name="connsiteX6" fmla="*/ 4364565 w 4424680"/>
+                            <a:gd name="connsiteY6" fmla="*/ 421640 h 421640"/>
+                            <a:gd name="connsiteX7" fmla="*/ 60115 w 4424680"/>
+                            <a:gd name="connsiteY7" fmla="*/ 421640 h 421640"/>
+                            <a:gd name="connsiteX8" fmla="*/ 0 w 4424680"/>
+                            <a:gd name="connsiteY8" fmla="*/ 361525 h 421640"/>
+                            <a:gd name="connsiteX9" fmla="*/ 0 w 4424680"/>
+                            <a:gd name="connsiteY9" fmla="*/ 121075 h 421640"/>
+                            <a:gd name="connsiteX0" fmla="*/ 0 w 4424680"/>
+                            <a:gd name="connsiteY0" fmla="*/ 121075 h 421640"/>
+                            <a:gd name="connsiteX1" fmla="*/ 60115 w 4424680"/>
+                            <a:gd name="connsiteY1" fmla="*/ 60960 h 421640"/>
+                            <a:gd name="connsiteX2" fmla="*/ 350520 w 4424680"/>
+                            <a:gd name="connsiteY2" fmla="*/ 60960 h 421640"/>
+                            <a:gd name="connsiteX3" fmla="*/ 4364565 w 4424680"/>
+                            <a:gd name="connsiteY3" fmla="*/ 60960 h 421640"/>
+                            <a:gd name="connsiteX4" fmla="*/ 4424680 w 4424680"/>
+                            <a:gd name="connsiteY4" fmla="*/ 121075 h 421640"/>
+                            <a:gd name="connsiteX5" fmla="*/ 4424680 w 4424680"/>
+                            <a:gd name="connsiteY5" fmla="*/ 361525 h 421640"/>
+                            <a:gd name="connsiteX6" fmla="*/ 4364565 w 4424680"/>
+                            <a:gd name="connsiteY6" fmla="*/ 421640 h 421640"/>
+                            <a:gd name="connsiteX7" fmla="*/ 330200 w 4424680"/>
+                            <a:gd name="connsiteY7" fmla="*/ 421640 h 421640"/>
+                            <a:gd name="connsiteX8" fmla="*/ 60115 w 4424680"/>
+                            <a:gd name="connsiteY8" fmla="*/ 421640 h 421640"/>
+                            <a:gd name="connsiteX9" fmla="*/ 0 w 4424680"/>
+                            <a:gd name="connsiteY9" fmla="*/ 361525 h 421640"/>
+                            <a:gd name="connsiteX10" fmla="*/ 0 w 4424680"/>
+                            <a:gd name="connsiteY10" fmla="*/ 121075 h 421640"/>
+                            <a:gd name="connsiteX0" fmla="*/ 0 w 4424680"/>
+                            <a:gd name="connsiteY0" fmla="*/ 60115 h 360680"/>
+                            <a:gd name="connsiteX1" fmla="*/ 60115 w 4424680"/>
+                            <a:gd name="connsiteY1" fmla="*/ 0 h 360680"/>
+                            <a:gd name="connsiteX2" fmla="*/ 350520 w 4424680"/>
+                            <a:gd name="connsiteY2" fmla="*/ 0 h 360680"/>
+                            <a:gd name="connsiteX3" fmla="*/ 4364565 w 4424680"/>
+                            <a:gd name="connsiteY3" fmla="*/ 0 h 360680"/>
+                            <a:gd name="connsiteX4" fmla="*/ 4424680 w 4424680"/>
+                            <a:gd name="connsiteY4" fmla="*/ 60115 h 360680"/>
+                            <a:gd name="connsiteX5" fmla="*/ 4424680 w 4424680"/>
+                            <a:gd name="connsiteY5" fmla="*/ 300565 h 360680"/>
+                            <a:gd name="connsiteX6" fmla="*/ 4364565 w 4424680"/>
+                            <a:gd name="connsiteY6" fmla="*/ 360680 h 360680"/>
+                            <a:gd name="connsiteX7" fmla="*/ 330200 w 4424680"/>
+                            <a:gd name="connsiteY7" fmla="*/ 360680 h 360680"/>
+                            <a:gd name="connsiteX8" fmla="*/ 60115 w 4424680"/>
+                            <a:gd name="connsiteY8" fmla="*/ 360680 h 360680"/>
+                            <a:gd name="connsiteX9" fmla="*/ 0 w 4424680"/>
+                            <a:gd name="connsiteY9" fmla="*/ 300565 h 360680"/>
+                            <a:gd name="connsiteX10" fmla="*/ 0 w 4424680"/>
+                            <a:gd name="connsiteY10" fmla="*/ 60115 h 360680"/>
+                            <a:gd name="connsiteX0" fmla="*/ 0 w 4424680"/>
+                            <a:gd name="connsiteY0" fmla="*/ 60115 h 421640"/>
+                            <a:gd name="connsiteX1" fmla="*/ 60115 w 4424680"/>
+                            <a:gd name="connsiteY1" fmla="*/ 0 h 421640"/>
+                            <a:gd name="connsiteX2" fmla="*/ 350520 w 4424680"/>
+                            <a:gd name="connsiteY2" fmla="*/ 0 h 421640"/>
+                            <a:gd name="connsiteX3" fmla="*/ 4364565 w 4424680"/>
+                            <a:gd name="connsiteY3" fmla="*/ 0 h 421640"/>
+                            <a:gd name="connsiteX4" fmla="*/ 4424680 w 4424680"/>
+                            <a:gd name="connsiteY4" fmla="*/ 60115 h 421640"/>
+                            <a:gd name="connsiteX5" fmla="*/ 4424680 w 4424680"/>
+                            <a:gd name="connsiteY5" fmla="*/ 300565 h 421640"/>
+                            <a:gd name="connsiteX6" fmla="*/ 4364565 w 4424680"/>
+                            <a:gd name="connsiteY6" fmla="*/ 360680 h 421640"/>
+                            <a:gd name="connsiteX7" fmla="*/ 330200 w 4424680"/>
+                            <a:gd name="connsiteY7" fmla="*/ 360680 h 421640"/>
+                            <a:gd name="connsiteX8" fmla="*/ 60115 w 4424680"/>
+                            <a:gd name="connsiteY8" fmla="*/ 360680 h 421640"/>
+                            <a:gd name="connsiteX9" fmla="*/ 0 w 4424680"/>
+                            <a:gd name="connsiteY9" fmla="*/ 300565 h 421640"/>
+                            <a:gd name="connsiteX10" fmla="*/ 0 w 4424680"/>
+                            <a:gd name="connsiteY10" fmla="*/ 60115 h 421640"/>
+                          </a:gdLst>
+                          <a:ahLst/>
+                          <a:cxnLst>
+                            <a:cxn ang="0">
+                              <a:pos x="connsiteX0" y="connsiteY0"/>
+                            </a:cxn>
+                            <a:cxn ang="0">
+                              <a:pos x="connsiteX1" y="connsiteY1"/>
+                            </a:cxn>
+                            <a:cxn ang="0">
+                              <a:pos x="connsiteX2" y="connsiteY2"/>
+                            </a:cxn>
+                            <a:cxn ang="0">
+                              <a:pos x="connsiteX3" y="connsiteY3"/>
+                            </a:cxn>
+                            <a:cxn ang="0">
+                              <a:pos x="connsiteX4" y="connsiteY4"/>
+                            </a:cxn>
+                            <a:cxn ang="0">
+                              <a:pos x="connsiteX5" y="connsiteY5"/>
+                            </a:cxn>
+                            <a:cxn ang="0">
+                              <a:pos x="connsiteX6" y="connsiteY6"/>
+                            </a:cxn>
+                            <a:cxn ang="0">
+                              <a:pos x="connsiteX7" y="connsiteY7"/>
+                            </a:cxn>
+                            <a:cxn ang="0">
+                              <a:pos x="connsiteX8" y="connsiteY8"/>
+                            </a:cxn>
+                            <a:cxn ang="0">
+                              <a:pos x="connsiteX9" y="connsiteY9"/>
+                            </a:cxn>
+                            <a:cxn ang="0">
+                              <a:pos x="connsiteX10" y="connsiteY10"/>
+                            </a:cxn>
+                          </a:cxnLst>
+                          <a:rect l="l" t="t" r="r" b="b"/>
+                          <a:pathLst>
+                            <a:path w="4424680" h="421640">
+                              <a:moveTo>
+                                <a:pt x="0" y="60115"/>
+                              </a:moveTo>
+                              <a:cubicBezTo>
+                                <a:pt x="0" y="26914"/>
+                                <a:pt x="26914" y="0"/>
+                                <a:pt x="60115" y="0"/>
+                              </a:cubicBezTo>
+                              <a:cubicBezTo>
+                                <a:pt x="156917" y="0"/>
+                                <a:pt x="207998" y="121920"/>
+                                <a:pt x="350520" y="0"/>
+                              </a:cubicBezTo>
+                              <a:lnTo>
+                                <a:pt x="4364565" y="0"/>
+                              </a:lnTo>
+                              <a:cubicBezTo>
+                                <a:pt x="4397766" y="0"/>
+                                <a:pt x="4424680" y="26914"/>
+                                <a:pt x="4424680" y="60115"/>
+                              </a:cubicBezTo>
+                              <a:lnTo>
+                                <a:pt x="4424680" y="300565"/>
+                              </a:lnTo>
+                              <a:cubicBezTo>
+                                <a:pt x="4424680" y="333766"/>
+                                <a:pt x="4397766" y="360680"/>
+                                <a:pt x="4364565" y="360680"/>
+                              </a:cubicBezTo>
+                              <a:lnTo>
+                                <a:pt x="330200" y="360680"/>
+                              </a:lnTo>
+                              <a:cubicBezTo>
+                                <a:pt x="138572" y="497840"/>
+                                <a:pt x="150143" y="360680"/>
+                                <a:pt x="60115" y="360680"/>
+                              </a:cubicBezTo>
+                              <a:cubicBezTo>
+                                <a:pt x="26914" y="360680"/>
+                                <a:pt x="0" y="333766"/>
+                                <a:pt x="0" y="300565"/>
+                              </a:cubicBezTo>
+                              <a:lnTo>
+                                <a:pt x="0" y="60115"/>
+                              </a:lnTo>
+                              <a:close/>
+                            </a:path>
+                          </a:pathLst>
+                        </a:custGeom>
+                      </wps:spPr>
+                      <wps:style>
+                        <a:lnRef idx="2">
+                          <a:schemeClr val="accent1">
+                            <a:shade val="50000"/>
+                          </a:schemeClr>
+                        </a:lnRef>
+                        <a:fillRef idx="1">
+                          <a:schemeClr val="accent1"/>
+                        </a:fillRef>
+                        <a:effectRef idx="0">
+                          <a:schemeClr val="accent1"/>
+                        </a:effectRef>
+                        <a:fontRef idx="minor">
+                          <a:schemeClr val="lt1"/>
+                        </a:fontRef>
+                      </wps:style>
+                      <wps:txbx>
+                        <w:txbxContent>
+                          <w:p>
+                            <w:r>
+                              <w:rPr>
+                                <w:rFonts w:hint="eastAsia"/>
+                              </w:rPr>
+                              <w:t>4</w:t>
+                            </w:r>
+                            <w:r>
+                              <w:rPr>
+                                <w:rFonts w:hint="eastAsia"/>
+                              </w:rPr>
+                              <w:t>位</w:t>
+                            </w:r>
+                            <w:r>
+                              <w:t>數</w:t>
+                            </w:r>
+                            <w:r>
+                              <w:rPr>
+                                <w:rFonts w:hint="eastAsia"/>
+                              </w:rPr>
+                              <w:t>字</w:t>
+                            </w:r>
+                            <w:r>
+                              <w:t>顯示模組</w:t>
+                            </w:r>
+                            <w:r>
+                              <w:rPr>
+                                <w:rFonts w:hint="eastAsia"/>
+                              </w:rPr>
+                              <w:t xml:space="preserve"> </w:t>
+                            </w:r>
+                            <w:r>
+                              <w:t>顯示</w:t>
+                            </w:r>
+                            <w:r>
+                              <w:rPr>
+                                <w:rFonts w:hint="eastAsia"/>
+                              </w:rPr>
+                              <w:t>數</w:t>
+                            </w:r>
+                            <w:r>
+                              <w:t>字</w:t>
+                            </w:r>
+                            <w:r>
+                              <w:rPr>
+                                <w:rFonts w:hint="eastAsia"/>
+                              </w:rPr>
+                              <w:t>(</w:t>
+                            </w:r>
+                            <w:r>
+                              <w:t>CLK=2,DIO=3,</w:t>
+                            </w:r>
+                            <w:r>
+                              <w:rPr>
+                                <w:rFonts w:hint="eastAsia"/>
+                              </w:rPr>
+                              <w:t>數值</w:t>
+                            </w:r>
+                            <w:r>
+                              <w:t>,</w:t>
+                            </w:r>
+                            <w:r>
+                              <w:rPr>
+                                <w:rFonts w:hint="eastAsia"/>
+                              </w:rPr>
+                              <w:t>是否</w:t>
+                            </w:r>
+                            <w:r>
+                              <w:t>補</w:t>
+                            </w:r>
+                            <w:r>
+                              <w:rPr>
+                                <w:rFonts w:hint="eastAsia"/>
+                              </w:rPr>
+                              <w:t>0</w:t>
+                            </w:r>
+                            <w:r>
+                              <w:t>=false)</w:t>
+                            </w:r>
+                          </w:p>
+                        </w:txbxContent>
+                      </wps:txbx>
+                      <wps:bodyPr rot="0" spcFirstLastPara="0" vertOverflow="overflow" horzOverflow="overflow" vert="horz" wrap="square" lIns="91440" tIns="45720" rIns="91440" bIns="45720" numCol="1" spcCol="0" rtlCol="0" fromWordArt="0" anchor="ctr" anchorCtr="0" forceAA="0" compatLnSpc="1">
+                        <a:prstTxWarp prst="textNoShape">
+                          <a:avLst/>
+                        </a:prstTxWarp>
+                        <a:noAutofit/>
+                      </wps:bodyPr>
+                    </wps:wsp>
+                  </a:graphicData>
+                </a:graphic>
+              </wp:inline>
+            </w:drawing>
+          </mc:Choice>
+          <mc:Fallback>
+            <w:pict>
+              <v:shape w14:anchorId="59215BE8" id="_x0000_s1052" style="width:348.4pt;height:33.2pt;visibility:visible;mso-wrap-style:square;mso-left-percent:-10001;mso-top-percent:-10001;mso-position-horizontal:absolute;mso-position-horizontal-relative:char;mso-position-vertical:absolute;mso-position-vertical-relative:line;mso-left-percent:-10001;mso-top-percent:-10001;v-text-anchor:middle" coordsize="4424680,421640" o:spt="100" o:gfxdata="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" adj="-11796480,,5400" path="m,60115c,26914,26914,,60115,v96802,,147883,121920,290405,l4364565,v33201,,60115,26914,60115,60115l4424680,300565v,33201,-26914,60115,-60115,60115l330200,360680v-191628,137160,-180057,,-270085,c26914,360680,,333766,,300565l,60115xe" fillcolor="#5b9bd5 [3204]" strokecolor="#1f4d78 [1604]" strokeweight="1pt">
+                <v:stroke joinstyle="miter"/>
+                <v:formulas/>
+                <v:path arrowok="t" o:connecttype="custom" o:connectlocs="0,60115;60115,0;350520,0;4364565,0;4424680,60115;4424680,300565;4364565,360680;330200,360680;60115,360680;0,300565;0,60115" o:connectangles="0,0,0,0,0,0,0,0,0,0,0" textboxrect="0,0,4424680,421640"/>
+                <v:textbox>
+                  <w:txbxContent>
+                    <w:p>
+                      <w:r>
+                        <w:rPr>
+                          <w:rFonts w:hint="eastAsia"/>
+                        </w:rPr>
+                        <w:t>4</w:t>
+                      </w:r>
+                      <w:r>
+                        <w:rPr>
+                          <w:rFonts w:hint="eastAsia"/>
+                        </w:rPr>
+                        <w:t>位</w:t>
+                      </w:r>
+                      <w:r>
+                        <w:t>數</w:t>
+                      </w:r>
+                      <w:r>
+                        <w:rPr>
+                          <w:rFonts w:hint="eastAsia"/>
+                        </w:rPr>
+                        <w:t>字</w:t>
+                      </w:r>
+                      <w:r>
+                        <w:t>顯示模組</w:t>
+                      </w:r>
+                      <w:r>
+                        <w:rPr>
+                          <w:rFonts w:hint="eastAsia"/>
+                        </w:rPr>
+                        <w:t xml:space="preserve"> </w:t>
+                      </w:r>
+                      <w:r>
+                        <w:t>顯示</w:t>
+                      </w:r>
+                      <w:r>
+                        <w:rPr>
+                          <w:rFonts w:hint="eastAsia"/>
+                        </w:rPr>
+                        <w:t>數</w:t>
+                      </w:r>
+                      <w:r>
+                        <w:t>字</w:t>
+                      </w:r>
+                      <w:r>
+                        <w:rPr>
+                          <w:rFonts w:hint="eastAsia"/>
+                        </w:rPr>
+                        <w:t>(</w:t>
+                      </w:r>
+                      <w:r>
+                        <w:t>CLK=2,DIO=3,</w:t>
+                      </w:r>
+                      <w:r>
+                        <w:rPr>
+                          <w:rFonts w:hint="eastAsia"/>
+                        </w:rPr>
+                        <w:t>數值</w:t>
+                      </w:r>
+                      <w:r>
+                        <w:t>,</w:t>
+                      </w:r>
+                      <w:r>
+                        <w:rPr>
+                          <w:rFonts w:hint="eastAsia"/>
+                        </w:rPr>
+                        <w:t>是否</w:t>
+                      </w:r>
+                      <w:r>
+                        <w:t>補</w:t>
+                      </w:r>
+                      <w:r>
+                        <w:rPr>
+                          <w:rFonts w:hint="eastAsia"/>
+                        </w:rPr>
+                        <w:t>0</w:t>
+                      </w:r>
+                      <w:r>
+                        <w:t>=false)</w:t>
+                      </w:r>
+                    </w:p>
+                  </w:txbxContent>
+                </v:textbox>
+                <w10:anchorlock/>
+              </v:shape>
+            </w:pict>
+          </mc:Fallback>
+        </mc:AlternateContent>
+      </w:r>
+    </w:p>
+    <w:p>
+      <w:pPr>
+        <w:ind w:firstLineChars="100" w:firstLine="240"/>
+      </w:pPr>
+    </w:p>
+    <w:p>
+      <w:pPr>
+        <w:rPr>
+          <w:shd w:val="clear" w:color="auto" w:fill="D9D9D9" w:themeFill="background1" w:themeFillShade="D9"/>
+        </w:rPr>
+      </w:pPr>
+      <w:r>
+        <w:rPr>
+          <w:shd w:val="clear" w:color="auto" w:fill="D9D9D9" w:themeFill="background1" w:themeFillShade="D9"/>
+        </w:rPr>
+        <w:t>}</w:t>
+      </w:r>
+      <w:r>
+        <w:rPr>
+          <w:shd w:val="clear" w:color="auto" w:fill="D9D9D9" w:themeFill="background1" w:themeFillShade="D9"/>
+        </w:rPr>
+        <w:t xml:space="preserve">   </w:t>
+      </w:r>
+    </w:p>
+    <w:p>
+      <w:pPr>
+        <w:rPr>
+          <w:shd w:val="clear" w:color="auto" w:fill="D9D9D9" w:themeFill="background1" w:themeFillShade="D9"/>
+        </w:rPr>
+      </w:pPr>
+    </w:p>
+    <w:p>
+      <w:pPr>
         <w:rPr>
           <w:shd w:val="clear" w:color="auto" w:fill="D9D9D9" w:themeFill="background1" w:themeFillShade="D9"/>
         </w:rPr>
@@ -8052,7 +10460,7 @@
     </w:p>
     <w:sectPr>
       <w:pgSz w:w="11906" w:h="16838"/>
-      <w:pgMar w:top="1440" w:right="1800" w:bottom="851" w:left="1800" w:header="851" w:footer="992" w:gutter="0"/>
+      <w:pgMar w:top="709" w:right="1800" w:bottom="851" w:left="1800" w:header="851" w:footer="992" w:gutter="0"/>
       <w:cols w:space="425"/>
       <w:docGrid w:type="lines" w:linePitch="360"/>
     </w:sectPr>

--- a/tools/myCustomBlockly/製作積木教學/自訂積木規劃.docx
+++ b/tools/myCustomBlockly/製作積木教學/自訂積木規劃.docx
@@ -6028,11 +6028,6 @@
       </w:r>
     </w:p>
     <w:p>
-      <w:pPr>
-        <w:rPr>
-          <w:rFonts w:hint="eastAsia"/>
-        </w:rPr>
-      </w:pPr>
       <w:r>
         <w:lastRenderedPageBreak/>
         <w:t>ST7920 LCD</w:t>
@@ -6089,11 +6084,6 @@
                       <wps:txbx>
                         <w:txbxContent>
                           <w:p>
-                            <w:pPr>
-                              <w:rPr>
-                                <w:rFonts w:hint="eastAsia"/>
-                              </w:rPr>
-                            </w:pPr>
                             <w:r>
                               <w:rPr>
                                 <w:rFonts w:hint="eastAsia"/>
@@ -6155,11 +6145,6 @@
                 <v:textbox>
                   <w:txbxContent>
                     <w:p>
-                      <w:pPr>
-                        <w:rPr>
-                          <w:rFonts w:hint="eastAsia"/>
-                        </w:rPr>
-                      </w:pPr>
                       <w:r>
                         <w:rPr>
                           <w:rFonts w:hint="eastAsia"/>
@@ -6261,7 +6246,6 @@
       <w:pPr>
         <w:ind w:leftChars="100" w:left="240"/>
         <w:rPr>
-          <w:rFonts w:hint="eastAsia"/>
           <w:color w:val="C45911" w:themeColor="accent2" w:themeShade="BF"/>
         </w:rPr>
       </w:pPr>
@@ -7405,9 +7389,6 @@
     <w:p>
       <w:pPr>
         <w:ind w:firstLineChars="100" w:firstLine="240"/>
-        <w:rPr>
-          <w:rFonts w:hint="eastAsia"/>
-        </w:rPr>
       </w:pPr>
       <w:r>
         <w:rPr>
@@ -7902,15 +7883,10 @@
       <w:r>
         <w:t>LCDA.CLEAR();</w:t>
       </w:r>
-      <w:bookmarkStart w:id="0" w:name="_GoBack"/>
-      <w:bookmarkEnd w:id="0"/>
     </w:p>
     <w:p>
       <w:pPr>
         <w:ind w:firstLineChars="100" w:firstLine="240"/>
-        <w:rPr>
-          <w:rFonts w:hint="eastAsia"/>
-        </w:rPr>
       </w:pPr>
       <w:r>
         <w:rPr>
@@ -8327,11 +8303,6 @@
                       <wps:txbx>
                         <w:txbxContent>
                           <w:p>
-                            <w:pPr>
-                              <w:rPr>
-                                <w:rFonts w:hint="eastAsia"/>
-                              </w:rPr>
-                            </w:pPr>
                             <w:r>
                               <w:t>4x16 LCD</w:t>
                             </w:r>
@@ -8383,11 +8354,6 @@
                 <v:textbox>
                   <w:txbxContent>
                     <w:p>
-                      <w:pPr>
-                        <w:rPr>
-                          <w:rFonts w:hint="eastAsia"/>
-                        </w:rPr>
-                      </w:pPr>
                       <w:r>
                         <w:t>4x16 LCD</w:t>
                       </w:r>
@@ -8468,37 +8434,22 @@
     <w:p>
       <w:pPr>
         <w:rPr>
+          <w:color w:val="C45911" w:themeColor="accent2" w:themeShade="BF"/>
+        </w:rPr>
+      </w:pPr>
+      <w:r>
+        <w:rPr>
           <w:rFonts w:hint="eastAsia"/>
           <w:color w:val="C45911" w:themeColor="accent2" w:themeShade="BF"/>
         </w:rPr>
-      </w:pPr>
-      <w:r>
-        <w:rPr>
-          <w:rFonts w:hint="eastAsia"/>
+        <w:lastRenderedPageBreak/>
+        <w:t>步</w:t>
+      </w:r>
+      <w:r>
+        <w:rPr>
           <w:color w:val="C45911" w:themeColor="accent2" w:themeShade="BF"/>
         </w:rPr>
-        <w:lastRenderedPageBreak/>
-        <w:t>(</w:t>
-      </w:r>
-      <w:r>
-        <w:rPr>
-          <w:rFonts w:hint="eastAsia"/>
-          <w:color w:val="C45911" w:themeColor="accent2" w:themeShade="BF"/>
-        </w:rPr>
-        <w:t>空</w:t>
-      </w:r>
-      <w:r>
-        <w:rPr>
-          <w:color w:val="C45911" w:themeColor="accent2" w:themeShade="BF"/>
-        </w:rPr>
-        <w:t>白</w:t>
-      </w:r>
-      <w:r>
-        <w:rPr>
-          <w:rFonts w:hint="eastAsia"/>
-          <w:color w:val="C45911" w:themeColor="accent2" w:themeShade="BF"/>
-        </w:rPr>
-        <w:t>)</w:t>
+        <w:t>進馬達</w:t>
       </w:r>
     </w:p>
     <w:p>
@@ -8543,6 +8494,11 @@
                       <wps:txbx>
                         <w:txbxContent>
                           <w:p>
+                            <w:pPr>
+                              <w:rPr>
+                                <w:color w:val="FF0000"/>
+                              </w:rPr>
+                            </w:pPr>
                             <w:r>
                               <w:rPr>
                                 <w:rFonts w:hint="eastAsia"/>
@@ -8551,6 +8507,124 @@
                             </w:r>
                             <w:r>
                               <w:t>數：</w:t>
+                            </w:r>
+                            <w:r>
+                              <w:rPr>
+                                <w:rFonts w:hint="eastAsia"/>
+                                <w:color w:val="FF0000"/>
+                              </w:rPr>
+                              <w:t>value_</w:t>
+                            </w:r>
+                            <w:r>
+                              <w:rPr>
+                                <w:rFonts w:hint="eastAsia"/>
+                                <w:color w:val="FF0000"/>
+                              </w:rPr>
+                              <w:t>in1</w:t>
+                            </w:r>
+                            <w:r>
+                              <w:rPr>
+                                <w:rFonts w:hint="eastAsia"/>
+                                <w:color w:val="FF0000"/>
+                              </w:rPr>
+                              <w:t>、</w:t>
+                            </w:r>
+                            <w:r>
+                              <w:rPr>
+                                <w:rFonts w:hint="eastAsia"/>
+                                <w:color w:val="FF0000"/>
+                              </w:rPr>
+                              <w:t>value_</w:t>
+                            </w:r>
+                            <w:r>
+                              <w:rPr>
+                                <w:rFonts w:hint="eastAsia"/>
+                                <w:color w:val="FF0000"/>
+                              </w:rPr>
+                              <w:t>in</w:t>
+                            </w:r>
+                            <w:r>
+                              <w:rPr>
+                                <w:color w:val="FF0000"/>
+                              </w:rPr>
+                              <w:t>2</w:t>
+                            </w:r>
+                            <w:r>
+                              <w:rPr>
+                                <w:color w:val="FF0000"/>
+                              </w:rPr>
+                              <w:t>、</w:t>
+                            </w:r>
+                            <w:r>
+                              <w:rPr>
+                                <w:rFonts w:hint="eastAsia"/>
+                                <w:color w:val="FF0000"/>
+                              </w:rPr>
+                              <w:t>value_</w:t>
+                            </w:r>
+                            <w:r>
+                              <w:rPr>
+                                <w:rFonts w:hint="eastAsia"/>
+                                <w:color w:val="FF0000"/>
+                              </w:rPr>
+                              <w:t>in</w:t>
+                            </w:r>
+                            <w:r>
+                              <w:rPr>
+                                <w:color w:val="FF0000"/>
+                              </w:rPr>
+                              <w:t>3</w:t>
+                            </w:r>
+                            <w:r>
+                              <w:rPr>
+                                <w:color w:val="FF0000"/>
+                              </w:rPr>
+                              <w:t>、</w:t>
+                            </w:r>
+                            <w:r>
+                              <w:rPr>
+                                <w:rFonts w:hint="eastAsia"/>
+                                <w:color w:val="FF0000"/>
+                              </w:rPr>
+                              <w:t>value_</w:t>
+                            </w:r>
+                            <w:r>
+                              <w:rPr>
+                                <w:rFonts w:hint="eastAsia"/>
+                                <w:color w:val="FF0000"/>
+                              </w:rPr>
+                              <w:t>in</w:t>
+                            </w:r>
+                            <w:r>
+                              <w:rPr>
+                                <w:color w:val="FF0000"/>
+                              </w:rPr>
+                              <w:t>4</w:t>
+                            </w:r>
+                            <w:r>
+                              <w:rPr>
+                                <w:color w:val="FF0000"/>
+                              </w:rPr>
+                              <w:t>、</w:t>
+                            </w:r>
+                            <w:r>
+                              <w:rPr>
+                                <w:rFonts w:hint="eastAsia"/>
+                                <w:color w:val="FF0000"/>
+                              </w:rPr>
+                              <w:t>value_</w:t>
+                            </w:r>
+                            <w:r>
+                              <w:rPr>
+                                <w:color w:val="FF0000"/>
+                              </w:rPr>
+                              <w:t>c</w:t>
+                            </w:r>
+                            <w:r>
+                              <w:rPr>
+                                <w:color w:val="FF0000"/>
+                              </w:rPr>
+                              <w:t>、、</w:t>
                             </w:r>
                           </w:p>
                         </w:txbxContent>
@@ -8573,6 +8647,11 @@
                 <v:textbox>
                   <w:txbxContent>
                     <w:p>
+                      <w:pPr>
+                        <w:rPr>
+                          <w:color w:val="FF0000"/>
+                        </w:rPr>
+                      </w:pPr>
                       <w:r>
                         <w:rPr>
                           <w:rFonts w:hint="eastAsia"/>
@@ -8581,6 +8660,124 @@
                       </w:r>
                       <w:r>
                         <w:t>數：</w:t>
+                      </w:r>
+                      <w:r>
+                        <w:rPr>
+                          <w:rFonts w:hint="eastAsia"/>
+                          <w:color w:val="FF0000"/>
+                        </w:rPr>
+                        <w:t>value_</w:t>
+                      </w:r>
+                      <w:r>
+                        <w:rPr>
+                          <w:rFonts w:hint="eastAsia"/>
+                          <w:color w:val="FF0000"/>
+                        </w:rPr>
+                        <w:t>in1</w:t>
+                      </w:r>
+                      <w:r>
+                        <w:rPr>
+                          <w:rFonts w:hint="eastAsia"/>
+                          <w:color w:val="FF0000"/>
+                        </w:rPr>
+                        <w:t>、</w:t>
+                      </w:r>
+                      <w:r>
+                        <w:rPr>
+                          <w:rFonts w:hint="eastAsia"/>
+                          <w:color w:val="FF0000"/>
+                        </w:rPr>
+                        <w:t>value_</w:t>
+                      </w:r>
+                      <w:r>
+                        <w:rPr>
+                          <w:rFonts w:hint="eastAsia"/>
+                          <w:color w:val="FF0000"/>
+                        </w:rPr>
+                        <w:t>in</w:t>
+                      </w:r>
+                      <w:r>
+                        <w:rPr>
+                          <w:color w:val="FF0000"/>
+                        </w:rPr>
+                        <w:t>2</w:t>
+                      </w:r>
+                      <w:r>
+                        <w:rPr>
+                          <w:color w:val="FF0000"/>
+                        </w:rPr>
+                        <w:t>、</w:t>
+                      </w:r>
+                      <w:r>
+                        <w:rPr>
+                          <w:rFonts w:hint="eastAsia"/>
+                          <w:color w:val="FF0000"/>
+                        </w:rPr>
+                        <w:t>value_</w:t>
+                      </w:r>
+                      <w:r>
+                        <w:rPr>
+                          <w:rFonts w:hint="eastAsia"/>
+                          <w:color w:val="FF0000"/>
+                        </w:rPr>
+                        <w:t>in</w:t>
+                      </w:r>
+                      <w:r>
+                        <w:rPr>
+                          <w:color w:val="FF0000"/>
+                        </w:rPr>
+                        <w:t>3</w:t>
+                      </w:r>
+                      <w:r>
+                        <w:rPr>
+                          <w:color w:val="FF0000"/>
+                        </w:rPr>
+                        <w:t>、</w:t>
+                      </w:r>
+                      <w:r>
+                        <w:rPr>
+                          <w:rFonts w:hint="eastAsia"/>
+                          <w:color w:val="FF0000"/>
+                        </w:rPr>
+                        <w:t>value_</w:t>
+                      </w:r>
+                      <w:r>
+                        <w:rPr>
+                          <w:rFonts w:hint="eastAsia"/>
+                          <w:color w:val="FF0000"/>
+                        </w:rPr>
+                        <w:t>in</w:t>
+                      </w:r>
+                      <w:r>
+                        <w:rPr>
+                          <w:color w:val="FF0000"/>
+                        </w:rPr>
+                        <w:t>4</w:t>
+                      </w:r>
+                      <w:r>
+                        <w:rPr>
+                          <w:color w:val="FF0000"/>
+                        </w:rPr>
+                        <w:t>、</w:t>
+                      </w:r>
+                      <w:r>
+                        <w:rPr>
+                          <w:rFonts w:hint="eastAsia"/>
+                          <w:color w:val="FF0000"/>
+                        </w:rPr>
+                        <w:t>value_</w:t>
+                      </w:r>
+                      <w:r>
+                        <w:rPr>
+                          <w:color w:val="FF0000"/>
+                        </w:rPr>
+                        <w:t>c</w:t>
+                      </w:r>
+                      <w:r>
+                        <w:rPr>
+                          <w:color w:val="FF0000"/>
+                        </w:rPr>
+                        <w:t>、、</w:t>
                       </w:r>
                     </w:p>
                   </w:txbxContent>
@@ -8602,7 +8799,7 @@
         <w:rPr>
           <w:color w:val="C45911" w:themeColor="accent2" w:themeShade="BF"/>
         </w:rPr>
-        <w:t>#include &lt;.h&gt;</w:t>
+        <w:t>#include &lt;Stepper.h&gt;</w:t>
       </w:r>
     </w:p>
     <w:p>
@@ -8611,6 +8808,12 @@
           <w:color w:val="C45911" w:themeColor="accent2" w:themeShade="BF"/>
         </w:rPr>
       </w:pPr>
+      <w:r>
+        <w:rPr>
+          <w:color w:val="C45911" w:themeColor="accent2" w:themeShade="BF"/>
+        </w:rPr>
+        <w:t>int steps=2048;</w:t>
+      </w:r>
     </w:p>
     <w:p>
       <w:pPr>
@@ -8622,55 +8825,61 @@
         <w:rPr>
           <w:color w:val="538135" w:themeColor="accent6" w:themeShade="BF"/>
         </w:rPr>
-        <w:t xml:space="preserve">TM1637Display </w:t>
+        <w:t>Stepper myStepper</w:t>
+      </w:r>
+      <w:r>
+        <w:rPr>
+          <w:color w:val="FF0000"/>
+        </w:rPr>
+        <w:t>891011</w:t>
       </w:r>
       <w:r>
         <w:rPr>
           <w:color w:val="538135" w:themeColor="accent6" w:themeShade="BF"/>
         </w:rPr>
-        <w:t>tm_</w:t>
+        <w:t xml:space="preserve">(steps, </w:t>
+      </w:r>
+      <w:r>
+        <w:rPr>
+          <w:color w:val="FF0000"/>
+        </w:rPr>
+        <w:t>8</w:t>
       </w:r>
       <w:r>
         <w:rPr>
           <w:color w:val="538135" w:themeColor="accent6" w:themeShade="BF"/>
         </w:rPr>
-        <w:t>display</w:t>
+        <w:t xml:space="preserve">, </w:t>
       </w:r>
       <w:r>
         <w:rPr>
           <w:color w:val="FF0000"/>
         </w:rPr>
-        <w:t>23</w:t>
+        <w:t>10</w:t>
       </w:r>
       <w:r>
         <w:rPr>
           <w:color w:val="538135" w:themeColor="accent6" w:themeShade="BF"/>
         </w:rPr>
-        <w:t>(</w:t>
+        <w:t xml:space="preserve">, </w:t>
       </w:r>
       <w:r>
         <w:rPr>
           <w:color w:val="FF0000"/>
         </w:rPr>
-        <w:t>2</w:t>
+        <w:t>9</w:t>
       </w:r>
       <w:r>
         <w:rPr>
           <w:color w:val="538135" w:themeColor="accent6" w:themeShade="BF"/>
         </w:rPr>
-        <w:t>,</w:t>
-      </w:r>
-      <w:r>
-        <w:rPr>
-          <w:color w:val="C45911" w:themeColor="accent2" w:themeShade="BF"/>
-        </w:rPr>
-        <w:t xml:space="preserve"> </w:t>
+        <w:t xml:space="preserve">, </w:t>
       </w:r>
       <w:r>
         <w:rPr>
           <w:color w:val="FF0000"/>
         </w:rPr>
-        <w:t>3</w:t>
+        <w:t>11</w:t>
       </w:r>
       <w:r>
         <w:rPr>
@@ -8680,11 +8889,6 @@
       </w:r>
     </w:p>
     <w:p>
-      <w:pPr>
-        <w:rPr>
-          <w:color w:val="C45911" w:themeColor="accent2" w:themeShade="BF"/>
-        </w:rPr>
-      </w:pPr>
       <w:r>
         <w:rPr>
           <w:noProof/>
@@ -8731,19 +8935,7 @@
                               <w:rPr>
                                 <w:color w:val="538135" w:themeColor="accent6" w:themeShade="BF"/>
                               </w:rPr>
-                              <w:t xml:space="preserve">TM1637Display </w:t>
-                            </w:r>
-                            <w:r>
-                              <w:rPr>
-                                <w:color w:val="538135" w:themeColor="accent6" w:themeShade="BF"/>
-                              </w:rPr>
-                              <w:t>tm_</w:t>
-                            </w:r>
-                            <w:r>
-                              <w:rPr>
-                                <w:color w:val="538135" w:themeColor="accent6" w:themeShade="BF"/>
-                              </w:rPr>
-                              <w:t>display</w:t>
+                              <w:t>Stepper myStepper</w:t>
                             </w:r>
                             <w:r>
                               <w:rPr>
@@ -8752,6 +8944,10 @@
                               <w:t>'</w:t>
                             </w:r>
                             <w:r>
+                              <w:rPr>
+                                <w:rFonts w:hint="eastAsia"/>
+                                <w:color w:val="FF0000"/>
+                              </w:rPr>
                               <w:t xml:space="preserve"> </w:t>
                             </w:r>
                             <w:r>
@@ -8762,9 +8958,17 @@
                             </w:r>
                             <w:r>
                               <w:rPr>
-                                <w:color w:val="FF0000"/>
-                              </w:rPr>
-                              <w:t xml:space="preserve">value_clk </w:t>
+                                <w:rFonts w:hint="eastAsia"/>
+                                <w:color w:val="FF0000"/>
+                              </w:rPr>
+                              <w:t>value_</w:t>
+                            </w:r>
+                            <w:r>
+                              <w:rPr>
+                                <w:rFonts w:hint="eastAsia"/>
+                                <w:color w:val="FF0000"/>
+                              </w:rPr>
+                              <w:t>in1</w:t>
                             </w:r>
                             <w:r>
                               <w:rPr>
@@ -8774,9 +8978,24 @@
                             </w:r>
                             <w:r>
                               <w:rPr>
-                                <w:color w:val="FF0000"/>
-                              </w:rPr>
-                              <w:t>value_dio</w:t>
+                                <w:rFonts w:hint="eastAsia"/>
+                                <w:color w:val="FF0000"/>
+                              </w:rPr>
+                              <w:t xml:space="preserve"> </w:t>
+                            </w:r>
+                            <w:r>
+                              <w:rPr>
+                                <w:rFonts w:hint="eastAsia"/>
+                                <w:color w:val="FF0000"/>
+                              </w:rPr>
+                              <w:t>value_</w:t>
+                            </w:r>
+                            <w:r>
+                              <w:rPr>
+                                <w:rFonts w:hint="eastAsia"/>
+                                <w:color w:val="FF0000"/>
+                              </w:rPr>
+                              <w:t>in2</w:t>
                             </w:r>
                             <w:r>
                               <w:rPr>
@@ -8786,6 +9005,60 @@
                             </w:r>
                             <w:r>
                               <w:rPr>
+                                <w:rFonts w:hint="eastAsia"/>
+                                <w:color w:val="FF0000"/>
+                              </w:rPr>
+                              <w:t xml:space="preserve"> </w:t>
+                            </w:r>
+                            <w:r>
+                              <w:rPr>
+                                <w:rFonts w:hint="eastAsia"/>
+                                <w:color w:val="FF0000"/>
+                              </w:rPr>
+                              <w:t>value_</w:t>
+                            </w:r>
+                            <w:r>
+                              <w:rPr>
+                                <w:rFonts w:hint="eastAsia"/>
+                                <w:color w:val="FF0000"/>
+                              </w:rPr>
+                              <w:t>in3</w:t>
+                            </w:r>
+                            <w:r>
+                              <w:rPr>
+                                <w:rFonts w:hint="eastAsia"/>
+                                <w:color w:val="FF0000"/>
+                              </w:rPr>
+                              <w:t xml:space="preserve"> </w:t>
+                            </w:r>
+                            <w:r>
+                              <w:rPr>
+                                <w:rFonts w:hint="eastAsia"/>
+                              </w:rPr>
+                              <w:t>●</w:t>
+                            </w:r>
+                            <w:r>
+                              <w:rPr>
+                                <w:rFonts w:hint="eastAsia"/>
+                                <w:color w:val="FF0000"/>
+                              </w:rPr>
+                              <w:t>value_</w:t>
+                            </w:r>
+                            <w:r>
+                              <w:rPr>
+                                <w:rFonts w:hint="eastAsia"/>
+                                <w:color w:val="FF0000"/>
+                              </w:rPr>
+                              <w:t>in4</w:t>
+                            </w:r>
+                            <w:r>
+                              <w:rPr>
+                                <w:rFonts w:hint="eastAsia"/>
+                              </w:rPr>
+                              <w:t>●</w:t>
+                            </w:r>
+                            <w:r>
+                              <w:rPr>
                                 <w:color w:val="538135" w:themeColor="accent6" w:themeShade="BF"/>
                               </w:rPr>
                               <w:t>'</w:t>
@@ -8794,7 +9067,13 @@
                               <w:rPr>
                                 <w:color w:val="538135" w:themeColor="accent6" w:themeShade="BF"/>
                               </w:rPr>
-                              <w:t>(</w:t>
+                              <w:t xml:space="preserve"> (steps,</w:t>
+                            </w:r>
+                            <w:r>
+                              <w:rPr>
+                                <w:color w:val="538135" w:themeColor="accent6" w:themeShade="BF"/>
+                              </w:rPr>
+                              <w:t xml:space="preserve"> </w:t>
                             </w:r>
                             <w:r>
                               <w:rPr>
@@ -8804,15 +9083,35 @@
                             </w:r>
                             <w:r>
                               <w:rPr>
+                                <w:color w:val="538135" w:themeColor="accent6" w:themeShade="BF"/>
+                              </w:rPr>
+                              <w:t xml:space="preserve"> </w:t>
+                            </w:r>
+                            <w:r>
+                              <w:rPr>
                                 <w:rFonts w:hint="eastAsia"/>
                               </w:rPr>
                               <w:t>●</w:t>
                             </w:r>
                             <w:r>
                               <w:rPr>
-                                <w:color w:val="FF0000"/>
-                              </w:rPr>
-                              <w:t>value_clk</w:t>
+                                <w:rFonts w:hint="eastAsia"/>
+                                <w:color w:val="FF0000"/>
+                              </w:rPr>
+                              <w:t>value_</w:t>
+                            </w:r>
+                            <w:r>
+                              <w:rPr>
+                                <w:rFonts w:hint="eastAsia"/>
+                                <w:color w:val="FF0000"/>
+                              </w:rPr>
+                              <w:t>in</w:t>
+                            </w:r>
+                            <w:r>
+                              <w:rPr>
+                                <w:color w:val="FF0000"/>
+                              </w:rPr>
+                              <w:t>1</w:t>
                             </w:r>
                             <w:r>
                               <w:rPr>
@@ -8821,6 +9120,15 @@
                               <w:t>●</w:t>
                             </w:r>
                             <w:r>
+                              <w:rPr>
+                                <w:color w:val="538135" w:themeColor="accent6" w:themeShade="BF"/>
+                              </w:rPr>
+                              <w:t xml:space="preserve"> </w:t>
+                            </w:r>
+                            <w:r>
+                              <w:rPr>
+                                <w:color w:val="538135" w:themeColor="accent6" w:themeShade="BF"/>
+                              </w:rPr>
                               <w:t>'</w:t>
                             </w:r>
                             <w:r>
@@ -8830,6 +9138,9 @@
                               <w:t>,</w:t>
                             </w:r>
                             <w:r>
+                              <w:rPr>
+                                <w:color w:val="538135" w:themeColor="accent6" w:themeShade="BF"/>
+                              </w:rPr>
                               <w:t xml:space="preserve"> </w:t>
                             </w:r>
                             <w:r>
@@ -8840,7 +9151,7 @@
                             </w:r>
                             <w:r>
                               <w:rPr>
-                                <w:rFonts w:hint="eastAsia"/>
+                                <w:color w:val="538135" w:themeColor="accent6" w:themeShade="BF"/>
                               </w:rPr>
                               <w:t xml:space="preserve"> </w:t>
                             </w:r>
@@ -8852,32 +9163,188 @@
                             </w:r>
                             <w:r>
                               <w:rPr>
-                                <w:color w:val="C45911" w:themeColor="accent2" w:themeShade="BF"/>
+                                <w:rFonts w:hint="eastAsia"/>
+                                <w:color w:val="FF0000"/>
+                              </w:rPr>
+                              <w:t>value_</w:t>
+                            </w:r>
+                            <w:r>
+                              <w:rPr>
+                                <w:rFonts w:hint="eastAsia"/>
+                                <w:color w:val="FF0000"/>
+                              </w:rPr>
+                              <w:t>in</w:t>
+                            </w:r>
+                            <w:r>
+                              <w:rPr>
+                                <w:color w:val="FF0000"/>
+                              </w:rPr>
+                              <w:t>3</w:t>
+                            </w:r>
+                            <w:r>
+                              <w:rPr>
+                                <w:color w:val="538135" w:themeColor="accent6" w:themeShade="BF"/>
                               </w:rPr>
                               <w:t xml:space="preserve"> </w:t>
                             </w:r>
                             <w:r>
                               <w:rPr>
-                                <w:color w:val="FF0000"/>
-                              </w:rPr>
-                              <w:t>value_dio</w:t>
-                            </w:r>
-                            <w:r>
-                              <w:rPr>
                                 <w:rFonts w:hint="eastAsia"/>
                               </w:rPr>
                               <w:t>●</w:t>
                             </w:r>
                             <w:r>
+                              <w:rPr>
+                                <w:color w:val="538135" w:themeColor="accent6" w:themeShade="BF"/>
+                              </w:rPr>
                               <w:t>'</w:t>
                             </w:r>
                             <w:r>
                               <w:rPr>
                                 <w:color w:val="538135" w:themeColor="accent6" w:themeShade="BF"/>
                               </w:rPr>
+                              <w:t>,</w:t>
+                            </w:r>
+                            <w:r>
+                              <w:rPr>
+                                <w:color w:val="538135" w:themeColor="accent6" w:themeShade="BF"/>
+                              </w:rPr>
+                              <w:t xml:space="preserve"> </w:t>
+                            </w:r>
+                            <w:r>
+                              <w:rPr>
+                                <w:color w:val="538135" w:themeColor="accent6" w:themeShade="BF"/>
+                              </w:rPr>
+                              <w:t>'</w:t>
+                            </w:r>
+                            <w:r>
+                              <w:rPr>
+                                <w:rFonts w:hint="eastAsia"/>
+                              </w:rPr>
+                              <w:t>●</w:t>
+                            </w:r>
+                            <w:r>
+                              <w:rPr>
+                                <w:color w:val="538135" w:themeColor="accent6" w:themeShade="BF"/>
+                              </w:rPr>
+                              <w:t xml:space="preserve"> </w:t>
+                            </w:r>
+                            <w:r>
+                              <w:rPr>
+                                <w:rFonts w:hint="eastAsia"/>
+                                <w:color w:val="FF0000"/>
+                              </w:rPr>
+                              <w:t>value_</w:t>
+                            </w:r>
+                            <w:r>
+                              <w:rPr>
+                                <w:rFonts w:hint="eastAsia"/>
+                                <w:color w:val="FF0000"/>
+                              </w:rPr>
+                              <w:t>in</w:t>
+                            </w:r>
+                            <w:r>
+                              <w:rPr>
+                                <w:color w:val="FF0000"/>
+                              </w:rPr>
+                              <w:t>2</w:t>
+                            </w:r>
+                            <w:r>
+                              <w:rPr>
+                                <w:color w:val="538135" w:themeColor="accent6" w:themeShade="BF"/>
+                              </w:rPr>
+                              <w:t xml:space="preserve"> </w:t>
+                            </w:r>
+                            <w:r>
+                              <w:rPr>
+                                <w:rFonts w:hint="eastAsia"/>
+                              </w:rPr>
+                              <w:t>●</w:t>
+                            </w:r>
+                            <w:r>
+                              <w:rPr>
+                                <w:color w:val="538135" w:themeColor="accent6" w:themeShade="BF"/>
+                              </w:rPr>
+                              <w:t>'</w:t>
+                            </w:r>
+                            <w:r>
+                              <w:rPr>
+                                <w:color w:val="538135" w:themeColor="accent6" w:themeShade="BF"/>
+                              </w:rPr>
+                              <w:t>,</w:t>
+                            </w:r>
+                            <w:r>
+                              <w:rPr>
+                                <w:color w:val="538135" w:themeColor="accent6" w:themeShade="BF"/>
+                              </w:rPr>
+                              <w:t xml:space="preserve"> </w:t>
+                            </w:r>
+                            <w:r>
+                              <w:rPr>
+                                <w:color w:val="538135" w:themeColor="accent6" w:themeShade="BF"/>
+                              </w:rPr>
+                              <w:t>'</w:t>
+                            </w:r>
+                            <w:r>
+                              <w:rPr>
+                                <w:color w:val="538135" w:themeColor="accent6" w:themeShade="BF"/>
+                              </w:rPr>
+                              <w:t xml:space="preserve"> </w:t>
+                            </w:r>
+                            <w:r>
+                              <w:rPr>
+                                <w:rFonts w:hint="eastAsia"/>
+                              </w:rPr>
+                              <w:t>●</w:t>
+                            </w:r>
+                            <w:r>
+                              <w:rPr>
+                                <w:rFonts w:hint="eastAsia"/>
+                                <w:color w:val="FF0000"/>
+                              </w:rPr>
+                              <w:t>value_</w:t>
+                            </w:r>
+                            <w:r>
+                              <w:rPr>
+                                <w:rFonts w:hint="eastAsia"/>
+                                <w:color w:val="FF0000"/>
+                              </w:rPr>
+                              <w:t>in</w:t>
+                            </w:r>
+                            <w:r>
+                              <w:rPr>
+                                <w:color w:val="FF0000"/>
+                              </w:rPr>
+                              <w:t>4</w:t>
+                            </w:r>
+                            <w:r>
+                              <w:rPr>
+                                <w:rFonts w:hint="eastAsia"/>
+                              </w:rPr>
+                              <w:t>●</w:t>
+                            </w:r>
+                            <w:r>
+                              <w:rPr>
+                                <w:color w:val="538135" w:themeColor="accent6" w:themeShade="BF"/>
+                              </w:rPr>
+                              <w:t xml:space="preserve"> </w:t>
+                            </w:r>
+                            <w:r>
+                              <w:rPr>
+                                <w:color w:val="538135" w:themeColor="accent6" w:themeShade="BF"/>
+                              </w:rPr>
+                              <w:t>'</w:t>
+                            </w:r>
+                            <w:r>
+                              <w:rPr>
+                                <w:color w:val="538135" w:themeColor="accent6" w:themeShade="BF"/>
+                              </w:rPr>
                               <w:t>);</w:t>
                             </w:r>
                             <w:r>
+                              <w:rPr>
+                                <w:color w:val="538135" w:themeColor="accent6" w:themeShade="BF"/>
+                              </w:rPr>
                               <w:t xml:space="preserve"> </w:t>
                             </w:r>
                             <w:r>
@@ -8917,19 +9384,7 @@
                         <w:rPr>
                           <w:color w:val="538135" w:themeColor="accent6" w:themeShade="BF"/>
                         </w:rPr>
-                        <w:t xml:space="preserve">TM1637Display </w:t>
-                      </w:r>
-                      <w:r>
-                        <w:rPr>
-                          <w:color w:val="538135" w:themeColor="accent6" w:themeShade="BF"/>
-                        </w:rPr>
-                        <w:t>tm_</w:t>
-                      </w:r>
-                      <w:r>
-                        <w:rPr>
-                          <w:color w:val="538135" w:themeColor="accent6" w:themeShade="BF"/>
-                        </w:rPr>
-                        <w:t>display</w:t>
+                        <w:t>Stepper myStepper</w:t>
                       </w:r>
                       <w:r>
                         <w:rPr>
@@ -8938,6 +9393,10 @@
                         <w:t>'</w:t>
                       </w:r>
                       <w:r>
+                        <w:rPr>
+                          <w:rFonts w:hint="eastAsia"/>
+                          <w:color w:val="FF0000"/>
+                        </w:rPr>
                         <w:t xml:space="preserve"> </w:t>
                       </w:r>
                       <w:r>
@@ -8948,9 +9407,17 @@
                       </w:r>
                       <w:r>
                         <w:rPr>
-                          <w:color w:val="FF0000"/>
-                        </w:rPr>
-                        <w:t xml:space="preserve">value_clk </w:t>
+                          <w:rFonts w:hint="eastAsia"/>
+                          <w:color w:val="FF0000"/>
+                        </w:rPr>
+                        <w:t>value_</w:t>
+                      </w:r>
+                      <w:r>
+                        <w:rPr>
+                          <w:rFonts w:hint="eastAsia"/>
+                          <w:color w:val="FF0000"/>
+                        </w:rPr>
+                        <w:t>in1</w:t>
                       </w:r>
                       <w:r>
                         <w:rPr>
@@ -8960,9 +9427,24 @@
                       </w:r>
                       <w:r>
                         <w:rPr>
-                          <w:color w:val="FF0000"/>
-                        </w:rPr>
-                        <w:t>value_dio</w:t>
+                          <w:rFonts w:hint="eastAsia"/>
+                          <w:color w:val="FF0000"/>
+                        </w:rPr>
+                        <w:t xml:space="preserve"> </w:t>
+                      </w:r>
+                      <w:r>
+                        <w:rPr>
+                          <w:rFonts w:hint="eastAsia"/>
+                          <w:color w:val="FF0000"/>
+                        </w:rPr>
+                        <w:t>value_</w:t>
+                      </w:r>
+                      <w:r>
+                        <w:rPr>
+                          <w:rFonts w:hint="eastAsia"/>
+                          <w:color w:val="FF0000"/>
+                        </w:rPr>
+                        <w:t>in2</w:t>
                       </w:r>
                       <w:r>
                         <w:rPr>
@@ -8972,6 +9454,60 @@
                       </w:r>
                       <w:r>
                         <w:rPr>
+                          <w:rFonts w:hint="eastAsia"/>
+                          <w:color w:val="FF0000"/>
+                        </w:rPr>
+                        <w:t xml:space="preserve"> </w:t>
+                      </w:r>
+                      <w:r>
+                        <w:rPr>
+                          <w:rFonts w:hint="eastAsia"/>
+                          <w:color w:val="FF0000"/>
+                        </w:rPr>
+                        <w:t>value_</w:t>
+                      </w:r>
+                      <w:r>
+                        <w:rPr>
+                          <w:rFonts w:hint="eastAsia"/>
+                          <w:color w:val="FF0000"/>
+                        </w:rPr>
+                        <w:t>in3</w:t>
+                      </w:r>
+                      <w:r>
+                        <w:rPr>
+                          <w:rFonts w:hint="eastAsia"/>
+                          <w:color w:val="FF0000"/>
+                        </w:rPr>
+                        <w:t xml:space="preserve"> </w:t>
+                      </w:r>
+                      <w:r>
+                        <w:rPr>
+                          <w:rFonts w:hint="eastAsia"/>
+                        </w:rPr>
+                        <w:t>●</w:t>
+                      </w:r>
+                      <w:r>
+                        <w:rPr>
+                          <w:rFonts w:hint="eastAsia"/>
+                          <w:color w:val="FF0000"/>
+                        </w:rPr>
+                        <w:t>value_</w:t>
+                      </w:r>
+                      <w:r>
+                        <w:rPr>
+                          <w:rFonts w:hint="eastAsia"/>
+                          <w:color w:val="FF0000"/>
+                        </w:rPr>
+                        <w:t>in4</w:t>
+                      </w:r>
+                      <w:r>
+                        <w:rPr>
+                          <w:rFonts w:hint="eastAsia"/>
+                        </w:rPr>
+                        <w:t>●</w:t>
+                      </w:r>
+                      <w:r>
+                        <w:rPr>
                           <w:color w:val="538135" w:themeColor="accent6" w:themeShade="BF"/>
                         </w:rPr>
                         <w:t>'</w:t>
@@ -8980,7 +9516,13 @@
                         <w:rPr>
                           <w:color w:val="538135" w:themeColor="accent6" w:themeShade="BF"/>
                         </w:rPr>
-                        <w:t>(</w:t>
+                        <w:t xml:space="preserve"> (steps,</w:t>
+                      </w:r>
+                      <w:r>
+                        <w:rPr>
+                          <w:color w:val="538135" w:themeColor="accent6" w:themeShade="BF"/>
+                        </w:rPr>
+                        <w:t xml:space="preserve"> </w:t>
                       </w:r>
                       <w:r>
                         <w:rPr>
@@ -8990,15 +9532,35 @@
                       </w:r>
                       <w:r>
                         <w:rPr>
+                          <w:color w:val="538135" w:themeColor="accent6" w:themeShade="BF"/>
+                        </w:rPr>
+                        <w:t xml:space="preserve"> </w:t>
+                      </w:r>
+                      <w:r>
+                        <w:rPr>
                           <w:rFonts w:hint="eastAsia"/>
                         </w:rPr>
                         <w:t>●</w:t>
                       </w:r>
                       <w:r>
                         <w:rPr>
-                          <w:color w:val="FF0000"/>
-                        </w:rPr>
-                        <w:t>value_clk</w:t>
+                          <w:rFonts w:hint="eastAsia"/>
+                          <w:color w:val="FF0000"/>
+                        </w:rPr>
+                        <w:t>value_</w:t>
+                      </w:r>
+                      <w:r>
+                        <w:rPr>
+                          <w:rFonts w:hint="eastAsia"/>
+                          <w:color w:val="FF0000"/>
+                        </w:rPr>
+                        <w:t>in</w:t>
+                      </w:r>
+                      <w:r>
+                        <w:rPr>
+                          <w:color w:val="FF0000"/>
+                        </w:rPr>
+                        <w:t>1</w:t>
                       </w:r>
                       <w:r>
                         <w:rPr>
@@ -9007,6 +9569,15 @@
                         <w:t>●</w:t>
                       </w:r>
                       <w:r>
+                        <w:rPr>
+                          <w:color w:val="538135" w:themeColor="accent6" w:themeShade="BF"/>
+                        </w:rPr>
+                        <w:t xml:space="preserve"> </w:t>
+                      </w:r>
+                      <w:r>
+                        <w:rPr>
+                          <w:color w:val="538135" w:themeColor="accent6" w:themeShade="BF"/>
+                        </w:rPr>
                         <w:t>'</w:t>
                       </w:r>
                       <w:r>
@@ -9016,6 +9587,9 @@
                         <w:t>,</w:t>
                       </w:r>
                       <w:r>
+                        <w:rPr>
+                          <w:color w:val="538135" w:themeColor="accent6" w:themeShade="BF"/>
+                        </w:rPr>
                         <w:t xml:space="preserve"> </w:t>
                       </w:r>
                       <w:r>
@@ -9026,7 +9600,7 @@
                       </w:r>
                       <w:r>
                         <w:rPr>
-                          <w:rFonts w:hint="eastAsia"/>
+                          <w:color w:val="538135" w:themeColor="accent6" w:themeShade="BF"/>
                         </w:rPr>
                         <w:t xml:space="preserve"> </w:t>
                       </w:r>
@@ -9038,32 +9612,188 @@
                       </w:r>
                       <w:r>
                         <w:rPr>
-                          <w:color w:val="C45911" w:themeColor="accent2" w:themeShade="BF"/>
+                          <w:rFonts w:hint="eastAsia"/>
+                          <w:color w:val="FF0000"/>
+                        </w:rPr>
+                        <w:t>value_</w:t>
+                      </w:r>
+                      <w:r>
+                        <w:rPr>
+                          <w:rFonts w:hint="eastAsia"/>
+                          <w:color w:val="FF0000"/>
+                        </w:rPr>
+                        <w:t>in</w:t>
+                      </w:r>
+                      <w:r>
+                        <w:rPr>
+                          <w:color w:val="FF0000"/>
+                        </w:rPr>
+                        <w:t>3</w:t>
+                      </w:r>
+                      <w:r>
+                        <w:rPr>
+                          <w:color w:val="538135" w:themeColor="accent6" w:themeShade="BF"/>
                         </w:rPr>
                         <w:t xml:space="preserve"> </w:t>
                       </w:r>
                       <w:r>
                         <w:rPr>
-                          <w:color w:val="FF0000"/>
-                        </w:rPr>
-                        <w:t>value_dio</w:t>
-                      </w:r>
-                      <w:r>
-                        <w:rPr>
                           <w:rFonts w:hint="eastAsia"/>
                         </w:rPr>
                         <w:t>●</w:t>
                       </w:r>
                       <w:r>
+                        <w:rPr>
+                          <w:color w:val="538135" w:themeColor="accent6" w:themeShade="BF"/>
+                        </w:rPr>
                         <w:t>'</w:t>
                       </w:r>
                       <w:r>
                         <w:rPr>
                           <w:color w:val="538135" w:themeColor="accent6" w:themeShade="BF"/>
                         </w:rPr>
+                        <w:t>,</w:t>
+                      </w:r>
+                      <w:r>
+                        <w:rPr>
+                          <w:color w:val="538135" w:themeColor="accent6" w:themeShade="BF"/>
+                        </w:rPr>
+                        <w:t xml:space="preserve"> </w:t>
+                      </w:r>
+                      <w:r>
+                        <w:rPr>
+                          <w:color w:val="538135" w:themeColor="accent6" w:themeShade="BF"/>
+                        </w:rPr>
+                        <w:t>'</w:t>
+                      </w:r>
+                      <w:r>
+                        <w:rPr>
+                          <w:rFonts w:hint="eastAsia"/>
+                        </w:rPr>
+                        <w:t>●</w:t>
+                      </w:r>
+                      <w:r>
+                        <w:rPr>
+                          <w:color w:val="538135" w:themeColor="accent6" w:themeShade="BF"/>
+                        </w:rPr>
+                        <w:t xml:space="preserve"> </w:t>
+                      </w:r>
+                      <w:r>
+                        <w:rPr>
+                          <w:rFonts w:hint="eastAsia"/>
+                          <w:color w:val="FF0000"/>
+                        </w:rPr>
+                        <w:t>value_</w:t>
+                      </w:r>
+                      <w:r>
+                        <w:rPr>
+                          <w:rFonts w:hint="eastAsia"/>
+                          <w:color w:val="FF0000"/>
+                        </w:rPr>
+                        <w:t>in</w:t>
+                      </w:r>
+                      <w:r>
+                        <w:rPr>
+                          <w:color w:val="FF0000"/>
+                        </w:rPr>
+                        <w:t>2</w:t>
+                      </w:r>
+                      <w:r>
+                        <w:rPr>
+                          <w:color w:val="538135" w:themeColor="accent6" w:themeShade="BF"/>
+                        </w:rPr>
+                        <w:t xml:space="preserve"> </w:t>
+                      </w:r>
+                      <w:r>
+                        <w:rPr>
+                          <w:rFonts w:hint="eastAsia"/>
+                        </w:rPr>
+                        <w:t>●</w:t>
+                      </w:r>
+                      <w:r>
+                        <w:rPr>
+                          <w:color w:val="538135" w:themeColor="accent6" w:themeShade="BF"/>
+                        </w:rPr>
+                        <w:t>'</w:t>
+                      </w:r>
+                      <w:r>
+                        <w:rPr>
+                          <w:color w:val="538135" w:themeColor="accent6" w:themeShade="BF"/>
+                        </w:rPr>
+                        <w:t>,</w:t>
+                      </w:r>
+                      <w:r>
+                        <w:rPr>
+                          <w:color w:val="538135" w:themeColor="accent6" w:themeShade="BF"/>
+                        </w:rPr>
+                        <w:t xml:space="preserve"> </w:t>
+                      </w:r>
+                      <w:r>
+                        <w:rPr>
+                          <w:color w:val="538135" w:themeColor="accent6" w:themeShade="BF"/>
+                        </w:rPr>
+                        <w:t>'</w:t>
+                      </w:r>
+                      <w:r>
+                        <w:rPr>
+                          <w:color w:val="538135" w:themeColor="accent6" w:themeShade="BF"/>
+                        </w:rPr>
+                        <w:t xml:space="preserve"> </w:t>
+                      </w:r>
+                      <w:r>
+                        <w:rPr>
+                          <w:rFonts w:hint="eastAsia"/>
+                        </w:rPr>
+                        <w:t>●</w:t>
+                      </w:r>
+                      <w:r>
+                        <w:rPr>
+                          <w:rFonts w:hint="eastAsia"/>
+                          <w:color w:val="FF0000"/>
+                        </w:rPr>
+                        <w:t>value_</w:t>
+                      </w:r>
+                      <w:r>
+                        <w:rPr>
+                          <w:rFonts w:hint="eastAsia"/>
+                          <w:color w:val="FF0000"/>
+                        </w:rPr>
+                        <w:t>in</w:t>
+                      </w:r>
+                      <w:r>
+                        <w:rPr>
+                          <w:color w:val="FF0000"/>
+                        </w:rPr>
+                        <w:t>4</w:t>
+                      </w:r>
+                      <w:r>
+                        <w:rPr>
+                          <w:rFonts w:hint="eastAsia"/>
+                        </w:rPr>
+                        <w:t>●</w:t>
+                      </w:r>
+                      <w:r>
+                        <w:rPr>
+                          <w:color w:val="538135" w:themeColor="accent6" w:themeShade="BF"/>
+                        </w:rPr>
+                        <w:t xml:space="preserve"> </w:t>
+                      </w:r>
+                      <w:r>
+                        <w:rPr>
+                          <w:color w:val="538135" w:themeColor="accent6" w:themeShade="BF"/>
+                        </w:rPr>
+                        <w:t>'</w:t>
+                      </w:r>
+                      <w:r>
+                        <w:rPr>
+                          <w:color w:val="538135" w:themeColor="accent6" w:themeShade="BF"/>
+                        </w:rPr>
                         <w:t>);</w:t>
                       </w:r>
                       <w:r>
+                        <w:rPr>
+                          <w:color w:val="538135" w:themeColor="accent6" w:themeShade="BF"/>
+                        </w:rPr>
                         <w:t xml:space="preserve"> </w:t>
                       </w:r>
                       <w:r>
@@ -9082,7 +9812,6 @@
         </mc:AlternateContent>
       </w:r>
     </w:p>
-    <w:p/>
     <w:p>
       <w:pPr>
         <w:rPr>
@@ -9107,33 +9836,24 @@
         <w:rPr>
           <w:color w:val="538135" w:themeColor="accent6" w:themeShade="BF"/>
         </w:rPr>
-        <w:t>tm_</w:t>
+        <w:t>myStepper</w:t>
+      </w:r>
+      <w:r>
+        <w:rPr>
+          <w:color w:val="FF0000"/>
+        </w:rPr>
+        <w:t>891011</w:t>
       </w:r>
       <w:r>
         <w:rPr>
           <w:color w:val="538135" w:themeColor="accent6" w:themeShade="BF"/>
         </w:rPr>
-        <w:t>display</w:t>
-      </w:r>
-      <w:r>
-        <w:rPr>
-          <w:color w:val="FF0000"/>
-        </w:rPr>
-        <w:t>23</w:t>
-      </w:r>
-      <w:r>
-        <w:rPr>
-          <w:color w:val="538135" w:themeColor="accent6" w:themeShade="BF"/>
-        </w:rPr>
-        <w:t>.setBrightness(7);</w:t>
+        <w:t>.setSpeed (12);</w:t>
       </w:r>
     </w:p>
     <w:p>
       <w:pPr>
         <w:ind w:leftChars="100" w:left="240"/>
-        <w:rPr>
-          <w:color w:val="538135" w:themeColor="accent6" w:themeShade="BF"/>
-        </w:rPr>
       </w:pPr>
       <w:r>
         <w:rPr>
@@ -9143,8 +9863,8 @@
           <mc:Choice Requires="wps">
             <w:drawing>
               <wp:inline distT="0" distB="0" distL="0" distR="0" wp14:anchorId="263DEEB0" wp14:editId="30FA8FC9">
-                <wp:extent cx="5274310" cy="381000"/>
-                <wp:effectExtent l="0" t="0" r="21590" b="19050"/>
+                <wp:extent cx="5943600" cy="655092"/>
+                <wp:effectExtent l="0" t="0" r="19050" b="12065"/>
                 <wp:docPr id="20" name="文字方塊 20"/>
                 <wp:cNvGraphicFramePr/>
                 <a:graphic xmlns:a="http://schemas.openxmlformats.org/drawingml/2006/main">
@@ -9154,7 +9874,7 @@
                       <wps:spPr>
                         <a:xfrm>
                           <a:off x="0" y="0"/>
-                          <a:ext cx="5274310" cy="381000"/>
+                          <a:ext cx="5943600" cy="655092"/>
                         </a:xfrm>
                         <a:prstGeom prst="rect">
                           <a:avLst/>
@@ -9181,13 +9901,7 @@
                               <w:rPr>
                                 <w:color w:val="538135" w:themeColor="accent6" w:themeShade="BF"/>
                               </w:rPr>
-                              <w:t>tm_</w:t>
-                            </w:r>
-                            <w:r>
-                              <w:rPr>
-                                <w:color w:val="538135" w:themeColor="accent6" w:themeShade="BF"/>
-                              </w:rPr>
-                              <w:t>display</w:t>
+                              <w:t>myStepper</w:t>
                             </w:r>
                             <w:r>
                               <w:rPr>
@@ -9203,15 +9917,30 @@
                             </w:r>
                             <w:r>
                               <w:rPr>
+                                <w:rFonts w:hint="eastAsia"/>
                                 <w:color w:val="FF0000"/>
                               </w:rPr>
                               <w:t xml:space="preserve"> </w:t>
                             </w:r>
                             <w:r>
                               <w:rPr>
-                                <w:color w:val="FF0000"/>
-                              </w:rPr>
-                              <w:t>value_clk</w:t>
+                                <w:rFonts w:hint="eastAsia"/>
+                                <w:color w:val="FF0000"/>
+                              </w:rPr>
+                              <w:t>value_</w:t>
+                            </w:r>
+                            <w:r>
+                              <w:rPr>
+                                <w:rFonts w:hint="eastAsia"/>
+                                <w:color w:val="FF0000"/>
+                              </w:rPr>
+                              <w:t>in</w:t>
+                            </w:r>
+                            <w:r>
+                              <w:rPr>
+                                <w:color w:val="FF0000"/>
+                              </w:rPr>
+                              <w:t>1</w:t>
                             </w:r>
                             <w:r>
                               <w:rPr>
@@ -9221,15 +9950,30 @@
                             </w:r>
                             <w:r>
                               <w:rPr>
+                                <w:rFonts w:hint="eastAsia"/>
                                 <w:color w:val="FF0000"/>
                               </w:rPr>
                               <w:t xml:space="preserve"> </w:t>
                             </w:r>
                             <w:r>
                               <w:rPr>
-                                <w:color w:val="FF0000"/>
-                              </w:rPr>
-                              <w:t>value_dio</w:t>
+                                <w:rFonts w:hint="eastAsia"/>
+                                <w:color w:val="FF0000"/>
+                              </w:rPr>
+                              <w:t>value_</w:t>
+                            </w:r>
+                            <w:r>
+                              <w:rPr>
+                                <w:rFonts w:hint="eastAsia"/>
+                                <w:color w:val="FF0000"/>
+                              </w:rPr>
+                              <w:t>in</w:t>
+                            </w:r>
+                            <w:r>
+                              <w:rPr>
+                                <w:color w:val="FF0000"/>
+                              </w:rPr>
+                              <w:t>2</w:t>
                             </w:r>
                             <w:r>
                               <w:rPr>
@@ -9239,6 +9983,78 @@
                             </w:r>
                             <w:r>
                               <w:rPr>
+                                <w:rFonts w:hint="eastAsia"/>
+                                <w:color w:val="FF0000"/>
+                              </w:rPr>
+                              <w:t xml:space="preserve"> </w:t>
+                            </w:r>
+                            <w:r>
+                              <w:rPr>
+                                <w:rFonts w:hint="eastAsia"/>
+                                <w:color w:val="FF0000"/>
+                              </w:rPr>
+                              <w:t>value_</w:t>
+                            </w:r>
+                            <w:r>
+                              <w:rPr>
+                                <w:rFonts w:hint="eastAsia"/>
+                                <w:color w:val="FF0000"/>
+                              </w:rPr>
+                              <w:t>in</w:t>
+                            </w:r>
+                            <w:r>
+                              <w:rPr>
+                                <w:color w:val="FF0000"/>
+                              </w:rPr>
+                              <w:t>3</w:t>
+                            </w:r>
+                            <w:r>
+                              <w:rPr>
+                                <w:rFonts w:hint="eastAsia"/>
+                              </w:rPr>
+                              <w:t>●</w:t>
+                            </w:r>
+                            <w:r>
+                              <w:rPr>
+                                <w:rFonts w:hint="eastAsia"/>
+                                <w:color w:val="FF0000"/>
+                              </w:rPr>
+                              <w:t xml:space="preserve"> </w:t>
+                            </w:r>
+                            <w:r>
+                              <w:rPr>
+                                <w:rFonts w:hint="eastAsia"/>
+                                <w:color w:val="FF0000"/>
+                              </w:rPr>
+                              <w:t>value_</w:t>
+                            </w:r>
+                            <w:r>
+                              <w:rPr>
+                                <w:rFonts w:hint="eastAsia"/>
+                                <w:color w:val="FF0000"/>
+                              </w:rPr>
+                              <w:t>in</w:t>
+                            </w:r>
+                            <w:r>
+                              <w:rPr>
+                                <w:color w:val="FF0000"/>
+                              </w:rPr>
+                              <w:t>4</w:t>
+                            </w:r>
+                            <w:r>
+                              <w:rPr>
+                                <w:color w:val="538135" w:themeColor="accent6" w:themeShade="BF"/>
+                              </w:rPr>
+                              <w:t xml:space="preserve"> </w:t>
+                            </w:r>
+                            <w:r>
+                              <w:rPr>
+                                <w:rFonts w:hint="eastAsia"/>
+                              </w:rPr>
+                              <w:t>●</w:t>
+                            </w:r>
+                            <w:r>
+                              <w:rPr>
                                 <w:color w:val="538135" w:themeColor="accent6" w:themeShade="BF"/>
                               </w:rPr>
                               <w:t>'</w:t>
@@ -9247,13 +10063,19 @@
                               <w:rPr>
                                 <w:color w:val="538135" w:themeColor="accent6" w:themeShade="BF"/>
                               </w:rPr>
-                              <w:t>.setBrightness(7);</w:t>
+                              <w:t>.setSpeed</w:t>
                             </w:r>
                             <w:r>
                               <w:rPr>
                                 <w:color w:val="538135" w:themeColor="accent6" w:themeShade="BF"/>
                               </w:rPr>
                               <w:t xml:space="preserve"> </w:t>
+                            </w:r>
+                            <w:r>
+                              <w:rPr>
+                                <w:color w:val="538135" w:themeColor="accent6" w:themeShade="BF"/>
+                              </w:rPr>
+                              <w:t>(12);</w:t>
                             </w:r>
                             <w:r>
                               <w:rPr>
@@ -9290,7 +10112,7 @@
           </mc:Choice>
           <mc:Fallback>
             <w:pict>
-              <v:shape w14:anchorId="263DEEB0" id="文字方塊 20" o:spid="_x0000_s1050" type="#_x0000_t202" style="width:415.3pt;height:30pt;visibility:visible;mso-wrap-style:square;mso-left-percent:-10001;mso-top-percent:-10001;mso-position-horizontal:absolute;mso-position-horizontal-relative:char;mso-position-vertical:absolute;mso-position-vertical-relative:line;mso-left-percent:-10001;mso-top-percent:-10001;v-text-anchor:top" o:gfxdata="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" fillcolor="white [3201]" strokeweight=".5pt">
+              <v:shape w14:anchorId="263DEEB0" id="文字方塊 20" o:spid="_x0000_s1050" type="#_x0000_t202" style="width:468pt;height:51.6pt;visibility:visible;mso-wrap-style:square;mso-left-percent:-10001;mso-top-percent:-10001;mso-position-horizontal:absolute;mso-position-horizontal-relative:char;mso-position-vertical:absolute;mso-position-vertical-relative:line;mso-left-percent:-10001;mso-top-percent:-10001;v-text-anchor:top" o:gfxdata="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" fillcolor="white [3201]" strokeweight=".5pt">
                 <v:textbox>
                   <w:txbxContent>
                     <w:p>
@@ -9304,13 +10126,7 @@
                         <w:rPr>
                           <w:color w:val="538135" w:themeColor="accent6" w:themeShade="BF"/>
                         </w:rPr>
-                        <w:t>tm_</w:t>
-                      </w:r>
-                      <w:r>
-                        <w:rPr>
-                          <w:color w:val="538135" w:themeColor="accent6" w:themeShade="BF"/>
-                        </w:rPr>
-                        <w:t>display</w:t>
+                        <w:t>myStepper</w:t>
                       </w:r>
                       <w:r>
                         <w:rPr>
@@ -9326,15 +10142,30 @@
                       </w:r>
                       <w:r>
                         <w:rPr>
+                          <w:rFonts w:hint="eastAsia"/>
                           <w:color w:val="FF0000"/>
                         </w:rPr>
                         <w:t xml:space="preserve"> </w:t>
                       </w:r>
                       <w:r>
                         <w:rPr>
-                          <w:color w:val="FF0000"/>
-                        </w:rPr>
-                        <w:t>value_clk</w:t>
+                          <w:rFonts w:hint="eastAsia"/>
+                          <w:color w:val="FF0000"/>
+                        </w:rPr>
+                        <w:t>value_</w:t>
+                      </w:r>
+                      <w:r>
+                        <w:rPr>
+                          <w:rFonts w:hint="eastAsia"/>
+                          <w:color w:val="FF0000"/>
+                        </w:rPr>
+                        <w:t>in</w:t>
+                      </w:r>
+                      <w:r>
+                        <w:rPr>
+                          <w:color w:val="FF0000"/>
+                        </w:rPr>
+                        <w:t>1</w:t>
                       </w:r>
                       <w:r>
                         <w:rPr>
@@ -9344,15 +10175,30 @@
                       </w:r>
                       <w:r>
                         <w:rPr>
+                          <w:rFonts w:hint="eastAsia"/>
                           <w:color w:val="FF0000"/>
                         </w:rPr>
                         <w:t xml:space="preserve"> </w:t>
                       </w:r>
                       <w:r>
                         <w:rPr>
-                          <w:color w:val="FF0000"/>
-                        </w:rPr>
-                        <w:t>value_dio</w:t>
+                          <w:rFonts w:hint="eastAsia"/>
+                          <w:color w:val="FF0000"/>
+                        </w:rPr>
+                        <w:t>value_</w:t>
+                      </w:r>
+                      <w:r>
+                        <w:rPr>
+                          <w:rFonts w:hint="eastAsia"/>
+                          <w:color w:val="FF0000"/>
+                        </w:rPr>
+                        <w:t>in</w:t>
+                      </w:r>
+                      <w:r>
+                        <w:rPr>
+                          <w:color w:val="FF0000"/>
+                        </w:rPr>
+                        <w:t>2</w:t>
                       </w:r>
                       <w:r>
                         <w:rPr>
@@ -9362,6 +10208,78 @@
                       </w:r>
                       <w:r>
                         <w:rPr>
+                          <w:rFonts w:hint="eastAsia"/>
+                          <w:color w:val="FF0000"/>
+                        </w:rPr>
+                        <w:t xml:space="preserve"> </w:t>
+                      </w:r>
+                      <w:r>
+                        <w:rPr>
+                          <w:rFonts w:hint="eastAsia"/>
+                          <w:color w:val="FF0000"/>
+                        </w:rPr>
+                        <w:t>value_</w:t>
+                      </w:r>
+                      <w:r>
+                        <w:rPr>
+                          <w:rFonts w:hint="eastAsia"/>
+                          <w:color w:val="FF0000"/>
+                        </w:rPr>
+                        <w:t>in</w:t>
+                      </w:r>
+                      <w:r>
+                        <w:rPr>
+                          <w:color w:val="FF0000"/>
+                        </w:rPr>
+                        <w:t>3</w:t>
+                      </w:r>
+                      <w:r>
+                        <w:rPr>
+                          <w:rFonts w:hint="eastAsia"/>
+                        </w:rPr>
+                        <w:t>●</w:t>
+                      </w:r>
+                      <w:r>
+                        <w:rPr>
+                          <w:rFonts w:hint="eastAsia"/>
+                          <w:color w:val="FF0000"/>
+                        </w:rPr>
+                        <w:t xml:space="preserve"> </w:t>
+                      </w:r>
+                      <w:r>
+                        <w:rPr>
+                          <w:rFonts w:hint="eastAsia"/>
+                          <w:color w:val="FF0000"/>
+                        </w:rPr>
+                        <w:t>value_</w:t>
+                      </w:r>
+                      <w:r>
+                        <w:rPr>
+                          <w:rFonts w:hint="eastAsia"/>
+                          <w:color w:val="FF0000"/>
+                        </w:rPr>
+                        <w:t>in</w:t>
+                      </w:r>
+                      <w:r>
+                        <w:rPr>
+                          <w:color w:val="FF0000"/>
+                        </w:rPr>
+                        <w:t>4</w:t>
+                      </w:r>
+                      <w:r>
+                        <w:rPr>
+                          <w:color w:val="538135" w:themeColor="accent6" w:themeShade="BF"/>
+                        </w:rPr>
+                        <w:t xml:space="preserve"> </w:t>
+                      </w:r>
+                      <w:r>
+                        <w:rPr>
+                          <w:rFonts w:hint="eastAsia"/>
+                        </w:rPr>
+                        <w:t>●</w:t>
+                      </w:r>
+                      <w:r>
+                        <w:rPr>
                           <w:color w:val="538135" w:themeColor="accent6" w:themeShade="BF"/>
                         </w:rPr>
                         <w:t>'</w:t>
@@ -9370,13 +10288,19 @@
                         <w:rPr>
                           <w:color w:val="538135" w:themeColor="accent6" w:themeShade="BF"/>
                         </w:rPr>
-                        <w:t>.setBrightness(7);</w:t>
+                        <w:t>.setSpeed</w:t>
                       </w:r>
                       <w:r>
                         <w:rPr>
                           <w:color w:val="538135" w:themeColor="accent6" w:themeShade="BF"/>
                         </w:rPr>
                         <w:t xml:space="preserve"> </w:t>
+                      </w:r>
+                      <w:r>
+                        <w:rPr>
+                          <w:color w:val="538135" w:themeColor="accent6" w:themeShade="BF"/>
+                        </w:rPr>
+                        <w:t>(12);</w:t>
                       </w:r>
                       <w:r>
                         <w:rPr>
@@ -9408,19 +10332,6 @@
     </w:p>
     <w:p>
       <w:pPr>
-        <w:ind w:leftChars="100" w:left="240"/>
-        <w:rPr>
-          <w:color w:val="538135" w:themeColor="accent6" w:themeShade="BF"/>
-        </w:rPr>
-      </w:pPr>
-    </w:p>
-    <w:p>
-      <w:pPr>
-        <w:ind w:leftChars="100" w:left="240"/>
-      </w:pPr>
-    </w:p>
-    <w:p>
-      <w:pPr>
         <w:rPr>
           <w:shd w:val="clear" w:color="auto" w:fill="D9D9D9" w:themeFill="background1" w:themeFillShade="D9"/>
         </w:rPr>
@@ -9440,11 +10351,6 @@
     </w:p>
     <w:p/>
     <w:p>
-      <w:pPr>
-        <w:rPr>
-          <w:shd w:val="clear" w:color="auto" w:fill="D9D9D9" w:themeFill="background1" w:themeFillShade="D9"/>
-        </w:rPr>
-      </w:pPr>
       <w:r>
         <w:rPr>
           <w:shd w:val="clear" w:color="auto" w:fill="D9D9D9" w:themeFill="background1" w:themeFillShade="D9"/>
@@ -9455,57 +10361,36 @@
     <w:p>
       <w:pPr>
         <w:ind w:firstLineChars="100" w:firstLine="240"/>
+        <w:rPr>
+          <w:rFonts w:hint="eastAsia"/>
+        </w:rPr>
       </w:pPr>
       <w:r>
-        <w:t>tm_di</w:t>
-      </w:r>
-      <w:r>
-        <w:t>splay</w:t>
+        <w:t>go(</w:t>
       </w:r>
       <w:r>
         <w:rPr>
           <w:color w:val="FF0000"/>
         </w:rPr>
-        <w:t xml:space="preserve"> </w:t>
+        <w:t>value_</w:t>
       </w:r>
       <w:r>
         <w:rPr>
           <w:color w:val="FF0000"/>
         </w:rPr>
-        <w:t>value_clk</w:t>
+        <w:t>c</w:t>
+      </w:r>
+      <w:r>
+        <w:t xml:space="preserve">, </w:t>
+      </w:r>
+      <w:r>
+        <w:t>myStepper</w:t>
       </w:r>
       <w:r>
         <w:rPr>
           <w:color w:val="FF0000"/>
         </w:rPr>
-        <w:t xml:space="preserve"> </w:t>
-      </w:r>
-      <w:r>
-        <w:rPr>
-          <w:color w:val="FF0000"/>
-        </w:rPr>
-        <w:t>value_dio</w:t>
-      </w:r>
-      <w:r>
-        <w:t>.s</w:t>
-      </w:r>
-      <w:r>
-        <w:t>howNumberDec(</w:t>
-      </w:r>
-      <w:r>
-        <w:rPr>
-          <w:color w:val="FF0000"/>
-        </w:rPr>
-        <w:t>num</w:t>
-      </w:r>
-      <w:r>
-        <w:t>,</w:t>
-      </w:r>
-      <w:r>
-        <w:rPr>
-          <w:color w:val="FF0000"/>
-        </w:rPr>
-        <w:t>false</w:t>
+        <w:t>891011</w:t>
       </w:r>
       <w:r>
         <w:t>);</w:t>
@@ -9553,179 +10438,210 @@
                           <w:p>
                             <w:r>
                               <w:rPr>
-                                <w:color w:val="538135" w:themeColor="accent6" w:themeShade="BF"/>
-                              </w:rPr>
-                              <w:t>''</w:t>
-                            </w:r>
-                            <w:r>
-                              <w:t>tm_di</w:t>
-                            </w:r>
-                            <w:r>
-                              <w:t>splay</w:t>
-                            </w:r>
-                            <w:r>
-                              <w:rPr>
-                                <w:color w:val="538135" w:themeColor="accent6" w:themeShade="BF"/>
+                                <w:sz w:val="22"/>
                               </w:rPr>
                               <w:t>'</w:t>
                             </w:r>
                             <w:r>
                               <w:rPr>
-                                <w:color w:val="FF0000"/>
+                                <w:sz w:val="22"/>
+                              </w:rPr>
+                              <w:t>'</w:t>
+                            </w:r>
+                            <w:bookmarkStart w:id="0" w:name="_GoBack"/>
+                            <w:bookmarkEnd w:id="0"/>
+                            <w:r>
+                              <w:rPr>
+                                <w:sz w:val="22"/>
+                              </w:rPr>
+                              <w:t>go(</w:t>
+                            </w:r>
+                            <w:r>
+                              <w:rPr>
+                                <w:sz w:val="22"/>
+                              </w:rPr>
+                              <w:t>'</w:t>
+                            </w:r>
+                            <w:r>
+                              <w:rPr>
+                                <w:rFonts w:hint="eastAsia"/>
+                                <w:sz w:val="22"/>
+                              </w:rPr>
+                              <w:t>●</w:t>
+                            </w:r>
+                            <w:r>
+                              <w:rPr>
+                                <w:color w:val="FF0000"/>
+                                <w:sz w:val="22"/>
+                              </w:rPr>
+                              <w:t>value_c</w:t>
+                            </w:r>
+                            <w:r>
+                              <w:rPr>
+                                <w:rFonts w:hint="eastAsia"/>
+                                <w:sz w:val="22"/>
+                              </w:rPr>
+                              <w:t>●</w:t>
+                            </w:r>
+                            <w:r>
+                              <w:rPr>
+                                <w:sz w:val="22"/>
+                              </w:rPr>
+                              <w:t>'</w:t>
+                            </w:r>
+                            <w:r>
+                              <w:rPr>
+                                <w:sz w:val="22"/>
+                              </w:rPr>
+                              <w:t>,</w:t>
+                            </w:r>
+                            <w:r>
+                              <w:rPr>
+                                <w:color w:val="538135" w:themeColor="accent6" w:themeShade="BF"/>
+                                <w:sz w:val="22"/>
                               </w:rPr>
                               <w:t xml:space="preserve"> </w:t>
                             </w:r>
                             <w:r>
                               <w:rPr>
-                                <w:rFonts w:hint="eastAsia"/>
+                                <w:sz w:val="22"/>
+                              </w:rPr>
+                              <w:t>myStepper</w:t>
+                            </w:r>
+                            <w:r>
+                              <w:rPr>
+                                <w:sz w:val="22"/>
+                              </w:rPr>
+                              <w:t>'</w:t>
+                            </w:r>
+                            <w:r>
+                              <w:rPr>
+                                <w:rFonts w:hint="eastAsia"/>
+                                <w:sz w:val="22"/>
                               </w:rPr>
                               <w:t>●</w:t>
                             </w:r>
                             <w:r>
                               <w:rPr>
-                                <w:color w:val="FF0000"/>
-                              </w:rPr>
-                              <w:t>value_clk</w:t>
-                            </w:r>
-                            <w:r>
-                              <w:rPr>
-                                <w:color w:val="FF0000"/>
+                                <w:rFonts w:hint="eastAsia"/>
+                                <w:color w:val="FF0000"/>
+                                <w:sz w:val="22"/>
+                              </w:rPr>
+                              <w:t xml:space="preserve"> value_in</w:t>
+                            </w:r>
+                            <w:r>
+                              <w:rPr>
+                                <w:color w:val="FF0000"/>
+                                <w:sz w:val="22"/>
+                              </w:rPr>
+                              <w:t>1</w:t>
+                            </w:r>
+                            <w:r>
+                              <w:rPr>
+                                <w:rFonts w:hint="eastAsia"/>
+                                <w:sz w:val="22"/>
+                              </w:rPr>
+                              <w:t>●</w:t>
+                            </w:r>
+                            <w:r>
+                              <w:rPr>
+                                <w:rFonts w:hint="eastAsia"/>
+                                <w:color w:val="FF0000"/>
+                                <w:sz w:val="22"/>
+                              </w:rPr>
+                              <w:t xml:space="preserve"> value_in</w:t>
+                            </w:r>
+                            <w:r>
+                              <w:rPr>
+                                <w:color w:val="FF0000"/>
+                                <w:sz w:val="22"/>
+                              </w:rPr>
+                              <w:t>2</w:t>
+                            </w:r>
+                            <w:r>
+                              <w:rPr>
+                                <w:rFonts w:hint="eastAsia"/>
+                                <w:sz w:val="22"/>
+                              </w:rPr>
+                              <w:t>●</w:t>
+                            </w:r>
+                            <w:r>
+                              <w:rPr>
+                                <w:rFonts w:hint="eastAsia"/>
+                                <w:color w:val="FF0000"/>
+                                <w:sz w:val="22"/>
+                              </w:rPr>
+                              <w:t xml:space="preserve"> value_in</w:t>
+                            </w:r>
+                            <w:r>
+                              <w:rPr>
+                                <w:color w:val="FF0000"/>
+                                <w:sz w:val="22"/>
+                              </w:rPr>
+                              <w:t>3</w:t>
+                            </w:r>
+                            <w:r>
+                              <w:rPr>
+                                <w:rFonts w:hint="eastAsia"/>
+                                <w:sz w:val="22"/>
+                              </w:rPr>
+                              <w:t>●</w:t>
+                            </w:r>
+                            <w:r>
+                              <w:rPr>
+                                <w:rFonts w:hint="eastAsia"/>
+                                <w:color w:val="FF0000"/>
+                                <w:sz w:val="22"/>
+                              </w:rPr>
+                              <w:t xml:space="preserve"> value_in</w:t>
+                            </w:r>
+                            <w:r>
+                              <w:rPr>
+                                <w:color w:val="FF0000"/>
+                                <w:sz w:val="22"/>
+                              </w:rPr>
+                              <w:t>4</w:t>
+                            </w:r>
+                            <w:r>
+                              <w:rPr>
+                                <w:color w:val="538135" w:themeColor="accent6" w:themeShade="BF"/>
+                                <w:sz w:val="22"/>
                               </w:rPr>
                               <w:t xml:space="preserve"> </w:t>
                             </w:r>
                             <w:r>
                               <w:rPr>
                                 <w:rFonts w:hint="eastAsia"/>
+                                <w:sz w:val="22"/>
                               </w:rPr>
                               <w:t>●</w:t>
                             </w:r>
                             <w:r>
                               <w:rPr>
-                                <w:color w:val="FF0000"/>
-                              </w:rPr>
-                              <w:t>value_dio</w:t>
-                            </w:r>
-                            <w:r>
-                              <w:rPr>
-                                <w:rFonts w:hint="eastAsia"/>
-                              </w:rPr>
-                              <w:t>●</w:t>
-                            </w:r>
-                            <w:r>
-                              <w:rPr>
-                                <w:color w:val="538135" w:themeColor="accent6" w:themeShade="BF"/>
+                                <w:sz w:val="22"/>
                               </w:rPr>
                               <w:t>'</w:t>
                             </w:r>
                             <w:r>
-                              <w:t>.s</w:t>
-                            </w:r>
-                            <w:r>
-                              <w:t>howNumberDec(</w:t>
-                            </w:r>
-                            <w:r>
-                              <w:rPr>
-                                <w:color w:val="538135" w:themeColor="accent6" w:themeShade="BF"/>
-                              </w:rPr>
-                              <w:t>'</w:t>
-                            </w:r>
-                            <w:r>
-                              <w:rPr>
-                                <w:rFonts w:hint="eastAsia"/>
-                              </w:rPr>
-                              <w:t>●</w:t>
-                            </w:r>
-                            <w:r>
-                              <w:rPr>
-                                <w:color w:val="FF0000"/>
-                              </w:rPr>
-                              <w:t>value_num</w:t>
-                            </w:r>
-                            <w:r>
-                              <w:rPr>
-                                <w:rFonts w:hint="eastAsia"/>
-                              </w:rPr>
-                              <w:t>●</w:t>
-                            </w:r>
-                            <w:r>
-                              <w:rPr>
-                                <w:color w:val="538135" w:themeColor="accent6" w:themeShade="BF"/>
-                              </w:rPr>
-                              <w:t>'</w:t>
-                            </w:r>
-                            <w:r>
-                              <w:t>,</w:t>
-                            </w:r>
-                            <w:r>
-                              <w:rPr>
-                                <w:color w:val="538135" w:themeColor="accent6" w:themeShade="BF"/>
+                              <w:rPr>
+                                <w:sz w:val="22"/>
+                              </w:rPr>
+                              <w:t>);</w:t>
+                            </w:r>
+                            <w:r>
+                              <w:rPr>
+                                <w:sz w:val="22"/>
                               </w:rPr>
                               <w:t xml:space="preserve"> </w:t>
                             </w:r>
                             <w:r>
                               <w:rPr>
-                                <w:color w:val="538135" w:themeColor="accent6" w:themeShade="BF"/>
-                              </w:rPr>
-                              <w:t>'</w:t>
-                            </w:r>
-                            <w:r>
-                              <w:rPr>
-                                <w:color w:val="FF0000"/>
-                              </w:rPr>
-                              <w:t xml:space="preserve"> </w:t>
-                            </w:r>
-                            <w:r>
-                              <w:rPr>
-                                <w:rFonts w:hint="eastAsia"/>
-                              </w:rPr>
-                              <w:t>●</w:t>
-                            </w:r>
-                            <w:r>
-                              <w:rPr>
-                                <w:color w:val="FF0000"/>
-                              </w:rPr>
-                              <w:t>dropdown_leading_zero</w:t>
-                            </w:r>
-                            <w:r>
-                              <w:rPr>
-                                <w:rFonts w:hint="eastAsia"/>
-                              </w:rPr>
-                              <w:t>●</w:t>
-                            </w:r>
-                            <w:r>
-                              <w:rPr>
-                                <w:color w:val="538135" w:themeColor="accent6" w:themeShade="BF"/>
-                              </w:rPr>
-                              <w:t>'</w:t>
-                            </w:r>
-                            <w:r>
-                              <w:t>);</w:t>
-                            </w:r>
-                            <w:r>
-                              <w:rPr>
-                                <w:color w:val="538135" w:themeColor="accent6" w:themeShade="BF"/>
-                              </w:rPr>
-                              <w:t xml:space="preserve"> </w:t>
-                            </w:r>
-                            <w:r>
-                              <w:rPr>
-                                <w:color w:val="538135" w:themeColor="accent6" w:themeShade="BF"/>
-                              </w:rPr>
-                              <w:t>\n</w:t>
-                            </w:r>
-                            <w:r>
-                              <w:rPr>
-                                <w:color w:val="538135" w:themeColor="accent6" w:themeShade="BF"/>
-                              </w:rPr>
-                              <w:t xml:space="preserve"> </w:t>
-                            </w:r>
-                            <w:r>
-                              <w:rPr>
-                                <w:color w:val="538135" w:themeColor="accent6" w:themeShade="BF"/>
-                              </w:rPr>
-                              <w:t>'</w:t>
+                                <w:sz w:val="22"/>
+                              </w:rPr>
+                              <w:t>\n '</w:t>
                             </w:r>
                           </w:p>
+                          <w:p/>
                         </w:txbxContent>
                       </wps:txbx>
                       <wps:bodyPr rot="0" spcFirstLastPara="0" vertOverflow="overflow" horzOverflow="overflow" vert="horz" wrap="square" lIns="91440" tIns="45720" rIns="91440" bIns="45720" numCol="1" spcCol="0" rtlCol="0" fromWordArt="0" anchor="t" anchorCtr="0" forceAA="0" compatLnSpc="1">
@@ -9748,124 +10664,609 @@
                     <w:p>
                       <w:r>
                         <w:rPr>
-                          <w:color w:val="538135" w:themeColor="accent6" w:themeShade="BF"/>
-                        </w:rPr>
-                        <w:t>''</w:t>
-                      </w:r>
-                      <w:r>
-                        <w:t>tm_di</w:t>
-                      </w:r>
-                      <w:r>
-                        <w:t>splay</w:t>
-                      </w:r>
-                      <w:r>
-                        <w:rPr>
-                          <w:color w:val="538135" w:themeColor="accent6" w:themeShade="BF"/>
+                          <w:sz w:val="22"/>
                         </w:rPr>
                         <w:t>'</w:t>
                       </w:r>
                       <w:r>
                         <w:rPr>
-                          <w:color w:val="FF0000"/>
+                          <w:sz w:val="22"/>
+                        </w:rPr>
+                        <w:t>'</w:t>
+                      </w:r>
+                      <w:bookmarkStart w:id="1" w:name="_GoBack"/>
+                      <w:bookmarkEnd w:id="1"/>
+                      <w:r>
+                        <w:rPr>
+                          <w:sz w:val="22"/>
+                        </w:rPr>
+                        <w:t>go(</w:t>
+                      </w:r>
+                      <w:r>
+                        <w:rPr>
+                          <w:sz w:val="22"/>
+                        </w:rPr>
+                        <w:t>'</w:t>
+                      </w:r>
+                      <w:r>
+                        <w:rPr>
+                          <w:rFonts w:hint="eastAsia"/>
+                          <w:sz w:val="22"/>
+                        </w:rPr>
+                        <w:t>●</w:t>
+                      </w:r>
+                      <w:r>
+                        <w:rPr>
+                          <w:color w:val="FF0000"/>
+                          <w:sz w:val="22"/>
+                        </w:rPr>
+                        <w:t>value_c</w:t>
+                      </w:r>
+                      <w:r>
+                        <w:rPr>
+                          <w:rFonts w:hint="eastAsia"/>
+                          <w:sz w:val="22"/>
+                        </w:rPr>
+                        <w:t>●</w:t>
+                      </w:r>
+                      <w:r>
+                        <w:rPr>
+                          <w:sz w:val="22"/>
+                        </w:rPr>
+                        <w:t>'</w:t>
+                      </w:r>
+                      <w:r>
+                        <w:rPr>
+                          <w:sz w:val="22"/>
+                        </w:rPr>
+                        <w:t>,</w:t>
+                      </w:r>
+                      <w:r>
+                        <w:rPr>
+                          <w:color w:val="538135" w:themeColor="accent6" w:themeShade="BF"/>
+                          <w:sz w:val="22"/>
                         </w:rPr>
                         <w:t xml:space="preserve"> </w:t>
                       </w:r>
                       <w:r>
                         <w:rPr>
-                          <w:rFonts w:hint="eastAsia"/>
+                          <w:sz w:val="22"/>
+                        </w:rPr>
+                        <w:t>myStepper</w:t>
+                      </w:r>
+                      <w:r>
+                        <w:rPr>
+                          <w:sz w:val="22"/>
+                        </w:rPr>
+                        <w:t>'</w:t>
+                      </w:r>
+                      <w:r>
+                        <w:rPr>
+                          <w:rFonts w:hint="eastAsia"/>
+                          <w:sz w:val="22"/>
                         </w:rPr>
                         <w:t>●</w:t>
                       </w:r>
                       <w:r>
                         <w:rPr>
-                          <w:color w:val="FF0000"/>
-                        </w:rPr>
-                        <w:t>value_clk</w:t>
-                      </w:r>
-                      <w:r>
-                        <w:rPr>
-                          <w:color w:val="FF0000"/>
+                          <w:rFonts w:hint="eastAsia"/>
+                          <w:color w:val="FF0000"/>
+                          <w:sz w:val="22"/>
+                        </w:rPr>
+                        <w:t xml:space="preserve"> value_in</w:t>
+                      </w:r>
+                      <w:r>
+                        <w:rPr>
+                          <w:color w:val="FF0000"/>
+                          <w:sz w:val="22"/>
+                        </w:rPr>
+                        <w:t>1</w:t>
+                      </w:r>
+                      <w:r>
+                        <w:rPr>
+                          <w:rFonts w:hint="eastAsia"/>
+                          <w:sz w:val="22"/>
+                        </w:rPr>
+                        <w:t>●</w:t>
+                      </w:r>
+                      <w:r>
+                        <w:rPr>
+                          <w:rFonts w:hint="eastAsia"/>
+                          <w:color w:val="FF0000"/>
+                          <w:sz w:val="22"/>
+                        </w:rPr>
+                        <w:t xml:space="preserve"> value_in</w:t>
+                      </w:r>
+                      <w:r>
+                        <w:rPr>
+                          <w:color w:val="FF0000"/>
+                          <w:sz w:val="22"/>
+                        </w:rPr>
+                        <w:t>2</w:t>
+                      </w:r>
+                      <w:r>
+                        <w:rPr>
+                          <w:rFonts w:hint="eastAsia"/>
+                          <w:sz w:val="22"/>
+                        </w:rPr>
+                        <w:t>●</w:t>
+                      </w:r>
+                      <w:r>
+                        <w:rPr>
+                          <w:rFonts w:hint="eastAsia"/>
+                          <w:color w:val="FF0000"/>
+                          <w:sz w:val="22"/>
+                        </w:rPr>
+                        <w:t xml:space="preserve"> value_in</w:t>
+                      </w:r>
+                      <w:r>
+                        <w:rPr>
+                          <w:color w:val="FF0000"/>
+                          <w:sz w:val="22"/>
+                        </w:rPr>
+                        <w:t>3</w:t>
+                      </w:r>
+                      <w:r>
+                        <w:rPr>
+                          <w:rFonts w:hint="eastAsia"/>
+                          <w:sz w:val="22"/>
+                        </w:rPr>
+                        <w:t>●</w:t>
+                      </w:r>
+                      <w:r>
+                        <w:rPr>
+                          <w:rFonts w:hint="eastAsia"/>
+                          <w:color w:val="FF0000"/>
+                          <w:sz w:val="22"/>
+                        </w:rPr>
+                        <w:t xml:space="preserve"> value_in</w:t>
+                      </w:r>
+                      <w:r>
+                        <w:rPr>
+                          <w:color w:val="FF0000"/>
+                          <w:sz w:val="22"/>
+                        </w:rPr>
+                        <w:t>4</w:t>
+                      </w:r>
+                      <w:r>
+                        <w:rPr>
+                          <w:color w:val="538135" w:themeColor="accent6" w:themeShade="BF"/>
+                          <w:sz w:val="22"/>
                         </w:rPr>
                         <w:t xml:space="preserve"> </w:t>
                       </w:r>
                       <w:r>
                         <w:rPr>
                           <w:rFonts w:hint="eastAsia"/>
+                          <w:sz w:val="22"/>
                         </w:rPr>
                         <w:t>●</w:t>
                       </w:r>
                       <w:r>
                         <w:rPr>
-                          <w:color w:val="FF0000"/>
-                        </w:rPr>
-                        <w:t>value_dio</w:t>
-                      </w:r>
-                      <w:r>
-                        <w:rPr>
-                          <w:rFonts w:hint="eastAsia"/>
-                        </w:rPr>
-                        <w:t>●</w:t>
-                      </w:r>
-                      <w:r>
-                        <w:rPr>
-                          <w:color w:val="538135" w:themeColor="accent6" w:themeShade="BF"/>
+                          <w:sz w:val="22"/>
                         </w:rPr>
                         <w:t>'</w:t>
                       </w:r>
                       <w:r>
-                        <w:t>.s</w:t>
-                      </w:r>
-                      <w:r>
-                        <w:t>howNumberDec(</w:t>
-                      </w:r>
-                      <w:r>
-                        <w:rPr>
-                          <w:color w:val="538135" w:themeColor="accent6" w:themeShade="BF"/>
-                        </w:rPr>
-                        <w:t>'</w:t>
-                      </w:r>
-                      <w:r>
-                        <w:rPr>
-                          <w:rFonts w:hint="eastAsia"/>
-                        </w:rPr>
-                        <w:t>●</w:t>
-                      </w:r>
-                      <w:r>
-                        <w:rPr>
-                          <w:color w:val="FF0000"/>
-                        </w:rPr>
-                        <w:t>value_num</w:t>
-                      </w:r>
-                      <w:r>
-                        <w:rPr>
-                          <w:rFonts w:hint="eastAsia"/>
-                        </w:rPr>
-                        <w:t>●</w:t>
-                      </w:r>
-                      <w:r>
-                        <w:rPr>
-                          <w:color w:val="538135" w:themeColor="accent6" w:themeShade="BF"/>
-                        </w:rPr>
-                        <w:t>'</w:t>
-                      </w:r>
-                      <w:r>
-                        <w:t>,</w:t>
-                      </w:r>
-                      <w:r>
-                        <w:rPr>
-                          <w:color w:val="538135" w:themeColor="accent6" w:themeShade="BF"/>
+                        <w:rPr>
+                          <w:sz w:val="22"/>
+                        </w:rPr>
+                        <w:t>);</w:t>
+                      </w:r>
+                      <w:r>
+                        <w:rPr>
+                          <w:sz w:val="22"/>
                         </w:rPr>
                         <w:t xml:space="preserve"> </w:t>
                       </w:r>
                       <w:r>
                         <w:rPr>
-                          <w:color w:val="538135" w:themeColor="accent6" w:themeShade="BF"/>
-                        </w:rPr>
-                        <w:t>'</w:t>
-                      </w:r>
-                      <w:r>
-                        <w:rPr>
-                          <w:color w:val="FF0000"/>
+                          <w:sz w:val="22"/>
+                        </w:rPr>
+                        <w:t>\n '</w:t>
+                      </w:r>
+                    </w:p>
+                    <w:p/>
+                  </w:txbxContent>
+                </v:textbox>
+                <w10:anchorlock/>
+              </v:shape>
+            </w:pict>
+          </mc:Fallback>
+        </mc:AlternateContent>
+      </w:r>
+    </w:p>
+    <w:p>
+      <w:pPr>
+        <w:ind w:firstLineChars="100" w:firstLine="240"/>
+      </w:pPr>
+      <w:r>
+        <w:rPr>
+          <w:noProof/>
+          <w:color w:val="70AD47" w:themeColor="accent6"/>
+        </w:rPr>
+        <mc:AlternateContent>
+          <mc:Choice Requires="wps">
+            <w:drawing>
+              <wp:inline distT="0" distB="0" distL="0" distR="0" wp14:anchorId="59215BE8" wp14:editId="6FCFA6AD">
+                <wp:extent cx="3745064" cy="421640"/>
+                <wp:effectExtent l="0" t="0" r="27305" b="16510"/>
+                <wp:docPr id="30" name="圓角矩形 4"/>
+                <wp:cNvGraphicFramePr/>
+                <a:graphic xmlns:a="http://schemas.openxmlformats.org/drawingml/2006/main">
+                  <a:graphicData uri="http://schemas.microsoft.com/office/word/2010/wordprocessingShape">
+                    <wps:wsp>
+                      <wps:cNvSpPr/>
+                      <wps:spPr>
+                        <a:xfrm>
+                          <a:off x="0" y="0"/>
+                          <a:ext cx="3745064" cy="421640"/>
+                        </a:xfrm>
+                        <a:custGeom>
+                          <a:avLst/>
+                          <a:gdLst>
+                            <a:gd name="connsiteX0" fmla="*/ 0 w 4424680"/>
+                            <a:gd name="connsiteY0" fmla="*/ 60115 h 360680"/>
+                            <a:gd name="connsiteX1" fmla="*/ 60115 w 4424680"/>
+                            <a:gd name="connsiteY1" fmla="*/ 0 h 360680"/>
+                            <a:gd name="connsiteX2" fmla="*/ 4364565 w 4424680"/>
+                            <a:gd name="connsiteY2" fmla="*/ 0 h 360680"/>
+                            <a:gd name="connsiteX3" fmla="*/ 4424680 w 4424680"/>
+                            <a:gd name="connsiteY3" fmla="*/ 60115 h 360680"/>
+                            <a:gd name="connsiteX4" fmla="*/ 4424680 w 4424680"/>
+                            <a:gd name="connsiteY4" fmla="*/ 300565 h 360680"/>
+                            <a:gd name="connsiteX5" fmla="*/ 4364565 w 4424680"/>
+                            <a:gd name="connsiteY5" fmla="*/ 360680 h 360680"/>
+                            <a:gd name="connsiteX6" fmla="*/ 60115 w 4424680"/>
+                            <a:gd name="connsiteY6" fmla="*/ 360680 h 360680"/>
+                            <a:gd name="connsiteX7" fmla="*/ 0 w 4424680"/>
+                            <a:gd name="connsiteY7" fmla="*/ 300565 h 360680"/>
+                            <a:gd name="connsiteX8" fmla="*/ 0 w 4424680"/>
+                            <a:gd name="connsiteY8" fmla="*/ 60115 h 360680"/>
+                            <a:gd name="connsiteX0" fmla="*/ 0 w 4424680"/>
+                            <a:gd name="connsiteY0" fmla="*/ 60115 h 360680"/>
+                            <a:gd name="connsiteX1" fmla="*/ 60115 w 4424680"/>
+                            <a:gd name="connsiteY1" fmla="*/ 0 h 360680"/>
+                            <a:gd name="connsiteX2" fmla="*/ 279400 w 4424680"/>
+                            <a:gd name="connsiteY2" fmla="*/ 0 h 360680"/>
+                            <a:gd name="connsiteX3" fmla="*/ 4364565 w 4424680"/>
+                            <a:gd name="connsiteY3" fmla="*/ 0 h 360680"/>
+                            <a:gd name="connsiteX4" fmla="*/ 4424680 w 4424680"/>
+                            <a:gd name="connsiteY4" fmla="*/ 60115 h 360680"/>
+                            <a:gd name="connsiteX5" fmla="*/ 4424680 w 4424680"/>
+                            <a:gd name="connsiteY5" fmla="*/ 300565 h 360680"/>
+                            <a:gd name="connsiteX6" fmla="*/ 4364565 w 4424680"/>
+                            <a:gd name="connsiteY6" fmla="*/ 360680 h 360680"/>
+                            <a:gd name="connsiteX7" fmla="*/ 60115 w 4424680"/>
+                            <a:gd name="connsiteY7" fmla="*/ 360680 h 360680"/>
+                            <a:gd name="connsiteX8" fmla="*/ 0 w 4424680"/>
+                            <a:gd name="connsiteY8" fmla="*/ 300565 h 360680"/>
+                            <a:gd name="connsiteX9" fmla="*/ 0 w 4424680"/>
+                            <a:gd name="connsiteY9" fmla="*/ 60115 h 360680"/>
+                            <a:gd name="connsiteX0" fmla="*/ 0 w 4424680"/>
+                            <a:gd name="connsiteY0" fmla="*/ 60115 h 360680"/>
+                            <a:gd name="connsiteX1" fmla="*/ 60115 w 4424680"/>
+                            <a:gd name="connsiteY1" fmla="*/ 0 h 360680"/>
+                            <a:gd name="connsiteX2" fmla="*/ 4364565 w 4424680"/>
+                            <a:gd name="connsiteY2" fmla="*/ 0 h 360680"/>
+                            <a:gd name="connsiteX3" fmla="*/ 4424680 w 4424680"/>
+                            <a:gd name="connsiteY3" fmla="*/ 60115 h 360680"/>
+                            <a:gd name="connsiteX4" fmla="*/ 4424680 w 4424680"/>
+                            <a:gd name="connsiteY4" fmla="*/ 300565 h 360680"/>
+                            <a:gd name="connsiteX5" fmla="*/ 4364565 w 4424680"/>
+                            <a:gd name="connsiteY5" fmla="*/ 360680 h 360680"/>
+                            <a:gd name="connsiteX6" fmla="*/ 60115 w 4424680"/>
+                            <a:gd name="connsiteY6" fmla="*/ 360680 h 360680"/>
+                            <a:gd name="connsiteX7" fmla="*/ 0 w 4424680"/>
+                            <a:gd name="connsiteY7" fmla="*/ 300565 h 360680"/>
+                            <a:gd name="connsiteX8" fmla="*/ 0 w 4424680"/>
+                            <a:gd name="connsiteY8" fmla="*/ 60115 h 360680"/>
+                            <a:gd name="connsiteX0" fmla="*/ 0 w 4424680"/>
+                            <a:gd name="connsiteY0" fmla="*/ 60115 h 360680"/>
+                            <a:gd name="connsiteX1" fmla="*/ 60115 w 4424680"/>
+                            <a:gd name="connsiteY1" fmla="*/ 0 h 360680"/>
+                            <a:gd name="connsiteX2" fmla="*/ 350520 w 4424680"/>
+                            <a:gd name="connsiteY2" fmla="*/ 0 h 360680"/>
+                            <a:gd name="connsiteX3" fmla="*/ 4364565 w 4424680"/>
+                            <a:gd name="connsiteY3" fmla="*/ 0 h 360680"/>
+                            <a:gd name="connsiteX4" fmla="*/ 4424680 w 4424680"/>
+                            <a:gd name="connsiteY4" fmla="*/ 60115 h 360680"/>
+                            <a:gd name="connsiteX5" fmla="*/ 4424680 w 4424680"/>
+                            <a:gd name="connsiteY5" fmla="*/ 300565 h 360680"/>
+                            <a:gd name="connsiteX6" fmla="*/ 4364565 w 4424680"/>
+                            <a:gd name="connsiteY6" fmla="*/ 360680 h 360680"/>
+                            <a:gd name="connsiteX7" fmla="*/ 60115 w 4424680"/>
+                            <a:gd name="connsiteY7" fmla="*/ 360680 h 360680"/>
+                            <a:gd name="connsiteX8" fmla="*/ 0 w 4424680"/>
+                            <a:gd name="connsiteY8" fmla="*/ 300565 h 360680"/>
+                            <a:gd name="connsiteX9" fmla="*/ 0 w 4424680"/>
+                            <a:gd name="connsiteY9" fmla="*/ 60115 h 360680"/>
+                            <a:gd name="connsiteX0" fmla="*/ 0 w 4424680"/>
+                            <a:gd name="connsiteY0" fmla="*/ 121075 h 421640"/>
+                            <a:gd name="connsiteX1" fmla="*/ 60115 w 4424680"/>
+                            <a:gd name="connsiteY1" fmla="*/ 60960 h 421640"/>
+                            <a:gd name="connsiteX2" fmla="*/ 350520 w 4424680"/>
+                            <a:gd name="connsiteY2" fmla="*/ 60960 h 421640"/>
+                            <a:gd name="connsiteX3" fmla="*/ 4364565 w 4424680"/>
+                            <a:gd name="connsiteY3" fmla="*/ 60960 h 421640"/>
+                            <a:gd name="connsiteX4" fmla="*/ 4424680 w 4424680"/>
+                            <a:gd name="connsiteY4" fmla="*/ 121075 h 421640"/>
+                            <a:gd name="connsiteX5" fmla="*/ 4424680 w 4424680"/>
+                            <a:gd name="connsiteY5" fmla="*/ 361525 h 421640"/>
+                            <a:gd name="connsiteX6" fmla="*/ 4364565 w 4424680"/>
+                            <a:gd name="connsiteY6" fmla="*/ 421640 h 421640"/>
+                            <a:gd name="connsiteX7" fmla="*/ 60115 w 4424680"/>
+                            <a:gd name="connsiteY7" fmla="*/ 421640 h 421640"/>
+                            <a:gd name="connsiteX8" fmla="*/ 0 w 4424680"/>
+                            <a:gd name="connsiteY8" fmla="*/ 361525 h 421640"/>
+                            <a:gd name="connsiteX9" fmla="*/ 0 w 4424680"/>
+                            <a:gd name="connsiteY9" fmla="*/ 121075 h 421640"/>
+                            <a:gd name="connsiteX0" fmla="*/ 0 w 4424680"/>
+                            <a:gd name="connsiteY0" fmla="*/ 121075 h 421640"/>
+                            <a:gd name="connsiteX1" fmla="*/ 60115 w 4424680"/>
+                            <a:gd name="connsiteY1" fmla="*/ 60960 h 421640"/>
+                            <a:gd name="connsiteX2" fmla="*/ 350520 w 4424680"/>
+                            <a:gd name="connsiteY2" fmla="*/ 60960 h 421640"/>
+                            <a:gd name="connsiteX3" fmla="*/ 4364565 w 4424680"/>
+                            <a:gd name="connsiteY3" fmla="*/ 60960 h 421640"/>
+                            <a:gd name="connsiteX4" fmla="*/ 4424680 w 4424680"/>
+                            <a:gd name="connsiteY4" fmla="*/ 121075 h 421640"/>
+                            <a:gd name="connsiteX5" fmla="*/ 4424680 w 4424680"/>
+                            <a:gd name="connsiteY5" fmla="*/ 361525 h 421640"/>
+                            <a:gd name="connsiteX6" fmla="*/ 4364565 w 4424680"/>
+                            <a:gd name="connsiteY6" fmla="*/ 421640 h 421640"/>
+                            <a:gd name="connsiteX7" fmla="*/ 330200 w 4424680"/>
+                            <a:gd name="connsiteY7" fmla="*/ 421640 h 421640"/>
+                            <a:gd name="connsiteX8" fmla="*/ 60115 w 4424680"/>
+                            <a:gd name="connsiteY8" fmla="*/ 421640 h 421640"/>
+                            <a:gd name="connsiteX9" fmla="*/ 0 w 4424680"/>
+                            <a:gd name="connsiteY9" fmla="*/ 361525 h 421640"/>
+                            <a:gd name="connsiteX10" fmla="*/ 0 w 4424680"/>
+                            <a:gd name="connsiteY10" fmla="*/ 121075 h 421640"/>
+                            <a:gd name="connsiteX0" fmla="*/ 0 w 4424680"/>
+                            <a:gd name="connsiteY0" fmla="*/ 60115 h 360680"/>
+                            <a:gd name="connsiteX1" fmla="*/ 60115 w 4424680"/>
+                            <a:gd name="connsiteY1" fmla="*/ 0 h 360680"/>
+                            <a:gd name="connsiteX2" fmla="*/ 350520 w 4424680"/>
+                            <a:gd name="connsiteY2" fmla="*/ 0 h 360680"/>
+                            <a:gd name="connsiteX3" fmla="*/ 4364565 w 4424680"/>
+                            <a:gd name="connsiteY3" fmla="*/ 0 h 360680"/>
+                            <a:gd name="connsiteX4" fmla="*/ 4424680 w 4424680"/>
+                            <a:gd name="connsiteY4" fmla="*/ 60115 h 360680"/>
+                            <a:gd name="connsiteX5" fmla="*/ 4424680 w 4424680"/>
+                            <a:gd name="connsiteY5" fmla="*/ 300565 h 360680"/>
+                            <a:gd name="connsiteX6" fmla="*/ 4364565 w 4424680"/>
+                            <a:gd name="connsiteY6" fmla="*/ 360680 h 360680"/>
+                            <a:gd name="connsiteX7" fmla="*/ 330200 w 4424680"/>
+                            <a:gd name="connsiteY7" fmla="*/ 360680 h 360680"/>
+                            <a:gd name="connsiteX8" fmla="*/ 60115 w 4424680"/>
+                            <a:gd name="connsiteY8" fmla="*/ 360680 h 360680"/>
+                            <a:gd name="connsiteX9" fmla="*/ 0 w 4424680"/>
+                            <a:gd name="connsiteY9" fmla="*/ 300565 h 360680"/>
+                            <a:gd name="connsiteX10" fmla="*/ 0 w 4424680"/>
+                            <a:gd name="connsiteY10" fmla="*/ 60115 h 360680"/>
+                            <a:gd name="connsiteX0" fmla="*/ 0 w 4424680"/>
+                            <a:gd name="connsiteY0" fmla="*/ 60115 h 421640"/>
+                            <a:gd name="connsiteX1" fmla="*/ 60115 w 4424680"/>
+                            <a:gd name="connsiteY1" fmla="*/ 0 h 421640"/>
+                            <a:gd name="connsiteX2" fmla="*/ 350520 w 4424680"/>
+                            <a:gd name="connsiteY2" fmla="*/ 0 h 421640"/>
+                            <a:gd name="connsiteX3" fmla="*/ 4364565 w 4424680"/>
+                            <a:gd name="connsiteY3" fmla="*/ 0 h 421640"/>
+                            <a:gd name="connsiteX4" fmla="*/ 4424680 w 4424680"/>
+                            <a:gd name="connsiteY4" fmla="*/ 60115 h 421640"/>
+                            <a:gd name="connsiteX5" fmla="*/ 4424680 w 4424680"/>
+                            <a:gd name="connsiteY5" fmla="*/ 300565 h 421640"/>
+                            <a:gd name="connsiteX6" fmla="*/ 4364565 w 4424680"/>
+                            <a:gd name="connsiteY6" fmla="*/ 360680 h 421640"/>
+                            <a:gd name="connsiteX7" fmla="*/ 330200 w 4424680"/>
+                            <a:gd name="connsiteY7" fmla="*/ 360680 h 421640"/>
+                            <a:gd name="connsiteX8" fmla="*/ 60115 w 4424680"/>
+                            <a:gd name="connsiteY8" fmla="*/ 360680 h 421640"/>
+                            <a:gd name="connsiteX9" fmla="*/ 0 w 4424680"/>
+                            <a:gd name="connsiteY9" fmla="*/ 300565 h 421640"/>
+                            <a:gd name="connsiteX10" fmla="*/ 0 w 4424680"/>
+                            <a:gd name="connsiteY10" fmla="*/ 60115 h 421640"/>
+                          </a:gdLst>
+                          <a:ahLst/>
+                          <a:cxnLst>
+                            <a:cxn ang="0">
+                              <a:pos x="connsiteX0" y="connsiteY0"/>
+                            </a:cxn>
+                            <a:cxn ang="0">
+                              <a:pos x="connsiteX1" y="connsiteY1"/>
+                            </a:cxn>
+                            <a:cxn ang="0">
+                              <a:pos x="connsiteX2" y="connsiteY2"/>
+                            </a:cxn>
+                            <a:cxn ang="0">
+                              <a:pos x="connsiteX3" y="connsiteY3"/>
+                            </a:cxn>
+                            <a:cxn ang="0">
+                              <a:pos x="connsiteX4" y="connsiteY4"/>
+                            </a:cxn>
+                            <a:cxn ang="0">
+                              <a:pos x="connsiteX5" y="connsiteY5"/>
+                            </a:cxn>
+                            <a:cxn ang="0">
+                              <a:pos x="connsiteX6" y="connsiteY6"/>
+                            </a:cxn>
+                            <a:cxn ang="0">
+                              <a:pos x="connsiteX7" y="connsiteY7"/>
+                            </a:cxn>
+                            <a:cxn ang="0">
+                              <a:pos x="connsiteX8" y="connsiteY8"/>
+                            </a:cxn>
+                            <a:cxn ang="0">
+                              <a:pos x="connsiteX9" y="connsiteY9"/>
+                            </a:cxn>
+                            <a:cxn ang="0">
+                              <a:pos x="connsiteX10" y="connsiteY10"/>
+                            </a:cxn>
+                          </a:cxnLst>
+                          <a:rect l="l" t="t" r="r" b="b"/>
+                          <a:pathLst>
+                            <a:path w="4424680" h="421640">
+                              <a:moveTo>
+                                <a:pt x="0" y="60115"/>
+                              </a:moveTo>
+                              <a:cubicBezTo>
+                                <a:pt x="0" y="26914"/>
+                                <a:pt x="26914" y="0"/>
+                                <a:pt x="60115" y="0"/>
+                              </a:cubicBezTo>
+                              <a:cubicBezTo>
+                                <a:pt x="156917" y="0"/>
+                                <a:pt x="207998" y="121920"/>
+                                <a:pt x="350520" y="0"/>
+                              </a:cubicBezTo>
+                              <a:lnTo>
+                                <a:pt x="4364565" y="0"/>
+                              </a:lnTo>
+                              <a:cubicBezTo>
+                                <a:pt x="4397766" y="0"/>
+                                <a:pt x="4424680" y="26914"/>
+                                <a:pt x="4424680" y="60115"/>
+                              </a:cubicBezTo>
+                              <a:lnTo>
+                                <a:pt x="4424680" y="300565"/>
+                              </a:lnTo>
+                              <a:cubicBezTo>
+                                <a:pt x="4424680" y="333766"/>
+                                <a:pt x="4397766" y="360680"/>
+                                <a:pt x="4364565" y="360680"/>
+                              </a:cubicBezTo>
+                              <a:lnTo>
+                                <a:pt x="330200" y="360680"/>
+                              </a:lnTo>
+                              <a:cubicBezTo>
+                                <a:pt x="138572" y="497840"/>
+                                <a:pt x="150143" y="360680"/>
+                                <a:pt x="60115" y="360680"/>
+                              </a:cubicBezTo>
+                              <a:cubicBezTo>
+                                <a:pt x="26914" y="360680"/>
+                                <a:pt x="0" y="333766"/>
+                                <a:pt x="0" y="300565"/>
+                              </a:cubicBezTo>
+                              <a:lnTo>
+                                <a:pt x="0" y="60115"/>
+                              </a:lnTo>
+                              <a:close/>
+                            </a:path>
+                          </a:pathLst>
+                        </a:custGeom>
+                      </wps:spPr>
+                      <wps:style>
+                        <a:lnRef idx="2">
+                          <a:schemeClr val="accent1">
+                            <a:shade val="50000"/>
+                          </a:schemeClr>
+                        </a:lnRef>
+                        <a:fillRef idx="1">
+                          <a:schemeClr val="accent1"/>
+                        </a:fillRef>
+                        <a:effectRef idx="0">
+                          <a:schemeClr val="accent1"/>
+                        </a:effectRef>
+                        <a:fontRef idx="minor">
+                          <a:schemeClr val="lt1"/>
+                        </a:fontRef>
+                      </wps:style>
+                      <wps:txbx>
+                        <w:txbxContent>
+                          <w:p>
+                            <w:r>
+                              <w:rPr>
+                                <w:rFonts w:hint="eastAsia"/>
+                              </w:rPr>
+                              <w:t>步進</w:t>
+                            </w:r>
+                            <w:r>
+                              <w:t>馬達</w:t>
+                            </w:r>
+                            <w:r>
+                              <w:rPr>
+                                <w:rFonts w:hint="eastAsia"/>
+                              </w:rPr>
+                              <w:t xml:space="preserve"> </w:t>
+                            </w:r>
+                            <w:r>
+                              <w:rPr>
+                                <w:rFonts w:hint="eastAsia"/>
+                              </w:rPr>
+                              <w:t>開</w:t>
+                            </w:r>
+                            <w:r>
+                              <w:t>始</w:t>
+                            </w:r>
+                            <w:r>
+                              <w:rPr>
+                                <w:rFonts w:hint="eastAsia"/>
+                              </w:rPr>
+                              <w:t>轉</w:t>
+                            </w:r>
+                            <w:r>
+                              <w:t>動</w:t>
+                            </w:r>
+                            <w:r>
+                              <w:rPr>
+                                <w:rFonts w:hint="eastAsia"/>
+                              </w:rPr>
+                              <w:t>(</w:t>
+                            </w:r>
+                            <w:r>
+                              <w:t>IN1=8,IN2=9,IN3=10,IN4=11,</w:t>
+                            </w:r>
+                            <w:r>
+                              <w:rPr>
+                                <w:rFonts w:hint="eastAsia"/>
+                              </w:rPr>
+                              <w:t>圈</w:t>
+                            </w:r>
+                            <w:r>
+                              <w:t>數</w:t>
+                            </w:r>
+                            <w:r>
+                              <w:t>)</w:t>
+                            </w:r>
+                          </w:p>
+                        </w:txbxContent>
+                      </wps:txbx>
+                      <wps:bodyPr rot="0" spcFirstLastPara="0" vertOverflow="overflow" horzOverflow="overflow" vert="horz" wrap="square" lIns="91440" tIns="45720" rIns="91440" bIns="45720" numCol="1" spcCol="0" rtlCol="0" fromWordArt="0" anchor="ctr" anchorCtr="0" forceAA="0" compatLnSpc="1">
+                        <a:prstTxWarp prst="textNoShape">
+                          <a:avLst/>
+                        </a:prstTxWarp>
+                        <a:noAutofit/>
+                      </wps:bodyPr>
+                    </wps:wsp>
+                  </a:graphicData>
+                </a:graphic>
+              </wp:inline>
+            </w:drawing>
+          </mc:Choice>
+          <mc:Fallback>
+            <w:pict>
+              <v:shape w14:anchorId="59215BE8" id="_x0000_s1052" style="width:294.9pt;height:33.2pt;visibility:visible;mso-wrap-style:square;mso-left-percent:-10001;mso-top-percent:-10001;mso-position-horizontal:absolute;mso-position-horizontal-relative:char;mso-position-vertical:absolute;mso-position-vertical-relative:line;mso-left-percent:-10001;mso-top-percent:-10001;v-text-anchor:middle" coordsize="4424680,421640" o:spt="100" o:gfxdata="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" adj="-11796480,,5400" path="m,60115c,26914,26914,,60115,v96802,,147883,121920,290405,l4364565,v33201,,60115,26914,60115,60115l4424680,300565v,33201,-26914,60115,-60115,60115l330200,360680v-191628,137160,-180057,,-270085,c26914,360680,,333766,,300565l,60115xe" fillcolor="#5b9bd5 [3204]" strokecolor="#1f4d78 [1604]" strokeweight="1pt">
+                <v:stroke joinstyle="miter"/>
+                <v:formulas/>
+                <v:path arrowok="t" o:connecttype="custom" o:connectlocs="0,60115;50882,0;296681,0;3694182,0;3745064,60115;3745064,300565;3694182,360680;279482,360680;50882,360680;0,300565;0,60115" o:connectangles="0,0,0,0,0,0,0,0,0,0,0" textboxrect="0,0,4424680,421640"/>
+                <v:textbox>
+                  <w:txbxContent>
+                    <w:p>
+                      <w:r>
+                        <w:rPr>
+                          <w:rFonts w:hint="eastAsia"/>
+                        </w:rPr>
+                        <w:t>步進</w:t>
+                      </w:r>
+                      <w:r>
+                        <w:t>馬達</w:t>
+                      </w:r>
+                      <w:r>
+                        <w:rPr>
+                          <w:rFonts w:hint="eastAsia"/>
                         </w:rPr>
                         <w:t xml:space="preserve"> </w:t>
                       </w:r>
@@ -9873,52 +11274,40 @@
                         <w:rPr>
                           <w:rFonts w:hint="eastAsia"/>
                         </w:rPr>
-                        <w:t>●</w:t>
-                      </w:r>
-                      <w:r>
-                        <w:rPr>
-                          <w:color w:val="FF0000"/>
-                        </w:rPr>
-                        <w:t>dropdown_leading_zero</w:t>
-                      </w:r>
-                      <w:r>
-                        <w:rPr>
-                          <w:rFonts w:hint="eastAsia"/>
-                        </w:rPr>
-                        <w:t>●</w:t>
-                      </w:r>
-                      <w:r>
-                        <w:rPr>
-                          <w:color w:val="538135" w:themeColor="accent6" w:themeShade="BF"/>
-                        </w:rPr>
-                        <w:t>'</w:t>
-                      </w:r>
-                      <w:r>
-                        <w:t>);</w:t>
-                      </w:r>
-                      <w:r>
-                        <w:rPr>
-                          <w:color w:val="538135" w:themeColor="accent6" w:themeShade="BF"/>
-                        </w:rPr>
-                        <w:t xml:space="preserve"> </w:t>
-                      </w:r>
-                      <w:r>
-                        <w:rPr>
-                          <w:color w:val="538135" w:themeColor="accent6" w:themeShade="BF"/>
-                        </w:rPr>
-                        <w:t>\n</w:t>
-                      </w:r>
-                      <w:r>
-                        <w:rPr>
-                          <w:color w:val="538135" w:themeColor="accent6" w:themeShade="BF"/>
-                        </w:rPr>
-                        <w:t xml:space="preserve"> </w:t>
-                      </w:r>
-                      <w:r>
-                        <w:rPr>
-                          <w:color w:val="538135" w:themeColor="accent6" w:themeShade="BF"/>
-                        </w:rPr>
-                        <w:t>'</w:t>
+                        <w:t>開</w:t>
+                      </w:r>
+                      <w:r>
+                        <w:t>始</w:t>
+                      </w:r>
+                      <w:r>
+                        <w:rPr>
+                          <w:rFonts w:hint="eastAsia"/>
+                        </w:rPr>
+                        <w:t>轉</w:t>
+                      </w:r>
+                      <w:r>
+                        <w:t>動</w:t>
+                      </w:r>
+                      <w:r>
+                        <w:rPr>
+                          <w:rFonts w:hint="eastAsia"/>
+                        </w:rPr>
+                        <w:t>(</w:t>
+                      </w:r>
+                      <w:r>
+                        <w:t>IN1=8,IN2=9,IN3=10,IN4=11,</w:t>
+                      </w:r>
+                      <w:r>
+                        <w:rPr>
+                          <w:rFonts w:hint="eastAsia"/>
+                        </w:rPr>
+                        <w:t>圈</w:t>
+                      </w:r>
+                      <w:r>
+                        <w:t>數</w:t>
+                      </w:r>
+                      <w:r>
+                        <w:t>)</w:t>
                       </w:r>
                     </w:p>
                   </w:txbxContent>
@@ -9932,20 +11321,1746 @@
     </w:p>
     <w:p>
       <w:pPr>
-        <w:ind w:firstLineChars="100" w:firstLine="240"/>
+        <w:rPr>
+          <w:shd w:val="clear" w:color="auto" w:fill="D9D9D9" w:themeFill="background1" w:themeFillShade="D9"/>
+        </w:rPr>
       </w:pPr>
       <w:r>
         <w:rPr>
+          <w:shd w:val="clear" w:color="auto" w:fill="D9D9D9" w:themeFill="background1" w:themeFillShade="D9"/>
+        </w:rPr>
+        <w:t>}</w:t>
+      </w:r>
+      <w:r>
+        <w:rPr>
+          <w:shd w:val="clear" w:color="auto" w:fill="D9D9D9" w:themeFill="background1" w:themeFillShade="D9"/>
+        </w:rPr>
+        <w:t xml:space="preserve">   </w:t>
+      </w:r>
+    </w:p>
+    <w:p>
+      <w:pPr>
+        <w:rPr>
+          <w:color w:val="C45911" w:themeColor="accent2" w:themeShade="BF"/>
+          <w:shd w:val="clear" w:color="auto" w:fill="D9D9D9" w:themeFill="background1" w:themeFillShade="D9"/>
+        </w:rPr>
+      </w:pPr>
+    </w:p>
+    <w:p>
+      <w:pPr>
+        <w:rPr>
+          <w:color w:val="C45911" w:themeColor="accent2" w:themeShade="BF"/>
+          <w:shd w:val="clear" w:color="auto" w:fill="D9D9D9" w:themeFill="background1" w:themeFillShade="D9"/>
+        </w:rPr>
+      </w:pPr>
+      <w:r>
+        <w:rPr>
+          <w:color w:val="C45911" w:themeColor="accent2" w:themeShade="BF"/>
+          <w:shd w:val="clear" w:color="auto" w:fill="D9D9D9" w:themeFill="background1" w:themeFillShade="D9"/>
+        </w:rPr>
+        <w:t>void go(float c</w:t>
+      </w:r>
+      <w:r>
+        <w:rPr>
+          <w:color w:val="C45911" w:themeColor="accent2" w:themeShade="BF"/>
+          <w:shd w:val="clear" w:color="auto" w:fill="D9D9D9" w:themeFill="background1" w:themeFillShade="D9"/>
+        </w:rPr>
+        <w:t>,</w:t>
+      </w:r>
+      <w:r>
+        <w:rPr>
+          <w:color w:val="C45911" w:themeColor="accent2" w:themeShade="BF"/>
+          <w:shd w:val="clear" w:color="auto" w:fill="D9D9D9" w:themeFill="background1" w:themeFillShade="D9"/>
+        </w:rPr>
+        <w:t>Stepper stepper</w:t>
+      </w:r>
+      <w:r>
+        <w:rPr>
+          <w:color w:val="C45911" w:themeColor="accent2" w:themeShade="BF"/>
+          <w:shd w:val="clear" w:color="auto" w:fill="D9D9D9" w:themeFill="background1" w:themeFillShade="D9"/>
+        </w:rPr>
+        <w:t>) {</w:t>
+      </w:r>
+    </w:p>
+    <w:p>
+      <w:pPr>
+        <w:rPr>
+          <w:color w:val="C45911" w:themeColor="accent2" w:themeShade="BF"/>
+          <w:shd w:val="clear" w:color="auto" w:fill="D9D9D9" w:themeFill="background1" w:themeFillShade="D9"/>
+        </w:rPr>
+      </w:pPr>
+      <w:r>
+        <w:rPr>
+          <w:color w:val="C45911" w:themeColor="accent2" w:themeShade="BF"/>
+          <w:shd w:val="clear" w:color="auto" w:fill="D9D9D9" w:themeFill="background1" w:themeFillShade="D9"/>
+        </w:rPr>
+        <w:t xml:space="preserve">  int num = ((abs(c)) * 8) - 1;</w:t>
+      </w:r>
+    </w:p>
+    <w:p>
+      <w:pPr>
+        <w:rPr>
+          <w:color w:val="C45911" w:themeColor="accent2" w:themeShade="BF"/>
+          <w:shd w:val="clear" w:color="auto" w:fill="D9D9D9" w:themeFill="background1" w:themeFillShade="D9"/>
+        </w:rPr>
+      </w:pPr>
+      <w:r>
+        <w:rPr>
+          <w:color w:val="C45911" w:themeColor="accent2" w:themeShade="BF"/>
+          <w:shd w:val="clear" w:color="auto" w:fill="D9D9D9" w:themeFill="background1" w:themeFillShade="D9"/>
+        </w:rPr>
+        <w:t xml:space="preserve">  for (int i = 0; i &lt;= num; i++) {</w:t>
+      </w:r>
+    </w:p>
+    <w:p>
+      <w:pPr>
+        <w:rPr>
+          <w:color w:val="C45911" w:themeColor="accent2" w:themeShade="BF"/>
+          <w:shd w:val="clear" w:color="auto" w:fill="D9D9D9" w:themeFill="background1" w:themeFillShade="D9"/>
+        </w:rPr>
+      </w:pPr>
+      <w:r>
+        <w:rPr>
+          <w:color w:val="C45911" w:themeColor="accent2" w:themeShade="BF"/>
+          <w:shd w:val="clear" w:color="auto" w:fill="D9D9D9" w:themeFill="background1" w:themeFillShade="D9"/>
+        </w:rPr>
+        <w:t xml:space="preserve">    if (c &gt;= 0) {</w:t>
+      </w:r>
+    </w:p>
+    <w:p>
+      <w:pPr>
+        <w:rPr>
+          <w:color w:val="C45911" w:themeColor="accent2" w:themeShade="BF"/>
+          <w:shd w:val="clear" w:color="auto" w:fill="D9D9D9" w:themeFill="background1" w:themeFillShade="D9"/>
+        </w:rPr>
+      </w:pPr>
+      <w:r>
+        <w:rPr>
+          <w:color w:val="C45911" w:themeColor="accent2" w:themeShade="BF"/>
+          <w:shd w:val="clear" w:color="auto" w:fill="D9D9D9" w:themeFill="background1" w:themeFillShade="D9"/>
+        </w:rPr>
+        <w:t xml:space="preserve">      </w:t>
+      </w:r>
+      <w:r>
+        <w:rPr>
+          <w:color w:val="C45911" w:themeColor="accent2" w:themeShade="BF"/>
+          <w:shd w:val="clear" w:color="auto" w:fill="D9D9D9" w:themeFill="background1" w:themeFillShade="D9"/>
+        </w:rPr>
+        <w:t>stepper</w:t>
+      </w:r>
+      <w:r>
+        <w:rPr>
+          <w:color w:val="C45911" w:themeColor="accent2" w:themeShade="BF"/>
+          <w:shd w:val="clear" w:color="auto" w:fill="D9D9D9" w:themeFill="background1" w:themeFillShade="D9"/>
+        </w:rPr>
+        <w:t>.step(256);</w:t>
+      </w:r>
+    </w:p>
+    <w:p>
+      <w:pPr>
+        <w:rPr>
+          <w:color w:val="C45911" w:themeColor="accent2" w:themeShade="BF"/>
+          <w:shd w:val="clear" w:color="auto" w:fill="D9D9D9" w:themeFill="background1" w:themeFillShade="D9"/>
+        </w:rPr>
+      </w:pPr>
+      <w:r>
+        <w:rPr>
+          <w:color w:val="C45911" w:themeColor="accent2" w:themeShade="BF"/>
+          <w:shd w:val="clear" w:color="auto" w:fill="D9D9D9" w:themeFill="background1" w:themeFillShade="D9"/>
+        </w:rPr>
+        <w:t xml:space="preserve">    } else {</w:t>
+      </w:r>
+    </w:p>
+    <w:p>
+      <w:pPr>
+        <w:rPr>
+          <w:color w:val="C45911" w:themeColor="accent2" w:themeShade="BF"/>
+          <w:shd w:val="clear" w:color="auto" w:fill="D9D9D9" w:themeFill="background1" w:themeFillShade="D9"/>
+        </w:rPr>
+      </w:pPr>
+      <w:r>
+        <w:rPr>
+          <w:color w:val="C45911" w:themeColor="accent2" w:themeShade="BF"/>
+          <w:shd w:val="clear" w:color="auto" w:fill="D9D9D9" w:themeFill="background1" w:themeFillShade="D9"/>
+        </w:rPr>
+        <w:t xml:space="preserve">      </w:t>
+      </w:r>
+      <w:r>
+        <w:rPr>
+          <w:color w:val="C45911" w:themeColor="accent2" w:themeShade="BF"/>
+          <w:shd w:val="clear" w:color="auto" w:fill="D9D9D9" w:themeFill="background1" w:themeFillShade="D9"/>
+        </w:rPr>
+        <w:t>stepper</w:t>
+      </w:r>
+      <w:r>
+        <w:rPr>
+          <w:color w:val="C45911" w:themeColor="accent2" w:themeShade="BF"/>
+          <w:shd w:val="clear" w:color="auto" w:fill="D9D9D9" w:themeFill="background1" w:themeFillShade="D9"/>
+        </w:rPr>
+        <w:t>.step(-256);</w:t>
+      </w:r>
+    </w:p>
+    <w:p>
+      <w:pPr>
+        <w:rPr>
+          <w:color w:val="C45911" w:themeColor="accent2" w:themeShade="BF"/>
+          <w:shd w:val="clear" w:color="auto" w:fill="D9D9D9" w:themeFill="background1" w:themeFillShade="D9"/>
+        </w:rPr>
+      </w:pPr>
+      <w:r>
+        <w:rPr>
+          <w:color w:val="C45911" w:themeColor="accent2" w:themeShade="BF"/>
+          <w:shd w:val="clear" w:color="auto" w:fill="D9D9D9" w:themeFill="background1" w:themeFillShade="D9"/>
+        </w:rPr>
+        <w:t xml:space="preserve">    }</w:t>
+      </w:r>
+    </w:p>
+    <w:p>
+      <w:pPr>
+        <w:rPr>
+          <w:color w:val="C45911" w:themeColor="accent2" w:themeShade="BF"/>
+          <w:shd w:val="clear" w:color="auto" w:fill="D9D9D9" w:themeFill="background1" w:themeFillShade="D9"/>
+        </w:rPr>
+      </w:pPr>
+      <w:r>
+        <w:rPr>
+          <w:color w:val="C45911" w:themeColor="accent2" w:themeShade="BF"/>
+          <w:shd w:val="clear" w:color="auto" w:fill="D9D9D9" w:themeFill="background1" w:themeFillShade="D9"/>
+        </w:rPr>
+        <w:t xml:space="preserve">  }</w:t>
+      </w:r>
+    </w:p>
+    <w:p>
+      <w:pPr>
+        <w:rPr>
+          <w:color w:val="C45911" w:themeColor="accent2" w:themeShade="BF"/>
+          <w:shd w:val="clear" w:color="auto" w:fill="D9D9D9" w:themeFill="background1" w:themeFillShade="D9"/>
+        </w:rPr>
+      </w:pPr>
+      <w:r>
+        <w:rPr>
+          <w:color w:val="C45911" w:themeColor="accent2" w:themeShade="BF"/>
+          <w:shd w:val="clear" w:color="auto" w:fill="D9D9D9" w:themeFill="background1" w:themeFillShade="D9"/>
+        </w:rPr>
+        <w:t xml:space="preserve">  delay(1000);</w:t>
+      </w:r>
+    </w:p>
+    <w:p>
+      <w:pPr>
+        <w:rPr>
+          <w:color w:val="C45911" w:themeColor="accent2" w:themeShade="BF"/>
+          <w:shd w:val="clear" w:color="auto" w:fill="D9D9D9" w:themeFill="background1" w:themeFillShade="D9"/>
+        </w:rPr>
+      </w:pPr>
+      <w:r>
+        <w:rPr>
+          <w:color w:val="C45911" w:themeColor="accent2" w:themeShade="BF"/>
+          <w:shd w:val="clear" w:color="auto" w:fill="D9D9D9" w:themeFill="background1" w:themeFillShade="D9"/>
+        </w:rPr>
+        <w:t>}</w:t>
+      </w:r>
+    </w:p>
+    <w:p>
+      <w:pPr>
+        <w:rPr>
+          <w:shd w:val="clear" w:color="auto" w:fill="D9D9D9" w:themeFill="background1" w:themeFillShade="D9"/>
+        </w:rPr>
+      </w:pPr>
+    </w:p>
+    <w:p>
+      <w:pPr>
+        <w:widowControl/>
+        <w:rPr>
+          <w:shd w:val="clear" w:color="auto" w:fill="D9D9D9" w:themeFill="background1" w:themeFillShade="D9"/>
+        </w:rPr>
+      </w:pPr>
+      <w:r>
+        <w:rPr>
+          <w:shd w:val="clear" w:color="auto" w:fill="D9D9D9" w:themeFill="background1" w:themeFillShade="D9"/>
+        </w:rPr>
+        <w:br w:type="page"/>
+      </w:r>
+    </w:p>
+    <w:p>
+      <w:pPr>
+        <w:rPr>
+          <w:color w:val="C45911" w:themeColor="accent2" w:themeShade="BF"/>
+        </w:rPr>
+      </w:pPr>
+      <w:r>
+        <w:rPr>
+          <w:rFonts w:hint="eastAsia"/>
+          <w:color w:val="C45911" w:themeColor="accent2" w:themeShade="BF"/>
+        </w:rPr>
+        <w:lastRenderedPageBreak/>
+        <w:t>(</w:t>
+      </w:r>
+      <w:r>
+        <w:rPr>
+          <w:rFonts w:hint="eastAsia"/>
+          <w:color w:val="C45911" w:themeColor="accent2" w:themeShade="BF"/>
+        </w:rPr>
+        <w:t>空</w:t>
+      </w:r>
+      <w:r>
+        <w:rPr>
+          <w:color w:val="C45911" w:themeColor="accent2" w:themeShade="BF"/>
+        </w:rPr>
+        <w:t>白</w:t>
+      </w:r>
+      <w:r>
+        <w:rPr>
+          <w:rFonts w:hint="eastAsia"/>
+          <w:color w:val="C45911" w:themeColor="accent2" w:themeShade="BF"/>
+        </w:rPr>
+        <w:t>)</w:t>
+      </w:r>
+    </w:p>
+    <w:p>
+      <w:pPr>
+        <w:rPr>
+          <w:color w:val="C45911" w:themeColor="accent2" w:themeShade="BF"/>
+        </w:rPr>
+      </w:pPr>
+      <w:r>
+        <w:rPr>
           <w:noProof/>
-          <w:color w:val="70AD47" w:themeColor="accent6"/>
         </w:rPr>
         <mc:AlternateContent>
           <mc:Choice Requires="wps">
             <w:drawing>
-              <wp:inline distT="0" distB="0" distL="0" distR="0" wp14:anchorId="59215BE8" wp14:editId="6FCFA6AD">
+              <wp:inline distT="0" distB="0" distL="0" distR="0" wp14:anchorId="416DC4CC" wp14:editId="2B23A3C5">
+                <wp:extent cx="5344160" cy="365760"/>
+                <wp:effectExtent l="0" t="0" r="27940" b="15240"/>
+                <wp:docPr id="35" name="文字方塊 35"/>
+                <wp:cNvGraphicFramePr/>
+                <a:graphic xmlns:a="http://schemas.openxmlformats.org/drawingml/2006/main">
+                  <a:graphicData uri="http://schemas.microsoft.com/office/word/2010/wordprocessingShape">
+                    <wps:wsp>
+                      <wps:cNvSpPr txBox="1"/>
+                      <wps:spPr>
+                        <a:xfrm>
+                          <a:off x="0" y="0"/>
+                          <a:ext cx="5344160" cy="365760"/>
+                        </a:xfrm>
+                        <a:prstGeom prst="rect">
+                          <a:avLst/>
+                        </a:prstGeom>
+                        <a:solidFill>
+                          <a:schemeClr val="lt1"/>
+                        </a:solidFill>
+                        <a:ln w="6350">
+                          <a:solidFill>
+                            <a:prstClr val="black"/>
+                          </a:solidFill>
+                        </a:ln>
+                      </wps:spPr>
+                      <wps:txbx>
+                        <w:txbxContent>
+                          <w:p>
+                            <w:r>
+                              <w:rPr>
+                                <w:rFonts w:hint="eastAsia"/>
+                              </w:rPr>
+                              <w:t>變</w:t>
+                            </w:r>
+                            <w:r>
+                              <w:t>數：</w:t>
+                            </w:r>
+                          </w:p>
+                        </w:txbxContent>
+                      </wps:txbx>
+                      <wps:bodyPr rot="0" spcFirstLastPara="0" vertOverflow="overflow" horzOverflow="overflow" vert="horz" wrap="square" lIns="91440" tIns="45720" rIns="91440" bIns="45720" numCol="1" spcCol="0" rtlCol="0" fromWordArt="0" anchor="t" anchorCtr="0" forceAA="0" compatLnSpc="1">
+                        <a:prstTxWarp prst="textNoShape">
+                          <a:avLst/>
+                        </a:prstTxWarp>
+                        <a:noAutofit/>
+                      </wps:bodyPr>
+                    </wps:wsp>
+                  </a:graphicData>
+                </a:graphic>
+              </wp:inline>
+            </w:drawing>
+          </mc:Choice>
+          <mc:Fallback>
+            <w:pict>
+              <v:shape w14:anchorId="416DC4CC" id="文字方塊 35" o:spid="_x0000_s1053" type="#_x0000_t202" style="width:420.8pt;height:28.8pt;visibility:visible;mso-wrap-style:square;mso-left-percent:-10001;mso-top-percent:-10001;mso-position-horizontal:absolute;mso-position-horizontal-relative:char;mso-position-vertical:absolute;mso-position-vertical-relative:line;mso-left-percent:-10001;mso-top-percent:-10001;v-text-anchor:top" o:gfxdata="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" fillcolor="white [3201]" strokeweight=".5pt">
+                <v:textbox>
+                  <w:txbxContent>
+                    <w:p>
+                      <w:r>
+                        <w:rPr>
+                          <w:rFonts w:hint="eastAsia"/>
+                        </w:rPr>
+                        <w:t>變</w:t>
+                      </w:r>
+                      <w:r>
+                        <w:t>數：</w:t>
+                      </w:r>
+                    </w:p>
+                  </w:txbxContent>
+                </v:textbox>
+                <w10:anchorlock/>
+              </v:shape>
+            </w:pict>
+          </mc:Fallback>
+        </mc:AlternateContent>
+      </w:r>
+    </w:p>
+    <w:p>
+      <w:pPr>
+        <w:rPr>
+          <w:color w:val="C45911" w:themeColor="accent2" w:themeShade="BF"/>
+        </w:rPr>
+      </w:pPr>
+      <w:r>
+        <w:rPr>
+          <w:color w:val="C45911" w:themeColor="accent2" w:themeShade="BF"/>
+        </w:rPr>
+        <w:t>#include &lt;.h&gt;</w:t>
+      </w:r>
+    </w:p>
+    <w:p>
+      <w:pPr>
+        <w:rPr>
+          <w:color w:val="C45911" w:themeColor="accent2" w:themeShade="BF"/>
+        </w:rPr>
+      </w:pPr>
+    </w:p>
+    <w:p>
+      <w:pPr>
+        <w:rPr>
+          <w:color w:val="538135" w:themeColor="accent6" w:themeShade="BF"/>
+        </w:rPr>
+      </w:pPr>
+      <w:r>
+        <w:rPr>
+          <w:color w:val="538135" w:themeColor="accent6" w:themeShade="BF"/>
+        </w:rPr>
+        <w:t xml:space="preserve">TM1637Display </w:t>
+      </w:r>
+      <w:r>
+        <w:rPr>
+          <w:color w:val="538135" w:themeColor="accent6" w:themeShade="BF"/>
+        </w:rPr>
+        <w:t>tm_</w:t>
+      </w:r>
+      <w:r>
+        <w:rPr>
+          <w:color w:val="538135" w:themeColor="accent6" w:themeShade="BF"/>
+        </w:rPr>
+        <w:t>display</w:t>
+      </w:r>
+      <w:r>
+        <w:rPr>
+          <w:color w:val="FF0000"/>
+        </w:rPr>
+        <w:t>23</w:t>
+      </w:r>
+      <w:r>
+        <w:rPr>
+          <w:color w:val="538135" w:themeColor="accent6" w:themeShade="BF"/>
+        </w:rPr>
+        <w:t>(</w:t>
+      </w:r>
+      <w:r>
+        <w:rPr>
+          <w:color w:val="FF0000"/>
+        </w:rPr>
+        <w:t>2</w:t>
+      </w:r>
+      <w:r>
+        <w:rPr>
+          <w:color w:val="538135" w:themeColor="accent6" w:themeShade="BF"/>
+        </w:rPr>
+        <w:t>,</w:t>
+      </w:r>
+      <w:r>
+        <w:rPr>
+          <w:color w:val="C45911" w:themeColor="accent2" w:themeShade="BF"/>
+        </w:rPr>
+        <w:t xml:space="preserve"> </w:t>
+      </w:r>
+      <w:r>
+        <w:rPr>
+          <w:color w:val="FF0000"/>
+        </w:rPr>
+        <w:t>3</w:t>
+      </w:r>
+      <w:r>
+        <w:rPr>
+          <w:color w:val="538135" w:themeColor="accent6" w:themeShade="BF"/>
+        </w:rPr>
+        <w:t>);</w:t>
+      </w:r>
+    </w:p>
+    <w:p>
+      <w:pPr>
+        <w:rPr>
+          <w:color w:val="C45911" w:themeColor="accent2" w:themeShade="BF"/>
+        </w:rPr>
+      </w:pPr>
+      <w:r>
+        <w:rPr>
+          <w:noProof/>
+        </w:rPr>
+        <mc:AlternateContent>
+          <mc:Choice Requires="wps">
+            <w:drawing>
+              <wp:inline distT="0" distB="0" distL="0" distR="0" wp14:anchorId="114E985B" wp14:editId="0F37A218">
+                <wp:extent cx="5933440" cy="589280"/>
+                <wp:effectExtent l="0" t="0" r="10160" b="20320"/>
+                <wp:docPr id="36" name="文字方塊 36"/>
+                <wp:cNvGraphicFramePr/>
+                <a:graphic xmlns:a="http://schemas.openxmlformats.org/drawingml/2006/main">
+                  <a:graphicData uri="http://schemas.microsoft.com/office/word/2010/wordprocessingShape">
+                    <wps:wsp>
+                      <wps:cNvSpPr txBox="1"/>
+                      <wps:spPr>
+                        <a:xfrm>
+                          <a:off x="0" y="0"/>
+                          <a:ext cx="5933440" cy="589280"/>
+                        </a:xfrm>
+                        <a:prstGeom prst="rect">
+                          <a:avLst/>
+                        </a:prstGeom>
+                        <a:solidFill>
+                          <a:schemeClr val="lt1"/>
+                        </a:solidFill>
+                        <a:ln w="6350">
+                          <a:solidFill>
+                            <a:prstClr val="black"/>
+                          </a:solidFill>
+                        </a:ln>
+                      </wps:spPr>
+                      <wps:txbx>
+                        <w:txbxContent>
+                          <w:p>
+                            <w:r>
+                              <w:rPr>
+                                <w:color w:val="538135" w:themeColor="accent6" w:themeShade="BF"/>
+                              </w:rPr>
+                              <w:t>''</w:t>
+                            </w:r>
+                            <w:r>
+                              <w:rPr>
+                                <w:color w:val="538135" w:themeColor="accent6" w:themeShade="BF"/>
+                              </w:rPr>
+                              <w:t xml:space="preserve">TM1637Display </w:t>
+                            </w:r>
+                            <w:r>
+                              <w:rPr>
+                                <w:color w:val="538135" w:themeColor="accent6" w:themeShade="BF"/>
+                              </w:rPr>
+                              <w:t>tm_</w:t>
+                            </w:r>
+                            <w:r>
+                              <w:rPr>
+                                <w:color w:val="538135" w:themeColor="accent6" w:themeShade="BF"/>
+                              </w:rPr>
+                              <w:t>display</w:t>
+                            </w:r>
+                            <w:r>
+                              <w:rPr>
+                                <w:color w:val="538135" w:themeColor="accent6" w:themeShade="BF"/>
+                              </w:rPr>
+                              <w:t>'</w:t>
+                            </w:r>
+                            <w:r>
+                              <w:t xml:space="preserve"> </w:t>
+                            </w:r>
+                            <w:r>
+                              <w:rPr>
+                                <w:rFonts w:hint="eastAsia"/>
+                              </w:rPr>
+                              <w:t>●</w:t>
+                            </w:r>
+                            <w:r>
+                              <w:rPr>
+                                <w:color w:val="FF0000"/>
+                              </w:rPr>
+                              <w:t xml:space="preserve">value_clk </w:t>
+                            </w:r>
+                            <w:r>
+                              <w:rPr>
+                                <w:rFonts w:hint="eastAsia"/>
+                              </w:rPr>
+                              <w:t>●</w:t>
+                            </w:r>
+                            <w:r>
+                              <w:rPr>
+                                <w:color w:val="FF0000"/>
+                              </w:rPr>
+                              <w:t>value_dio</w:t>
+                            </w:r>
+                            <w:r>
+                              <w:rPr>
+                                <w:rFonts w:hint="eastAsia"/>
+                              </w:rPr>
+                              <w:t>●</w:t>
+                            </w:r>
+                            <w:r>
+                              <w:rPr>
+                                <w:color w:val="538135" w:themeColor="accent6" w:themeShade="BF"/>
+                              </w:rPr>
+                              <w:t>'</w:t>
+                            </w:r>
+                            <w:r>
+                              <w:rPr>
+                                <w:color w:val="538135" w:themeColor="accent6" w:themeShade="BF"/>
+                              </w:rPr>
+                              <w:t>(</w:t>
+                            </w:r>
+                            <w:r>
+                              <w:rPr>
+                                <w:color w:val="538135" w:themeColor="accent6" w:themeShade="BF"/>
+                              </w:rPr>
+                              <w:t>'</w:t>
+                            </w:r>
+                            <w:r>
+                              <w:rPr>
+                                <w:rFonts w:hint="eastAsia"/>
+                              </w:rPr>
+                              <w:t>●</w:t>
+                            </w:r>
+                            <w:r>
+                              <w:rPr>
+                                <w:color w:val="FF0000"/>
+                              </w:rPr>
+                              <w:t>value_clk</w:t>
+                            </w:r>
+                            <w:r>
+                              <w:rPr>
+                                <w:rFonts w:hint="eastAsia"/>
+                              </w:rPr>
+                              <w:t>●</w:t>
+                            </w:r>
+                            <w:r>
+                              <w:t>'</w:t>
+                            </w:r>
+                            <w:r>
+                              <w:rPr>
+                                <w:color w:val="538135" w:themeColor="accent6" w:themeShade="BF"/>
+                              </w:rPr>
+                              <w:t>,</w:t>
+                            </w:r>
+                            <w:r>
+                              <w:t xml:space="preserve"> </w:t>
+                            </w:r>
+                            <w:r>
+                              <w:rPr>
+                                <w:color w:val="538135" w:themeColor="accent6" w:themeShade="BF"/>
+                              </w:rPr>
+                              <w:t>'</w:t>
+                            </w:r>
+                            <w:r>
+                              <w:rPr>
+                                <w:rFonts w:hint="eastAsia"/>
+                              </w:rPr>
+                              <w:t xml:space="preserve"> </w:t>
+                            </w:r>
+                            <w:r>
+                              <w:rPr>
+                                <w:rFonts w:hint="eastAsia"/>
+                              </w:rPr>
+                              <w:t>●</w:t>
+                            </w:r>
+                            <w:r>
+                              <w:rPr>
+                                <w:color w:val="C45911" w:themeColor="accent2" w:themeShade="BF"/>
+                              </w:rPr>
+                              <w:t xml:space="preserve"> </w:t>
+                            </w:r>
+                            <w:r>
+                              <w:rPr>
+                                <w:color w:val="FF0000"/>
+                              </w:rPr>
+                              <w:t>value_dio</w:t>
+                            </w:r>
+                            <w:r>
+                              <w:rPr>
+                                <w:rFonts w:hint="eastAsia"/>
+                              </w:rPr>
+                              <w:t>●</w:t>
+                            </w:r>
+                            <w:r>
+                              <w:t>'</w:t>
+                            </w:r>
+                            <w:r>
+                              <w:rPr>
+                                <w:color w:val="538135" w:themeColor="accent6" w:themeShade="BF"/>
+                              </w:rPr>
+                              <w:t>);</w:t>
+                            </w:r>
+                            <w:r>
+                              <w:t xml:space="preserve"> </w:t>
+                            </w:r>
+                            <w:r>
+                              <w:rPr>
+                                <w:color w:val="538135" w:themeColor="accent6" w:themeShade="BF"/>
+                              </w:rPr>
+                              <w:t>'</w:t>
+                            </w:r>
+                          </w:p>
+                        </w:txbxContent>
+                      </wps:txbx>
+                      <wps:bodyPr rot="0" spcFirstLastPara="0" vertOverflow="overflow" horzOverflow="overflow" vert="horz" wrap="square" lIns="91440" tIns="45720" rIns="91440" bIns="45720" numCol="1" spcCol="0" rtlCol="0" fromWordArt="0" anchor="t" anchorCtr="0" forceAA="0" compatLnSpc="1">
+                        <a:prstTxWarp prst="textNoShape">
+                          <a:avLst/>
+                        </a:prstTxWarp>
+                        <a:noAutofit/>
+                      </wps:bodyPr>
+                    </wps:wsp>
+                  </a:graphicData>
+                </a:graphic>
+              </wp:inline>
+            </w:drawing>
+          </mc:Choice>
+          <mc:Fallback>
+            <w:pict>
+              <v:shape w14:anchorId="114E985B" id="文字方塊 36" o:spid="_x0000_s1054" type="#_x0000_t202" style="width:467.2pt;height:46.4pt;visibility:visible;mso-wrap-style:square;mso-left-percent:-10001;mso-top-percent:-10001;mso-position-horizontal:absolute;mso-position-horizontal-relative:char;mso-position-vertical:absolute;mso-position-vertical-relative:line;mso-left-percent:-10001;mso-top-percent:-10001;v-text-anchor:top" o:gfxdata="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" fillcolor="white [3201]" strokeweight=".5pt">
+                <v:textbox>
+                  <w:txbxContent>
+                    <w:p>
+                      <w:r>
+                        <w:rPr>
+                          <w:color w:val="538135" w:themeColor="accent6" w:themeShade="BF"/>
+                        </w:rPr>
+                        <w:t>''</w:t>
+                      </w:r>
+                      <w:r>
+                        <w:rPr>
+                          <w:color w:val="538135" w:themeColor="accent6" w:themeShade="BF"/>
+                        </w:rPr>
+                        <w:t xml:space="preserve">TM1637Display </w:t>
+                      </w:r>
+                      <w:r>
+                        <w:rPr>
+                          <w:color w:val="538135" w:themeColor="accent6" w:themeShade="BF"/>
+                        </w:rPr>
+                        <w:t>tm_</w:t>
+                      </w:r>
+                      <w:r>
+                        <w:rPr>
+                          <w:color w:val="538135" w:themeColor="accent6" w:themeShade="BF"/>
+                        </w:rPr>
+                        <w:t>display</w:t>
+                      </w:r>
+                      <w:r>
+                        <w:rPr>
+                          <w:color w:val="538135" w:themeColor="accent6" w:themeShade="BF"/>
+                        </w:rPr>
+                        <w:t>'</w:t>
+                      </w:r>
+                      <w:r>
+                        <w:t xml:space="preserve"> </w:t>
+                      </w:r>
+                      <w:r>
+                        <w:rPr>
+                          <w:rFonts w:hint="eastAsia"/>
+                        </w:rPr>
+                        <w:t>●</w:t>
+                      </w:r>
+                      <w:r>
+                        <w:rPr>
+                          <w:color w:val="FF0000"/>
+                        </w:rPr>
+                        <w:t xml:space="preserve">value_clk </w:t>
+                      </w:r>
+                      <w:r>
+                        <w:rPr>
+                          <w:rFonts w:hint="eastAsia"/>
+                        </w:rPr>
+                        <w:t>●</w:t>
+                      </w:r>
+                      <w:r>
+                        <w:rPr>
+                          <w:color w:val="FF0000"/>
+                        </w:rPr>
+                        <w:t>value_dio</w:t>
+                      </w:r>
+                      <w:r>
+                        <w:rPr>
+                          <w:rFonts w:hint="eastAsia"/>
+                        </w:rPr>
+                        <w:t>●</w:t>
+                      </w:r>
+                      <w:r>
+                        <w:rPr>
+                          <w:color w:val="538135" w:themeColor="accent6" w:themeShade="BF"/>
+                        </w:rPr>
+                        <w:t>'</w:t>
+                      </w:r>
+                      <w:r>
+                        <w:rPr>
+                          <w:color w:val="538135" w:themeColor="accent6" w:themeShade="BF"/>
+                        </w:rPr>
+                        <w:t>(</w:t>
+                      </w:r>
+                      <w:r>
+                        <w:rPr>
+                          <w:color w:val="538135" w:themeColor="accent6" w:themeShade="BF"/>
+                        </w:rPr>
+                        <w:t>'</w:t>
+                      </w:r>
+                      <w:r>
+                        <w:rPr>
+                          <w:rFonts w:hint="eastAsia"/>
+                        </w:rPr>
+                        <w:t>●</w:t>
+                      </w:r>
+                      <w:r>
+                        <w:rPr>
+                          <w:color w:val="FF0000"/>
+                        </w:rPr>
+                        <w:t>value_clk</w:t>
+                      </w:r>
+                      <w:r>
+                        <w:rPr>
+                          <w:rFonts w:hint="eastAsia"/>
+                        </w:rPr>
+                        <w:t>●</w:t>
+                      </w:r>
+                      <w:r>
+                        <w:t>'</w:t>
+                      </w:r>
+                      <w:r>
+                        <w:rPr>
+                          <w:color w:val="538135" w:themeColor="accent6" w:themeShade="BF"/>
+                        </w:rPr>
+                        <w:t>,</w:t>
+                      </w:r>
+                      <w:r>
+                        <w:t xml:space="preserve"> </w:t>
+                      </w:r>
+                      <w:r>
+                        <w:rPr>
+                          <w:color w:val="538135" w:themeColor="accent6" w:themeShade="BF"/>
+                        </w:rPr>
+                        <w:t>'</w:t>
+                      </w:r>
+                      <w:r>
+                        <w:rPr>
+                          <w:rFonts w:hint="eastAsia"/>
+                        </w:rPr>
+                        <w:t xml:space="preserve"> </w:t>
+                      </w:r>
+                      <w:r>
+                        <w:rPr>
+                          <w:rFonts w:hint="eastAsia"/>
+                        </w:rPr>
+                        <w:t>●</w:t>
+                      </w:r>
+                      <w:r>
+                        <w:rPr>
+                          <w:color w:val="C45911" w:themeColor="accent2" w:themeShade="BF"/>
+                        </w:rPr>
+                        <w:t xml:space="preserve"> </w:t>
+                      </w:r>
+                      <w:r>
+                        <w:rPr>
+                          <w:color w:val="FF0000"/>
+                        </w:rPr>
+                        <w:t>value_dio</w:t>
+                      </w:r>
+                      <w:r>
+                        <w:rPr>
+                          <w:rFonts w:hint="eastAsia"/>
+                        </w:rPr>
+                        <w:t>●</w:t>
+                      </w:r>
+                      <w:r>
+                        <w:t>'</w:t>
+                      </w:r>
+                      <w:r>
+                        <w:rPr>
+                          <w:color w:val="538135" w:themeColor="accent6" w:themeShade="BF"/>
+                        </w:rPr>
+                        <w:t>);</w:t>
+                      </w:r>
+                      <w:r>
+                        <w:t xml:space="preserve"> </w:t>
+                      </w:r>
+                      <w:r>
+                        <w:rPr>
+                          <w:color w:val="538135" w:themeColor="accent6" w:themeShade="BF"/>
+                        </w:rPr>
+                        <w:t>'</w:t>
+                      </w:r>
+                    </w:p>
+                  </w:txbxContent>
+                </v:textbox>
+                <w10:anchorlock/>
+              </v:shape>
+            </w:pict>
+          </mc:Fallback>
+        </mc:AlternateContent>
+      </w:r>
+    </w:p>
+    <w:p/>
+    <w:p>
+      <w:pPr>
+        <w:rPr>
+          <w:shd w:val="clear" w:color="auto" w:fill="D9D9D9" w:themeFill="background1" w:themeFillShade="D9"/>
+        </w:rPr>
+      </w:pPr>
+      <w:r>
+        <w:rPr>
+          <w:shd w:val="clear" w:color="auto" w:fill="D9D9D9" w:themeFill="background1" w:themeFillShade="D9"/>
+        </w:rPr>
+        <w:t>void setup() {</w:t>
+      </w:r>
+    </w:p>
+    <w:p>
+      <w:pPr>
+        <w:ind w:leftChars="100" w:left="240"/>
+        <w:rPr>
+          <w:color w:val="538135" w:themeColor="accent6" w:themeShade="BF"/>
+        </w:rPr>
+      </w:pPr>
+      <w:r>
+        <w:rPr>
+          <w:color w:val="538135" w:themeColor="accent6" w:themeShade="BF"/>
+        </w:rPr>
+        <w:t>tm_</w:t>
+      </w:r>
+      <w:r>
+        <w:rPr>
+          <w:color w:val="538135" w:themeColor="accent6" w:themeShade="BF"/>
+        </w:rPr>
+        <w:t>display</w:t>
+      </w:r>
+      <w:r>
+        <w:rPr>
+          <w:color w:val="FF0000"/>
+        </w:rPr>
+        <w:t>23</w:t>
+      </w:r>
+      <w:r>
+        <w:rPr>
+          <w:color w:val="538135" w:themeColor="accent6" w:themeShade="BF"/>
+        </w:rPr>
+        <w:t>.setBrightness(7);</w:t>
+      </w:r>
+    </w:p>
+    <w:p>
+      <w:pPr>
+        <w:ind w:leftChars="100" w:left="240"/>
+        <w:rPr>
+          <w:color w:val="538135" w:themeColor="accent6" w:themeShade="BF"/>
+        </w:rPr>
+      </w:pPr>
+      <w:r>
+        <w:rPr>
+          <w:noProof/>
+        </w:rPr>
+        <mc:AlternateContent>
+          <mc:Choice Requires="wps">
+            <w:drawing>
+              <wp:inline distT="0" distB="0" distL="0" distR="0" wp14:anchorId="64522DAF" wp14:editId="3FAF90E7">
+                <wp:extent cx="5274310" cy="381000"/>
+                <wp:effectExtent l="0" t="0" r="21590" b="19050"/>
+                <wp:docPr id="37" name="文字方塊 37"/>
+                <wp:cNvGraphicFramePr/>
+                <a:graphic xmlns:a="http://schemas.openxmlformats.org/drawingml/2006/main">
+                  <a:graphicData uri="http://schemas.microsoft.com/office/word/2010/wordprocessingShape">
+                    <wps:wsp>
+                      <wps:cNvSpPr txBox="1"/>
+                      <wps:spPr>
+                        <a:xfrm>
+                          <a:off x="0" y="0"/>
+                          <a:ext cx="5274310" cy="381000"/>
+                        </a:xfrm>
+                        <a:prstGeom prst="rect">
+                          <a:avLst/>
+                        </a:prstGeom>
+                        <a:solidFill>
+                          <a:schemeClr val="lt1"/>
+                        </a:solidFill>
+                        <a:ln w="6350">
+                          <a:solidFill>
+                            <a:prstClr val="black"/>
+                          </a:solidFill>
+                        </a:ln>
+                      </wps:spPr>
+                      <wps:txbx>
+                        <w:txbxContent>
+                          <w:p>
+                            <w:r>
+                              <w:rPr>
+                                <w:color w:val="538135" w:themeColor="accent6" w:themeShade="BF"/>
+                              </w:rPr>
+                              <w:t>''</w:t>
+                            </w:r>
+                            <w:r>
+                              <w:rPr>
+                                <w:color w:val="538135" w:themeColor="accent6" w:themeShade="BF"/>
+                              </w:rPr>
+                              <w:t>tm_</w:t>
+                            </w:r>
+                            <w:r>
+                              <w:rPr>
+                                <w:color w:val="538135" w:themeColor="accent6" w:themeShade="BF"/>
+                              </w:rPr>
+                              <w:t>display</w:t>
+                            </w:r>
+                            <w:r>
+                              <w:rPr>
+                                <w:color w:val="538135" w:themeColor="accent6" w:themeShade="BF"/>
+                              </w:rPr>
+                              <w:t>'</w:t>
+                            </w:r>
+                            <w:r>
+                              <w:rPr>
+                                <w:rFonts w:hint="eastAsia"/>
+                              </w:rPr>
+                              <w:t>●</w:t>
+                            </w:r>
+                            <w:r>
+                              <w:rPr>
+                                <w:color w:val="FF0000"/>
+                              </w:rPr>
+                              <w:t xml:space="preserve"> </w:t>
+                            </w:r>
+                            <w:r>
+                              <w:rPr>
+                                <w:color w:val="FF0000"/>
+                              </w:rPr>
+                              <w:t>value_clk</w:t>
+                            </w:r>
+                            <w:r>
+                              <w:rPr>
+                                <w:rFonts w:hint="eastAsia"/>
+                              </w:rPr>
+                              <w:t>●</w:t>
+                            </w:r>
+                            <w:r>
+                              <w:rPr>
+                                <w:color w:val="FF0000"/>
+                              </w:rPr>
+                              <w:t xml:space="preserve"> </w:t>
+                            </w:r>
+                            <w:r>
+                              <w:rPr>
+                                <w:color w:val="FF0000"/>
+                              </w:rPr>
+                              <w:t>value_dio</w:t>
+                            </w:r>
+                            <w:r>
+                              <w:rPr>
+                                <w:rFonts w:hint="eastAsia"/>
+                              </w:rPr>
+                              <w:t>●</w:t>
+                            </w:r>
+                            <w:r>
+                              <w:rPr>
+                                <w:color w:val="538135" w:themeColor="accent6" w:themeShade="BF"/>
+                              </w:rPr>
+                              <w:t>'</w:t>
+                            </w:r>
+                            <w:r>
+                              <w:rPr>
+                                <w:color w:val="538135" w:themeColor="accent6" w:themeShade="BF"/>
+                              </w:rPr>
+                              <w:t>.setBrightness(7);</w:t>
+                            </w:r>
+                            <w:r>
+                              <w:rPr>
+                                <w:color w:val="538135" w:themeColor="accent6" w:themeShade="BF"/>
+                              </w:rPr>
+                              <w:t xml:space="preserve"> </w:t>
+                            </w:r>
+                            <w:r>
+                              <w:rPr>
+                                <w:color w:val="538135" w:themeColor="accent6" w:themeShade="BF"/>
+                              </w:rPr>
+                              <w:t>\n</w:t>
+                            </w:r>
+                            <w:r>
+                              <w:rPr>
+                                <w:color w:val="538135" w:themeColor="accent6" w:themeShade="BF"/>
+                              </w:rPr>
+                              <w:t xml:space="preserve"> </w:t>
+                            </w:r>
+                            <w:r>
+                              <w:rPr>
+                                <w:color w:val="538135" w:themeColor="accent6" w:themeShade="BF"/>
+                              </w:rPr>
+                              <w:t>'</w:t>
+                            </w:r>
+                          </w:p>
+                        </w:txbxContent>
+                      </wps:txbx>
+                      <wps:bodyPr rot="0" spcFirstLastPara="0" vertOverflow="overflow" horzOverflow="overflow" vert="horz" wrap="square" lIns="91440" tIns="45720" rIns="91440" bIns="45720" numCol="1" spcCol="0" rtlCol="0" fromWordArt="0" anchor="t" anchorCtr="0" forceAA="0" compatLnSpc="1">
+                        <a:prstTxWarp prst="textNoShape">
+                          <a:avLst/>
+                        </a:prstTxWarp>
+                        <a:noAutofit/>
+                      </wps:bodyPr>
+                    </wps:wsp>
+                  </a:graphicData>
+                </a:graphic>
+              </wp:inline>
+            </w:drawing>
+          </mc:Choice>
+          <mc:Fallback>
+            <w:pict>
+              <v:shape w14:anchorId="64522DAF" id="文字方塊 37" o:spid="_x0000_s1055" type="#_x0000_t202" style="width:415.3pt;height:30pt;visibility:visible;mso-wrap-style:square;mso-left-percent:-10001;mso-top-percent:-10001;mso-position-horizontal:absolute;mso-position-horizontal-relative:char;mso-position-vertical:absolute;mso-position-vertical-relative:line;mso-left-percent:-10001;mso-top-percent:-10001;v-text-anchor:top" o:gfxdata="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" fillcolor="white [3201]" strokeweight=".5pt">
+                <v:textbox>
+                  <w:txbxContent>
+                    <w:p>
+                      <w:r>
+                        <w:rPr>
+                          <w:color w:val="538135" w:themeColor="accent6" w:themeShade="BF"/>
+                        </w:rPr>
+                        <w:t>''</w:t>
+                      </w:r>
+                      <w:r>
+                        <w:rPr>
+                          <w:color w:val="538135" w:themeColor="accent6" w:themeShade="BF"/>
+                        </w:rPr>
+                        <w:t>tm_</w:t>
+                      </w:r>
+                      <w:r>
+                        <w:rPr>
+                          <w:color w:val="538135" w:themeColor="accent6" w:themeShade="BF"/>
+                        </w:rPr>
+                        <w:t>display</w:t>
+                      </w:r>
+                      <w:r>
+                        <w:rPr>
+                          <w:color w:val="538135" w:themeColor="accent6" w:themeShade="BF"/>
+                        </w:rPr>
+                        <w:t>'</w:t>
+                      </w:r>
+                      <w:r>
+                        <w:rPr>
+                          <w:rFonts w:hint="eastAsia"/>
+                        </w:rPr>
+                        <w:t>●</w:t>
+                      </w:r>
+                      <w:r>
+                        <w:rPr>
+                          <w:color w:val="FF0000"/>
+                        </w:rPr>
+                        <w:t xml:space="preserve"> </w:t>
+                      </w:r>
+                      <w:r>
+                        <w:rPr>
+                          <w:color w:val="FF0000"/>
+                        </w:rPr>
+                        <w:t>value_clk</w:t>
+                      </w:r>
+                      <w:r>
+                        <w:rPr>
+                          <w:rFonts w:hint="eastAsia"/>
+                        </w:rPr>
+                        <w:t>●</w:t>
+                      </w:r>
+                      <w:r>
+                        <w:rPr>
+                          <w:color w:val="FF0000"/>
+                        </w:rPr>
+                        <w:t xml:space="preserve"> </w:t>
+                      </w:r>
+                      <w:r>
+                        <w:rPr>
+                          <w:color w:val="FF0000"/>
+                        </w:rPr>
+                        <w:t>value_dio</w:t>
+                      </w:r>
+                      <w:r>
+                        <w:rPr>
+                          <w:rFonts w:hint="eastAsia"/>
+                        </w:rPr>
+                        <w:t>●</w:t>
+                      </w:r>
+                      <w:r>
+                        <w:rPr>
+                          <w:color w:val="538135" w:themeColor="accent6" w:themeShade="BF"/>
+                        </w:rPr>
+                        <w:t>'</w:t>
+                      </w:r>
+                      <w:r>
+                        <w:rPr>
+                          <w:color w:val="538135" w:themeColor="accent6" w:themeShade="BF"/>
+                        </w:rPr>
+                        <w:t>.setBrightness(7);</w:t>
+                      </w:r>
+                      <w:r>
+                        <w:rPr>
+                          <w:color w:val="538135" w:themeColor="accent6" w:themeShade="BF"/>
+                        </w:rPr>
+                        <w:t xml:space="preserve"> </w:t>
+                      </w:r>
+                      <w:r>
+                        <w:rPr>
+                          <w:color w:val="538135" w:themeColor="accent6" w:themeShade="BF"/>
+                        </w:rPr>
+                        <w:t>\n</w:t>
+                      </w:r>
+                      <w:r>
+                        <w:rPr>
+                          <w:color w:val="538135" w:themeColor="accent6" w:themeShade="BF"/>
+                        </w:rPr>
+                        <w:t xml:space="preserve"> </w:t>
+                      </w:r>
+                      <w:r>
+                        <w:rPr>
+                          <w:color w:val="538135" w:themeColor="accent6" w:themeShade="BF"/>
+                        </w:rPr>
+                        <w:t>'</w:t>
+                      </w:r>
+                    </w:p>
+                  </w:txbxContent>
+                </v:textbox>
+                <w10:anchorlock/>
+              </v:shape>
+            </w:pict>
+          </mc:Fallback>
+        </mc:AlternateContent>
+      </w:r>
+    </w:p>
+    <w:p>
+      <w:pPr>
+        <w:ind w:leftChars="100" w:left="240"/>
+        <w:rPr>
+          <w:color w:val="538135" w:themeColor="accent6" w:themeShade="BF"/>
+        </w:rPr>
+      </w:pPr>
+    </w:p>
+    <w:p>
+      <w:pPr>
+        <w:ind w:leftChars="100" w:left="240"/>
+      </w:pPr>
+    </w:p>
+    <w:p>
+      <w:pPr>
+        <w:rPr>
+          <w:shd w:val="clear" w:color="auto" w:fill="D9D9D9" w:themeFill="background1" w:themeFillShade="D9"/>
+        </w:rPr>
+      </w:pPr>
+      <w:r>
+        <w:rPr>
+          <w:shd w:val="clear" w:color="auto" w:fill="D9D9D9" w:themeFill="background1" w:themeFillShade="D9"/>
+        </w:rPr>
+        <w:t>}</w:t>
+      </w:r>
+      <w:r>
+        <w:rPr>
+          <w:shd w:val="clear" w:color="auto" w:fill="D9D9D9" w:themeFill="background1" w:themeFillShade="D9"/>
+        </w:rPr>
+        <w:t xml:space="preserve">   </w:t>
+      </w:r>
+    </w:p>
+    <w:p/>
+    <w:p>
+      <w:pPr>
+        <w:rPr>
+          <w:shd w:val="clear" w:color="auto" w:fill="D9D9D9" w:themeFill="background1" w:themeFillShade="D9"/>
+        </w:rPr>
+      </w:pPr>
+      <w:r>
+        <w:rPr>
+          <w:shd w:val="clear" w:color="auto" w:fill="D9D9D9" w:themeFill="background1" w:themeFillShade="D9"/>
+        </w:rPr>
+        <w:t>void loop() {</w:t>
+      </w:r>
+    </w:p>
+    <w:p>
+      <w:pPr>
+        <w:ind w:firstLineChars="100" w:firstLine="240"/>
+      </w:pPr>
+      <w:r>
+        <w:t>tm_di</w:t>
+      </w:r>
+      <w:r>
+        <w:t>splay</w:t>
+      </w:r>
+      <w:r>
+        <w:rPr>
+          <w:color w:val="FF0000"/>
+        </w:rPr>
+        <w:t xml:space="preserve"> </w:t>
+      </w:r>
+      <w:r>
+        <w:rPr>
+          <w:color w:val="FF0000"/>
+        </w:rPr>
+        <w:t>value_clk</w:t>
+      </w:r>
+      <w:r>
+        <w:rPr>
+          <w:color w:val="FF0000"/>
+        </w:rPr>
+        <w:t xml:space="preserve"> </w:t>
+      </w:r>
+      <w:r>
+        <w:rPr>
+          <w:color w:val="FF0000"/>
+        </w:rPr>
+        <w:t>value_dio</w:t>
+      </w:r>
+      <w:r>
+        <w:t>.s</w:t>
+      </w:r>
+      <w:r>
+        <w:t>howNumberDec(</w:t>
+      </w:r>
+      <w:r>
+        <w:rPr>
+          <w:color w:val="FF0000"/>
+        </w:rPr>
+        <w:t>num</w:t>
+      </w:r>
+      <w:r>
+        <w:t>,</w:t>
+      </w:r>
+      <w:r>
+        <w:rPr>
+          <w:color w:val="FF0000"/>
+        </w:rPr>
+        <w:t>false</w:t>
+      </w:r>
+      <w:r>
+        <w:t>);</w:t>
+      </w:r>
+    </w:p>
+    <w:p>
+      <w:pPr>
+        <w:ind w:firstLineChars="100" w:firstLine="240"/>
+      </w:pPr>
+      <w:r>
+        <w:rPr>
+          <w:noProof/>
+        </w:rPr>
+        <mc:AlternateContent>
+          <mc:Choice Requires="wps">
+            <w:drawing>
+              <wp:inline distT="0" distB="0" distL="0" distR="0" wp14:anchorId="4D56D133" wp14:editId="16A45EDB">
+                <wp:extent cx="5760720" cy="604520"/>
+                <wp:effectExtent l="0" t="0" r="11430" b="24130"/>
+                <wp:docPr id="38" name="文字方塊 38"/>
+                <wp:cNvGraphicFramePr/>
+                <a:graphic xmlns:a="http://schemas.openxmlformats.org/drawingml/2006/main">
+                  <a:graphicData uri="http://schemas.microsoft.com/office/word/2010/wordprocessingShape">
+                    <wps:wsp>
+                      <wps:cNvSpPr txBox="1"/>
+                      <wps:spPr>
+                        <a:xfrm>
+                          <a:off x="0" y="0"/>
+                          <a:ext cx="5760720" cy="604520"/>
+                        </a:xfrm>
+                        <a:prstGeom prst="rect">
+                          <a:avLst/>
+                        </a:prstGeom>
+                        <a:solidFill>
+                          <a:schemeClr val="lt1"/>
+                        </a:solidFill>
+                        <a:ln w="6350">
+                          <a:solidFill>
+                            <a:prstClr val="black"/>
+                          </a:solidFill>
+                        </a:ln>
+                      </wps:spPr>
+                      <wps:txbx>
+                        <w:txbxContent>
+                          <w:p>
+                            <w:r>
+                              <w:rPr>
+                                <w:color w:val="538135" w:themeColor="accent6" w:themeShade="BF"/>
+                              </w:rPr>
+                              <w:t>''</w:t>
+                            </w:r>
+                            <w:r>
+                              <w:t>tm_di</w:t>
+                            </w:r>
+                            <w:r>
+                              <w:t>splay</w:t>
+                            </w:r>
+                            <w:r>
+                              <w:rPr>
+                                <w:color w:val="538135" w:themeColor="accent6" w:themeShade="BF"/>
+                              </w:rPr>
+                              <w:t>'</w:t>
+                            </w:r>
+                            <w:r>
+                              <w:rPr>
+                                <w:color w:val="FF0000"/>
+                              </w:rPr>
+                              <w:t xml:space="preserve"> </w:t>
+                            </w:r>
+                            <w:r>
+                              <w:rPr>
+                                <w:rFonts w:hint="eastAsia"/>
+                              </w:rPr>
+                              <w:t>●</w:t>
+                            </w:r>
+                            <w:r>
+                              <w:rPr>
+                                <w:color w:val="FF0000"/>
+                              </w:rPr>
+                              <w:t>value_clk</w:t>
+                            </w:r>
+                            <w:r>
+                              <w:rPr>
+                                <w:color w:val="FF0000"/>
+                              </w:rPr>
+                              <w:t xml:space="preserve"> </w:t>
+                            </w:r>
+                            <w:r>
+                              <w:rPr>
+                                <w:rFonts w:hint="eastAsia"/>
+                              </w:rPr>
+                              <w:t>●</w:t>
+                            </w:r>
+                            <w:r>
+                              <w:rPr>
+                                <w:color w:val="FF0000"/>
+                              </w:rPr>
+                              <w:t>value_dio</w:t>
+                            </w:r>
+                            <w:r>
+                              <w:rPr>
+                                <w:rFonts w:hint="eastAsia"/>
+                              </w:rPr>
+                              <w:t>●</w:t>
+                            </w:r>
+                            <w:r>
+                              <w:rPr>
+                                <w:color w:val="538135" w:themeColor="accent6" w:themeShade="BF"/>
+                              </w:rPr>
+                              <w:t>'</w:t>
+                            </w:r>
+                            <w:r>
+                              <w:t>.s</w:t>
+                            </w:r>
+                            <w:r>
+                              <w:t>howNumberDec(</w:t>
+                            </w:r>
+                            <w:r>
+                              <w:rPr>
+                                <w:color w:val="538135" w:themeColor="accent6" w:themeShade="BF"/>
+                              </w:rPr>
+                              <w:t>'</w:t>
+                            </w:r>
+                            <w:r>
+                              <w:rPr>
+                                <w:rFonts w:hint="eastAsia"/>
+                              </w:rPr>
+                              <w:t>●</w:t>
+                            </w:r>
+                            <w:r>
+                              <w:rPr>
+                                <w:color w:val="FF0000"/>
+                              </w:rPr>
+                              <w:t>value_num</w:t>
+                            </w:r>
+                            <w:r>
+                              <w:rPr>
+                                <w:rFonts w:hint="eastAsia"/>
+                              </w:rPr>
+                              <w:t>●</w:t>
+                            </w:r>
+                            <w:r>
+                              <w:rPr>
+                                <w:color w:val="538135" w:themeColor="accent6" w:themeShade="BF"/>
+                              </w:rPr>
+                              <w:t>'</w:t>
+                            </w:r>
+                            <w:r>
+                              <w:t>,</w:t>
+                            </w:r>
+                            <w:r>
+                              <w:rPr>
+                                <w:color w:val="538135" w:themeColor="accent6" w:themeShade="BF"/>
+                              </w:rPr>
+                              <w:t xml:space="preserve"> </w:t>
+                            </w:r>
+                            <w:r>
+                              <w:rPr>
+                                <w:color w:val="538135" w:themeColor="accent6" w:themeShade="BF"/>
+                              </w:rPr>
+                              <w:t>'</w:t>
+                            </w:r>
+                            <w:r>
+                              <w:rPr>
+                                <w:color w:val="FF0000"/>
+                              </w:rPr>
+                              <w:t xml:space="preserve"> </w:t>
+                            </w:r>
+                            <w:r>
+                              <w:rPr>
+                                <w:rFonts w:hint="eastAsia"/>
+                              </w:rPr>
+                              <w:t>●</w:t>
+                            </w:r>
+                            <w:r>
+                              <w:rPr>
+                                <w:color w:val="FF0000"/>
+                              </w:rPr>
+                              <w:t>dropdown_leading_zero</w:t>
+                            </w:r>
+                            <w:r>
+                              <w:rPr>
+                                <w:rFonts w:hint="eastAsia"/>
+                              </w:rPr>
+                              <w:t>●</w:t>
+                            </w:r>
+                            <w:r>
+                              <w:rPr>
+                                <w:color w:val="538135" w:themeColor="accent6" w:themeShade="BF"/>
+                              </w:rPr>
+                              <w:t>'</w:t>
+                            </w:r>
+                            <w:r>
+                              <w:t>);</w:t>
+                            </w:r>
+                            <w:r>
+                              <w:rPr>
+                                <w:color w:val="538135" w:themeColor="accent6" w:themeShade="BF"/>
+                              </w:rPr>
+                              <w:t xml:space="preserve"> </w:t>
+                            </w:r>
+                            <w:r>
+                              <w:rPr>
+                                <w:color w:val="538135" w:themeColor="accent6" w:themeShade="BF"/>
+                              </w:rPr>
+                              <w:t>\n</w:t>
+                            </w:r>
+                            <w:r>
+                              <w:rPr>
+                                <w:color w:val="538135" w:themeColor="accent6" w:themeShade="BF"/>
+                              </w:rPr>
+                              <w:t xml:space="preserve"> </w:t>
+                            </w:r>
+                            <w:r>
+                              <w:rPr>
+                                <w:color w:val="538135" w:themeColor="accent6" w:themeShade="BF"/>
+                              </w:rPr>
+                              <w:t>'</w:t>
+                            </w:r>
+                          </w:p>
+                        </w:txbxContent>
+                      </wps:txbx>
+                      <wps:bodyPr rot="0" spcFirstLastPara="0" vertOverflow="overflow" horzOverflow="overflow" vert="horz" wrap="square" lIns="91440" tIns="45720" rIns="91440" bIns="45720" numCol="1" spcCol="0" rtlCol="0" fromWordArt="0" anchor="t" anchorCtr="0" forceAA="0" compatLnSpc="1">
+                        <a:prstTxWarp prst="textNoShape">
+                          <a:avLst/>
+                        </a:prstTxWarp>
+                        <a:noAutofit/>
+                      </wps:bodyPr>
+                    </wps:wsp>
+                  </a:graphicData>
+                </a:graphic>
+              </wp:inline>
+            </w:drawing>
+          </mc:Choice>
+          <mc:Fallback>
+            <w:pict>
+              <v:shape w14:anchorId="4D56D133" id="文字方塊 38" o:spid="_x0000_s1056" type="#_x0000_t202" style="width:453.6pt;height:47.6pt;visibility:visible;mso-wrap-style:square;mso-left-percent:-10001;mso-top-percent:-10001;mso-position-horizontal:absolute;mso-position-horizontal-relative:char;mso-position-vertical:absolute;mso-position-vertical-relative:line;mso-left-percent:-10001;mso-top-percent:-10001;v-text-anchor:top" o:gfxdata="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" fillcolor="white [3201]" strokeweight=".5pt">
+                <v:textbox>
+                  <w:txbxContent>
+                    <w:p>
+                      <w:r>
+                        <w:rPr>
+                          <w:color w:val="538135" w:themeColor="accent6" w:themeShade="BF"/>
+                        </w:rPr>
+                        <w:t>''</w:t>
+                      </w:r>
+                      <w:r>
+                        <w:t>tm_di</w:t>
+                      </w:r>
+                      <w:r>
+                        <w:t>splay</w:t>
+                      </w:r>
+                      <w:r>
+                        <w:rPr>
+                          <w:color w:val="538135" w:themeColor="accent6" w:themeShade="BF"/>
+                        </w:rPr>
+                        <w:t>'</w:t>
+                      </w:r>
+                      <w:r>
+                        <w:rPr>
+                          <w:color w:val="FF0000"/>
+                        </w:rPr>
+                        <w:t xml:space="preserve"> </w:t>
+                      </w:r>
+                      <w:r>
+                        <w:rPr>
+                          <w:rFonts w:hint="eastAsia"/>
+                        </w:rPr>
+                        <w:t>●</w:t>
+                      </w:r>
+                      <w:r>
+                        <w:rPr>
+                          <w:color w:val="FF0000"/>
+                        </w:rPr>
+                        <w:t>value_clk</w:t>
+                      </w:r>
+                      <w:r>
+                        <w:rPr>
+                          <w:color w:val="FF0000"/>
+                        </w:rPr>
+                        <w:t xml:space="preserve"> </w:t>
+                      </w:r>
+                      <w:r>
+                        <w:rPr>
+                          <w:rFonts w:hint="eastAsia"/>
+                        </w:rPr>
+                        <w:t>●</w:t>
+                      </w:r>
+                      <w:r>
+                        <w:rPr>
+                          <w:color w:val="FF0000"/>
+                        </w:rPr>
+                        <w:t>value_dio</w:t>
+                      </w:r>
+                      <w:r>
+                        <w:rPr>
+                          <w:rFonts w:hint="eastAsia"/>
+                        </w:rPr>
+                        <w:t>●</w:t>
+                      </w:r>
+                      <w:r>
+                        <w:rPr>
+                          <w:color w:val="538135" w:themeColor="accent6" w:themeShade="BF"/>
+                        </w:rPr>
+                        <w:t>'</w:t>
+                      </w:r>
+                      <w:r>
+                        <w:t>.s</w:t>
+                      </w:r>
+                      <w:r>
+                        <w:t>howNumberDec(</w:t>
+                      </w:r>
+                      <w:r>
+                        <w:rPr>
+                          <w:color w:val="538135" w:themeColor="accent6" w:themeShade="BF"/>
+                        </w:rPr>
+                        <w:t>'</w:t>
+                      </w:r>
+                      <w:r>
+                        <w:rPr>
+                          <w:rFonts w:hint="eastAsia"/>
+                        </w:rPr>
+                        <w:t>●</w:t>
+                      </w:r>
+                      <w:r>
+                        <w:rPr>
+                          <w:color w:val="FF0000"/>
+                        </w:rPr>
+                        <w:t>value_num</w:t>
+                      </w:r>
+                      <w:r>
+                        <w:rPr>
+                          <w:rFonts w:hint="eastAsia"/>
+                        </w:rPr>
+                        <w:t>●</w:t>
+                      </w:r>
+                      <w:r>
+                        <w:rPr>
+                          <w:color w:val="538135" w:themeColor="accent6" w:themeShade="BF"/>
+                        </w:rPr>
+                        <w:t>'</w:t>
+                      </w:r>
+                      <w:r>
+                        <w:t>,</w:t>
+                      </w:r>
+                      <w:r>
+                        <w:rPr>
+                          <w:color w:val="538135" w:themeColor="accent6" w:themeShade="BF"/>
+                        </w:rPr>
+                        <w:t xml:space="preserve"> </w:t>
+                      </w:r>
+                      <w:r>
+                        <w:rPr>
+                          <w:color w:val="538135" w:themeColor="accent6" w:themeShade="BF"/>
+                        </w:rPr>
+                        <w:t>'</w:t>
+                      </w:r>
+                      <w:r>
+                        <w:rPr>
+                          <w:color w:val="FF0000"/>
+                        </w:rPr>
+                        <w:t xml:space="preserve"> </w:t>
+                      </w:r>
+                      <w:r>
+                        <w:rPr>
+                          <w:rFonts w:hint="eastAsia"/>
+                        </w:rPr>
+                        <w:t>●</w:t>
+                      </w:r>
+                      <w:r>
+                        <w:rPr>
+                          <w:color w:val="FF0000"/>
+                        </w:rPr>
+                        <w:t>dropdown_leading_zero</w:t>
+                      </w:r>
+                      <w:r>
+                        <w:rPr>
+                          <w:rFonts w:hint="eastAsia"/>
+                        </w:rPr>
+                        <w:t>●</w:t>
+                      </w:r>
+                      <w:r>
+                        <w:rPr>
+                          <w:color w:val="538135" w:themeColor="accent6" w:themeShade="BF"/>
+                        </w:rPr>
+                        <w:t>'</w:t>
+                      </w:r>
+                      <w:r>
+                        <w:t>);</w:t>
+                      </w:r>
+                      <w:r>
+                        <w:rPr>
+                          <w:color w:val="538135" w:themeColor="accent6" w:themeShade="BF"/>
+                        </w:rPr>
+                        <w:t xml:space="preserve"> </w:t>
+                      </w:r>
+                      <w:r>
+                        <w:rPr>
+                          <w:color w:val="538135" w:themeColor="accent6" w:themeShade="BF"/>
+                        </w:rPr>
+                        <w:t>\n</w:t>
+                      </w:r>
+                      <w:r>
+                        <w:rPr>
+                          <w:color w:val="538135" w:themeColor="accent6" w:themeShade="BF"/>
+                        </w:rPr>
+                        <w:t xml:space="preserve"> </w:t>
+                      </w:r>
+                      <w:r>
+                        <w:rPr>
+                          <w:color w:val="538135" w:themeColor="accent6" w:themeShade="BF"/>
+                        </w:rPr>
+                        <w:t>'</w:t>
+                      </w:r>
+                    </w:p>
+                  </w:txbxContent>
+                </v:textbox>
+                <w10:anchorlock/>
+              </v:shape>
+            </w:pict>
+          </mc:Fallback>
+        </mc:AlternateContent>
+      </w:r>
+    </w:p>
+    <w:p>
+      <w:pPr>
+        <w:ind w:firstLineChars="100" w:firstLine="240"/>
+      </w:pPr>
+      <w:r>
+        <w:rPr>
+          <w:noProof/>
+          <w:color w:val="70AD47" w:themeColor="accent6"/>
+        </w:rPr>
+        <mc:AlternateContent>
+          <mc:Choice Requires="wps">
+            <w:drawing>
+              <wp:inline distT="0" distB="0" distL="0" distR="0" wp14:anchorId="3AD7BC6B" wp14:editId="01642BF1">
                 <wp:extent cx="4424680" cy="421640"/>
                 <wp:effectExtent l="0" t="0" r="13970" b="16510"/>
-                <wp:docPr id="30" name="圓角矩形 4"/>
+                <wp:docPr id="39" name="圓角矩形 4"/>
                 <wp:cNvGraphicFramePr/>
                 <a:graphic xmlns:a="http://schemas.openxmlformats.org/drawingml/2006/main">
                   <a:graphicData uri="http://schemas.microsoft.com/office/word/2010/wordprocessingShape">
@@ -10325,7 +13440,7 @@
           </mc:Choice>
           <mc:Fallback>
             <w:pict>
-              <v:shape w14:anchorId="59215BE8" id="_x0000_s1052" style="width:348.4pt;height:33.2pt;visibility:visible;mso-wrap-style:square;mso-left-percent:-10001;mso-top-percent:-10001;mso-position-horizontal:absolute;mso-position-horizontal-relative:char;mso-position-vertical:absolute;mso-position-vertical-relative:line;mso-left-percent:-10001;mso-top-percent:-10001;v-text-anchor:middle" coordsize="4424680,421640" o:spt="100" o:gfxdata="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" adj="-11796480,,5400" path="m,60115c,26914,26914,,60115,v96802,,147883,121920,290405,l4364565,v33201,,60115,26914,60115,60115l4424680,300565v,33201,-26914,60115,-60115,60115l330200,360680v-191628,137160,-180057,,-270085,c26914,360680,,333766,,300565l,60115xe" fillcolor="#5b9bd5 [3204]" strokecolor="#1f4d78 [1604]" strokeweight="1pt">
+              <v:shape w14:anchorId="3AD7BC6B" id="_x0000_s1057" style="width:348.4pt;height:33.2pt;visibility:visible;mso-wrap-style:square;mso-left-percent:-10001;mso-top-percent:-10001;mso-position-horizontal:absolute;mso-position-horizontal-relative:char;mso-position-vertical:absolute;mso-position-vertical-relative:line;mso-left-percent:-10001;mso-top-percent:-10001;v-text-anchor:middle" coordsize="4424680,421640" o:spt="100" o:gfxdata="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" adj="-11796480,,5400" path="m,60115c,26914,26914,,60115,v96802,,147883,121920,290405,l4364565,v33201,,60115,26914,60115,60115l4424680,300565v,33201,-26914,60115,-60115,60115l330200,360680v-191628,137160,-180057,,-270085,c26914,360680,,333766,,300565l,60115xe" fillcolor="#5b9bd5 [3204]" strokecolor="#1f4d78 [1604]" strokeweight="1pt">
                 <v:stroke joinstyle="miter"/>
                 <v:formulas/>
                 <v:path arrowok="t" o:connecttype="custom" o:connectlocs="0,60115;60115,0;350520,0;4364565,0;4424680,60115;4424680,300565;4364565,360680;330200,360680;60115,360680;0,300565;0,60115" o:connectangles="0,0,0,0,0,0,0,0,0,0,0" textboxrect="0,0,4424680,421640"/>
@@ -10466,6 +13581,44 @@
     </w:sectPr>
   </w:body>
 </w:document>
+</file>
+
+<file path=word/endnotes.xml><?xml version="1.0" encoding="utf-8"?>
+<w:endnotes xmlns:wpc="http://schemas.microsoft.com/office/word/2010/wordprocessingCanvas" xmlns:cx="http://schemas.microsoft.com/office/drawing/2014/chartex" xmlns:mc="http://schemas.openxmlformats.org/markup-compatibility/2006" xmlns:o="urn:schemas-microsoft-com:office:office" xmlns:r="http://schemas.openxmlformats.org/officeDocument/2006/relationships" xmlns:m="http://schemas.openxmlformats.org/officeDocument/2006/math" xmlns:v="urn:schemas-microsoft-com:vml" xmlns:wp14="http://schemas.microsoft.com/office/word/2010/wordprocessingDrawing" xmlns:wp="http://schemas.openxmlformats.org/drawingml/2006/wordprocessingDrawing" xmlns:w10="urn:schemas-microsoft-com:office:word" xmlns:w="http://schemas.openxmlformats.org/wordprocessingml/2006/main" xmlns:w14="http://schemas.microsoft.com/office/word/2010/wordml" xmlns:w15="http://schemas.microsoft.com/office/word/2012/wordml" xmlns:w16se="http://schemas.microsoft.com/office/word/2015/wordml/symex" xmlns:wpg="http://schemas.microsoft.com/office/word/2010/wordprocessingGroup" xmlns:wpi="http://schemas.microsoft.com/office/word/2010/wordprocessingInk" xmlns:wne="http://schemas.microsoft.com/office/word/2006/wordml" xmlns:wps="http://schemas.microsoft.com/office/word/2010/wordprocessingShape" mc:Ignorable="w14 w15 w16se wp14">
+  <w:endnote w:type="separator" w:id="-1">
+    <w:p>
+      <w:r>
+        <w:separator/>
+      </w:r>
+    </w:p>
+  </w:endnote>
+  <w:endnote w:type="continuationSeparator" w:id="0">
+    <w:p>
+      <w:r>
+        <w:continuationSeparator/>
+      </w:r>
+    </w:p>
+  </w:endnote>
+</w:endnotes>
+</file>
+
+<file path=word/footnotes.xml><?xml version="1.0" encoding="utf-8"?>
+<w:footnotes xmlns:wpc="http://schemas.microsoft.com/office/word/2010/wordprocessingCanvas" xmlns:cx="http://schemas.microsoft.com/office/drawing/2014/chartex" xmlns:mc="http://schemas.openxmlformats.org/markup-compatibility/2006" xmlns:o="urn:schemas-microsoft-com:office:office" xmlns:r="http://schemas.openxmlformats.org/officeDocument/2006/relationships" xmlns:m="http://schemas.openxmlformats.org/officeDocument/2006/math" xmlns:v="urn:schemas-microsoft-com:vml" xmlns:wp14="http://schemas.microsoft.com/office/word/2010/wordprocessingDrawing" xmlns:wp="http://schemas.openxmlformats.org/drawingml/2006/wordprocessingDrawing" xmlns:w10="urn:schemas-microsoft-com:office:word" xmlns:w="http://schemas.openxmlformats.org/wordprocessingml/2006/main" xmlns:w14="http://schemas.microsoft.com/office/word/2010/wordml" xmlns:w15="http://schemas.microsoft.com/office/word/2012/wordml" xmlns:w16se="http://schemas.microsoft.com/office/word/2015/wordml/symex" xmlns:wpg="http://schemas.microsoft.com/office/word/2010/wordprocessingGroup" xmlns:wpi="http://schemas.microsoft.com/office/word/2010/wordprocessingInk" xmlns:wne="http://schemas.microsoft.com/office/word/2006/wordml" xmlns:wps="http://schemas.microsoft.com/office/word/2010/wordprocessingShape" mc:Ignorable="w14 w15 w16se wp14">
+  <w:footnote w:type="separator" w:id="-1">
+    <w:p>
+      <w:r>
+        <w:separator/>
+      </w:r>
+    </w:p>
+  </w:footnote>
+  <w:footnote w:type="continuationSeparator" w:id="0">
+    <w:p>
+      <w:r>
+        <w:continuationSeparator/>
+      </w:r>
+    </w:p>
+  </w:footnote>
+</w:footnotes>
 </file>
 
 <file path=word/styles.xml><?xml version="1.0" encoding="utf-8"?>
@@ -10906,6 +14059,66 @@
       </w:tblBorders>
     </w:tblPr>
   </w:style>
+  <w:style w:type="paragraph" w:styleId="a4">
+    <w:name w:val="header"/>
+    <w:basedOn w:val="a"/>
+    <w:link w:val="a5"/>
+    <w:uiPriority w:val="99"/>
+    <w:unhideWhenUsed/>
+    <w:rsid w:val="00BD1EC2"/>
+    <w:pPr>
+      <w:tabs>
+        <w:tab w:val="center" w:pos="4153"/>
+        <w:tab w:val="right" w:pos="8306"/>
+      </w:tabs>
+      <w:snapToGrid w:val="0"/>
+    </w:pPr>
+    <w:rPr>
+      <w:sz w:val="20"/>
+      <w:szCs w:val="20"/>
+    </w:rPr>
+  </w:style>
+  <w:style w:type="character" w:customStyle="1" w:styleId="a5">
+    <w:name w:val="頁首 字元"/>
+    <w:basedOn w:val="a0"/>
+    <w:link w:val="a4"/>
+    <w:uiPriority w:val="99"/>
+    <w:rsid w:val="00BD1EC2"/>
+    <w:rPr>
+      <w:sz w:val="20"/>
+      <w:szCs w:val="20"/>
+    </w:rPr>
+  </w:style>
+  <w:style w:type="paragraph" w:styleId="a6">
+    <w:name w:val="footer"/>
+    <w:basedOn w:val="a"/>
+    <w:link w:val="a7"/>
+    <w:uiPriority w:val="99"/>
+    <w:unhideWhenUsed/>
+    <w:rsid w:val="00BD1EC2"/>
+    <w:pPr>
+      <w:tabs>
+        <w:tab w:val="center" w:pos="4153"/>
+        <w:tab w:val="right" w:pos="8306"/>
+      </w:tabs>
+      <w:snapToGrid w:val="0"/>
+    </w:pPr>
+    <w:rPr>
+      <w:sz w:val="20"/>
+      <w:szCs w:val="20"/>
+    </w:rPr>
+  </w:style>
+  <w:style w:type="character" w:customStyle="1" w:styleId="a7">
+    <w:name w:val="頁尾 字元"/>
+    <w:basedOn w:val="a0"/>
+    <w:link w:val="a6"/>
+    <w:uiPriority w:val="99"/>
+    <w:rsid w:val="00BD1EC2"/>
+    <w:rPr>
+      <w:sz w:val="20"/>
+      <w:szCs w:val="20"/>
+    </w:rPr>
+  </w:style>
 </w:styles>
 </file>
 

--- a/tools/myCustomBlockly/製作積木教學/自訂積木規劃.docx
+++ b/tools/myCustomBlockly/製作積木教學/自訂積木規劃.docx
@@ -10361,9 +10361,6 @@
     <w:p>
       <w:pPr>
         <w:ind w:firstLineChars="100" w:firstLine="240"/>
-        <w:rPr>
-          <w:rFonts w:hint="eastAsia"/>
-        </w:rPr>
       </w:pPr>
       <w:r>
         <w:t>go(</w:t>
@@ -10448,8 +10445,6 @@
                               </w:rPr>
                               <w:t>'</w:t>
                             </w:r>
-                            <w:bookmarkStart w:id="0" w:name="_GoBack"/>
-                            <w:bookmarkEnd w:id="0"/>
                             <w:r>
                               <w:rPr>
                                 <w:sz w:val="22"/>
@@ -10632,13 +10627,7 @@
                               <w:rPr>
                                 <w:sz w:val="22"/>
                               </w:rPr>
-                              <w:t xml:space="preserve"> </w:t>
-                            </w:r>
-                            <w:r>
-                              <w:rPr>
-                                <w:sz w:val="22"/>
-                              </w:rPr>
-                              <w:t>\n '</w:t>
+                              <w:t xml:space="preserve"> \n '</w:t>
                             </w:r>
                           </w:p>
                           <w:p/>
@@ -10674,8 +10663,6 @@
                         </w:rPr>
                         <w:t>'</w:t>
                       </w:r>
-                      <w:bookmarkStart w:id="1" w:name="_GoBack"/>
-                      <w:bookmarkEnd w:id="1"/>
                       <w:r>
                         <w:rPr>
                           <w:sz w:val="22"/>
@@ -10858,13 +10845,7 @@
                         <w:rPr>
                           <w:sz w:val="22"/>
                         </w:rPr>
-                        <w:t xml:space="preserve"> </w:t>
-                      </w:r>
-                      <w:r>
-                        <w:rPr>
-                          <w:sz w:val="22"/>
-                        </w:rPr>
-                        <w:t>\n '</w:t>
+                        <w:t xml:space="preserve"> \n '</w:t>
                       </w:r>
                     </w:p>
                     <w:p/>
@@ -11584,36 +11565,36 @@
     <w:p>
       <w:pPr>
         <w:rPr>
-          <w:color w:val="C45911" w:themeColor="accent2" w:themeShade="BF"/>
-        </w:rPr>
-      </w:pPr>
-      <w:r>
-        <w:rPr>
           <w:rFonts w:hint="eastAsia"/>
           <w:color w:val="C45911" w:themeColor="accent2" w:themeShade="BF"/>
         </w:rPr>
+      </w:pPr>
+      <w:r>
+        <w:rPr>
+          <w:color w:val="C45911" w:themeColor="accent2" w:themeShade="BF"/>
+        </w:rPr>
         <w:lastRenderedPageBreak/>
-        <w:t>(</w:t>
+        <w:t>J</w:t>
       </w:r>
       <w:r>
         <w:rPr>
           <w:rFonts w:hint="eastAsia"/>
           <w:color w:val="C45911" w:themeColor="accent2" w:themeShade="BF"/>
         </w:rPr>
-        <w:t>空</w:t>
-      </w:r>
-      <w:r>
-        <w:rPr>
-          <w:color w:val="C45911" w:themeColor="accent2" w:themeShade="BF"/>
-        </w:rPr>
-        <w:t>白</w:t>
+        <w:t>oystick</w:t>
       </w:r>
       <w:r>
         <w:rPr>
           <w:rFonts w:hint="eastAsia"/>
           <w:color w:val="C45911" w:themeColor="accent2" w:themeShade="BF"/>
         </w:rPr>
-        <w:t>)</w:t>
+        <w:t>搖</w:t>
+      </w:r>
+      <w:r>
+        <w:rPr>
+          <w:color w:val="C45911" w:themeColor="accent2" w:themeShade="BF"/>
+        </w:rPr>
+        <w:t>桿</w:t>
       </w:r>
     </w:p>
     <w:p>
@@ -11658,6 +11639,12 @@
                       <wps:txbx>
                         <w:txbxContent>
                           <w:p>
+                            <w:pPr>
+                              <w:rPr>
+                                <w:rFonts w:hint="eastAsia"/>
+                                <w:color w:val="FF0000"/>
+                              </w:rPr>
+                            </w:pPr>
                             <w:r>
                               <w:rPr>
                                 <w:rFonts w:hint="eastAsia"/>
@@ -11666,6 +11653,71 @@
                             </w:r>
                             <w:r>
                               <w:t>數：</w:t>
+                            </w:r>
+                            <w:r>
+                              <w:rPr>
+                                <w:rFonts w:hint="eastAsia"/>
+                                <w:color w:val="FF0000"/>
+                              </w:rPr>
+                              <w:t>value_x</w:t>
+                            </w:r>
+                            <w:r>
+                              <w:rPr>
+                                <w:color w:val="FF0000"/>
+                              </w:rPr>
+                              <w:t>Pin</w:t>
+                            </w:r>
+                            <w:r>
+                              <w:rPr>
+                                <w:rFonts w:hint="eastAsia"/>
+                                <w:color w:val="FF0000"/>
+                              </w:rPr>
+                              <w:t>、</w:t>
+                            </w:r>
+                            <w:r>
+                              <w:rPr>
+                                <w:rFonts w:hint="eastAsia"/>
+                                <w:color w:val="FF0000"/>
+                              </w:rPr>
+                              <w:t>value_y</w:t>
+                            </w:r>
+                            <w:r>
+                              <w:rPr>
+                                <w:color w:val="FF0000"/>
+                              </w:rPr>
+                              <w:t>Pin</w:t>
+                            </w:r>
+                            <w:r>
+                              <w:rPr>
+                                <w:color w:val="FF0000"/>
+                              </w:rPr>
+                              <w:t>、</w:t>
+                            </w:r>
+                            <w:r>
+                              <w:rPr>
+                                <w:rFonts w:hint="eastAsia"/>
+                                <w:color w:val="FF0000"/>
+                              </w:rPr>
+                              <w:t>value_sw</w:t>
+                            </w:r>
+                            <w:r>
+                              <w:rPr>
+                                <w:color w:val="FF0000"/>
+                              </w:rPr>
+                              <w:t>Pin</w:t>
+                            </w:r>
+                            <w:r>
+                              <w:rPr>
+                                <w:color w:val="FF0000"/>
+                              </w:rPr>
+                              <w:t>、</w:t>
+                            </w:r>
+                            <w:r>
+                              <w:rPr>
+                                <w:rFonts w:hint="eastAsia"/>
+                                <w:color w:val="FF0000"/>
+                              </w:rPr>
+                              <w:t>value_direct</w:t>
                             </w:r>
                           </w:p>
                         </w:txbxContent>
@@ -11688,6 +11740,12 @@
                 <v:textbox>
                   <w:txbxContent>
                     <w:p>
+                      <w:pPr>
+                        <w:rPr>
+                          <w:rFonts w:hint="eastAsia"/>
+                          <w:color w:val="FF0000"/>
+                        </w:rPr>
+                      </w:pPr>
                       <w:r>
                         <w:rPr>
                           <w:rFonts w:hint="eastAsia"/>
@@ -11696,6 +11754,71 @@
                       </w:r>
                       <w:r>
                         <w:t>數：</w:t>
+                      </w:r>
+                      <w:r>
+                        <w:rPr>
+                          <w:rFonts w:hint="eastAsia"/>
+                          <w:color w:val="FF0000"/>
+                        </w:rPr>
+                        <w:t>value_x</w:t>
+                      </w:r>
+                      <w:r>
+                        <w:rPr>
+                          <w:color w:val="FF0000"/>
+                        </w:rPr>
+                        <w:t>Pin</w:t>
+                      </w:r>
+                      <w:r>
+                        <w:rPr>
+                          <w:rFonts w:hint="eastAsia"/>
+                          <w:color w:val="FF0000"/>
+                        </w:rPr>
+                        <w:t>、</w:t>
+                      </w:r>
+                      <w:r>
+                        <w:rPr>
+                          <w:rFonts w:hint="eastAsia"/>
+                          <w:color w:val="FF0000"/>
+                        </w:rPr>
+                        <w:t>value_y</w:t>
+                      </w:r>
+                      <w:r>
+                        <w:rPr>
+                          <w:color w:val="FF0000"/>
+                        </w:rPr>
+                        <w:t>Pin</w:t>
+                      </w:r>
+                      <w:r>
+                        <w:rPr>
+                          <w:color w:val="FF0000"/>
+                        </w:rPr>
+                        <w:t>、</w:t>
+                      </w:r>
+                      <w:r>
+                        <w:rPr>
+                          <w:rFonts w:hint="eastAsia"/>
+                          <w:color w:val="FF0000"/>
+                        </w:rPr>
+                        <w:t>value_sw</w:t>
+                      </w:r>
+                      <w:r>
+                        <w:rPr>
+                          <w:color w:val="FF0000"/>
+                        </w:rPr>
+                        <w:t>Pin</w:t>
+                      </w:r>
+                      <w:r>
+                        <w:rPr>
+                          <w:color w:val="FF0000"/>
+                        </w:rPr>
+                        <w:t>、</w:t>
+                      </w:r>
+                      <w:r>
+                        <w:rPr>
+                          <w:rFonts w:hint="eastAsia"/>
+                          <w:color w:val="FF0000"/>
+                        </w:rPr>
+                        <w:t>value_direct</w:t>
                       </w:r>
                     </w:p>
                   </w:txbxContent>
@@ -11713,12 +11836,6 @@
           <w:color w:val="C45911" w:themeColor="accent2" w:themeShade="BF"/>
         </w:rPr>
       </w:pPr>
-      <w:r>
-        <w:rPr>
-          <w:color w:val="C45911" w:themeColor="accent2" w:themeShade="BF"/>
-        </w:rPr>
-        <w:t>#include &lt;.h&gt;</w:t>
-      </w:r>
     </w:p>
     <w:p>
       <w:pPr>
@@ -11733,66 +11850,6 @@
           <w:color w:val="538135" w:themeColor="accent6" w:themeShade="BF"/>
         </w:rPr>
       </w:pPr>
-      <w:r>
-        <w:rPr>
-          <w:color w:val="538135" w:themeColor="accent6" w:themeShade="BF"/>
-        </w:rPr>
-        <w:t xml:space="preserve">TM1637Display </w:t>
-      </w:r>
-      <w:r>
-        <w:rPr>
-          <w:color w:val="538135" w:themeColor="accent6" w:themeShade="BF"/>
-        </w:rPr>
-        <w:t>tm_</w:t>
-      </w:r>
-      <w:r>
-        <w:rPr>
-          <w:color w:val="538135" w:themeColor="accent6" w:themeShade="BF"/>
-        </w:rPr>
-        <w:t>display</w:t>
-      </w:r>
-      <w:r>
-        <w:rPr>
-          <w:color w:val="FF0000"/>
-        </w:rPr>
-        <w:t>23</w:t>
-      </w:r>
-      <w:r>
-        <w:rPr>
-          <w:color w:val="538135" w:themeColor="accent6" w:themeShade="BF"/>
-        </w:rPr>
-        <w:t>(</w:t>
-      </w:r>
-      <w:r>
-        <w:rPr>
-          <w:color w:val="FF0000"/>
-        </w:rPr>
-        <w:t>2</w:t>
-      </w:r>
-      <w:r>
-        <w:rPr>
-          <w:color w:val="538135" w:themeColor="accent6" w:themeShade="BF"/>
-        </w:rPr>
-        <w:t>,</w:t>
-      </w:r>
-      <w:r>
-        <w:rPr>
-          <w:color w:val="C45911" w:themeColor="accent2" w:themeShade="BF"/>
-        </w:rPr>
-        <w:t xml:space="preserve"> </w:t>
-      </w:r>
-      <w:r>
-        <w:rPr>
-          <w:color w:val="FF0000"/>
-        </w:rPr>
-        <w:t>3</w:t>
-      </w:r>
-      <w:r>
-        <w:rPr>
-          <w:color w:val="538135" w:themeColor="accent6" w:themeShade="BF"/>
-        </w:rPr>
-        <w:t>);</w:t>
-      </w:r>
     </w:p>
     <w:p>
       <w:pPr>
@@ -11835,173 +11892,7 @@
                       </wps:spPr>
                       <wps:txbx>
                         <w:txbxContent>
-                          <w:p>
-                            <w:r>
-                              <w:rPr>
-                                <w:color w:val="538135" w:themeColor="accent6" w:themeShade="BF"/>
-                              </w:rPr>
-                              <w:t>''</w:t>
-                            </w:r>
-                            <w:r>
-                              <w:rPr>
-                                <w:color w:val="538135" w:themeColor="accent6" w:themeShade="BF"/>
-                              </w:rPr>
-                              <w:t xml:space="preserve">TM1637Display </w:t>
-                            </w:r>
-                            <w:r>
-                              <w:rPr>
-                                <w:color w:val="538135" w:themeColor="accent6" w:themeShade="BF"/>
-                              </w:rPr>
-                              <w:t>tm_</w:t>
-                            </w:r>
-                            <w:r>
-                              <w:rPr>
-                                <w:color w:val="538135" w:themeColor="accent6" w:themeShade="BF"/>
-                              </w:rPr>
-                              <w:t>display</w:t>
-                            </w:r>
-                            <w:r>
-                              <w:rPr>
-                                <w:color w:val="538135" w:themeColor="accent6" w:themeShade="BF"/>
-                              </w:rPr>
-                              <w:t>'</w:t>
-                            </w:r>
-                            <w:r>
-                              <w:t xml:space="preserve"> </w:t>
-                            </w:r>
-                            <w:r>
-                              <w:rPr>
-                                <w:rFonts w:hint="eastAsia"/>
-                              </w:rPr>
-                              <w:t>●</w:t>
-                            </w:r>
-                            <w:r>
-                              <w:rPr>
-                                <w:color w:val="FF0000"/>
-                              </w:rPr>
-                              <w:t xml:space="preserve">value_clk </w:t>
-                            </w:r>
-                            <w:r>
-                              <w:rPr>
-                                <w:rFonts w:hint="eastAsia"/>
-                              </w:rPr>
-                              <w:t>●</w:t>
-                            </w:r>
-                            <w:r>
-                              <w:rPr>
-                                <w:color w:val="FF0000"/>
-                              </w:rPr>
-                              <w:t>value_dio</w:t>
-                            </w:r>
-                            <w:r>
-                              <w:rPr>
-                                <w:rFonts w:hint="eastAsia"/>
-                              </w:rPr>
-                              <w:t>●</w:t>
-                            </w:r>
-                            <w:r>
-                              <w:rPr>
-                                <w:color w:val="538135" w:themeColor="accent6" w:themeShade="BF"/>
-                              </w:rPr>
-                              <w:t>'</w:t>
-                            </w:r>
-                            <w:r>
-                              <w:rPr>
-                                <w:color w:val="538135" w:themeColor="accent6" w:themeShade="BF"/>
-                              </w:rPr>
-                              <w:t>(</w:t>
-                            </w:r>
-                            <w:r>
-                              <w:rPr>
-                                <w:color w:val="538135" w:themeColor="accent6" w:themeShade="BF"/>
-                              </w:rPr>
-                              <w:t>'</w:t>
-                            </w:r>
-                            <w:r>
-                              <w:rPr>
-                                <w:rFonts w:hint="eastAsia"/>
-                              </w:rPr>
-                              <w:t>●</w:t>
-                            </w:r>
-                            <w:r>
-                              <w:rPr>
-                                <w:color w:val="FF0000"/>
-                              </w:rPr>
-                              <w:t>value_clk</w:t>
-                            </w:r>
-                            <w:r>
-                              <w:rPr>
-                                <w:rFonts w:hint="eastAsia"/>
-                              </w:rPr>
-                              <w:t>●</w:t>
-                            </w:r>
-                            <w:r>
-                              <w:t>'</w:t>
-                            </w:r>
-                            <w:r>
-                              <w:rPr>
-                                <w:color w:val="538135" w:themeColor="accent6" w:themeShade="BF"/>
-                              </w:rPr>
-                              <w:t>,</w:t>
-                            </w:r>
-                            <w:r>
-                              <w:t xml:space="preserve"> </w:t>
-                            </w:r>
-                            <w:r>
-                              <w:rPr>
-                                <w:color w:val="538135" w:themeColor="accent6" w:themeShade="BF"/>
-                              </w:rPr>
-                              <w:t>'</w:t>
-                            </w:r>
-                            <w:r>
-                              <w:rPr>
-                                <w:rFonts w:hint="eastAsia"/>
-                              </w:rPr>
-                              <w:t xml:space="preserve"> </w:t>
-                            </w:r>
-                            <w:r>
-                              <w:rPr>
-                                <w:rFonts w:hint="eastAsia"/>
-                              </w:rPr>
-                              <w:t>●</w:t>
-                            </w:r>
-                            <w:r>
-                              <w:rPr>
-                                <w:color w:val="C45911" w:themeColor="accent2" w:themeShade="BF"/>
-                              </w:rPr>
-                              <w:t xml:space="preserve"> </w:t>
-                            </w:r>
-                            <w:r>
-                              <w:rPr>
-                                <w:color w:val="FF0000"/>
-                              </w:rPr>
-                              <w:t>value_dio</w:t>
-                            </w:r>
-                            <w:r>
-                              <w:rPr>
-                                <w:rFonts w:hint="eastAsia"/>
-                              </w:rPr>
-                              <w:t>●</w:t>
-                            </w:r>
-                            <w:r>
-                              <w:t>'</w:t>
-                            </w:r>
-                            <w:r>
-                              <w:rPr>
-                                <w:color w:val="538135" w:themeColor="accent6" w:themeShade="BF"/>
-                              </w:rPr>
-                              <w:t>);</w:t>
-                            </w:r>
-                            <w:r>
-                              <w:t xml:space="preserve"> </w:t>
-                            </w:r>
-                            <w:r>
-                              <w:rPr>
-                                <w:color w:val="538135" w:themeColor="accent6" w:themeShade="BF"/>
-                              </w:rPr>
-                              <w:t>'</w:t>
-                            </w:r>
-                          </w:p>
+                          <w:p/>
                         </w:txbxContent>
                       </wps:txbx>
                       <wps:bodyPr rot="0" spcFirstLastPara="0" vertOverflow="overflow" horzOverflow="overflow" vert="horz" wrap="square" lIns="91440" tIns="45720" rIns="91440" bIns="45720" numCol="1" spcCol="0" rtlCol="0" fromWordArt="0" anchor="t" anchorCtr="0" forceAA="0" compatLnSpc="1">
@@ -12021,173 +11912,7 @@
               <v:shape w14:anchorId="114E985B" id="文字方塊 36" o:spid="_x0000_s1054" type="#_x0000_t202" style="width:467.2pt;height:46.4pt;visibility:visible;mso-wrap-style:square;mso-left-percent:-10001;mso-top-percent:-10001;mso-position-horizontal:absolute;mso-position-horizontal-relative:char;mso-position-vertical:absolute;mso-position-vertical-relative:line;mso-left-percent:-10001;mso-top-percent:-10001;v-text-anchor:top" o:gfxdata="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" fillcolor="white [3201]" strokeweight=".5pt">
                 <v:textbox>
                   <w:txbxContent>
-                    <w:p>
-                      <w:r>
-                        <w:rPr>
-                          <w:color w:val="538135" w:themeColor="accent6" w:themeShade="BF"/>
-                        </w:rPr>
-                        <w:t>''</w:t>
-                      </w:r>
-                      <w:r>
-                        <w:rPr>
-                          <w:color w:val="538135" w:themeColor="accent6" w:themeShade="BF"/>
-                        </w:rPr>
-                        <w:t xml:space="preserve">TM1637Display </w:t>
-                      </w:r>
-                      <w:r>
-                        <w:rPr>
-                          <w:color w:val="538135" w:themeColor="accent6" w:themeShade="BF"/>
-                        </w:rPr>
-                        <w:t>tm_</w:t>
-                      </w:r>
-                      <w:r>
-                        <w:rPr>
-                          <w:color w:val="538135" w:themeColor="accent6" w:themeShade="BF"/>
-                        </w:rPr>
-                        <w:t>display</w:t>
-                      </w:r>
-                      <w:r>
-                        <w:rPr>
-                          <w:color w:val="538135" w:themeColor="accent6" w:themeShade="BF"/>
-                        </w:rPr>
-                        <w:t>'</w:t>
-                      </w:r>
-                      <w:r>
-                        <w:t xml:space="preserve"> </w:t>
-                      </w:r>
-                      <w:r>
-                        <w:rPr>
-                          <w:rFonts w:hint="eastAsia"/>
-                        </w:rPr>
-                        <w:t>●</w:t>
-                      </w:r>
-                      <w:r>
-                        <w:rPr>
-                          <w:color w:val="FF0000"/>
-                        </w:rPr>
-                        <w:t xml:space="preserve">value_clk </w:t>
-                      </w:r>
-                      <w:r>
-                        <w:rPr>
-                          <w:rFonts w:hint="eastAsia"/>
-                        </w:rPr>
-                        <w:t>●</w:t>
-                      </w:r>
-                      <w:r>
-                        <w:rPr>
-                          <w:color w:val="FF0000"/>
-                        </w:rPr>
-                        <w:t>value_dio</w:t>
-                      </w:r>
-                      <w:r>
-                        <w:rPr>
-                          <w:rFonts w:hint="eastAsia"/>
-                        </w:rPr>
-                        <w:t>●</w:t>
-                      </w:r>
-                      <w:r>
-                        <w:rPr>
-                          <w:color w:val="538135" w:themeColor="accent6" w:themeShade="BF"/>
-                        </w:rPr>
-                        <w:t>'</w:t>
-                      </w:r>
-                      <w:r>
-                        <w:rPr>
-                          <w:color w:val="538135" w:themeColor="accent6" w:themeShade="BF"/>
-                        </w:rPr>
-                        <w:t>(</w:t>
-                      </w:r>
-                      <w:r>
-                        <w:rPr>
-                          <w:color w:val="538135" w:themeColor="accent6" w:themeShade="BF"/>
-                        </w:rPr>
-                        <w:t>'</w:t>
-                      </w:r>
-                      <w:r>
-                        <w:rPr>
-                          <w:rFonts w:hint="eastAsia"/>
-                        </w:rPr>
-                        <w:t>●</w:t>
-                      </w:r>
-                      <w:r>
-                        <w:rPr>
-                          <w:color w:val="FF0000"/>
-                        </w:rPr>
-                        <w:t>value_clk</w:t>
-                      </w:r>
-                      <w:r>
-                        <w:rPr>
-                          <w:rFonts w:hint="eastAsia"/>
-                        </w:rPr>
-                        <w:t>●</w:t>
-                      </w:r>
-                      <w:r>
-                        <w:t>'</w:t>
-                      </w:r>
-                      <w:r>
-                        <w:rPr>
-                          <w:color w:val="538135" w:themeColor="accent6" w:themeShade="BF"/>
-                        </w:rPr>
-                        <w:t>,</w:t>
-                      </w:r>
-                      <w:r>
-                        <w:t xml:space="preserve"> </w:t>
-                      </w:r>
-                      <w:r>
-                        <w:rPr>
-                          <w:color w:val="538135" w:themeColor="accent6" w:themeShade="BF"/>
-                        </w:rPr>
-                        <w:t>'</w:t>
-                      </w:r>
-                      <w:r>
-                        <w:rPr>
-                          <w:rFonts w:hint="eastAsia"/>
-                        </w:rPr>
-                        <w:t xml:space="preserve"> </w:t>
-                      </w:r>
-                      <w:r>
-                        <w:rPr>
-                          <w:rFonts w:hint="eastAsia"/>
-                        </w:rPr>
-                        <w:t>●</w:t>
-                      </w:r>
-                      <w:r>
-                        <w:rPr>
-                          <w:color w:val="C45911" w:themeColor="accent2" w:themeShade="BF"/>
-                        </w:rPr>
-                        <w:t xml:space="preserve"> </w:t>
-                      </w:r>
-                      <w:r>
-                        <w:rPr>
-                          <w:color w:val="FF0000"/>
-                        </w:rPr>
-                        <w:t>value_dio</w:t>
-                      </w:r>
-                      <w:r>
-                        <w:rPr>
-                          <w:rFonts w:hint="eastAsia"/>
-                        </w:rPr>
-                        <w:t>●</w:t>
-                      </w:r>
-                      <w:r>
-                        <w:t>'</w:t>
-                      </w:r>
-                      <w:r>
-                        <w:rPr>
-                          <w:color w:val="538135" w:themeColor="accent6" w:themeShade="BF"/>
-                        </w:rPr>
-                        <w:t>);</w:t>
-                      </w:r>
-                      <w:r>
-                        <w:t xml:space="preserve"> </w:t>
-                      </w:r>
-                      <w:r>
-                        <w:rPr>
-                          <w:color w:val="538135" w:themeColor="accent6" w:themeShade="BF"/>
-                        </w:rPr>
-                        <w:t>'</w:t>
-                      </w:r>
-                    </w:p>
+                    <w:p/>
                   </w:txbxContent>
                 </v:textbox>
                 <w10:anchorlock/>
@@ -12215,32 +11940,26 @@
       <w:pPr>
         <w:ind w:leftChars="100" w:left="240"/>
         <w:rPr>
-          <w:color w:val="538135" w:themeColor="accent6" w:themeShade="BF"/>
+          <w:color w:val="C45911" w:themeColor="accent2" w:themeShade="BF"/>
         </w:rPr>
       </w:pPr>
       <w:r>
         <w:rPr>
-          <w:color w:val="538135" w:themeColor="accent6" w:themeShade="BF"/>
-        </w:rPr>
-        <w:t>tm_</w:t>
-      </w:r>
-      <w:r>
-        <w:rPr>
-          <w:color w:val="538135" w:themeColor="accent6" w:themeShade="BF"/>
-        </w:rPr>
-        <w:t>display</w:t>
+          <w:color w:val="C45911" w:themeColor="accent2" w:themeShade="BF"/>
+        </w:rPr>
+        <w:t>pinMode(</w:t>
       </w:r>
       <w:r>
         <w:rPr>
           <w:color w:val="FF0000"/>
         </w:rPr>
-        <w:t>23</w:t>
-      </w:r>
-      <w:r>
-        <w:rPr>
-          <w:color w:val="538135" w:themeColor="accent6" w:themeShade="BF"/>
-        </w:rPr>
-        <w:t>.setBrightness(7);</w:t>
+        <w:t>12</w:t>
+      </w:r>
+      <w:r>
+        <w:rPr>
+          <w:color w:val="C45911" w:themeColor="accent2" w:themeShade="BF"/>
+        </w:rPr>
+        <w:t>, INPUT_PULLUP);</w:t>
       </w:r>
     </w:p>
     <w:p>
@@ -12257,10 +11976,10 @@
         <mc:AlternateContent>
           <mc:Choice Requires="wps">
             <w:drawing>
-              <wp:inline distT="0" distB="0" distL="0" distR="0" wp14:anchorId="64522DAF" wp14:editId="3FAF90E7">
+              <wp:inline distT="0" distB="0" distL="0" distR="0" wp14:anchorId="65E1A4B4" wp14:editId="1C7889C6">
                 <wp:extent cx="5274310" cy="381000"/>
                 <wp:effectExtent l="0" t="0" r="21590" b="19050"/>
-                <wp:docPr id="37" name="文字方塊 37"/>
+                <wp:docPr id="45" name="文字方塊 45"/>
                 <wp:cNvGraphicFramePr/>
                 <a:graphic xmlns:a="http://schemas.openxmlformats.org/drawingml/2006/main">
                   <a:graphicData uri="http://schemas.microsoft.com/office/word/2010/wordprocessingShape">
@@ -12288,27 +12007,9 @@
                           <w:p>
                             <w:r>
                               <w:rPr>
-                                <w:color w:val="538135" w:themeColor="accent6" w:themeShade="BF"/>
-                              </w:rPr>
-                              <w:t>''</w:t>
-                            </w:r>
-                            <w:r>
-                              <w:rPr>
-                                <w:color w:val="538135" w:themeColor="accent6" w:themeShade="BF"/>
-                              </w:rPr>
-                              <w:t>tm_</w:t>
-                            </w:r>
-                            <w:r>
-                              <w:rPr>
-                                <w:color w:val="538135" w:themeColor="accent6" w:themeShade="BF"/>
-                              </w:rPr>
-                              <w:t>display</w:t>
-                            </w:r>
-                            <w:r>
-                              <w:rPr>
-                                <w:color w:val="538135" w:themeColor="accent6" w:themeShade="BF"/>
-                              </w:rPr>
-                              <w:t>'</w:t>
+                                <w:color w:val="C45911" w:themeColor="accent2" w:themeShade="BF"/>
+                              </w:rPr>
+                              <w:t>''pinMode('</w:t>
                             </w:r>
                             <w:r>
                               <w:rPr>
@@ -12320,13 +12021,13 @@
                               <w:rPr>
                                 <w:color w:val="FF0000"/>
                               </w:rPr>
-                              <w:t xml:space="preserve"> </w:t>
+                              <w:t>value_sw</w:t>
                             </w:r>
                             <w:r>
                               <w:rPr>
                                 <w:color w:val="FF0000"/>
                               </w:rPr>
-                              <w:t>value_clk</w:t>
+                              <w:t>Pin</w:t>
                             </w:r>
                             <w:r>
                               <w:rPr>
@@ -12336,57 +12037,9 @@
                             </w:r>
                             <w:r>
                               <w:rPr>
-                                <w:color w:val="FF0000"/>
-                              </w:rPr>
-                              <w:t xml:space="preserve"> </w:t>
-                            </w:r>
-                            <w:r>
-                              <w:rPr>
-                                <w:color w:val="FF0000"/>
-                              </w:rPr>
-                              <w:t>value_dio</w:t>
-                            </w:r>
-                            <w:r>
-                              <w:rPr>
-                                <w:rFonts w:hint="eastAsia"/>
-                              </w:rPr>
-                              <w:t>●</w:t>
-                            </w:r>
-                            <w:r>
-                              <w:rPr>
-                                <w:color w:val="538135" w:themeColor="accent6" w:themeShade="BF"/>
-                              </w:rPr>
-                              <w:t>'</w:t>
-                            </w:r>
-                            <w:r>
-                              <w:rPr>
-                                <w:color w:val="538135" w:themeColor="accent6" w:themeShade="BF"/>
-                              </w:rPr>
-                              <w:t>.setBrightness(7);</w:t>
-                            </w:r>
-                            <w:r>
-                              <w:rPr>
-                                <w:color w:val="538135" w:themeColor="accent6" w:themeShade="BF"/>
-                              </w:rPr>
-                              <w:t xml:space="preserve"> </w:t>
-                            </w:r>
-                            <w:r>
-                              <w:rPr>
-                                <w:color w:val="538135" w:themeColor="accent6" w:themeShade="BF"/>
-                              </w:rPr>
-                              <w:t>\n</w:t>
-                            </w:r>
-                            <w:r>
-                              <w:rPr>
-                                <w:color w:val="538135" w:themeColor="accent6" w:themeShade="BF"/>
-                              </w:rPr>
-                              <w:t xml:space="preserve"> </w:t>
-                            </w:r>
-                            <w:r>
-                              <w:rPr>
-                                <w:color w:val="538135" w:themeColor="accent6" w:themeShade="BF"/>
-                              </w:rPr>
-                              <w:t>'</w:t>
+                                <w:color w:val="C45911" w:themeColor="accent2" w:themeShade="BF"/>
+                              </w:rPr>
+                              <w:t>', INPUT_PULLUP);\n '</w:t>
                             </w:r>
                           </w:p>
                         </w:txbxContent>
@@ -12405,33 +12058,15 @@
           </mc:Choice>
           <mc:Fallback>
             <w:pict>
-              <v:shape w14:anchorId="64522DAF" id="文字方塊 37" o:spid="_x0000_s1055" type="#_x0000_t202" style="width:415.3pt;height:30pt;visibility:visible;mso-wrap-style:square;mso-left-percent:-10001;mso-top-percent:-10001;mso-position-horizontal:absolute;mso-position-horizontal-relative:char;mso-position-vertical:absolute;mso-position-vertical-relative:line;mso-left-percent:-10001;mso-top-percent:-10001;v-text-anchor:top" o:gfxdata="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" fillcolor="white [3201]" strokeweight=".5pt">
+              <v:shape w14:anchorId="65E1A4B4" id="文字方塊 45" o:spid="_x0000_s1055" type="#_x0000_t202" style="width:415.3pt;height:30pt;visibility:visible;mso-wrap-style:square;mso-left-percent:-10001;mso-top-percent:-10001;mso-position-horizontal:absolute;mso-position-horizontal-relative:char;mso-position-vertical:absolute;mso-position-vertical-relative:line;mso-left-percent:-10001;mso-top-percent:-10001;v-text-anchor:top" o:gfxdata="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" fillcolor="white [3201]" strokeweight=".5pt">
                 <v:textbox>
                   <w:txbxContent>
                     <w:p>
                       <w:r>
                         <w:rPr>
-                          <w:color w:val="538135" w:themeColor="accent6" w:themeShade="BF"/>
-                        </w:rPr>
-                        <w:t>''</w:t>
-                      </w:r>
-                      <w:r>
-                        <w:rPr>
-                          <w:color w:val="538135" w:themeColor="accent6" w:themeShade="BF"/>
-                        </w:rPr>
-                        <w:t>tm_</w:t>
-                      </w:r>
-                      <w:r>
-                        <w:rPr>
-                          <w:color w:val="538135" w:themeColor="accent6" w:themeShade="BF"/>
-                        </w:rPr>
-                        <w:t>display</w:t>
-                      </w:r>
-                      <w:r>
-                        <w:rPr>
-                          <w:color w:val="538135" w:themeColor="accent6" w:themeShade="BF"/>
-                        </w:rPr>
-                        <w:t>'</w:t>
+                          <w:color w:val="C45911" w:themeColor="accent2" w:themeShade="BF"/>
+                        </w:rPr>
+                        <w:t>''pinMode('</w:t>
                       </w:r>
                       <w:r>
                         <w:rPr>
@@ -12443,13 +12078,13 @@
                         <w:rPr>
                           <w:color w:val="FF0000"/>
                         </w:rPr>
-                        <w:t xml:space="preserve"> </w:t>
+                        <w:t>value_sw</w:t>
                       </w:r>
                       <w:r>
                         <w:rPr>
                           <w:color w:val="FF0000"/>
                         </w:rPr>
-                        <w:t>value_clk</w:t>
+                        <w:t>Pin</w:t>
                       </w:r>
                       <w:r>
                         <w:rPr>
@@ -12459,57 +12094,9 @@
                       </w:r>
                       <w:r>
                         <w:rPr>
-                          <w:color w:val="FF0000"/>
-                        </w:rPr>
-                        <w:t xml:space="preserve"> </w:t>
-                      </w:r>
-                      <w:r>
-                        <w:rPr>
-                          <w:color w:val="FF0000"/>
-                        </w:rPr>
-                        <w:t>value_dio</w:t>
-                      </w:r>
-                      <w:r>
-                        <w:rPr>
-                          <w:rFonts w:hint="eastAsia"/>
-                        </w:rPr>
-                        <w:t>●</w:t>
-                      </w:r>
-                      <w:r>
-                        <w:rPr>
-                          <w:color w:val="538135" w:themeColor="accent6" w:themeShade="BF"/>
-                        </w:rPr>
-                        <w:t>'</w:t>
-                      </w:r>
-                      <w:r>
-                        <w:rPr>
-                          <w:color w:val="538135" w:themeColor="accent6" w:themeShade="BF"/>
-                        </w:rPr>
-                        <w:t>.setBrightness(7);</w:t>
-                      </w:r>
-                      <w:r>
-                        <w:rPr>
-                          <w:color w:val="538135" w:themeColor="accent6" w:themeShade="BF"/>
-                        </w:rPr>
-                        <w:t xml:space="preserve"> </w:t>
-                      </w:r>
-                      <w:r>
-                        <w:rPr>
-                          <w:color w:val="538135" w:themeColor="accent6" w:themeShade="BF"/>
-                        </w:rPr>
-                        <w:t>\n</w:t>
-                      </w:r>
-                      <w:r>
-                        <w:rPr>
-                          <w:color w:val="538135" w:themeColor="accent6" w:themeShade="BF"/>
-                        </w:rPr>
-                        <w:t xml:space="preserve"> </w:t>
-                      </w:r>
-                      <w:r>
-                        <w:rPr>
-                          <w:color w:val="538135" w:themeColor="accent6" w:themeShade="BF"/>
-                        </w:rPr>
-                        <w:t>'</w:t>
+                          <w:color w:val="C45911" w:themeColor="accent2" w:themeShade="BF"/>
+                        </w:rPr>
+                        <w:t>', INPUT_PULLUP);\n '</w:t>
                       </w:r>
                     </w:p>
                   </w:txbxContent>
@@ -12524,108 +12111,503 @@
     <w:p>
       <w:pPr>
         <w:ind w:leftChars="100" w:left="240"/>
-        <w:rPr>
-          <w:color w:val="538135" w:themeColor="accent6" w:themeShade="BF"/>
-        </w:rPr>
       </w:pPr>
     </w:p>
     <w:p>
       <w:pPr>
-        <w:ind w:leftChars="100" w:left="240"/>
+        <w:rPr>
+          <w:shd w:val="clear" w:color="auto" w:fill="D9D9D9" w:themeFill="background1" w:themeFillShade="D9"/>
+        </w:rPr>
+      </w:pPr>
+      <w:r>
+        <w:rPr>
+          <w:shd w:val="clear" w:color="auto" w:fill="D9D9D9" w:themeFill="background1" w:themeFillShade="D9"/>
+        </w:rPr>
+        <w:t>}</w:t>
+      </w:r>
+      <w:r>
+        <w:rPr>
+          <w:shd w:val="clear" w:color="auto" w:fill="D9D9D9" w:themeFill="background1" w:themeFillShade="D9"/>
+        </w:rPr>
+        <w:t xml:space="preserve">   </w:t>
+      </w:r>
+    </w:p>
+    <w:p/>
+    <w:p>
+      <w:pPr>
+        <w:rPr>
+          <w:shd w:val="clear" w:color="auto" w:fill="D9D9D9" w:themeFill="background1" w:themeFillShade="D9"/>
+        </w:rPr>
+      </w:pPr>
+      <w:r>
+        <w:rPr>
+          <w:shd w:val="clear" w:color="auto" w:fill="D9D9D9" w:themeFill="background1" w:themeFillShade="D9"/>
+        </w:rPr>
+        <w:t>void loop() {</w:t>
+      </w:r>
+    </w:p>
+    <w:p>
+      <w:pPr>
+        <w:ind w:firstLineChars="100" w:firstLine="240"/>
+        <w:rPr>
+          <w:color w:val="C45911" w:themeColor="accent2" w:themeShade="BF"/>
+        </w:rPr>
+      </w:pPr>
+      <w:r>
+        <w:rPr>
+          <w:rFonts w:hint="eastAsia"/>
+          <w:color w:val="C45911" w:themeColor="accent2" w:themeShade="BF"/>
+        </w:rPr>
+        <w:t>int xVal = analogRead(</w:t>
+      </w:r>
+      <w:r>
+        <w:rPr>
+          <w:rFonts w:hint="eastAsia"/>
+          <w:color w:val="FF0000"/>
+        </w:rPr>
+        <w:t>A0</w:t>
+      </w:r>
+      <w:r>
+        <w:rPr>
+          <w:rFonts w:hint="eastAsia"/>
+          <w:color w:val="C45911" w:themeColor="accent2" w:themeShade="BF"/>
+        </w:rPr>
+        <w:t>);// vY</w:t>
+      </w:r>
+      <w:r>
+        <w:rPr>
+          <w:rFonts w:hint="eastAsia"/>
+          <w:color w:val="C45911" w:themeColor="accent2" w:themeShade="BF"/>
+        </w:rPr>
+        <w:t>腳位</w:t>
+      </w:r>
+    </w:p>
+    <w:tbl>
+      <w:tblPr>
+        <w:tblStyle w:val="a3"/>
+        <w:tblW w:w="0" w:type="auto"/>
+        <w:tblLook w:val="04A0" w:firstRow="1" w:lastRow="0" w:firstColumn="1" w:lastColumn="0" w:noHBand="0" w:noVBand="1"/>
+      </w:tblPr>
+      <w:tblGrid>
+        <w:gridCol w:w="8296"/>
+      </w:tblGrid>
+      <w:tr>
+        <w:tc>
+          <w:tcPr>
+            <w:tcW w:w="8296" w:type="dxa"/>
+          </w:tcPr>
+          <w:p>
+            <w:pPr>
+              <w:rPr>
+                <w:rFonts w:hint="eastAsia"/>
+                <w:color w:val="C45911" w:themeColor="accent2" w:themeShade="BF"/>
+              </w:rPr>
+            </w:pPr>
+            <w:r>
+              <w:rPr>
+                <w:color w:val="C45911" w:themeColor="accent2" w:themeShade="BF"/>
+              </w:rPr>
+              <w:t>''</w:t>
+            </w:r>
+            <w:r>
+              <w:rPr>
+                <w:rFonts w:hint="eastAsia"/>
+                <w:color w:val="C45911" w:themeColor="accent2" w:themeShade="BF"/>
+              </w:rPr>
+              <w:t>in</w:t>
+            </w:r>
+            <w:r>
+              <w:rPr>
+                <w:rFonts w:hint="eastAsia"/>
+                <w:color w:val="C45911" w:themeColor="accent2" w:themeShade="BF"/>
+              </w:rPr>
+              <w:t>t xVal = analogRead(</w:t>
+            </w:r>
+            <w:r>
+              <w:rPr>
+                <w:color w:val="C45911" w:themeColor="accent2" w:themeShade="BF"/>
+              </w:rPr>
+              <w:t>'</w:t>
+            </w:r>
+            <w:r>
+              <w:rPr>
+                <w:rFonts w:hint="eastAsia"/>
+                <w:color w:val="FF0000"/>
+              </w:rPr>
+              <w:t xml:space="preserve"> </w:t>
+            </w:r>
+            <w:r>
+              <w:rPr>
+                <w:rFonts w:hint="eastAsia"/>
+              </w:rPr>
+              <w:t>●</w:t>
+            </w:r>
+            <w:r>
+              <w:rPr>
+                <w:rFonts w:hint="eastAsia"/>
+                <w:color w:val="FF0000"/>
+              </w:rPr>
+              <w:t>value_</w:t>
+            </w:r>
+            <w:r>
+              <w:rPr>
+                <w:color w:val="FF0000"/>
+              </w:rPr>
+              <w:t>y</w:t>
+            </w:r>
+            <w:r>
+              <w:rPr>
+                <w:color w:val="FF0000"/>
+              </w:rPr>
+              <w:t>Pin</w:t>
+            </w:r>
+            <w:r>
+              <w:rPr>
+                <w:rFonts w:hint="eastAsia"/>
+                <w:color w:val="FF0000"/>
+              </w:rPr>
+              <w:t xml:space="preserve"> </w:t>
+            </w:r>
+            <w:r>
+              <w:rPr>
+                <w:rFonts w:hint="eastAsia"/>
+              </w:rPr>
+              <w:t>●</w:t>
+            </w:r>
+            <w:r>
+              <w:rPr>
+                <w:color w:val="C45911" w:themeColor="accent2" w:themeShade="BF"/>
+              </w:rPr>
+              <w:t>'</w:t>
+            </w:r>
+            <w:r>
+              <w:rPr>
+                <w:rFonts w:hint="eastAsia"/>
+                <w:color w:val="C45911" w:themeColor="accent2" w:themeShade="BF"/>
+              </w:rPr>
+              <w:t>);// vY</w:t>
+            </w:r>
+            <w:r>
+              <w:rPr>
+                <w:rFonts w:hint="eastAsia"/>
+                <w:color w:val="C45911" w:themeColor="accent2" w:themeShade="BF"/>
+              </w:rPr>
+              <w:t>腳位</w:t>
+            </w:r>
+            <w:r>
+              <w:rPr>
+                <w:rFonts w:hint="eastAsia"/>
+                <w:color w:val="C45911" w:themeColor="accent2" w:themeShade="BF"/>
+              </w:rPr>
+              <w:t>\n</w:t>
+            </w:r>
+            <w:r>
+              <w:rPr>
+                <w:color w:val="C45911" w:themeColor="accent2" w:themeShade="BF"/>
+              </w:rPr>
+              <w:t>'</w:t>
+            </w:r>
+          </w:p>
+        </w:tc>
+      </w:tr>
+    </w:tbl>
+    <w:p>
+      <w:pPr>
+        <w:ind w:firstLineChars="100" w:firstLine="240"/>
+        <w:rPr>
+          <w:rFonts w:hint="eastAsia"/>
+          <w:color w:val="C45911" w:themeColor="accent2" w:themeShade="BF"/>
+        </w:rPr>
       </w:pPr>
     </w:p>
     <w:p>
       <w:pPr>
-        <w:rPr>
-          <w:shd w:val="clear" w:color="auto" w:fill="D9D9D9" w:themeFill="background1" w:themeFillShade="D9"/>
+        <w:ind w:firstLineChars="100" w:firstLine="240"/>
+        <w:rPr>
+          <w:color w:val="C45911" w:themeColor="accent2" w:themeShade="BF"/>
         </w:rPr>
       </w:pPr>
       <w:r>
         <w:rPr>
-          <w:shd w:val="clear" w:color="auto" w:fill="D9D9D9" w:themeFill="background1" w:themeFillShade="D9"/>
-        </w:rPr>
-        <w:t>}</w:t>
-      </w:r>
-      <w:r>
-        <w:rPr>
-          <w:shd w:val="clear" w:color="auto" w:fill="D9D9D9" w:themeFill="background1" w:themeFillShade="D9"/>
-        </w:rPr>
-        <w:t xml:space="preserve">   </w:t>
+          <w:rFonts w:hint="eastAsia"/>
+          <w:color w:val="C45911" w:themeColor="accent2" w:themeShade="BF"/>
+        </w:rPr>
+        <w:t>int yVal = analogRead(</w:t>
+      </w:r>
+      <w:r>
+        <w:rPr>
+          <w:rFonts w:hint="eastAsia"/>
+          <w:color w:val="FF0000"/>
+        </w:rPr>
+        <w:t>A5</w:t>
+      </w:r>
+      <w:r>
+        <w:rPr>
+          <w:rFonts w:hint="eastAsia"/>
+          <w:color w:val="C45911" w:themeColor="accent2" w:themeShade="BF"/>
+        </w:rPr>
+        <w:t>);// vX</w:t>
+      </w:r>
+      <w:r>
+        <w:rPr>
+          <w:rFonts w:hint="eastAsia"/>
+          <w:color w:val="C45911" w:themeColor="accent2" w:themeShade="BF"/>
+        </w:rPr>
+        <w:t>腳位</w:t>
       </w:r>
     </w:p>
-    <w:p/>
+    <w:tbl>
+      <w:tblPr>
+        <w:tblStyle w:val="a3"/>
+        <w:tblW w:w="0" w:type="auto"/>
+        <w:tblLook w:val="04A0" w:firstRow="1" w:lastRow="0" w:firstColumn="1" w:lastColumn="0" w:noHBand="0" w:noVBand="1"/>
+      </w:tblPr>
+      <w:tblGrid>
+        <w:gridCol w:w="8296"/>
+      </w:tblGrid>
+      <w:tr>
+        <w:tc>
+          <w:tcPr>
+            <w:tcW w:w="8296" w:type="dxa"/>
+          </w:tcPr>
+          <w:p>
+            <w:pPr>
+              <w:rPr>
+                <w:rFonts w:hint="eastAsia"/>
+                <w:color w:val="C45911" w:themeColor="accent2" w:themeShade="BF"/>
+              </w:rPr>
+            </w:pPr>
+            <w:r>
+              <w:rPr>
+                <w:color w:val="C45911" w:themeColor="accent2" w:themeShade="BF"/>
+              </w:rPr>
+              <w:t>''</w:t>
+            </w:r>
+            <w:r>
+              <w:rPr>
+                <w:rFonts w:hint="eastAsia"/>
+                <w:color w:val="C45911" w:themeColor="accent2" w:themeShade="BF"/>
+              </w:rPr>
+              <w:t>int yVal = analogRead(</w:t>
+            </w:r>
+            <w:r>
+              <w:rPr>
+                <w:color w:val="C45911" w:themeColor="accent2" w:themeShade="BF"/>
+              </w:rPr>
+              <w:t>'</w:t>
+            </w:r>
+            <w:r>
+              <w:rPr>
+                <w:rFonts w:hint="eastAsia"/>
+                <w:color w:val="FF0000"/>
+              </w:rPr>
+              <w:t xml:space="preserve"> </w:t>
+            </w:r>
+            <w:r>
+              <w:rPr>
+                <w:rFonts w:hint="eastAsia"/>
+              </w:rPr>
+              <w:t>●</w:t>
+            </w:r>
+            <w:r>
+              <w:rPr>
+                <w:rFonts w:hint="eastAsia"/>
+                <w:color w:val="FF0000"/>
+              </w:rPr>
+              <w:t>value_</w:t>
+            </w:r>
+            <w:r>
+              <w:rPr>
+                <w:color w:val="FF0000"/>
+              </w:rPr>
+              <w:t>x</w:t>
+            </w:r>
+            <w:r>
+              <w:rPr>
+                <w:color w:val="FF0000"/>
+              </w:rPr>
+              <w:t>Pin</w:t>
+            </w:r>
+            <w:r>
+              <w:rPr>
+                <w:color w:val="C45911" w:themeColor="accent2" w:themeShade="BF"/>
+              </w:rPr>
+              <w:t xml:space="preserve"> </w:t>
+            </w:r>
+            <w:r>
+              <w:rPr>
+                <w:rFonts w:hint="eastAsia"/>
+              </w:rPr>
+              <w:t>●</w:t>
+            </w:r>
+            <w:r>
+              <w:rPr>
+                <w:color w:val="C45911" w:themeColor="accent2" w:themeShade="BF"/>
+              </w:rPr>
+              <w:t>'</w:t>
+            </w:r>
+            <w:r>
+              <w:rPr>
+                <w:rFonts w:hint="eastAsia"/>
+                <w:color w:val="C45911" w:themeColor="accent2" w:themeShade="BF"/>
+              </w:rPr>
+              <w:t>);// vX</w:t>
+            </w:r>
+            <w:r>
+              <w:rPr>
+                <w:rFonts w:hint="eastAsia"/>
+                <w:color w:val="C45911" w:themeColor="accent2" w:themeShade="BF"/>
+              </w:rPr>
+              <w:t>腳位</w:t>
+            </w:r>
+            <w:r>
+              <w:rPr>
+                <w:rFonts w:hint="eastAsia"/>
+                <w:color w:val="C45911" w:themeColor="accent2" w:themeShade="BF"/>
+              </w:rPr>
+              <w:t>\n</w:t>
+            </w:r>
+            <w:r>
+              <w:rPr>
+                <w:color w:val="C45911" w:themeColor="accent2" w:themeShade="BF"/>
+              </w:rPr>
+              <w:t>'</w:t>
+            </w:r>
+          </w:p>
+        </w:tc>
+      </w:tr>
+    </w:tbl>
     <w:p>
       <w:pPr>
-        <w:rPr>
-          <w:shd w:val="clear" w:color="auto" w:fill="D9D9D9" w:themeFill="background1" w:themeFillShade="D9"/>
+        <w:ind w:firstLineChars="100" w:firstLine="240"/>
+        <w:rPr>
+          <w:rFonts w:hint="eastAsia"/>
+          <w:color w:val="C45911" w:themeColor="accent2" w:themeShade="BF"/>
         </w:rPr>
       </w:pPr>
-      <w:r>
-        <w:rPr>
-          <w:shd w:val="clear" w:color="auto" w:fill="D9D9D9" w:themeFill="background1" w:themeFillShade="D9"/>
-        </w:rPr>
-        <w:t>void loop() {</w:t>
-      </w:r>
     </w:p>
     <w:p>
       <w:pPr>
         <w:ind w:firstLineChars="100" w:firstLine="240"/>
       </w:pPr>
       <w:r>
-        <w:t>tm_di</w:t>
-      </w:r>
-      <w:r>
-        <w:t>splay</w:t>
+        <w:rPr>
+          <w:color w:val="C45911" w:themeColor="accent2" w:themeShade="BF"/>
+        </w:rPr>
+        <w:t>int swVal = digitalRead(</w:t>
       </w:r>
       <w:r>
         <w:rPr>
           <w:color w:val="FF0000"/>
         </w:rPr>
-        <w:t xml:space="preserve"> </w:t>
-      </w:r>
-      <w:r>
-        <w:rPr>
-          <w:color w:val="FF0000"/>
-        </w:rPr>
-        <w:t>value_clk</w:t>
-      </w:r>
-      <w:r>
-        <w:rPr>
-          <w:color w:val="FF0000"/>
-        </w:rPr>
-        <w:t xml:space="preserve"> </w:t>
-      </w:r>
-      <w:r>
-        <w:rPr>
-          <w:color w:val="FF0000"/>
-        </w:rPr>
-        <w:t>value_dio</w:t>
-      </w:r>
-      <w:r>
-        <w:t>.s</w:t>
-      </w:r>
-      <w:r>
-        <w:t>howNumberDec(</w:t>
-      </w:r>
-      <w:r>
-        <w:rPr>
-          <w:color w:val="FF0000"/>
-        </w:rPr>
-        <w:t>num</w:t>
-      </w:r>
-      <w:r>
-        <w:t>,</w:t>
-      </w:r>
-      <w:r>
-        <w:rPr>
-          <w:color w:val="FF0000"/>
-        </w:rPr>
-        <w:t>false</w:t>
-      </w:r>
-      <w:r>
+        <w:t>12</w:t>
+      </w:r>
+      <w:r>
+        <w:rPr>
+          <w:color w:val="C45911" w:themeColor="accent2" w:themeShade="BF"/>
+        </w:rPr>
         <w:t>);</w:t>
       </w:r>
     </w:p>
+    <w:tbl>
+      <w:tblPr>
+        <w:tblStyle w:val="a3"/>
+        <w:tblW w:w="0" w:type="auto"/>
+        <w:tblLook w:val="04A0" w:firstRow="1" w:lastRow="0" w:firstColumn="1" w:lastColumn="0" w:noHBand="0" w:noVBand="1"/>
+      </w:tblPr>
+      <w:tblGrid>
+        <w:gridCol w:w="8296"/>
+      </w:tblGrid>
+      <w:tr>
+        <w:tc>
+          <w:tcPr>
+            <w:tcW w:w="8296" w:type="dxa"/>
+          </w:tcPr>
+          <w:p>
+            <w:r>
+              <w:rPr>
+                <w:color w:val="C45911" w:themeColor="accent2" w:themeShade="BF"/>
+              </w:rPr>
+              <w:t>''</w:t>
+            </w:r>
+            <w:r>
+              <w:rPr>
+                <w:color w:val="C45911" w:themeColor="accent2" w:themeShade="BF"/>
+              </w:rPr>
+              <w:t>int swVal = digitalRead(</w:t>
+            </w:r>
+            <w:r>
+              <w:rPr>
+                <w:color w:val="C45911" w:themeColor="accent2" w:themeShade="BF"/>
+              </w:rPr>
+              <w:t>'</w:t>
+            </w:r>
+            <w:r>
+              <w:rPr>
+                <w:rFonts w:hint="eastAsia"/>
+              </w:rPr>
+              <w:t>●</w:t>
+            </w:r>
+            <w:r>
+              <w:rPr>
+                <w:color w:val="FF0000"/>
+              </w:rPr>
+              <w:t xml:space="preserve"> </w:t>
+            </w:r>
+            <w:r>
+              <w:rPr>
+                <w:color w:val="FF0000"/>
+              </w:rPr>
+              <w:t>value_swPin</w:t>
+            </w:r>
+            <w:r>
+              <w:rPr>
+                <w:rFonts w:hint="eastAsia"/>
+              </w:rPr>
+              <w:t>●</w:t>
+            </w:r>
+            <w:r>
+              <w:rPr>
+                <w:color w:val="C45911" w:themeColor="accent2" w:themeShade="BF"/>
+              </w:rPr>
+              <w:t xml:space="preserve"> </w:t>
+            </w:r>
+            <w:r>
+              <w:rPr>
+                <w:color w:val="C45911" w:themeColor="accent2" w:themeShade="BF"/>
+              </w:rPr>
+              <w:t>'</w:t>
+            </w:r>
+            <w:r>
+              <w:rPr>
+                <w:color w:val="C45911" w:themeColor="accent2" w:themeShade="BF"/>
+              </w:rPr>
+              <w:t>);</w:t>
+            </w:r>
+            <w:r>
+              <w:rPr>
+                <w:rFonts w:hint="eastAsia"/>
+                <w:color w:val="C45911" w:themeColor="accent2" w:themeShade="BF"/>
+              </w:rPr>
+              <w:t xml:space="preserve"> </w:t>
+            </w:r>
+            <w:r>
+              <w:rPr>
+                <w:rFonts w:hint="eastAsia"/>
+                <w:color w:val="C45911" w:themeColor="accent2" w:themeShade="BF"/>
+              </w:rPr>
+              <w:t>\n</w:t>
+            </w:r>
+            <w:r>
+              <w:rPr>
+                <w:color w:val="C45911" w:themeColor="accent2" w:themeShade="BF"/>
+              </w:rPr>
+              <w:t>'</w:t>
+            </w:r>
+          </w:p>
+        </w:tc>
+      </w:tr>
+    </w:tbl>
     <w:p>
       <w:pPr>
         <w:ind w:firstLineChars="100" w:firstLine="240"/>
@@ -12633,434 +12615,15 @@
       <w:r>
         <w:rPr>
           <w:noProof/>
+          <w:color w:val="70AD47" w:themeColor="accent6"/>
         </w:rPr>
         <mc:AlternateContent>
           <mc:Choice Requires="wps">
             <w:drawing>
-              <wp:inline distT="0" distB="0" distL="0" distR="0" wp14:anchorId="4D56D133" wp14:editId="16A45EDB">
-                <wp:extent cx="5760720" cy="604520"/>
-                <wp:effectExtent l="0" t="0" r="11430" b="24130"/>
-                <wp:docPr id="38" name="文字方塊 38"/>
-                <wp:cNvGraphicFramePr/>
-                <a:graphic xmlns:a="http://schemas.openxmlformats.org/drawingml/2006/main">
-                  <a:graphicData uri="http://schemas.microsoft.com/office/word/2010/wordprocessingShape">
-                    <wps:wsp>
-                      <wps:cNvSpPr txBox="1"/>
-                      <wps:spPr>
-                        <a:xfrm>
-                          <a:off x="0" y="0"/>
-                          <a:ext cx="5760720" cy="604520"/>
-                        </a:xfrm>
-                        <a:prstGeom prst="rect">
-                          <a:avLst/>
-                        </a:prstGeom>
-                        <a:solidFill>
-                          <a:schemeClr val="lt1"/>
-                        </a:solidFill>
-                        <a:ln w="6350">
-                          <a:solidFill>
-                            <a:prstClr val="black"/>
-                          </a:solidFill>
-                        </a:ln>
-                      </wps:spPr>
-                      <wps:txbx>
-                        <w:txbxContent>
-                          <w:p>
-                            <w:r>
-                              <w:rPr>
-                                <w:color w:val="538135" w:themeColor="accent6" w:themeShade="BF"/>
-                              </w:rPr>
-                              <w:t>''</w:t>
-                            </w:r>
-                            <w:r>
-                              <w:t>tm_di</w:t>
-                            </w:r>
-                            <w:r>
-                              <w:t>splay</w:t>
-                            </w:r>
-                            <w:r>
-                              <w:rPr>
-                                <w:color w:val="538135" w:themeColor="accent6" w:themeShade="BF"/>
-                              </w:rPr>
-                              <w:t>'</w:t>
-                            </w:r>
-                            <w:r>
-                              <w:rPr>
-                                <w:color w:val="FF0000"/>
-                              </w:rPr>
-                              <w:t xml:space="preserve"> </w:t>
-                            </w:r>
-                            <w:r>
-                              <w:rPr>
-                                <w:rFonts w:hint="eastAsia"/>
-                              </w:rPr>
-                              <w:t>●</w:t>
-                            </w:r>
-                            <w:r>
-                              <w:rPr>
-                                <w:color w:val="FF0000"/>
-                              </w:rPr>
-                              <w:t>value_clk</w:t>
-                            </w:r>
-                            <w:r>
-                              <w:rPr>
-                                <w:color w:val="FF0000"/>
-                              </w:rPr>
-                              <w:t xml:space="preserve"> </w:t>
-                            </w:r>
-                            <w:r>
-                              <w:rPr>
-                                <w:rFonts w:hint="eastAsia"/>
-                              </w:rPr>
-                              <w:t>●</w:t>
-                            </w:r>
-                            <w:r>
-                              <w:rPr>
-                                <w:color w:val="FF0000"/>
-                              </w:rPr>
-                              <w:t>value_dio</w:t>
-                            </w:r>
-                            <w:r>
-                              <w:rPr>
-                                <w:rFonts w:hint="eastAsia"/>
-                              </w:rPr>
-                              <w:t>●</w:t>
-                            </w:r>
-                            <w:r>
-                              <w:rPr>
-                                <w:color w:val="538135" w:themeColor="accent6" w:themeShade="BF"/>
-                              </w:rPr>
-                              <w:t>'</w:t>
-                            </w:r>
-                            <w:r>
-                              <w:t>.s</w:t>
-                            </w:r>
-                            <w:r>
-                              <w:t>howNumberDec(</w:t>
-                            </w:r>
-                            <w:r>
-                              <w:rPr>
-                                <w:color w:val="538135" w:themeColor="accent6" w:themeShade="BF"/>
-                              </w:rPr>
-                              <w:t>'</w:t>
-                            </w:r>
-                            <w:r>
-                              <w:rPr>
-                                <w:rFonts w:hint="eastAsia"/>
-                              </w:rPr>
-                              <w:t>●</w:t>
-                            </w:r>
-                            <w:r>
-                              <w:rPr>
-                                <w:color w:val="FF0000"/>
-                              </w:rPr>
-                              <w:t>value_num</w:t>
-                            </w:r>
-                            <w:r>
-                              <w:rPr>
-                                <w:rFonts w:hint="eastAsia"/>
-                              </w:rPr>
-                              <w:t>●</w:t>
-                            </w:r>
-                            <w:r>
-                              <w:rPr>
-                                <w:color w:val="538135" w:themeColor="accent6" w:themeShade="BF"/>
-                              </w:rPr>
-                              <w:t>'</w:t>
-                            </w:r>
-                            <w:r>
-                              <w:t>,</w:t>
-                            </w:r>
-                            <w:r>
-                              <w:rPr>
-                                <w:color w:val="538135" w:themeColor="accent6" w:themeShade="BF"/>
-                              </w:rPr>
-                              <w:t xml:space="preserve"> </w:t>
-                            </w:r>
-                            <w:r>
-                              <w:rPr>
-                                <w:color w:val="538135" w:themeColor="accent6" w:themeShade="BF"/>
-                              </w:rPr>
-                              <w:t>'</w:t>
-                            </w:r>
-                            <w:r>
-                              <w:rPr>
-                                <w:color w:val="FF0000"/>
-                              </w:rPr>
-                              <w:t xml:space="preserve"> </w:t>
-                            </w:r>
-                            <w:r>
-                              <w:rPr>
-                                <w:rFonts w:hint="eastAsia"/>
-                              </w:rPr>
-                              <w:t>●</w:t>
-                            </w:r>
-                            <w:r>
-                              <w:rPr>
-                                <w:color w:val="FF0000"/>
-                              </w:rPr>
-                              <w:t>dropdown_leading_zero</w:t>
-                            </w:r>
-                            <w:r>
-                              <w:rPr>
-                                <w:rFonts w:hint="eastAsia"/>
-                              </w:rPr>
-                              <w:t>●</w:t>
-                            </w:r>
-                            <w:r>
-                              <w:rPr>
-                                <w:color w:val="538135" w:themeColor="accent6" w:themeShade="BF"/>
-                              </w:rPr>
-                              <w:t>'</w:t>
-                            </w:r>
-                            <w:r>
-                              <w:t>);</w:t>
-                            </w:r>
-                            <w:r>
-                              <w:rPr>
-                                <w:color w:val="538135" w:themeColor="accent6" w:themeShade="BF"/>
-                              </w:rPr>
-                              <w:t xml:space="preserve"> </w:t>
-                            </w:r>
-                            <w:r>
-                              <w:rPr>
-                                <w:color w:val="538135" w:themeColor="accent6" w:themeShade="BF"/>
-                              </w:rPr>
-                              <w:t>\n</w:t>
-                            </w:r>
-                            <w:r>
-                              <w:rPr>
-                                <w:color w:val="538135" w:themeColor="accent6" w:themeShade="BF"/>
-                              </w:rPr>
-                              <w:t xml:space="preserve"> </w:t>
-                            </w:r>
-                            <w:r>
-                              <w:rPr>
-                                <w:color w:val="538135" w:themeColor="accent6" w:themeShade="BF"/>
-                              </w:rPr>
-                              <w:t>'</w:t>
-                            </w:r>
-                          </w:p>
-                        </w:txbxContent>
-                      </wps:txbx>
-                      <wps:bodyPr rot="0" spcFirstLastPara="0" vertOverflow="overflow" horzOverflow="overflow" vert="horz" wrap="square" lIns="91440" tIns="45720" rIns="91440" bIns="45720" numCol="1" spcCol="0" rtlCol="0" fromWordArt="0" anchor="t" anchorCtr="0" forceAA="0" compatLnSpc="1">
-                        <a:prstTxWarp prst="textNoShape">
-                          <a:avLst/>
-                        </a:prstTxWarp>
-                        <a:noAutofit/>
-                      </wps:bodyPr>
-                    </wps:wsp>
-                  </a:graphicData>
-                </a:graphic>
-              </wp:inline>
-            </w:drawing>
-          </mc:Choice>
-          <mc:Fallback>
-            <w:pict>
-              <v:shape w14:anchorId="4D56D133" id="文字方塊 38" o:spid="_x0000_s1056" type="#_x0000_t202" style="width:453.6pt;height:47.6pt;visibility:visible;mso-wrap-style:square;mso-left-percent:-10001;mso-top-percent:-10001;mso-position-horizontal:absolute;mso-position-horizontal-relative:char;mso-position-vertical:absolute;mso-position-vertical-relative:line;mso-left-percent:-10001;mso-top-percent:-10001;v-text-anchor:top" o:gfxdata="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" fillcolor="white [3201]" strokeweight=".5pt">
-                <v:textbox>
-                  <w:txbxContent>
-                    <w:p>
-                      <w:r>
-                        <w:rPr>
-                          <w:color w:val="538135" w:themeColor="accent6" w:themeShade="BF"/>
-                        </w:rPr>
-                        <w:t>''</w:t>
-                      </w:r>
-                      <w:r>
-                        <w:t>tm_di</w:t>
-                      </w:r>
-                      <w:r>
-                        <w:t>splay</w:t>
-                      </w:r>
-                      <w:r>
-                        <w:rPr>
-                          <w:color w:val="538135" w:themeColor="accent6" w:themeShade="BF"/>
-                        </w:rPr>
-                        <w:t>'</w:t>
-                      </w:r>
-                      <w:r>
-                        <w:rPr>
-                          <w:color w:val="FF0000"/>
-                        </w:rPr>
-                        <w:t xml:space="preserve"> </w:t>
-                      </w:r>
-                      <w:r>
-                        <w:rPr>
-                          <w:rFonts w:hint="eastAsia"/>
-                        </w:rPr>
-                        <w:t>●</w:t>
-                      </w:r>
-                      <w:r>
-                        <w:rPr>
-                          <w:color w:val="FF0000"/>
-                        </w:rPr>
-                        <w:t>value_clk</w:t>
-                      </w:r>
-                      <w:r>
-                        <w:rPr>
-                          <w:color w:val="FF0000"/>
-                        </w:rPr>
-                        <w:t xml:space="preserve"> </w:t>
-                      </w:r>
-                      <w:r>
-                        <w:rPr>
-                          <w:rFonts w:hint="eastAsia"/>
-                        </w:rPr>
-                        <w:t>●</w:t>
-                      </w:r>
-                      <w:r>
-                        <w:rPr>
-                          <w:color w:val="FF0000"/>
-                        </w:rPr>
-                        <w:t>value_dio</w:t>
-                      </w:r>
-                      <w:r>
-                        <w:rPr>
-                          <w:rFonts w:hint="eastAsia"/>
-                        </w:rPr>
-                        <w:t>●</w:t>
-                      </w:r>
-                      <w:r>
-                        <w:rPr>
-                          <w:color w:val="538135" w:themeColor="accent6" w:themeShade="BF"/>
-                        </w:rPr>
-                        <w:t>'</w:t>
-                      </w:r>
-                      <w:r>
-                        <w:t>.s</w:t>
-                      </w:r>
-                      <w:r>
-                        <w:t>howNumberDec(</w:t>
-                      </w:r>
-                      <w:r>
-                        <w:rPr>
-                          <w:color w:val="538135" w:themeColor="accent6" w:themeShade="BF"/>
-                        </w:rPr>
-                        <w:t>'</w:t>
-                      </w:r>
-                      <w:r>
-                        <w:rPr>
-                          <w:rFonts w:hint="eastAsia"/>
-                        </w:rPr>
-                        <w:t>●</w:t>
-                      </w:r>
-                      <w:r>
-                        <w:rPr>
-                          <w:color w:val="FF0000"/>
-                        </w:rPr>
-                        <w:t>value_num</w:t>
-                      </w:r>
-                      <w:r>
-                        <w:rPr>
-                          <w:rFonts w:hint="eastAsia"/>
-                        </w:rPr>
-                        <w:t>●</w:t>
-                      </w:r>
-                      <w:r>
-                        <w:rPr>
-                          <w:color w:val="538135" w:themeColor="accent6" w:themeShade="BF"/>
-                        </w:rPr>
-                        <w:t>'</w:t>
-                      </w:r>
-                      <w:r>
-                        <w:t>,</w:t>
-                      </w:r>
-                      <w:r>
-                        <w:rPr>
-                          <w:color w:val="538135" w:themeColor="accent6" w:themeShade="BF"/>
-                        </w:rPr>
-                        <w:t xml:space="preserve"> </w:t>
-                      </w:r>
-                      <w:r>
-                        <w:rPr>
-                          <w:color w:val="538135" w:themeColor="accent6" w:themeShade="BF"/>
-                        </w:rPr>
-                        <w:t>'</w:t>
-                      </w:r>
-                      <w:r>
-                        <w:rPr>
-                          <w:color w:val="FF0000"/>
-                        </w:rPr>
-                        <w:t xml:space="preserve"> </w:t>
-                      </w:r>
-                      <w:r>
-                        <w:rPr>
-                          <w:rFonts w:hint="eastAsia"/>
-                        </w:rPr>
-                        <w:t>●</w:t>
-                      </w:r>
-                      <w:r>
-                        <w:rPr>
-                          <w:color w:val="FF0000"/>
-                        </w:rPr>
-                        <w:t>dropdown_leading_zero</w:t>
-                      </w:r>
-                      <w:r>
-                        <w:rPr>
-                          <w:rFonts w:hint="eastAsia"/>
-                        </w:rPr>
-                        <w:t>●</w:t>
-                      </w:r>
-                      <w:r>
-                        <w:rPr>
-                          <w:color w:val="538135" w:themeColor="accent6" w:themeShade="BF"/>
-                        </w:rPr>
-                        <w:t>'</w:t>
-                      </w:r>
-                      <w:r>
-                        <w:t>);</w:t>
-                      </w:r>
-                      <w:r>
-                        <w:rPr>
-                          <w:color w:val="538135" w:themeColor="accent6" w:themeShade="BF"/>
-                        </w:rPr>
-                        <w:t xml:space="preserve"> </w:t>
-                      </w:r>
-                      <w:r>
-                        <w:rPr>
-                          <w:color w:val="538135" w:themeColor="accent6" w:themeShade="BF"/>
-                        </w:rPr>
-                        <w:t>\n</w:t>
-                      </w:r>
-                      <w:r>
-                        <w:rPr>
-                          <w:color w:val="538135" w:themeColor="accent6" w:themeShade="BF"/>
-                        </w:rPr>
-                        <w:t xml:space="preserve"> </w:t>
-                      </w:r>
-                      <w:r>
-                        <w:rPr>
-                          <w:color w:val="538135" w:themeColor="accent6" w:themeShade="BF"/>
-                        </w:rPr>
-                        <w:t>'</w:t>
-                      </w:r>
-                    </w:p>
-                  </w:txbxContent>
-                </v:textbox>
-                <w10:anchorlock/>
-              </v:shape>
-            </w:pict>
-          </mc:Fallback>
-        </mc:AlternateContent>
-      </w:r>
-    </w:p>
-    <w:p>
-      <w:pPr>
-        <w:ind w:firstLineChars="100" w:firstLine="240"/>
-      </w:pPr>
-      <w:r>
-        <w:rPr>
-          <w:noProof/>
-          <w:color w:val="70AD47" w:themeColor="accent6"/>
-        </w:rPr>
-        <mc:AlternateContent>
-          <mc:Choice Requires="wps">
-            <w:drawing>
-              <wp:inline distT="0" distB="0" distL="0" distR="0" wp14:anchorId="3AD7BC6B" wp14:editId="01642BF1">
+              <wp:inline distT="0" distB="0" distL="0" distR="0" wp14:anchorId="1C6E5E77" wp14:editId="512ABFF0">
                 <wp:extent cx="4424680" cy="421640"/>
                 <wp:effectExtent l="0" t="0" r="13970" b="16510"/>
-                <wp:docPr id="39" name="圓角矩形 4"/>
+                <wp:docPr id="49" name="圓角矩形 4"/>
                 <wp:cNvGraphicFramePr/>
                 <a:graphic xmlns:a="http://schemas.openxmlformats.org/drawingml/2006/main">
                   <a:graphicData uri="http://schemas.microsoft.com/office/word/2010/wordprocessingShape">
@@ -13346,82 +12909,100 @@
                         <w:txbxContent>
                           <w:p>
                             <w:r>
-                              <w:rPr>
-                                <w:rFonts w:hint="eastAsia"/>
-                              </w:rPr>
-                              <w:t>4</w:t>
-                            </w:r>
-                            <w:r>
-                              <w:rPr>
-                                <w:rFonts w:hint="eastAsia"/>
-                              </w:rPr>
+                              <w:t>Joystick</w:t>
+                            </w:r>
+                            <w:r>
+                              <w:rPr>
+                                <w:rFonts w:hint="eastAsia"/>
+                              </w:rPr>
+                              <w:t>搖</w:t>
+                            </w:r>
+                            <w:r>
+                              <w:t>桿</w:t>
+                            </w:r>
+                            <w:r>
+                              <w:rPr>
+                                <w:rFonts w:hint="eastAsia"/>
+                              </w:rPr>
+                              <w:t xml:space="preserve"> </w:t>
+                            </w:r>
+                            <w:r>
+                              <w:rPr>
+                                <w:rFonts w:hint="eastAsia"/>
+                              </w:rPr>
+                              <w:t>初始</w:t>
+                            </w:r>
+                            <w:r>
+                              <w:t>化</w:t>
+                            </w:r>
+                            <w:r>
+                              <w:rPr>
+                                <w:rFonts w:hint="eastAsia"/>
+                              </w:rPr>
+                              <w:t>(</w:t>
+                            </w:r>
+                            <w:r>
+                              <w:t>SW</w:t>
+                            </w:r>
+                            <w:r>
+                              <w:rPr>
+                                <w:rFonts w:hint="eastAsia"/>
+                              </w:rPr>
+                              <w:t>腳</w:t>
+                            </w:r>
+                            <w:r>
                               <w:t>位</w:t>
                             </w:r>
                             <w:r>
-                              <w:t>數</w:t>
-                            </w:r>
-                            <w:r>
-                              <w:rPr>
-                                <w:rFonts w:hint="eastAsia"/>
-                              </w:rPr>
-                              <w:t>字</w:t>
-                            </w:r>
-                            <w:r>
-                              <w:t>顯示模組</w:t>
-                            </w:r>
-                            <w:r>
-                              <w:rPr>
-                                <w:rFonts w:hint="eastAsia"/>
-                              </w:rPr>
+                              <w:rPr>
+                                <w:rFonts w:hint="eastAsia"/>
+                              </w:rPr>
+                              <w:t>=12</w:t>
+                            </w:r>
+                            <w:r>
+                              <w:t>,vY</w:t>
+                            </w:r>
+                            <w:r>
+                              <w:rPr>
+                                <w:rFonts w:hint="eastAsia"/>
+                              </w:rPr>
+                              <w:t>腳</w:t>
+                            </w:r>
+                            <w:r>
+                              <w:t>位</w:t>
+                            </w:r>
+                            <w:r>
+                              <w:rPr>
+                                <w:rFonts w:hint="eastAsia"/>
+                              </w:rPr>
+                              <w:t>=A0,</w:t>
+                            </w:r>
+                            <w:r>
                               <w:t xml:space="preserve"> </w:t>
                             </w:r>
                             <w:r>
-                              <w:t>顯示</w:t>
-                            </w:r>
-                            <w:r>
-                              <w:rPr>
-                                <w:rFonts w:hint="eastAsia"/>
-                              </w:rPr>
-                              <w:t>數</w:t>
-                            </w:r>
-                            <w:r>
-                              <w:t>字</w:t>
-                            </w:r>
-                            <w:r>
-                              <w:rPr>
-                                <w:rFonts w:hint="eastAsia"/>
-                              </w:rPr>
-                              <w:t>(</w:t>
-                            </w:r>
-                            <w:r>
-                              <w:t>CLK=2,DIO=3,</w:t>
-                            </w:r>
-                            <w:r>
-                              <w:rPr>
-                                <w:rFonts w:hint="eastAsia"/>
-                              </w:rPr>
-                              <w:t>數值</w:t>
-                            </w:r>
-                            <w:r>
-                              <w:t>,</w:t>
-                            </w:r>
-                            <w:r>
-                              <w:rPr>
-                                <w:rFonts w:hint="eastAsia"/>
-                              </w:rPr>
-                              <w:t>是否</w:t>
-                            </w:r>
-                            <w:r>
-                              <w:t>補</w:t>
-                            </w:r>
-                            <w:r>
-                              <w:rPr>
-                                <w:rFonts w:hint="eastAsia"/>
-                              </w:rPr>
-                              <w:t>0</w:t>
-                            </w:r>
-                            <w:r>
-                              <w:t>=false)</w:t>
+                              <w:t>v</w:t>
+                            </w:r>
+                            <w:r>
+                              <w:t>X</w:t>
+                            </w:r>
+                            <w:r>
+                              <w:rPr>
+                                <w:rFonts w:hint="eastAsia"/>
+                              </w:rPr>
+                              <w:t>腳</w:t>
+                            </w:r>
+                            <w:r>
+                              <w:t>位</w:t>
+                            </w:r>
+                            <w:r>
+                              <w:rPr>
+                                <w:rFonts w:hint="eastAsia"/>
+                              </w:rPr>
+                              <w:t>=A5</w:t>
+                            </w:r>
+                            <w:r>
+                              <w:t>)</w:t>
                             </w:r>
                           </w:p>
                         </w:txbxContent>
@@ -13440,7 +13021,7 @@
           </mc:Choice>
           <mc:Fallback>
             <w:pict>
-              <v:shape w14:anchorId="3AD7BC6B" id="_x0000_s1057" style="width:348.4pt;height:33.2pt;visibility:visible;mso-wrap-style:square;mso-left-percent:-10001;mso-top-percent:-10001;mso-position-horizontal:absolute;mso-position-horizontal-relative:char;mso-position-vertical:absolute;mso-position-vertical-relative:line;mso-left-percent:-10001;mso-top-percent:-10001;v-text-anchor:middle" coordsize="4424680,421640" o:spt="100" o:gfxdata="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" adj="-11796480,,5400" path="m,60115c,26914,26914,,60115,v96802,,147883,121920,290405,l4364565,v33201,,60115,26914,60115,60115l4424680,300565v,33201,-26914,60115,-60115,60115l330200,360680v-191628,137160,-180057,,-270085,c26914,360680,,333766,,300565l,60115xe" fillcolor="#5b9bd5 [3204]" strokecolor="#1f4d78 [1604]" strokeweight="1pt">
+              <v:shape w14:anchorId="1C6E5E77" id="_x0000_s1056" style="width:348.4pt;height:33.2pt;visibility:visible;mso-wrap-style:square;mso-left-percent:-10001;mso-top-percent:-10001;mso-position-horizontal:absolute;mso-position-horizontal-relative:char;mso-position-vertical:absolute;mso-position-vertical-relative:line;mso-left-percent:-10001;mso-top-percent:-10001;v-text-anchor:middle" coordsize="4424680,421640" o:spt="100" o:gfxdata="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" adj="-11796480,,5400" path="m,60115c,26914,26914,,60115,v96802,,147883,121920,290405,l4364565,v33201,,60115,26914,60115,60115l4424680,300565v,33201,-26914,60115,-60115,60115l330200,360680v-191628,137160,-180057,,-270085,c26914,360680,,333766,,300565l,60115xe" fillcolor="#5b9bd5 [3204]" strokecolor="#1f4d78 [1604]" strokeweight="1pt">
                 <v:stroke joinstyle="miter"/>
                 <v:formulas/>
                 <v:path arrowok="t" o:connecttype="custom" o:connectlocs="0,60115;60115,0;350520,0;4364565,0;4424680,60115;4424680,300565;4364565,360680;330200,360680;60115,360680;0,300565;0,60115" o:connectangles="0,0,0,0,0,0,0,0,0,0,0" textboxrect="0,0,4424680,421640"/>
@@ -13448,82 +13029,100 @@
                   <w:txbxContent>
                     <w:p>
                       <w:r>
-                        <w:rPr>
-                          <w:rFonts w:hint="eastAsia"/>
-                        </w:rPr>
-                        <w:t>4</w:t>
-                      </w:r>
-                      <w:r>
-                        <w:rPr>
-                          <w:rFonts w:hint="eastAsia"/>
-                        </w:rPr>
+                        <w:t>Joystick</w:t>
+                      </w:r>
+                      <w:r>
+                        <w:rPr>
+                          <w:rFonts w:hint="eastAsia"/>
+                        </w:rPr>
+                        <w:t>搖</w:t>
+                      </w:r>
+                      <w:r>
+                        <w:t>桿</w:t>
+                      </w:r>
+                      <w:r>
+                        <w:rPr>
+                          <w:rFonts w:hint="eastAsia"/>
+                        </w:rPr>
+                        <w:t xml:space="preserve"> </w:t>
+                      </w:r>
+                      <w:r>
+                        <w:rPr>
+                          <w:rFonts w:hint="eastAsia"/>
+                        </w:rPr>
+                        <w:t>初始</w:t>
+                      </w:r>
+                      <w:r>
+                        <w:t>化</w:t>
+                      </w:r>
+                      <w:r>
+                        <w:rPr>
+                          <w:rFonts w:hint="eastAsia"/>
+                        </w:rPr>
+                        <w:t>(</w:t>
+                      </w:r>
+                      <w:r>
+                        <w:t>SW</w:t>
+                      </w:r>
+                      <w:r>
+                        <w:rPr>
+                          <w:rFonts w:hint="eastAsia"/>
+                        </w:rPr>
+                        <w:t>腳</w:t>
+                      </w:r>
+                      <w:r>
                         <w:t>位</w:t>
                       </w:r>
                       <w:r>
-                        <w:t>數</w:t>
-                      </w:r>
-                      <w:r>
-                        <w:rPr>
-                          <w:rFonts w:hint="eastAsia"/>
-                        </w:rPr>
-                        <w:t>字</w:t>
-                      </w:r>
-                      <w:r>
-                        <w:t>顯示模組</w:t>
-                      </w:r>
-                      <w:r>
-                        <w:rPr>
-                          <w:rFonts w:hint="eastAsia"/>
-                        </w:rPr>
+                        <w:rPr>
+                          <w:rFonts w:hint="eastAsia"/>
+                        </w:rPr>
+                        <w:t>=12</w:t>
+                      </w:r>
+                      <w:r>
+                        <w:t>,vY</w:t>
+                      </w:r>
+                      <w:r>
+                        <w:rPr>
+                          <w:rFonts w:hint="eastAsia"/>
+                        </w:rPr>
+                        <w:t>腳</w:t>
+                      </w:r>
+                      <w:r>
+                        <w:t>位</w:t>
+                      </w:r>
+                      <w:r>
+                        <w:rPr>
+                          <w:rFonts w:hint="eastAsia"/>
+                        </w:rPr>
+                        <w:t>=A0,</w:t>
+                      </w:r>
+                      <w:r>
                         <w:t xml:space="preserve"> </w:t>
                       </w:r>
                       <w:r>
-                        <w:t>顯示</w:t>
-                      </w:r>
-                      <w:r>
-                        <w:rPr>
-                          <w:rFonts w:hint="eastAsia"/>
-                        </w:rPr>
-                        <w:t>數</w:t>
-                      </w:r>
-                      <w:r>
-                        <w:t>字</w:t>
-                      </w:r>
-                      <w:r>
-                        <w:rPr>
-                          <w:rFonts w:hint="eastAsia"/>
-                        </w:rPr>
-                        <w:t>(</w:t>
-                      </w:r>
-                      <w:r>
-                        <w:t>CLK=2,DIO=3,</w:t>
-                      </w:r>
-                      <w:r>
-                        <w:rPr>
-                          <w:rFonts w:hint="eastAsia"/>
-                        </w:rPr>
-                        <w:t>數值</w:t>
-                      </w:r>
-                      <w:r>
-                        <w:t>,</w:t>
-                      </w:r>
-                      <w:r>
-                        <w:rPr>
-                          <w:rFonts w:hint="eastAsia"/>
-                        </w:rPr>
-                        <w:t>是否</w:t>
-                      </w:r>
-                      <w:r>
-                        <w:t>補</w:t>
-                      </w:r>
-                      <w:r>
-                        <w:rPr>
-                          <w:rFonts w:hint="eastAsia"/>
-                        </w:rPr>
-                        <w:t>0</w:t>
-                      </w:r>
-                      <w:r>
-                        <w:t>=false)</w:t>
+                        <w:t>v</w:t>
+                      </w:r>
+                      <w:r>
+                        <w:t>X</w:t>
+                      </w:r>
+                      <w:r>
+                        <w:rPr>
+                          <w:rFonts w:hint="eastAsia"/>
+                        </w:rPr>
+                        <w:t>腳</w:t>
+                      </w:r>
+                      <w:r>
+                        <w:t>位</w:t>
+                      </w:r>
+                      <w:r>
+                        <w:rPr>
+                          <w:rFonts w:hint="eastAsia"/>
+                        </w:rPr>
+                        <w:t>=A5</w:t>
+                      </w:r>
+                      <w:r>
+                        <w:t>)</w:t>
                       </w:r>
                     </w:p>
                   </w:txbxContent>
@@ -13539,39 +13138,3509 @@
       <w:pPr>
         <w:ind w:firstLineChars="100" w:firstLine="240"/>
       </w:pPr>
+      <w:r>
+        <w:t>joystick_direct(xVal,yVal)</w:t>
+      </w:r>
     </w:p>
+    <w:tbl>
+      <w:tblPr>
+        <w:tblStyle w:val="a3"/>
+        <w:tblW w:w="0" w:type="auto"/>
+        <w:tblLook w:val="04A0" w:firstRow="1" w:lastRow="0" w:firstColumn="1" w:lastColumn="0" w:noHBand="0" w:noVBand="1"/>
+      </w:tblPr>
+      <w:tblGrid>
+        <w:gridCol w:w="8296"/>
+      </w:tblGrid>
+      <w:tr>
+        <w:tc>
+          <w:tcPr>
+            <w:tcW w:w="8296" w:type="dxa"/>
+          </w:tcPr>
+          <w:p>
+            <w:r>
+              <w:t>''</w:t>
+            </w:r>
+            <w:r>
+              <w:t>joystick_direct(xVal,yVal)</w:t>
+            </w:r>
+            <w:r>
+              <w:t xml:space="preserve"> </w:t>
+            </w:r>
+            <w:r>
+              <w:t>'</w:t>
+            </w:r>
+          </w:p>
+        </w:tc>
+      </w:tr>
+    </w:tbl>
     <w:p>
       <w:pPr>
-        <w:rPr>
-          <w:shd w:val="clear" w:color="auto" w:fill="D9D9D9" w:themeFill="background1" w:themeFillShade="D9"/>
-        </w:rPr>
-      </w:pPr>
-      <w:r>
-        <w:rPr>
-          <w:shd w:val="clear" w:color="auto" w:fill="D9D9D9" w:themeFill="background1" w:themeFillShade="D9"/>
-        </w:rPr>
-        <w:t>}</w:t>
-      </w:r>
-      <w:r>
-        <w:rPr>
-          <w:shd w:val="clear" w:color="auto" w:fill="D9D9D9" w:themeFill="background1" w:themeFillShade="D9"/>
-        </w:rPr>
-        <w:t xml:space="preserve">   </w:t>
-      </w:r>
-    </w:p>
-    <w:p>
-      <w:pPr>
-        <w:rPr>
-          <w:shd w:val="clear" w:color="auto" w:fill="D9D9D9" w:themeFill="background1" w:themeFillShade="D9"/>
-        </w:rPr>
+        <w:ind w:firstLineChars="100" w:firstLine="240"/>
       </w:pPr>
     </w:p>
     <w:p>
       <w:pPr>
+        <w:ind w:firstLineChars="100" w:firstLine="240"/>
+      </w:pPr>
+      <w:r>
+        <w:t>is_click_sw(swVal)</w:t>
+      </w:r>
+    </w:p>
+    <w:tbl>
+      <w:tblPr>
+        <w:tblStyle w:val="a3"/>
+        <w:tblW w:w="0" w:type="auto"/>
+        <w:tblLook w:val="04A0" w:firstRow="1" w:lastRow="0" w:firstColumn="1" w:lastColumn="0" w:noHBand="0" w:noVBand="1"/>
+      </w:tblPr>
+      <w:tblGrid>
+        <w:gridCol w:w="8296"/>
+      </w:tblGrid>
+      <w:tr>
+        <w:tc>
+          <w:tcPr>
+            <w:tcW w:w="8296" w:type="dxa"/>
+          </w:tcPr>
+          <w:p>
+            <w:r>
+              <w:t>''</w:t>
+            </w:r>
+            <w:r>
+              <w:t>is_click_sw(swVal)</w:t>
+            </w:r>
+            <w:r>
+              <w:t xml:space="preserve"> </w:t>
+            </w:r>
+            <w:r>
+              <w:t>'</w:t>
+            </w:r>
+          </w:p>
+        </w:tc>
+      </w:tr>
+    </w:tbl>
+    <w:p>
+      <w:pPr>
+        <w:ind w:firstLineChars="100" w:firstLine="240"/>
+      </w:pPr>
+      <w:r>
+        <w:rPr>
+          <w:noProof/>
+        </w:rPr>
+        <mc:AlternateContent>
+          <mc:Choice Requires="wps">
+            <w:drawing>
+              <wp:inline distT="0" distB="0" distL="0" distR="0" wp14:anchorId="706F3163" wp14:editId="74C694DB">
+                <wp:extent cx="2590800" cy="375557"/>
+                <wp:effectExtent l="19050" t="0" r="19050" b="24765"/>
+                <wp:docPr id="48" name="圓角矩形 48"/>
+                <wp:cNvGraphicFramePr/>
+                <a:graphic xmlns:a="http://schemas.openxmlformats.org/drawingml/2006/main">
+                  <a:graphicData uri="http://schemas.microsoft.com/office/word/2010/wordprocessingShape">
+                    <wps:wsp>
+                      <wps:cNvSpPr/>
+                      <wps:spPr>
+                        <a:xfrm>
+                          <a:off x="0" y="0"/>
+                          <a:ext cx="2590800" cy="375557"/>
+                        </a:xfrm>
+                        <a:custGeom>
+                          <a:avLst/>
+                          <a:gdLst>
+                            <a:gd name="connsiteX0" fmla="*/ 0 w 4506685"/>
+                            <a:gd name="connsiteY0" fmla="*/ 62594 h 375557"/>
+                            <a:gd name="connsiteX1" fmla="*/ 62594 w 4506685"/>
+                            <a:gd name="connsiteY1" fmla="*/ 0 h 375557"/>
+                            <a:gd name="connsiteX2" fmla="*/ 4444091 w 4506685"/>
+                            <a:gd name="connsiteY2" fmla="*/ 0 h 375557"/>
+                            <a:gd name="connsiteX3" fmla="*/ 4506685 w 4506685"/>
+                            <a:gd name="connsiteY3" fmla="*/ 62594 h 375557"/>
+                            <a:gd name="connsiteX4" fmla="*/ 4506685 w 4506685"/>
+                            <a:gd name="connsiteY4" fmla="*/ 312963 h 375557"/>
+                            <a:gd name="connsiteX5" fmla="*/ 4444091 w 4506685"/>
+                            <a:gd name="connsiteY5" fmla="*/ 375557 h 375557"/>
+                            <a:gd name="connsiteX6" fmla="*/ 62594 w 4506685"/>
+                            <a:gd name="connsiteY6" fmla="*/ 375557 h 375557"/>
+                            <a:gd name="connsiteX7" fmla="*/ 0 w 4506685"/>
+                            <a:gd name="connsiteY7" fmla="*/ 312963 h 375557"/>
+                            <a:gd name="connsiteX8" fmla="*/ 0 w 4506685"/>
+                            <a:gd name="connsiteY8" fmla="*/ 62594 h 375557"/>
+                            <a:gd name="connsiteX0" fmla="*/ 0 w 4506685"/>
+                            <a:gd name="connsiteY0" fmla="*/ 62594 h 375557"/>
+                            <a:gd name="connsiteX1" fmla="*/ 62594 w 4506685"/>
+                            <a:gd name="connsiteY1" fmla="*/ 0 h 375557"/>
+                            <a:gd name="connsiteX2" fmla="*/ 4444091 w 4506685"/>
+                            <a:gd name="connsiteY2" fmla="*/ 0 h 375557"/>
+                            <a:gd name="connsiteX3" fmla="*/ 4506685 w 4506685"/>
+                            <a:gd name="connsiteY3" fmla="*/ 62594 h 375557"/>
+                            <a:gd name="connsiteX4" fmla="*/ 4506685 w 4506685"/>
+                            <a:gd name="connsiteY4" fmla="*/ 312963 h 375557"/>
+                            <a:gd name="connsiteX5" fmla="*/ 4444091 w 4506685"/>
+                            <a:gd name="connsiteY5" fmla="*/ 375557 h 375557"/>
+                            <a:gd name="connsiteX6" fmla="*/ 62594 w 4506685"/>
+                            <a:gd name="connsiteY6" fmla="*/ 375557 h 375557"/>
+                            <a:gd name="connsiteX7" fmla="*/ 0 w 4506685"/>
+                            <a:gd name="connsiteY7" fmla="*/ 312963 h 375557"/>
+                            <a:gd name="connsiteX8" fmla="*/ 5443 w 4506685"/>
+                            <a:gd name="connsiteY8" fmla="*/ 163286 h 375557"/>
+                            <a:gd name="connsiteX9" fmla="*/ 0 w 4506685"/>
+                            <a:gd name="connsiteY9" fmla="*/ 62594 h 375557"/>
+                            <a:gd name="connsiteX0" fmla="*/ 310249 w 4816934"/>
+                            <a:gd name="connsiteY0" fmla="*/ 62594 h 375557"/>
+                            <a:gd name="connsiteX1" fmla="*/ 372843 w 4816934"/>
+                            <a:gd name="connsiteY1" fmla="*/ 0 h 375557"/>
+                            <a:gd name="connsiteX2" fmla="*/ 4754340 w 4816934"/>
+                            <a:gd name="connsiteY2" fmla="*/ 0 h 375557"/>
+                            <a:gd name="connsiteX3" fmla="*/ 4816934 w 4816934"/>
+                            <a:gd name="connsiteY3" fmla="*/ 62594 h 375557"/>
+                            <a:gd name="connsiteX4" fmla="*/ 4816934 w 4816934"/>
+                            <a:gd name="connsiteY4" fmla="*/ 312963 h 375557"/>
+                            <a:gd name="connsiteX5" fmla="*/ 4754340 w 4816934"/>
+                            <a:gd name="connsiteY5" fmla="*/ 375557 h 375557"/>
+                            <a:gd name="connsiteX6" fmla="*/ 372843 w 4816934"/>
+                            <a:gd name="connsiteY6" fmla="*/ 375557 h 375557"/>
+                            <a:gd name="connsiteX7" fmla="*/ 310249 w 4816934"/>
+                            <a:gd name="connsiteY7" fmla="*/ 312963 h 375557"/>
+                            <a:gd name="connsiteX8" fmla="*/ 0 w 4816934"/>
+                            <a:gd name="connsiteY8" fmla="*/ 146945 h 375557"/>
+                            <a:gd name="connsiteX9" fmla="*/ 310249 w 4816934"/>
+                            <a:gd name="connsiteY9" fmla="*/ 62594 h 375557"/>
+                            <a:gd name="connsiteX0" fmla="*/ 310249 w 4816934"/>
+                            <a:gd name="connsiteY0" fmla="*/ 62594 h 375557"/>
+                            <a:gd name="connsiteX1" fmla="*/ 372843 w 4816934"/>
+                            <a:gd name="connsiteY1" fmla="*/ 0 h 375557"/>
+                            <a:gd name="connsiteX2" fmla="*/ 4754340 w 4816934"/>
+                            <a:gd name="connsiteY2" fmla="*/ 0 h 375557"/>
+                            <a:gd name="connsiteX3" fmla="*/ 4816934 w 4816934"/>
+                            <a:gd name="connsiteY3" fmla="*/ 62594 h 375557"/>
+                            <a:gd name="connsiteX4" fmla="*/ 4816934 w 4816934"/>
+                            <a:gd name="connsiteY4" fmla="*/ 312963 h 375557"/>
+                            <a:gd name="connsiteX5" fmla="*/ 4754340 w 4816934"/>
+                            <a:gd name="connsiteY5" fmla="*/ 375557 h 375557"/>
+                            <a:gd name="connsiteX6" fmla="*/ 372843 w 4816934"/>
+                            <a:gd name="connsiteY6" fmla="*/ 375557 h 375557"/>
+                            <a:gd name="connsiteX7" fmla="*/ 310249 w 4816934"/>
+                            <a:gd name="connsiteY7" fmla="*/ 312963 h 375557"/>
+                            <a:gd name="connsiteX8" fmla="*/ 190500 w 4816934"/>
+                            <a:gd name="connsiteY8" fmla="*/ 261257 h 375557"/>
+                            <a:gd name="connsiteX9" fmla="*/ 0 w 4816934"/>
+                            <a:gd name="connsiteY9" fmla="*/ 146945 h 375557"/>
+                            <a:gd name="connsiteX10" fmla="*/ 310249 w 4816934"/>
+                            <a:gd name="connsiteY10" fmla="*/ 62594 h 375557"/>
+                            <a:gd name="connsiteX0" fmla="*/ 321154 w 4827839"/>
+                            <a:gd name="connsiteY0" fmla="*/ 62594 h 375557"/>
+                            <a:gd name="connsiteX1" fmla="*/ 383748 w 4827839"/>
+                            <a:gd name="connsiteY1" fmla="*/ 0 h 375557"/>
+                            <a:gd name="connsiteX2" fmla="*/ 4765245 w 4827839"/>
+                            <a:gd name="connsiteY2" fmla="*/ 0 h 375557"/>
+                            <a:gd name="connsiteX3" fmla="*/ 4827839 w 4827839"/>
+                            <a:gd name="connsiteY3" fmla="*/ 62594 h 375557"/>
+                            <a:gd name="connsiteX4" fmla="*/ 4827839 w 4827839"/>
+                            <a:gd name="connsiteY4" fmla="*/ 312963 h 375557"/>
+                            <a:gd name="connsiteX5" fmla="*/ 4765245 w 4827839"/>
+                            <a:gd name="connsiteY5" fmla="*/ 375557 h 375557"/>
+                            <a:gd name="connsiteX6" fmla="*/ 383748 w 4827839"/>
+                            <a:gd name="connsiteY6" fmla="*/ 375557 h 375557"/>
+                            <a:gd name="connsiteX7" fmla="*/ 321154 w 4827839"/>
+                            <a:gd name="connsiteY7" fmla="*/ 312963 h 375557"/>
+                            <a:gd name="connsiteX8" fmla="*/ 0 w 4827839"/>
+                            <a:gd name="connsiteY8" fmla="*/ 321173 h 375557"/>
+                            <a:gd name="connsiteX9" fmla="*/ 10905 w 4827839"/>
+                            <a:gd name="connsiteY9" fmla="*/ 146945 h 375557"/>
+                            <a:gd name="connsiteX10" fmla="*/ 321154 w 4827839"/>
+                            <a:gd name="connsiteY10" fmla="*/ 62594 h 375557"/>
+                            <a:gd name="connsiteX0" fmla="*/ 321154 w 4827839"/>
+                            <a:gd name="connsiteY0" fmla="*/ 62594 h 375557"/>
+                            <a:gd name="connsiteX1" fmla="*/ 383748 w 4827839"/>
+                            <a:gd name="connsiteY1" fmla="*/ 0 h 375557"/>
+                            <a:gd name="connsiteX2" fmla="*/ 4765245 w 4827839"/>
+                            <a:gd name="connsiteY2" fmla="*/ 0 h 375557"/>
+                            <a:gd name="connsiteX3" fmla="*/ 4827839 w 4827839"/>
+                            <a:gd name="connsiteY3" fmla="*/ 62594 h 375557"/>
+                            <a:gd name="connsiteX4" fmla="*/ 4827839 w 4827839"/>
+                            <a:gd name="connsiteY4" fmla="*/ 312963 h 375557"/>
+                            <a:gd name="connsiteX5" fmla="*/ 4765245 w 4827839"/>
+                            <a:gd name="connsiteY5" fmla="*/ 375557 h 375557"/>
+                            <a:gd name="connsiteX6" fmla="*/ 383748 w 4827839"/>
+                            <a:gd name="connsiteY6" fmla="*/ 375557 h 375557"/>
+                            <a:gd name="connsiteX7" fmla="*/ 321154 w 4827839"/>
+                            <a:gd name="connsiteY7" fmla="*/ 312963 h 375557"/>
+                            <a:gd name="connsiteX8" fmla="*/ 0 w 4827839"/>
+                            <a:gd name="connsiteY8" fmla="*/ 321173 h 375557"/>
+                            <a:gd name="connsiteX9" fmla="*/ 38122 w 4827839"/>
+                            <a:gd name="connsiteY9" fmla="*/ 97924 h 375557"/>
+                            <a:gd name="connsiteX10" fmla="*/ 321154 w 4827839"/>
+                            <a:gd name="connsiteY10" fmla="*/ 62594 h 375557"/>
+                            <a:gd name="connsiteX0" fmla="*/ 283032 w 4789717"/>
+                            <a:gd name="connsiteY0" fmla="*/ 62594 h 375557"/>
+                            <a:gd name="connsiteX1" fmla="*/ 345626 w 4789717"/>
+                            <a:gd name="connsiteY1" fmla="*/ 0 h 375557"/>
+                            <a:gd name="connsiteX2" fmla="*/ 4727123 w 4789717"/>
+                            <a:gd name="connsiteY2" fmla="*/ 0 h 375557"/>
+                            <a:gd name="connsiteX3" fmla="*/ 4789717 w 4789717"/>
+                            <a:gd name="connsiteY3" fmla="*/ 62594 h 375557"/>
+                            <a:gd name="connsiteX4" fmla="*/ 4789717 w 4789717"/>
+                            <a:gd name="connsiteY4" fmla="*/ 312963 h 375557"/>
+                            <a:gd name="connsiteX5" fmla="*/ 4727123 w 4789717"/>
+                            <a:gd name="connsiteY5" fmla="*/ 375557 h 375557"/>
+                            <a:gd name="connsiteX6" fmla="*/ 345626 w 4789717"/>
+                            <a:gd name="connsiteY6" fmla="*/ 375557 h 375557"/>
+                            <a:gd name="connsiteX7" fmla="*/ 283032 w 4789717"/>
+                            <a:gd name="connsiteY7" fmla="*/ 312963 h 375557"/>
+                            <a:gd name="connsiteX8" fmla="*/ 21756 w 4789717"/>
+                            <a:gd name="connsiteY8" fmla="*/ 315726 h 375557"/>
+                            <a:gd name="connsiteX9" fmla="*/ 0 w 4789717"/>
+                            <a:gd name="connsiteY9" fmla="*/ 97924 h 375557"/>
+                            <a:gd name="connsiteX10" fmla="*/ 283032 w 4789717"/>
+                            <a:gd name="connsiteY10" fmla="*/ 62594 h 375557"/>
+                            <a:gd name="connsiteX0" fmla="*/ 261276 w 4767961"/>
+                            <a:gd name="connsiteY0" fmla="*/ 62594 h 375557"/>
+                            <a:gd name="connsiteX1" fmla="*/ 323870 w 4767961"/>
+                            <a:gd name="connsiteY1" fmla="*/ 0 h 375557"/>
+                            <a:gd name="connsiteX2" fmla="*/ 4705367 w 4767961"/>
+                            <a:gd name="connsiteY2" fmla="*/ 0 h 375557"/>
+                            <a:gd name="connsiteX3" fmla="*/ 4767961 w 4767961"/>
+                            <a:gd name="connsiteY3" fmla="*/ 62594 h 375557"/>
+                            <a:gd name="connsiteX4" fmla="*/ 4767961 w 4767961"/>
+                            <a:gd name="connsiteY4" fmla="*/ 312963 h 375557"/>
+                            <a:gd name="connsiteX5" fmla="*/ 4705367 w 4767961"/>
+                            <a:gd name="connsiteY5" fmla="*/ 375557 h 375557"/>
+                            <a:gd name="connsiteX6" fmla="*/ 323870 w 4767961"/>
+                            <a:gd name="connsiteY6" fmla="*/ 375557 h 375557"/>
+                            <a:gd name="connsiteX7" fmla="*/ 261276 w 4767961"/>
+                            <a:gd name="connsiteY7" fmla="*/ 312963 h 375557"/>
+                            <a:gd name="connsiteX8" fmla="*/ 0 w 4767961"/>
+                            <a:gd name="connsiteY8" fmla="*/ 315726 h 375557"/>
+                            <a:gd name="connsiteX9" fmla="*/ 92557 w 4767961"/>
+                            <a:gd name="connsiteY9" fmla="*/ 81583 h 375557"/>
+                            <a:gd name="connsiteX10" fmla="*/ 261276 w 4767961"/>
+                            <a:gd name="connsiteY10" fmla="*/ 62594 h 375557"/>
+                            <a:gd name="connsiteX0" fmla="*/ 168719 w 4675404"/>
+                            <a:gd name="connsiteY0" fmla="*/ 62594 h 375557"/>
+                            <a:gd name="connsiteX1" fmla="*/ 231313 w 4675404"/>
+                            <a:gd name="connsiteY1" fmla="*/ 0 h 375557"/>
+                            <a:gd name="connsiteX2" fmla="*/ 4612810 w 4675404"/>
+                            <a:gd name="connsiteY2" fmla="*/ 0 h 375557"/>
+                            <a:gd name="connsiteX3" fmla="*/ 4675404 w 4675404"/>
+                            <a:gd name="connsiteY3" fmla="*/ 62594 h 375557"/>
+                            <a:gd name="connsiteX4" fmla="*/ 4675404 w 4675404"/>
+                            <a:gd name="connsiteY4" fmla="*/ 312963 h 375557"/>
+                            <a:gd name="connsiteX5" fmla="*/ 4612810 w 4675404"/>
+                            <a:gd name="connsiteY5" fmla="*/ 375557 h 375557"/>
+                            <a:gd name="connsiteX6" fmla="*/ 231313 w 4675404"/>
+                            <a:gd name="connsiteY6" fmla="*/ 375557 h 375557"/>
+                            <a:gd name="connsiteX7" fmla="*/ 168719 w 4675404"/>
+                            <a:gd name="connsiteY7" fmla="*/ 312963 h 375557"/>
+                            <a:gd name="connsiteX8" fmla="*/ 59855 w 4675404"/>
+                            <a:gd name="connsiteY8" fmla="*/ 315726 h 375557"/>
+                            <a:gd name="connsiteX9" fmla="*/ 0 w 4675404"/>
+                            <a:gd name="connsiteY9" fmla="*/ 81583 h 375557"/>
+                            <a:gd name="connsiteX10" fmla="*/ 168719 w 4675404"/>
+                            <a:gd name="connsiteY10" fmla="*/ 62594 h 375557"/>
+                            <a:gd name="connsiteX0" fmla="*/ 119183 w 4625868"/>
+                            <a:gd name="connsiteY0" fmla="*/ 62594 h 375557"/>
+                            <a:gd name="connsiteX1" fmla="*/ 181777 w 4625868"/>
+                            <a:gd name="connsiteY1" fmla="*/ 0 h 375557"/>
+                            <a:gd name="connsiteX2" fmla="*/ 4563274 w 4625868"/>
+                            <a:gd name="connsiteY2" fmla="*/ 0 h 375557"/>
+                            <a:gd name="connsiteX3" fmla="*/ 4625868 w 4625868"/>
+                            <a:gd name="connsiteY3" fmla="*/ 62594 h 375557"/>
+                            <a:gd name="connsiteX4" fmla="*/ 4625868 w 4625868"/>
+                            <a:gd name="connsiteY4" fmla="*/ 312963 h 375557"/>
+                            <a:gd name="connsiteX5" fmla="*/ 4563274 w 4625868"/>
+                            <a:gd name="connsiteY5" fmla="*/ 375557 h 375557"/>
+                            <a:gd name="connsiteX6" fmla="*/ 181777 w 4625868"/>
+                            <a:gd name="connsiteY6" fmla="*/ 375557 h 375557"/>
+                            <a:gd name="connsiteX7" fmla="*/ 119183 w 4625868"/>
+                            <a:gd name="connsiteY7" fmla="*/ 312963 h 375557"/>
+                            <a:gd name="connsiteX8" fmla="*/ 10319 w 4625868"/>
+                            <a:gd name="connsiteY8" fmla="*/ 315726 h 375557"/>
+                            <a:gd name="connsiteX9" fmla="*/ 0 w 4625868"/>
+                            <a:gd name="connsiteY9" fmla="*/ 77770 h 375557"/>
+                            <a:gd name="connsiteX10" fmla="*/ 119183 w 4625868"/>
+                            <a:gd name="connsiteY10" fmla="*/ 62594 h 375557"/>
+                            <a:gd name="connsiteX0" fmla="*/ 119183 w 4625868"/>
+                            <a:gd name="connsiteY0" fmla="*/ 127411 h 375557"/>
+                            <a:gd name="connsiteX1" fmla="*/ 181777 w 4625868"/>
+                            <a:gd name="connsiteY1" fmla="*/ 0 h 375557"/>
+                            <a:gd name="connsiteX2" fmla="*/ 4563274 w 4625868"/>
+                            <a:gd name="connsiteY2" fmla="*/ 0 h 375557"/>
+                            <a:gd name="connsiteX3" fmla="*/ 4625868 w 4625868"/>
+                            <a:gd name="connsiteY3" fmla="*/ 62594 h 375557"/>
+                            <a:gd name="connsiteX4" fmla="*/ 4625868 w 4625868"/>
+                            <a:gd name="connsiteY4" fmla="*/ 312963 h 375557"/>
+                            <a:gd name="connsiteX5" fmla="*/ 4563274 w 4625868"/>
+                            <a:gd name="connsiteY5" fmla="*/ 375557 h 375557"/>
+                            <a:gd name="connsiteX6" fmla="*/ 181777 w 4625868"/>
+                            <a:gd name="connsiteY6" fmla="*/ 375557 h 375557"/>
+                            <a:gd name="connsiteX7" fmla="*/ 119183 w 4625868"/>
+                            <a:gd name="connsiteY7" fmla="*/ 312963 h 375557"/>
+                            <a:gd name="connsiteX8" fmla="*/ 10319 w 4625868"/>
+                            <a:gd name="connsiteY8" fmla="*/ 315726 h 375557"/>
+                            <a:gd name="connsiteX9" fmla="*/ 0 w 4625868"/>
+                            <a:gd name="connsiteY9" fmla="*/ 77770 h 375557"/>
+                            <a:gd name="connsiteX10" fmla="*/ 119183 w 4625868"/>
+                            <a:gd name="connsiteY10" fmla="*/ 127411 h 375557"/>
+                            <a:gd name="connsiteX0" fmla="*/ 119183 w 4625868"/>
+                            <a:gd name="connsiteY0" fmla="*/ 127411 h 375557"/>
+                            <a:gd name="connsiteX1" fmla="*/ 181777 w 4625868"/>
+                            <a:gd name="connsiteY1" fmla="*/ 0 h 375557"/>
+                            <a:gd name="connsiteX2" fmla="*/ 4563274 w 4625868"/>
+                            <a:gd name="connsiteY2" fmla="*/ 0 h 375557"/>
+                            <a:gd name="connsiteX3" fmla="*/ 4625868 w 4625868"/>
+                            <a:gd name="connsiteY3" fmla="*/ 62594 h 375557"/>
+                            <a:gd name="connsiteX4" fmla="*/ 4625868 w 4625868"/>
+                            <a:gd name="connsiteY4" fmla="*/ 312963 h 375557"/>
+                            <a:gd name="connsiteX5" fmla="*/ 4563274 w 4625868"/>
+                            <a:gd name="connsiteY5" fmla="*/ 375557 h 375557"/>
+                            <a:gd name="connsiteX6" fmla="*/ 181777 w 4625868"/>
+                            <a:gd name="connsiteY6" fmla="*/ 375557 h 375557"/>
+                            <a:gd name="connsiteX7" fmla="*/ 126803 w 4625868"/>
+                            <a:gd name="connsiteY7" fmla="*/ 240520 h 375557"/>
+                            <a:gd name="connsiteX8" fmla="*/ 10319 w 4625868"/>
+                            <a:gd name="connsiteY8" fmla="*/ 315726 h 375557"/>
+                            <a:gd name="connsiteX9" fmla="*/ 0 w 4625868"/>
+                            <a:gd name="connsiteY9" fmla="*/ 77770 h 375557"/>
+                            <a:gd name="connsiteX10" fmla="*/ 119183 w 4625868"/>
+                            <a:gd name="connsiteY10" fmla="*/ 127411 h 375557"/>
+                          </a:gdLst>
+                          <a:ahLst/>
+                          <a:cxnLst>
+                            <a:cxn ang="0">
+                              <a:pos x="connsiteX0" y="connsiteY0"/>
+                            </a:cxn>
+                            <a:cxn ang="0">
+                              <a:pos x="connsiteX1" y="connsiteY1"/>
+                            </a:cxn>
+                            <a:cxn ang="0">
+                              <a:pos x="connsiteX2" y="connsiteY2"/>
+                            </a:cxn>
+                            <a:cxn ang="0">
+                              <a:pos x="connsiteX3" y="connsiteY3"/>
+                            </a:cxn>
+                            <a:cxn ang="0">
+                              <a:pos x="connsiteX4" y="connsiteY4"/>
+                            </a:cxn>
+                            <a:cxn ang="0">
+                              <a:pos x="connsiteX5" y="connsiteY5"/>
+                            </a:cxn>
+                            <a:cxn ang="0">
+                              <a:pos x="connsiteX6" y="connsiteY6"/>
+                            </a:cxn>
+                            <a:cxn ang="0">
+                              <a:pos x="connsiteX7" y="connsiteY7"/>
+                            </a:cxn>
+                            <a:cxn ang="0">
+                              <a:pos x="connsiteX8" y="connsiteY8"/>
+                            </a:cxn>
+                            <a:cxn ang="0">
+                              <a:pos x="connsiteX9" y="connsiteY9"/>
+                            </a:cxn>
+                            <a:cxn ang="0">
+                              <a:pos x="connsiteX10" y="connsiteY10"/>
+                            </a:cxn>
+                          </a:cxnLst>
+                          <a:rect l="l" t="t" r="r" b="b"/>
+                          <a:pathLst>
+                            <a:path w="4625868" h="375557">
+                              <a:moveTo>
+                                <a:pt x="119183" y="127411"/>
+                              </a:moveTo>
+                              <a:cubicBezTo>
+                                <a:pt x="119183" y="92841"/>
+                                <a:pt x="147207" y="0"/>
+                                <a:pt x="181777" y="0"/>
+                              </a:cubicBezTo>
+                              <a:lnTo>
+                                <a:pt x="4563274" y="0"/>
+                              </a:lnTo>
+                              <a:cubicBezTo>
+                                <a:pt x="4597844" y="0"/>
+                                <a:pt x="4625868" y="28024"/>
+                                <a:pt x="4625868" y="62594"/>
+                              </a:cubicBezTo>
+                              <a:lnTo>
+                                <a:pt x="4625868" y="312963"/>
+                              </a:lnTo>
+                              <a:cubicBezTo>
+                                <a:pt x="4625868" y="347533"/>
+                                <a:pt x="4597844" y="375557"/>
+                                <a:pt x="4563274" y="375557"/>
+                              </a:cubicBezTo>
+                              <a:lnTo>
+                                <a:pt x="181777" y="375557"/>
+                              </a:lnTo>
+                              <a:cubicBezTo>
+                                <a:pt x="147207" y="375557"/>
+                                <a:pt x="126803" y="275090"/>
+                                <a:pt x="126803" y="240520"/>
+                              </a:cubicBezTo>
+                              <a:lnTo>
+                                <a:pt x="10319" y="315726"/>
+                              </a:lnTo>
+                              <a:lnTo>
+                                <a:pt x="0" y="77770"/>
+                              </a:lnTo>
+                              <a:lnTo>
+                                <a:pt x="119183" y="127411"/>
+                              </a:lnTo>
+                              <a:close/>
+                            </a:path>
+                          </a:pathLst>
+                        </a:custGeom>
+                      </wps:spPr>
+                      <wps:style>
+                        <a:lnRef idx="2">
+                          <a:schemeClr val="accent4">
+                            <a:shade val="50000"/>
+                          </a:schemeClr>
+                        </a:lnRef>
+                        <a:fillRef idx="1">
+                          <a:schemeClr val="accent4"/>
+                        </a:fillRef>
+                        <a:effectRef idx="0">
+                          <a:schemeClr val="accent4"/>
+                        </a:effectRef>
+                        <a:fontRef idx="minor">
+                          <a:schemeClr val="lt1"/>
+                        </a:fontRef>
+                      </wps:style>
+                      <wps:txbx>
+                        <w:txbxContent>
+                          <w:p>
+                            <w:pPr>
+                              <w:ind w:firstLineChars="50" w:firstLine="120"/>
+                              <w:rPr>
+                                <w:rFonts w:hint="eastAsia"/>
+                              </w:rPr>
+                            </w:pPr>
+                            <w:r>
+                              <w:rPr>
+                                <w:rFonts w:hint="eastAsia"/>
+                              </w:rPr>
+                              <w:t>Joystick</w:t>
+                            </w:r>
+                            <w:r>
+                              <w:rPr>
+                                <w:rFonts w:hint="eastAsia"/>
+                              </w:rPr>
+                              <w:t>搖桿</w:t>
+                            </w:r>
+                            <w:r>
+                              <w:rPr>
+                                <w:rFonts w:hint="eastAsia"/>
+                              </w:rPr>
+                              <w:t xml:space="preserve"> </w:t>
+                            </w:r>
+                            <w:r>
+                              <w:rPr>
+                                <w:rFonts w:hint="eastAsia"/>
+                              </w:rPr>
+                              <w:t>已</w:t>
+                            </w:r>
+                            <w:r>
+                              <w:rPr>
+                                <w:rFonts w:hint="eastAsia"/>
+                              </w:rPr>
+                              <w:t>按</w:t>
+                            </w:r>
+                            <w:r>
+                              <w:t>下</w:t>
+                            </w:r>
+                            <w:r>
+                              <w:rPr>
+                                <w:rFonts w:hint="eastAsia"/>
+                              </w:rPr>
+                              <w:t>按</w:t>
+                            </w:r>
+                            <w:r>
+                              <w:t>鈕</w:t>
+                            </w:r>
+                          </w:p>
+                        </w:txbxContent>
+                      </wps:txbx>
+                      <wps:bodyPr rot="0" spcFirstLastPara="0" vertOverflow="overflow" horzOverflow="overflow" vert="horz" wrap="square" lIns="91440" tIns="45720" rIns="91440" bIns="45720" numCol="1" spcCol="0" rtlCol="0" fromWordArt="0" anchor="ctr" anchorCtr="0" forceAA="0" compatLnSpc="1">
+                        <a:prstTxWarp prst="textNoShape">
+                          <a:avLst/>
+                        </a:prstTxWarp>
+                        <a:noAutofit/>
+                      </wps:bodyPr>
+                    </wps:wsp>
+                  </a:graphicData>
+                </a:graphic>
+              </wp:inline>
+            </w:drawing>
+          </mc:Choice>
+          <mc:Fallback>
+            <w:pict>
+              <v:shape w14:anchorId="706F3163" id="圓角矩形 48" o:spid="_x0000_s1057" style="width:204pt;height:29.55pt;visibility:visible;mso-wrap-style:square;mso-left-percent:-10001;mso-top-percent:-10001;mso-position-horizontal:absolute;mso-position-horizontal-relative:char;mso-position-vertical:absolute;mso-position-vertical-relative:line;mso-left-percent:-10001;mso-top-percent:-10001;v-text-anchor:middle" coordsize="4625868,375557" o:spt="100" o:gfxdata="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" adj="-11796480,,5400" path="m119183,127411c119183,92841,147207,,181777,l4563274,v34570,,62594,28024,62594,62594l4625868,312963v,34570,-28024,62594,-62594,62594l181777,375557v-34570,,-54974,-100467,-54974,-135037l10319,315726,,77770r119183,49641xe" fillcolor="#ffc000 [3207]" strokecolor="#7f5f00 [1607]" strokeweight="1pt">
+                <v:stroke joinstyle="miter"/>
+                <v:formulas/>
+                <v:path arrowok="t" o:connecttype="custom" o:connectlocs="66751,127411;101807,0;2555743,0;2590800,62594;2590800,312963;2555743,375557;101807,375557;71018,240520;5779,315726;0,77770;66751,127411" o:connectangles="0,0,0,0,0,0,0,0,0,0,0" textboxrect="0,0,4625868,375557"/>
+                <v:textbox>
+                  <w:txbxContent>
+                    <w:p>
+                      <w:pPr>
+                        <w:ind w:firstLineChars="50" w:firstLine="120"/>
+                        <w:rPr>
+                          <w:rFonts w:hint="eastAsia"/>
+                        </w:rPr>
+                      </w:pPr>
+                      <w:r>
+                        <w:rPr>
+                          <w:rFonts w:hint="eastAsia"/>
+                        </w:rPr>
+                        <w:t>Joystick</w:t>
+                      </w:r>
+                      <w:r>
+                        <w:rPr>
+                          <w:rFonts w:hint="eastAsia"/>
+                        </w:rPr>
+                        <w:t>搖桿</w:t>
+                      </w:r>
+                      <w:r>
+                        <w:rPr>
+                          <w:rFonts w:hint="eastAsia"/>
+                        </w:rPr>
+                        <w:t xml:space="preserve"> </w:t>
+                      </w:r>
+                      <w:r>
+                        <w:rPr>
+                          <w:rFonts w:hint="eastAsia"/>
+                        </w:rPr>
+                        <w:t>已</w:t>
+                      </w:r>
+                      <w:r>
+                        <w:rPr>
+                          <w:rFonts w:hint="eastAsia"/>
+                        </w:rPr>
+                        <w:t>按</w:t>
+                      </w:r>
+                      <w:r>
+                        <w:t>下</w:t>
+                      </w:r>
+                      <w:r>
+                        <w:rPr>
+                          <w:rFonts w:hint="eastAsia"/>
+                        </w:rPr>
+                        <w:t>按</w:t>
+                      </w:r>
+                      <w:r>
+                        <w:t>鈕</w:t>
+                      </w:r>
+                    </w:p>
+                  </w:txbxContent>
+                </v:textbox>
+                <w10:anchorlock/>
+              </v:shape>
+            </w:pict>
+          </mc:Fallback>
+        </mc:AlternateContent>
+      </w:r>
+    </w:p>
+    <w:p>
+      <w:pPr>
+        <w:ind w:firstLineChars="100" w:firstLine="240"/>
+      </w:pPr>
+      <w:r>
+        <w:t>is_this_direct(xVal,yVal,</w:t>
+      </w:r>
+      <w:r>
+        <w:rPr>
+          <w:color w:val="FF0000"/>
+        </w:rPr>
+        <w:t>"Up"</w:t>
+      </w:r>
+      <w:r>
+        <w:t>)</w:t>
+      </w:r>
+    </w:p>
+    <w:tbl>
+      <w:tblPr>
+        <w:tblStyle w:val="a3"/>
+        <w:tblW w:w="0" w:type="auto"/>
+        <w:tblLook w:val="04A0" w:firstRow="1" w:lastRow="0" w:firstColumn="1" w:lastColumn="0" w:noHBand="0" w:noVBand="1"/>
+      </w:tblPr>
+      <w:tblGrid>
+        <w:gridCol w:w="8296"/>
+      </w:tblGrid>
+      <w:tr>
+        <w:tc>
+          <w:tcPr>
+            <w:tcW w:w="8296" w:type="dxa"/>
+          </w:tcPr>
+          <w:p>
+            <w:r>
+              <w:t>''</w:t>
+            </w:r>
+            <w:r>
+              <w:t>is_this_direct(xVal,yVal,</w:t>
+            </w:r>
+            <w:r>
+              <w:rPr>
+                <w:rFonts w:hint="eastAsia"/>
+                <w:color w:val="FF0000"/>
+              </w:rPr>
+              <w:t xml:space="preserve"> </w:t>
+            </w:r>
+            <w:r>
+              <w:t>'</w:t>
+            </w:r>
+            <w:r>
+              <w:rPr>
+                <w:rFonts w:hint="eastAsia"/>
+              </w:rPr>
+              <w:t>●</w:t>
+            </w:r>
+            <w:r>
+              <w:rPr>
+                <w:rFonts w:hint="eastAsia"/>
+                <w:color w:val="FF0000"/>
+              </w:rPr>
+              <w:t>value_direct</w:t>
+            </w:r>
+            <w:r>
+              <w:rPr>
+                <w:rFonts w:hint="eastAsia"/>
+              </w:rPr>
+              <w:t>●</w:t>
+            </w:r>
+            <w:r>
+              <w:t>'</w:t>
+            </w:r>
+            <w:r>
+              <w:t>)</w:t>
+            </w:r>
+            <w:r>
+              <w:t xml:space="preserve"> </w:t>
+            </w:r>
+            <w:r>
+              <w:t>'</w:t>
+            </w:r>
+          </w:p>
+        </w:tc>
+      </w:tr>
+    </w:tbl>
+    <w:p>
+      <w:pPr>
+        <w:ind w:firstLineChars="100" w:firstLine="240"/>
+        <w:rPr>
+          <w:rFonts w:hint="eastAsia"/>
+        </w:rPr>
+      </w:pPr>
+      <w:r>
+        <w:rPr>
+          <w:noProof/>
+        </w:rPr>
+        <mc:AlternateContent>
+          <mc:Choice Requires="wps">
+            <w:drawing>
+              <wp:inline distT="0" distB="0" distL="0" distR="0" wp14:anchorId="3ED95E1B" wp14:editId="33FC0042">
+                <wp:extent cx="2160815" cy="375557"/>
+                <wp:effectExtent l="19050" t="0" r="11430" b="24765"/>
+                <wp:docPr id="50" name="圓角矩形 48"/>
+                <wp:cNvGraphicFramePr/>
+                <a:graphic xmlns:a="http://schemas.openxmlformats.org/drawingml/2006/main">
+                  <a:graphicData uri="http://schemas.microsoft.com/office/word/2010/wordprocessingShape">
+                    <wps:wsp>
+                      <wps:cNvSpPr/>
+                      <wps:spPr>
+                        <a:xfrm>
+                          <a:off x="0" y="0"/>
+                          <a:ext cx="2160815" cy="375557"/>
+                        </a:xfrm>
+                        <a:custGeom>
+                          <a:avLst/>
+                          <a:gdLst>
+                            <a:gd name="connsiteX0" fmla="*/ 0 w 4506685"/>
+                            <a:gd name="connsiteY0" fmla="*/ 62594 h 375557"/>
+                            <a:gd name="connsiteX1" fmla="*/ 62594 w 4506685"/>
+                            <a:gd name="connsiteY1" fmla="*/ 0 h 375557"/>
+                            <a:gd name="connsiteX2" fmla="*/ 4444091 w 4506685"/>
+                            <a:gd name="connsiteY2" fmla="*/ 0 h 375557"/>
+                            <a:gd name="connsiteX3" fmla="*/ 4506685 w 4506685"/>
+                            <a:gd name="connsiteY3" fmla="*/ 62594 h 375557"/>
+                            <a:gd name="connsiteX4" fmla="*/ 4506685 w 4506685"/>
+                            <a:gd name="connsiteY4" fmla="*/ 312963 h 375557"/>
+                            <a:gd name="connsiteX5" fmla="*/ 4444091 w 4506685"/>
+                            <a:gd name="connsiteY5" fmla="*/ 375557 h 375557"/>
+                            <a:gd name="connsiteX6" fmla="*/ 62594 w 4506685"/>
+                            <a:gd name="connsiteY6" fmla="*/ 375557 h 375557"/>
+                            <a:gd name="connsiteX7" fmla="*/ 0 w 4506685"/>
+                            <a:gd name="connsiteY7" fmla="*/ 312963 h 375557"/>
+                            <a:gd name="connsiteX8" fmla="*/ 0 w 4506685"/>
+                            <a:gd name="connsiteY8" fmla="*/ 62594 h 375557"/>
+                            <a:gd name="connsiteX0" fmla="*/ 0 w 4506685"/>
+                            <a:gd name="connsiteY0" fmla="*/ 62594 h 375557"/>
+                            <a:gd name="connsiteX1" fmla="*/ 62594 w 4506685"/>
+                            <a:gd name="connsiteY1" fmla="*/ 0 h 375557"/>
+                            <a:gd name="connsiteX2" fmla="*/ 4444091 w 4506685"/>
+                            <a:gd name="connsiteY2" fmla="*/ 0 h 375557"/>
+                            <a:gd name="connsiteX3" fmla="*/ 4506685 w 4506685"/>
+                            <a:gd name="connsiteY3" fmla="*/ 62594 h 375557"/>
+                            <a:gd name="connsiteX4" fmla="*/ 4506685 w 4506685"/>
+                            <a:gd name="connsiteY4" fmla="*/ 312963 h 375557"/>
+                            <a:gd name="connsiteX5" fmla="*/ 4444091 w 4506685"/>
+                            <a:gd name="connsiteY5" fmla="*/ 375557 h 375557"/>
+                            <a:gd name="connsiteX6" fmla="*/ 62594 w 4506685"/>
+                            <a:gd name="connsiteY6" fmla="*/ 375557 h 375557"/>
+                            <a:gd name="connsiteX7" fmla="*/ 0 w 4506685"/>
+                            <a:gd name="connsiteY7" fmla="*/ 312963 h 375557"/>
+                            <a:gd name="connsiteX8" fmla="*/ 5443 w 4506685"/>
+                            <a:gd name="connsiteY8" fmla="*/ 163286 h 375557"/>
+                            <a:gd name="connsiteX9" fmla="*/ 0 w 4506685"/>
+                            <a:gd name="connsiteY9" fmla="*/ 62594 h 375557"/>
+                            <a:gd name="connsiteX0" fmla="*/ 310249 w 4816934"/>
+                            <a:gd name="connsiteY0" fmla="*/ 62594 h 375557"/>
+                            <a:gd name="connsiteX1" fmla="*/ 372843 w 4816934"/>
+                            <a:gd name="connsiteY1" fmla="*/ 0 h 375557"/>
+                            <a:gd name="connsiteX2" fmla="*/ 4754340 w 4816934"/>
+                            <a:gd name="connsiteY2" fmla="*/ 0 h 375557"/>
+                            <a:gd name="connsiteX3" fmla="*/ 4816934 w 4816934"/>
+                            <a:gd name="connsiteY3" fmla="*/ 62594 h 375557"/>
+                            <a:gd name="connsiteX4" fmla="*/ 4816934 w 4816934"/>
+                            <a:gd name="connsiteY4" fmla="*/ 312963 h 375557"/>
+                            <a:gd name="connsiteX5" fmla="*/ 4754340 w 4816934"/>
+                            <a:gd name="connsiteY5" fmla="*/ 375557 h 375557"/>
+                            <a:gd name="connsiteX6" fmla="*/ 372843 w 4816934"/>
+                            <a:gd name="connsiteY6" fmla="*/ 375557 h 375557"/>
+                            <a:gd name="connsiteX7" fmla="*/ 310249 w 4816934"/>
+                            <a:gd name="connsiteY7" fmla="*/ 312963 h 375557"/>
+                            <a:gd name="connsiteX8" fmla="*/ 0 w 4816934"/>
+                            <a:gd name="connsiteY8" fmla="*/ 146945 h 375557"/>
+                            <a:gd name="connsiteX9" fmla="*/ 310249 w 4816934"/>
+                            <a:gd name="connsiteY9" fmla="*/ 62594 h 375557"/>
+                            <a:gd name="connsiteX0" fmla="*/ 310249 w 4816934"/>
+                            <a:gd name="connsiteY0" fmla="*/ 62594 h 375557"/>
+                            <a:gd name="connsiteX1" fmla="*/ 372843 w 4816934"/>
+                            <a:gd name="connsiteY1" fmla="*/ 0 h 375557"/>
+                            <a:gd name="connsiteX2" fmla="*/ 4754340 w 4816934"/>
+                            <a:gd name="connsiteY2" fmla="*/ 0 h 375557"/>
+                            <a:gd name="connsiteX3" fmla="*/ 4816934 w 4816934"/>
+                            <a:gd name="connsiteY3" fmla="*/ 62594 h 375557"/>
+                            <a:gd name="connsiteX4" fmla="*/ 4816934 w 4816934"/>
+                            <a:gd name="connsiteY4" fmla="*/ 312963 h 375557"/>
+                            <a:gd name="connsiteX5" fmla="*/ 4754340 w 4816934"/>
+                            <a:gd name="connsiteY5" fmla="*/ 375557 h 375557"/>
+                            <a:gd name="connsiteX6" fmla="*/ 372843 w 4816934"/>
+                            <a:gd name="connsiteY6" fmla="*/ 375557 h 375557"/>
+                            <a:gd name="connsiteX7" fmla="*/ 310249 w 4816934"/>
+                            <a:gd name="connsiteY7" fmla="*/ 312963 h 375557"/>
+                            <a:gd name="connsiteX8" fmla="*/ 190500 w 4816934"/>
+                            <a:gd name="connsiteY8" fmla="*/ 261257 h 375557"/>
+                            <a:gd name="connsiteX9" fmla="*/ 0 w 4816934"/>
+                            <a:gd name="connsiteY9" fmla="*/ 146945 h 375557"/>
+                            <a:gd name="connsiteX10" fmla="*/ 310249 w 4816934"/>
+                            <a:gd name="connsiteY10" fmla="*/ 62594 h 375557"/>
+                            <a:gd name="connsiteX0" fmla="*/ 321154 w 4827839"/>
+                            <a:gd name="connsiteY0" fmla="*/ 62594 h 375557"/>
+                            <a:gd name="connsiteX1" fmla="*/ 383748 w 4827839"/>
+                            <a:gd name="connsiteY1" fmla="*/ 0 h 375557"/>
+                            <a:gd name="connsiteX2" fmla="*/ 4765245 w 4827839"/>
+                            <a:gd name="connsiteY2" fmla="*/ 0 h 375557"/>
+                            <a:gd name="connsiteX3" fmla="*/ 4827839 w 4827839"/>
+                            <a:gd name="connsiteY3" fmla="*/ 62594 h 375557"/>
+                            <a:gd name="connsiteX4" fmla="*/ 4827839 w 4827839"/>
+                            <a:gd name="connsiteY4" fmla="*/ 312963 h 375557"/>
+                            <a:gd name="connsiteX5" fmla="*/ 4765245 w 4827839"/>
+                            <a:gd name="connsiteY5" fmla="*/ 375557 h 375557"/>
+                            <a:gd name="connsiteX6" fmla="*/ 383748 w 4827839"/>
+                            <a:gd name="connsiteY6" fmla="*/ 375557 h 375557"/>
+                            <a:gd name="connsiteX7" fmla="*/ 321154 w 4827839"/>
+                            <a:gd name="connsiteY7" fmla="*/ 312963 h 375557"/>
+                            <a:gd name="connsiteX8" fmla="*/ 0 w 4827839"/>
+                            <a:gd name="connsiteY8" fmla="*/ 321173 h 375557"/>
+                            <a:gd name="connsiteX9" fmla="*/ 10905 w 4827839"/>
+                            <a:gd name="connsiteY9" fmla="*/ 146945 h 375557"/>
+                            <a:gd name="connsiteX10" fmla="*/ 321154 w 4827839"/>
+                            <a:gd name="connsiteY10" fmla="*/ 62594 h 375557"/>
+                            <a:gd name="connsiteX0" fmla="*/ 321154 w 4827839"/>
+                            <a:gd name="connsiteY0" fmla="*/ 62594 h 375557"/>
+                            <a:gd name="connsiteX1" fmla="*/ 383748 w 4827839"/>
+                            <a:gd name="connsiteY1" fmla="*/ 0 h 375557"/>
+                            <a:gd name="connsiteX2" fmla="*/ 4765245 w 4827839"/>
+                            <a:gd name="connsiteY2" fmla="*/ 0 h 375557"/>
+                            <a:gd name="connsiteX3" fmla="*/ 4827839 w 4827839"/>
+                            <a:gd name="connsiteY3" fmla="*/ 62594 h 375557"/>
+                            <a:gd name="connsiteX4" fmla="*/ 4827839 w 4827839"/>
+                            <a:gd name="connsiteY4" fmla="*/ 312963 h 375557"/>
+                            <a:gd name="connsiteX5" fmla="*/ 4765245 w 4827839"/>
+                            <a:gd name="connsiteY5" fmla="*/ 375557 h 375557"/>
+                            <a:gd name="connsiteX6" fmla="*/ 383748 w 4827839"/>
+                            <a:gd name="connsiteY6" fmla="*/ 375557 h 375557"/>
+                            <a:gd name="connsiteX7" fmla="*/ 321154 w 4827839"/>
+                            <a:gd name="connsiteY7" fmla="*/ 312963 h 375557"/>
+                            <a:gd name="connsiteX8" fmla="*/ 0 w 4827839"/>
+                            <a:gd name="connsiteY8" fmla="*/ 321173 h 375557"/>
+                            <a:gd name="connsiteX9" fmla="*/ 38122 w 4827839"/>
+                            <a:gd name="connsiteY9" fmla="*/ 97924 h 375557"/>
+                            <a:gd name="connsiteX10" fmla="*/ 321154 w 4827839"/>
+                            <a:gd name="connsiteY10" fmla="*/ 62594 h 375557"/>
+                            <a:gd name="connsiteX0" fmla="*/ 283032 w 4789717"/>
+                            <a:gd name="connsiteY0" fmla="*/ 62594 h 375557"/>
+                            <a:gd name="connsiteX1" fmla="*/ 345626 w 4789717"/>
+                            <a:gd name="connsiteY1" fmla="*/ 0 h 375557"/>
+                            <a:gd name="connsiteX2" fmla="*/ 4727123 w 4789717"/>
+                            <a:gd name="connsiteY2" fmla="*/ 0 h 375557"/>
+                            <a:gd name="connsiteX3" fmla="*/ 4789717 w 4789717"/>
+                            <a:gd name="connsiteY3" fmla="*/ 62594 h 375557"/>
+                            <a:gd name="connsiteX4" fmla="*/ 4789717 w 4789717"/>
+                            <a:gd name="connsiteY4" fmla="*/ 312963 h 375557"/>
+                            <a:gd name="connsiteX5" fmla="*/ 4727123 w 4789717"/>
+                            <a:gd name="connsiteY5" fmla="*/ 375557 h 375557"/>
+                            <a:gd name="connsiteX6" fmla="*/ 345626 w 4789717"/>
+                            <a:gd name="connsiteY6" fmla="*/ 375557 h 375557"/>
+                            <a:gd name="connsiteX7" fmla="*/ 283032 w 4789717"/>
+                            <a:gd name="connsiteY7" fmla="*/ 312963 h 375557"/>
+                            <a:gd name="connsiteX8" fmla="*/ 21756 w 4789717"/>
+                            <a:gd name="connsiteY8" fmla="*/ 315726 h 375557"/>
+                            <a:gd name="connsiteX9" fmla="*/ 0 w 4789717"/>
+                            <a:gd name="connsiteY9" fmla="*/ 97924 h 375557"/>
+                            <a:gd name="connsiteX10" fmla="*/ 283032 w 4789717"/>
+                            <a:gd name="connsiteY10" fmla="*/ 62594 h 375557"/>
+                            <a:gd name="connsiteX0" fmla="*/ 261276 w 4767961"/>
+                            <a:gd name="connsiteY0" fmla="*/ 62594 h 375557"/>
+                            <a:gd name="connsiteX1" fmla="*/ 323870 w 4767961"/>
+                            <a:gd name="connsiteY1" fmla="*/ 0 h 375557"/>
+                            <a:gd name="connsiteX2" fmla="*/ 4705367 w 4767961"/>
+                            <a:gd name="connsiteY2" fmla="*/ 0 h 375557"/>
+                            <a:gd name="connsiteX3" fmla="*/ 4767961 w 4767961"/>
+                            <a:gd name="connsiteY3" fmla="*/ 62594 h 375557"/>
+                            <a:gd name="connsiteX4" fmla="*/ 4767961 w 4767961"/>
+                            <a:gd name="connsiteY4" fmla="*/ 312963 h 375557"/>
+                            <a:gd name="connsiteX5" fmla="*/ 4705367 w 4767961"/>
+                            <a:gd name="connsiteY5" fmla="*/ 375557 h 375557"/>
+                            <a:gd name="connsiteX6" fmla="*/ 323870 w 4767961"/>
+                            <a:gd name="connsiteY6" fmla="*/ 375557 h 375557"/>
+                            <a:gd name="connsiteX7" fmla="*/ 261276 w 4767961"/>
+                            <a:gd name="connsiteY7" fmla="*/ 312963 h 375557"/>
+                            <a:gd name="connsiteX8" fmla="*/ 0 w 4767961"/>
+                            <a:gd name="connsiteY8" fmla="*/ 315726 h 375557"/>
+                            <a:gd name="connsiteX9" fmla="*/ 92557 w 4767961"/>
+                            <a:gd name="connsiteY9" fmla="*/ 81583 h 375557"/>
+                            <a:gd name="connsiteX10" fmla="*/ 261276 w 4767961"/>
+                            <a:gd name="connsiteY10" fmla="*/ 62594 h 375557"/>
+                            <a:gd name="connsiteX0" fmla="*/ 168719 w 4675404"/>
+                            <a:gd name="connsiteY0" fmla="*/ 62594 h 375557"/>
+                            <a:gd name="connsiteX1" fmla="*/ 231313 w 4675404"/>
+                            <a:gd name="connsiteY1" fmla="*/ 0 h 375557"/>
+                            <a:gd name="connsiteX2" fmla="*/ 4612810 w 4675404"/>
+                            <a:gd name="connsiteY2" fmla="*/ 0 h 375557"/>
+                            <a:gd name="connsiteX3" fmla="*/ 4675404 w 4675404"/>
+                            <a:gd name="connsiteY3" fmla="*/ 62594 h 375557"/>
+                            <a:gd name="connsiteX4" fmla="*/ 4675404 w 4675404"/>
+                            <a:gd name="connsiteY4" fmla="*/ 312963 h 375557"/>
+                            <a:gd name="connsiteX5" fmla="*/ 4612810 w 4675404"/>
+                            <a:gd name="connsiteY5" fmla="*/ 375557 h 375557"/>
+                            <a:gd name="connsiteX6" fmla="*/ 231313 w 4675404"/>
+                            <a:gd name="connsiteY6" fmla="*/ 375557 h 375557"/>
+                            <a:gd name="connsiteX7" fmla="*/ 168719 w 4675404"/>
+                            <a:gd name="connsiteY7" fmla="*/ 312963 h 375557"/>
+                            <a:gd name="connsiteX8" fmla="*/ 59855 w 4675404"/>
+                            <a:gd name="connsiteY8" fmla="*/ 315726 h 375557"/>
+                            <a:gd name="connsiteX9" fmla="*/ 0 w 4675404"/>
+                            <a:gd name="connsiteY9" fmla="*/ 81583 h 375557"/>
+                            <a:gd name="connsiteX10" fmla="*/ 168719 w 4675404"/>
+                            <a:gd name="connsiteY10" fmla="*/ 62594 h 375557"/>
+                            <a:gd name="connsiteX0" fmla="*/ 119183 w 4625868"/>
+                            <a:gd name="connsiteY0" fmla="*/ 62594 h 375557"/>
+                            <a:gd name="connsiteX1" fmla="*/ 181777 w 4625868"/>
+                            <a:gd name="connsiteY1" fmla="*/ 0 h 375557"/>
+                            <a:gd name="connsiteX2" fmla="*/ 4563274 w 4625868"/>
+                            <a:gd name="connsiteY2" fmla="*/ 0 h 375557"/>
+                            <a:gd name="connsiteX3" fmla="*/ 4625868 w 4625868"/>
+                            <a:gd name="connsiteY3" fmla="*/ 62594 h 375557"/>
+                            <a:gd name="connsiteX4" fmla="*/ 4625868 w 4625868"/>
+                            <a:gd name="connsiteY4" fmla="*/ 312963 h 375557"/>
+                            <a:gd name="connsiteX5" fmla="*/ 4563274 w 4625868"/>
+                            <a:gd name="connsiteY5" fmla="*/ 375557 h 375557"/>
+                            <a:gd name="connsiteX6" fmla="*/ 181777 w 4625868"/>
+                            <a:gd name="connsiteY6" fmla="*/ 375557 h 375557"/>
+                            <a:gd name="connsiteX7" fmla="*/ 119183 w 4625868"/>
+                            <a:gd name="connsiteY7" fmla="*/ 312963 h 375557"/>
+                            <a:gd name="connsiteX8" fmla="*/ 10319 w 4625868"/>
+                            <a:gd name="connsiteY8" fmla="*/ 315726 h 375557"/>
+                            <a:gd name="connsiteX9" fmla="*/ 0 w 4625868"/>
+                            <a:gd name="connsiteY9" fmla="*/ 77770 h 375557"/>
+                            <a:gd name="connsiteX10" fmla="*/ 119183 w 4625868"/>
+                            <a:gd name="connsiteY10" fmla="*/ 62594 h 375557"/>
+                            <a:gd name="connsiteX0" fmla="*/ 119183 w 4625868"/>
+                            <a:gd name="connsiteY0" fmla="*/ 127411 h 375557"/>
+                            <a:gd name="connsiteX1" fmla="*/ 181777 w 4625868"/>
+                            <a:gd name="connsiteY1" fmla="*/ 0 h 375557"/>
+                            <a:gd name="connsiteX2" fmla="*/ 4563274 w 4625868"/>
+                            <a:gd name="connsiteY2" fmla="*/ 0 h 375557"/>
+                            <a:gd name="connsiteX3" fmla="*/ 4625868 w 4625868"/>
+                            <a:gd name="connsiteY3" fmla="*/ 62594 h 375557"/>
+                            <a:gd name="connsiteX4" fmla="*/ 4625868 w 4625868"/>
+                            <a:gd name="connsiteY4" fmla="*/ 312963 h 375557"/>
+                            <a:gd name="connsiteX5" fmla="*/ 4563274 w 4625868"/>
+                            <a:gd name="connsiteY5" fmla="*/ 375557 h 375557"/>
+                            <a:gd name="connsiteX6" fmla="*/ 181777 w 4625868"/>
+                            <a:gd name="connsiteY6" fmla="*/ 375557 h 375557"/>
+                            <a:gd name="connsiteX7" fmla="*/ 119183 w 4625868"/>
+                            <a:gd name="connsiteY7" fmla="*/ 312963 h 375557"/>
+                            <a:gd name="connsiteX8" fmla="*/ 10319 w 4625868"/>
+                            <a:gd name="connsiteY8" fmla="*/ 315726 h 375557"/>
+                            <a:gd name="connsiteX9" fmla="*/ 0 w 4625868"/>
+                            <a:gd name="connsiteY9" fmla="*/ 77770 h 375557"/>
+                            <a:gd name="connsiteX10" fmla="*/ 119183 w 4625868"/>
+                            <a:gd name="connsiteY10" fmla="*/ 127411 h 375557"/>
+                            <a:gd name="connsiteX0" fmla="*/ 119183 w 4625868"/>
+                            <a:gd name="connsiteY0" fmla="*/ 127411 h 375557"/>
+                            <a:gd name="connsiteX1" fmla="*/ 181777 w 4625868"/>
+                            <a:gd name="connsiteY1" fmla="*/ 0 h 375557"/>
+                            <a:gd name="connsiteX2" fmla="*/ 4563274 w 4625868"/>
+                            <a:gd name="connsiteY2" fmla="*/ 0 h 375557"/>
+                            <a:gd name="connsiteX3" fmla="*/ 4625868 w 4625868"/>
+                            <a:gd name="connsiteY3" fmla="*/ 62594 h 375557"/>
+                            <a:gd name="connsiteX4" fmla="*/ 4625868 w 4625868"/>
+                            <a:gd name="connsiteY4" fmla="*/ 312963 h 375557"/>
+                            <a:gd name="connsiteX5" fmla="*/ 4563274 w 4625868"/>
+                            <a:gd name="connsiteY5" fmla="*/ 375557 h 375557"/>
+                            <a:gd name="connsiteX6" fmla="*/ 181777 w 4625868"/>
+                            <a:gd name="connsiteY6" fmla="*/ 375557 h 375557"/>
+                            <a:gd name="connsiteX7" fmla="*/ 126803 w 4625868"/>
+                            <a:gd name="connsiteY7" fmla="*/ 240520 h 375557"/>
+                            <a:gd name="connsiteX8" fmla="*/ 10319 w 4625868"/>
+                            <a:gd name="connsiteY8" fmla="*/ 315726 h 375557"/>
+                            <a:gd name="connsiteX9" fmla="*/ 0 w 4625868"/>
+                            <a:gd name="connsiteY9" fmla="*/ 77770 h 375557"/>
+                            <a:gd name="connsiteX10" fmla="*/ 119183 w 4625868"/>
+                            <a:gd name="connsiteY10" fmla="*/ 127411 h 375557"/>
+                          </a:gdLst>
+                          <a:ahLst/>
+                          <a:cxnLst>
+                            <a:cxn ang="0">
+                              <a:pos x="connsiteX0" y="connsiteY0"/>
+                            </a:cxn>
+                            <a:cxn ang="0">
+                              <a:pos x="connsiteX1" y="connsiteY1"/>
+                            </a:cxn>
+                            <a:cxn ang="0">
+                              <a:pos x="connsiteX2" y="connsiteY2"/>
+                            </a:cxn>
+                            <a:cxn ang="0">
+                              <a:pos x="connsiteX3" y="connsiteY3"/>
+                            </a:cxn>
+                            <a:cxn ang="0">
+                              <a:pos x="connsiteX4" y="connsiteY4"/>
+                            </a:cxn>
+                            <a:cxn ang="0">
+                              <a:pos x="connsiteX5" y="connsiteY5"/>
+                            </a:cxn>
+                            <a:cxn ang="0">
+                              <a:pos x="connsiteX6" y="connsiteY6"/>
+                            </a:cxn>
+                            <a:cxn ang="0">
+                              <a:pos x="connsiteX7" y="connsiteY7"/>
+                            </a:cxn>
+                            <a:cxn ang="0">
+                              <a:pos x="connsiteX8" y="connsiteY8"/>
+                            </a:cxn>
+                            <a:cxn ang="0">
+                              <a:pos x="connsiteX9" y="connsiteY9"/>
+                            </a:cxn>
+                            <a:cxn ang="0">
+                              <a:pos x="connsiteX10" y="connsiteY10"/>
+                            </a:cxn>
+                          </a:cxnLst>
+                          <a:rect l="l" t="t" r="r" b="b"/>
+                          <a:pathLst>
+                            <a:path w="4625868" h="375557">
+                              <a:moveTo>
+                                <a:pt x="119183" y="127411"/>
+                              </a:moveTo>
+                              <a:cubicBezTo>
+                                <a:pt x="119183" y="92841"/>
+                                <a:pt x="147207" y="0"/>
+                                <a:pt x="181777" y="0"/>
+                              </a:cubicBezTo>
+                              <a:lnTo>
+                                <a:pt x="4563274" y="0"/>
+                              </a:lnTo>
+                              <a:cubicBezTo>
+                                <a:pt x="4597844" y="0"/>
+                                <a:pt x="4625868" y="28024"/>
+                                <a:pt x="4625868" y="62594"/>
+                              </a:cubicBezTo>
+                              <a:lnTo>
+                                <a:pt x="4625868" y="312963"/>
+                              </a:lnTo>
+                              <a:cubicBezTo>
+                                <a:pt x="4625868" y="347533"/>
+                                <a:pt x="4597844" y="375557"/>
+                                <a:pt x="4563274" y="375557"/>
+                              </a:cubicBezTo>
+                              <a:lnTo>
+                                <a:pt x="181777" y="375557"/>
+                              </a:lnTo>
+                              <a:cubicBezTo>
+                                <a:pt x="147207" y="375557"/>
+                                <a:pt x="126803" y="275090"/>
+                                <a:pt x="126803" y="240520"/>
+                              </a:cubicBezTo>
+                              <a:lnTo>
+                                <a:pt x="10319" y="315726"/>
+                              </a:lnTo>
+                              <a:lnTo>
+                                <a:pt x="0" y="77770"/>
+                              </a:lnTo>
+                              <a:lnTo>
+                                <a:pt x="119183" y="127411"/>
+                              </a:lnTo>
+                              <a:close/>
+                            </a:path>
+                          </a:pathLst>
+                        </a:custGeom>
+                      </wps:spPr>
+                      <wps:style>
+                        <a:lnRef idx="2">
+                          <a:schemeClr val="accent4">
+                            <a:shade val="50000"/>
+                          </a:schemeClr>
+                        </a:lnRef>
+                        <a:fillRef idx="1">
+                          <a:schemeClr val="accent4"/>
+                        </a:fillRef>
+                        <a:effectRef idx="0">
+                          <a:schemeClr val="accent4"/>
+                        </a:effectRef>
+                        <a:fontRef idx="minor">
+                          <a:schemeClr val="lt1"/>
+                        </a:fontRef>
+                      </wps:style>
+                      <wps:txbx>
+                        <w:txbxContent>
+                          <w:p>
+                            <w:pPr>
+                              <w:ind w:firstLineChars="50" w:firstLine="120"/>
+                              <w:rPr>
+                                <w:rFonts w:hint="eastAsia"/>
+                              </w:rPr>
+                            </w:pPr>
+                            <w:r>
+                              <w:rPr>
+                                <w:rFonts w:hint="eastAsia"/>
+                              </w:rPr>
+                              <w:t>Joystick</w:t>
+                            </w:r>
+                            <w:r>
+                              <w:rPr>
+                                <w:rFonts w:hint="eastAsia"/>
+                              </w:rPr>
+                              <w:t>搖桿</w:t>
+                            </w:r>
+                            <w:r>
+                              <w:rPr>
+                                <w:rFonts w:hint="eastAsia"/>
+                              </w:rPr>
+                              <w:t xml:space="preserve"> </w:t>
+                            </w:r>
+                            <w:r>
+                              <w:t>方</w:t>
+                            </w:r>
+                            <w:r>
+                              <w:rPr>
+                                <w:rFonts w:hint="eastAsia"/>
+                              </w:rPr>
+                              <w:t>向是</w:t>
+                            </w:r>
+                            <w:r>
+                              <w:rPr>
+                                <w:rFonts w:hint="eastAsia"/>
+                              </w:rPr>
+                              <w:t>(</w:t>
+                            </w:r>
+                            <w:r>
+                              <w:rPr>
+                                <w:rFonts w:hint="eastAsia"/>
+                              </w:rPr>
+                              <w:t>↑</w:t>
+                            </w:r>
+                            <w:r>
+                              <w:rPr>
+                                <w:rFonts w:hint="eastAsia"/>
+                              </w:rPr>
+                              <w:t>)</w:t>
+                            </w:r>
+                          </w:p>
+                        </w:txbxContent>
+                      </wps:txbx>
+                      <wps:bodyPr rot="0" spcFirstLastPara="0" vertOverflow="overflow" horzOverflow="overflow" vert="horz" wrap="square" lIns="91440" tIns="45720" rIns="91440" bIns="45720" numCol="1" spcCol="0" rtlCol="0" fromWordArt="0" anchor="ctr" anchorCtr="0" forceAA="0" compatLnSpc="1">
+                        <a:prstTxWarp prst="textNoShape">
+                          <a:avLst/>
+                        </a:prstTxWarp>
+                        <a:noAutofit/>
+                      </wps:bodyPr>
+                    </wps:wsp>
+                  </a:graphicData>
+                </a:graphic>
+              </wp:inline>
+            </w:drawing>
+          </mc:Choice>
+          <mc:Fallback>
+            <w:pict>
+              <v:shape w14:anchorId="3ED95E1B" id="_x0000_s1058" style="width:170.15pt;height:29.55pt;visibility:visible;mso-wrap-style:square;mso-left-percent:-10001;mso-top-percent:-10001;mso-position-horizontal:absolute;mso-position-horizontal-relative:char;mso-position-vertical:absolute;mso-position-vertical-relative:line;mso-left-percent:-10001;mso-top-percent:-10001;v-text-anchor:middle" coordsize="4625868,375557" o:spt="100" o:gfxdata="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" adj="-11796480,,5400" path="m119183,127411c119183,92841,147207,,181777,l4563274,v34570,,62594,28024,62594,62594l4625868,312963v,34570,-28024,62594,-62594,62594l181777,375557v-34570,,-54974,-100467,-54974,-135037l10319,315726,,77770r119183,49641xe" fillcolor="#ffc000 [3207]" strokecolor="#7f5f00 [1607]" strokeweight="1pt">
+                <v:stroke joinstyle="miter"/>
+                <v:formulas/>
+                <v:path arrowok="t" o:connecttype="custom" o:connectlocs="55672,127411;84911,0;2131576,0;2160815,62594;2160815,312963;2131576,375557;84911,375557;59232,240520;4820,315726;0,77770;55672,127411" o:connectangles="0,0,0,0,0,0,0,0,0,0,0" textboxrect="0,0,4625868,375557"/>
+                <v:textbox>
+                  <w:txbxContent>
+                    <w:p>
+                      <w:pPr>
+                        <w:ind w:firstLineChars="50" w:firstLine="120"/>
+                        <w:rPr>
+                          <w:rFonts w:hint="eastAsia"/>
+                        </w:rPr>
+                      </w:pPr>
+                      <w:r>
+                        <w:rPr>
+                          <w:rFonts w:hint="eastAsia"/>
+                        </w:rPr>
+                        <w:t>Joystick</w:t>
+                      </w:r>
+                      <w:r>
+                        <w:rPr>
+                          <w:rFonts w:hint="eastAsia"/>
+                        </w:rPr>
+                        <w:t>搖桿</w:t>
+                      </w:r>
+                      <w:r>
+                        <w:rPr>
+                          <w:rFonts w:hint="eastAsia"/>
+                        </w:rPr>
+                        <w:t xml:space="preserve"> </w:t>
+                      </w:r>
+                      <w:r>
+                        <w:t>方</w:t>
+                      </w:r>
+                      <w:r>
+                        <w:rPr>
+                          <w:rFonts w:hint="eastAsia"/>
+                        </w:rPr>
+                        <w:t>向是</w:t>
+                      </w:r>
+                      <w:r>
+                        <w:rPr>
+                          <w:rFonts w:hint="eastAsia"/>
+                        </w:rPr>
+                        <w:t>(</w:t>
+                      </w:r>
+                      <w:r>
+                        <w:rPr>
+                          <w:rFonts w:hint="eastAsia"/>
+                        </w:rPr>
+                        <w:t>↑</w:t>
+                      </w:r>
+                      <w:r>
+                        <w:rPr>
+                          <w:rFonts w:hint="eastAsia"/>
+                        </w:rPr>
+                        <w:t>)</w:t>
+                      </w:r>
+                    </w:p>
+                  </w:txbxContent>
+                </v:textbox>
+                <w10:anchorlock/>
+              </v:shape>
+            </w:pict>
+          </mc:Fallback>
+        </mc:AlternateContent>
+      </w:r>
+      <w:bookmarkStart w:id="0" w:name="_GoBack"/>
+      <w:bookmarkEnd w:id="0"/>
+    </w:p>
+    <w:p>
+      <w:pPr>
+        <w:ind w:firstLineChars="100" w:firstLine="240"/>
+      </w:pPr>
+    </w:p>
+    <w:p>
+      <w:pPr>
+        <w:ind w:firstLineChars="100" w:firstLine="240"/>
+      </w:pPr>
+    </w:p>
+    <w:p>
+      <w:pPr>
         <w:rPr>
           <w:shd w:val="clear" w:color="auto" w:fill="D9D9D9" w:themeFill="background1" w:themeFillShade="D9"/>
         </w:rPr>
       </w:pPr>
+      <w:r>
+        <w:rPr>
+          <w:shd w:val="clear" w:color="auto" w:fill="D9D9D9" w:themeFill="background1" w:themeFillShade="D9"/>
+        </w:rPr>
+        <w:t>}</w:t>
+      </w:r>
+      <w:r>
+        <w:rPr>
+          <w:shd w:val="clear" w:color="auto" w:fill="D9D9D9" w:themeFill="background1" w:themeFillShade="D9"/>
+        </w:rPr>
+        <w:t xml:space="preserve">   </w:t>
+      </w:r>
+    </w:p>
+    <w:p>
+      <w:pPr>
+        <w:rPr>
+          <w:shd w:val="clear" w:color="auto" w:fill="D9D9D9" w:themeFill="background1" w:themeFillShade="D9"/>
+        </w:rPr>
+      </w:pPr>
+    </w:p>
+    <w:p>
+      <w:pPr>
+        <w:rPr>
+          <w:color w:val="C45911" w:themeColor="accent2" w:themeShade="BF"/>
+        </w:rPr>
+      </w:pPr>
+      <w:r>
+        <w:rPr>
+          <w:color w:val="C45911" w:themeColor="accent2" w:themeShade="BF"/>
+        </w:rPr>
+        <w:t>bool is_this_direct(int xVal,int yVal,String direct){</w:t>
+      </w:r>
+    </w:p>
+    <w:p>
+      <w:pPr>
+        <w:rPr>
+          <w:color w:val="C45911" w:themeColor="accent2" w:themeShade="BF"/>
+        </w:rPr>
+      </w:pPr>
+      <w:r>
+        <w:rPr>
+          <w:color w:val="C45911" w:themeColor="accent2" w:themeShade="BF"/>
+        </w:rPr>
+        <w:t xml:space="preserve">  return direct == joystick_direct(xVal,yVal);</w:t>
+      </w:r>
+    </w:p>
+    <w:p>
+      <w:pPr>
+        <w:rPr>
+          <w:color w:val="C45911" w:themeColor="accent2" w:themeShade="BF"/>
+        </w:rPr>
+      </w:pPr>
+      <w:r>
+        <w:rPr>
+          <w:color w:val="C45911" w:themeColor="accent2" w:themeShade="BF"/>
+        </w:rPr>
+        <w:t>}</w:t>
+      </w:r>
+    </w:p>
+    <w:p/>
+    <w:p>
+      <w:pPr>
+        <w:rPr>
+          <w:color w:val="C45911" w:themeColor="accent2" w:themeShade="BF"/>
+        </w:rPr>
+      </w:pPr>
+      <w:r>
+        <w:rPr>
+          <w:color w:val="C45911" w:themeColor="accent2" w:themeShade="BF"/>
+        </w:rPr>
+        <w:t>String joystick_direct(int xVal,int yVal){</w:t>
+      </w:r>
+    </w:p>
+    <w:p>
+      <w:pPr>
+        <w:rPr>
+          <w:color w:val="C45911" w:themeColor="accent2" w:themeShade="BF"/>
+        </w:rPr>
+      </w:pPr>
+      <w:r>
+        <w:rPr>
+          <w:color w:val="C45911" w:themeColor="accent2" w:themeShade="BF"/>
+        </w:rPr>
+        <w:t xml:space="preserve">  String xDirect = "";</w:t>
+      </w:r>
+    </w:p>
+    <w:p>
+      <w:pPr>
+        <w:rPr>
+          <w:color w:val="C45911" w:themeColor="accent2" w:themeShade="BF"/>
+        </w:rPr>
+      </w:pPr>
+      <w:r>
+        <w:rPr>
+          <w:color w:val="C45911" w:themeColor="accent2" w:themeShade="BF"/>
+        </w:rPr>
+        <w:t xml:space="preserve">  String yDirect = "";  </w:t>
+      </w:r>
+    </w:p>
+    <w:p>
+      <w:pPr>
+        <w:rPr>
+          <w:color w:val="C45911" w:themeColor="accent2" w:themeShade="BF"/>
+        </w:rPr>
+      </w:pPr>
+      <w:r>
+        <w:rPr>
+          <w:color w:val="C45911" w:themeColor="accent2" w:themeShade="BF"/>
+        </w:rPr>
+        <w:t xml:space="preserve">  if (xVal &lt; 480) {</w:t>
+      </w:r>
+    </w:p>
+    <w:p>
+      <w:pPr>
+        <w:rPr>
+          <w:color w:val="C45911" w:themeColor="accent2" w:themeShade="BF"/>
+        </w:rPr>
+      </w:pPr>
+      <w:r>
+        <w:rPr>
+          <w:color w:val="C45911" w:themeColor="accent2" w:themeShade="BF"/>
+        </w:rPr>
+        <w:t xml:space="preserve">    xDirect="Left";</w:t>
+      </w:r>
+    </w:p>
+    <w:p>
+      <w:pPr>
+        <w:rPr>
+          <w:color w:val="C45911" w:themeColor="accent2" w:themeShade="BF"/>
+        </w:rPr>
+      </w:pPr>
+      <w:r>
+        <w:rPr>
+          <w:color w:val="C45911" w:themeColor="accent2" w:themeShade="BF"/>
+        </w:rPr>
+        <w:t xml:space="preserve">  } else if (xVal &gt; 520) {</w:t>
+      </w:r>
+    </w:p>
+    <w:p>
+      <w:pPr>
+        <w:rPr>
+          <w:color w:val="C45911" w:themeColor="accent2" w:themeShade="BF"/>
+        </w:rPr>
+      </w:pPr>
+      <w:r>
+        <w:rPr>
+          <w:color w:val="C45911" w:themeColor="accent2" w:themeShade="BF"/>
+        </w:rPr>
+        <w:t xml:space="preserve">    xDirect="Right";</w:t>
+      </w:r>
+    </w:p>
+    <w:p>
+      <w:pPr>
+        <w:rPr>
+          <w:color w:val="C45911" w:themeColor="accent2" w:themeShade="BF"/>
+        </w:rPr>
+      </w:pPr>
+      <w:r>
+        <w:rPr>
+          <w:color w:val="C45911" w:themeColor="accent2" w:themeShade="BF"/>
+        </w:rPr>
+        <w:t xml:space="preserve">  }  </w:t>
+      </w:r>
+    </w:p>
+    <w:p>
+      <w:pPr>
+        <w:rPr>
+          <w:color w:val="C45911" w:themeColor="accent2" w:themeShade="BF"/>
+        </w:rPr>
+      </w:pPr>
+      <w:r>
+        <w:rPr>
+          <w:color w:val="C45911" w:themeColor="accent2" w:themeShade="BF"/>
+        </w:rPr>
+        <w:t xml:space="preserve">  if (yVal &lt; 480) {</w:t>
+      </w:r>
+    </w:p>
+    <w:p>
+      <w:pPr>
+        <w:rPr>
+          <w:color w:val="C45911" w:themeColor="accent2" w:themeShade="BF"/>
+        </w:rPr>
+      </w:pPr>
+      <w:r>
+        <w:rPr>
+          <w:color w:val="C45911" w:themeColor="accent2" w:themeShade="BF"/>
+        </w:rPr>
+        <w:t xml:space="preserve">    yDirect ="Down";</w:t>
+      </w:r>
+    </w:p>
+    <w:p>
+      <w:pPr>
+        <w:rPr>
+          <w:color w:val="C45911" w:themeColor="accent2" w:themeShade="BF"/>
+        </w:rPr>
+      </w:pPr>
+      <w:r>
+        <w:rPr>
+          <w:color w:val="C45911" w:themeColor="accent2" w:themeShade="BF"/>
+        </w:rPr>
+        <w:t xml:space="preserve">  } else if (yVal &gt; 520) {</w:t>
+      </w:r>
+    </w:p>
+    <w:p>
+      <w:pPr>
+        <w:rPr>
+          <w:color w:val="C45911" w:themeColor="accent2" w:themeShade="BF"/>
+        </w:rPr>
+      </w:pPr>
+      <w:r>
+        <w:rPr>
+          <w:color w:val="C45911" w:themeColor="accent2" w:themeShade="BF"/>
+        </w:rPr>
+        <w:t xml:space="preserve">    yDirect ="Up";</w:t>
+      </w:r>
+    </w:p>
+    <w:p>
+      <w:pPr>
+        <w:rPr>
+          <w:color w:val="C45911" w:themeColor="accent2" w:themeShade="BF"/>
+        </w:rPr>
+      </w:pPr>
+      <w:r>
+        <w:rPr>
+          <w:color w:val="C45911" w:themeColor="accent2" w:themeShade="BF"/>
+        </w:rPr>
+        <w:t xml:space="preserve">  }</w:t>
+      </w:r>
+    </w:p>
+    <w:p>
+      <w:pPr>
+        <w:rPr>
+          <w:color w:val="C45911" w:themeColor="accent2" w:themeShade="BF"/>
+        </w:rPr>
+      </w:pPr>
+      <w:r>
+        <w:rPr>
+          <w:color w:val="C45911" w:themeColor="accent2" w:themeShade="BF"/>
+        </w:rPr>
+        <w:t xml:space="preserve">  return xDirect+yDirect;</w:t>
+      </w:r>
+    </w:p>
+    <w:p>
+      <w:pPr>
+        <w:rPr>
+          <w:color w:val="C45911" w:themeColor="accent2" w:themeShade="BF"/>
+        </w:rPr>
+      </w:pPr>
+      <w:r>
+        <w:rPr>
+          <w:color w:val="C45911" w:themeColor="accent2" w:themeShade="BF"/>
+        </w:rPr>
+        <w:t>}</w:t>
+      </w:r>
+    </w:p>
+    <w:p>
+      <w:pPr>
+        <w:rPr>
+          <w:color w:val="C45911" w:themeColor="accent2" w:themeShade="BF"/>
+        </w:rPr>
+      </w:pPr>
+    </w:p>
+    <w:p>
+      <w:pPr>
+        <w:rPr>
+          <w:color w:val="C45911" w:themeColor="accent2" w:themeShade="BF"/>
+        </w:rPr>
+      </w:pPr>
+      <w:r>
+        <w:rPr>
+          <w:color w:val="C45911" w:themeColor="accent2" w:themeShade="BF"/>
+        </w:rPr>
+        <w:t>bool is_click_sw(int swVal){</w:t>
+      </w:r>
+    </w:p>
+    <w:p>
+      <w:pPr>
+        <w:rPr>
+          <w:color w:val="C45911" w:themeColor="accent2" w:themeShade="BF"/>
+        </w:rPr>
+      </w:pPr>
+      <w:r>
+        <w:rPr>
+          <w:color w:val="C45911" w:themeColor="accent2" w:themeShade="BF"/>
+        </w:rPr>
+        <w:t xml:space="preserve">  return !swVal;</w:t>
+      </w:r>
+    </w:p>
+    <w:p>
+      <w:r>
+        <w:rPr>
+          <w:color w:val="C45911" w:themeColor="accent2" w:themeShade="BF"/>
+        </w:rPr>
+        <w:t>}</w:t>
+      </w:r>
+      <w:r>
+        <w:br w:type="page"/>
+      </w:r>
+    </w:p>
+    <w:p>
+      <w:pPr>
+        <w:rPr>
+          <w:color w:val="C45911" w:themeColor="accent2" w:themeShade="BF"/>
+        </w:rPr>
+      </w:pPr>
+      <w:r>
+        <w:rPr>
+          <w:rFonts w:hint="eastAsia"/>
+          <w:color w:val="C45911" w:themeColor="accent2" w:themeShade="BF"/>
+        </w:rPr>
+        <w:lastRenderedPageBreak/>
+        <w:t>(</w:t>
+      </w:r>
+      <w:r>
+        <w:rPr>
+          <w:rFonts w:hint="eastAsia"/>
+          <w:color w:val="C45911" w:themeColor="accent2" w:themeShade="BF"/>
+        </w:rPr>
+        <w:t>空</w:t>
+      </w:r>
+      <w:r>
+        <w:rPr>
+          <w:color w:val="C45911" w:themeColor="accent2" w:themeShade="BF"/>
+        </w:rPr>
+        <w:t>白</w:t>
+      </w:r>
+      <w:r>
+        <w:rPr>
+          <w:rFonts w:hint="eastAsia"/>
+          <w:color w:val="C45911" w:themeColor="accent2" w:themeShade="BF"/>
+        </w:rPr>
+        <w:t>)</w:t>
+      </w:r>
+    </w:p>
+    <w:p>
+      <w:pPr>
+        <w:rPr>
+          <w:color w:val="C45911" w:themeColor="accent2" w:themeShade="BF"/>
+        </w:rPr>
+      </w:pPr>
+      <w:r>
+        <w:rPr>
+          <w:noProof/>
+        </w:rPr>
+        <mc:AlternateContent>
+          <mc:Choice Requires="wps">
+            <w:drawing>
+              <wp:inline distT="0" distB="0" distL="0" distR="0" wp14:anchorId="5A9883CE" wp14:editId="28056DA6">
+                <wp:extent cx="5344160" cy="365760"/>
+                <wp:effectExtent l="0" t="0" r="27940" b="15240"/>
+                <wp:docPr id="40" name="文字方塊 40"/>
+                <wp:cNvGraphicFramePr/>
+                <a:graphic xmlns:a="http://schemas.openxmlformats.org/drawingml/2006/main">
+                  <a:graphicData uri="http://schemas.microsoft.com/office/word/2010/wordprocessingShape">
+                    <wps:wsp>
+                      <wps:cNvSpPr txBox="1"/>
+                      <wps:spPr>
+                        <a:xfrm>
+                          <a:off x="0" y="0"/>
+                          <a:ext cx="5344160" cy="365760"/>
+                        </a:xfrm>
+                        <a:prstGeom prst="rect">
+                          <a:avLst/>
+                        </a:prstGeom>
+                        <a:solidFill>
+                          <a:schemeClr val="lt1"/>
+                        </a:solidFill>
+                        <a:ln w="6350">
+                          <a:solidFill>
+                            <a:prstClr val="black"/>
+                          </a:solidFill>
+                        </a:ln>
+                      </wps:spPr>
+                      <wps:txbx>
+                        <w:txbxContent>
+                          <w:p>
+                            <w:r>
+                              <w:rPr>
+                                <w:rFonts w:hint="eastAsia"/>
+                              </w:rPr>
+                              <w:t>變</w:t>
+                            </w:r>
+                            <w:r>
+                              <w:t>數：</w:t>
+                            </w:r>
+                          </w:p>
+                        </w:txbxContent>
+                      </wps:txbx>
+                      <wps:bodyPr rot="0" spcFirstLastPara="0" vertOverflow="overflow" horzOverflow="overflow" vert="horz" wrap="square" lIns="91440" tIns="45720" rIns="91440" bIns="45720" numCol="1" spcCol="0" rtlCol="0" fromWordArt="0" anchor="t" anchorCtr="0" forceAA="0" compatLnSpc="1">
+                        <a:prstTxWarp prst="textNoShape">
+                          <a:avLst/>
+                        </a:prstTxWarp>
+                        <a:noAutofit/>
+                      </wps:bodyPr>
+                    </wps:wsp>
+                  </a:graphicData>
+                </a:graphic>
+              </wp:inline>
+            </w:drawing>
+          </mc:Choice>
+          <mc:Fallback>
+            <w:pict>
+              <v:shape w14:anchorId="5A9883CE" id="文字方塊 40" o:spid="_x0000_s1059" type="#_x0000_t202" style="width:420.8pt;height:28.8pt;visibility:visible;mso-wrap-style:square;mso-left-percent:-10001;mso-top-percent:-10001;mso-position-horizontal:absolute;mso-position-horizontal-relative:char;mso-position-vertical:absolute;mso-position-vertical-relative:line;mso-left-percent:-10001;mso-top-percent:-10001;v-text-anchor:top" o:gfxdata="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" fillcolor="white [3201]" strokeweight=".5pt">
+                <v:textbox>
+                  <w:txbxContent>
+                    <w:p>
+                      <w:r>
+                        <w:rPr>
+                          <w:rFonts w:hint="eastAsia"/>
+                        </w:rPr>
+                        <w:t>變</w:t>
+                      </w:r>
+                      <w:r>
+                        <w:t>數：</w:t>
+                      </w:r>
+                    </w:p>
+                  </w:txbxContent>
+                </v:textbox>
+                <w10:anchorlock/>
+              </v:shape>
+            </w:pict>
+          </mc:Fallback>
+        </mc:AlternateContent>
+      </w:r>
+    </w:p>
+    <w:p>
+      <w:pPr>
+        <w:rPr>
+          <w:color w:val="C45911" w:themeColor="accent2" w:themeShade="BF"/>
+        </w:rPr>
+      </w:pPr>
+      <w:r>
+        <w:rPr>
+          <w:color w:val="C45911" w:themeColor="accent2" w:themeShade="BF"/>
+        </w:rPr>
+        <w:t>#include &lt;.h&gt;</w:t>
+      </w:r>
+    </w:p>
+    <w:p>
+      <w:pPr>
+        <w:rPr>
+          <w:color w:val="C45911" w:themeColor="accent2" w:themeShade="BF"/>
+        </w:rPr>
+      </w:pPr>
+    </w:p>
+    <w:p>
+      <w:pPr>
+        <w:rPr>
+          <w:color w:val="538135" w:themeColor="accent6" w:themeShade="BF"/>
+        </w:rPr>
+      </w:pPr>
+      <w:r>
+        <w:rPr>
+          <w:color w:val="538135" w:themeColor="accent6" w:themeShade="BF"/>
+        </w:rPr>
+        <w:t xml:space="preserve">TM1637Display </w:t>
+      </w:r>
+      <w:r>
+        <w:rPr>
+          <w:color w:val="538135" w:themeColor="accent6" w:themeShade="BF"/>
+        </w:rPr>
+        <w:t>tm_</w:t>
+      </w:r>
+      <w:r>
+        <w:rPr>
+          <w:color w:val="538135" w:themeColor="accent6" w:themeShade="BF"/>
+        </w:rPr>
+        <w:t>display</w:t>
+      </w:r>
+      <w:r>
+        <w:rPr>
+          <w:color w:val="FF0000"/>
+        </w:rPr>
+        <w:t>23</w:t>
+      </w:r>
+      <w:r>
+        <w:rPr>
+          <w:color w:val="538135" w:themeColor="accent6" w:themeShade="BF"/>
+        </w:rPr>
+        <w:t>(</w:t>
+      </w:r>
+      <w:r>
+        <w:rPr>
+          <w:color w:val="FF0000"/>
+        </w:rPr>
+        <w:t>2</w:t>
+      </w:r>
+      <w:r>
+        <w:rPr>
+          <w:color w:val="538135" w:themeColor="accent6" w:themeShade="BF"/>
+        </w:rPr>
+        <w:t>,</w:t>
+      </w:r>
+      <w:r>
+        <w:rPr>
+          <w:color w:val="C45911" w:themeColor="accent2" w:themeShade="BF"/>
+        </w:rPr>
+        <w:t xml:space="preserve"> </w:t>
+      </w:r>
+      <w:r>
+        <w:rPr>
+          <w:color w:val="FF0000"/>
+        </w:rPr>
+        <w:t>3</w:t>
+      </w:r>
+      <w:r>
+        <w:rPr>
+          <w:color w:val="538135" w:themeColor="accent6" w:themeShade="BF"/>
+        </w:rPr>
+        <w:t>);</w:t>
+      </w:r>
+    </w:p>
+    <w:p>
+      <w:pPr>
+        <w:rPr>
+          <w:color w:val="C45911" w:themeColor="accent2" w:themeShade="BF"/>
+        </w:rPr>
+      </w:pPr>
+      <w:r>
+        <w:rPr>
+          <w:noProof/>
+        </w:rPr>
+        <mc:AlternateContent>
+          <mc:Choice Requires="wps">
+            <w:drawing>
+              <wp:inline distT="0" distB="0" distL="0" distR="0" wp14:anchorId="734C3DC9" wp14:editId="4EEB48F8">
+                <wp:extent cx="5933440" cy="589280"/>
+                <wp:effectExtent l="0" t="0" r="10160" b="20320"/>
+                <wp:docPr id="41" name="文字方塊 41"/>
+                <wp:cNvGraphicFramePr/>
+                <a:graphic xmlns:a="http://schemas.openxmlformats.org/drawingml/2006/main">
+                  <a:graphicData uri="http://schemas.microsoft.com/office/word/2010/wordprocessingShape">
+                    <wps:wsp>
+                      <wps:cNvSpPr txBox="1"/>
+                      <wps:spPr>
+                        <a:xfrm>
+                          <a:off x="0" y="0"/>
+                          <a:ext cx="5933440" cy="589280"/>
+                        </a:xfrm>
+                        <a:prstGeom prst="rect">
+                          <a:avLst/>
+                        </a:prstGeom>
+                        <a:solidFill>
+                          <a:schemeClr val="lt1"/>
+                        </a:solidFill>
+                        <a:ln w="6350">
+                          <a:solidFill>
+                            <a:prstClr val="black"/>
+                          </a:solidFill>
+                        </a:ln>
+                      </wps:spPr>
+                      <wps:txbx>
+                        <w:txbxContent>
+                          <w:p>
+                            <w:r>
+                              <w:rPr>
+                                <w:color w:val="538135" w:themeColor="accent6" w:themeShade="BF"/>
+                              </w:rPr>
+                              <w:t>''</w:t>
+                            </w:r>
+                            <w:r>
+                              <w:rPr>
+                                <w:color w:val="538135" w:themeColor="accent6" w:themeShade="BF"/>
+                              </w:rPr>
+                              <w:t xml:space="preserve">TM1637Display </w:t>
+                            </w:r>
+                            <w:r>
+                              <w:rPr>
+                                <w:color w:val="538135" w:themeColor="accent6" w:themeShade="BF"/>
+                              </w:rPr>
+                              <w:t>tm_</w:t>
+                            </w:r>
+                            <w:r>
+                              <w:rPr>
+                                <w:color w:val="538135" w:themeColor="accent6" w:themeShade="BF"/>
+                              </w:rPr>
+                              <w:t>display</w:t>
+                            </w:r>
+                            <w:r>
+                              <w:rPr>
+                                <w:color w:val="538135" w:themeColor="accent6" w:themeShade="BF"/>
+                              </w:rPr>
+                              <w:t>'</w:t>
+                            </w:r>
+                            <w:r>
+                              <w:t xml:space="preserve"> </w:t>
+                            </w:r>
+                            <w:r>
+                              <w:rPr>
+                                <w:rFonts w:hint="eastAsia"/>
+                              </w:rPr>
+                              <w:t>●</w:t>
+                            </w:r>
+                            <w:r>
+                              <w:rPr>
+                                <w:color w:val="FF0000"/>
+                              </w:rPr>
+                              <w:t xml:space="preserve">value_clk </w:t>
+                            </w:r>
+                            <w:r>
+                              <w:rPr>
+                                <w:rFonts w:hint="eastAsia"/>
+                              </w:rPr>
+                              <w:t>●</w:t>
+                            </w:r>
+                            <w:r>
+                              <w:rPr>
+                                <w:color w:val="FF0000"/>
+                              </w:rPr>
+                              <w:t>value_dio</w:t>
+                            </w:r>
+                            <w:r>
+                              <w:rPr>
+                                <w:rFonts w:hint="eastAsia"/>
+                              </w:rPr>
+                              <w:t>●</w:t>
+                            </w:r>
+                            <w:r>
+                              <w:rPr>
+                                <w:color w:val="538135" w:themeColor="accent6" w:themeShade="BF"/>
+                              </w:rPr>
+                              <w:t>'</w:t>
+                            </w:r>
+                            <w:r>
+                              <w:rPr>
+                                <w:color w:val="538135" w:themeColor="accent6" w:themeShade="BF"/>
+                              </w:rPr>
+                              <w:t>(</w:t>
+                            </w:r>
+                            <w:r>
+                              <w:rPr>
+                                <w:color w:val="538135" w:themeColor="accent6" w:themeShade="BF"/>
+                              </w:rPr>
+                              <w:t>'</w:t>
+                            </w:r>
+                            <w:r>
+                              <w:rPr>
+                                <w:rFonts w:hint="eastAsia"/>
+                              </w:rPr>
+                              <w:t>●</w:t>
+                            </w:r>
+                            <w:r>
+                              <w:rPr>
+                                <w:color w:val="FF0000"/>
+                              </w:rPr>
+                              <w:t>value_clk</w:t>
+                            </w:r>
+                            <w:r>
+                              <w:rPr>
+                                <w:rFonts w:hint="eastAsia"/>
+                              </w:rPr>
+                              <w:t>●</w:t>
+                            </w:r>
+                            <w:r>
+                              <w:t>'</w:t>
+                            </w:r>
+                            <w:r>
+                              <w:rPr>
+                                <w:color w:val="538135" w:themeColor="accent6" w:themeShade="BF"/>
+                              </w:rPr>
+                              <w:t>,</w:t>
+                            </w:r>
+                            <w:r>
+                              <w:t xml:space="preserve"> </w:t>
+                            </w:r>
+                            <w:r>
+                              <w:rPr>
+                                <w:color w:val="538135" w:themeColor="accent6" w:themeShade="BF"/>
+                              </w:rPr>
+                              <w:t>'</w:t>
+                            </w:r>
+                            <w:r>
+                              <w:rPr>
+                                <w:rFonts w:hint="eastAsia"/>
+                              </w:rPr>
+                              <w:t xml:space="preserve"> </w:t>
+                            </w:r>
+                            <w:r>
+                              <w:rPr>
+                                <w:rFonts w:hint="eastAsia"/>
+                              </w:rPr>
+                              <w:t>●</w:t>
+                            </w:r>
+                            <w:r>
+                              <w:rPr>
+                                <w:color w:val="C45911" w:themeColor="accent2" w:themeShade="BF"/>
+                              </w:rPr>
+                              <w:t xml:space="preserve"> </w:t>
+                            </w:r>
+                            <w:r>
+                              <w:rPr>
+                                <w:color w:val="FF0000"/>
+                              </w:rPr>
+                              <w:t>value_dio</w:t>
+                            </w:r>
+                            <w:r>
+                              <w:rPr>
+                                <w:rFonts w:hint="eastAsia"/>
+                              </w:rPr>
+                              <w:t>●</w:t>
+                            </w:r>
+                            <w:r>
+                              <w:t>'</w:t>
+                            </w:r>
+                            <w:r>
+                              <w:rPr>
+                                <w:color w:val="538135" w:themeColor="accent6" w:themeShade="BF"/>
+                              </w:rPr>
+                              <w:t>);</w:t>
+                            </w:r>
+                            <w:r>
+                              <w:t xml:space="preserve"> </w:t>
+                            </w:r>
+                            <w:r>
+                              <w:rPr>
+                                <w:color w:val="538135" w:themeColor="accent6" w:themeShade="BF"/>
+                              </w:rPr>
+                              <w:t>'</w:t>
+                            </w:r>
+                          </w:p>
+                        </w:txbxContent>
+                      </wps:txbx>
+                      <wps:bodyPr rot="0" spcFirstLastPara="0" vertOverflow="overflow" horzOverflow="overflow" vert="horz" wrap="square" lIns="91440" tIns="45720" rIns="91440" bIns="45720" numCol="1" spcCol="0" rtlCol="0" fromWordArt="0" anchor="t" anchorCtr="0" forceAA="0" compatLnSpc="1">
+                        <a:prstTxWarp prst="textNoShape">
+                          <a:avLst/>
+                        </a:prstTxWarp>
+                        <a:noAutofit/>
+                      </wps:bodyPr>
+                    </wps:wsp>
+                  </a:graphicData>
+                </a:graphic>
+              </wp:inline>
+            </w:drawing>
+          </mc:Choice>
+          <mc:Fallback>
+            <w:pict>
+              <v:shape w14:anchorId="734C3DC9" id="文字方塊 41" o:spid="_x0000_s1060" type="#_x0000_t202" style="width:467.2pt;height:46.4pt;visibility:visible;mso-wrap-style:square;mso-left-percent:-10001;mso-top-percent:-10001;mso-position-horizontal:absolute;mso-position-horizontal-relative:char;mso-position-vertical:absolute;mso-position-vertical-relative:line;mso-left-percent:-10001;mso-top-percent:-10001;v-text-anchor:top" o:gfxdata="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" fillcolor="white [3201]" strokeweight=".5pt">
+                <v:textbox>
+                  <w:txbxContent>
+                    <w:p>
+                      <w:r>
+                        <w:rPr>
+                          <w:color w:val="538135" w:themeColor="accent6" w:themeShade="BF"/>
+                        </w:rPr>
+                        <w:t>''</w:t>
+                      </w:r>
+                      <w:r>
+                        <w:rPr>
+                          <w:color w:val="538135" w:themeColor="accent6" w:themeShade="BF"/>
+                        </w:rPr>
+                        <w:t xml:space="preserve">TM1637Display </w:t>
+                      </w:r>
+                      <w:r>
+                        <w:rPr>
+                          <w:color w:val="538135" w:themeColor="accent6" w:themeShade="BF"/>
+                        </w:rPr>
+                        <w:t>tm_</w:t>
+                      </w:r>
+                      <w:r>
+                        <w:rPr>
+                          <w:color w:val="538135" w:themeColor="accent6" w:themeShade="BF"/>
+                        </w:rPr>
+                        <w:t>display</w:t>
+                      </w:r>
+                      <w:r>
+                        <w:rPr>
+                          <w:color w:val="538135" w:themeColor="accent6" w:themeShade="BF"/>
+                        </w:rPr>
+                        <w:t>'</w:t>
+                      </w:r>
+                      <w:r>
+                        <w:t xml:space="preserve"> </w:t>
+                      </w:r>
+                      <w:r>
+                        <w:rPr>
+                          <w:rFonts w:hint="eastAsia"/>
+                        </w:rPr>
+                        <w:t>●</w:t>
+                      </w:r>
+                      <w:r>
+                        <w:rPr>
+                          <w:color w:val="FF0000"/>
+                        </w:rPr>
+                        <w:t xml:space="preserve">value_clk </w:t>
+                      </w:r>
+                      <w:r>
+                        <w:rPr>
+                          <w:rFonts w:hint="eastAsia"/>
+                        </w:rPr>
+                        <w:t>●</w:t>
+                      </w:r>
+                      <w:r>
+                        <w:rPr>
+                          <w:color w:val="FF0000"/>
+                        </w:rPr>
+                        <w:t>value_dio</w:t>
+                      </w:r>
+                      <w:r>
+                        <w:rPr>
+                          <w:rFonts w:hint="eastAsia"/>
+                        </w:rPr>
+                        <w:t>●</w:t>
+                      </w:r>
+                      <w:r>
+                        <w:rPr>
+                          <w:color w:val="538135" w:themeColor="accent6" w:themeShade="BF"/>
+                        </w:rPr>
+                        <w:t>'</w:t>
+                      </w:r>
+                      <w:r>
+                        <w:rPr>
+                          <w:color w:val="538135" w:themeColor="accent6" w:themeShade="BF"/>
+                        </w:rPr>
+                        <w:t>(</w:t>
+                      </w:r>
+                      <w:r>
+                        <w:rPr>
+                          <w:color w:val="538135" w:themeColor="accent6" w:themeShade="BF"/>
+                        </w:rPr>
+                        <w:t>'</w:t>
+                      </w:r>
+                      <w:r>
+                        <w:rPr>
+                          <w:rFonts w:hint="eastAsia"/>
+                        </w:rPr>
+                        <w:t>●</w:t>
+                      </w:r>
+                      <w:r>
+                        <w:rPr>
+                          <w:color w:val="FF0000"/>
+                        </w:rPr>
+                        <w:t>value_clk</w:t>
+                      </w:r>
+                      <w:r>
+                        <w:rPr>
+                          <w:rFonts w:hint="eastAsia"/>
+                        </w:rPr>
+                        <w:t>●</w:t>
+                      </w:r>
+                      <w:r>
+                        <w:t>'</w:t>
+                      </w:r>
+                      <w:r>
+                        <w:rPr>
+                          <w:color w:val="538135" w:themeColor="accent6" w:themeShade="BF"/>
+                        </w:rPr>
+                        <w:t>,</w:t>
+                      </w:r>
+                      <w:r>
+                        <w:t xml:space="preserve"> </w:t>
+                      </w:r>
+                      <w:r>
+                        <w:rPr>
+                          <w:color w:val="538135" w:themeColor="accent6" w:themeShade="BF"/>
+                        </w:rPr>
+                        <w:t>'</w:t>
+                      </w:r>
+                      <w:r>
+                        <w:rPr>
+                          <w:rFonts w:hint="eastAsia"/>
+                        </w:rPr>
+                        <w:t xml:space="preserve"> </w:t>
+                      </w:r>
+                      <w:r>
+                        <w:rPr>
+                          <w:rFonts w:hint="eastAsia"/>
+                        </w:rPr>
+                        <w:t>●</w:t>
+                      </w:r>
+                      <w:r>
+                        <w:rPr>
+                          <w:color w:val="C45911" w:themeColor="accent2" w:themeShade="BF"/>
+                        </w:rPr>
+                        <w:t xml:space="preserve"> </w:t>
+                      </w:r>
+                      <w:r>
+                        <w:rPr>
+                          <w:color w:val="FF0000"/>
+                        </w:rPr>
+                        <w:t>value_dio</w:t>
+                      </w:r>
+                      <w:r>
+                        <w:rPr>
+                          <w:rFonts w:hint="eastAsia"/>
+                        </w:rPr>
+                        <w:t>●</w:t>
+                      </w:r>
+                      <w:r>
+                        <w:t>'</w:t>
+                      </w:r>
+                      <w:r>
+                        <w:rPr>
+                          <w:color w:val="538135" w:themeColor="accent6" w:themeShade="BF"/>
+                        </w:rPr>
+                        <w:t>);</w:t>
+                      </w:r>
+                      <w:r>
+                        <w:t xml:space="preserve"> </w:t>
+                      </w:r>
+                      <w:r>
+                        <w:rPr>
+                          <w:color w:val="538135" w:themeColor="accent6" w:themeShade="BF"/>
+                        </w:rPr>
+                        <w:t>'</w:t>
+                      </w:r>
+                    </w:p>
+                  </w:txbxContent>
+                </v:textbox>
+                <w10:anchorlock/>
+              </v:shape>
+            </w:pict>
+          </mc:Fallback>
+        </mc:AlternateContent>
+      </w:r>
+    </w:p>
+    <w:p/>
+    <w:p>
+      <w:pPr>
+        <w:rPr>
+          <w:shd w:val="clear" w:color="auto" w:fill="D9D9D9" w:themeFill="background1" w:themeFillShade="D9"/>
+        </w:rPr>
+      </w:pPr>
+      <w:r>
+        <w:rPr>
+          <w:shd w:val="clear" w:color="auto" w:fill="D9D9D9" w:themeFill="background1" w:themeFillShade="D9"/>
+        </w:rPr>
+        <w:t>void setup() {</w:t>
+      </w:r>
+    </w:p>
+    <w:p>
+      <w:pPr>
+        <w:ind w:leftChars="100" w:left="240"/>
+        <w:rPr>
+          <w:color w:val="538135" w:themeColor="accent6" w:themeShade="BF"/>
+        </w:rPr>
+      </w:pPr>
+      <w:r>
+        <w:rPr>
+          <w:color w:val="538135" w:themeColor="accent6" w:themeShade="BF"/>
+        </w:rPr>
+        <w:t>tm_</w:t>
+      </w:r>
+      <w:r>
+        <w:rPr>
+          <w:color w:val="538135" w:themeColor="accent6" w:themeShade="BF"/>
+        </w:rPr>
+        <w:t>display</w:t>
+      </w:r>
+      <w:r>
+        <w:rPr>
+          <w:color w:val="FF0000"/>
+        </w:rPr>
+        <w:t>23</w:t>
+      </w:r>
+      <w:r>
+        <w:rPr>
+          <w:color w:val="538135" w:themeColor="accent6" w:themeShade="BF"/>
+        </w:rPr>
+        <w:t>.setBrightness(7);</w:t>
+      </w:r>
+    </w:p>
+    <w:p>
+      <w:pPr>
+        <w:ind w:leftChars="100" w:left="240"/>
+        <w:rPr>
+          <w:color w:val="538135" w:themeColor="accent6" w:themeShade="BF"/>
+        </w:rPr>
+      </w:pPr>
+      <w:r>
+        <w:rPr>
+          <w:noProof/>
+        </w:rPr>
+        <mc:AlternateContent>
+          <mc:Choice Requires="wps">
+            <w:drawing>
+              <wp:inline distT="0" distB="0" distL="0" distR="0" wp14:anchorId="335B4329" wp14:editId="4F2C5968">
+                <wp:extent cx="5274310" cy="381000"/>
+                <wp:effectExtent l="0" t="0" r="21590" b="19050"/>
+                <wp:docPr id="42" name="文字方塊 42"/>
+                <wp:cNvGraphicFramePr/>
+                <a:graphic xmlns:a="http://schemas.openxmlformats.org/drawingml/2006/main">
+                  <a:graphicData uri="http://schemas.microsoft.com/office/word/2010/wordprocessingShape">
+                    <wps:wsp>
+                      <wps:cNvSpPr txBox="1"/>
+                      <wps:spPr>
+                        <a:xfrm>
+                          <a:off x="0" y="0"/>
+                          <a:ext cx="5274310" cy="381000"/>
+                        </a:xfrm>
+                        <a:prstGeom prst="rect">
+                          <a:avLst/>
+                        </a:prstGeom>
+                        <a:solidFill>
+                          <a:schemeClr val="lt1"/>
+                        </a:solidFill>
+                        <a:ln w="6350">
+                          <a:solidFill>
+                            <a:prstClr val="black"/>
+                          </a:solidFill>
+                        </a:ln>
+                      </wps:spPr>
+                      <wps:txbx>
+                        <w:txbxContent>
+                          <w:p>
+                            <w:r>
+                              <w:rPr>
+                                <w:color w:val="538135" w:themeColor="accent6" w:themeShade="BF"/>
+                              </w:rPr>
+                              <w:t>''</w:t>
+                            </w:r>
+                            <w:r>
+                              <w:rPr>
+                                <w:color w:val="538135" w:themeColor="accent6" w:themeShade="BF"/>
+                              </w:rPr>
+                              <w:t>tm_</w:t>
+                            </w:r>
+                            <w:r>
+                              <w:rPr>
+                                <w:color w:val="538135" w:themeColor="accent6" w:themeShade="BF"/>
+                              </w:rPr>
+                              <w:t>display</w:t>
+                            </w:r>
+                            <w:r>
+                              <w:rPr>
+                                <w:color w:val="538135" w:themeColor="accent6" w:themeShade="BF"/>
+                              </w:rPr>
+                              <w:t>'</w:t>
+                            </w:r>
+                            <w:r>
+                              <w:rPr>
+                                <w:rFonts w:hint="eastAsia"/>
+                              </w:rPr>
+                              <w:t>●</w:t>
+                            </w:r>
+                            <w:r>
+                              <w:rPr>
+                                <w:color w:val="FF0000"/>
+                              </w:rPr>
+                              <w:t xml:space="preserve"> </w:t>
+                            </w:r>
+                            <w:r>
+                              <w:rPr>
+                                <w:color w:val="FF0000"/>
+                              </w:rPr>
+                              <w:t>value_clk</w:t>
+                            </w:r>
+                            <w:r>
+                              <w:rPr>
+                                <w:rFonts w:hint="eastAsia"/>
+                              </w:rPr>
+                              <w:t>●</w:t>
+                            </w:r>
+                            <w:r>
+                              <w:rPr>
+                                <w:color w:val="FF0000"/>
+                              </w:rPr>
+                              <w:t xml:space="preserve"> </w:t>
+                            </w:r>
+                            <w:r>
+                              <w:rPr>
+                                <w:color w:val="FF0000"/>
+                              </w:rPr>
+                              <w:t>value_dio</w:t>
+                            </w:r>
+                            <w:r>
+                              <w:rPr>
+                                <w:rFonts w:hint="eastAsia"/>
+                              </w:rPr>
+                              <w:t>●</w:t>
+                            </w:r>
+                            <w:r>
+                              <w:rPr>
+                                <w:color w:val="538135" w:themeColor="accent6" w:themeShade="BF"/>
+                              </w:rPr>
+                              <w:t>'</w:t>
+                            </w:r>
+                            <w:r>
+                              <w:rPr>
+                                <w:color w:val="538135" w:themeColor="accent6" w:themeShade="BF"/>
+                              </w:rPr>
+                              <w:t>.setBrightness(7);</w:t>
+                            </w:r>
+                            <w:r>
+                              <w:rPr>
+                                <w:color w:val="538135" w:themeColor="accent6" w:themeShade="BF"/>
+                              </w:rPr>
+                              <w:t xml:space="preserve"> </w:t>
+                            </w:r>
+                            <w:r>
+                              <w:rPr>
+                                <w:color w:val="538135" w:themeColor="accent6" w:themeShade="BF"/>
+                              </w:rPr>
+                              <w:t>\n</w:t>
+                            </w:r>
+                            <w:r>
+                              <w:rPr>
+                                <w:color w:val="538135" w:themeColor="accent6" w:themeShade="BF"/>
+                              </w:rPr>
+                              <w:t xml:space="preserve"> </w:t>
+                            </w:r>
+                            <w:r>
+                              <w:rPr>
+                                <w:color w:val="538135" w:themeColor="accent6" w:themeShade="BF"/>
+                              </w:rPr>
+                              <w:t>'</w:t>
+                            </w:r>
+                          </w:p>
+                        </w:txbxContent>
+                      </wps:txbx>
+                      <wps:bodyPr rot="0" spcFirstLastPara="0" vertOverflow="overflow" horzOverflow="overflow" vert="horz" wrap="square" lIns="91440" tIns="45720" rIns="91440" bIns="45720" numCol="1" spcCol="0" rtlCol="0" fromWordArt="0" anchor="t" anchorCtr="0" forceAA="0" compatLnSpc="1">
+                        <a:prstTxWarp prst="textNoShape">
+                          <a:avLst/>
+                        </a:prstTxWarp>
+                        <a:noAutofit/>
+                      </wps:bodyPr>
+                    </wps:wsp>
+                  </a:graphicData>
+                </a:graphic>
+              </wp:inline>
+            </w:drawing>
+          </mc:Choice>
+          <mc:Fallback>
+            <w:pict>
+              <v:shape w14:anchorId="335B4329" id="文字方塊 42" o:spid="_x0000_s1061" type="#_x0000_t202" style="width:415.3pt;height:30pt;visibility:visible;mso-wrap-style:square;mso-left-percent:-10001;mso-top-percent:-10001;mso-position-horizontal:absolute;mso-position-horizontal-relative:char;mso-position-vertical:absolute;mso-position-vertical-relative:line;mso-left-percent:-10001;mso-top-percent:-10001;v-text-anchor:top" o:gfxdata="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" fillcolor="white [3201]" strokeweight=".5pt">
+                <v:textbox>
+                  <w:txbxContent>
+                    <w:p>
+                      <w:r>
+                        <w:rPr>
+                          <w:color w:val="538135" w:themeColor="accent6" w:themeShade="BF"/>
+                        </w:rPr>
+                        <w:t>''</w:t>
+                      </w:r>
+                      <w:r>
+                        <w:rPr>
+                          <w:color w:val="538135" w:themeColor="accent6" w:themeShade="BF"/>
+                        </w:rPr>
+                        <w:t>tm_</w:t>
+                      </w:r>
+                      <w:r>
+                        <w:rPr>
+                          <w:color w:val="538135" w:themeColor="accent6" w:themeShade="BF"/>
+                        </w:rPr>
+                        <w:t>display</w:t>
+                      </w:r>
+                      <w:r>
+                        <w:rPr>
+                          <w:color w:val="538135" w:themeColor="accent6" w:themeShade="BF"/>
+                        </w:rPr>
+                        <w:t>'</w:t>
+                      </w:r>
+                      <w:r>
+                        <w:rPr>
+                          <w:rFonts w:hint="eastAsia"/>
+                        </w:rPr>
+                        <w:t>●</w:t>
+                      </w:r>
+                      <w:r>
+                        <w:rPr>
+                          <w:color w:val="FF0000"/>
+                        </w:rPr>
+                        <w:t xml:space="preserve"> </w:t>
+                      </w:r>
+                      <w:r>
+                        <w:rPr>
+                          <w:color w:val="FF0000"/>
+                        </w:rPr>
+                        <w:t>value_clk</w:t>
+                      </w:r>
+                      <w:r>
+                        <w:rPr>
+                          <w:rFonts w:hint="eastAsia"/>
+                        </w:rPr>
+                        <w:t>●</w:t>
+                      </w:r>
+                      <w:r>
+                        <w:rPr>
+                          <w:color w:val="FF0000"/>
+                        </w:rPr>
+                        <w:t xml:space="preserve"> </w:t>
+                      </w:r>
+                      <w:r>
+                        <w:rPr>
+                          <w:color w:val="FF0000"/>
+                        </w:rPr>
+                        <w:t>value_dio</w:t>
+                      </w:r>
+                      <w:r>
+                        <w:rPr>
+                          <w:rFonts w:hint="eastAsia"/>
+                        </w:rPr>
+                        <w:t>●</w:t>
+                      </w:r>
+                      <w:r>
+                        <w:rPr>
+                          <w:color w:val="538135" w:themeColor="accent6" w:themeShade="BF"/>
+                        </w:rPr>
+                        <w:t>'</w:t>
+                      </w:r>
+                      <w:r>
+                        <w:rPr>
+                          <w:color w:val="538135" w:themeColor="accent6" w:themeShade="BF"/>
+                        </w:rPr>
+                        <w:t>.setBrightness(7);</w:t>
+                      </w:r>
+                      <w:r>
+                        <w:rPr>
+                          <w:color w:val="538135" w:themeColor="accent6" w:themeShade="BF"/>
+                        </w:rPr>
+                        <w:t xml:space="preserve"> </w:t>
+                      </w:r>
+                      <w:r>
+                        <w:rPr>
+                          <w:color w:val="538135" w:themeColor="accent6" w:themeShade="BF"/>
+                        </w:rPr>
+                        <w:t>\n</w:t>
+                      </w:r>
+                      <w:r>
+                        <w:rPr>
+                          <w:color w:val="538135" w:themeColor="accent6" w:themeShade="BF"/>
+                        </w:rPr>
+                        <w:t xml:space="preserve"> </w:t>
+                      </w:r>
+                      <w:r>
+                        <w:rPr>
+                          <w:color w:val="538135" w:themeColor="accent6" w:themeShade="BF"/>
+                        </w:rPr>
+                        <w:t>'</w:t>
+                      </w:r>
+                    </w:p>
+                  </w:txbxContent>
+                </v:textbox>
+                <w10:anchorlock/>
+              </v:shape>
+            </w:pict>
+          </mc:Fallback>
+        </mc:AlternateContent>
+      </w:r>
+    </w:p>
+    <w:p>
+      <w:pPr>
+        <w:ind w:leftChars="100" w:left="240"/>
+        <w:rPr>
+          <w:color w:val="538135" w:themeColor="accent6" w:themeShade="BF"/>
+        </w:rPr>
+      </w:pPr>
+    </w:p>
+    <w:p>
+      <w:pPr>
+        <w:ind w:leftChars="100" w:left="240"/>
+      </w:pPr>
+    </w:p>
+    <w:p>
+      <w:pPr>
+        <w:rPr>
+          <w:shd w:val="clear" w:color="auto" w:fill="D9D9D9" w:themeFill="background1" w:themeFillShade="D9"/>
+        </w:rPr>
+      </w:pPr>
+      <w:r>
+        <w:rPr>
+          <w:shd w:val="clear" w:color="auto" w:fill="D9D9D9" w:themeFill="background1" w:themeFillShade="D9"/>
+        </w:rPr>
+        <w:t>}</w:t>
+      </w:r>
+      <w:r>
+        <w:rPr>
+          <w:shd w:val="clear" w:color="auto" w:fill="D9D9D9" w:themeFill="background1" w:themeFillShade="D9"/>
+        </w:rPr>
+        <w:t xml:space="preserve">   </w:t>
+      </w:r>
+    </w:p>
+    <w:p/>
+    <w:p>
+      <w:pPr>
+        <w:rPr>
+          <w:shd w:val="clear" w:color="auto" w:fill="D9D9D9" w:themeFill="background1" w:themeFillShade="D9"/>
+        </w:rPr>
+      </w:pPr>
+      <w:r>
+        <w:rPr>
+          <w:shd w:val="clear" w:color="auto" w:fill="D9D9D9" w:themeFill="background1" w:themeFillShade="D9"/>
+        </w:rPr>
+        <w:t>void loop() {</w:t>
+      </w:r>
+    </w:p>
+    <w:p>
+      <w:pPr>
+        <w:ind w:firstLineChars="100" w:firstLine="240"/>
+      </w:pPr>
+      <w:r>
+        <w:t>tm_di</w:t>
+      </w:r>
+      <w:r>
+        <w:t>splay</w:t>
+      </w:r>
+      <w:r>
+        <w:rPr>
+          <w:color w:val="FF0000"/>
+        </w:rPr>
+        <w:t xml:space="preserve"> </w:t>
+      </w:r>
+      <w:r>
+        <w:rPr>
+          <w:color w:val="FF0000"/>
+        </w:rPr>
+        <w:t>value_clk</w:t>
+      </w:r>
+      <w:r>
+        <w:rPr>
+          <w:color w:val="FF0000"/>
+        </w:rPr>
+        <w:t xml:space="preserve"> </w:t>
+      </w:r>
+      <w:r>
+        <w:rPr>
+          <w:color w:val="FF0000"/>
+        </w:rPr>
+        <w:t>value_dio</w:t>
+      </w:r>
+      <w:r>
+        <w:t>.s</w:t>
+      </w:r>
+      <w:r>
+        <w:t>howNumberDec(</w:t>
+      </w:r>
+      <w:r>
+        <w:rPr>
+          <w:color w:val="FF0000"/>
+        </w:rPr>
+        <w:t>num</w:t>
+      </w:r>
+      <w:r>
+        <w:t>,</w:t>
+      </w:r>
+      <w:r>
+        <w:rPr>
+          <w:color w:val="FF0000"/>
+        </w:rPr>
+        <w:t>false</w:t>
+      </w:r>
+      <w:r>
+        <w:t>);</w:t>
+      </w:r>
+    </w:p>
+    <w:p>
+      <w:pPr>
+        <w:ind w:firstLineChars="100" w:firstLine="240"/>
+      </w:pPr>
+      <w:r>
+        <w:rPr>
+          <w:noProof/>
+        </w:rPr>
+        <mc:AlternateContent>
+          <mc:Choice Requires="wps">
+            <w:drawing>
+              <wp:inline distT="0" distB="0" distL="0" distR="0" wp14:anchorId="736EB8A1" wp14:editId="79ADEE1F">
+                <wp:extent cx="5760720" cy="604520"/>
+                <wp:effectExtent l="0" t="0" r="11430" b="24130"/>
+                <wp:docPr id="43" name="文字方塊 43"/>
+                <wp:cNvGraphicFramePr/>
+                <a:graphic xmlns:a="http://schemas.openxmlformats.org/drawingml/2006/main">
+                  <a:graphicData uri="http://schemas.microsoft.com/office/word/2010/wordprocessingShape">
+                    <wps:wsp>
+                      <wps:cNvSpPr txBox="1"/>
+                      <wps:spPr>
+                        <a:xfrm>
+                          <a:off x="0" y="0"/>
+                          <a:ext cx="5760720" cy="604520"/>
+                        </a:xfrm>
+                        <a:prstGeom prst="rect">
+                          <a:avLst/>
+                        </a:prstGeom>
+                        <a:solidFill>
+                          <a:schemeClr val="lt1"/>
+                        </a:solidFill>
+                        <a:ln w="6350">
+                          <a:solidFill>
+                            <a:prstClr val="black"/>
+                          </a:solidFill>
+                        </a:ln>
+                      </wps:spPr>
+                      <wps:txbx>
+                        <w:txbxContent>
+                          <w:p>
+                            <w:r>
+                              <w:rPr>
+                                <w:color w:val="538135" w:themeColor="accent6" w:themeShade="BF"/>
+                              </w:rPr>
+                              <w:t>''</w:t>
+                            </w:r>
+                            <w:r>
+                              <w:t>tm_di</w:t>
+                            </w:r>
+                            <w:r>
+                              <w:t>splay</w:t>
+                            </w:r>
+                            <w:r>
+                              <w:rPr>
+                                <w:color w:val="538135" w:themeColor="accent6" w:themeShade="BF"/>
+                              </w:rPr>
+                              <w:t>'</w:t>
+                            </w:r>
+                            <w:r>
+                              <w:rPr>
+                                <w:color w:val="FF0000"/>
+                              </w:rPr>
+                              <w:t xml:space="preserve"> </w:t>
+                            </w:r>
+                            <w:r>
+                              <w:rPr>
+                                <w:rFonts w:hint="eastAsia"/>
+                              </w:rPr>
+                              <w:t>●</w:t>
+                            </w:r>
+                            <w:r>
+                              <w:rPr>
+                                <w:color w:val="FF0000"/>
+                              </w:rPr>
+                              <w:t>value_clk</w:t>
+                            </w:r>
+                            <w:r>
+                              <w:rPr>
+                                <w:color w:val="FF0000"/>
+                              </w:rPr>
+                              <w:t xml:space="preserve"> </w:t>
+                            </w:r>
+                            <w:r>
+                              <w:rPr>
+                                <w:rFonts w:hint="eastAsia"/>
+                              </w:rPr>
+                              <w:t>●</w:t>
+                            </w:r>
+                            <w:r>
+                              <w:rPr>
+                                <w:color w:val="FF0000"/>
+                              </w:rPr>
+                              <w:t>value_dio</w:t>
+                            </w:r>
+                            <w:r>
+                              <w:rPr>
+                                <w:rFonts w:hint="eastAsia"/>
+                              </w:rPr>
+                              <w:t>●</w:t>
+                            </w:r>
+                            <w:r>
+                              <w:rPr>
+                                <w:color w:val="538135" w:themeColor="accent6" w:themeShade="BF"/>
+                              </w:rPr>
+                              <w:t>'</w:t>
+                            </w:r>
+                            <w:r>
+                              <w:t>.s</w:t>
+                            </w:r>
+                            <w:r>
+                              <w:t>howNumberDec(</w:t>
+                            </w:r>
+                            <w:r>
+                              <w:rPr>
+                                <w:color w:val="538135" w:themeColor="accent6" w:themeShade="BF"/>
+                              </w:rPr>
+                              <w:t>'</w:t>
+                            </w:r>
+                            <w:r>
+                              <w:rPr>
+                                <w:rFonts w:hint="eastAsia"/>
+                              </w:rPr>
+                              <w:t>●</w:t>
+                            </w:r>
+                            <w:r>
+                              <w:rPr>
+                                <w:color w:val="FF0000"/>
+                              </w:rPr>
+                              <w:t>value_num</w:t>
+                            </w:r>
+                            <w:r>
+                              <w:rPr>
+                                <w:rFonts w:hint="eastAsia"/>
+                              </w:rPr>
+                              <w:t>●</w:t>
+                            </w:r>
+                            <w:r>
+                              <w:rPr>
+                                <w:color w:val="538135" w:themeColor="accent6" w:themeShade="BF"/>
+                              </w:rPr>
+                              <w:t>'</w:t>
+                            </w:r>
+                            <w:r>
+                              <w:t>,</w:t>
+                            </w:r>
+                            <w:r>
+                              <w:rPr>
+                                <w:color w:val="538135" w:themeColor="accent6" w:themeShade="BF"/>
+                              </w:rPr>
+                              <w:t xml:space="preserve"> </w:t>
+                            </w:r>
+                            <w:r>
+                              <w:rPr>
+                                <w:color w:val="538135" w:themeColor="accent6" w:themeShade="BF"/>
+                              </w:rPr>
+                              <w:t>'</w:t>
+                            </w:r>
+                            <w:r>
+                              <w:rPr>
+                                <w:color w:val="FF0000"/>
+                              </w:rPr>
+                              <w:t xml:space="preserve"> </w:t>
+                            </w:r>
+                            <w:r>
+                              <w:rPr>
+                                <w:rFonts w:hint="eastAsia"/>
+                              </w:rPr>
+                              <w:t>●</w:t>
+                            </w:r>
+                            <w:r>
+                              <w:rPr>
+                                <w:color w:val="FF0000"/>
+                              </w:rPr>
+                              <w:t>dropdown_leading_zero</w:t>
+                            </w:r>
+                            <w:r>
+                              <w:rPr>
+                                <w:rFonts w:hint="eastAsia"/>
+                              </w:rPr>
+                              <w:t>●</w:t>
+                            </w:r>
+                            <w:r>
+                              <w:rPr>
+                                <w:color w:val="538135" w:themeColor="accent6" w:themeShade="BF"/>
+                              </w:rPr>
+                              <w:t>'</w:t>
+                            </w:r>
+                            <w:r>
+                              <w:t>);</w:t>
+                            </w:r>
+                            <w:r>
+                              <w:rPr>
+                                <w:color w:val="538135" w:themeColor="accent6" w:themeShade="BF"/>
+                              </w:rPr>
+                              <w:t xml:space="preserve"> </w:t>
+                            </w:r>
+                            <w:r>
+                              <w:rPr>
+                                <w:color w:val="538135" w:themeColor="accent6" w:themeShade="BF"/>
+                              </w:rPr>
+                              <w:t>\n</w:t>
+                            </w:r>
+                            <w:r>
+                              <w:rPr>
+                                <w:color w:val="538135" w:themeColor="accent6" w:themeShade="BF"/>
+                              </w:rPr>
+                              <w:t xml:space="preserve"> </w:t>
+                            </w:r>
+                            <w:r>
+                              <w:rPr>
+                                <w:color w:val="538135" w:themeColor="accent6" w:themeShade="BF"/>
+                              </w:rPr>
+                              <w:t>'</w:t>
+                            </w:r>
+                          </w:p>
+                        </w:txbxContent>
+                      </wps:txbx>
+                      <wps:bodyPr rot="0" spcFirstLastPara="0" vertOverflow="overflow" horzOverflow="overflow" vert="horz" wrap="square" lIns="91440" tIns="45720" rIns="91440" bIns="45720" numCol="1" spcCol="0" rtlCol="0" fromWordArt="0" anchor="t" anchorCtr="0" forceAA="0" compatLnSpc="1">
+                        <a:prstTxWarp prst="textNoShape">
+                          <a:avLst/>
+                        </a:prstTxWarp>
+                        <a:noAutofit/>
+                      </wps:bodyPr>
+                    </wps:wsp>
+                  </a:graphicData>
+                </a:graphic>
+              </wp:inline>
+            </w:drawing>
+          </mc:Choice>
+          <mc:Fallback>
+            <w:pict>
+              <v:shape w14:anchorId="736EB8A1" id="文字方塊 43" o:spid="_x0000_s1062" type="#_x0000_t202" style="width:453.6pt;height:47.6pt;visibility:visible;mso-wrap-style:square;mso-left-percent:-10001;mso-top-percent:-10001;mso-position-horizontal:absolute;mso-position-horizontal-relative:char;mso-position-vertical:absolute;mso-position-vertical-relative:line;mso-left-percent:-10001;mso-top-percent:-10001;v-text-anchor:top" o:gfxdata="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" fillcolor="white [3201]" strokeweight=".5pt">
+                <v:textbox>
+                  <w:txbxContent>
+                    <w:p>
+                      <w:r>
+                        <w:rPr>
+                          <w:color w:val="538135" w:themeColor="accent6" w:themeShade="BF"/>
+                        </w:rPr>
+                        <w:t>''</w:t>
+                      </w:r>
+                      <w:r>
+                        <w:t>tm_di</w:t>
+                      </w:r>
+                      <w:r>
+                        <w:t>splay</w:t>
+                      </w:r>
+                      <w:r>
+                        <w:rPr>
+                          <w:color w:val="538135" w:themeColor="accent6" w:themeShade="BF"/>
+                        </w:rPr>
+                        <w:t>'</w:t>
+                      </w:r>
+                      <w:r>
+                        <w:rPr>
+                          <w:color w:val="FF0000"/>
+                        </w:rPr>
+                        <w:t xml:space="preserve"> </w:t>
+                      </w:r>
+                      <w:r>
+                        <w:rPr>
+                          <w:rFonts w:hint="eastAsia"/>
+                        </w:rPr>
+                        <w:t>●</w:t>
+                      </w:r>
+                      <w:r>
+                        <w:rPr>
+                          <w:color w:val="FF0000"/>
+                        </w:rPr>
+                        <w:t>value_clk</w:t>
+                      </w:r>
+                      <w:r>
+                        <w:rPr>
+                          <w:color w:val="FF0000"/>
+                        </w:rPr>
+                        <w:t xml:space="preserve"> </w:t>
+                      </w:r>
+                      <w:r>
+                        <w:rPr>
+                          <w:rFonts w:hint="eastAsia"/>
+                        </w:rPr>
+                        <w:t>●</w:t>
+                      </w:r>
+                      <w:r>
+                        <w:rPr>
+                          <w:color w:val="FF0000"/>
+                        </w:rPr>
+                        <w:t>value_dio</w:t>
+                      </w:r>
+                      <w:r>
+                        <w:rPr>
+                          <w:rFonts w:hint="eastAsia"/>
+                        </w:rPr>
+                        <w:t>●</w:t>
+                      </w:r>
+                      <w:r>
+                        <w:rPr>
+                          <w:color w:val="538135" w:themeColor="accent6" w:themeShade="BF"/>
+                        </w:rPr>
+                        <w:t>'</w:t>
+                      </w:r>
+                      <w:r>
+                        <w:t>.s</w:t>
+                      </w:r>
+                      <w:r>
+                        <w:t>howNumberDec(</w:t>
+                      </w:r>
+                      <w:r>
+                        <w:rPr>
+                          <w:color w:val="538135" w:themeColor="accent6" w:themeShade="BF"/>
+                        </w:rPr>
+                        <w:t>'</w:t>
+                      </w:r>
+                      <w:r>
+                        <w:rPr>
+                          <w:rFonts w:hint="eastAsia"/>
+                        </w:rPr>
+                        <w:t>●</w:t>
+                      </w:r>
+                      <w:r>
+                        <w:rPr>
+                          <w:color w:val="FF0000"/>
+                        </w:rPr>
+                        <w:t>value_num</w:t>
+                      </w:r>
+                      <w:r>
+                        <w:rPr>
+                          <w:rFonts w:hint="eastAsia"/>
+                        </w:rPr>
+                        <w:t>●</w:t>
+                      </w:r>
+                      <w:r>
+                        <w:rPr>
+                          <w:color w:val="538135" w:themeColor="accent6" w:themeShade="BF"/>
+                        </w:rPr>
+                        <w:t>'</w:t>
+                      </w:r>
+                      <w:r>
+                        <w:t>,</w:t>
+                      </w:r>
+                      <w:r>
+                        <w:rPr>
+                          <w:color w:val="538135" w:themeColor="accent6" w:themeShade="BF"/>
+                        </w:rPr>
+                        <w:t xml:space="preserve"> </w:t>
+                      </w:r>
+                      <w:r>
+                        <w:rPr>
+                          <w:color w:val="538135" w:themeColor="accent6" w:themeShade="BF"/>
+                        </w:rPr>
+                        <w:t>'</w:t>
+                      </w:r>
+                      <w:r>
+                        <w:rPr>
+                          <w:color w:val="FF0000"/>
+                        </w:rPr>
+                        <w:t xml:space="preserve"> </w:t>
+                      </w:r>
+                      <w:r>
+                        <w:rPr>
+                          <w:rFonts w:hint="eastAsia"/>
+                        </w:rPr>
+                        <w:t>●</w:t>
+                      </w:r>
+                      <w:r>
+                        <w:rPr>
+                          <w:color w:val="FF0000"/>
+                        </w:rPr>
+                        <w:t>dropdown_leading_zero</w:t>
+                      </w:r>
+                      <w:r>
+                        <w:rPr>
+                          <w:rFonts w:hint="eastAsia"/>
+                        </w:rPr>
+                        <w:t>●</w:t>
+                      </w:r>
+                      <w:r>
+                        <w:rPr>
+                          <w:color w:val="538135" w:themeColor="accent6" w:themeShade="BF"/>
+                        </w:rPr>
+                        <w:t>'</w:t>
+                      </w:r>
+                      <w:r>
+                        <w:t>);</w:t>
+                      </w:r>
+                      <w:r>
+                        <w:rPr>
+                          <w:color w:val="538135" w:themeColor="accent6" w:themeShade="BF"/>
+                        </w:rPr>
+                        <w:t xml:space="preserve"> </w:t>
+                      </w:r>
+                      <w:r>
+                        <w:rPr>
+                          <w:color w:val="538135" w:themeColor="accent6" w:themeShade="BF"/>
+                        </w:rPr>
+                        <w:t>\n</w:t>
+                      </w:r>
+                      <w:r>
+                        <w:rPr>
+                          <w:color w:val="538135" w:themeColor="accent6" w:themeShade="BF"/>
+                        </w:rPr>
+                        <w:t xml:space="preserve"> </w:t>
+                      </w:r>
+                      <w:r>
+                        <w:rPr>
+                          <w:color w:val="538135" w:themeColor="accent6" w:themeShade="BF"/>
+                        </w:rPr>
+                        <w:t>'</w:t>
+                      </w:r>
+                    </w:p>
+                  </w:txbxContent>
+                </v:textbox>
+                <w10:anchorlock/>
+              </v:shape>
+            </w:pict>
+          </mc:Fallback>
+        </mc:AlternateContent>
+      </w:r>
+    </w:p>
+    <w:p>
+      <w:pPr>
+        <w:ind w:firstLineChars="100" w:firstLine="240"/>
+      </w:pPr>
+      <w:r>
+        <w:rPr>
+          <w:noProof/>
+          <w:color w:val="70AD47" w:themeColor="accent6"/>
+        </w:rPr>
+        <mc:AlternateContent>
+          <mc:Choice Requires="wps">
+            <w:drawing>
+              <wp:inline distT="0" distB="0" distL="0" distR="0" wp14:anchorId="2095225C" wp14:editId="1453EA15">
+                <wp:extent cx="4424680" cy="421640"/>
+                <wp:effectExtent l="0" t="0" r="13970" b="16510"/>
+                <wp:docPr id="44" name="圓角矩形 4"/>
+                <wp:cNvGraphicFramePr/>
+                <a:graphic xmlns:a="http://schemas.openxmlformats.org/drawingml/2006/main">
+                  <a:graphicData uri="http://schemas.microsoft.com/office/word/2010/wordprocessingShape">
+                    <wps:wsp>
+                      <wps:cNvSpPr/>
+                      <wps:spPr>
+                        <a:xfrm>
+                          <a:off x="0" y="0"/>
+                          <a:ext cx="4424680" cy="421640"/>
+                        </a:xfrm>
+                        <a:custGeom>
+                          <a:avLst/>
+                          <a:gdLst>
+                            <a:gd name="connsiteX0" fmla="*/ 0 w 4424680"/>
+                            <a:gd name="connsiteY0" fmla="*/ 60115 h 360680"/>
+                            <a:gd name="connsiteX1" fmla="*/ 60115 w 4424680"/>
+                            <a:gd name="connsiteY1" fmla="*/ 0 h 360680"/>
+                            <a:gd name="connsiteX2" fmla="*/ 4364565 w 4424680"/>
+                            <a:gd name="connsiteY2" fmla="*/ 0 h 360680"/>
+                            <a:gd name="connsiteX3" fmla="*/ 4424680 w 4424680"/>
+                            <a:gd name="connsiteY3" fmla="*/ 60115 h 360680"/>
+                            <a:gd name="connsiteX4" fmla="*/ 4424680 w 4424680"/>
+                            <a:gd name="connsiteY4" fmla="*/ 300565 h 360680"/>
+                            <a:gd name="connsiteX5" fmla="*/ 4364565 w 4424680"/>
+                            <a:gd name="connsiteY5" fmla="*/ 360680 h 360680"/>
+                            <a:gd name="connsiteX6" fmla="*/ 60115 w 4424680"/>
+                            <a:gd name="connsiteY6" fmla="*/ 360680 h 360680"/>
+                            <a:gd name="connsiteX7" fmla="*/ 0 w 4424680"/>
+                            <a:gd name="connsiteY7" fmla="*/ 300565 h 360680"/>
+                            <a:gd name="connsiteX8" fmla="*/ 0 w 4424680"/>
+                            <a:gd name="connsiteY8" fmla="*/ 60115 h 360680"/>
+                            <a:gd name="connsiteX0" fmla="*/ 0 w 4424680"/>
+                            <a:gd name="connsiteY0" fmla="*/ 60115 h 360680"/>
+                            <a:gd name="connsiteX1" fmla="*/ 60115 w 4424680"/>
+                            <a:gd name="connsiteY1" fmla="*/ 0 h 360680"/>
+                            <a:gd name="connsiteX2" fmla="*/ 279400 w 4424680"/>
+                            <a:gd name="connsiteY2" fmla="*/ 0 h 360680"/>
+                            <a:gd name="connsiteX3" fmla="*/ 4364565 w 4424680"/>
+                            <a:gd name="connsiteY3" fmla="*/ 0 h 360680"/>
+                            <a:gd name="connsiteX4" fmla="*/ 4424680 w 4424680"/>
+                            <a:gd name="connsiteY4" fmla="*/ 60115 h 360680"/>
+                            <a:gd name="connsiteX5" fmla="*/ 4424680 w 4424680"/>
+                            <a:gd name="connsiteY5" fmla="*/ 300565 h 360680"/>
+                            <a:gd name="connsiteX6" fmla="*/ 4364565 w 4424680"/>
+                            <a:gd name="connsiteY6" fmla="*/ 360680 h 360680"/>
+                            <a:gd name="connsiteX7" fmla="*/ 60115 w 4424680"/>
+                            <a:gd name="connsiteY7" fmla="*/ 360680 h 360680"/>
+                            <a:gd name="connsiteX8" fmla="*/ 0 w 4424680"/>
+                            <a:gd name="connsiteY8" fmla="*/ 300565 h 360680"/>
+                            <a:gd name="connsiteX9" fmla="*/ 0 w 4424680"/>
+                            <a:gd name="connsiteY9" fmla="*/ 60115 h 360680"/>
+                            <a:gd name="connsiteX0" fmla="*/ 0 w 4424680"/>
+                            <a:gd name="connsiteY0" fmla="*/ 60115 h 360680"/>
+                            <a:gd name="connsiteX1" fmla="*/ 60115 w 4424680"/>
+                            <a:gd name="connsiteY1" fmla="*/ 0 h 360680"/>
+                            <a:gd name="connsiteX2" fmla="*/ 4364565 w 4424680"/>
+                            <a:gd name="connsiteY2" fmla="*/ 0 h 360680"/>
+                            <a:gd name="connsiteX3" fmla="*/ 4424680 w 4424680"/>
+                            <a:gd name="connsiteY3" fmla="*/ 60115 h 360680"/>
+                            <a:gd name="connsiteX4" fmla="*/ 4424680 w 4424680"/>
+                            <a:gd name="connsiteY4" fmla="*/ 300565 h 360680"/>
+                            <a:gd name="connsiteX5" fmla="*/ 4364565 w 4424680"/>
+                            <a:gd name="connsiteY5" fmla="*/ 360680 h 360680"/>
+                            <a:gd name="connsiteX6" fmla="*/ 60115 w 4424680"/>
+                            <a:gd name="connsiteY6" fmla="*/ 360680 h 360680"/>
+                            <a:gd name="connsiteX7" fmla="*/ 0 w 4424680"/>
+                            <a:gd name="connsiteY7" fmla="*/ 300565 h 360680"/>
+                            <a:gd name="connsiteX8" fmla="*/ 0 w 4424680"/>
+                            <a:gd name="connsiteY8" fmla="*/ 60115 h 360680"/>
+                            <a:gd name="connsiteX0" fmla="*/ 0 w 4424680"/>
+                            <a:gd name="connsiteY0" fmla="*/ 60115 h 360680"/>
+                            <a:gd name="connsiteX1" fmla="*/ 60115 w 4424680"/>
+                            <a:gd name="connsiteY1" fmla="*/ 0 h 360680"/>
+                            <a:gd name="connsiteX2" fmla="*/ 350520 w 4424680"/>
+                            <a:gd name="connsiteY2" fmla="*/ 0 h 360680"/>
+                            <a:gd name="connsiteX3" fmla="*/ 4364565 w 4424680"/>
+                            <a:gd name="connsiteY3" fmla="*/ 0 h 360680"/>
+                            <a:gd name="connsiteX4" fmla="*/ 4424680 w 4424680"/>
+                            <a:gd name="connsiteY4" fmla="*/ 60115 h 360680"/>
+                            <a:gd name="connsiteX5" fmla="*/ 4424680 w 4424680"/>
+                            <a:gd name="connsiteY5" fmla="*/ 300565 h 360680"/>
+                            <a:gd name="connsiteX6" fmla="*/ 4364565 w 4424680"/>
+                            <a:gd name="connsiteY6" fmla="*/ 360680 h 360680"/>
+                            <a:gd name="connsiteX7" fmla="*/ 60115 w 4424680"/>
+                            <a:gd name="connsiteY7" fmla="*/ 360680 h 360680"/>
+                            <a:gd name="connsiteX8" fmla="*/ 0 w 4424680"/>
+                            <a:gd name="connsiteY8" fmla="*/ 300565 h 360680"/>
+                            <a:gd name="connsiteX9" fmla="*/ 0 w 4424680"/>
+                            <a:gd name="connsiteY9" fmla="*/ 60115 h 360680"/>
+                            <a:gd name="connsiteX0" fmla="*/ 0 w 4424680"/>
+                            <a:gd name="connsiteY0" fmla="*/ 121075 h 421640"/>
+                            <a:gd name="connsiteX1" fmla="*/ 60115 w 4424680"/>
+                            <a:gd name="connsiteY1" fmla="*/ 60960 h 421640"/>
+                            <a:gd name="connsiteX2" fmla="*/ 350520 w 4424680"/>
+                            <a:gd name="connsiteY2" fmla="*/ 60960 h 421640"/>
+                            <a:gd name="connsiteX3" fmla="*/ 4364565 w 4424680"/>
+                            <a:gd name="connsiteY3" fmla="*/ 60960 h 421640"/>
+                            <a:gd name="connsiteX4" fmla="*/ 4424680 w 4424680"/>
+                            <a:gd name="connsiteY4" fmla="*/ 121075 h 421640"/>
+                            <a:gd name="connsiteX5" fmla="*/ 4424680 w 4424680"/>
+                            <a:gd name="connsiteY5" fmla="*/ 361525 h 421640"/>
+                            <a:gd name="connsiteX6" fmla="*/ 4364565 w 4424680"/>
+                            <a:gd name="connsiteY6" fmla="*/ 421640 h 421640"/>
+                            <a:gd name="connsiteX7" fmla="*/ 60115 w 4424680"/>
+                            <a:gd name="connsiteY7" fmla="*/ 421640 h 421640"/>
+                            <a:gd name="connsiteX8" fmla="*/ 0 w 4424680"/>
+                            <a:gd name="connsiteY8" fmla="*/ 361525 h 421640"/>
+                            <a:gd name="connsiteX9" fmla="*/ 0 w 4424680"/>
+                            <a:gd name="connsiteY9" fmla="*/ 121075 h 421640"/>
+                            <a:gd name="connsiteX0" fmla="*/ 0 w 4424680"/>
+                            <a:gd name="connsiteY0" fmla="*/ 121075 h 421640"/>
+                            <a:gd name="connsiteX1" fmla="*/ 60115 w 4424680"/>
+                            <a:gd name="connsiteY1" fmla="*/ 60960 h 421640"/>
+                            <a:gd name="connsiteX2" fmla="*/ 350520 w 4424680"/>
+                            <a:gd name="connsiteY2" fmla="*/ 60960 h 421640"/>
+                            <a:gd name="connsiteX3" fmla="*/ 4364565 w 4424680"/>
+                            <a:gd name="connsiteY3" fmla="*/ 60960 h 421640"/>
+                            <a:gd name="connsiteX4" fmla="*/ 4424680 w 4424680"/>
+                            <a:gd name="connsiteY4" fmla="*/ 121075 h 421640"/>
+                            <a:gd name="connsiteX5" fmla="*/ 4424680 w 4424680"/>
+                            <a:gd name="connsiteY5" fmla="*/ 361525 h 421640"/>
+                            <a:gd name="connsiteX6" fmla="*/ 4364565 w 4424680"/>
+                            <a:gd name="connsiteY6" fmla="*/ 421640 h 421640"/>
+                            <a:gd name="connsiteX7" fmla="*/ 330200 w 4424680"/>
+                            <a:gd name="connsiteY7" fmla="*/ 421640 h 421640"/>
+                            <a:gd name="connsiteX8" fmla="*/ 60115 w 4424680"/>
+                            <a:gd name="connsiteY8" fmla="*/ 421640 h 421640"/>
+                            <a:gd name="connsiteX9" fmla="*/ 0 w 4424680"/>
+                            <a:gd name="connsiteY9" fmla="*/ 361525 h 421640"/>
+                            <a:gd name="connsiteX10" fmla="*/ 0 w 4424680"/>
+                            <a:gd name="connsiteY10" fmla="*/ 121075 h 421640"/>
+                            <a:gd name="connsiteX0" fmla="*/ 0 w 4424680"/>
+                            <a:gd name="connsiteY0" fmla="*/ 60115 h 360680"/>
+                            <a:gd name="connsiteX1" fmla="*/ 60115 w 4424680"/>
+                            <a:gd name="connsiteY1" fmla="*/ 0 h 360680"/>
+                            <a:gd name="connsiteX2" fmla="*/ 350520 w 4424680"/>
+                            <a:gd name="connsiteY2" fmla="*/ 0 h 360680"/>
+                            <a:gd name="connsiteX3" fmla="*/ 4364565 w 4424680"/>
+                            <a:gd name="connsiteY3" fmla="*/ 0 h 360680"/>
+                            <a:gd name="connsiteX4" fmla="*/ 4424680 w 4424680"/>
+                            <a:gd name="connsiteY4" fmla="*/ 60115 h 360680"/>
+                            <a:gd name="connsiteX5" fmla="*/ 4424680 w 4424680"/>
+                            <a:gd name="connsiteY5" fmla="*/ 300565 h 360680"/>
+                            <a:gd name="connsiteX6" fmla="*/ 4364565 w 4424680"/>
+                            <a:gd name="connsiteY6" fmla="*/ 360680 h 360680"/>
+                            <a:gd name="connsiteX7" fmla="*/ 330200 w 4424680"/>
+                            <a:gd name="connsiteY7" fmla="*/ 360680 h 360680"/>
+                            <a:gd name="connsiteX8" fmla="*/ 60115 w 4424680"/>
+                            <a:gd name="connsiteY8" fmla="*/ 360680 h 360680"/>
+                            <a:gd name="connsiteX9" fmla="*/ 0 w 4424680"/>
+                            <a:gd name="connsiteY9" fmla="*/ 300565 h 360680"/>
+                            <a:gd name="connsiteX10" fmla="*/ 0 w 4424680"/>
+                            <a:gd name="connsiteY10" fmla="*/ 60115 h 360680"/>
+                            <a:gd name="connsiteX0" fmla="*/ 0 w 4424680"/>
+                            <a:gd name="connsiteY0" fmla="*/ 60115 h 421640"/>
+                            <a:gd name="connsiteX1" fmla="*/ 60115 w 4424680"/>
+                            <a:gd name="connsiteY1" fmla="*/ 0 h 421640"/>
+                            <a:gd name="connsiteX2" fmla="*/ 350520 w 4424680"/>
+                            <a:gd name="connsiteY2" fmla="*/ 0 h 421640"/>
+                            <a:gd name="connsiteX3" fmla="*/ 4364565 w 4424680"/>
+                            <a:gd name="connsiteY3" fmla="*/ 0 h 421640"/>
+                            <a:gd name="connsiteX4" fmla="*/ 4424680 w 4424680"/>
+                            <a:gd name="connsiteY4" fmla="*/ 60115 h 421640"/>
+                            <a:gd name="connsiteX5" fmla="*/ 4424680 w 4424680"/>
+                            <a:gd name="connsiteY5" fmla="*/ 300565 h 421640"/>
+                            <a:gd name="connsiteX6" fmla="*/ 4364565 w 4424680"/>
+                            <a:gd name="connsiteY6" fmla="*/ 360680 h 421640"/>
+                            <a:gd name="connsiteX7" fmla="*/ 330200 w 4424680"/>
+                            <a:gd name="connsiteY7" fmla="*/ 360680 h 421640"/>
+                            <a:gd name="connsiteX8" fmla="*/ 60115 w 4424680"/>
+                            <a:gd name="connsiteY8" fmla="*/ 360680 h 421640"/>
+                            <a:gd name="connsiteX9" fmla="*/ 0 w 4424680"/>
+                            <a:gd name="connsiteY9" fmla="*/ 300565 h 421640"/>
+                            <a:gd name="connsiteX10" fmla="*/ 0 w 4424680"/>
+                            <a:gd name="connsiteY10" fmla="*/ 60115 h 421640"/>
+                          </a:gdLst>
+                          <a:ahLst/>
+                          <a:cxnLst>
+                            <a:cxn ang="0">
+                              <a:pos x="connsiteX0" y="connsiteY0"/>
+                            </a:cxn>
+                            <a:cxn ang="0">
+                              <a:pos x="connsiteX1" y="connsiteY1"/>
+                            </a:cxn>
+                            <a:cxn ang="0">
+                              <a:pos x="connsiteX2" y="connsiteY2"/>
+                            </a:cxn>
+                            <a:cxn ang="0">
+                              <a:pos x="connsiteX3" y="connsiteY3"/>
+                            </a:cxn>
+                            <a:cxn ang="0">
+                              <a:pos x="connsiteX4" y="connsiteY4"/>
+                            </a:cxn>
+                            <a:cxn ang="0">
+                              <a:pos x="connsiteX5" y="connsiteY5"/>
+                            </a:cxn>
+                            <a:cxn ang="0">
+                              <a:pos x="connsiteX6" y="connsiteY6"/>
+                            </a:cxn>
+                            <a:cxn ang="0">
+                              <a:pos x="connsiteX7" y="connsiteY7"/>
+                            </a:cxn>
+                            <a:cxn ang="0">
+                              <a:pos x="connsiteX8" y="connsiteY8"/>
+                            </a:cxn>
+                            <a:cxn ang="0">
+                              <a:pos x="connsiteX9" y="connsiteY9"/>
+                            </a:cxn>
+                            <a:cxn ang="0">
+                              <a:pos x="connsiteX10" y="connsiteY10"/>
+                            </a:cxn>
+                          </a:cxnLst>
+                          <a:rect l="l" t="t" r="r" b="b"/>
+                          <a:pathLst>
+                            <a:path w="4424680" h="421640">
+                              <a:moveTo>
+                                <a:pt x="0" y="60115"/>
+                              </a:moveTo>
+                              <a:cubicBezTo>
+                                <a:pt x="0" y="26914"/>
+                                <a:pt x="26914" y="0"/>
+                                <a:pt x="60115" y="0"/>
+                              </a:cubicBezTo>
+                              <a:cubicBezTo>
+                                <a:pt x="156917" y="0"/>
+                                <a:pt x="207998" y="121920"/>
+                                <a:pt x="350520" y="0"/>
+                              </a:cubicBezTo>
+                              <a:lnTo>
+                                <a:pt x="4364565" y="0"/>
+                              </a:lnTo>
+                              <a:cubicBezTo>
+                                <a:pt x="4397766" y="0"/>
+                                <a:pt x="4424680" y="26914"/>
+                                <a:pt x="4424680" y="60115"/>
+                              </a:cubicBezTo>
+                              <a:lnTo>
+                                <a:pt x="4424680" y="300565"/>
+                              </a:lnTo>
+                              <a:cubicBezTo>
+                                <a:pt x="4424680" y="333766"/>
+                                <a:pt x="4397766" y="360680"/>
+                                <a:pt x="4364565" y="360680"/>
+                              </a:cubicBezTo>
+                              <a:lnTo>
+                                <a:pt x="330200" y="360680"/>
+                              </a:lnTo>
+                              <a:cubicBezTo>
+                                <a:pt x="138572" y="497840"/>
+                                <a:pt x="150143" y="360680"/>
+                                <a:pt x="60115" y="360680"/>
+                              </a:cubicBezTo>
+                              <a:cubicBezTo>
+                                <a:pt x="26914" y="360680"/>
+                                <a:pt x="0" y="333766"/>
+                                <a:pt x="0" y="300565"/>
+                              </a:cubicBezTo>
+                              <a:lnTo>
+                                <a:pt x="0" y="60115"/>
+                              </a:lnTo>
+                              <a:close/>
+                            </a:path>
+                          </a:pathLst>
+                        </a:custGeom>
+                      </wps:spPr>
+                      <wps:style>
+                        <a:lnRef idx="2">
+                          <a:schemeClr val="accent1">
+                            <a:shade val="50000"/>
+                          </a:schemeClr>
+                        </a:lnRef>
+                        <a:fillRef idx="1">
+                          <a:schemeClr val="accent1"/>
+                        </a:fillRef>
+                        <a:effectRef idx="0">
+                          <a:schemeClr val="accent1"/>
+                        </a:effectRef>
+                        <a:fontRef idx="minor">
+                          <a:schemeClr val="lt1"/>
+                        </a:fontRef>
+                      </wps:style>
+                      <wps:txbx>
+                        <w:txbxContent>
+                          <w:p>
+                            <w:r>
+                              <w:rPr>
+                                <w:rFonts w:hint="eastAsia"/>
+                              </w:rPr>
+                              <w:t>4</w:t>
+                            </w:r>
+                            <w:r>
+                              <w:rPr>
+                                <w:rFonts w:hint="eastAsia"/>
+                              </w:rPr>
+                              <w:t>位</w:t>
+                            </w:r>
+                            <w:r>
+                              <w:t>數</w:t>
+                            </w:r>
+                            <w:r>
+                              <w:rPr>
+                                <w:rFonts w:hint="eastAsia"/>
+                              </w:rPr>
+                              <w:t>字</w:t>
+                            </w:r>
+                            <w:r>
+                              <w:t>顯示模組</w:t>
+                            </w:r>
+                            <w:r>
+                              <w:rPr>
+                                <w:rFonts w:hint="eastAsia"/>
+                              </w:rPr>
+                              <w:t xml:space="preserve"> </w:t>
+                            </w:r>
+                            <w:r>
+                              <w:t>顯示</w:t>
+                            </w:r>
+                            <w:r>
+                              <w:rPr>
+                                <w:rFonts w:hint="eastAsia"/>
+                              </w:rPr>
+                              <w:t>數</w:t>
+                            </w:r>
+                            <w:r>
+                              <w:t>字</w:t>
+                            </w:r>
+                            <w:r>
+                              <w:rPr>
+                                <w:rFonts w:hint="eastAsia"/>
+                              </w:rPr>
+                              <w:t>(</w:t>
+                            </w:r>
+                            <w:r>
+                              <w:t>CLK=2,DIO=3,</w:t>
+                            </w:r>
+                            <w:r>
+                              <w:rPr>
+                                <w:rFonts w:hint="eastAsia"/>
+                              </w:rPr>
+                              <w:t>數值</w:t>
+                            </w:r>
+                            <w:r>
+                              <w:t>,</w:t>
+                            </w:r>
+                            <w:r>
+                              <w:rPr>
+                                <w:rFonts w:hint="eastAsia"/>
+                              </w:rPr>
+                              <w:t>是否</w:t>
+                            </w:r>
+                            <w:r>
+                              <w:t>補</w:t>
+                            </w:r>
+                            <w:r>
+                              <w:rPr>
+                                <w:rFonts w:hint="eastAsia"/>
+                              </w:rPr>
+                              <w:t>0</w:t>
+                            </w:r>
+                            <w:r>
+                              <w:t>=false)</w:t>
+                            </w:r>
+                          </w:p>
+                        </w:txbxContent>
+                      </wps:txbx>
+                      <wps:bodyPr rot="0" spcFirstLastPara="0" vertOverflow="overflow" horzOverflow="overflow" vert="horz" wrap="square" lIns="91440" tIns="45720" rIns="91440" bIns="45720" numCol="1" spcCol="0" rtlCol="0" fromWordArt="0" anchor="ctr" anchorCtr="0" forceAA="0" compatLnSpc="1">
+                        <a:prstTxWarp prst="textNoShape">
+                          <a:avLst/>
+                        </a:prstTxWarp>
+                        <a:noAutofit/>
+                      </wps:bodyPr>
+                    </wps:wsp>
+                  </a:graphicData>
+                </a:graphic>
+              </wp:inline>
+            </w:drawing>
+          </mc:Choice>
+          <mc:Fallback>
+            <w:pict>
+              <v:shape w14:anchorId="2095225C" id="_x0000_s1063" style="width:348.4pt;height:33.2pt;visibility:visible;mso-wrap-style:square;mso-left-percent:-10001;mso-top-percent:-10001;mso-position-horizontal:absolute;mso-position-horizontal-relative:char;mso-position-vertical:absolute;mso-position-vertical-relative:line;mso-left-percent:-10001;mso-top-percent:-10001;v-text-anchor:middle" coordsize="4424680,421640" o:spt="100" o:gfxdata="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" adj="-11796480,,5400" path="m,60115c,26914,26914,,60115,v96802,,147883,121920,290405,l4364565,v33201,,60115,26914,60115,60115l4424680,300565v,33201,-26914,60115,-60115,60115l330200,360680v-191628,137160,-180057,,-270085,c26914,360680,,333766,,300565l,60115xe" fillcolor="#5b9bd5 [3204]" strokecolor="#1f4d78 [1604]" strokeweight="1pt">
+                <v:stroke joinstyle="miter"/>
+                <v:formulas/>
+                <v:path arrowok="t" o:connecttype="custom" o:connectlocs="0,60115;60115,0;350520,0;4364565,0;4424680,60115;4424680,300565;4364565,360680;330200,360680;60115,360680;0,300565;0,60115" o:connectangles="0,0,0,0,0,0,0,0,0,0,0" textboxrect="0,0,4424680,421640"/>
+                <v:textbox>
+                  <w:txbxContent>
+                    <w:p>
+                      <w:r>
+                        <w:rPr>
+                          <w:rFonts w:hint="eastAsia"/>
+                        </w:rPr>
+                        <w:t>4</w:t>
+                      </w:r>
+                      <w:r>
+                        <w:rPr>
+                          <w:rFonts w:hint="eastAsia"/>
+                        </w:rPr>
+                        <w:t>位</w:t>
+                      </w:r>
+                      <w:r>
+                        <w:t>數</w:t>
+                      </w:r>
+                      <w:r>
+                        <w:rPr>
+                          <w:rFonts w:hint="eastAsia"/>
+                        </w:rPr>
+                        <w:t>字</w:t>
+                      </w:r>
+                      <w:r>
+                        <w:t>顯示模組</w:t>
+                      </w:r>
+                      <w:r>
+                        <w:rPr>
+                          <w:rFonts w:hint="eastAsia"/>
+                        </w:rPr>
+                        <w:t xml:space="preserve"> </w:t>
+                      </w:r>
+                      <w:r>
+                        <w:t>顯示</w:t>
+                      </w:r>
+                      <w:r>
+                        <w:rPr>
+                          <w:rFonts w:hint="eastAsia"/>
+                        </w:rPr>
+                        <w:t>數</w:t>
+                      </w:r>
+                      <w:r>
+                        <w:t>字</w:t>
+                      </w:r>
+                      <w:r>
+                        <w:rPr>
+                          <w:rFonts w:hint="eastAsia"/>
+                        </w:rPr>
+                        <w:t>(</w:t>
+                      </w:r>
+                      <w:r>
+                        <w:t>CLK=2,DIO=3,</w:t>
+                      </w:r>
+                      <w:r>
+                        <w:rPr>
+                          <w:rFonts w:hint="eastAsia"/>
+                        </w:rPr>
+                        <w:t>數值</w:t>
+                      </w:r>
+                      <w:r>
+                        <w:t>,</w:t>
+                      </w:r>
+                      <w:r>
+                        <w:rPr>
+                          <w:rFonts w:hint="eastAsia"/>
+                        </w:rPr>
+                        <w:t>是否</w:t>
+                      </w:r>
+                      <w:r>
+                        <w:t>補</w:t>
+                      </w:r>
+                      <w:r>
+                        <w:rPr>
+                          <w:rFonts w:hint="eastAsia"/>
+                        </w:rPr>
+                        <w:t>0</w:t>
+                      </w:r>
+                      <w:r>
+                        <w:t>=false)</w:t>
+                      </w:r>
+                    </w:p>
+                  </w:txbxContent>
+                </v:textbox>
+                <w10:anchorlock/>
+              </v:shape>
+            </w:pict>
+          </mc:Fallback>
+        </mc:AlternateContent>
+      </w:r>
+    </w:p>
+    <w:p>
+      <w:pPr>
+        <w:ind w:firstLineChars="100" w:firstLine="240"/>
+      </w:pPr>
+    </w:p>
+    <w:p>
+      <w:pPr>
+        <w:rPr>
+          <w:shd w:val="clear" w:color="auto" w:fill="D9D9D9" w:themeFill="background1" w:themeFillShade="D9"/>
+        </w:rPr>
+      </w:pPr>
+      <w:r>
+        <w:rPr>
+          <w:shd w:val="clear" w:color="auto" w:fill="D9D9D9" w:themeFill="background1" w:themeFillShade="D9"/>
+        </w:rPr>
+        <w:t>}</w:t>
+      </w:r>
+      <w:r>
+        <w:rPr>
+          <w:shd w:val="clear" w:color="auto" w:fill="D9D9D9" w:themeFill="background1" w:themeFillShade="D9"/>
+        </w:rPr>
+        <w:t xml:space="preserve">   </w:t>
+      </w:r>
     </w:p>
     <w:sectPr>
       <w:pgSz w:w="11906" w:h="16838"/>
@@ -14011,7 +17080,7 @@
   <w:style w:type="paragraph" w:default="1" w:styleId="a">
     <w:name w:val="Normal"/>
     <w:qFormat/>
-    <w:rsid w:val="00135F11"/>
+    <w:rsid w:val="00256968"/>
     <w:pPr>
       <w:widowControl w:val="0"/>
     </w:pPr>

--- a/tools/myCustomBlockly/製作積木教學/自訂積木規劃.docx
+++ b/tools/myCustomBlockly/製作積木教學/自訂積木規劃.docx
@@ -5165,7 +5165,13 @@
         <w:t>num2</w:t>
       </w:r>
       <w:r>
-        <w:t xml:space="preserve">,  0, false,  </w:t>
+        <w:t xml:space="preserve">,  0, </w:t>
+      </w:r>
+      <w:r>
+        <w:t>true</w:t>
+      </w:r>
+      <w:r>
+        <w:t xml:space="preserve">,  </w:t>
       </w:r>
       <w:r>
         <w:t>2, 2);</w:t>
@@ -5308,7 +5314,15 @@
                               <w:t>'</w:t>
                             </w:r>
                             <w:r>
-                              <w:t>,  0, false,  2, 2);</w:t>
+                              <w:t xml:space="preserve">,  0, </w:t>
+                            </w:r>
+                            <w:r>
+                              <w:t>true</w:t>
+                            </w:r>
+                            <w:bookmarkStart w:id="0" w:name="_GoBack"/>
+                            <w:bookmarkEnd w:id="0"/>
+                            <w:r>
+                              <w:t>,  2, 2);</w:t>
                             </w:r>
                             <w:r>
                               <w:rPr>
@@ -5345,7 +5359,11 @@
           </mc:Choice>
           <mc:Fallback>
             <w:pict>
-              <v:shape w14:anchorId="4A78A538" id="文字方塊 28" o:spid="_x0000_s1040" type="#_x0000_t202" style="width:415.3pt;height:43.6pt;visibility:visible;mso-wrap-style:square;mso-left-percent:-10001;mso-top-percent:-10001;mso-position-horizontal:absolute;mso-position-horizontal-relative:char;mso-position-vertical:absolute;mso-position-vertical-relative:line;mso-left-percent:-10001;mso-top-percent:-10001;v-text-anchor:top" o:gfxdata="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" fillcolor="white [3201]" strokeweight=".5pt">
+              <v:shapetype w14:anchorId="4A78A538" id="_x0000_t202" coordsize="21600,21600" o:spt="202" path="m,l,21600r21600,l21600,xe">
+                <v:stroke joinstyle="miter"/>
+                <v:path gradientshapeok="t" o:connecttype="rect"/>
+              </v:shapetype>
+              <v:shape id="文字方塊 28" o:spid="_x0000_s1040" type="#_x0000_t202" style="width:415.3pt;height:43.6pt;visibility:visible;mso-wrap-style:square;mso-left-percent:-10001;mso-top-percent:-10001;mso-position-horizontal:absolute;mso-position-horizontal-relative:char;mso-position-vertical:absolute;mso-position-vertical-relative:line;mso-left-percent:-10001;mso-top-percent:-10001;v-text-anchor:top" o:gfxdata="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" fillcolor="white [3201]" strokeweight=".5pt">
                 <v:textbox>
                   <w:txbxContent>
                     <w:p>
@@ -5446,7 +5464,15 @@
                         <w:t>'</w:t>
                       </w:r>
                       <w:r>
-                        <w:t>,  0, false,  2, 2);</w:t>
+                        <w:t xml:space="preserve">,  0, </w:t>
+                      </w:r>
+                      <w:r>
+                        <w:t>true</w:t>
+                      </w:r>
+                      <w:bookmarkStart w:id="1" w:name="_GoBack"/>
+                      <w:bookmarkEnd w:id="1"/>
+                      <w:r>
+                        <w:t>,  2, 2);</w:t>
                       </w:r>
                       <w:r>
                         <w:rPr>
@@ -11565,7 +11591,6 @@
     <w:p>
       <w:pPr>
         <w:rPr>
-          <w:rFonts w:hint="eastAsia"/>
           <w:color w:val="C45911" w:themeColor="accent2" w:themeShade="BF"/>
         </w:rPr>
       </w:pPr>
@@ -11641,7 +11666,6 @@
                           <w:p>
                             <w:pPr>
                               <w:rPr>
-                                <w:rFonts w:hint="eastAsia"/>
                                 <w:color w:val="FF0000"/>
                               </w:rPr>
                             </w:pPr>
@@ -12199,7 +12223,6 @@
           <w:p>
             <w:pPr>
               <w:rPr>
-                <w:rFonts w:hint="eastAsia"/>
                 <w:color w:val="C45911" w:themeColor="accent2" w:themeShade="BF"/>
               </w:rPr>
             </w:pPr>
@@ -12253,13 +12276,7 @@
               <w:rPr>
                 <w:color w:val="FF0000"/>
               </w:rPr>
-              <w:t>y</w:t>
-            </w:r>
-            <w:r>
-              <w:rPr>
-                <w:color w:val="FF0000"/>
-              </w:rPr>
-              <w:t>Pin</w:t>
+              <w:t>yPin</w:t>
             </w:r>
             <w:r>
               <w:rPr>
@@ -12315,7 +12332,6 @@
       <w:pPr>
         <w:ind w:firstLineChars="100" w:firstLine="240"/>
         <w:rPr>
-          <w:rFonts w:hint="eastAsia"/>
           <w:color w:val="C45911" w:themeColor="accent2" w:themeShade="BF"/>
         </w:rPr>
       </w:pPr>
@@ -12373,7 +12389,6 @@
           <w:p>
             <w:pPr>
               <w:rPr>
-                <w:rFonts w:hint="eastAsia"/>
                 <w:color w:val="C45911" w:themeColor="accent2" w:themeShade="BF"/>
               </w:rPr>
             </w:pPr>
@@ -12420,13 +12435,7 @@
               <w:rPr>
                 <w:color w:val="FF0000"/>
               </w:rPr>
-              <w:t>x</w:t>
-            </w:r>
-            <w:r>
-              <w:rPr>
-                <w:color w:val="FF0000"/>
-              </w:rPr>
-              <w:t>Pin</w:t>
+              <w:t>xPin</w:t>
             </w:r>
             <w:r>
               <w:rPr>
@@ -12481,7 +12490,6 @@
       <w:pPr>
         <w:ind w:firstLineChars="100" w:firstLine="240"/>
         <w:rPr>
-          <w:rFonts w:hint="eastAsia"/>
           <w:color w:val="C45911" w:themeColor="accent2" w:themeShade="BF"/>
         </w:rPr>
       </w:pPr>
@@ -12552,13 +12560,7 @@
               <w:rPr>
                 <w:color w:val="FF0000"/>
               </w:rPr>
-              <w:t xml:space="preserve"> </w:t>
-            </w:r>
-            <w:r>
-              <w:rPr>
-                <w:color w:val="FF0000"/>
-              </w:rPr>
-              <w:t>value_swPin</w:t>
+              <w:t xml:space="preserve"> value_swPin</w:t>
             </w:r>
             <w:r>
               <w:rPr>
@@ -12570,13 +12572,7 @@
               <w:rPr>
                 <w:color w:val="C45911" w:themeColor="accent2" w:themeShade="BF"/>
               </w:rPr>
-              <w:t xml:space="preserve"> </w:t>
-            </w:r>
-            <w:r>
-              <w:rPr>
-                <w:color w:val="C45911" w:themeColor="accent2" w:themeShade="BF"/>
-              </w:rPr>
-              <w:t>'</w:t>
+              <w:t xml:space="preserve"> '</w:t>
             </w:r>
             <w:r>
               <w:rPr>
@@ -12589,14 +12585,7 @@
                 <w:rFonts w:hint="eastAsia"/>
                 <w:color w:val="C45911" w:themeColor="accent2" w:themeShade="BF"/>
               </w:rPr>
-              <w:t xml:space="preserve"> </w:t>
-            </w:r>
-            <w:r>
-              <w:rPr>
-                <w:rFonts w:hint="eastAsia"/>
-                <w:color w:val="C45911" w:themeColor="accent2" w:themeShade="BF"/>
-              </w:rPr>
-              <w:t>\n</w:t>
+              <w:t xml:space="preserve"> \n</w:t>
             </w:r>
             <w:r>
               <w:rPr>
@@ -12981,10 +12970,7 @@
                               <w:t xml:space="preserve"> </w:t>
                             </w:r>
                             <w:r>
-                              <w:t>v</w:t>
-                            </w:r>
-                            <w:r>
-                              <w:t>X</w:t>
+                              <w:t>vX</w:t>
                             </w:r>
                             <w:r>
                               <w:rPr>
@@ -13164,10 +13150,7 @@
               <w:t>joystick_direct(xVal,yVal)</w:t>
             </w:r>
             <w:r>
-              <w:t xml:space="preserve"> </w:t>
-            </w:r>
-            <w:r>
-              <w:t>'</w:t>
+              <w:t xml:space="preserve"> '</w:t>
             </w:r>
           </w:p>
         </w:tc>
@@ -13208,10 +13191,7 @@
               <w:t>is_click_sw(swVal)</w:t>
             </w:r>
             <w:r>
-              <w:t xml:space="preserve"> </w:t>
-            </w:r>
-            <w:r>
-              <w:t>'</w:t>
+              <w:t xml:space="preserve"> '</w:t>
             </w:r>
           </w:p>
         </w:tc>
@@ -13608,9 +13588,6 @@
                           <w:p>
                             <w:pPr>
                               <w:ind w:firstLineChars="50" w:firstLine="120"/>
-                              <w:rPr>
-                                <w:rFonts w:hint="eastAsia"/>
-                              </w:rPr>
                             </w:pPr>
                             <w:r>
                               <w:rPr>
@@ -13810,10 +13787,7 @@
               <w:t>)</w:t>
             </w:r>
             <w:r>
-              <w:t xml:space="preserve"> </w:t>
-            </w:r>
-            <w:r>
-              <w:t>'</w:t>
+              <w:t xml:space="preserve"> '</w:t>
             </w:r>
           </w:p>
         </w:tc>
@@ -13822,9 +13796,6 @@
     <w:p>
       <w:pPr>
         <w:ind w:firstLineChars="100" w:firstLine="240"/>
-        <w:rPr>
-          <w:rFonts w:hint="eastAsia"/>
-        </w:rPr>
       </w:pPr>
       <w:r>
         <w:rPr>
@@ -14213,9 +14184,6 @@
                           <w:p>
                             <w:pPr>
                               <w:ind w:firstLineChars="50" w:firstLine="120"/>
-                              <w:rPr>
-                                <w:rFonts w:hint="eastAsia"/>
-                              </w:rPr>
                             </w:pPr>
                             <w:r>
                               <w:rPr>
@@ -14346,8 +14314,6 @@
           </mc:Fallback>
         </mc:AlternateContent>
       </w:r>
-      <w:bookmarkStart w:id="0" w:name="_GoBack"/>
-      <w:bookmarkEnd w:id="0"/>
     </w:p>
     <w:p>
       <w:pPr>

--- a/tools/myCustomBlockly/製作積木教學/自訂積木規劃.docx
+++ b/tools/myCustomBlockly/製作積木教學/自訂積木規劃.docx
@@ -380,7 +380,7 @@
         <mc:AlternateContent>
           <mc:Choice Requires="wps">
             <w:drawing>
-              <wp:anchor distT="0" distB="0" distL="114300" distR="114300" simplePos="0" relativeHeight="251659264" behindDoc="0" locked="0" layoutInCell="1" allowOverlap="1" wp14:anchorId="684C0F63" wp14:editId="48F741D3">
+              <wp:anchor distT="0" distB="0" distL="114300" distR="114300" simplePos="0" relativeHeight="251657216" behindDoc="0" locked="0" layoutInCell="1" allowOverlap="1" wp14:anchorId="684C0F63" wp14:editId="48F741D3">
                 <wp:simplePos x="0" y="0"/>
                 <wp:positionH relativeFrom="column">
                   <wp:posOffset>-985520</wp:posOffset>
@@ -529,7 +529,7 @@
                   <v:h position="#0,#1"/>
                 </v:handles>
               </v:shapetype>
-              <v:shape id="橢圓形圖說文字 10" o:spid="_x0000_s1027" type="#_x0000_t63" style="position:absolute;margin-left:-77.6pt;margin-top:12.9pt;width:74pt;height:48pt;z-index:251659264;visibility:visible;mso-wrap-style:square;mso-width-percent:0;mso-height-percent:0;mso-wrap-distance-left:9pt;mso-wrap-distance-top:0;mso-wrap-distance-right:9pt;mso-wrap-distance-bottom:0;mso-position-horizontal:absolute;mso-position-horizontal-relative:text;mso-position-vertical:absolute;mso-position-vertical-relative:text;mso-width-percent:0;mso-height-percent:0;mso-width-relative:margin;mso-height-relative:margin;v-text-anchor:middle" o:gfxdata="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" adj="23270,16200" fillcolor="white [3201]" strokecolor="#5b9bd5 [3204]" strokeweight="1pt">
+              <v:shape id="橢圓形圖說文字 10" o:spid="_x0000_s1027" type="#_x0000_t63" style="position:absolute;margin-left:-77.6pt;margin-top:12.9pt;width:74pt;height:48pt;z-index:251657216;visibility:visible;mso-wrap-style:square;mso-width-percent:0;mso-height-percent:0;mso-wrap-distance-left:9pt;mso-wrap-distance-top:0;mso-wrap-distance-right:9pt;mso-wrap-distance-bottom:0;mso-position-horizontal:absolute;mso-position-horizontal-relative:text;mso-position-vertical:absolute;mso-position-vertical-relative:text;mso-width-percent:0;mso-height-percent:0;mso-width-relative:margin;mso-height-relative:margin;v-text-anchor:middle" o:gfxdata="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" adj="23270,16200" fillcolor="white [3201]" strokecolor="#5b9bd5 [3204]" strokeweight="1pt">
                 <v:textbox>
                   <w:txbxContent>
                     <w:p>
@@ -4792,13 +4792,16 @@
         <w:ind w:firstLineChars="100" w:firstLine="240"/>
       </w:pPr>
       <w:r>
-        <w:t>tm_display</w:t>
+        <w:t>tm_displa</w:t>
+      </w:r>
+      <w:r>
+        <w:t>joystick_yVal</w:t>
       </w:r>
       <w:r>
         <w:rPr>
           <w:color w:val="FF0000"/>
         </w:rPr>
-        <w:t>value_clk</w:t>
+        <w:t>ue_clk</w:t>
       </w:r>
       <w:r>
         <w:rPr>
@@ -5129,13 +5132,16 @@
         <w:ind w:firstLineChars="100" w:firstLine="240"/>
       </w:pPr>
       <w:r>
-        <w:t>tm_display</w:t>
+        <w:t>tm_displa</w:t>
+      </w:r>
+      <w:r>
+        <w:t>joystick_yVal</w:t>
       </w:r>
       <w:r>
         <w:rPr>
           <w:color w:val="FF0000"/>
         </w:rPr>
-        <w:t>value_clk</w:t>
+        <w:t>ue_clk</w:t>
       </w:r>
       <w:r>
         <w:rPr>
@@ -5319,8 +5325,6 @@
                             <w:r>
                               <w:t>true</w:t>
                             </w:r>
-                            <w:bookmarkStart w:id="0" w:name="_GoBack"/>
-                            <w:bookmarkEnd w:id="0"/>
                             <w:r>
                               <w:t>,  2, 2);</w:t>
                             </w:r>
@@ -5359,11 +5363,7 @@
           </mc:Choice>
           <mc:Fallback>
             <w:pict>
-              <v:shapetype w14:anchorId="4A78A538" id="_x0000_t202" coordsize="21600,21600" o:spt="202" path="m,l,21600r21600,l21600,xe">
-                <v:stroke joinstyle="miter"/>
-                <v:path gradientshapeok="t" o:connecttype="rect"/>
-              </v:shapetype>
-              <v:shape id="文字方塊 28" o:spid="_x0000_s1040" type="#_x0000_t202" style="width:415.3pt;height:43.6pt;visibility:visible;mso-wrap-style:square;mso-left-percent:-10001;mso-top-percent:-10001;mso-position-horizontal:absolute;mso-position-horizontal-relative:char;mso-position-vertical:absolute;mso-position-vertical-relative:line;mso-left-percent:-10001;mso-top-percent:-10001;v-text-anchor:top" o:gfxdata="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" fillcolor="white [3201]" strokeweight=".5pt">
+              <v:shape w14:anchorId="4A78A538" id="文字方塊 28" o:spid="_x0000_s1040" type="#_x0000_t202" style="width:415.3pt;height:43.6pt;visibility:visible;mso-wrap-style:square;mso-left-percent:-10001;mso-top-percent:-10001;mso-position-horizontal:absolute;mso-position-horizontal-relative:char;mso-position-vertical:absolute;mso-position-vertical-relative:line;mso-left-percent:-10001;mso-top-percent:-10001;v-text-anchor:top" o:gfxdata="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" fillcolor="white [3201]" strokeweight=".5pt">
                 <v:textbox>
                   <w:txbxContent>
                     <w:p>
@@ -5469,8 +5469,6 @@
                       <w:r>
                         <w:t>true</w:t>
                       </w:r>
-                      <w:bookmarkStart w:id="1" w:name="_GoBack"/>
-                      <w:bookmarkEnd w:id="1"/>
                       <w:r>
                         <w:t>,  2, 2);</w:t>
                       </w:r>
@@ -11683,19 +11681,26 @@
                                 <w:rFonts w:hint="eastAsia"/>
                                 <w:color w:val="FF0000"/>
                               </w:rPr>
-                              <w:t>value_x</w:t>
+                              <w:t>dropdown_x</w:t>
                             </w:r>
                             <w:r>
                               <w:rPr>
                                 <w:color w:val="FF0000"/>
                               </w:rPr>
-                              <w:t>Pin</w:t>
+                              <w:t>p</w:t>
                             </w:r>
                             <w:r>
                               <w:rPr>
                                 <w:rFonts w:hint="eastAsia"/>
                                 <w:color w:val="FF0000"/>
                               </w:rPr>
+                              <w:t>in</w:t>
+                            </w:r>
+                            <w:r>
+                              <w:rPr>
+                                <w:rFonts w:hint="eastAsia"/>
+                                <w:color w:val="FF0000"/>
+                              </w:rPr>
                               <w:t>、</w:t>
                             </w:r>
                             <w:r>
@@ -11703,18 +11708,25 @@
                                 <w:rFonts w:hint="eastAsia"/>
                                 <w:color w:val="FF0000"/>
                               </w:rPr>
-                              <w:t>value_y</w:t>
+                              <w:t>dropdown_y</w:t>
                             </w:r>
                             <w:r>
                               <w:rPr>
                                 <w:color w:val="FF0000"/>
                               </w:rPr>
-                              <w:t>Pin</w:t>
-                            </w:r>
-                            <w:r>
-                              <w:rPr>
+                              <w:t>p</w:t>
+                            </w:r>
+                            <w:r>
+                              <w:rPr>
+                                <w:rFonts w:hint="eastAsia"/>
                                 <w:color w:val="FF0000"/>
                               </w:rPr>
+                              <w:t>in</w:t>
+                            </w:r>
+                            <w:r>
+                              <w:rPr>
+                                <w:color w:val="FF0000"/>
+                              </w:rPr>
                               <w:t>、</w:t>
                             </w:r>
                             <w:r>
@@ -11728,12 +11740,18 @@
                               <w:rPr>
                                 <w:color w:val="FF0000"/>
                               </w:rPr>
-                              <w:t>Pin</w:t>
+                              <w:t>p</w:t>
                             </w:r>
                             <w:r>
                               <w:rPr>
                                 <w:color w:val="FF0000"/>
                               </w:rPr>
+                              <w:t>in</w:t>
+                            </w:r>
+                            <w:r>
+                              <w:rPr>
+                                <w:color w:val="FF0000"/>
+                              </w:rPr>
                               <w:t>、</w:t>
                             </w:r>
                             <w:r>
@@ -11741,7 +11759,7 @@
                                 <w:rFonts w:hint="eastAsia"/>
                                 <w:color w:val="FF0000"/>
                               </w:rPr>
-                              <w:t>value_direct</w:t>
+                              <w:t>dropdown_direct</w:t>
                             </w:r>
                           </w:p>
                         </w:txbxContent>
@@ -11766,7 +11784,6 @@
                     <w:p>
                       <w:pPr>
                         <w:rPr>
-                          <w:rFonts w:hint="eastAsia"/>
                           <w:color w:val="FF0000"/>
                         </w:rPr>
                       </w:pPr>
@@ -11784,19 +11801,26 @@
                           <w:rFonts w:hint="eastAsia"/>
                           <w:color w:val="FF0000"/>
                         </w:rPr>
-                        <w:t>value_x</w:t>
+                        <w:t>dropdown_x</w:t>
                       </w:r>
                       <w:r>
                         <w:rPr>
                           <w:color w:val="FF0000"/>
                         </w:rPr>
-                        <w:t>Pin</w:t>
+                        <w:t>p</w:t>
                       </w:r>
                       <w:r>
                         <w:rPr>
                           <w:rFonts w:hint="eastAsia"/>
                           <w:color w:val="FF0000"/>
                         </w:rPr>
+                        <w:t>in</w:t>
+                      </w:r>
+                      <w:r>
+                        <w:rPr>
+                          <w:rFonts w:hint="eastAsia"/>
+                          <w:color w:val="FF0000"/>
+                        </w:rPr>
                         <w:t>、</w:t>
                       </w:r>
                       <w:r>
@@ -11804,18 +11828,25 @@
                           <w:rFonts w:hint="eastAsia"/>
                           <w:color w:val="FF0000"/>
                         </w:rPr>
-                        <w:t>value_y</w:t>
+                        <w:t>dropdown_y</w:t>
                       </w:r>
                       <w:r>
                         <w:rPr>
                           <w:color w:val="FF0000"/>
                         </w:rPr>
-                        <w:t>Pin</w:t>
-                      </w:r>
-                      <w:r>
-                        <w:rPr>
+                        <w:t>p</w:t>
+                      </w:r>
+                      <w:r>
+                        <w:rPr>
+                          <w:rFonts w:hint="eastAsia"/>
                           <w:color w:val="FF0000"/>
                         </w:rPr>
+                        <w:t>in</w:t>
+                      </w:r>
+                      <w:r>
+                        <w:rPr>
+                          <w:color w:val="FF0000"/>
+                        </w:rPr>
                         <w:t>、</w:t>
                       </w:r>
                       <w:r>
@@ -11829,12 +11860,18 @@
                         <w:rPr>
                           <w:color w:val="FF0000"/>
                         </w:rPr>
-                        <w:t>Pin</w:t>
+                        <w:t>p</w:t>
                       </w:r>
                       <w:r>
                         <w:rPr>
                           <w:color w:val="FF0000"/>
                         </w:rPr>
+                        <w:t>in</w:t>
+                      </w:r>
+                      <w:r>
+                        <w:rPr>
+                          <w:color w:val="FF0000"/>
+                        </w:rPr>
                         <w:t>、</w:t>
                       </w:r>
                       <w:r>
@@ -11842,7 +11879,7 @@
                           <w:rFonts w:hint="eastAsia"/>
                           <w:color w:val="FF0000"/>
                         </w:rPr>
-                        <w:t>value_direct</w:t>
+                        <w:t>dropdown_direct</w:t>
                       </w:r>
                     </w:p>
                   </w:txbxContent>
@@ -11856,322 +11893,6 @@
     </w:p>
     <w:p>
       <w:pPr>
-        <w:rPr>
-          <w:color w:val="C45911" w:themeColor="accent2" w:themeShade="BF"/>
-        </w:rPr>
-      </w:pPr>
-    </w:p>
-    <w:p>
-      <w:pPr>
-        <w:rPr>
-          <w:color w:val="C45911" w:themeColor="accent2" w:themeShade="BF"/>
-        </w:rPr>
-      </w:pPr>
-    </w:p>
-    <w:p>
-      <w:pPr>
-        <w:rPr>
-          <w:color w:val="538135" w:themeColor="accent6" w:themeShade="BF"/>
-        </w:rPr>
-      </w:pPr>
-    </w:p>
-    <w:p>
-      <w:pPr>
-        <w:rPr>
-          <w:color w:val="C45911" w:themeColor="accent2" w:themeShade="BF"/>
-        </w:rPr>
-      </w:pPr>
-      <w:r>
-        <w:rPr>
-          <w:noProof/>
-        </w:rPr>
-        <mc:AlternateContent>
-          <mc:Choice Requires="wps">
-            <w:drawing>
-              <wp:inline distT="0" distB="0" distL="0" distR="0" wp14:anchorId="114E985B" wp14:editId="0F37A218">
-                <wp:extent cx="5933440" cy="589280"/>
-                <wp:effectExtent l="0" t="0" r="10160" b="20320"/>
-                <wp:docPr id="36" name="文字方塊 36"/>
-                <wp:cNvGraphicFramePr/>
-                <a:graphic xmlns:a="http://schemas.openxmlformats.org/drawingml/2006/main">
-                  <a:graphicData uri="http://schemas.microsoft.com/office/word/2010/wordprocessingShape">
-                    <wps:wsp>
-                      <wps:cNvSpPr txBox="1"/>
-                      <wps:spPr>
-                        <a:xfrm>
-                          <a:off x="0" y="0"/>
-                          <a:ext cx="5933440" cy="589280"/>
-                        </a:xfrm>
-                        <a:prstGeom prst="rect">
-                          <a:avLst/>
-                        </a:prstGeom>
-                        <a:solidFill>
-                          <a:schemeClr val="lt1"/>
-                        </a:solidFill>
-                        <a:ln w="6350">
-                          <a:solidFill>
-                            <a:prstClr val="black"/>
-                          </a:solidFill>
-                        </a:ln>
-                      </wps:spPr>
-                      <wps:txbx>
-                        <w:txbxContent>
-                          <w:p/>
-                        </w:txbxContent>
-                      </wps:txbx>
-                      <wps:bodyPr rot="0" spcFirstLastPara="0" vertOverflow="overflow" horzOverflow="overflow" vert="horz" wrap="square" lIns="91440" tIns="45720" rIns="91440" bIns="45720" numCol="1" spcCol="0" rtlCol="0" fromWordArt="0" anchor="t" anchorCtr="0" forceAA="0" compatLnSpc="1">
-                        <a:prstTxWarp prst="textNoShape">
-                          <a:avLst/>
-                        </a:prstTxWarp>
-                        <a:noAutofit/>
-                      </wps:bodyPr>
-                    </wps:wsp>
-                  </a:graphicData>
-                </a:graphic>
-              </wp:inline>
-            </w:drawing>
-          </mc:Choice>
-          <mc:Fallback>
-            <w:pict>
-              <v:shape w14:anchorId="114E985B" id="文字方塊 36" o:spid="_x0000_s1054" type="#_x0000_t202" style="width:467.2pt;height:46.4pt;visibility:visible;mso-wrap-style:square;mso-left-percent:-10001;mso-top-percent:-10001;mso-position-horizontal:absolute;mso-position-horizontal-relative:char;mso-position-vertical:absolute;mso-position-vertical-relative:line;mso-left-percent:-10001;mso-top-percent:-10001;v-text-anchor:top" o:gfxdata="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" fillcolor="white [3201]" strokeweight=".5pt">
-                <v:textbox>
-                  <w:txbxContent>
-                    <w:p/>
-                  </w:txbxContent>
-                </v:textbox>
-                <w10:anchorlock/>
-              </v:shape>
-            </w:pict>
-          </mc:Fallback>
-        </mc:AlternateContent>
-      </w:r>
-    </w:p>
-    <w:p/>
-    <w:p>
-      <w:pPr>
-        <w:rPr>
-          <w:shd w:val="clear" w:color="auto" w:fill="D9D9D9" w:themeFill="background1" w:themeFillShade="D9"/>
-        </w:rPr>
-      </w:pPr>
-      <w:r>
-        <w:rPr>
-          <w:shd w:val="clear" w:color="auto" w:fill="D9D9D9" w:themeFill="background1" w:themeFillShade="D9"/>
-        </w:rPr>
-        <w:t>void setup() {</w:t>
-      </w:r>
-    </w:p>
-    <w:p>
-      <w:pPr>
-        <w:ind w:leftChars="100" w:left="240"/>
-        <w:rPr>
-          <w:color w:val="C45911" w:themeColor="accent2" w:themeShade="BF"/>
-        </w:rPr>
-      </w:pPr>
-      <w:r>
-        <w:rPr>
-          <w:color w:val="C45911" w:themeColor="accent2" w:themeShade="BF"/>
-        </w:rPr>
-        <w:t>pinMode(</w:t>
-      </w:r>
-      <w:r>
-        <w:rPr>
-          <w:color w:val="FF0000"/>
-        </w:rPr>
-        <w:t>12</w:t>
-      </w:r>
-      <w:r>
-        <w:rPr>
-          <w:color w:val="C45911" w:themeColor="accent2" w:themeShade="BF"/>
-        </w:rPr>
-        <w:t>, INPUT_PULLUP);</w:t>
-      </w:r>
-    </w:p>
-    <w:p>
-      <w:pPr>
-        <w:ind w:leftChars="100" w:left="240"/>
-        <w:rPr>
-          <w:color w:val="538135" w:themeColor="accent6" w:themeShade="BF"/>
-        </w:rPr>
-      </w:pPr>
-      <w:r>
-        <w:rPr>
-          <w:noProof/>
-        </w:rPr>
-        <mc:AlternateContent>
-          <mc:Choice Requires="wps">
-            <w:drawing>
-              <wp:inline distT="0" distB="0" distL="0" distR="0" wp14:anchorId="65E1A4B4" wp14:editId="1C7889C6">
-                <wp:extent cx="5274310" cy="381000"/>
-                <wp:effectExtent l="0" t="0" r="21590" b="19050"/>
-                <wp:docPr id="45" name="文字方塊 45"/>
-                <wp:cNvGraphicFramePr/>
-                <a:graphic xmlns:a="http://schemas.openxmlformats.org/drawingml/2006/main">
-                  <a:graphicData uri="http://schemas.microsoft.com/office/word/2010/wordprocessingShape">
-                    <wps:wsp>
-                      <wps:cNvSpPr txBox="1"/>
-                      <wps:spPr>
-                        <a:xfrm>
-                          <a:off x="0" y="0"/>
-                          <a:ext cx="5274310" cy="381000"/>
-                        </a:xfrm>
-                        <a:prstGeom prst="rect">
-                          <a:avLst/>
-                        </a:prstGeom>
-                        <a:solidFill>
-                          <a:schemeClr val="lt1"/>
-                        </a:solidFill>
-                        <a:ln w="6350">
-                          <a:solidFill>
-                            <a:prstClr val="black"/>
-                          </a:solidFill>
-                        </a:ln>
-                      </wps:spPr>
-                      <wps:txbx>
-                        <w:txbxContent>
-                          <w:p>
-                            <w:r>
-                              <w:rPr>
-                                <w:color w:val="C45911" w:themeColor="accent2" w:themeShade="BF"/>
-                              </w:rPr>
-                              <w:t>''pinMode('</w:t>
-                            </w:r>
-                            <w:r>
-                              <w:rPr>
-                                <w:rFonts w:hint="eastAsia"/>
-                              </w:rPr>
-                              <w:t>●</w:t>
-                            </w:r>
-                            <w:r>
-                              <w:rPr>
-                                <w:color w:val="FF0000"/>
-                              </w:rPr>
-                              <w:t>value_sw</w:t>
-                            </w:r>
-                            <w:r>
-                              <w:rPr>
-                                <w:color w:val="FF0000"/>
-                              </w:rPr>
-                              <w:t>Pin</w:t>
-                            </w:r>
-                            <w:r>
-                              <w:rPr>
-                                <w:rFonts w:hint="eastAsia"/>
-                              </w:rPr>
-                              <w:t>●</w:t>
-                            </w:r>
-                            <w:r>
-                              <w:rPr>
-                                <w:color w:val="C45911" w:themeColor="accent2" w:themeShade="BF"/>
-                              </w:rPr>
-                              <w:t>', INPUT_PULLUP);\n '</w:t>
-                            </w:r>
-                          </w:p>
-                        </w:txbxContent>
-                      </wps:txbx>
-                      <wps:bodyPr rot="0" spcFirstLastPara="0" vertOverflow="overflow" horzOverflow="overflow" vert="horz" wrap="square" lIns="91440" tIns="45720" rIns="91440" bIns="45720" numCol="1" spcCol="0" rtlCol="0" fromWordArt="0" anchor="t" anchorCtr="0" forceAA="0" compatLnSpc="1">
-                        <a:prstTxWarp prst="textNoShape">
-                          <a:avLst/>
-                        </a:prstTxWarp>
-                        <a:noAutofit/>
-                      </wps:bodyPr>
-                    </wps:wsp>
-                  </a:graphicData>
-                </a:graphic>
-              </wp:inline>
-            </w:drawing>
-          </mc:Choice>
-          <mc:Fallback>
-            <w:pict>
-              <v:shape w14:anchorId="65E1A4B4" id="文字方塊 45" o:spid="_x0000_s1055" type="#_x0000_t202" style="width:415.3pt;height:30pt;visibility:visible;mso-wrap-style:square;mso-left-percent:-10001;mso-top-percent:-10001;mso-position-horizontal:absolute;mso-position-horizontal-relative:char;mso-position-vertical:absolute;mso-position-vertical-relative:line;mso-left-percent:-10001;mso-top-percent:-10001;v-text-anchor:top" o:gfxdata="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" fillcolor="white [3201]" strokeweight=".5pt">
-                <v:textbox>
-                  <w:txbxContent>
-                    <w:p>
-                      <w:r>
-                        <w:rPr>
-                          <w:color w:val="C45911" w:themeColor="accent2" w:themeShade="BF"/>
-                        </w:rPr>
-                        <w:t>''pinMode('</w:t>
-                      </w:r>
-                      <w:r>
-                        <w:rPr>
-                          <w:rFonts w:hint="eastAsia"/>
-                        </w:rPr>
-                        <w:t>●</w:t>
-                      </w:r>
-                      <w:r>
-                        <w:rPr>
-                          <w:color w:val="FF0000"/>
-                        </w:rPr>
-                        <w:t>value_sw</w:t>
-                      </w:r>
-                      <w:r>
-                        <w:rPr>
-                          <w:color w:val="FF0000"/>
-                        </w:rPr>
-                        <w:t>Pin</w:t>
-                      </w:r>
-                      <w:r>
-                        <w:rPr>
-                          <w:rFonts w:hint="eastAsia"/>
-                        </w:rPr>
-                        <w:t>●</w:t>
-                      </w:r>
-                      <w:r>
-                        <w:rPr>
-                          <w:color w:val="C45911" w:themeColor="accent2" w:themeShade="BF"/>
-                        </w:rPr>
-                        <w:t>', INPUT_PULLUP);\n '</w:t>
-                      </w:r>
-                    </w:p>
-                  </w:txbxContent>
-                </v:textbox>
-                <w10:anchorlock/>
-              </v:shape>
-            </w:pict>
-          </mc:Fallback>
-        </mc:AlternateContent>
-      </w:r>
-    </w:p>
-    <w:p>
-      <w:pPr>
-        <w:ind w:leftChars="100" w:left="240"/>
-      </w:pPr>
-    </w:p>
-    <w:p>
-      <w:pPr>
-        <w:rPr>
-          <w:shd w:val="clear" w:color="auto" w:fill="D9D9D9" w:themeFill="background1" w:themeFillShade="D9"/>
-        </w:rPr>
-      </w:pPr>
-      <w:r>
-        <w:rPr>
-          <w:shd w:val="clear" w:color="auto" w:fill="D9D9D9" w:themeFill="background1" w:themeFillShade="D9"/>
-        </w:rPr>
-        <w:t>}</w:t>
-      </w:r>
-      <w:r>
-        <w:rPr>
-          <w:shd w:val="clear" w:color="auto" w:fill="D9D9D9" w:themeFill="background1" w:themeFillShade="D9"/>
-        </w:rPr>
-        <w:t xml:space="preserve">   </w:t>
-      </w:r>
-    </w:p>
-    <w:p/>
-    <w:p>
-      <w:pPr>
-        <w:rPr>
-          <w:shd w:val="clear" w:color="auto" w:fill="D9D9D9" w:themeFill="background1" w:themeFillShade="D9"/>
-        </w:rPr>
-      </w:pPr>
-      <w:r>
-        <w:rPr>
-          <w:shd w:val="clear" w:color="auto" w:fill="D9D9D9" w:themeFill="background1" w:themeFillShade="D9"/>
-        </w:rPr>
-        <w:t>void loop() {</w:t>
-      </w:r>
-    </w:p>
-    <w:p>
-      <w:pPr>
         <w:ind w:firstLineChars="100" w:firstLine="240"/>
         <w:rPr>
           <w:color w:val="C45911" w:themeColor="accent2" w:themeShade="BF"/>
@@ -12182,7 +11903,21 @@
           <w:rFonts w:hint="eastAsia"/>
           <w:color w:val="C45911" w:themeColor="accent2" w:themeShade="BF"/>
         </w:rPr>
-        <w:t>int xVal = analogRead(</w:t>
+        <w:t xml:space="preserve">int </w:t>
+      </w:r>
+      <w:r>
+        <w:rPr>
+          <w:rFonts w:hint="eastAsia"/>
+          <w:color w:val="C45911" w:themeColor="accent2" w:themeShade="BF"/>
+        </w:rPr>
+        <w:t>joystick_xVal</w:t>
+      </w:r>
+      <w:r>
+        <w:rPr>
+          <w:rFonts w:hint="eastAsia"/>
+          <w:color w:val="C45911" w:themeColor="accent2" w:themeShade="BF"/>
+        </w:rPr>
+        <w:t xml:space="preserve"> = analogRead(</w:t>
       </w:r>
       <w:r>
         <w:rPr>
@@ -12244,7 +11979,21 @@
                 <w:rFonts w:hint="eastAsia"/>
                 <w:color w:val="C45911" w:themeColor="accent2" w:themeShade="BF"/>
               </w:rPr>
-              <w:t>t xVal = analogRead(</w:t>
+              <w:t xml:space="preserve">t </w:t>
+            </w:r>
+            <w:r>
+              <w:rPr>
+                <w:rFonts w:hint="eastAsia"/>
+                <w:color w:val="C45911" w:themeColor="accent2" w:themeShade="BF"/>
+              </w:rPr>
+              <w:t>joystick_xVal</w:t>
+            </w:r>
+            <w:r>
+              <w:rPr>
+                <w:rFonts w:hint="eastAsia"/>
+                <w:color w:val="C45911" w:themeColor="accent2" w:themeShade="BF"/>
+              </w:rPr>
+              <w:t xml:space="preserve"> = analogRead(</w:t>
             </w:r>
             <w:r>
               <w:rPr>
@@ -12270,13 +12019,20 @@
                 <w:rFonts w:hint="eastAsia"/>
                 <w:color w:val="FF0000"/>
               </w:rPr>
-              <w:t>value_</w:t>
+              <w:t>dropdown_y</w:t>
             </w:r>
             <w:r>
               <w:rPr>
                 <w:color w:val="FF0000"/>
               </w:rPr>
-              <w:t>yPin</w:t>
+              <w:t>p</w:t>
+            </w:r>
+            <w:r>
+              <w:rPr>
+                <w:rFonts w:hint="eastAsia"/>
+                <w:color w:val="FF0000"/>
+              </w:rPr>
+              <w:t>in</w:t>
             </w:r>
             <w:r>
               <w:rPr>
@@ -12348,7 +12104,21 @@
           <w:rFonts w:hint="eastAsia"/>
           <w:color w:val="C45911" w:themeColor="accent2" w:themeShade="BF"/>
         </w:rPr>
-        <w:t>int yVal = analogRead(</w:t>
+        <w:t xml:space="preserve">int </w:t>
+      </w:r>
+      <w:r>
+        <w:rPr>
+          <w:rFonts w:hint="eastAsia"/>
+          <w:color w:val="C45911" w:themeColor="accent2" w:themeShade="BF"/>
+        </w:rPr>
+        <w:t>joystick_yVal</w:t>
+      </w:r>
+      <w:r>
+        <w:rPr>
+          <w:rFonts w:hint="eastAsia"/>
+          <w:color w:val="C45911" w:themeColor="accent2" w:themeShade="BF"/>
+        </w:rPr>
+        <w:t xml:space="preserve"> = analogRead(</w:t>
       </w:r>
       <w:r>
         <w:rPr>
@@ -12403,7 +12173,21 @@
                 <w:rFonts w:hint="eastAsia"/>
                 <w:color w:val="C45911" w:themeColor="accent2" w:themeShade="BF"/>
               </w:rPr>
-              <w:t>int yVal = analogRead(</w:t>
+              <w:t xml:space="preserve">int </w:t>
+            </w:r>
+            <w:r>
+              <w:rPr>
+                <w:rFonts w:hint="eastAsia"/>
+                <w:color w:val="C45911" w:themeColor="accent2" w:themeShade="BF"/>
+              </w:rPr>
+              <w:t>joystick_yVal</w:t>
+            </w:r>
+            <w:r>
+              <w:rPr>
+                <w:rFonts w:hint="eastAsia"/>
+                <w:color w:val="C45911" w:themeColor="accent2" w:themeShade="BF"/>
+              </w:rPr>
+              <w:t xml:space="preserve"> = analogRead(</w:t>
             </w:r>
             <w:r>
               <w:rPr>
@@ -12429,13 +12213,20 @@
                 <w:rFonts w:hint="eastAsia"/>
                 <w:color w:val="FF0000"/>
               </w:rPr>
-              <w:t>value_</w:t>
+              <w:t>dropdown_x</w:t>
             </w:r>
             <w:r>
               <w:rPr>
                 <w:color w:val="FF0000"/>
               </w:rPr>
-              <w:t>xPin</w:t>
+              <w:t>p</w:t>
+            </w:r>
+            <w:r>
+              <w:rPr>
+                <w:rFonts w:hint="eastAsia"/>
+                <w:color w:val="FF0000"/>
+              </w:rPr>
+              <w:t>in</w:t>
             </w:r>
             <w:r>
               <w:rPr>
@@ -12480,6 +12271,12 @@
               <w:rPr>
                 <w:color w:val="C45911" w:themeColor="accent2" w:themeShade="BF"/>
               </w:rPr>
+              <w:t xml:space="preserve"> </w:t>
+            </w:r>
+            <w:r>
+              <w:rPr>
+                <w:color w:val="C45911" w:themeColor="accent2" w:themeShade="BF"/>
+              </w:rPr>
               <w:t>'</w:t>
             </w:r>
           </w:p>
@@ -12502,7 +12299,19 @@
         <w:rPr>
           <w:color w:val="C45911" w:themeColor="accent2" w:themeShade="BF"/>
         </w:rPr>
-        <w:t>int swVal = digitalRead(</w:t>
+        <w:t xml:space="preserve">int </w:t>
+      </w:r>
+      <w:r>
+        <w:rPr>
+          <w:color w:val="C45911" w:themeColor="accent2" w:themeShade="BF"/>
+        </w:rPr>
+        <w:t>joystick_swVal</w:t>
+      </w:r>
+      <w:r>
+        <w:rPr>
+          <w:color w:val="C45911" w:themeColor="accent2" w:themeShade="BF"/>
+        </w:rPr>
+        <w:t xml:space="preserve"> = digitalRead(</w:t>
       </w:r>
       <w:r>
         <w:rPr>
@@ -12542,7 +12351,19 @@
               <w:rPr>
                 <w:color w:val="C45911" w:themeColor="accent2" w:themeShade="BF"/>
               </w:rPr>
-              <w:t>int swVal = digitalRead(</w:t>
+              <w:t xml:space="preserve">int </w:t>
+            </w:r>
+            <w:r>
+              <w:rPr>
+                <w:color w:val="C45911" w:themeColor="accent2" w:themeShade="BF"/>
+              </w:rPr>
+              <w:t>joystick_swVal</w:t>
+            </w:r>
+            <w:r>
+              <w:rPr>
+                <w:color w:val="C45911" w:themeColor="accent2" w:themeShade="BF"/>
+              </w:rPr>
+              <w:t xml:space="preserve"> = digitalRead(</w:t>
             </w:r>
             <w:r>
               <w:rPr>
@@ -12560,7 +12381,7 @@
               <w:rPr>
                 <w:color w:val="FF0000"/>
               </w:rPr>
-              <w:t xml:space="preserve"> value_swPin</w:t>
+              <w:t xml:space="preserve"> value_swpin</w:t>
             </w:r>
             <w:r>
               <w:rPr>
@@ -12585,7 +12406,20 @@
                 <w:rFonts w:hint="eastAsia"/>
                 <w:color w:val="C45911" w:themeColor="accent2" w:themeShade="BF"/>
               </w:rPr>
-              <w:t xml:space="preserve"> \n</w:t>
+              <w:t xml:space="preserve"> </w:t>
+            </w:r>
+            <w:r>
+              <w:rPr>
+                <w:rFonts w:hint="eastAsia"/>
+                <w:color w:val="C45911" w:themeColor="accent2" w:themeShade="BF"/>
+              </w:rPr>
+              <w:t>\n</w:t>
+            </w:r>
+            <w:r>
+              <w:rPr>
+                <w:color w:val="C45911" w:themeColor="accent2" w:themeShade="BF"/>
+              </w:rPr>
+              <w:t xml:space="preserve"> </w:t>
             </w:r>
             <w:r>
               <w:rPr>
@@ -12609,7 +12443,7 @@
         <mc:AlternateContent>
           <mc:Choice Requires="wps">
             <w:drawing>
-              <wp:inline distT="0" distB="0" distL="0" distR="0" wp14:anchorId="1C6E5E77" wp14:editId="512ABFF0">
+              <wp:inline distT="0" distB="0" distL="0" distR="0" wp14:anchorId="488DB9CF" wp14:editId="001E15C4">
                 <wp:extent cx="4424680" cy="421640"/>
                 <wp:effectExtent l="0" t="0" r="13970" b="16510"/>
                 <wp:docPr id="49" name="圓角矩形 4"/>
@@ -12931,6 +12765,51 @@
                               <w:t>(</w:t>
                             </w:r>
                             <w:r>
+                              <w:t>vX</w:t>
+                            </w:r>
+                            <w:r>
+                              <w:rPr>
+                                <w:rFonts w:hint="eastAsia"/>
+                              </w:rPr>
+                              <w:t>腳</w:t>
+                            </w:r>
+                            <w:r>
+                              <w:t>位</w:t>
+                            </w:r>
+                            <w:r>
+                              <w:rPr>
+                                <w:rFonts w:hint="eastAsia"/>
+                              </w:rPr>
+                              <w:t>=A5</w:t>
+                            </w:r>
+                            <w:r>
+                              <w:t>,</w:t>
+                            </w:r>
+                            <w:r>
+                              <w:t xml:space="preserve"> </w:t>
+                            </w:r>
+                            <w:r>
+                              <w:t>vY</w:t>
+                            </w:r>
+                            <w:r>
+                              <w:rPr>
+                                <w:rFonts w:hint="eastAsia"/>
+                              </w:rPr>
+                              <w:t>腳</w:t>
+                            </w:r>
+                            <w:r>
+                              <w:t>位</w:t>
+                            </w:r>
+                            <w:r>
+                              <w:rPr>
+                                <w:rFonts w:hint="eastAsia"/>
+                              </w:rPr>
+                              <w:t>=A0,</w:t>
+                            </w:r>
+                            <w:r>
+                              <w:t xml:space="preserve"> </w:t>
+                            </w:r>
+                            <w:r>
                               <w:t>SW</w:t>
                             </w:r>
                             <w:r>
@@ -12947,45 +12826,6 @@
                                 <w:rFonts w:hint="eastAsia"/>
                               </w:rPr>
                               <w:t>=12</w:t>
-                            </w:r>
-                            <w:r>
-                              <w:t>,vY</w:t>
-                            </w:r>
-                            <w:r>
-                              <w:rPr>
-                                <w:rFonts w:hint="eastAsia"/>
-                              </w:rPr>
-                              <w:t>腳</w:t>
-                            </w:r>
-                            <w:r>
-                              <w:t>位</w:t>
-                            </w:r>
-                            <w:r>
-                              <w:rPr>
-                                <w:rFonts w:hint="eastAsia"/>
-                              </w:rPr>
-                              <w:t>=A0,</w:t>
-                            </w:r>
-                            <w:r>
-                              <w:t xml:space="preserve"> </w:t>
-                            </w:r>
-                            <w:r>
-                              <w:t>vX</w:t>
-                            </w:r>
-                            <w:r>
-                              <w:rPr>
-                                <w:rFonts w:hint="eastAsia"/>
-                              </w:rPr>
-                              <w:t>腳</w:t>
-                            </w:r>
-                            <w:r>
-                              <w:t>位</w:t>
-                            </w:r>
-                            <w:r>
-                              <w:rPr>
-                                <w:rFonts w:hint="eastAsia"/>
-                              </w:rPr>
-                              <w:t>=A5</w:t>
                             </w:r>
                             <w:r>
                               <w:t>)</w:t>
@@ -13007,7 +12847,7 @@
           </mc:Choice>
           <mc:Fallback>
             <w:pict>
-              <v:shape w14:anchorId="1C6E5E77" id="_x0000_s1056" style="width:348.4pt;height:33.2pt;visibility:visible;mso-wrap-style:square;mso-left-percent:-10001;mso-top-percent:-10001;mso-position-horizontal:absolute;mso-position-horizontal-relative:char;mso-position-vertical:absolute;mso-position-vertical-relative:line;mso-left-percent:-10001;mso-top-percent:-10001;v-text-anchor:middle" coordsize="4424680,421640" o:spt="100" o:gfxdata="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" adj="-11796480,,5400" path="m,60115c,26914,26914,,60115,v96802,,147883,121920,290405,l4364565,v33201,,60115,26914,60115,60115l4424680,300565v,33201,-26914,60115,-60115,60115l330200,360680v-191628,137160,-180057,,-270085,c26914,360680,,333766,,300565l,60115xe" fillcolor="#5b9bd5 [3204]" strokecolor="#1f4d78 [1604]" strokeweight="1pt">
+              <v:shape w14:anchorId="488DB9CF" id="_x0000_s1054" style="width:348.4pt;height:33.2pt;visibility:visible;mso-wrap-style:square;mso-left-percent:-10001;mso-top-percent:-10001;mso-position-horizontal:absolute;mso-position-horizontal-relative:char;mso-position-vertical:absolute;mso-position-vertical-relative:line;mso-left-percent:-10001;mso-top-percent:-10001;v-text-anchor:middle" coordsize="4424680,421640" o:spt="100" o:gfxdata="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" adj="-11796480,,5400" path="m,60115c,26914,26914,,60115,v96802,,147883,121920,290405,l4364565,v33201,,60115,26914,60115,60115l4424680,300565v,33201,-26914,60115,-60115,60115l330200,360680v-191628,137160,-180057,,-270085,c26914,360680,,333766,,300565l,60115xe" fillcolor="#5b9bd5 [3204]" strokecolor="#1f4d78 [1604]" strokeweight="1pt">
                 <v:stroke joinstyle="miter"/>
                 <v:formulas/>
                 <v:path arrowok="t" o:connecttype="custom" o:connectlocs="0,60115;60115,0;350520,0;4364565,0;4424680,60115;4424680,300565;4364565,360680;330200,360680;60115,360680;0,300565;0,60115" o:connectangles="0,0,0,0,0,0,0,0,0,0,0" textboxrect="0,0,4424680,421640"/>
@@ -13048,6 +12888,51 @@
                         <w:t>(</w:t>
                       </w:r>
                       <w:r>
+                        <w:t>vX</w:t>
+                      </w:r>
+                      <w:r>
+                        <w:rPr>
+                          <w:rFonts w:hint="eastAsia"/>
+                        </w:rPr>
+                        <w:t>腳</w:t>
+                      </w:r>
+                      <w:r>
+                        <w:t>位</w:t>
+                      </w:r>
+                      <w:r>
+                        <w:rPr>
+                          <w:rFonts w:hint="eastAsia"/>
+                        </w:rPr>
+                        <w:t>=A5</w:t>
+                      </w:r>
+                      <w:r>
+                        <w:t>,</w:t>
+                      </w:r>
+                      <w:r>
+                        <w:t xml:space="preserve"> </w:t>
+                      </w:r>
+                      <w:r>
+                        <w:t>vY</w:t>
+                      </w:r>
+                      <w:r>
+                        <w:rPr>
+                          <w:rFonts w:hint="eastAsia"/>
+                        </w:rPr>
+                        <w:t>腳</w:t>
+                      </w:r>
+                      <w:r>
+                        <w:t>位</w:t>
+                      </w:r>
+                      <w:r>
+                        <w:rPr>
+                          <w:rFonts w:hint="eastAsia"/>
+                        </w:rPr>
+                        <w:t>=A0,</w:t>
+                      </w:r>
+                      <w:r>
+                        <w:t xml:space="preserve"> </w:t>
+                      </w:r>
+                      <w:r>
                         <w:t>SW</w:t>
                       </w:r>
                       <w:r>
@@ -13064,48 +12949,6 @@
                           <w:rFonts w:hint="eastAsia"/>
                         </w:rPr>
                         <w:t>=12</w:t>
-                      </w:r>
-                      <w:r>
-                        <w:t>,vY</w:t>
-                      </w:r>
-                      <w:r>
-                        <w:rPr>
-                          <w:rFonts w:hint="eastAsia"/>
-                        </w:rPr>
-                        <w:t>腳</w:t>
-                      </w:r>
-                      <w:r>
-                        <w:t>位</w:t>
-                      </w:r>
-                      <w:r>
-                        <w:rPr>
-                          <w:rFonts w:hint="eastAsia"/>
-                        </w:rPr>
-                        <w:t>=A0,</w:t>
-                      </w:r>
-                      <w:r>
-                        <w:t xml:space="preserve"> </w:t>
-                      </w:r>
-                      <w:r>
-                        <w:t>v</w:t>
-                      </w:r>
-                      <w:r>
-                        <w:t>X</w:t>
-                      </w:r>
-                      <w:r>
-                        <w:rPr>
-                          <w:rFonts w:hint="eastAsia"/>
-                        </w:rPr>
-                        <w:t>腳</w:t>
-                      </w:r>
-                      <w:r>
-                        <w:t>位</w:t>
-                      </w:r>
-                      <w:r>
-                        <w:rPr>
-                          <w:rFonts w:hint="eastAsia"/>
-                        </w:rPr>
-                        <w:t>=A5</w:t>
                       </w:r>
                       <w:r>
                         <w:t>)</w:t>
@@ -13122,10 +12965,272 @@
     </w:p>
     <w:p>
       <w:pPr>
+        <w:rPr>
+          <w:color w:val="538135" w:themeColor="accent6" w:themeShade="BF"/>
+        </w:rPr>
+      </w:pPr>
+    </w:p>
+    <w:p>
+      <w:pPr>
+        <w:rPr>
+          <w:color w:val="C45911" w:themeColor="accent2" w:themeShade="BF"/>
+        </w:rPr>
+      </w:pPr>
+    </w:p>
+    <w:p/>
+    <w:p>
+      <w:pPr>
+        <w:rPr>
+          <w:shd w:val="clear" w:color="auto" w:fill="D9D9D9" w:themeFill="background1" w:themeFillShade="D9"/>
+        </w:rPr>
+      </w:pPr>
+      <w:r>
+        <w:rPr>
+          <w:shd w:val="clear" w:color="auto" w:fill="D9D9D9" w:themeFill="background1" w:themeFillShade="D9"/>
+        </w:rPr>
+        <w:t>void setup() {</w:t>
+      </w:r>
+    </w:p>
+    <w:p>
+      <w:pPr>
+        <w:ind w:leftChars="100" w:left="240"/>
+        <w:rPr>
+          <w:color w:val="C45911" w:themeColor="accent2" w:themeShade="BF"/>
+        </w:rPr>
+      </w:pPr>
+      <w:r>
+        <w:rPr>
+          <w:color w:val="C45911" w:themeColor="accent2" w:themeShade="BF"/>
+        </w:rPr>
+        <w:t>pinMode(</w:t>
+      </w:r>
+      <w:r>
+        <w:rPr>
+          <w:color w:val="FF0000"/>
+        </w:rPr>
+        <w:t>12</w:t>
+      </w:r>
+      <w:r>
+        <w:rPr>
+          <w:color w:val="C45911" w:themeColor="accent2" w:themeShade="BF"/>
+        </w:rPr>
+        <w:t>, INPUT_PULLUP);</w:t>
+      </w:r>
+    </w:p>
+    <w:p>
+      <w:pPr>
+        <w:ind w:leftChars="100" w:left="240"/>
+        <w:rPr>
+          <w:color w:val="538135" w:themeColor="accent6" w:themeShade="BF"/>
+        </w:rPr>
+      </w:pPr>
+      <w:r>
+        <w:rPr>
+          <w:noProof/>
+        </w:rPr>
+        <mc:AlternateContent>
+          <mc:Choice Requires="wps">
+            <w:drawing>
+              <wp:inline distT="0" distB="0" distL="0" distR="0" wp14:anchorId="65E1A4B4" wp14:editId="1C7889C6">
+                <wp:extent cx="5274310" cy="381000"/>
+                <wp:effectExtent l="0" t="0" r="21590" b="19050"/>
+                <wp:docPr id="45" name="文字方塊 45"/>
+                <wp:cNvGraphicFramePr/>
+                <a:graphic xmlns:a="http://schemas.openxmlformats.org/drawingml/2006/main">
+                  <a:graphicData uri="http://schemas.microsoft.com/office/word/2010/wordprocessingShape">
+                    <wps:wsp>
+                      <wps:cNvSpPr txBox="1"/>
+                      <wps:spPr>
+                        <a:xfrm>
+                          <a:off x="0" y="0"/>
+                          <a:ext cx="5274310" cy="381000"/>
+                        </a:xfrm>
+                        <a:prstGeom prst="rect">
+                          <a:avLst/>
+                        </a:prstGeom>
+                        <a:solidFill>
+                          <a:schemeClr val="lt1"/>
+                        </a:solidFill>
+                        <a:ln w="6350">
+                          <a:solidFill>
+                            <a:prstClr val="black"/>
+                          </a:solidFill>
+                        </a:ln>
+                      </wps:spPr>
+                      <wps:txbx>
+                        <w:txbxContent>
+                          <w:p>
+                            <w:r>
+                              <w:rPr>
+                                <w:color w:val="C45911" w:themeColor="accent2" w:themeShade="BF"/>
+                              </w:rPr>
+                              <w:t>''pinMode('</w:t>
+                            </w:r>
+                            <w:r>
+                              <w:rPr>
+                                <w:rFonts w:hint="eastAsia"/>
+                              </w:rPr>
+                              <w:t>●</w:t>
+                            </w:r>
+                            <w:r>
+                              <w:rPr>
+                                <w:color w:val="FF0000"/>
+                              </w:rPr>
+                              <w:t>value_sw</w:t>
+                            </w:r>
+                            <w:r>
+                              <w:rPr>
+                                <w:color w:val="FF0000"/>
+                              </w:rPr>
+                              <w:t>p</w:t>
+                            </w:r>
+                            <w:r>
+                              <w:rPr>
+                                <w:color w:val="FF0000"/>
+                              </w:rPr>
+                              <w:t>in</w:t>
+                            </w:r>
+                            <w:r>
+                              <w:rPr>
+                                <w:rFonts w:hint="eastAsia"/>
+                              </w:rPr>
+                              <w:t>●</w:t>
+                            </w:r>
+                            <w:r>
+                              <w:rPr>
+                                <w:color w:val="C45911" w:themeColor="accent2" w:themeShade="BF"/>
+                              </w:rPr>
+                              <w:t>', INPUT_PULLUP);\n '</w:t>
+                            </w:r>
+                          </w:p>
+                        </w:txbxContent>
+                      </wps:txbx>
+                      <wps:bodyPr rot="0" spcFirstLastPara="0" vertOverflow="overflow" horzOverflow="overflow" vert="horz" wrap="square" lIns="91440" tIns="45720" rIns="91440" bIns="45720" numCol="1" spcCol="0" rtlCol="0" fromWordArt="0" anchor="t" anchorCtr="0" forceAA="0" compatLnSpc="1">
+                        <a:prstTxWarp prst="textNoShape">
+                          <a:avLst/>
+                        </a:prstTxWarp>
+                        <a:noAutofit/>
+                      </wps:bodyPr>
+                    </wps:wsp>
+                  </a:graphicData>
+                </a:graphic>
+              </wp:inline>
+            </w:drawing>
+          </mc:Choice>
+          <mc:Fallback>
+            <w:pict>
+              <v:shape w14:anchorId="65E1A4B4" id="文字方塊 45" o:spid="_x0000_s1055" type="#_x0000_t202" style="width:415.3pt;height:30pt;visibility:visible;mso-wrap-style:square;mso-left-percent:-10001;mso-top-percent:-10001;mso-position-horizontal:absolute;mso-position-horizontal-relative:char;mso-position-vertical:absolute;mso-position-vertical-relative:line;mso-left-percent:-10001;mso-top-percent:-10001;v-text-anchor:top" o:gfxdata="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" fillcolor="white [3201]" strokeweight=".5pt">
+                <v:textbox>
+                  <w:txbxContent>
+                    <w:p>
+                      <w:r>
+                        <w:rPr>
+                          <w:color w:val="C45911" w:themeColor="accent2" w:themeShade="BF"/>
+                        </w:rPr>
+                        <w:t>''pinMode('</w:t>
+                      </w:r>
+                      <w:r>
+                        <w:rPr>
+                          <w:rFonts w:hint="eastAsia"/>
+                        </w:rPr>
+                        <w:t>●</w:t>
+                      </w:r>
+                      <w:r>
+                        <w:rPr>
+                          <w:color w:val="FF0000"/>
+                        </w:rPr>
+                        <w:t>value_sw</w:t>
+                      </w:r>
+                      <w:r>
+                        <w:rPr>
+                          <w:color w:val="FF0000"/>
+                        </w:rPr>
+                        <w:t>p</w:t>
+                      </w:r>
+                      <w:r>
+                        <w:rPr>
+                          <w:color w:val="FF0000"/>
+                        </w:rPr>
+                        <w:t>in</w:t>
+                      </w:r>
+                      <w:r>
+                        <w:rPr>
+                          <w:rFonts w:hint="eastAsia"/>
+                        </w:rPr>
+                        <w:t>●</w:t>
+                      </w:r>
+                      <w:r>
+                        <w:rPr>
+                          <w:color w:val="C45911" w:themeColor="accent2" w:themeShade="BF"/>
+                        </w:rPr>
+                        <w:t>', INPUT_PULLUP);\n '</w:t>
+                      </w:r>
+                    </w:p>
+                  </w:txbxContent>
+                </v:textbox>
+                <w10:anchorlock/>
+              </v:shape>
+            </w:pict>
+          </mc:Fallback>
+        </mc:AlternateContent>
+      </w:r>
+    </w:p>
+    <w:p>
+      <w:pPr>
+        <w:ind w:leftChars="100" w:left="240"/>
+      </w:pPr>
+    </w:p>
+    <w:p>
+      <w:pPr>
+        <w:rPr>
+          <w:shd w:val="clear" w:color="auto" w:fill="D9D9D9" w:themeFill="background1" w:themeFillShade="D9"/>
+        </w:rPr>
+      </w:pPr>
+      <w:r>
+        <w:rPr>
+          <w:shd w:val="clear" w:color="auto" w:fill="D9D9D9" w:themeFill="background1" w:themeFillShade="D9"/>
+        </w:rPr>
+        <w:t>}</w:t>
+      </w:r>
+      <w:r>
+        <w:rPr>
+          <w:shd w:val="clear" w:color="auto" w:fill="D9D9D9" w:themeFill="background1" w:themeFillShade="D9"/>
+        </w:rPr>
+        <w:t xml:space="preserve">   </w:t>
+      </w:r>
+    </w:p>
+    <w:p/>
+    <w:p>
+      <w:pPr>
+        <w:rPr>
+          <w:shd w:val="clear" w:color="auto" w:fill="D9D9D9" w:themeFill="background1" w:themeFillShade="D9"/>
+        </w:rPr>
+      </w:pPr>
+      <w:r>
+        <w:rPr>
+          <w:shd w:val="clear" w:color="auto" w:fill="D9D9D9" w:themeFill="background1" w:themeFillShade="D9"/>
+        </w:rPr>
+        <w:t>void loop() {</w:t>
+      </w:r>
+    </w:p>
+    <w:p>
+      <w:pPr>
         <w:ind w:firstLineChars="100" w:firstLine="240"/>
       </w:pPr>
       <w:r>
-        <w:t>joystick_direct(xVal,yVal)</w:t>
+        <w:t>joystick_direct(</w:t>
+      </w:r>
+      <w:r>
+        <w:t>joystick_xVal</w:t>
+      </w:r>
+      <w:r>
+        <w:t>,</w:t>
+      </w:r>
+      <w:r>
+        <w:t>joystick_yVal</w:t>
+      </w:r>
+      <w:r>
+        <w:t>)</w:t>
       </w:r>
     </w:p>
     <w:tbl>
@@ -13147,7 +13252,19 @@
               <w:t>''</w:t>
             </w:r>
             <w:r>
-              <w:t>joystick_direct(xVal,yVal)</w:t>
+              <w:t>joystick_direct(</w:t>
+            </w:r>
+            <w:r>
+              <w:t>joystick_xVal</w:t>
+            </w:r>
+            <w:r>
+              <w:t>,</w:t>
+            </w:r>
+            <w:r>
+              <w:t>joystick_yVal</w:t>
+            </w:r>
+            <w:r>
+              <w:t>)</w:t>
             </w:r>
             <w:r>
               <w:t xml:space="preserve"> '</w:t>
@@ -13160,13 +13277,464 @@
       <w:pPr>
         <w:ind w:firstLineChars="100" w:firstLine="240"/>
       </w:pPr>
+      <w:r>
+        <w:rPr>
+          <w:noProof/>
+        </w:rPr>
+        <mc:AlternateContent>
+          <mc:Choice Requires="wps">
+            <w:drawing>
+              <wp:inline distT="0" distB="0" distL="0" distR="0" wp14:anchorId="1A7E31CE" wp14:editId="764960CF">
+                <wp:extent cx="2590800" cy="375557"/>
+                <wp:effectExtent l="19050" t="0" r="19050" b="24765"/>
+                <wp:docPr id="39" name="圓角矩形 48"/>
+                <wp:cNvGraphicFramePr/>
+                <a:graphic xmlns:a="http://schemas.openxmlformats.org/drawingml/2006/main">
+                  <a:graphicData uri="http://schemas.microsoft.com/office/word/2010/wordprocessingShape">
+                    <wps:wsp>
+                      <wps:cNvSpPr/>
+                      <wps:spPr>
+                        <a:xfrm>
+                          <a:off x="0" y="0"/>
+                          <a:ext cx="2590800" cy="375557"/>
+                        </a:xfrm>
+                        <a:custGeom>
+                          <a:avLst/>
+                          <a:gdLst>
+                            <a:gd name="connsiteX0" fmla="*/ 0 w 4506685"/>
+                            <a:gd name="connsiteY0" fmla="*/ 62594 h 375557"/>
+                            <a:gd name="connsiteX1" fmla="*/ 62594 w 4506685"/>
+                            <a:gd name="connsiteY1" fmla="*/ 0 h 375557"/>
+                            <a:gd name="connsiteX2" fmla="*/ 4444091 w 4506685"/>
+                            <a:gd name="connsiteY2" fmla="*/ 0 h 375557"/>
+                            <a:gd name="connsiteX3" fmla="*/ 4506685 w 4506685"/>
+                            <a:gd name="connsiteY3" fmla="*/ 62594 h 375557"/>
+                            <a:gd name="connsiteX4" fmla="*/ 4506685 w 4506685"/>
+                            <a:gd name="connsiteY4" fmla="*/ 312963 h 375557"/>
+                            <a:gd name="connsiteX5" fmla="*/ 4444091 w 4506685"/>
+                            <a:gd name="connsiteY5" fmla="*/ 375557 h 375557"/>
+                            <a:gd name="connsiteX6" fmla="*/ 62594 w 4506685"/>
+                            <a:gd name="connsiteY6" fmla="*/ 375557 h 375557"/>
+                            <a:gd name="connsiteX7" fmla="*/ 0 w 4506685"/>
+                            <a:gd name="connsiteY7" fmla="*/ 312963 h 375557"/>
+                            <a:gd name="connsiteX8" fmla="*/ 0 w 4506685"/>
+                            <a:gd name="connsiteY8" fmla="*/ 62594 h 375557"/>
+                            <a:gd name="connsiteX0" fmla="*/ 0 w 4506685"/>
+                            <a:gd name="connsiteY0" fmla="*/ 62594 h 375557"/>
+                            <a:gd name="connsiteX1" fmla="*/ 62594 w 4506685"/>
+                            <a:gd name="connsiteY1" fmla="*/ 0 h 375557"/>
+                            <a:gd name="connsiteX2" fmla="*/ 4444091 w 4506685"/>
+                            <a:gd name="connsiteY2" fmla="*/ 0 h 375557"/>
+                            <a:gd name="connsiteX3" fmla="*/ 4506685 w 4506685"/>
+                            <a:gd name="connsiteY3" fmla="*/ 62594 h 375557"/>
+                            <a:gd name="connsiteX4" fmla="*/ 4506685 w 4506685"/>
+                            <a:gd name="connsiteY4" fmla="*/ 312963 h 375557"/>
+                            <a:gd name="connsiteX5" fmla="*/ 4444091 w 4506685"/>
+                            <a:gd name="connsiteY5" fmla="*/ 375557 h 375557"/>
+                            <a:gd name="connsiteX6" fmla="*/ 62594 w 4506685"/>
+                            <a:gd name="connsiteY6" fmla="*/ 375557 h 375557"/>
+                            <a:gd name="connsiteX7" fmla="*/ 0 w 4506685"/>
+                            <a:gd name="connsiteY7" fmla="*/ 312963 h 375557"/>
+                            <a:gd name="connsiteX8" fmla="*/ 5443 w 4506685"/>
+                            <a:gd name="connsiteY8" fmla="*/ 163286 h 375557"/>
+                            <a:gd name="connsiteX9" fmla="*/ 0 w 4506685"/>
+                            <a:gd name="connsiteY9" fmla="*/ 62594 h 375557"/>
+                            <a:gd name="connsiteX0" fmla="*/ 310249 w 4816934"/>
+                            <a:gd name="connsiteY0" fmla="*/ 62594 h 375557"/>
+                            <a:gd name="connsiteX1" fmla="*/ 372843 w 4816934"/>
+                            <a:gd name="connsiteY1" fmla="*/ 0 h 375557"/>
+                            <a:gd name="connsiteX2" fmla="*/ 4754340 w 4816934"/>
+                            <a:gd name="connsiteY2" fmla="*/ 0 h 375557"/>
+                            <a:gd name="connsiteX3" fmla="*/ 4816934 w 4816934"/>
+                            <a:gd name="connsiteY3" fmla="*/ 62594 h 375557"/>
+                            <a:gd name="connsiteX4" fmla="*/ 4816934 w 4816934"/>
+                            <a:gd name="connsiteY4" fmla="*/ 312963 h 375557"/>
+                            <a:gd name="connsiteX5" fmla="*/ 4754340 w 4816934"/>
+                            <a:gd name="connsiteY5" fmla="*/ 375557 h 375557"/>
+                            <a:gd name="connsiteX6" fmla="*/ 372843 w 4816934"/>
+                            <a:gd name="connsiteY6" fmla="*/ 375557 h 375557"/>
+                            <a:gd name="connsiteX7" fmla="*/ 310249 w 4816934"/>
+                            <a:gd name="connsiteY7" fmla="*/ 312963 h 375557"/>
+                            <a:gd name="connsiteX8" fmla="*/ 0 w 4816934"/>
+                            <a:gd name="connsiteY8" fmla="*/ 146945 h 375557"/>
+                            <a:gd name="connsiteX9" fmla="*/ 310249 w 4816934"/>
+                            <a:gd name="connsiteY9" fmla="*/ 62594 h 375557"/>
+                            <a:gd name="connsiteX0" fmla="*/ 310249 w 4816934"/>
+                            <a:gd name="connsiteY0" fmla="*/ 62594 h 375557"/>
+                            <a:gd name="connsiteX1" fmla="*/ 372843 w 4816934"/>
+                            <a:gd name="connsiteY1" fmla="*/ 0 h 375557"/>
+                            <a:gd name="connsiteX2" fmla="*/ 4754340 w 4816934"/>
+                            <a:gd name="connsiteY2" fmla="*/ 0 h 375557"/>
+                            <a:gd name="connsiteX3" fmla="*/ 4816934 w 4816934"/>
+                            <a:gd name="connsiteY3" fmla="*/ 62594 h 375557"/>
+                            <a:gd name="connsiteX4" fmla="*/ 4816934 w 4816934"/>
+                            <a:gd name="connsiteY4" fmla="*/ 312963 h 375557"/>
+                            <a:gd name="connsiteX5" fmla="*/ 4754340 w 4816934"/>
+                            <a:gd name="connsiteY5" fmla="*/ 375557 h 375557"/>
+                            <a:gd name="connsiteX6" fmla="*/ 372843 w 4816934"/>
+                            <a:gd name="connsiteY6" fmla="*/ 375557 h 375557"/>
+                            <a:gd name="connsiteX7" fmla="*/ 310249 w 4816934"/>
+                            <a:gd name="connsiteY7" fmla="*/ 312963 h 375557"/>
+                            <a:gd name="connsiteX8" fmla="*/ 190500 w 4816934"/>
+                            <a:gd name="connsiteY8" fmla="*/ 261257 h 375557"/>
+                            <a:gd name="connsiteX9" fmla="*/ 0 w 4816934"/>
+                            <a:gd name="connsiteY9" fmla="*/ 146945 h 375557"/>
+                            <a:gd name="connsiteX10" fmla="*/ 310249 w 4816934"/>
+                            <a:gd name="connsiteY10" fmla="*/ 62594 h 375557"/>
+                            <a:gd name="connsiteX0" fmla="*/ 321154 w 4827839"/>
+                            <a:gd name="connsiteY0" fmla="*/ 62594 h 375557"/>
+                            <a:gd name="connsiteX1" fmla="*/ 383748 w 4827839"/>
+                            <a:gd name="connsiteY1" fmla="*/ 0 h 375557"/>
+                            <a:gd name="connsiteX2" fmla="*/ 4765245 w 4827839"/>
+                            <a:gd name="connsiteY2" fmla="*/ 0 h 375557"/>
+                            <a:gd name="connsiteX3" fmla="*/ 4827839 w 4827839"/>
+                            <a:gd name="connsiteY3" fmla="*/ 62594 h 375557"/>
+                            <a:gd name="connsiteX4" fmla="*/ 4827839 w 4827839"/>
+                            <a:gd name="connsiteY4" fmla="*/ 312963 h 375557"/>
+                            <a:gd name="connsiteX5" fmla="*/ 4765245 w 4827839"/>
+                            <a:gd name="connsiteY5" fmla="*/ 375557 h 375557"/>
+                            <a:gd name="connsiteX6" fmla="*/ 383748 w 4827839"/>
+                            <a:gd name="connsiteY6" fmla="*/ 375557 h 375557"/>
+                            <a:gd name="connsiteX7" fmla="*/ 321154 w 4827839"/>
+                            <a:gd name="connsiteY7" fmla="*/ 312963 h 375557"/>
+                            <a:gd name="connsiteX8" fmla="*/ 0 w 4827839"/>
+                            <a:gd name="connsiteY8" fmla="*/ 321173 h 375557"/>
+                            <a:gd name="connsiteX9" fmla="*/ 10905 w 4827839"/>
+                            <a:gd name="connsiteY9" fmla="*/ 146945 h 375557"/>
+                            <a:gd name="connsiteX10" fmla="*/ 321154 w 4827839"/>
+                            <a:gd name="connsiteY10" fmla="*/ 62594 h 375557"/>
+                            <a:gd name="connsiteX0" fmla="*/ 321154 w 4827839"/>
+                            <a:gd name="connsiteY0" fmla="*/ 62594 h 375557"/>
+                            <a:gd name="connsiteX1" fmla="*/ 383748 w 4827839"/>
+                            <a:gd name="connsiteY1" fmla="*/ 0 h 375557"/>
+                            <a:gd name="connsiteX2" fmla="*/ 4765245 w 4827839"/>
+                            <a:gd name="connsiteY2" fmla="*/ 0 h 375557"/>
+                            <a:gd name="connsiteX3" fmla="*/ 4827839 w 4827839"/>
+                            <a:gd name="connsiteY3" fmla="*/ 62594 h 375557"/>
+                            <a:gd name="connsiteX4" fmla="*/ 4827839 w 4827839"/>
+                            <a:gd name="connsiteY4" fmla="*/ 312963 h 375557"/>
+                            <a:gd name="connsiteX5" fmla="*/ 4765245 w 4827839"/>
+                            <a:gd name="connsiteY5" fmla="*/ 375557 h 375557"/>
+                            <a:gd name="connsiteX6" fmla="*/ 383748 w 4827839"/>
+                            <a:gd name="connsiteY6" fmla="*/ 375557 h 375557"/>
+                            <a:gd name="connsiteX7" fmla="*/ 321154 w 4827839"/>
+                            <a:gd name="connsiteY7" fmla="*/ 312963 h 375557"/>
+                            <a:gd name="connsiteX8" fmla="*/ 0 w 4827839"/>
+                            <a:gd name="connsiteY8" fmla="*/ 321173 h 375557"/>
+                            <a:gd name="connsiteX9" fmla="*/ 38122 w 4827839"/>
+                            <a:gd name="connsiteY9" fmla="*/ 97924 h 375557"/>
+                            <a:gd name="connsiteX10" fmla="*/ 321154 w 4827839"/>
+                            <a:gd name="connsiteY10" fmla="*/ 62594 h 375557"/>
+                            <a:gd name="connsiteX0" fmla="*/ 283032 w 4789717"/>
+                            <a:gd name="connsiteY0" fmla="*/ 62594 h 375557"/>
+                            <a:gd name="connsiteX1" fmla="*/ 345626 w 4789717"/>
+                            <a:gd name="connsiteY1" fmla="*/ 0 h 375557"/>
+                            <a:gd name="connsiteX2" fmla="*/ 4727123 w 4789717"/>
+                            <a:gd name="connsiteY2" fmla="*/ 0 h 375557"/>
+                            <a:gd name="connsiteX3" fmla="*/ 4789717 w 4789717"/>
+                            <a:gd name="connsiteY3" fmla="*/ 62594 h 375557"/>
+                            <a:gd name="connsiteX4" fmla="*/ 4789717 w 4789717"/>
+                            <a:gd name="connsiteY4" fmla="*/ 312963 h 375557"/>
+                            <a:gd name="connsiteX5" fmla="*/ 4727123 w 4789717"/>
+                            <a:gd name="connsiteY5" fmla="*/ 375557 h 375557"/>
+                            <a:gd name="connsiteX6" fmla="*/ 345626 w 4789717"/>
+                            <a:gd name="connsiteY6" fmla="*/ 375557 h 375557"/>
+                            <a:gd name="connsiteX7" fmla="*/ 283032 w 4789717"/>
+                            <a:gd name="connsiteY7" fmla="*/ 312963 h 375557"/>
+                            <a:gd name="connsiteX8" fmla="*/ 21756 w 4789717"/>
+                            <a:gd name="connsiteY8" fmla="*/ 315726 h 375557"/>
+                            <a:gd name="connsiteX9" fmla="*/ 0 w 4789717"/>
+                            <a:gd name="connsiteY9" fmla="*/ 97924 h 375557"/>
+                            <a:gd name="connsiteX10" fmla="*/ 283032 w 4789717"/>
+                            <a:gd name="connsiteY10" fmla="*/ 62594 h 375557"/>
+                            <a:gd name="connsiteX0" fmla="*/ 261276 w 4767961"/>
+                            <a:gd name="connsiteY0" fmla="*/ 62594 h 375557"/>
+                            <a:gd name="connsiteX1" fmla="*/ 323870 w 4767961"/>
+                            <a:gd name="connsiteY1" fmla="*/ 0 h 375557"/>
+                            <a:gd name="connsiteX2" fmla="*/ 4705367 w 4767961"/>
+                            <a:gd name="connsiteY2" fmla="*/ 0 h 375557"/>
+                            <a:gd name="connsiteX3" fmla="*/ 4767961 w 4767961"/>
+                            <a:gd name="connsiteY3" fmla="*/ 62594 h 375557"/>
+                            <a:gd name="connsiteX4" fmla="*/ 4767961 w 4767961"/>
+                            <a:gd name="connsiteY4" fmla="*/ 312963 h 375557"/>
+                            <a:gd name="connsiteX5" fmla="*/ 4705367 w 4767961"/>
+                            <a:gd name="connsiteY5" fmla="*/ 375557 h 375557"/>
+                            <a:gd name="connsiteX6" fmla="*/ 323870 w 4767961"/>
+                            <a:gd name="connsiteY6" fmla="*/ 375557 h 375557"/>
+                            <a:gd name="connsiteX7" fmla="*/ 261276 w 4767961"/>
+                            <a:gd name="connsiteY7" fmla="*/ 312963 h 375557"/>
+                            <a:gd name="connsiteX8" fmla="*/ 0 w 4767961"/>
+                            <a:gd name="connsiteY8" fmla="*/ 315726 h 375557"/>
+                            <a:gd name="connsiteX9" fmla="*/ 92557 w 4767961"/>
+                            <a:gd name="connsiteY9" fmla="*/ 81583 h 375557"/>
+                            <a:gd name="connsiteX10" fmla="*/ 261276 w 4767961"/>
+                            <a:gd name="connsiteY10" fmla="*/ 62594 h 375557"/>
+                            <a:gd name="connsiteX0" fmla="*/ 168719 w 4675404"/>
+                            <a:gd name="connsiteY0" fmla="*/ 62594 h 375557"/>
+                            <a:gd name="connsiteX1" fmla="*/ 231313 w 4675404"/>
+                            <a:gd name="connsiteY1" fmla="*/ 0 h 375557"/>
+                            <a:gd name="connsiteX2" fmla="*/ 4612810 w 4675404"/>
+                            <a:gd name="connsiteY2" fmla="*/ 0 h 375557"/>
+                            <a:gd name="connsiteX3" fmla="*/ 4675404 w 4675404"/>
+                            <a:gd name="connsiteY3" fmla="*/ 62594 h 375557"/>
+                            <a:gd name="connsiteX4" fmla="*/ 4675404 w 4675404"/>
+                            <a:gd name="connsiteY4" fmla="*/ 312963 h 375557"/>
+                            <a:gd name="connsiteX5" fmla="*/ 4612810 w 4675404"/>
+                            <a:gd name="connsiteY5" fmla="*/ 375557 h 375557"/>
+                            <a:gd name="connsiteX6" fmla="*/ 231313 w 4675404"/>
+                            <a:gd name="connsiteY6" fmla="*/ 375557 h 375557"/>
+                            <a:gd name="connsiteX7" fmla="*/ 168719 w 4675404"/>
+                            <a:gd name="connsiteY7" fmla="*/ 312963 h 375557"/>
+                            <a:gd name="connsiteX8" fmla="*/ 59855 w 4675404"/>
+                            <a:gd name="connsiteY8" fmla="*/ 315726 h 375557"/>
+                            <a:gd name="connsiteX9" fmla="*/ 0 w 4675404"/>
+                            <a:gd name="connsiteY9" fmla="*/ 81583 h 375557"/>
+                            <a:gd name="connsiteX10" fmla="*/ 168719 w 4675404"/>
+                            <a:gd name="connsiteY10" fmla="*/ 62594 h 375557"/>
+                            <a:gd name="connsiteX0" fmla="*/ 119183 w 4625868"/>
+                            <a:gd name="connsiteY0" fmla="*/ 62594 h 375557"/>
+                            <a:gd name="connsiteX1" fmla="*/ 181777 w 4625868"/>
+                            <a:gd name="connsiteY1" fmla="*/ 0 h 375557"/>
+                            <a:gd name="connsiteX2" fmla="*/ 4563274 w 4625868"/>
+                            <a:gd name="connsiteY2" fmla="*/ 0 h 375557"/>
+                            <a:gd name="connsiteX3" fmla="*/ 4625868 w 4625868"/>
+                            <a:gd name="connsiteY3" fmla="*/ 62594 h 375557"/>
+                            <a:gd name="connsiteX4" fmla="*/ 4625868 w 4625868"/>
+                            <a:gd name="connsiteY4" fmla="*/ 312963 h 375557"/>
+                            <a:gd name="connsiteX5" fmla="*/ 4563274 w 4625868"/>
+                            <a:gd name="connsiteY5" fmla="*/ 375557 h 375557"/>
+                            <a:gd name="connsiteX6" fmla="*/ 181777 w 4625868"/>
+                            <a:gd name="connsiteY6" fmla="*/ 375557 h 375557"/>
+                            <a:gd name="connsiteX7" fmla="*/ 119183 w 4625868"/>
+                            <a:gd name="connsiteY7" fmla="*/ 312963 h 375557"/>
+                            <a:gd name="connsiteX8" fmla="*/ 10319 w 4625868"/>
+                            <a:gd name="connsiteY8" fmla="*/ 315726 h 375557"/>
+                            <a:gd name="connsiteX9" fmla="*/ 0 w 4625868"/>
+                            <a:gd name="connsiteY9" fmla="*/ 77770 h 375557"/>
+                            <a:gd name="connsiteX10" fmla="*/ 119183 w 4625868"/>
+                            <a:gd name="connsiteY10" fmla="*/ 62594 h 375557"/>
+                            <a:gd name="connsiteX0" fmla="*/ 119183 w 4625868"/>
+                            <a:gd name="connsiteY0" fmla="*/ 127411 h 375557"/>
+                            <a:gd name="connsiteX1" fmla="*/ 181777 w 4625868"/>
+                            <a:gd name="connsiteY1" fmla="*/ 0 h 375557"/>
+                            <a:gd name="connsiteX2" fmla="*/ 4563274 w 4625868"/>
+                            <a:gd name="connsiteY2" fmla="*/ 0 h 375557"/>
+                            <a:gd name="connsiteX3" fmla="*/ 4625868 w 4625868"/>
+                            <a:gd name="connsiteY3" fmla="*/ 62594 h 375557"/>
+                            <a:gd name="connsiteX4" fmla="*/ 4625868 w 4625868"/>
+                            <a:gd name="connsiteY4" fmla="*/ 312963 h 375557"/>
+                            <a:gd name="connsiteX5" fmla="*/ 4563274 w 4625868"/>
+                            <a:gd name="connsiteY5" fmla="*/ 375557 h 375557"/>
+                            <a:gd name="connsiteX6" fmla="*/ 181777 w 4625868"/>
+                            <a:gd name="connsiteY6" fmla="*/ 375557 h 375557"/>
+                            <a:gd name="connsiteX7" fmla="*/ 119183 w 4625868"/>
+                            <a:gd name="connsiteY7" fmla="*/ 312963 h 375557"/>
+                            <a:gd name="connsiteX8" fmla="*/ 10319 w 4625868"/>
+                            <a:gd name="connsiteY8" fmla="*/ 315726 h 375557"/>
+                            <a:gd name="connsiteX9" fmla="*/ 0 w 4625868"/>
+                            <a:gd name="connsiteY9" fmla="*/ 77770 h 375557"/>
+                            <a:gd name="connsiteX10" fmla="*/ 119183 w 4625868"/>
+                            <a:gd name="connsiteY10" fmla="*/ 127411 h 375557"/>
+                            <a:gd name="connsiteX0" fmla="*/ 119183 w 4625868"/>
+                            <a:gd name="connsiteY0" fmla="*/ 127411 h 375557"/>
+                            <a:gd name="connsiteX1" fmla="*/ 181777 w 4625868"/>
+                            <a:gd name="connsiteY1" fmla="*/ 0 h 375557"/>
+                            <a:gd name="connsiteX2" fmla="*/ 4563274 w 4625868"/>
+                            <a:gd name="connsiteY2" fmla="*/ 0 h 375557"/>
+                            <a:gd name="connsiteX3" fmla="*/ 4625868 w 4625868"/>
+                            <a:gd name="connsiteY3" fmla="*/ 62594 h 375557"/>
+                            <a:gd name="connsiteX4" fmla="*/ 4625868 w 4625868"/>
+                            <a:gd name="connsiteY4" fmla="*/ 312963 h 375557"/>
+                            <a:gd name="connsiteX5" fmla="*/ 4563274 w 4625868"/>
+                            <a:gd name="connsiteY5" fmla="*/ 375557 h 375557"/>
+                            <a:gd name="connsiteX6" fmla="*/ 181777 w 4625868"/>
+                            <a:gd name="connsiteY6" fmla="*/ 375557 h 375557"/>
+                            <a:gd name="connsiteX7" fmla="*/ 126803 w 4625868"/>
+                            <a:gd name="connsiteY7" fmla="*/ 240520 h 375557"/>
+                            <a:gd name="connsiteX8" fmla="*/ 10319 w 4625868"/>
+                            <a:gd name="connsiteY8" fmla="*/ 315726 h 375557"/>
+                            <a:gd name="connsiteX9" fmla="*/ 0 w 4625868"/>
+                            <a:gd name="connsiteY9" fmla="*/ 77770 h 375557"/>
+                            <a:gd name="connsiteX10" fmla="*/ 119183 w 4625868"/>
+                            <a:gd name="connsiteY10" fmla="*/ 127411 h 375557"/>
+                          </a:gdLst>
+                          <a:ahLst/>
+                          <a:cxnLst>
+                            <a:cxn ang="0">
+                              <a:pos x="connsiteX0" y="connsiteY0"/>
+                            </a:cxn>
+                            <a:cxn ang="0">
+                              <a:pos x="connsiteX1" y="connsiteY1"/>
+                            </a:cxn>
+                            <a:cxn ang="0">
+                              <a:pos x="connsiteX2" y="connsiteY2"/>
+                            </a:cxn>
+                            <a:cxn ang="0">
+                              <a:pos x="connsiteX3" y="connsiteY3"/>
+                            </a:cxn>
+                            <a:cxn ang="0">
+                              <a:pos x="connsiteX4" y="connsiteY4"/>
+                            </a:cxn>
+                            <a:cxn ang="0">
+                              <a:pos x="connsiteX5" y="connsiteY5"/>
+                            </a:cxn>
+                            <a:cxn ang="0">
+                              <a:pos x="connsiteX6" y="connsiteY6"/>
+                            </a:cxn>
+                            <a:cxn ang="0">
+                              <a:pos x="connsiteX7" y="connsiteY7"/>
+                            </a:cxn>
+                            <a:cxn ang="0">
+                              <a:pos x="connsiteX8" y="connsiteY8"/>
+                            </a:cxn>
+                            <a:cxn ang="0">
+                              <a:pos x="connsiteX9" y="connsiteY9"/>
+                            </a:cxn>
+                            <a:cxn ang="0">
+                              <a:pos x="connsiteX10" y="connsiteY10"/>
+                            </a:cxn>
+                          </a:cxnLst>
+                          <a:rect l="l" t="t" r="r" b="b"/>
+                          <a:pathLst>
+                            <a:path w="4625868" h="375557">
+                              <a:moveTo>
+                                <a:pt x="119183" y="127411"/>
+                              </a:moveTo>
+                              <a:cubicBezTo>
+                                <a:pt x="119183" y="92841"/>
+                                <a:pt x="147207" y="0"/>
+                                <a:pt x="181777" y="0"/>
+                              </a:cubicBezTo>
+                              <a:lnTo>
+                                <a:pt x="4563274" y="0"/>
+                              </a:lnTo>
+                              <a:cubicBezTo>
+                                <a:pt x="4597844" y="0"/>
+                                <a:pt x="4625868" y="28024"/>
+                                <a:pt x="4625868" y="62594"/>
+                              </a:cubicBezTo>
+                              <a:lnTo>
+                                <a:pt x="4625868" y="312963"/>
+                              </a:lnTo>
+                              <a:cubicBezTo>
+                                <a:pt x="4625868" y="347533"/>
+                                <a:pt x="4597844" y="375557"/>
+                                <a:pt x="4563274" y="375557"/>
+                              </a:cubicBezTo>
+                              <a:lnTo>
+                                <a:pt x="181777" y="375557"/>
+                              </a:lnTo>
+                              <a:cubicBezTo>
+                                <a:pt x="147207" y="375557"/>
+                                <a:pt x="126803" y="275090"/>
+                                <a:pt x="126803" y="240520"/>
+                              </a:cubicBezTo>
+                              <a:lnTo>
+                                <a:pt x="10319" y="315726"/>
+                              </a:lnTo>
+                              <a:lnTo>
+                                <a:pt x="0" y="77770"/>
+                              </a:lnTo>
+                              <a:lnTo>
+                                <a:pt x="119183" y="127411"/>
+                              </a:lnTo>
+                              <a:close/>
+                            </a:path>
+                          </a:pathLst>
+                        </a:custGeom>
+                      </wps:spPr>
+                      <wps:style>
+                        <a:lnRef idx="2">
+                          <a:schemeClr val="accent4">
+                            <a:shade val="50000"/>
+                          </a:schemeClr>
+                        </a:lnRef>
+                        <a:fillRef idx="1">
+                          <a:schemeClr val="accent4"/>
+                        </a:fillRef>
+                        <a:effectRef idx="0">
+                          <a:schemeClr val="accent4"/>
+                        </a:effectRef>
+                        <a:fontRef idx="minor">
+                          <a:schemeClr val="lt1"/>
+                        </a:fontRef>
+                      </wps:style>
+                      <wps:txbx>
+                        <w:txbxContent>
+                          <w:p>
+                            <w:pPr>
+                              <w:ind w:firstLineChars="50" w:firstLine="120"/>
+                            </w:pPr>
+                            <w:r>
+                              <w:rPr>
+                                <w:rFonts w:hint="eastAsia"/>
+                              </w:rPr>
+                              <w:t>先不</w:t>
+                            </w:r>
+                            <w:r>
+                              <w:t>做</w:t>
+                            </w:r>
+                          </w:p>
+                        </w:txbxContent>
+                      </wps:txbx>
+                      <wps:bodyPr rot="0" spcFirstLastPara="0" vertOverflow="overflow" horzOverflow="overflow" vert="horz" wrap="square" lIns="91440" tIns="45720" rIns="91440" bIns="45720" numCol="1" spcCol="0" rtlCol="0" fromWordArt="0" anchor="ctr" anchorCtr="0" forceAA="0" compatLnSpc="1">
+                        <a:prstTxWarp prst="textNoShape">
+                          <a:avLst/>
+                        </a:prstTxWarp>
+                        <a:noAutofit/>
+                      </wps:bodyPr>
+                    </wps:wsp>
+                  </a:graphicData>
+                </a:graphic>
+              </wp:inline>
+            </w:drawing>
+          </mc:Choice>
+          <mc:Fallback>
+            <w:pict>
+              <v:shape w14:anchorId="1A7E31CE" id="圓角矩形 48" o:spid="_x0000_s1056" style="width:204pt;height:29.55pt;visibility:visible;mso-wrap-style:square;mso-left-percent:-10001;mso-top-percent:-10001;mso-position-horizontal:absolute;mso-position-horizontal-relative:char;mso-position-vertical:absolute;mso-position-vertical-relative:line;mso-left-percent:-10001;mso-top-percent:-10001;v-text-anchor:middle" coordsize="4625868,375557" o:spt="100" o:gfxdata="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" adj="-11796480,,5400" path="m119183,127411c119183,92841,147207,,181777,l4563274,v34570,,62594,28024,62594,62594l4625868,312963v,34570,-28024,62594,-62594,62594l181777,375557v-34570,,-54974,-100467,-54974,-135037l10319,315726,,77770r119183,49641xe" fillcolor="#ffc000 [3207]" strokecolor="#7f5f00 [1607]" strokeweight="1pt">
+                <v:stroke joinstyle="miter"/>
+                <v:formulas/>
+                <v:path arrowok="t" o:connecttype="custom" o:connectlocs="66751,127411;101807,0;2555743,0;2590800,62594;2590800,312963;2555743,375557;101807,375557;71018,240520;5779,315726;0,77770;66751,127411" o:connectangles="0,0,0,0,0,0,0,0,0,0,0" textboxrect="0,0,4625868,375557"/>
+                <v:textbox>
+                  <w:txbxContent>
+                    <w:p>
+                      <w:pPr>
+                        <w:ind w:firstLineChars="50" w:firstLine="120"/>
+                        <w:rPr>
+                          <w:rFonts w:hint="eastAsia"/>
+                        </w:rPr>
+                      </w:pPr>
+                      <w:r>
+                        <w:rPr>
+                          <w:rFonts w:hint="eastAsia"/>
+                        </w:rPr>
+                        <w:t>先不</w:t>
+                      </w:r>
+                      <w:r>
+                        <w:t>做</w:t>
+                      </w:r>
+                    </w:p>
+                  </w:txbxContent>
+                </v:textbox>
+                <w10:anchorlock/>
+              </v:shape>
+            </w:pict>
+          </mc:Fallback>
+        </mc:AlternateContent>
+      </w:r>
     </w:p>
     <w:p>
       <w:pPr>
         <w:ind w:firstLineChars="100" w:firstLine="240"/>
       </w:pPr>
       <w:r>
-        <w:t>is_click_sw(swVal)</w:t>
+        <w:t>is_click_sw(</w:t>
+      </w:r>
+      <w:r>
+        <w:t>joystick_swVal</w:t>
+      </w:r>
+      <w:r>
+        <w:t>)</w:t>
       </w:r>
     </w:p>
     <w:tbl>
@@ -13188,7 +13756,15 @@
               <w:t>''</w:t>
             </w:r>
             <w:r>
-              <w:t>is_click_sw(swVal)</w:t>
+              <w:t>is_click_sw(</w:t>
+            </w:r>
+            <w:r>
+              <w:t>joystick_swVal</w:t>
+            </w:r>
+            <w:bookmarkStart w:id="0" w:name="_GoBack"/>
+            <w:bookmarkEnd w:id="0"/>
+            <w:r>
+              <w:t>)</w:t>
             </w:r>
             <w:r>
               <w:t xml:space="preserve"> '</w:t>
@@ -13648,7 +14224,7 @@
           </mc:Choice>
           <mc:Fallback>
             <w:pict>
-              <v:shape w14:anchorId="706F3163" id="圓角矩形 48" o:spid="_x0000_s1057" style="width:204pt;height:29.55pt;visibility:visible;mso-wrap-style:square;mso-left-percent:-10001;mso-top-percent:-10001;mso-position-horizontal:absolute;mso-position-horizontal-relative:char;mso-position-vertical:absolute;mso-position-vertical-relative:line;mso-left-percent:-10001;mso-top-percent:-10001;v-text-anchor:middle" coordsize="4625868,375557" o:spt="100" o:gfxdata="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" adj="-11796480,,5400" path="m119183,127411c119183,92841,147207,,181777,l4563274,v34570,,62594,28024,62594,62594l4625868,312963v,34570,-28024,62594,-62594,62594l181777,375557v-34570,,-54974,-100467,-54974,-135037l10319,315726,,77770r119183,49641xe" fillcolor="#ffc000 [3207]" strokecolor="#7f5f00 [1607]" strokeweight="1pt">
+              <v:shape w14:anchorId="706F3163" id="_x0000_s1057" style="width:204pt;height:29.55pt;visibility:visible;mso-wrap-style:square;mso-left-percent:-10001;mso-top-percent:-10001;mso-position-horizontal:absolute;mso-position-horizontal-relative:char;mso-position-vertical:absolute;mso-position-vertical-relative:line;mso-left-percent:-10001;mso-top-percent:-10001;v-text-anchor:middle" coordsize="4625868,375557" o:spt="100" o:gfxdata="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" adj="-11796480,,5400" path="m119183,127411c119183,92841,147207,,181777,l4563274,v34570,,62594,28024,62594,62594l4625868,312963v,34570,-28024,62594,-62594,62594l181777,375557v-34570,,-54974,-100467,-54974,-135037l10319,315726,,77770r119183,49641xe" fillcolor="#ffc000 [3207]" strokecolor="#7f5f00 [1607]" strokeweight="1pt">
                 <v:stroke joinstyle="miter"/>
                 <v:formulas/>
                 <v:path arrowok="t" o:connecttype="custom" o:connectlocs="66751,127411;101807,0;2555743,0;2590800,62594;2590800,312963;2555743,375557;101807,375557;71018,240520;5779,315726;0,77770;66751,127411" o:connectangles="0,0,0,0,0,0,0,0,0,0,0" textboxrect="0,0,4625868,375557"/>
@@ -13657,9 +14233,6 @@
                     <w:p>
                       <w:pPr>
                         <w:ind w:firstLineChars="50" w:firstLine="120"/>
-                        <w:rPr>
-                          <w:rFonts w:hint="eastAsia"/>
-                        </w:rPr>
                       </w:pPr>
                       <w:r>
                         <w:rPr>
@@ -13718,7 +14291,19 @@
         <w:ind w:firstLineChars="100" w:firstLine="240"/>
       </w:pPr>
       <w:r>
-        <w:t>is_this_direct(xVal,yVal,</w:t>
+        <w:t>is_this_direct(</w:t>
+      </w:r>
+      <w:r>
+        <w:t>joystick_xVal</w:t>
+      </w:r>
+      <w:r>
+        <w:t>,</w:t>
+      </w:r>
+      <w:r>
+        <w:t>joystick_yVal</w:t>
+      </w:r>
+      <w:r>
+        <w:t>,</w:t>
       </w:r>
       <w:r>
         <w:rPr>
@@ -13749,7 +14334,19 @@
               <w:t>''</w:t>
             </w:r>
             <w:r>
-              <w:t>is_this_direct(xVal,yVal,</w:t>
+              <w:t>is_this_direct(</w:t>
+            </w:r>
+            <w:r>
+              <w:t>joystick_xVal</w:t>
+            </w:r>
+            <w:r>
+              <w:t>,</w:t>
+            </w:r>
+            <w:r>
+              <w:t>joystick_yVal</w:t>
+            </w:r>
+            <w:r>
+              <w:t>,</w:t>
             </w:r>
             <w:r>
               <w:rPr>
@@ -13772,7 +14369,7 @@
                 <w:rFonts w:hint="eastAsia"/>
                 <w:color w:val="FF0000"/>
               </w:rPr>
-              <w:t>value_direct</w:t>
+              <w:t>dropdown_direct</w:t>
             </w:r>
             <w:r>
               <w:rPr>
@@ -13802,514 +14399,632 @@
           <w:noProof/>
         </w:rPr>
         <mc:AlternateContent>
-          <mc:Choice Requires="wps">
+          <mc:Choice Requires="wpg">
             <w:drawing>
-              <wp:inline distT="0" distB="0" distL="0" distR="0" wp14:anchorId="3ED95E1B" wp14:editId="33FC0042">
-                <wp:extent cx="2160815" cy="375557"/>
+              <wp:anchor distT="0" distB="0" distL="114300" distR="114300" simplePos="0" relativeHeight="251661312" behindDoc="0" locked="0" layoutInCell="1" allowOverlap="1" wp14:anchorId="1F23F2CA" wp14:editId="4125F96A">
+                <wp:simplePos x="0" y="0"/>
+                <wp:positionH relativeFrom="column">
+                  <wp:posOffset>168965</wp:posOffset>
+                </wp:positionH>
+                <wp:positionV relativeFrom="paragraph">
+                  <wp:posOffset>32164</wp:posOffset>
+                </wp:positionV>
+                <wp:extent cx="2160270" cy="375285"/>
                 <wp:effectExtent l="19050" t="0" r="11430" b="24765"/>
-                <wp:docPr id="50" name="圓角矩形 48"/>
+                <wp:wrapNone/>
+                <wp:docPr id="60" name="群組 60"/>
                 <wp:cNvGraphicFramePr/>
                 <a:graphic xmlns:a="http://schemas.openxmlformats.org/drawingml/2006/main">
-                  <a:graphicData uri="http://schemas.microsoft.com/office/word/2010/wordprocessingShape">
-                    <wps:wsp>
-                      <wps:cNvSpPr/>
-                      <wps:spPr>
+                  <a:graphicData uri="http://schemas.microsoft.com/office/word/2010/wordprocessingGroup">
+                    <wpg:wgp>
+                      <wpg:cNvGrpSpPr/>
+                      <wpg:grpSpPr>
                         <a:xfrm>
                           <a:off x="0" y="0"/>
-                          <a:ext cx="2160815" cy="375557"/>
+                          <a:ext cx="2160270" cy="375285"/>
+                          <a:chOff x="0" y="0"/>
+                          <a:chExt cx="2160270" cy="375285"/>
                         </a:xfrm>
-                        <a:custGeom>
-                          <a:avLst/>
-                          <a:gdLst>
-                            <a:gd name="connsiteX0" fmla="*/ 0 w 4506685"/>
-                            <a:gd name="connsiteY0" fmla="*/ 62594 h 375557"/>
-                            <a:gd name="connsiteX1" fmla="*/ 62594 w 4506685"/>
-                            <a:gd name="connsiteY1" fmla="*/ 0 h 375557"/>
-                            <a:gd name="connsiteX2" fmla="*/ 4444091 w 4506685"/>
-                            <a:gd name="connsiteY2" fmla="*/ 0 h 375557"/>
-                            <a:gd name="connsiteX3" fmla="*/ 4506685 w 4506685"/>
-                            <a:gd name="connsiteY3" fmla="*/ 62594 h 375557"/>
-                            <a:gd name="connsiteX4" fmla="*/ 4506685 w 4506685"/>
-                            <a:gd name="connsiteY4" fmla="*/ 312963 h 375557"/>
-                            <a:gd name="connsiteX5" fmla="*/ 4444091 w 4506685"/>
-                            <a:gd name="connsiteY5" fmla="*/ 375557 h 375557"/>
-                            <a:gd name="connsiteX6" fmla="*/ 62594 w 4506685"/>
-                            <a:gd name="connsiteY6" fmla="*/ 375557 h 375557"/>
-                            <a:gd name="connsiteX7" fmla="*/ 0 w 4506685"/>
-                            <a:gd name="connsiteY7" fmla="*/ 312963 h 375557"/>
-                            <a:gd name="connsiteX8" fmla="*/ 0 w 4506685"/>
-                            <a:gd name="connsiteY8" fmla="*/ 62594 h 375557"/>
-                            <a:gd name="connsiteX0" fmla="*/ 0 w 4506685"/>
-                            <a:gd name="connsiteY0" fmla="*/ 62594 h 375557"/>
-                            <a:gd name="connsiteX1" fmla="*/ 62594 w 4506685"/>
-                            <a:gd name="connsiteY1" fmla="*/ 0 h 375557"/>
-                            <a:gd name="connsiteX2" fmla="*/ 4444091 w 4506685"/>
-                            <a:gd name="connsiteY2" fmla="*/ 0 h 375557"/>
-                            <a:gd name="connsiteX3" fmla="*/ 4506685 w 4506685"/>
-                            <a:gd name="connsiteY3" fmla="*/ 62594 h 375557"/>
-                            <a:gd name="connsiteX4" fmla="*/ 4506685 w 4506685"/>
-                            <a:gd name="connsiteY4" fmla="*/ 312963 h 375557"/>
-                            <a:gd name="connsiteX5" fmla="*/ 4444091 w 4506685"/>
-                            <a:gd name="connsiteY5" fmla="*/ 375557 h 375557"/>
-                            <a:gd name="connsiteX6" fmla="*/ 62594 w 4506685"/>
-                            <a:gd name="connsiteY6" fmla="*/ 375557 h 375557"/>
-                            <a:gd name="connsiteX7" fmla="*/ 0 w 4506685"/>
-                            <a:gd name="connsiteY7" fmla="*/ 312963 h 375557"/>
-                            <a:gd name="connsiteX8" fmla="*/ 5443 w 4506685"/>
-                            <a:gd name="connsiteY8" fmla="*/ 163286 h 375557"/>
-                            <a:gd name="connsiteX9" fmla="*/ 0 w 4506685"/>
-                            <a:gd name="connsiteY9" fmla="*/ 62594 h 375557"/>
-                            <a:gd name="connsiteX0" fmla="*/ 310249 w 4816934"/>
-                            <a:gd name="connsiteY0" fmla="*/ 62594 h 375557"/>
-                            <a:gd name="connsiteX1" fmla="*/ 372843 w 4816934"/>
-                            <a:gd name="connsiteY1" fmla="*/ 0 h 375557"/>
-                            <a:gd name="connsiteX2" fmla="*/ 4754340 w 4816934"/>
-                            <a:gd name="connsiteY2" fmla="*/ 0 h 375557"/>
-                            <a:gd name="connsiteX3" fmla="*/ 4816934 w 4816934"/>
-                            <a:gd name="connsiteY3" fmla="*/ 62594 h 375557"/>
-                            <a:gd name="connsiteX4" fmla="*/ 4816934 w 4816934"/>
-                            <a:gd name="connsiteY4" fmla="*/ 312963 h 375557"/>
-                            <a:gd name="connsiteX5" fmla="*/ 4754340 w 4816934"/>
-                            <a:gd name="connsiteY5" fmla="*/ 375557 h 375557"/>
-                            <a:gd name="connsiteX6" fmla="*/ 372843 w 4816934"/>
-                            <a:gd name="connsiteY6" fmla="*/ 375557 h 375557"/>
-                            <a:gd name="connsiteX7" fmla="*/ 310249 w 4816934"/>
-                            <a:gd name="connsiteY7" fmla="*/ 312963 h 375557"/>
-                            <a:gd name="connsiteX8" fmla="*/ 0 w 4816934"/>
-                            <a:gd name="connsiteY8" fmla="*/ 146945 h 375557"/>
-                            <a:gd name="connsiteX9" fmla="*/ 310249 w 4816934"/>
-                            <a:gd name="connsiteY9" fmla="*/ 62594 h 375557"/>
-                            <a:gd name="connsiteX0" fmla="*/ 310249 w 4816934"/>
-                            <a:gd name="connsiteY0" fmla="*/ 62594 h 375557"/>
-                            <a:gd name="connsiteX1" fmla="*/ 372843 w 4816934"/>
-                            <a:gd name="connsiteY1" fmla="*/ 0 h 375557"/>
-                            <a:gd name="connsiteX2" fmla="*/ 4754340 w 4816934"/>
-                            <a:gd name="connsiteY2" fmla="*/ 0 h 375557"/>
-                            <a:gd name="connsiteX3" fmla="*/ 4816934 w 4816934"/>
-                            <a:gd name="connsiteY3" fmla="*/ 62594 h 375557"/>
-                            <a:gd name="connsiteX4" fmla="*/ 4816934 w 4816934"/>
-                            <a:gd name="connsiteY4" fmla="*/ 312963 h 375557"/>
-                            <a:gd name="connsiteX5" fmla="*/ 4754340 w 4816934"/>
-                            <a:gd name="connsiteY5" fmla="*/ 375557 h 375557"/>
-                            <a:gd name="connsiteX6" fmla="*/ 372843 w 4816934"/>
-                            <a:gd name="connsiteY6" fmla="*/ 375557 h 375557"/>
-                            <a:gd name="connsiteX7" fmla="*/ 310249 w 4816934"/>
-                            <a:gd name="connsiteY7" fmla="*/ 312963 h 375557"/>
-                            <a:gd name="connsiteX8" fmla="*/ 190500 w 4816934"/>
-                            <a:gd name="connsiteY8" fmla="*/ 261257 h 375557"/>
-                            <a:gd name="connsiteX9" fmla="*/ 0 w 4816934"/>
-                            <a:gd name="connsiteY9" fmla="*/ 146945 h 375557"/>
-                            <a:gd name="connsiteX10" fmla="*/ 310249 w 4816934"/>
-                            <a:gd name="connsiteY10" fmla="*/ 62594 h 375557"/>
-                            <a:gd name="connsiteX0" fmla="*/ 321154 w 4827839"/>
-                            <a:gd name="connsiteY0" fmla="*/ 62594 h 375557"/>
-                            <a:gd name="connsiteX1" fmla="*/ 383748 w 4827839"/>
-                            <a:gd name="connsiteY1" fmla="*/ 0 h 375557"/>
-                            <a:gd name="connsiteX2" fmla="*/ 4765245 w 4827839"/>
-                            <a:gd name="connsiteY2" fmla="*/ 0 h 375557"/>
-                            <a:gd name="connsiteX3" fmla="*/ 4827839 w 4827839"/>
-                            <a:gd name="connsiteY3" fmla="*/ 62594 h 375557"/>
-                            <a:gd name="connsiteX4" fmla="*/ 4827839 w 4827839"/>
-                            <a:gd name="connsiteY4" fmla="*/ 312963 h 375557"/>
-                            <a:gd name="connsiteX5" fmla="*/ 4765245 w 4827839"/>
-                            <a:gd name="connsiteY5" fmla="*/ 375557 h 375557"/>
-                            <a:gd name="connsiteX6" fmla="*/ 383748 w 4827839"/>
-                            <a:gd name="connsiteY6" fmla="*/ 375557 h 375557"/>
-                            <a:gd name="connsiteX7" fmla="*/ 321154 w 4827839"/>
-                            <a:gd name="connsiteY7" fmla="*/ 312963 h 375557"/>
-                            <a:gd name="connsiteX8" fmla="*/ 0 w 4827839"/>
-                            <a:gd name="connsiteY8" fmla="*/ 321173 h 375557"/>
-                            <a:gd name="connsiteX9" fmla="*/ 10905 w 4827839"/>
-                            <a:gd name="connsiteY9" fmla="*/ 146945 h 375557"/>
-                            <a:gd name="connsiteX10" fmla="*/ 321154 w 4827839"/>
-                            <a:gd name="connsiteY10" fmla="*/ 62594 h 375557"/>
-                            <a:gd name="connsiteX0" fmla="*/ 321154 w 4827839"/>
-                            <a:gd name="connsiteY0" fmla="*/ 62594 h 375557"/>
-                            <a:gd name="connsiteX1" fmla="*/ 383748 w 4827839"/>
-                            <a:gd name="connsiteY1" fmla="*/ 0 h 375557"/>
-                            <a:gd name="connsiteX2" fmla="*/ 4765245 w 4827839"/>
-                            <a:gd name="connsiteY2" fmla="*/ 0 h 375557"/>
-                            <a:gd name="connsiteX3" fmla="*/ 4827839 w 4827839"/>
-                            <a:gd name="connsiteY3" fmla="*/ 62594 h 375557"/>
-                            <a:gd name="connsiteX4" fmla="*/ 4827839 w 4827839"/>
-                            <a:gd name="connsiteY4" fmla="*/ 312963 h 375557"/>
-                            <a:gd name="connsiteX5" fmla="*/ 4765245 w 4827839"/>
-                            <a:gd name="connsiteY5" fmla="*/ 375557 h 375557"/>
-                            <a:gd name="connsiteX6" fmla="*/ 383748 w 4827839"/>
-                            <a:gd name="connsiteY6" fmla="*/ 375557 h 375557"/>
-                            <a:gd name="connsiteX7" fmla="*/ 321154 w 4827839"/>
-                            <a:gd name="connsiteY7" fmla="*/ 312963 h 375557"/>
-                            <a:gd name="connsiteX8" fmla="*/ 0 w 4827839"/>
-                            <a:gd name="connsiteY8" fmla="*/ 321173 h 375557"/>
-                            <a:gd name="connsiteX9" fmla="*/ 38122 w 4827839"/>
-                            <a:gd name="connsiteY9" fmla="*/ 97924 h 375557"/>
-                            <a:gd name="connsiteX10" fmla="*/ 321154 w 4827839"/>
-                            <a:gd name="connsiteY10" fmla="*/ 62594 h 375557"/>
-                            <a:gd name="connsiteX0" fmla="*/ 283032 w 4789717"/>
-                            <a:gd name="connsiteY0" fmla="*/ 62594 h 375557"/>
-                            <a:gd name="connsiteX1" fmla="*/ 345626 w 4789717"/>
-                            <a:gd name="connsiteY1" fmla="*/ 0 h 375557"/>
-                            <a:gd name="connsiteX2" fmla="*/ 4727123 w 4789717"/>
-                            <a:gd name="connsiteY2" fmla="*/ 0 h 375557"/>
-                            <a:gd name="connsiteX3" fmla="*/ 4789717 w 4789717"/>
-                            <a:gd name="connsiteY3" fmla="*/ 62594 h 375557"/>
-                            <a:gd name="connsiteX4" fmla="*/ 4789717 w 4789717"/>
-                            <a:gd name="connsiteY4" fmla="*/ 312963 h 375557"/>
-                            <a:gd name="connsiteX5" fmla="*/ 4727123 w 4789717"/>
-                            <a:gd name="connsiteY5" fmla="*/ 375557 h 375557"/>
-                            <a:gd name="connsiteX6" fmla="*/ 345626 w 4789717"/>
-                            <a:gd name="connsiteY6" fmla="*/ 375557 h 375557"/>
-                            <a:gd name="connsiteX7" fmla="*/ 283032 w 4789717"/>
-                            <a:gd name="connsiteY7" fmla="*/ 312963 h 375557"/>
-                            <a:gd name="connsiteX8" fmla="*/ 21756 w 4789717"/>
-                            <a:gd name="connsiteY8" fmla="*/ 315726 h 375557"/>
-                            <a:gd name="connsiteX9" fmla="*/ 0 w 4789717"/>
-                            <a:gd name="connsiteY9" fmla="*/ 97924 h 375557"/>
-                            <a:gd name="connsiteX10" fmla="*/ 283032 w 4789717"/>
-                            <a:gd name="connsiteY10" fmla="*/ 62594 h 375557"/>
-                            <a:gd name="connsiteX0" fmla="*/ 261276 w 4767961"/>
-                            <a:gd name="connsiteY0" fmla="*/ 62594 h 375557"/>
-                            <a:gd name="connsiteX1" fmla="*/ 323870 w 4767961"/>
-                            <a:gd name="connsiteY1" fmla="*/ 0 h 375557"/>
-                            <a:gd name="connsiteX2" fmla="*/ 4705367 w 4767961"/>
-                            <a:gd name="connsiteY2" fmla="*/ 0 h 375557"/>
-                            <a:gd name="connsiteX3" fmla="*/ 4767961 w 4767961"/>
-                            <a:gd name="connsiteY3" fmla="*/ 62594 h 375557"/>
-                            <a:gd name="connsiteX4" fmla="*/ 4767961 w 4767961"/>
-                            <a:gd name="connsiteY4" fmla="*/ 312963 h 375557"/>
-                            <a:gd name="connsiteX5" fmla="*/ 4705367 w 4767961"/>
-                            <a:gd name="connsiteY5" fmla="*/ 375557 h 375557"/>
-                            <a:gd name="connsiteX6" fmla="*/ 323870 w 4767961"/>
-                            <a:gd name="connsiteY6" fmla="*/ 375557 h 375557"/>
-                            <a:gd name="connsiteX7" fmla="*/ 261276 w 4767961"/>
-                            <a:gd name="connsiteY7" fmla="*/ 312963 h 375557"/>
-                            <a:gd name="connsiteX8" fmla="*/ 0 w 4767961"/>
-                            <a:gd name="connsiteY8" fmla="*/ 315726 h 375557"/>
-                            <a:gd name="connsiteX9" fmla="*/ 92557 w 4767961"/>
-                            <a:gd name="connsiteY9" fmla="*/ 81583 h 375557"/>
-                            <a:gd name="connsiteX10" fmla="*/ 261276 w 4767961"/>
-                            <a:gd name="connsiteY10" fmla="*/ 62594 h 375557"/>
-                            <a:gd name="connsiteX0" fmla="*/ 168719 w 4675404"/>
-                            <a:gd name="connsiteY0" fmla="*/ 62594 h 375557"/>
-                            <a:gd name="connsiteX1" fmla="*/ 231313 w 4675404"/>
-                            <a:gd name="connsiteY1" fmla="*/ 0 h 375557"/>
-                            <a:gd name="connsiteX2" fmla="*/ 4612810 w 4675404"/>
-                            <a:gd name="connsiteY2" fmla="*/ 0 h 375557"/>
-                            <a:gd name="connsiteX3" fmla="*/ 4675404 w 4675404"/>
-                            <a:gd name="connsiteY3" fmla="*/ 62594 h 375557"/>
-                            <a:gd name="connsiteX4" fmla="*/ 4675404 w 4675404"/>
-                            <a:gd name="connsiteY4" fmla="*/ 312963 h 375557"/>
-                            <a:gd name="connsiteX5" fmla="*/ 4612810 w 4675404"/>
-                            <a:gd name="connsiteY5" fmla="*/ 375557 h 375557"/>
-                            <a:gd name="connsiteX6" fmla="*/ 231313 w 4675404"/>
-                            <a:gd name="connsiteY6" fmla="*/ 375557 h 375557"/>
-                            <a:gd name="connsiteX7" fmla="*/ 168719 w 4675404"/>
-                            <a:gd name="connsiteY7" fmla="*/ 312963 h 375557"/>
-                            <a:gd name="connsiteX8" fmla="*/ 59855 w 4675404"/>
-                            <a:gd name="connsiteY8" fmla="*/ 315726 h 375557"/>
-                            <a:gd name="connsiteX9" fmla="*/ 0 w 4675404"/>
-                            <a:gd name="connsiteY9" fmla="*/ 81583 h 375557"/>
-                            <a:gd name="connsiteX10" fmla="*/ 168719 w 4675404"/>
-                            <a:gd name="connsiteY10" fmla="*/ 62594 h 375557"/>
-                            <a:gd name="connsiteX0" fmla="*/ 119183 w 4625868"/>
-                            <a:gd name="connsiteY0" fmla="*/ 62594 h 375557"/>
-                            <a:gd name="connsiteX1" fmla="*/ 181777 w 4625868"/>
-                            <a:gd name="connsiteY1" fmla="*/ 0 h 375557"/>
-                            <a:gd name="connsiteX2" fmla="*/ 4563274 w 4625868"/>
-                            <a:gd name="connsiteY2" fmla="*/ 0 h 375557"/>
-                            <a:gd name="connsiteX3" fmla="*/ 4625868 w 4625868"/>
-                            <a:gd name="connsiteY3" fmla="*/ 62594 h 375557"/>
-                            <a:gd name="connsiteX4" fmla="*/ 4625868 w 4625868"/>
-                            <a:gd name="connsiteY4" fmla="*/ 312963 h 375557"/>
-                            <a:gd name="connsiteX5" fmla="*/ 4563274 w 4625868"/>
-                            <a:gd name="connsiteY5" fmla="*/ 375557 h 375557"/>
-                            <a:gd name="connsiteX6" fmla="*/ 181777 w 4625868"/>
-                            <a:gd name="connsiteY6" fmla="*/ 375557 h 375557"/>
-                            <a:gd name="connsiteX7" fmla="*/ 119183 w 4625868"/>
-                            <a:gd name="connsiteY7" fmla="*/ 312963 h 375557"/>
-                            <a:gd name="connsiteX8" fmla="*/ 10319 w 4625868"/>
-                            <a:gd name="connsiteY8" fmla="*/ 315726 h 375557"/>
-                            <a:gd name="connsiteX9" fmla="*/ 0 w 4625868"/>
-                            <a:gd name="connsiteY9" fmla="*/ 77770 h 375557"/>
-                            <a:gd name="connsiteX10" fmla="*/ 119183 w 4625868"/>
-                            <a:gd name="connsiteY10" fmla="*/ 62594 h 375557"/>
-                            <a:gd name="connsiteX0" fmla="*/ 119183 w 4625868"/>
-                            <a:gd name="connsiteY0" fmla="*/ 127411 h 375557"/>
-                            <a:gd name="connsiteX1" fmla="*/ 181777 w 4625868"/>
-                            <a:gd name="connsiteY1" fmla="*/ 0 h 375557"/>
-                            <a:gd name="connsiteX2" fmla="*/ 4563274 w 4625868"/>
-                            <a:gd name="connsiteY2" fmla="*/ 0 h 375557"/>
-                            <a:gd name="connsiteX3" fmla="*/ 4625868 w 4625868"/>
-                            <a:gd name="connsiteY3" fmla="*/ 62594 h 375557"/>
-                            <a:gd name="connsiteX4" fmla="*/ 4625868 w 4625868"/>
-                            <a:gd name="connsiteY4" fmla="*/ 312963 h 375557"/>
-                            <a:gd name="connsiteX5" fmla="*/ 4563274 w 4625868"/>
-                            <a:gd name="connsiteY5" fmla="*/ 375557 h 375557"/>
-                            <a:gd name="connsiteX6" fmla="*/ 181777 w 4625868"/>
-                            <a:gd name="connsiteY6" fmla="*/ 375557 h 375557"/>
-                            <a:gd name="connsiteX7" fmla="*/ 119183 w 4625868"/>
-                            <a:gd name="connsiteY7" fmla="*/ 312963 h 375557"/>
-                            <a:gd name="connsiteX8" fmla="*/ 10319 w 4625868"/>
-                            <a:gd name="connsiteY8" fmla="*/ 315726 h 375557"/>
-                            <a:gd name="connsiteX9" fmla="*/ 0 w 4625868"/>
-                            <a:gd name="connsiteY9" fmla="*/ 77770 h 375557"/>
-                            <a:gd name="connsiteX10" fmla="*/ 119183 w 4625868"/>
-                            <a:gd name="connsiteY10" fmla="*/ 127411 h 375557"/>
-                            <a:gd name="connsiteX0" fmla="*/ 119183 w 4625868"/>
-                            <a:gd name="connsiteY0" fmla="*/ 127411 h 375557"/>
-                            <a:gd name="connsiteX1" fmla="*/ 181777 w 4625868"/>
-                            <a:gd name="connsiteY1" fmla="*/ 0 h 375557"/>
-                            <a:gd name="connsiteX2" fmla="*/ 4563274 w 4625868"/>
-                            <a:gd name="connsiteY2" fmla="*/ 0 h 375557"/>
-                            <a:gd name="connsiteX3" fmla="*/ 4625868 w 4625868"/>
-                            <a:gd name="connsiteY3" fmla="*/ 62594 h 375557"/>
-                            <a:gd name="connsiteX4" fmla="*/ 4625868 w 4625868"/>
-                            <a:gd name="connsiteY4" fmla="*/ 312963 h 375557"/>
-                            <a:gd name="connsiteX5" fmla="*/ 4563274 w 4625868"/>
-                            <a:gd name="connsiteY5" fmla="*/ 375557 h 375557"/>
-                            <a:gd name="connsiteX6" fmla="*/ 181777 w 4625868"/>
-                            <a:gd name="connsiteY6" fmla="*/ 375557 h 375557"/>
-                            <a:gd name="connsiteX7" fmla="*/ 126803 w 4625868"/>
-                            <a:gd name="connsiteY7" fmla="*/ 240520 h 375557"/>
-                            <a:gd name="connsiteX8" fmla="*/ 10319 w 4625868"/>
-                            <a:gd name="connsiteY8" fmla="*/ 315726 h 375557"/>
-                            <a:gd name="connsiteX9" fmla="*/ 0 w 4625868"/>
-                            <a:gd name="connsiteY9" fmla="*/ 77770 h 375557"/>
-                            <a:gd name="connsiteX10" fmla="*/ 119183 w 4625868"/>
-                            <a:gd name="connsiteY10" fmla="*/ 127411 h 375557"/>
-                          </a:gdLst>
-                          <a:ahLst/>
-                          <a:cxnLst>
-                            <a:cxn ang="0">
-                              <a:pos x="connsiteX0" y="connsiteY0"/>
-                            </a:cxn>
-                            <a:cxn ang="0">
-                              <a:pos x="connsiteX1" y="connsiteY1"/>
-                            </a:cxn>
-                            <a:cxn ang="0">
-                              <a:pos x="connsiteX2" y="connsiteY2"/>
-                            </a:cxn>
-                            <a:cxn ang="0">
-                              <a:pos x="connsiteX3" y="connsiteY3"/>
-                            </a:cxn>
-                            <a:cxn ang="0">
-                              <a:pos x="connsiteX4" y="connsiteY4"/>
-                            </a:cxn>
-                            <a:cxn ang="0">
-                              <a:pos x="connsiteX5" y="connsiteY5"/>
-                            </a:cxn>
-                            <a:cxn ang="0">
-                              <a:pos x="connsiteX6" y="connsiteY6"/>
-                            </a:cxn>
-                            <a:cxn ang="0">
-                              <a:pos x="connsiteX7" y="connsiteY7"/>
-                            </a:cxn>
-                            <a:cxn ang="0">
-                              <a:pos x="connsiteX8" y="connsiteY8"/>
-                            </a:cxn>
-                            <a:cxn ang="0">
-                              <a:pos x="connsiteX9" y="connsiteY9"/>
-                            </a:cxn>
-                            <a:cxn ang="0">
-                              <a:pos x="connsiteX10" y="connsiteY10"/>
-                            </a:cxn>
-                          </a:cxnLst>
-                          <a:rect l="l" t="t" r="r" b="b"/>
-                          <a:pathLst>
-                            <a:path w="4625868" h="375557">
-                              <a:moveTo>
-                                <a:pt x="119183" y="127411"/>
-                              </a:moveTo>
-                              <a:cubicBezTo>
-                                <a:pt x="119183" y="92841"/>
-                                <a:pt x="147207" y="0"/>
-                                <a:pt x="181777" y="0"/>
-                              </a:cubicBezTo>
-                              <a:lnTo>
-                                <a:pt x="4563274" y="0"/>
-                              </a:lnTo>
-                              <a:cubicBezTo>
-                                <a:pt x="4597844" y="0"/>
-                                <a:pt x="4625868" y="28024"/>
-                                <a:pt x="4625868" y="62594"/>
-                              </a:cubicBezTo>
-                              <a:lnTo>
-                                <a:pt x="4625868" y="312963"/>
-                              </a:lnTo>
-                              <a:cubicBezTo>
-                                <a:pt x="4625868" y="347533"/>
-                                <a:pt x="4597844" y="375557"/>
-                                <a:pt x="4563274" y="375557"/>
-                              </a:cubicBezTo>
-                              <a:lnTo>
-                                <a:pt x="181777" y="375557"/>
-                              </a:lnTo>
-                              <a:cubicBezTo>
-                                <a:pt x="147207" y="375557"/>
-                                <a:pt x="126803" y="275090"/>
-                                <a:pt x="126803" y="240520"/>
-                              </a:cubicBezTo>
-                              <a:lnTo>
-                                <a:pt x="10319" y="315726"/>
-                              </a:lnTo>
-                              <a:lnTo>
-                                <a:pt x="0" y="77770"/>
-                              </a:lnTo>
-                              <a:lnTo>
-                                <a:pt x="119183" y="127411"/>
-                              </a:lnTo>
-                              <a:close/>
-                            </a:path>
-                          </a:pathLst>
-                        </a:custGeom>
-                      </wps:spPr>
-                      <wps:style>
-                        <a:lnRef idx="2">
-                          <a:schemeClr val="accent4">
-                            <a:shade val="50000"/>
-                          </a:schemeClr>
-                        </a:lnRef>
-                        <a:fillRef idx="1">
-                          <a:schemeClr val="accent4"/>
-                        </a:fillRef>
-                        <a:effectRef idx="0">
-                          <a:schemeClr val="accent4"/>
-                        </a:effectRef>
-                        <a:fontRef idx="minor">
-                          <a:schemeClr val="lt1"/>
-                        </a:fontRef>
-                      </wps:style>
-                      <wps:txbx>
-                        <w:txbxContent>
-                          <w:p>
-                            <w:pPr>
-                              <w:ind w:firstLineChars="50" w:firstLine="120"/>
-                            </w:pPr>
-                            <w:r>
-                              <w:rPr>
-                                <w:rFonts w:hint="eastAsia"/>
-                              </w:rPr>
-                              <w:t>Joystick</w:t>
-                            </w:r>
-                            <w:r>
-                              <w:rPr>
-                                <w:rFonts w:hint="eastAsia"/>
-                              </w:rPr>
-                              <w:t>搖桿</w:t>
-                            </w:r>
-                            <w:r>
-                              <w:rPr>
-                                <w:rFonts w:hint="eastAsia"/>
-                              </w:rPr>
-                              <w:t xml:space="preserve"> </w:t>
-                            </w:r>
-                            <w:r>
-                              <w:t>方</w:t>
-                            </w:r>
-                            <w:r>
-                              <w:rPr>
-                                <w:rFonts w:hint="eastAsia"/>
-                              </w:rPr>
-                              <w:t>向是</w:t>
-                            </w:r>
-                            <w:r>
-                              <w:rPr>
-                                <w:rFonts w:hint="eastAsia"/>
-                              </w:rPr>
-                              <w:t>(</w:t>
-                            </w:r>
-                            <w:r>
-                              <w:rPr>
-                                <w:rFonts w:hint="eastAsia"/>
-                              </w:rPr>
-                              <w:t>↑</w:t>
-                            </w:r>
-                            <w:r>
-                              <w:rPr>
-                                <w:rFonts w:hint="eastAsia"/>
-                              </w:rPr>
-                              <w:t>)</w:t>
-                            </w:r>
-                          </w:p>
-                        </w:txbxContent>
-                      </wps:txbx>
-                      <wps:bodyPr rot="0" spcFirstLastPara="0" vertOverflow="overflow" horzOverflow="overflow" vert="horz" wrap="square" lIns="91440" tIns="45720" rIns="91440" bIns="45720" numCol="1" spcCol="0" rtlCol="0" fromWordArt="0" anchor="ctr" anchorCtr="0" forceAA="0" compatLnSpc="1">
-                        <a:prstTxWarp prst="textNoShape">
-                          <a:avLst/>
-                        </a:prstTxWarp>
-                        <a:noAutofit/>
-                      </wps:bodyPr>
-                    </wps:wsp>
+                      </wpg:grpSpPr>
+                      <wps:wsp>
+                        <wps:cNvPr id="50" name="圓角矩形 48"/>
+                        <wps:cNvSpPr/>
+                        <wps:spPr>
+                          <a:xfrm>
+                            <a:off x="0" y="0"/>
+                            <a:ext cx="2160270" cy="375285"/>
+                          </a:xfrm>
+                          <a:custGeom>
+                            <a:avLst/>
+                            <a:gdLst>
+                              <a:gd name="connsiteX0" fmla="*/ 0 w 4506685"/>
+                              <a:gd name="connsiteY0" fmla="*/ 62594 h 375557"/>
+                              <a:gd name="connsiteX1" fmla="*/ 62594 w 4506685"/>
+                              <a:gd name="connsiteY1" fmla="*/ 0 h 375557"/>
+                              <a:gd name="connsiteX2" fmla="*/ 4444091 w 4506685"/>
+                              <a:gd name="connsiteY2" fmla="*/ 0 h 375557"/>
+                              <a:gd name="connsiteX3" fmla="*/ 4506685 w 4506685"/>
+                              <a:gd name="connsiteY3" fmla="*/ 62594 h 375557"/>
+                              <a:gd name="connsiteX4" fmla="*/ 4506685 w 4506685"/>
+                              <a:gd name="connsiteY4" fmla="*/ 312963 h 375557"/>
+                              <a:gd name="connsiteX5" fmla="*/ 4444091 w 4506685"/>
+                              <a:gd name="connsiteY5" fmla="*/ 375557 h 375557"/>
+                              <a:gd name="connsiteX6" fmla="*/ 62594 w 4506685"/>
+                              <a:gd name="connsiteY6" fmla="*/ 375557 h 375557"/>
+                              <a:gd name="connsiteX7" fmla="*/ 0 w 4506685"/>
+                              <a:gd name="connsiteY7" fmla="*/ 312963 h 375557"/>
+                              <a:gd name="connsiteX8" fmla="*/ 0 w 4506685"/>
+                              <a:gd name="connsiteY8" fmla="*/ 62594 h 375557"/>
+                              <a:gd name="connsiteX0" fmla="*/ 0 w 4506685"/>
+                              <a:gd name="connsiteY0" fmla="*/ 62594 h 375557"/>
+                              <a:gd name="connsiteX1" fmla="*/ 62594 w 4506685"/>
+                              <a:gd name="connsiteY1" fmla="*/ 0 h 375557"/>
+                              <a:gd name="connsiteX2" fmla="*/ 4444091 w 4506685"/>
+                              <a:gd name="connsiteY2" fmla="*/ 0 h 375557"/>
+                              <a:gd name="connsiteX3" fmla="*/ 4506685 w 4506685"/>
+                              <a:gd name="connsiteY3" fmla="*/ 62594 h 375557"/>
+                              <a:gd name="connsiteX4" fmla="*/ 4506685 w 4506685"/>
+                              <a:gd name="connsiteY4" fmla="*/ 312963 h 375557"/>
+                              <a:gd name="connsiteX5" fmla="*/ 4444091 w 4506685"/>
+                              <a:gd name="connsiteY5" fmla="*/ 375557 h 375557"/>
+                              <a:gd name="connsiteX6" fmla="*/ 62594 w 4506685"/>
+                              <a:gd name="connsiteY6" fmla="*/ 375557 h 375557"/>
+                              <a:gd name="connsiteX7" fmla="*/ 0 w 4506685"/>
+                              <a:gd name="connsiteY7" fmla="*/ 312963 h 375557"/>
+                              <a:gd name="connsiteX8" fmla="*/ 5443 w 4506685"/>
+                              <a:gd name="connsiteY8" fmla="*/ 163286 h 375557"/>
+                              <a:gd name="connsiteX9" fmla="*/ 0 w 4506685"/>
+                              <a:gd name="connsiteY9" fmla="*/ 62594 h 375557"/>
+                              <a:gd name="connsiteX0" fmla="*/ 310249 w 4816934"/>
+                              <a:gd name="connsiteY0" fmla="*/ 62594 h 375557"/>
+                              <a:gd name="connsiteX1" fmla="*/ 372843 w 4816934"/>
+                              <a:gd name="connsiteY1" fmla="*/ 0 h 375557"/>
+                              <a:gd name="connsiteX2" fmla="*/ 4754340 w 4816934"/>
+                              <a:gd name="connsiteY2" fmla="*/ 0 h 375557"/>
+                              <a:gd name="connsiteX3" fmla="*/ 4816934 w 4816934"/>
+                              <a:gd name="connsiteY3" fmla="*/ 62594 h 375557"/>
+                              <a:gd name="connsiteX4" fmla="*/ 4816934 w 4816934"/>
+                              <a:gd name="connsiteY4" fmla="*/ 312963 h 375557"/>
+                              <a:gd name="connsiteX5" fmla="*/ 4754340 w 4816934"/>
+                              <a:gd name="connsiteY5" fmla="*/ 375557 h 375557"/>
+                              <a:gd name="connsiteX6" fmla="*/ 372843 w 4816934"/>
+                              <a:gd name="connsiteY6" fmla="*/ 375557 h 375557"/>
+                              <a:gd name="connsiteX7" fmla="*/ 310249 w 4816934"/>
+                              <a:gd name="connsiteY7" fmla="*/ 312963 h 375557"/>
+                              <a:gd name="connsiteX8" fmla="*/ 0 w 4816934"/>
+                              <a:gd name="connsiteY8" fmla="*/ 146945 h 375557"/>
+                              <a:gd name="connsiteX9" fmla="*/ 310249 w 4816934"/>
+                              <a:gd name="connsiteY9" fmla="*/ 62594 h 375557"/>
+                              <a:gd name="connsiteX0" fmla="*/ 310249 w 4816934"/>
+                              <a:gd name="connsiteY0" fmla="*/ 62594 h 375557"/>
+                              <a:gd name="connsiteX1" fmla="*/ 372843 w 4816934"/>
+                              <a:gd name="connsiteY1" fmla="*/ 0 h 375557"/>
+                              <a:gd name="connsiteX2" fmla="*/ 4754340 w 4816934"/>
+                              <a:gd name="connsiteY2" fmla="*/ 0 h 375557"/>
+                              <a:gd name="connsiteX3" fmla="*/ 4816934 w 4816934"/>
+                              <a:gd name="connsiteY3" fmla="*/ 62594 h 375557"/>
+                              <a:gd name="connsiteX4" fmla="*/ 4816934 w 4816934"/>
+                              <a:gd name="connsiteY4" fmla="*/ 312963 h 375557"/>
+                              <a:gd name="connsiteX5" fmla="*/ 4754340 w 4816934"/>
+                              <a:gd name="connsiteY5" fmla="*/ 375557 h 375557"/>
+                              <a:gd name="connsiteX6" fmla="*/ 372843 w 4816934"/>
+                              <a:gd name="connsiteY6" fmla="*/ 375557 h 375557"/>
+                              <a:gd name="connsiteX7" fmla="*/ 310249 w 4816934"/>
+                              <a:gd name="connsiteY7" fmla="*/ 312963 h 375557"/>
+                              <a:gd name="connsiteX8" fmla="*/ 190500 w 4816934"/>
+                              <a:gd name="connsiteY8" fmla="*/ 261257 h 375557"/>
+                              <a:gd name="connsiteX9" fmla="*/ 0 w 4816934"/>
+                              <a:gd name="connsiteY9" fmla="*/ 146945 h 375557"/>
+                              <a:gd name="connsiteX10" fmla="*/ 310249 w 4816934"/>
+                              <a:gd name="connsiteY10" fmla="*/ 62594 h 375557"/>
+                              <a:gd name="connsiteX0" fmla="*/ 321154 w 4827839"/>
+                              <a:gd name="connsiteY0" fmla="*/ 62594 h 375557"/>
+                              <a:gd name="connsiteX1" fmla="*/ 383748 w 4827839"/>
+                              <a:gd name="connsiteY1" fmla="*/ 0 h 375557"/>
+                              <a:gd name="connsiteX2" fmla="*/ 4765245 w 4827839"/>
+                              <a:gd name="connsiteY2" fmla="*/ 0 h 375557"/>
+                              <a:gd name="connsiteX3" fmla="*/ 4827839 w 4827839"/>
+                              <a:gd name="connsiteY3" fmla="*/ 62594 h 375557"/>
+                              <a:gd name="connsiteX4" fmla="*/ 4827839 w 4827839"/>
+                              <a:gd name="connsiteY4" fmla="*/ 312963 h 375557"/>
+                              <a:gd name="connsiteX5" fmla="*/ 4765245 w 4827839"/>
+                              <a:gd name="connsiteY5" fmla="*/ 375557 h 375557"/>
+                              <a:gd name="connsiteX6" fmla="*/ 383748 w 4827839"/>
+                              <a:gd name="connsiteY6" fmla="*/ 375557 h 375557"/>
+                              <a:gd name="connsiteX7" fmla="*/ 321154 w 4827839"/>
+                              <a:gd name="connsiteY7" fmla="*/ 312963 h 375557"/>
+                              <a:gd name="connsiteX8" fmla="*/ 0 w 4827839"/>
+                              <a:gd name="connsiteY8" fmla="*/ 321173 h 375557"/>
+                              <a:gd name="connsiteX9" fmla="*/ 10905 w 4827839"/>
+                              <a:gd name="connsiteY9" fmla="*/ 146945 h 375557"/>
+                              <a:gd name="connsiteX10" fmla="*/ 321154 w 4827839"/>
+                              <a:gd name="connsiteY10" fmla="*/ 62594 h 375557"/>
+                              <a:gd name="connsiteX0" fmla="*/ 321154 w 4827839"/>
+                              <a:gd name="connsiteY0" fmla="*/ 62594 h 375557"/>
+                              <a:gd name="connsiteX1" fmla="*/ 383748 w 4827839"/>
+                              <a:gd name="connsiteY1" fmla="*/ 0 h 375557"/>
+                              <a:gd name="connsiteX2" fmla="*/ 4765245 w 4827839"/>
+                              <a:gd name="connsiteY2" fmla="*/ 0 h 375557"/>
+                              <a:gd name="connsiteX3" fmla="*/ 4827839 w 4827839"/>
+                              <a:gd name="connsiteY3" fmla="*/ 62594 h 375557"/>
+                              <a:gd name="connsiteX4" fmla="*/ 4827839 w 4827839"/>
+                              <a:gd name="connsiteY4" fmla="*/ 312963 h 375557"/>
+                              <a:gd name="connsiteX5" fmla="*/ 4765245 w 4827839"/>
+                              <a:gd name="connsiteY5" fmla="*/ 375557 h 375557"/>
+                              <a:gd name="connsiteX6" fmla="*/ 383748 w 4827839"/>
+                              <a:gd name="connsiteY6" fmla="*/ 375557 h 375557"/>
+                              <a:gd name="connsiteX7" fmla="*/ 321154 w 4827839"/>
+                              <a:gd name="connsiteY7" fmla="*/ 312963 h 375557"/>
+                              <a:gd name="connsiteX8" fmla="*/ 0 w 4827839"/>
+                              <a:gd name="connsiteY8" fmla="*/ 321173 h 375557"/>
+                              <a:gd name="connsiteX9" fmla="*/ 38122 w 4827839"/>
+                              <a:gd name="connsiteY9" fmla="*/ 97924 h 375557"/>
+                              <a:gd name="connsiteX10" fmla="*/ 321154 w 4827839"/>
+                              <a:gd name="connsiteY10" fmla="*/ 62594 h 375557"/>
+                              <a:gd name="connsiteX0" fmla="*/ 283032 w 4789717"/>
+                              <a:gd name="connsiteY0" fmla="*/ 62594 h 375557"/>
+                              <a:gd name="connsiteX1" fmla="*/ 345626 w 4789717"/>
+                              <a:gd name="connsiteY1" fmla="*/ 0 h 375557"/>
+                              <a:gd name="connsiteX2" fmla="*/ 4727123 w 4789717"/>
+                              <a:gd name="connsiteY2" fmla="*/ 0 h 375557"/>
+                              <a:gd name="connsiteX3" fmla="*/ 4789717 w 4789717"/>
+                              <a:gd name="connsiteY3" fmla="*/ 62594 h 375557"/>
+                              <a:gd name="connsiteX4" fmla="*/ 4789717 w 4789717"/>
+                              <a:gd name="connsiteY4" fmla="*/ 312963 h 375557"/>
+                              <a:gd name="connsiteX5" fmla="*/ 4727123 w 4789717"/>
+                              <a:gd name="connsiteY5" fmla="*/ 375557 h 375557"/>
+                              <a:gd name="connsiteX6" fmla="*/ 345626 w 4789717"/>
+                              <a:gd name="connsiteY6" fmla="*/ 375557 h 375557"/>
+                              <a:gd name="connsiteX7" fmla="*/ 283032 w 4789717"/>
+                              <a:gd name="connsiteY7" fmla="*/ 312963 h 375557"/>
+                              <a:gd name="connsiteX8" fmla="*/ 21756 w 4789717"/>
+                              <a:gd name="connsiteY8" fmla="*/ 315726 h 375557"/>
+                              <a:gd name="connsiteX9" fmla="*/ 0 w 4789717"/>
+                              <a:gd name="connsiteY9" fmla="*/ 97924 h 375557"/>
+                              <a:gd name="connsiteX10" fmla="*/ 283032 w 4789717"/>
+                              <a:gd name="connsiteY10" fmla="*/ 62594 h 375557"/>
+                              <a:gd name="connsiteX0" fmla="*/ 261276 w 4767961"/>
+                              <a:gd name="connsiteY0" fmla="*/ 62594 h 375557"/>
+                              <a:gd name="connsiteX1" fmla="*/ 323870 w 4767961"/>
+                              <a:gd name="connsiteY1" fmla="*/ 0 h 375557"/>
+                              <a:gd name="connsiteX2" fmla="*/ 4705367 w 4767961"/>
+                              <a:gd name="connsiteY2" fmla="*/ 0 h 375557"/>
+                              <a:gd name="connsiteX3" fmla="*/ 4767961 w 4767961"/>
+                              <a:gd name="connsiteY3" fmla="*/ 62594 h 375557"/>
+                              <a:gd name="connsiteX4" fmla="*/ 4767961 w 4767961"/>
+                              <a:gd name="connsiteY4" fmla="*/ 312963 h 375557"/>
+                              <a:gd name="connsiteX5" fmla="*/ 4705367 w 4767961"/>
+                              <a:gd name="connsiteY5" fmla="*/ 375557 h 375557"/>
+                              <a:gd name="connsiteX6" fmla="*/ 323870 w 4767961"/>
+                              <a:gd name="connsiteY6" fmla="*/ 375557 h 375557"/>
+                              <a:gd name="connsiteX7" fmla="*/ 261276 w 4767961"/>
+                              <a:gd name="connsiteY7" fmla="*/ 312963 h 375557"/>
+                              <a:gd name="connsiteX8" fmla="*/ 0 w 4767961"/>
+                              <a:gd name="connsiteY8" fmla="*/ 315726 h 375557"/>
+                              <a:gd name="connsiteX9" fmla="*/ 92557 w 4767961"/>
+                              <a:gd name="connsiteY9" fmla="*/ 81583 h 375557"/>
+                              <a:gd name="connsiteX10" fmla="*/ 261276 w 4767961"/>
+                              <a:gd name="connsiteY10" fmla="*/ 62594 h 375557"/>
+                              <a:gd name="connsiteX0" fmla="*/ 168719 w 4675404"/>
+                              <a:gd name="connsiteY0" fmla="*/ 62594 h 375557"/>
+                              <a:gd name="connsiteX1" fmla="*/ 231313 w 4675404"/>
+                              <a:gd name="connsiteY1" fmla="*/ 0 h 375557"/>
+                              <a:gd name="connsiteX2" fmla="*/ 4612810 w 4675404"/>
+                              <a:gd name="connsiteY2" fmla="*/ 0 h 375557"/>
+                              <a:gd name="connsiteX3" fmla="*/ 4675404 w 4675404"/>
+                              <a:gd name="connsiteY3" fmla="*/ 62594 h 375557"/>
+                              <a:gd name="connsiteX4" fmla="*/ 4675404 w 4675404"/>
+                              <a:gd name="connsiteY4" fmla="*/ 312963 h 375557"/>
+                              <a:gd name="connsiteX5" fmla="*/ 4612810 w 4675404"/>
+                              <a:gd name="connsiteY5" fmla="*/ 375557 h 375557"/>
+                              <a:gd name="connsiteX6" fmla="*/ 231313 w 4675404"/>
+                              <a:gd name="connsiteY6" fmla="*/ 375557 h 375557"/>
+                              <a:gd name="connsiteX7" fmla="*/ 168719 w 4675404"/>
+                              <a:gd name="connsiteY7" fmla="*/ 312963 h 375557"/>
+                              <a:gd name="connsiteX8" fmla="*/ 59855 w 4675404"/>
+                              <a:gd name="connsiteY8" fmla="*/ 315726 h 375557"/>
+                              <a:gd name="connsiteX9" fmla="*/ 0 w 4675404"/>
+                              <a:gd name="connsiteY9" fmla="*/ 81583 h 375557"/>
+                              <a:gd name="connsiteX10" fmla="*/ 168719 w 4675404"/>
+                              <a:gd name="connsiteY10" fmla="*/ 62594 h 375557"/>
+                              <a:gd name="connsiteX0" fmla="*/ 119183 w 4625868"/>
+                              <a:gd name="connsiteY0" fmla="*/ 62594 h 375557"/>
+                              <a:gd name="connsiteX1" fmla="*/ 181777 w 4625868"/>
+                              <a:gd name="connsiteY1" fmla="*/ 0 h 375557"/>
+                              <a:gd name="connsiteX2" fmla="*/ 4563274 w 4625868"/>
+                              <a:gd name="connsiteY2" fmla="*/ 0 h 375557"/>
+                              <a:gd name="connsiteX3" fmla="*/ 4625868 w 4625868"/>
+                              <a:gd name="connsiteY3" fmla="*/ 62594 h 375557"/>
+                              <a:gd name="connsiteX4" fmla="*/ 4625868 w 4625868"/>
+                              <a:gd name="connsiteY4" fmla="*/ 312963 h 375557"/>
+                              <a:gd name="connsiteX5" fmla="*/ 4563274 w 4625868"/>
+                              <a:gd name="connsiteY5" fmla="*/ 375557 h 375557"/>
+                              <a:gd name="connsiteX6" fmla="*/ 181777 w 4625868"/>
+                              <a:gd name="connsiteY6" fmla="*/ 375557 h 375557"/>
+                              <a:gd name="connsiteX7" fmla="*/ 119183 w 4625868"/>
+                              <a:gd name="connsiteY7" fmla="*/ 312963 h 375557"/>
+                              <a:gd name="connsiteX8" fmla="*/ 10319 w 4625868"/>
+                              <a:gd name="connsiteY8" fmla="*/ 315726 h 375557"/>
+                              <a:gd name="connsiteX9" fmla="*/ 0 w 4625868"/>
+                              <a:gd name="connsiteY9" fmla="*/ 77770 h 375557"/>
+                              <a:gd name="connsiteX10" fmla="*/ 119183 w 4625868"/>
+                              <a:gd name="connsiteY10" fmla="*/ 62594 h 375557"/>
+                              <a:gd name="connsiteX0" fmla="*/ 119183 w 4625868"/>
+                              <a:gd name="connsiteY0" fmla="*/ 127411 h 375557"/>
+                              <a:gd name="connsiteX1" fmla="*/ 181777 w 4625868"/>
+                              <a:gd name="connsiteY1" fmla="*/ 0 h 375557"/>
+                              <a:gd name="connsiteX2" fmla="*/ 4563274 w 4625868"/>
+                              <a:gd name="connsiteY2" fmla="*/ 0 h 375557"/>
+                              <a:gd name="connsiteX3" fmla="*/ 4625868 w 4625868"/>
+                              <a:gd name="connsiteY3" fmla="*/ 62594 h 375557"/>
+                              <a:gd name="connsiteX4" fmla="*/ 4625868 w 4625868"/>
+                              <a:gd name="connsiteY4" fmla="*/ 312963 h 375557"/>
+                              <a:gd name="connsiteX5" fmla="*/ 4563274 w 4625868"/>
+                              <a:gd name="connsiteY5" fmla="*/ 375557 h 375557"/>
+                              <a:gd name="connsiteX6" fmla="*/ 181777 w 4625868"/>
+                              <a:gd name="connsiteY6" fmla="*/ 375557 h 375557"/>
+                              <a:gd name="connsiteX7" fmla="*/ 119183 w 4625868"/>
+                              <a:gd name="connsiteY7" fmla="*/ 312963 h 375557"/>
+                              <a:gd name="connsiteX8" fmla="*/ 10319 w 4625868"/>
+                              <a:gd name="connsiteY8" fmla="*/ 315726 h 375557"/>
+                              <a:gd name="connsiteX9" fmla="*/ 0 w 4625868"/>
+                              <a:gd name="connsiteY9" fmla="*/ 77770 h 375557"/>
+                              <a:gd name="connsiteX10" fmla="*/ 119183 w 4625868"/>
+                              <a:gd name="connsiteY10" fmla="*/ 127411 h 375557"/>
+                              <a:gd name="connsiteX0" fmla="*/ 119183 w 4625868"/>
+                              <a:gd name="connsiteY0" fmla="*/ 127411 h 375557"/>
+                              <a:gd name="connsiteX1" fmla="*/ 181777 w 4625868"/>
+                              <a:gd name="connsiteY1" fmla="*/ 0 h 375557"/>
+                              <a:gd name="connsiteX2" fmla="*/ 4563274 w 4625868"/>
+                              <a:gd name="connsiteY2" fmla="*/ 0 h 375557"/>
+                              <a:gd name="connsiteX3" fmla="*/ 4625868 w 4625868"/>
+                              <a:gd name="connsiteY3" fmla="*/ 62594 h 375557"/>
+                              <a:gd name="connsiteX4" fmla="*/ 4625868 w 4625868"/>
+                              <a:gd name="connsiteY4" fmla="*/ 312963 h 375557"/>
+                              <a:gd name="connsiteX5" fmla="*/ 4563274 w 4625868"/>
+                              <a:gd name="connsiteY5" fmla="*/ 375557 h 375557"/>
+                              <a:gd name="connsiteX6" fmla="*/ 181777 w 4625868"/>
+                              <a:gd name="connsiteY6" fmla="*/ 375557 h 375557"/>
+                              <a:gd name="connsiteX7" fmla="*/ 126803 w 4625868"/>
+                              <a:gd name="connsiteY7" fmla="*/ 240520 h 375557"/>
+                              <a:gd name="connsiteX8" fmla="*/ 10319 w 4625868"/>
+                              <a:gd name="connsiteY8" fmla="*/ 315726 h 375557"/>
+                              <a:gd name="connsiteX9" fmla="*/ 0 w 4625868"/>
+                              <a:gd name="connsiteY9" fmla="*/ 77770 h 375557"/>
+                              <a:gd name="connsiteX10" fmla="*/ 119183 w 4625868"/>
+                              <a:gd name="connsiteY10" fmla="*/ 127411 h 375557"/>
+                            </a:gdLst>
+                            <a:ahLst/>
+                            <a:cxnLst>
+                              <a:cxn ang="0">
+                                <a:pos x="connsiteX0" y="connsiteY0"/>
+                              </a:cxn>
+                              <a:cxn ang="0">
+                                <a:pos x="connsiteX1" y="connsiteY1"/>
+                              </a:cxn>
+                              <a:cxn ang="0">
+                                <a:pos x="connsiteX2" y="connsiteY2"/>
+                              </a:cxn>
+                              <a:cxn ang="0">
+                                <a:pos x="connsiteX3" y="connsiteY3"/>
+                              </a:cxn>
+                              <a:cxn ang="0">
+                                <a:pos x="connsiteX4" y="connsiteY4"/>
+                              </a:cxn>
+                              <a:cxn ang="0">
+                                <a:pos x="connsiteX5" y="connsiteY5"/>
+                              </a:cxn>
+                              <a:cxn ang="0">
+                                <a:pos x="connsiteX6" y="connsiteY6"/>
+                              </a:cxn>
+                              <a:cxn ang="0">
+                                <a:pos x="connsiteX7" y="connsiteY7"/>
+                              </a:cxn>
+                              <a:cxn ang="0">
+                                <a:pos x="connsiteX8" y="connsiteY8"/>
+                              </a:cxn>
+                              <a:cxn ang="0">
+                                <a:pos x="connsiteX9" y="connsiteY9"/>
+                              </a:cxn>
+                              <a:cxn ang="0">
+                                <a:pos x="connsiteX10" y="connsiteY10"/>
+                              </a:cxn>
+                            </a:cxnLst>
+                            <a:rect l="l" t="t" r="r" b="b"/>
+                            <a:pathLst>
+                              <a:path w="4625868" h="375557">
+                                <a:moveTo>
+                                  <a:pt x="119183" y="127411"/>
+                                </a:moveTo>
+                                <a:cubicBezTo>
+                                  <a:pt x="119183" y="92841"/>
+                                  <a:pt x="147207" y="0"/>
+                                  <a:pt x="181777" y="0"/>
+                                </a:cubicBezTo>
+                                <a:lnTo>
+                                  <a:pt x="4563274" y="0"/>
+                                </a:lnTo>
+                                <a:cubicBezTo>
+                                  <a:pt x="4597844" y="0"/>
+                                  <a:pt x="4625868" y="28024"/>
+                                  <a:pt x="4625868" y="62594"/>
+                                </a:cubicBezTo>
+                                <a:lnTo>
+                                  <a:pt x="4625868" y="312963"/>
+                                </a:lnTo>
+                                <a:cubicBezTo>
+                                  <a:pt x="4625868" y="347533"/>
+                                  <a:pt x="4597844" y="375557"/>
+                                  <a:pt x="4563274" y="375557"/>
+                                </a:cubicBezTo>
+                                <a:lnTo>
+                                  <a:pt x="181777" y="375557"/>
+                                </a:lnTo>
+                                <a:cubicBezTo>
+                                  <a:pt x="147207" y="375557"/>
+                                  <a:pt x="126803" y="275090"/>
+                                  <a:pt x="126803" y="240520"/>
+                                </a:cubicBezTo>
+                                <a:lnTo>
+                                  <a:pt x="10319" y="315726"/>
+                                </a:lnTo>
+                                <a:lnTo>
+                                  <a:pt x="0" y="77770"/>
+                                </a:lnTo>
+                                <a:lnTo>
+                                  <a:pt x="119183" y="127411"/>
+                                </a:lnTo>
+                                <a:close/>
+                              </a:path>
+                            </a:pathLst>
+                          </a:custGeom>
+                        </wps:spPr>
+                        <wps:style>
+                          <a:lnRef idx="2">
+                            <a:schemeClr val="accent4">
+                              <a:shade val="50000"/>
+                            </a:schemeClr>
+                          </a:lnRef>
+                          <a:fillRef idx="1">
+                            <a:schemeClr val="accent4"/>
+                          </a:fillRef>
+                          <a:effectRef idx="0">
+                            <a:schemeClr val="accent4"/>
+                          </a:effectRef>
+                          <a:fontRef idx="minor">
+                            <a:schemeClr val="lt1"/>
+                          </a:fontRef>
+                        </wps:style>
+                        <wps:txbx>
+                          <w:txbxContent>
+                            <w:p>
+                              <w:pPr>
+                                <w:ind w:firstLineChars="50" w:firstLine="120"/>
+                              </w:pPr>
+                              <w:r>
+                                <w:rPr>
+                                  <w:rFonts w:hint="eastAsia"/>
+                                </w:rPr>
+                                <w:t>Joystick</w:t>
+                              </w:r>
+                              <w:r>
+                                <w:rPr>
+                                  <w:rFonts w:hint="eastAsia"/>
+                                </w:rPr>
+                                <w:t>搖桿</w:t>
+                              </w:r>
+                              <w:r>
+                                <w:rPr>
+                                  <w:rFonts w:hint="eastAsia"/>
+                                </w:rPr>
+                                <w:t xml:space="preserve"> </w:t>
+                              </w:r>
+                              <w:r>
+                                <w:t>方</w:t>
+                              </w:r>
+                              <w:r>
+                                <w:rPr>
+                                  <w:rFonts w:hint="eastAsia"/>
+                                </w:rPr>
+                                <w:t>向是</w:t>
+                              </w:r>
+                            </w:p>
+                          </w:txbxContent>
+                        </wps:txbx>
+                        <wps:bodyPr rot="0" spcFirstLastPara="0" vertOverflow="overflow" horzOverflow="overflow" vert="horz" wrap="square" lIns="91440" tIns="45720" rIns="91440" bIns="45720" numCol="1" spcCol="0" rtlCol="0" fromWordArt="0" anchor="ctr" anchorCtr="0" forceAA="0" compatLnSpc="1">
+                          <a:prstTxWarp prst="textNoShape">
+                            <a:avLst/>
+                          </a:prstTxWarp>
+                          <a:noAutofit/>
+                        </wps:bodyPr>
+                      </wps:wsp>
+                      <wpg:grpSp>
+                        <wpg:cNvPr id="58" name="群組 58"/>
+                        <wpg:cNvGrpSpPr/>
+                        <wpg:grpSpPr>
+                          <a:xfrm>
+                            <a:off x="1558456" y="55659"/>
+                            <a:ext cx="453225" cy="238539"/>
+                            <a:chOff x="0" y="0"/>
+                            <a:chExt cx="453225" cy="238539"/>
+                          </a:xfrm>
+                        </wpg:grpSpPr>
+                        <wps:wsp>
+                          <wps:cNvPr id="51" name="圓角矩形 51"/>
+                          <wps:cNvSpPr/>
+                          <wps:spPr>
+                            <a:xfrm>
+                              <a:off x="0" y="0"/>
+                              <a:ext cx="453225" cy="238539"/>
+                            </a:xfrm>
+                            <a:prstGeom prst="roundRect">
+                              <a:avLst/>
+                            </a:prstGeom>
+                          </wps:spPr>
+                          <wps:style>
+                            <a:lnRef idx="2">
+                              <a:schemeClr val="accent4"/>
+                            </a:lnRef>
+                            <a:fillRef idx="1">
+                              <a:schemeClr val="lt1"/>
+                            </a:fillRef>
+                            <a:effectRef idx="0">
+                              <a:schemeClr val="accent4"/>
+                            </a:effectRef>
+                            <a:fontRef idx="minor">
+                              <a:schemeClr val="dk1"/>
+                            </a:fontRef>
+                          </wps:style>
+                          <wps:txbx>
+                            <w:txbxContent>
+                              <w:p>
+                                <w:pPr>
+                                  <w:ind w:firstLineChars="50" w:firstLine="100"/>
+                                  <w:rPr>
+                                    <w:b/>
+                                  </w:rPr>
+                                </w:pPr>
+                                <w:r>
+                                  <w:rPr>
+                                    <w:rFonts w:hint="eastAsia"/>
+                                    <w:b/>
+                                    <w:sz w:val="20"/>
+                                  </w:rPr>
+                                  <w:t>↑</w:t>
+                                </w:r>
+                              </w:p>
+                            </w:txbxContent>
+                          </wps:txbx>
+                          <wps:bodyPr rot="0" spcFirstLastPara="0" vertOverflow="overflow" horzOverflow="overflow" vert="horz" wrap="square" lIns="0" tIns="0" rIns="0" bIns="0" numCol="1" spcCol="0" rtlCol="0" fromWordArt="0" anchor="ctr" anchorCtr="0" forceAA="0" compatLnSpc="1">
+                            <a:prstTxWarp prst="textNoShape">
+                              <a:avLst/>
+                            </a:prstTxWarp>
+                            <a:noAutofit/>
+                          </wps:bodyPr>
+                        </wps:wsp>
+                        <wps:wsp>
+                          <wps:cNvPr id="57" name="等腰三角形 57"/>
+                          <wps:cNvSpPr/>
+                          <wps:spPr>
+                            <a:xfrm rot="10800000">
+                              <a:off x="246491" y="71562"/>
+                              <a:ext cx="174928" cy="143123"/>
+                            </a:xfrm>
+                            <a:prstGeom prst="triangle">
+                              <a:avLst/>
+                            </a:prstGeom>
+                          </wps:spPr>
+                          <wps:style>
+                            <a:lnRef idx="3">
+                              <a:schemeClr val="lt1"/>
+                            </a:lnRef>
+                            <a:fillRef idx="1">
+                              <a:schemeClr val="accent4"/>
+                            </a:fillRef>
+                            <a:effectRef idx="1">
+                              <a:schemeClr val="accent4"/>
+                            </a:effectRef>
+                            <a:fontRef idx="minor">
+                              <a:schemeClr val="lt1"/>
+                            </a:fontRef>
+                          </wps:style>
+                          <wps:bodyPr rot="0" spcFirstLastPara="0" vertOverflow="overflow" horzOverflow="overflow" vert="horz" wrap="square" lIns="91440" tIns="45720" rIns="91440" bIns="45720" numCol="1" spcCol="0" rtlCol="0" fromWordArt="0" anchor="ctr" anchorCtr="0" forceAA="0" compatLnSpc="1">
+                            <a:prstTxWarp prst="textNoShape">
+                              <a:avLst/>
+                            </a:prstTxWarp>
+                            <a:noAutofit/>
+                          </wps:bodyPr>
+                        </wps:wsp>
+                      </wpg:grpSp>
+                    </wpg:wgp>
                   </a:graphicData>
                 </a:graphic>
-              </wp:inline>
+              </wp:anchor>
             </w:drawing>
           </mc:Choice>
           <mc:Fallback>
             <w:pict>
-              <v:shape w14:anchorId="3ED95E1B" id="_x0000_s1058" style="width:170.15pt;height:29.55pt;visibility:visible;mso-wrap-style:square;mso-left-percent:-10001;mso-top-percent:-10001;mso-position-horizontal:absolute;mso-position-horizontal-relative:char;mso-position-vertical:absolute;mso-position-vertical-relative:line;mso-left-percent:-10001;mso-top-percent:-10001;v-text-anchor:middle" coordsize="4625868,375557" o:spt="100" o:gfxdata="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" adj="-11796480,,5400" path="m119183,127411c119183,92841,147207,,181777,l4563274,v34570,,62594,28024,62594,62594l4625868,312963v,34570,-28024,62594,-62594,62594l181777,375557v-34570,,-54974,-100467,-54974,-135037l10319,315726,,77770r119183,49641xe" fillcolor="#ffc000 [3207]" strokecolor="#7f5f00 [1607]" strokeweight="1pt">
-                <v:stroke joinstyle="miter"/>
-                <v:formulas/>
-                <v:path arrowok="t" o:connecttype="custom" o:connectlocs="55672,127411;84911,0;2131576,0;2160815,62594;2160815,312963;2131576,375557;84911,375557;59232,240520;4820,315726;0,77770;55672,127411" o:connectangles="0,0,0,0,0,0,0,0,0,0,0" textboxrect="0,0,4625868,375557"/>
-                <v:textbox>
-                  <w:txbxContent>
-                    <w:p>
-                      <w:pPr>
-                        <w:ind w:firstLineChars="50" w:firstLine="120"/>
-                        <w:rPr>
-                          <w:rFonts w:hint="eastAsia"/>
-                        </w:rPr>
-                      </w:pPr>
-                      <w:r>
-                        <w:rPr>
-                          <w:rFonts w:hint="eastAsia"/>
-                        </w:rPr>
-                        <w:t>Joystick</w:t>
-                      </w:r>
-                      <w:r>
-                        <w:rPr>
-                          <w:rFonts w:hint="eastAsia"/>
-                        </w:rPr>
-                        <w:t>搖桿</w:t>
-                      </w:r>
-                      <w:r>
-                        <w:rPr>
-                          <w:rFonts w:hint="eastAsia"/>
-                        </w:rPr>
-                        <w:t xml:space="preserve"> </w:t>
-                      </w:r>
-                      <w:r>
-                        <w:t>方</w:t>
-                      </w:r>
-                      <w:r>
-                        <w:rPr>
-                          <w:rFonts w:hint="eastAsia"/>
-                        </w:rPr>
-                        <w:t>向是</w:t>
-                      </w:r>
-                      <w:r>
-                        <w:rPr>
-                          <w:rFonts w:hint="eastAsia"/>
-                        </w:rPr>
-                        <w:t>(</w:t>
-                      </w:r>
-                      <w:r>
-                        <w:rPr>
-                          <w:rFonts w:hint="eastAsia"/>
-                        </w:rPr>
-                        <w:t>↑</w:t>
-                      </w:r>
-                      <w:r>
-                        <w:rPr>
-                          <w:rFonts w:hint="eastAsia"/>
-                        </w:rPr>
-                        <w:t>)</w:t>
-                      </w:r>
-                    </w:p>
-                  </w:txbxContent>
-                </v:textbox>
-                <w10:anchorlock/>
-              </v:shape>
+              <v:group w14:anchorId="1F23F2CA" id="群組 60" o:spid="_x0000_s1058" style="position:absolute;left:0;text-align:left;margin-left:13.3pt;margin-top:2.55pt;width:170.1pt;height:29.55pt;z-index:251661312;mso-position-horizontal-relative:text;mso-position-vertical-relative:text" coordsize="21602,3752" o:gfxdata="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">
+                <v:shape id="_x0000_s1059" style="position:absolute;width:21602;height:3752;visibility:visible;mso-wrap-style:square;v-text-anchor:middle" coordsize="4625868,375557" o:spt="100" o:gfxdata="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" adj="-11796480,,5400" path="m119183,127411c119183,92841,147207,,181777,l4563274,v34570,,62594,28024,62594,62594l4625868,312963v,34570,-28024,62594,-62594,62594l181777,375557v-34570,,-54974,-100467,-54974,-135037l10319,315726,,77770r119183,49641xe" fillcolor="#ffc000 [3207]" strokecolor="#7f5f00 [1607]" strokeweight="1pt">
+                  <v:stroke joinstyle="miter"/>
+                  <v:formulas/>
+                  <v:path arrowok="t" o:connecttype="custom" o:connectlocs="55658,127319;84889,0;2131039,0;2160270,62549;2160270,312736;2131039,375285;84889,375285;59217,240346;4819,315497;0,77714;55658,127319" o:connectangles="0,0,0,0,0,0,0,0,0,0,0" textboxrect="0,0,4625868,375557"/>
+                  <v:textbox>
+                    <w:txbxContent>
+                      <w:p>
+                        <w:pPr>
+                          <w:ind w:firstLineChars="50" w:firstLine="120"/>
+                        </w:pPr>
+                        <w:r>
+                          <w:rPr>
+                            <w:rFonts w:hint="eastAsia"/>
+                          </w:rPr>
+                          <w:t>Joystick</w:t>
+                        </w:r>
+                        <w:r>
+                          <w:rPr>
+                            <w:rFonts w:hint="eastAsia"/>
+                          </w:rPr>
+                          <w:t>搖桿</w:t>
+                        </w:r>
+                        <w:r>
+                          <w:rPr>
+                            <w:rFonts w:hint="eastAsia"/>
+                          </w:rPr>
+                          <w:t xml:space="preserve"> </w:t>
+                        </w:r>
+                        <w:r>
+                          <w:t>方</w:t>
+                        </w:r>
+                        <w:r>
+                          <w:rPr>
+                            <w:rFonts w:hint="eastAsia"/>
+                          </w:rPr>
+                          <w:t>向是</w:t>
+                        </w:r>
+                      </w:p>
+                    </w:txbxContent>
+                  </v:textbox>
+                </v:shape>
+                <v:group id="群組 58" o:spid="_x0000_s1060" style="position:absolute;left:15584;top:556;width:4532;height:2385" coordsize="453225,238539" o:gfxdata="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">
+                  <v:roundrect id="圓角矩形 51" o:spid="_x0000_s1061" style="position:absolute;width:453225;height:238539;visibility:visible;mso-wrap-style:square;v-text-anchor:middle" arcsize="10923f" o:gfxdata="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" fillcolor="white [3201]" strokecolor="#ffc000 [3207]" strokeweight="1pt">
+                    <v:stroke joinstyle="miter"/>
+                    <v:textbox inset="0,0,0,0">
+                      <w:txbxContent>
+                        <w:p>
+                          <w:pPr>
+                            <w:ind w:firstLineChars="50" w:firstLine="100"/>
+                            <w:rPr>
+                              <w:b/>
+                            </w:rPr>
+                          </w:pPr>
+                          <w:r>
+                            <w:rPr>
+                              <w:rFonts w:hint="eastAsia"/>
+                              <w:b/>
+                              <w:sz w:val="20"/>
+                            </w:rPr>
+                            <w:t>↑</w:t>
+                          </w:r>
+                        </w:p>
+                      </w:txbxContent>
+                    </v:textbox>
+                  </v:roundrect>
+                  <v:shapetype id="_x0000_t5" coordsize="21600,21600" o:spt="5" adj="10800" path="m@0,l,21600r21600,xe">
+                    <v:stroke joinstyle="miter"/>
+                    <v:formulas>
+                      <v:f eqn="val #0"/>
+                      <v:f eqn="prod #0 1 2"/>
+                      <v:f eqn="sum @1 10800 0"/>
+                    </v:formulas>
+                    <v:path gradientshapeok="t" o:connecttype="custom" o:connectlocs="@0,0;@1,10800;0,21600;10800,21600;21600,21600;@2,10800" textboxrect="0,10800,10800,18000;5400,10800,16200,18000;10800,10800,21600,18000;0,7200,7200,21600;7200,7200,14400,21600;14400,7200,21600,21600"/>
+                    <v:handles>
+                      <v:h position="#0,topLeft" xrange="0,21600"/>
+                    </v:handles>
+                  </v:shapetype>
+                  <v:shape id="等腰三角形 57" o:spid="_x0000_s1062" type="#_x0000_t5" style="position:absolute;left:246491;top:71562;width:174928;height:143123;rotation:180;visibility:visible;mso-wrap-style:square;v-text-anchor:middle" o:gfxdata="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" fillcolor="#ffc000 [3207]" strokecolor="white [3201]" strokeweight="1.5pt"/>
+                </v:group>
+              </v:group>
             </w:pict>
           </mc:Fallback>
         </mc:AlternateContent>
@@ -14361,7 +15076,31 @@
         <w:rPr>
           <w:color w:val="C45911" w:themeColor="accent2" w:themeShade="BF"/>
         </w:rPr>
-        <w:t>bool is_this_direct(int xVal,int yVal,String direct){</w:t>
+        <w:t xml:space="preserve">bool is_this_direct(int </w:t>
+      </w:r>
+      <w:r>
+        <w:rPr>
+          <w:color w:val="C45911" w:themeColor="accent2" w:themeShade="BF"/>
+        </w:rPr>
+        <w:t>joystick_xVal</w:t>
+      </w:r>
+      <w:r>
+        <w:rPr>
+          <w:color w:val="C45911" w:themeColor="accent2" w:themeShade="BF"/>
+        </w:rPr>
+        <w:t xml:space="preserve">,int </w:t>
+      </w:r>
+      <w:r>
+        <w:rPr>
+          <w:color w:val="C45911" w:themeColor="accent2" w:themeShade="BF"/>
+        </w:rPr>
+        <w:t>joystick_yVal</w:t>
+      </w:r>
+      <w:r>
+        <w:rPr>
+          <w:color w:val="C45911" w:themeColor="accent2" w:themeShade="BF"/>
+        </w:rPr>
+        <w:t>,String direct){</w:t>
       </w:r>
     </w:p>
     <w:p>
@@ -14374,7 +15113,31 @@
         <w:rPr>
           <w:color w:val="C45911" w:themeColor="accent2" w:themeShade="BF"/>
         </w:rPr>
-        <w:t xml:space="preserve">  return direct == joystick_direct(xVal,yVal);</w:t>
+        <w:t xml:space="preserve">  return direct == joystick_direct(</w:t>
+      </w:r>
+      <w:r>
+        <w:rPr>
+          <w:color w:val="C45911" w:themeColor="accent2" w:themeShade="BF"/>
+        </w:rPr>
+        <w:t>joystick_xVal</w:t>
+      </w:r>
+      <w:r>
+        <w:rPr>
+          <w:color w:val="C45911" w:themeColor="accent2" w:themeShade="BF"/>
+        </w:rPr>
+        <w:t>,</w:t>
+      </w:r>
+      <w:r>
+        <w:rPr>
+          <w:color w:val="C45911" w:themeColor="accent2" w:themeShade="BF"/>
+        </w:rPr>
+        <w:t>joystick_yVal</w:t>
+      </w:r>
+      <w:r>
+        <w:rPr>
+          <w:color w:val="C45911" w:themeColor="accent2" w:themeShade="BF"/>
+        </w:rPr>
+        <w:t>);</w:t>
       </w:r>
     </w:p>
     <w:p>
@@ -14401,7 +15164,31 @@
         <w:rPr>
           <w:color w:val="C45911" w:themeColor="accent2" w:themeShade="BF"/>
         </w:rPr>
-        <w:t>String joystick_direct(int xVal,int yVal){</w:t>
+        <w:t xml:space="preserve">String joystick_direct(int </w:t>
+      </w:r>
+      <w:r>
+        <w:rPr>
+          <w:color w:val="C45911" w:themeColor="accent2" w:themeShade="BF"/>
+        </w:rPr>
+        <w:t>joystick_xVal</w:t>
+      </w:r>
+      <w:r>
+        <w:rPr>
+          <w:color w:val="C45911" w:themeColor="accent2" w:themeShade="BF"/>
+        </w:rPr>
+        <w:t xml:space="preserve">,int </w:t>
+      </w:r>
+      <w:r>
+        <w:rPr>
+          <w:color w:val="C45911" w:themeColor="accent2" w:themeShade="BF"/>
+        </w:rPr>
+        <w:t>joystick_yVal</w:t>
+      </w:r>
+      <w:r>
+        <w:rPr>
+          <w:color w:val="C45911" w:themeColor="accent2" w:themeShade="BF"/>
+        </w:rPr>
+        <w:t>){</w:t>
       </w:r>
     </w:p>
     <w:p>
@@ -14440,7 +15227,19 @@
         <w:rPr>
           <w:color w:val="C45911" w:themeColor="accent2" w:themeShade="BF"/>
         </w:rPr>
-        <w:t xml:space="preserve">  if (xVal &lt; 480) {</w:t>
+        <w:t xml:space="preserve">  if (</w:t>
+      </w:r>
+      <w:r>
+        <w:rPr>
+          <w:color w:val="C45911" w:themeColor="accent2" w:themeShade="BF"/>
+        </w:rPr>
+        <w:t>joystick_xVal</w:t>
+      </w:r>
+      <w:r>
+        <w:rPr>
+          <w:color w:val="C45911" w:themeColor="accent2" w:themeShade="BF"/>
+        </w:rPr>
+        <w:t xml:space="preserve"> &lt; 480) {</w:t>
       </w:r>
     </w:p>
     <w:p>
@@ -14466,7 +15265,19 @@
         <w:rPr>
           <w:color w:val="C45911" w:themeColor="accent2" w:themeShade="BF"/>
         </w:rPr>
-        <w:t xml:space="preserve">  } else if (xVal &gt; 520) {</w:t>
+        <w:t xml:space="preserve">  } else if (</w:t>
+      </w:r>
+      <w:r>
+        <w:rPr>
+          <w:color w:val="C45911" w:themeColor="accent2" w:themeShade="BF"/>
+        </w:rPr>
+        <w:t>joystick_xVal</w:t>
+      </w:r>
+      <w:r>
+        <w:rPr>
+          <w:color w:val="C45911" w:themeColor="accent2" w:themeShade="BF"/>
+        </w:rPr>
+        <w:t xml:space="preserve"> &gt; 520) {</w:t>
       </w:r>
     </w:p>
     <w:p>
@@ -14505,7 +15316,19 @@
         <w:rPr>
           <w:color w:val="C45911" w:themeColor="accent2" w:themeShade="BF"/>
         </w:rPr>
-        <w:t xml:space="preserve">  if (yVal &lt; 480) {</w:t>
+        <w:t xml:space="preserve">  if (</w:t>
+      </w:r>
+      <w:r>
+        <w:rPr>
+          <w:color w:val="C45911" w:themeColor="accent2" w:themeShade="BF"/>
+        </w:rPr>
+        <w:t>joystick_yVal</w:t>
+      </w:r>
+      <w:r>
+        <w:rPr>
+          <w:color w:val="C45911" w:themeColor="accent2" w:themeShade="BF"/>
+        </w:rPr>
+        <w:t xml:space="preserve"> &lt; 480) {</w:t>
       </w:r>
     </w:p>
     <w:p>
@@ -14531,7 +15354,19 @@
         <w:rPr>
           <w:color w:val="C45911" w:themeColor="accent2" w:themeShade="BF"/>
         </w:rPr>
-        <w:t xml:space="preserve">  } else if (yVal &gt; 520) {</w:t>
+        <w:t xml:space="preserve">  } else if (</w:t>
+      </w:r>
+      <w:r>
+        <w:rPr>
+          <w:color w:val="C45911" w:themeColor="accent2" w:themeShade="BF"/>
+        </w:rPr>
+        <w:t>joystick_yVal</w:t>
+      </w:r>
+      <w:r>
+        <w:rPr>
+          <w:color w:val="C45911" w:themeColor="accent2" w:themeShade="BF"/>
+        </w:rPr>
+        <w:t xml:space="preserve"> &gt; 520) {</w:t>
       </w:r>
     </w:p>
     <w:p>
@@ -14603,7 +15438,19 @@
         <w:rPr>
           <w:color w:val="C45911" w:themeColor="accent2" w:themeShade="BF"/>
         </w:rPr>
-        <w:t>bool is_click_sw(int swVal){</w:t>
+        <w:t xml:space="preserve">bool is_click_sw(int </w:t>
+      </w:r>
+      <w:r>
+        <w:rPr>
+          <w:color w:val="C45911" w:themeColor="accent2" w:themeShade="BF"/>
+        </w:rPr>
+        <w:t>joystick_swVal</w:t>
+      </w:r>
+      <w:r>
+        <w:rPr>
+          <w:color w:val="C45911" w:themeColor="accent2" w:themeShade="BF"/>
+        </w:rPr>
+        <w:t>){</w:t>
       </w:r>
     </w:p>
     <w:p>
@@ -14616,7 +15463,19 @@
         <w:rPr>
           <w:color w:val="C45911" w:themeColor="accent2" w:themeShade="BF"/>
         </w:rPr>
-        <w:t xml:space="preserve">  return !swVal;</w:t>
+        <w:t xml:space="preserve">  return !</w:t>
+      </w:r>
+      <w:r>
+        <w:rPr>
+          <w:color w:val="C45911" w:themeColor="accent2" w:themeShade="BF"/>
+        </w:rPr>
+        <w:t>joystick_swVal</w:t>
+      </w:r>
+      <w:r>
+        <w:rPr>
+          <w:color w:val="C45911" w:themeColor="accent2" w:themeShade="BF"/>
+        </w:rPr>
+        <w:t>;</w:t>
       </w:r>
     </w:p>
     <w:p>
@@ -14733,7 +15592,7 @@
           </mc:Choice>
           <mc:Fallback>
             <w:pict>
-              <v:shape w14:anchorId="5A9883CE" id="文字方塊 40" o:spid="_x0000_s1059" type="#_x0000_t202" style="width:420.8pt;height:28.8pt;visibility:visible;mso-wrap-style:square;mso-left-percent:-10001;mso-top-percent:-10001;mso-position-horizontal:absolute;mso-position-horizontal-relative:char;mso-position-vertical:absolute;mso-position-vertical-relative:line;mso-left-percent:-10001;mso-top-percent:-10001;v-text-anchor:top" o:gfxdata="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" fillcolor="white [3201]" strokeweight=".5pt">
+              <v:shape w14:anchorId="5A9883CE" id="文字方塊 40" o:spid="_x0000_s1063" type="#_x0000_t202" style="width:420.8pt;height:28.8pt;visibility:visible;mso-wrap-style:square;mso-left-percent:-10001;mso-top-percent:-10001;mso-position-horizontal:absolute;mso-position-horizontal-relative:char;mso-position-vertical:absolute;mso-position-vertical-relative:line;mso-left-percent:-10001;mso-top-percent:-10001;v-text-anchor:top" o:gfxdata="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" fillcolor="white [3201]" strokeweight=".5pt">
                 <v:textbox>
                   <w:txbxContent>
                     <w:p>
@@ -15067,7 +15926,7 @@
           </mc:Choice>
           <mc:Fallback>
             <w:pict>
-              <v:shape w14:anchorId="734C3DC9" id="文字方塊 41" o:spid="_x0000_s1060" type="#_x0000_t202" style="width:467.2pt;height:46.4pt;visibility:visible;mso-wrap-style:square;mso-left-percent:-10001;mso-top-percent:-10001;mso-position-horizontal:absolute;mso-position-horizontal-relative:char;mso-position-vertical:absolute;mso-position-vertical-relative:line;mso-left-percent:-10001;mso-top-percent:-10001;v-text-anchor:top" o:gfxdata="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" fillcolor="white [3201]" strokeweight=".5pt">
+              <v:shape w14:anchorId="734C3DC9" id="文字方塊 41" o:spid="_x0000_s1064" type="#_x0000_t202" style="width:467.2pt;height:46.4pt;visibility:visible;mso-wrap-style:square;mso-left-percent:-10001;mso-top-percent:-10001;mso-position-horizontal:absolute;mso-position-horizontal-relative:char;mso-position-vertical:absolute;mso-position-vertical-relative:line;mso-left-percent:-10001;mso-top-percent:-10001;v-text-anchor:top" o:gfxdata="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" fillcolor="white [3201]" strokeweight=".5pt">
                 <v:textbox>
                   <w:txbxContent>
                     <w:p>
@@ -15454,7 +16313,7 @@
           </mc:Choice>
           <mc:Fallback>
             <w:pict>
-              <v:shape w14:anchorId="335B4329" id="文字方塊 42" o:spid="_x0000_s1061" type="#_x0000_t202" style="width:415.3pt;height:30pt;visibility:visible;mso-wrap-style:square;mso-left-percent:-10001;mso-top-percent:-10001;mso-position-horizontal:absolute;mso-position-horizontal-relative:char;mso-position-vertical:absolute;mso-position-vertical-relative:line;mso-left-percent:-10001;mso-top-percent:-10001;v-text-anchor:top" o:gfxdata="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" fillcolor="white [3201]" strokeweight=".5pt">
+              <v:shape w14:anchorId="335B4329" id="文字方塊 42" o:spid="_x0000_s1065" type="#_x0000_t202" style="width:415.3pt;height:30pt;visibility:visible;mso-wrap-style:square;mso-left-percent:-10001;mso-top-percent:-10001;mso-position-horizontal:absolute;mso-position-horizontal-relative:char;mso-position-vertical:absolute;mso-position-vertical-relative:line;mso-left-percent:-10001;mso-top-percent:-10001;v-text-anchor:top" o:gfxdata="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" fillcolor="white [3201]" strokeweight=".5pt">
                 <v:textbox>
                   <w:txbxContent>
                     <w:p>
@@ -15906,7 +16765,7 @@
           </mc:Choice>
           <mc:Fallback>
             <w:pict>
-              <v:shape w14:anchorId="736EB8A1" id="文字方塊 43" o:spid="_x0000_s1062" type="#_x0000_t202" style="width:453.6pt;height:47.6pt;visibility:visible;mso-wrap-style:square;mso-left-percent:-10001;mso-top-percent:-10001;mso-position-horizontal:absolute;mso-position-horizontal-relative:char;mso-position-vertical:absolute;mso-position-vertical-relative:line;mso-left-percent:-10001;mso-top-percent:-10001;v-text-anchor:top" o:gfxdata="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" fillcolor="white [3201]" strokeweight=".5pt">
+              <v:shape w14:anchorId="736EB8A1" id="文字方塊 43" o:spid="_x0000_s1066" type="#_x0000_t202" style="width:453.6pt;height:47.6pt;visibility:visible;mso-wrap-style:square;mso-left-percent:-10001;mso-top-percent:-10001;mso-position-horizontal:absolute;mso-position-horizontal-relative:char;mso-position-vertical:absolute;mso-position-vertical-relative:line;mso-left-percent:-10001;mso-top-percent:-10001;v-text-anchor:top" o:gfxdata="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" fillcolor="white [3201]" strokeweight=".5pt">
                 <v:textbox>
                   <w:txbxContent>
                     <w:p>
@@ -16489,7 +17348,7 @@
           </mc:Choice>
           <mc:Fallback>
             <w:pict>
-              <v:shape w14:anchorId="2095225C" id="_x0000_s1063" style="width:348.4pt;height:33.2pt;visibility:visible;mso-wrap-style:square;mso-left-percent:-10001;mso-top-percent:-10001;mso-position-horizontal:absolute;mso-position-horizontal-relative:char;mso-position-vertical:absolute;mso-position-vertical-relative:line;mso-left-percent:-10001;mso-top-percent:-10001;v-text-anchor:middle" coordsize="4424680,421640" o:spt="100" o:gfxdata="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" adj="-11796480,,5400" path="m,60115c,26914,26914,,60115,v96802,,147883,121920,290405,l4364565,v33201,,60115,26914,60115,60115l4424680,300565v,33201,-26914,60115,-60115,60115l330200,360680v-191628,137160,-180057,,-270085,c26914,360680,,333766,,300565l,60115xe" fillcolor="#5b9bd5 [3204]" strokecolor="#1f4d78 [1604]" strokeweight="1pt">
+              <v:shape w14:anchorId="2095225C" id="_x0000_s1067" style="width:348.4pt;height:33.2pt;visibility:visible;mso-wrap-style:square;mso-left-percent:-10001;mso-top-percent:-10001;mso-position-horizontal:absolute;mso-position-horizontal-relative:char;mso-position-vertical:absolute;mso-position-vertical-relative:line;mso-left-percent:-10001;mso-top-percent:-10001;v-text-anchor:middle" coordsize="4424680,421640" o:spt="100" o:gfxdata="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" adj="-11796480,,5400" path="m,60115c,26914,26914,,60115,v96802,,147883,121920,290405,l4364565,v33201,,60115,26914,60115,60115l4424680,300565v,33201,-26914,60115,-60115,60115l330200,360680v-191628,137160,-180057,,-270085,c26914,360680,,333766,,300565l,60115xe" fillcolor="#5b9bd5 [3204]" strokecolor="#1f4d78 [1604]" strokeweight="1pt">
                 <v:stroke joinstyle="miter"/>
                 <v:formulas/>
                 <v:path arrowok="t" o:connecttype="custom" o:connectlocs="0,60115;60115,0;350520,0;4364565,0;4424680,60115;4424680,300565;4364565,360680;330200,360680;60115,360680;0,300565;0,60115" o:connectangles="0,0,0,0,0,0,0,0,0,0,0" textboxrect="0,0,4424680,421640"/>

--- a/tools/myCustomBlockly/製作積木教學/自訂積木規劃.docx
+++ b/tools/myCustomBlockly/製作積木教學/自訂積木規劃.docx
@@ -11972,14 +11972,7 @@
                 <w:rFonts w:hint="eastAsia"/>
                 <w:color w:val="C45911" w:themeColor="accent2" w:themeShade="BF"/>
               </w:rPr>
-              <w:t>in</w:t>
-            </w:r>
-            <w:r>
-              <w:rPr>
-                <w:rFonts w:hint="eastAsia"/>
-                <w:color w:val="C45911" w:themeColor="accent2" w:themeShade="BF"/>
-              </w:rPr>
-              <w:t xml:space="preserve">t </w:t>
+              <w:t xml:space="preserve">int </w:t>
             </w:r>
             <w:r>
               <w:rPr>
@@ -12004,13 +11997,14 @@
             <w:r>
               <w:rPr>
                 <w:rFonts w:hint="eastAsia"/>
-                <w:color w:val="FF0000"/>
+                <w:color w:val="C45911" w:themeColor="accent2" w:themeShade="BF"/>
               </w:rPr>
               <w:t xml:space="preserve"> </w:t>
             </w:r>
             <w:r>
               <w:rPr>
                 <w:rFonts w:hint="eastAsia"/>
+                <w:color w:val="C45911" w:themeColor="accent2" w:themeShade="BF"/>
               </w:rPr>
               <w:t>●</w:t>
             </w:r>
@@ -12037,13 +12031,14 @@
             <w:r>
               <w:rPr>
                 <w:rFonts w:hint="eastAsia"/>
-                <w:color w:val="FF0000"/>
+                <w:color w:val="C45911" w:themeColor="accent2" w:themeShade="BF"/>
               </w:rPr>
               <w:t xml:space="preserve"> </w:t>
             </w:r>
             <w:r>
               <w:rPr>
                 <w:rFonts w:hint="eastAsia"/>
+                <w:color w:val="C45911" w:themeColor="accent2" w:themeShade="BF"/>
               </w:rPr>
               <w:t>●</w:t>
             </w:r>
@@ -12198,13 +12193,14 @@
             <w:r>
               <w:rPr>
                 <w:rFonts w:hint="eastAsia"/>
-                <w:color w:val="FF0000"/>
+                <w:color w:val="C45911" w:themeColor="accent2" w:themeShade="BF"/>
               </w:rPr>
               <w:t xml:space="preserve"> </w:t>
             </w:r>
             <w:r>
               <w:rPr>
                 <w:rFonts w:hint="eastAsia"/>
+                <w:color w:val="C45911" w:themeColor="accent2" w:themeShade="BF"/>
               </w:rPr>
               <w:t>●</w:t>
             </w:r>
@@ -12237,6 +12233,7 @@
             <w:r>
               <w:rPr>
                 <w:rFonts w:hint="eastAsia"/>
+                <w:color w:val="C45911" w:themeColor="accent2" w:themeShade="BF"/>
               </w:rPr>
               <w:t>●</w:t>
             </w:r>
@@ -12294,6 +12291,9 @@
     <w:p>
       <w:pPr>
         <w:ind w:firstLineChars="100" w:firstLine="240"/>
+        <w:rPr>
+          <w:color w:val="C45911" w:themeColor="accent2" w:themeShade="BF"/>
+        </w:rPr>
       </w:pPr>
       <w:r>
         <w:rPr>
@@ -12341,17 +12341,16 @@
             <w:tcW w:w="8296" w:type="dxa"/>
           </w:tcPr>
           <w:p>
+            <w:pPr>
+              <w:rPr>
+                <w:color w:val="C45911" w:themeColor="accent2" w:themeShade="BF"/>
+              </w:rPr>
+            </w:pPr>
             <w:r>
               <w:rPr>
                 <w:color w:val="C45911" w:themeColor="accent2" w:themeShade="BF"/>
               </w:rPr>
-              <w:t>''</w:t>
-            </w:r>
-            <w:r>
-              <w:rPr>
-                <w:color w:val="C45911" w:themeColor="accent2" w:themeShade="BF"/>
-              </w:rPr>
-              <w:t xml:space="preserve">int </w:t>
+              <w:t xml:space="preserve">''int </w:t>
             </w:r>
             <w:r>
               <w:rPr>
@@ -12363,29 +12362,12 @@
               <w:rPr>
                 <w:color w:val="C45911" w:themeColor="accent2" w:themeShade="BF"/>
               </w:rPr>
-              <w:t xml:space="preserve"> = digitalRead(</w:t>
-            </w:r>
-            <w:r>
-              <w:rPr>
-                <w:color w:val="C45911" w:themeColor="accent2" w:themeShade="BF"/>
-              </w:rPr>
-              <w:t>'</w:t>
+              <w:t xml:space="preserve"> = digitalRead('</w:t>
             </w:r>
             <w:r>
               <w:rPr>
                 <w:rFonts w:hint="eastAsia"/>
-              </w:rPr>
-              <w:t>●</w:t>
-            </w:r>
-            <w:r>
-              <w:rPr>
-                <w:color w:val="FF0000"/>
-              </w:rPr>
-              <w:t xml:space="preserve"> value_swpin</w:t>
-            </w:r>
-            <w:r>
-              <w:rPr>
-                <w:rFonts w:hint="eastAsia"/>
+                <w:color w:val="C45911" w:themeColor="accent2" w:themeShade="BF"/>
               </w:rPr>
               <w:t>●</w:t>
             </w:r>
@@ -12393,13 +12375,26 @@
               <w:rPr>
                 <w:color w:val="C45911" w:themeColor="accent2" w:themeShade="BF"/>
               </w:rPr>
-              <w:t xml:space="preserve"> '</w:t>
+              <w:t xml:space="preserve"> </w:t>
+            </w:r>
+            <w:r>
+              <w:rPr>
+                <w:color w:val="FF0000"/>
+              </w:rPr>
+              <w:t>value_swpin</w:t>
+            </w:r>
+            <w:r>
+              <w:rPr>
+                <w:rFonts w:hint="eastAsia"/>
+                <w:color w:val="C45911" w:themeColor="accent2" w:themeShade="BF"/>
+              </w:rPr>
+              <w:t>●</w:t>
             </w:r>
             <w:r>
               <w:rPr>
                 <w:color w:val="C45911" w:themeColor="accent2" w:themeShade="BF"/>
               </w:rPr>
-              <w:t>);</w:t>
+              <w:t xml:space="preserve"> ');</w:t>
             </w:r>
             <w:r>
               <w:rPr>
@@ -12435,6 +12430,454 @@
       <w:pPr>
         <w:ind w:firstLineChars="100" w:firstLine="240"/>
       </w:pPr>
+    </w:p>
+    <w:p>
+      <w:pPr>
+        <w:ind w:firstLineChars="100" w:firstLine="240"/>
+        <w:rPr>
+          <w:color w:val="D0CECE" w:themeColor="background2" w:themeShade="E6"/>
+        </w:rPr>
+      </w:pPr>
+      <w:r>
+        <w:rPr>
+          <w:color w:val="D0CECE" w:themeColor="background2" w:themeShade="E6"/>
+        </w:rPr>
+        <w:t>//</w:t>
+      </w:r>
+      <w:r>
+        <w:rPr>
+          <w:rFonts w:hint="eastAsia"/>
+          <w:color w:val="D0CECE" w:themeColor="background2" w:themeShade="E6"/>
+        </w:rPr>
+        <w:t xml:space="preserve"> </w:t>
+      </w:r>
+      <w:r>
+        <w:rPr>
+          <w:rFonts w:hint="eastAsia"/>
+          <w:color w:val="D0CECE" w:themeColor="background2" w:themeShade="E6"/>
+        </w:rPr>
+        <w:t>xVal = analogRead(A0);// vY</w:t>
+      </w:r>
+      <w:r>
+        <w:rPr>
+          <w:rFonts w:hint="eastAsia"/>
+          <w:color w:val="D0CECE" w:themeColor="background2" w:themeShade="E6"/>
+        </w:rPr>
+        <w:t>腳位</w:t>
+      </w:r>
+    </w:p>
+    <w:tbl>
+      <w:tblPr>
+        <w:tblStyle w:val="a3"/>
+        <w:tblW w:w="0" w:type="auto"/>
+        <w:tblLook w:val="04A0" w:firstRow="1" w:lastRow="0" w:firstColumn="1" w:lastColumn="0" w:noHBand="0" w:noVBand="1"/>
+      </w:tblPr>
+      <w:tblGrid>
+        <w:gridCol w:w="8296"/>
+      </w:tblGrid>
+      <w:tr>
+        <w:tc>
+          <w:tcPr>
+            <w:tcW w:w="8296" w:type="dxa"/>
+          </w:tcPr>
+          <w:p>
+            <w:pPr>
+              <w:rPr>
+                <w:color w:val="D0CECE" w:themeColor="background2" w:themeShade="E6"/>
+              </w:rPr>
+            </w:pPr>
+            <w:r>
+              <w:rPr>
+                <w:color w:val="D0CECE" w:themeColor="background2" w:themeShade="E6"/>
+              </w:rPr>
+              <w:t>''</w:t>
+            </w:r>
+            <w:r>
+              <w:rPr>
+                <w:color w:val="D0CECE" w:themeColor="background2" w:themeShade="E6"/>
+              </w:rPr>
+              <w:t>//</w:t>
+            </w:r>
+            <w:r>
+              <w:rPr>
+                <w:rFonts w:hint="eastAsia"/>
+                <w:color w:val="D0CECE" w:themeColor="background2" w:themeShade="E6"/>
+              </w:rPr>
+              <w:t>xVal = analogRead(</w:t>
+            </w:r>
+            <w:r>
+              <w:rPr>
+                <w:color w:val="D0CECE" w:themeColor="background2" w:themeShade="E6"/>
+              </w:rPr>
+              <w:t>'</w:t>
+            </w:r>
+            <w:r>
+              <w:rPr>
+                <w:rFonts w:hint="eastAsia"/>
+                <w:color w:val="D0CECE" w:themeColor="background2" w:themeShade="E6"/>
+              </w:rPr>
+              <w:t xml:space="preserve"> </w:t>
+            </w:r>
+            <w:r>
+              <w:rPr>
+                <w:rFonts w:hint="eastAsia"/>
+                <w:color w:val="D0CECE" w:themeColor="background2" w:themeShade="E6"/>
+              </w:rPr>
+              <w:t>●</w:t>
+            </w:r>
+            <w:r>
+              <w:rPr>
+                <w:rFonts w:hint="eastAsia"/>
+                <w:color w:val="D0CECE" w:themeColor="background2" w:themeShade="E6"/>
+              </w:rPr>
+              <w:t>dropdown_y</w:t>
+            </w:r>
+            <w:r>
+              <w:rPr>
+                <w:color w:val="D0CECE" w:themeColor="background2" w:themeShade="E6"/>
+              </w:rPr>
+              <w:t>p</w:t>
+            </w:r>
+            <w:r>
+              <w:rPr>
+                <w:rFonts w:hint="eastAsia"/>
+                <w:color w:val="D0CECE" w:themeColor="background2" w:themeShade="E6"/>
+              </w:rPr>
+              <w:t xml:space="preserve">in </w:t>
+            </w:r>
+            <w:r>
+              <w:rPr>
+                <w:rFonts w:hint="eastAsia"/>
+                <w:color w:val="D0CECE" w:themeColor="background2" w:themeShade="E6"/>
+              </w:rPr>
+              <w:t>●</w:t>
+            </w:r>
+            <w:r>
+              <w:rPr>
+                <w:color w:val="D0CECE" w:themeColor="background2" w:themeShade="E6"/>
+              </w:rPr>
+              <w:t>'</w:t>
+            </w:r>
+            <w:r>
+              <w:rPr>
+                <w:rFonts w:hint="eastAsia"/>
+                <w:color w:val="D0CECE" w:themeColor="background2" w:themeShade="E6"/>
+              </w:rPr>
+              <w:t>);// vY</w:t>
+            </w:r>
+            <w:r>
+              <w:rPr>
+                <w:rFonts w:hint="eastAsia"/>
+                <w:color w:val="D0CECE" w:themeColor="background2" w:themeShade="E6"/>
+              </w:rPr>
+              <w:t>腳位</w:t>
+            </w:r>
+            <w:r>
+              <w:rPr>
+                <w:rFonts w:hint="eastAsia"/>
+                <w:color w:val="D0CECE" w:themeColor="background2" w:themeShade="E6"/>
+              </w:rPr>
+              <w:t>\n</w:t>
+            </w:r>
+            <w:r>
+              <w:rPr>
+                <w:color w:val="D0CECE" w:themeColor="background2" w:themeShade="E6"/>
+              </w:rPr>
+              <w:t>'</w:t>
+            </w:r>
+          </w:p>
+        </w:tc>
+      </w:tr>
+    </w:tbl>
+    <w:p>
+      <w:pPr>
+        <w:ind w:firstLineChars="100" w:firstLine="240"/>
+        <w:rPr>
+          <w:color w:val="D0CECE" w:themeColor="background2" w:themeShade="E6"/>
+        </w:rPr>
+      </w:pPr>
+    </w:p>
+    <w:p>
+      <w:pPr>
+        <w:ind w:firstLineChars="100" w:firstLine="240"/>
+        <w:rPr>
+          <w:color w:val="D0CECE" w:themeColor="background2" w:themeShade="E6"/>
+        </w:rPr>
+      </w:pPr>
+      <w:r>
+        <w:rPr>
+          <w:color w:val="D0CECE" w:themeColor="background2" w:themeShade="E6"/>
+        </w:rPr>
+        <w:t>//</w:t>
+      </w:r>
+      <w:r>
+        <w:rPr>
+          <w:rFonts w:hint="eastAsia"/>
+          <w:color w:val="D0CECE" w:themeColor="background2" w:themeShade="E6"/>
+        </w:rPr>
+        <w:t>yVal = analogRead(A5);// vX</w:t>
+      </w:r>
+      <w:r>
+        <w:rPr>
+          <w:rFonts w:hint="eastAsia"/>
+          <w:color w:val="D0CECE" w:themeColor="background2" w:themeShade="E6"/>
+        </w:rPr>
+        <w:t>腳位</w:t>
+      </w:r>
+    </w:p>
+    <w:tbl>
+      <w:tblPr>
+        <w:tblStyle w:val="a3"/>
+        <w:tblW w:w="0" w:type="auto"/>
+        <w:tblLook w:val="04A0" w:firstRow="1" w:lastRow="0" w:firstColumn="1" w:lastColumn="0" w:noHBand="0" w:noVBand="1"/>
+      </w:tblPr>
+      <w:tblGrid>
+        <w:gridCol w:w="8296"/>
+      </w:tblGrid>
+      <w:tr>
+        <w:tc>
+          <w:tcPr>
+            <w:tcW w:w="8296" w:type="dxa"/>
+          </w:tcPr>
+          <w:p>
+            <w:pPr>
+              <w:rPr>
+                <w:color w:val="D0CECE" w:themeColor="background2" w:themeShade="E6"/>
+              </w:rPr>
+            </w:pPr>
+            <w:r>
+              <w:rPr>
+                <w:color w:val="D0CECE" w:themeColor="background2" w:themeShade="E6"/>
+              </w:rPr>
+              <w:t>''</w:t>
+            </w:r>
+            <w:r>
+              <w:rPr>
+                <w:color w:val="D0CECE" w:themeColor="background2" w:themeShade="E6"/>
+              </w:rPr>
+              <w:t>//</w:t>
+            </w:r>
+            <w:r>
+              <w:rPr>
+                <w:rFonts w:hint="eastAsia"/>
+                <w:color w:val="D0CECE" w:themeColor="background2" w:themeShade="E6"/>
+              </w:rPr>
+              <w:t>yVal = analogRead(</w:t>
+            </w:r>
+            <w:r>
+              <w:rPr>
+                <w:color w:val="D0CECE" w:themeColor="background2" w:themeShade="E6"/>
+              </w:rPr>
+              <w:t>'</w:t>
+            </w:r>
+            <w:r>
+              <w:rPr>
+                <w:rFonts w:hint="eastAsia"/>
+                <w:color w:val="D0CECE" w:themeColor="background2" w:themeShade="E6"/>
+              </w:rPr>
+              <w:t xml:space="preserve"> </w:t>
+            </w:r>
+            <w:r>
+              <w:rPr>
+                <w:rFonts w:hint="eastAsia"/>
+                <w:color w:val="D0CECE" w:themeColor="background2" w:themeShade="E6"/>
+              </w:rPr>
+              <w:t>●</w:t>
+            </w:r>
+            <w:r>
+              <w:rPr>
+                <w:rFonts w:hint="eastAsia"/>
+                <w:color w:val="D0CECE" w:themeColor="background2" w:themeShade="E6"/>
+              </w:rPr>
+              <w:t>dropdown_x</w:t>
+            </w:r>
+            <w:r>
+              <w:rPr>
+                <w:color w:val="D0CECE" w:themeColor="background2" w:themeShade="E6"/>
+              </w:rPr>
+              <w:t>p</w:t>
+            </w:r>
+            <w:r>
+              <w:rPr>
+                <w:rFonts w:hint="eastAsia"/>
+                <w:color w:val="D0CECE" w:themeColor="background2" w:themeShade="E6"/>
+              </w:rPr>
+              <w:t>in</w:t>
+            </w:r>
+            <w:r>
+              <w:rPr>
+                <w:color w:val="D0CECE" w:themeColor="background2" w:themeShade="E6"/>
+              </w:rPr>
+              <w:t xml:space="preserve"> </w:t>
+            </w:r>
+            <w:r>
+              <w:rPr>
+                <w:rFonts w:hint="eastAsia"/>
+                <w:color w:val="D0CECE" w:themeColor="background2" w:themeShade="E6"/>
+              </w:rPr>
+              <w:t>●</w:t>
+            </w:r>
+            <w:r>
+              <w:rPr>
+                <w:color w:val="D0CECE" w:themeColor="background2" w:themeShade="E6"/>
+              </w:rPr>
+              <w:t>'</w:t>
+            </w:r>
+            <w:r>
+              <w:rPr>
+                <w:rFonts w:hint="eastAsia"/>
+                <w:color w:val="D0CECE" w:themeColor="background2" w:themeShade="E6"/>
+              </w:rPr>
+              <w:t>);// vX</w:t>
+            </w:r>
+            <w:r>
+              <w:rPr>
+                <w:rFonts w:hint="eastAsia"/>
+                <w:color w:val="D0CECE" w:themeColor="background2" w:themeShade="E6"/>
+              </w:rPr>
+              <w:t>腳位</w:t>
+            </w:r>
+            <w:r>
+              <w:rPr>
+                <w:rFonts w:hint="eastAsia"/>
+                <w:color w:val="D0CECE" w:themeColor="background2" w:themeShade="E6"/>
+              </w:rPr>
+              <w:t>\n</w:t>
+            </w:r>
+            <w:r>
+              <w:rPr>
+                <w:color w:val="D0CECE" w:themeColor="background2" w:themeShade="E6"/>
+              </w:rPr>
+              <w:t xml:space="preserve"> '</w:t>
+            </w:r>
+          </w:p>
+        </w:tc>
+      </w:tr>
+    </w:tbl>
+    <w:p>
+      <w:pPr>
+        <w:ind w:firstLineChars="100" w:firstLine="240"/>
+        <w:rPr>
+          <w:color w:val="D0CECE" w:themeColor="background2" w:themeShade="E6"/>
+        </w:rPr>
+      </w:pPr>
+    </w:p>
+    <w:p>
+      <w:pPr>
+        <w:ind w:firstLineChars="100" w:firstLine="240"/>
+        <w:rPr>
+          <w:color w:val="D0CECE" w:themeColor="background2" w:themeShade="E6"/>
+        </w:rPr>
+      </w:pPr>
+      <w:r>
+        <w:rPr>
+          <w:color w:val="D0CECE" w:themeColor="background2" w:themeShade="E6"/>
+        </w:rPr>
+        <w:t>//</w:t>
+      </w:r>
+      <w:r>
+        <w:rPr>
+          <w:color w:val="D0CECE" w:themeColor="background2" w:themeShade="E6"/>
+        </w:rPr>
+        <w:t>swVal = digitalRead(12);</w:t>
+      </w:r>
+    </w:p>
+    <w:tbl>
+      <w:tblPr>
+        <w:tblStyle w:val="a3"/>
+        <w:tblW w:w="0" w:type="auto"/>
+        <w:tblLook w:val="04A0" w:firstRow="1" w:lastRow="0" w:firstColumn="1" w:lastColumn="0" w:noHBand="0" w:noVBand="1"/>
+      </w:tblPr>
+      <w:tblGrid>
+        <w:gridCol w:w="8296"/>
+      </w:tblGrid>
+      <w:tr>
+        <w:tc>
+          <w:tcPr>
+            <w:tcW w:w="8296" w:type="dxa"/>
+          </w:tcPr>
+          <w:p>
+            <w:pPr>
+              <w:rPr>
+                <w:color w:val="D0CECE" w:themeColor="background2" w:themeShade="E6"/>
+              </w:rPr>
+            </w:pPr>
+            <w:r>
+              <w:rPr>
+                <w:color w:val="D0CECE" w:themeColor="background2" w:themeShade="E6"/>
+              </w:rPr>
+              <w:t>''</w:t>
+            </w:r>
+            <w:r>
+              <w:rPr>
+                <w:color w:val="D0CECE" w:themeColor="background2" w:themeShade="E6"/>
+              </w:rPr>
+              <w:t>//</w:t>
+            </w:r>
+            <w:r>
+              <w:rPr>
+                <w:color w:val="D0CECE" w:themeColor="background2" w:themeShade="E6"/>
+              </w:rPr>
+              <w:t>swVal = digitalRead('</w:t>
+            </w:r>
+            <w:r>
+              <w:rPr>
+                <w:rFonts w:hint="eastAsia"/>
+                <w:color w:val="D0CECE" w:themeColor="background2" w:themeShade="E6"/>
+              </w:rPr>
+              <w:t>●</w:t>
+            </w:r>
+            <w:r>
+              <w:rPr>
+                <w:color w:val="D0CECE" w:themeColor="background2" w:themeShade="E6"/>
+              </w:rPr>
+              <w:t xml:space="preserve"> value_swpin</w:t>
+            </w:r>
+            <w:r>
+              <w:rPr>
+                <w:rFonts w:hint="eastAsia"/>
+                <w:color w:val="D0CECE" w:themeColor="background2" w:themeShade="E6"/>
+              </w:rPr>
+              <w:t>●</w:t>
+            </w:r>
+            <w:r>
+              <w:rPr>
+                <w:color w:val="D0CECE" w:themeColor="background2" w:themeShade="E6"/>
+              </w:rPr>
+              <w:t xml:space="preserve"> ');</w:t>
+            </w:r>
+            <w:r>
+              <w:rPr>
+                <w:rFonts w:hint="eastAsia"/>
+                <w:color w:val="D0CECE" w:themeColor="background2" w:themeShade="E6"/>
+              </w:rPr>
+              <w:t xml:space="preserve"> \n</w:t>
+            </w:r>
+            <w:r>
+              <w:rPr>
+                <w:color w:val="D0CECE" w:themeColor="background2" w:themeShade="E6"/>
+              </w:rPr>
+              <w:t xml:space="preserve"> '</w:t>
+            </w:r>
+          </w:p>
+        </w:tc>
+      </w:tr>
+    </w:tbl>
+    <w:p>
+      <w:pPr>
+        <w:rPr>
+          <w:color w:val="538135" w:themeColor="accent6" w:themeShade="BF"/>
+        </w:rPr>
+      </w:pPr>
+    </w:p>
+    <w:p>
+      <w:pPr>
+        <w:rPr>
+          <w:color w:val="C45911" w:themeColor="accent2" w:themeShade="BF"/>
+        </w:rPr>
+      </w:pPr>
+    </w:p>
+    <w:p>
       <w:r>
         <w:rPr>
           <w:noProof/>
@@ -12443,7 +12886,7 @@
         <mc:AlternateContent>
           <mc:Choice Requires="wps">
             <w:drawing>
-              <wp:inline distT="0" distB="0" distL="0" distR="0" wp14:anchorId="488DB9CF" wp14:editId="001E15C4">
+              <wp:inline distT="0" distB="0" distL="0" distR="0" wp14:anchorId="68EBD03A" wp14:editId="39A01F68">
                 <wp:extent cx="4424680" cy="421640"/>
                 <wp:effectExtent l="0" t="0" r="13970" b="16510"/>
                 <wp:docPr id="49" name="圓角矩形 4"/>
@@ -12847,7 +13290,7 @@
           </mc:Choice>
           <mc:Fallback>
             <w:pict>
-              <v:shape w14:anchorId="488DB9CF" id="_x0000_s1054" style="width:348.4pt;height:33.2pt;visibility:visible;mso-wrap-style:square;mso-left-percent:-10001;mso-top-percent:-10001;mso-position-horizontal:absolute;mso-position-horizontal-relative:char;mso-position-vertical:absolute;mso-position-vertical-relative:line;mso-left-percent:-10001;mso-top-percent:-10001;v-text-anchor:middle" coordsize="4424680,421640" o:spt="100" o:gfxdata="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" adj="-11796480,,5400" path="m,60115c,26914,26914,,60115,v96802,,147883,121920,290405,l4364565,v33201,,60115,26914,60115,60115l4424680,300565v,33201,-26914,60115,-60115,60115l330200,360680v-191628,137160,-180057,,-270085,c26914,360680,,333766,,300565l,60115xe" fillcolor="#5b9bd5 [3204]" strokecolor="#1f4d78 [1604]" strokeweight="1pt">
+              <v:shape w14:anchorId="68EBD03A" id="_x0000_s1054" style="width:348.4pt;height:33.2pt;visibility:visible;mso-wrap-style:square;mso-left-percent:-10001;mso-top-percent:-10001;mso-position-horizontal:absolute;mso-position-horizontal-relative:char;mso-position-vertical:absolute;mso-position-vertical-relative:line;mso-left-percent:-10001;mso-top-percent:-10001;v-text-anchor:middle" coordsize="4424680,421640" o:spt="100" o:gfxdata="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" adj="-11796480,,5400" path="m,60115c,26914,26914,,60115,v96802,,147883,121920,290405,l4364565,v33201,,60115,26914,60115,60115l4424680,300565v,33201,-26914,60115,-60115,60115l330200,360680v-191628,137160,-180057,,-270085,c26914,360680,,333766,,300565l,60115xe" fillcolor="#5b9bd5 [3204]" strokecolor="#1f4d78 [1604]" strokeweight="1pt">
                 <v:stroke joinstyle="miter"/>
                 <v:formulas/>
                 <v:path arrowok="t" o:connecttype="custom" o:connectlocs="0,60115;60115,0;350520,0;4364565,0;4424680,60115;4424680,300565;4364565,360680;330200,360680;60115,360680;0,300565;0,60115" o:connectangles="0,0,0,0,0,0,0,0,0,0,0" textboxrect="0,0,4424680,421640"/>
@@ -12966,21 +13409,6 @@
     <w:p>
       <w:pPr>
         <w:rPr>
-          <w:color w:val="538135" w:themeColor="accent6" w:themeShade="BF"/>
-        </w:rPr>
-      </w:pPr>
-    </w:p>
-    <w:p>
-      <w:pPr>
-        <w:rPr>
-          <w:color w:val="C45911" w:themeColor="accent2" w:themeShade="BF"/>
-        </w:rPr>
-      </w:pPr>
-    </w:p>
-    <w:p/>
-    <w:p>
-      <w:pPr>
-        <w:rPr>
           <w:shd w:val="clear" w:color="auto" w:fill="D9D9D9" w:themeFill="background1" w:themeFillShade="D9"/>
         </w:rPr>
       </w:pPr>
@@ -13020,9 +13448,6 @@
     <w:p>
       <w:pPr>
         <w:ind w:leftChars="100" w:left="240"/>
-        <w:rPr>
-          <w:color w:val="538135" w:themeColor="accent6" w:themeShade="BF"/>
-        </w:rPr>
       </w:pPr>
       <w:r>
         <w:rPr>
@@ -13177,11 +13602,6 @@
     </w:p>
     <w:p>
       <w:pPr>
-        <w:ind w:leftChars="100" w:left="240"/>
-      </w:pPr>
-    </w:p>
-    <w:p>
-      <w:pPr>
         <w:rPr>
           <w:shd w:val="clear" w:color="auto" w:fill="D9D9D9" w:themeFill="background1" w:themeFillShade="D9"/>
         </w:rPr>
@@ -13218,19 +13638,7 @@
         <w:ind w:firstLineChars="100" w:firstLine="240"/>
       </w:pPr>
       <w:r>
-        <w:t>joystick_direct(</w:t>
-      </w:r>
-      <w:r>
-        <w:t>joystick_xVal</w:t>
-      </w:r>
-      <w:r>
-        <w:t>,</w:t>
-      </w:r>
-      <w:r>
-        <w:t>joystick_yVal</w:t>
-      </w:r>
-      <w:r>
-        <w:t>)</w:t>
+        <w:t>joystick_direct()</w:t>
       </w:r>
     </w:p>
     <w:tbl>
@@ -13249,25 +13657,233 @@
           </w:tcPr>
           <w:p>
             <w:r>
+              <w:t>''joystick_direct() '</w:t>
+            </w:r>
+          </w:p>
+        </w:tc>
+      </w:tr>
+    </w:tbl>
+    <w:p>
+      <w:pPr>
+        <w:ind w:firstLineChars="100" w:firstLine="240"/>
+      </w:pPr>
+    </w:p>
+    <w:p>
+      <w:pPr>
+        <w:ind w:firstLineChars="100" w:firstLine="240"/>
+        <w:rPr>
+          <w:color w:val="D0CECE" w:themeColor="background2" w:themeShade="E6"/>
+        </w:rPr>
+      </w:pPr>
+      <w:r>
+        <w:rPr>
+          <w:color w:val="D0CECE" w:themeColor="background2" w:themeShade="E6"/>
+        </w:rPr>
+        <w:t>joystick_direct(</w:t>
+      </w:r>
+      <w:r>
+        <w:rPr>
+          <w:rFonts w:hint="eastAsia"/>
+          <w:color w:val="D0CECE" w:themeColor="background2" w:themeShade="E6"/>
+        </w:rPr>
+        <w:t>analogRead(A0)</w:t>
+      </w:r>
+      <w:r>
+        <w:rPr>
+          <w:color w:val="D0CECE" w:themeColor="background2" w:themeShade="E6"/>
+        </w:rPr>
+        <w:t>,</w:t>
+      </w:r>
+      <w:r>
+        <w:rPr>
+          <w:rFonts w:hint="eastAsia"/>
+          <w:color w:val="D0CECE" w:themeColor="background2" w:themeShade="E6"/>
+        </w:rPr>
+        <w:t xml:space="preserve"> analogRead(A</w:t>
+      </w:r>
+      <w:r>
+        <w:rPr>
+          <w:color w:val="D0CECE" w:themeColor="background2" w:themeShade="E6"/>
+        </w:rPr>
+        <w:t>5</w:t>
+      </w:r>
+      <w:r>
+        <w:rPr>
+          <w:rFonts w:hint="eastAsia"/>
+          <w:color w:val="D0CECE" w:themeColor="background2" w:themeShade="E6"/>
+        </w:rPr>
+        <w:t>)</w:t>
+      </w:r>
+      <w:r>
+        <w:rPr>
+          <w:color w:val="D0CECE" w:themeColor="background2" w:themeShade="E6"/>
+        </w:rPr>
+        <w:t>)</w:t>
+      </w:r>
+    </w:p>
+    <w:tbl>
+      <w:tblPr>
+        <w:tblStyle w:val="a3"/>
+        <w:tblW w:w="0" w:type="auto"/>
+        <w:tblLook w:val="04A0" w:firstRow="1" w:lastRow="0" w:firstColumn="1" w:lastColumn="0" w:noHBand="0" w:noVBand="1"/>
+      </w:tblPr>
+      <w:tblGrid>
+        <w:gridCol w:w="8296"/>
+      </w:tblGrid>
+      <w:tr>
+        <w:tc>
+          <w:tcPr>
+            <w:tcW w:w="8296" w:type="dxa"/>
+          </w:tcPr>
+          <w:p>
+            <w:pPr>
+              <w:rPr>
+                <w:color w:val="D0CECE" w:themeColor="background2" w:themeShade="E6"/>
+              </w:rPr>
+            </w:pPr>
+            <w:r>
+              <w:rPr>
+                <w:color w:val="D0CECE" w:themeColor="background2" w:themeShade="E6"/>
+              </w:rPr>
               <w:t>''</w:t>
             </w:r>
             <w:r>
+              <w:rPr>
+                <w:color w:val="D0CECE" w:themeColor="background2" w:themeShade="E6"/>
+              </w:rPr>
               <w:t>joystick_direct(</w:t>
             </w:r>
             <w:r>
-              <w:t>joystick_xVal</w:t>
+              <w:rPr>
+                <w:rFonts w:hint="eastAsia"/>
+                <w:color w:val="D0CECE" w:themeColor="background2" w:themeShade="E6"/>
+              </w:rPr>
+              <w:t>analogRead(</w:t>
             </w:r>
             <w:r>
+              <w:rPr>
+                <w:color w:val="D0CECE" w:themeColor="background2" w:themeShade="E6"/>
+              </w:rPr>
+              <w:t>'</w:t>
+            </w:r>
+            <w:r>
+              <w:rPr>
+                <w:rFonts w:hint="eastAsia"/>
+                <w:color w:val="D0CECE" w:themeColor="background2" w:themeShade="E6"/>
+              </w:rPr>
+              <w:t>●</w:t>
+            </w:r>
+            <w:r>
+              <w:rPr>
+                <w:rFonts w:hint="eastAsia"/>
+                <w:color w:val="D0CECE" w:themeColor="background2" w:themeShade="E6"/>
+              </w:rPr>
+              <w:t>dropdown_y</w:t>
+            </w:r>
+            <w:r>
+              <w:rPr>
+                <w:color w:val="D0CECE" w:themeColor="background2" w:themeShade="E6"/>
+              </w:rPr>
+              <w:t>p</w:t>
+            </w:r>
+            <w:r>
+              <w:rPr>
+                <w:rFonts w:hint="eastAsia"/>
+                <w:color w:val="D0CECE" w:themeColor="background2" w:themeShade="E6"/>
+              </w:rPr>
+              <w:t>in</w:t>
+            </w:r>
+            <w:r>
+              <w:rPr>
+                <w:rFonts w:hint="eastAsia"/>
+                <w:color w:val="D0CECE" w:themeColor="background2" w:themeShade="E6"/>
+              </w:rPr>
+              <w:t>●</w:t>
+            </w:r>
+            <w:r>
+              <w:rPr>
+                <w:color w:val="D0CECE" w:themeColor="background2" w:themeShade="E6"/>
+              </w:rPr>
+              <w:t>'</w:t>
+            </w:r>
+            <w:r>
+              <w:rPr>
+                <w:rFonts w:hint="eastAsia"/>
+                <w:color w:val="D0CECE" w:themeColor="background2" w:themeShade="E6"/>
+              </w:rPr>
+              <w:t>)</w:t>
+            </w:r>
+            <w:r>
+              <w:rPr>
+                <w:color w:val="D0CECE" w:themeColor="background2" w:themeShade="E6"/>
+              </w:rPr>
               <w:t>,</w:t>
             </w:r>
             <w:r>
-              <w:t>joystick_yVal</w:t>
+              <w:rPr>
+                <w:rFonts w:hint="eastAsia"/>
+                <w:color w:val="D0CECE" w:themeColor="background2" w:themeShade="E6"/>
+              </w:rPr>
+              <w:t xml:space="preserve"> analogRead(</w:t>
             </w:r>
             <w:r>
+              <w:rPr>
+                <w:color w:val="D0CECE" w:themeColor="background2" w:themeShade="E6"/>
+              </w:rPr>
+              <w:t>'</w:t>
+            </w:r>
+            <w:r>
+              <w:rPr>
+                <w:rFonts w:hint="eastAsia"/>
+                <w:color w:val="D0CECE" w:themeColor="background2" w:themeShade="E6"/>
+              </w:rPr>
+              <w:t>●</w:t>
+            </w:r>
+            <w:r>
+              <w:rPr>
+                <w:rFonts w:hint="eastAsia"/>
+                <w:color w:val="D0CECE" w:themeColor="background2" w:themeShade="E6"/>
+              </w:rPr>
+              <w:t>dropdown_</w:t>
+            </w:r>
+            <w:r>
+              <w:rPr>
+                <w:color w:val="D0CECE" w:themeColor="background2" w:themeShade="E6"/>
+              </w:rPr>
+              <w:t>xp</w:t>
+            </w:r>
+            <w:r>
+              <w:rPr>
+                <w:rFonts w:hint="eastAsia"/>
+                <w:color w:val="D0CECE" w:themeColor="background2" w:themeShade="E6"/>
+              </w:rPr>
+              <w:t>in</w:t>
+            </w:r>
+            <w:r>
+              <w:rPr>
+                <w:rFonts w:hint="eastAsia"/>
+                <w:color w:val="D0CECE" w:themeColor="background2" w:themeShade="E6"/>
+              </w:rPr>
+              <w:t>●</w:t>
+            </w:r>
+            <w:r>
+              <w:rPr>
+                <w:color w:val="D0CECE" w:themeColor="background2" w:themeShade="E6"/>
+              </w:rPr>
+              <w:t>'</w:t>
+            </w:r>
+            <w:r>
+              <w:rPr>
+                <w:rFonts w:hint="eastAsia"/>
+                <w:color w:val="D0CECE" w:themeColor="background2" w:themeShade="E6"/>
+              </w:rPr>
               <w:t>)</w:t>
             </w:r>
             <w:r>
-              <w:t xml:space="preserve"> '</w:t>
+              <w:rPr>
+                <w:color w:val="D0CECE" w:themeColor="background2" w:themeShade="E6"/>
+              </w:rPr>
+              <w:t>) '</w:t>
             </w:r>
           </w:p>
         </w:tc>
@@ -13700,9 +14316,6 @@
                     <w:p>
                       <w:pPr>
                         <w:ind w:firstLineChars="50" w:firstLine="120"/>
-                        <w:rPr>
-                          <w:rFonts w:hint="eastAsia"/>
-                        </w:rPr>
                       </w:pPr>
                       <w:r>
                         <w:rPr>
@@ -13726,15 +14339,83 @@
     <w:p>
       <w:pPr>
         <w:ind w:firstLineChars="100" w:firstLine="240"/>
+        <w:rPr>
+          <w:color w:val="E7E6E6" w:themeColor="background2"/>
+        </w:rPr>
       </w:pPr>
       <w:r>
+        <w:rPr>
+          <w:color w:val="E7E6E6" w:themeColor="background2"/>
+        </w:rPr>
         <w:t>is_click_sw(</w:t>
       </w:r>
       <w:r>
+        <w:rPr>
+          <w:color w:val="E7E6E6" w:themeColor="background2"/>
+        </w:rPr>
         <w:t>joystick_swVal</w:t>
       </w:r>
       <w:r>
+        <w:rPr>
+          <w:color w:val="E7E6E6" w:themeColor="background2"/>
+        </w:rPr>
         <w:t>)</w:t>
+      </w:r>
+    </w:p>
+    <w:tbl>
+      <w:tblPr>
+        <w:tblStyle w:val="a3"/>
+        <w:tblW w:w="0" w:type="auto"/>
+        <w:tblLook w:val="04A0" w:firstRow="1" w:lastRow="0" w:firstColumn="1" w:lastColumn="0" w:noHBand="0" w:noVBand="1"/>
+      </w:tblPr>
+      <w:tblGrid>
+        <w:gridCol w:w="8296"/>
+      </w:tblGrid>
+      <w:tr>
+        <w:tc>
+          <w:tcPr>
+            <w:tcW w:w="8296" w:type="dxa"/>
+          </w:tcPr>
+          <w:p>
+            <w:pPr>
+              <w:rPr>
+                <w:color w:val="E7E6E6" w:themeColor="background2"/>
+              </w:rPr>
+            </w:pPr>
+            <w:r>
+              <w:rPr>
+                <w:color w:val="E7E6E6" w:themeColor="background2"/>
+              </w:rPr>
+              <w:t>''is_click_sw(</w:t>
+            </w:r>
+            <w:r>
+              <w:rPr>
+                <w:color w:val="E7E6E6" w:themeColor="background2"/>
+              </w:rPr>
+              <w:t>joystick_swVal</w:t>
+            </w:r>
+            <w:r>
+              <w:rPr>
+                <w:color w:val="E7E6E6" w:themeColor="background2"/>
+              </w:rPr>
+              <w:t>) '</w:t>
+            </w:r>
+          </w:p>
+        </w:tc>
+      </w:tr>
+    </w:tbl>
+    <w:p>
+      <w:pPr>
+        <w:ind w:firstLineChars="100" w:firstLine="240"/>
+      </w:pPr>
+    </w:p>
+    <w:p>
+      <w:pPr>
+        <w:ind w:firstLineChars="100" w:firstLine="240"/>
+      </w:pPr>
+      <w:r>
+        <w:lastRenderedPageBreak/>
+        <w:t>is_click_sw()</w:t>
       </w:r>
     </w:p>
     <w:tbl>
@@ -13756,23 +14437,20 @@
               <w:t>''</w:t>
             </w:r>
             <w:r>
-              <w:t>is_click_sw(</w:t>
+              <w:t>is_click_sw()</w:t>
             </w:r>
             <w:r>
-              <w:t>joystick_swVal</w:t>
-            </w:r>
-            <w:bookmarkStart w:id="0" w:name="_GoBack"/>
-            <w:bookmarkEnd w:id="0"/>
-            <w:r>
-              <w:t>)</w:t>
-            </w:r>
-            <w:r>
-              <w:t xml:space="preserve"> '</w:t>
+              <w:t>'</w:t>
             </w:r>
           </w:p>
         </w:tc>
       </w:tr>
     </w:tbl>
+    <w:p>
+      <w:pPr>
+        <w:ind w:firstLineChars="100" w:firstLine="240"/>
+      </w:pPr>
+    </w:p>
     <w:p>
       <w:pPr>
         <w:ind w:firstLineChars="100" w:firstLine="240"/>
@@ -14289,21 +14967,146 @@
     <w:p>
       <w:pPr>
         <w:ind w:firstLineChars="100" w:firstLine="240"/>
+        <w:rPr>
+          <w:color w:val="D0CECE" w:themeColor="background2" w:themeShade="E6"/>
+        </w:rPr>
       </w:pPr>
       <w:r>
+        <w:rPr>
+          <w:color w:val="D0CECE" w:themeColor="background2" w:themeShade="E6"/>
+        </w:rPr>
         <w:t>is_this_direct(</w:t>
       </w:r>
       <w:r>
+        <w:rPr>
+          <w:color w:val="D0CECE" w:themeColor="background2" w:themeShade="E6"/>
+        </w:rPr>
         <w:t>joystick_xVal</w:t>
       </w:r>
       <w:r>
+        <w:rPr>
+          <w:color w:val="D0CECE" w:themeColor="background2" w:themeShade="E6"/>
+        </w:rPr>
         <w:t>,</w:t>
       </w:r>
       <w:r>
+        <w:rPr>
+          <w:color w:val="D0CECE" w:themeColor="background2" w:themeShade="E6"/>
+        </w:rPr>
         <w:t>joystick_yVal</w:t>
       </w:r>
       <w:r>
-        <w:t>,</w:t>
+        <w:rPr>
+          <w:color w:val="D0CECE" w:themeColor="background2" w:themeShade="E6"/>
+        </w:rPr>
+        <w:t>,"Up")</w:t>
+      </w:r>
+    </w:p>
+    <w:tbl>
+      <w:tblPr>
+        <w:tblStyle w:val="a3"/>
+        <w:tblW w:w="0" w:type="auto"/>
+        <w:tblLook w:val="04A0" w:firstRow="1" w:lastRow="0" w:firstColumn="1" w:lastColumn="0" w:noHBand="0" w:noVBand="1"/>
+      </w:tblPr>
+      <w:tblGrid>
+        <w:gridCol w:w="8296"/>
+      </w:tblGrid>
+      <w:tr>
+        <w:tc>
+          <w:tcPr>
+            <w:tcW w:w="8296" w:type="dxa"/>
+          </w:tcPr>
+          <w:p>
+            <w:pPr>
+              <w:rPr>
+                <w:color w:val="D0CECE" w:themeColor="background2" w:themeShade="E6"/>
+              </w:rPr>
+            </w:pPr>
+            <w:r>
+              <w:rPr>
+                <w:color w:val="D0CECE" w:themeColor="background2" w:themeShade="E6"/>
+              </w:rPr>
+              <w:t>''is_this_direct(</w:t>
+            </w:r>
+            <w:r>
+              <w:rPr>
+                <w:color w:val="D0CECE" w:themeColor="background2" w:themeShade="E6"/>
+              </w:rPr>
+              <w:t>joystick_xVal</w:t>
+            </w:r>
+            <w:r>
+              <w:rPr>
+                <w:color w:val="D0CECE" w:themeColor="background2" w:themeShade="E6"/>
+              </w:rPr>
+              <w:t>,</w:t>
+            </w:r>
+            <w:r>
+              <w:rPr>
+                <w:color w:val="D0CECE" w:themeColor="background2" w:themeShade="E6"/>
+              </w:rPr>
+              <w:t>joystick_yVal</w:t>
+            </w:r>
+            <w:r>
+              <w:rPr>
+                <w:color w:val="D0CECE" w:themeColor="background2" w:themeShade="E6"/>
+              </w:rPr>
+              <w:t>,</w:t>
+            </w:r>
+            <w:r>
+              <w:rPr>
+                <w:rFonts w:hint="eastAsia"/>
+                <w:color w:val="D0CECE" w:themeColor="background2" w:themeShade="E6"/>
+              </w:rPr>
+              <w:t xml:space="preserve"> </w:t>
+            </w:r>
+            <w:r>
+              <w:rPr>
+                <w:color w:val="D0CECE" w:themeColor="background2" w:themeShade="E6"/>
+              </w:rPr>
+              <w:t>'</w:t>
+            </w:r>
+            <w:r>
+              <w:rPr>
+                <w:rFonts w:hint="eastAsia"/>
+                <w:color w:val="D0CECE" w:themeColor="background2" w:themeShade="E6"/>
+              </w:rPr>
+              <w:t>●</w:t>
+            </w:r>
+            <w:r>
+              <w:rPr>
+                <w:rFonts w:hint="eastAsia"/>
+                <w:color w:val="D0CECE" w:themeColor="background2" w:themeShade="E6"/>
+              </w:rPr>
+              <w:t>dropdown_direct</w:t>
+            </w:r>
+            <w:r>
+              <w:rPr>
+                <w:rFonts w:hint="eastAsia"/>
+                <w:color w:val="D0CECE" w:themeColor="background2" w:themeShade="E6"/>
+              </w:rPr>
+              <w:t>●</w:t>
+            </w:r>
+            <w:r>
+              <w:rPr>
+                <w:color w:val="D0CECE" w:themeColor="background2" w:themeShade="E6"/>
+              </w:rPr>
+              <w:t>') '</w:t>
+            </w:r>
+          </w:p>
+        </w:tc>
+      </w:tr>
+    </w:tbl>
+    <w:p>
+      <w:pPr>
+        <w:ind w:firstLineChars="100" w:firstLine="240"/>
+      </w:pPr>
+    </w:p>
+    <w:p>
+      <w:pPr>
+        <w:ind w:firstLineChars="100" w:firstLine="240"/>
+      </w:pPr>
+      <w:r>
+        <w:t>is_this_direct(</w:t>
       </w:r>
       <w:r>
         <w:rPr>
@@ -14337,23 +15140,7 @@
               <w:t>is_this_direct(</w:t>
             </w:r>
             <w:r>
-              <w:t>joystick_xVal</w:t>
-            </w:r>
-            <w:r>
-              <w:t>,</w:t>
-            </w:r>
-            <w:r>
-              <w:t>joystick_yVal</w:t>
-            </w:r>
-            <w:r>
-              <w:t>,</w:t>
-            </w:r>
-            <w:r>
-              <w:rPr>
-                <w:rFonts w:hint="eastAsia"/>
-                <w:color w:val="FF0000"/>
-              </w:rPr>
-              <w:t xml:space="preserve"> </w:t>
+              <w:t>"</w:t>
             </w:r>
             <w:r>
               <w:t>'</w:t>
@@ -14381,6 +15168,9 @@
               <w:t>'</w:t>
             </w:r>
             <w:r>
+              <w:t>"</w:t>
+            </w:r>
+            <w:r>
               <w:t>)</w:t>
             </w:r>
             <w:r>
@@ -14390,6 +15180,11 @@
         </w:tc>
       </w:tr>
     </w:tbl>
+    <w:p>
+      <w:pPr>
+        <w:ind w:firstLineChars="100" w:firstLine="240"/>
+      </w:pPr>
+    </w:p>
     <w:p>
       <w:pPr>
         <w:ind w:firstLineChars="100" w:firstLine="240"/>
@@ -15072,33 +15867,592 @@
           <w:color w:val="C45911" w:themeColor="accent2" w:themeShade="BF"/>
         </w:rPr>
       </w:pPr>
+      <w:bookmarkStart w:id="0" w:name="_GoBack"/>
       <w:r>
         <w:rPr>
           <w:color w:val="C45911" w:themeColor="accent2" w:themeShade="BF"/>
         </w:rPr>
+        <w:t>bool is_this_direct(String direct){</w:t>
+      </w:r>
+    </w:p>
+    <w:p>
+      <w:pPr>
+        <w:rPr>
+          <w:color w:val="C45911" w:themeColor="accent2" w:themeShade="BF"/>
+        </w:rPr>
+      </w:pPr>
+      <w:r>
+        <w:rPr>
+          <w:color w:val="C45911" w:themeColor="accent2" w:themeShade="BF"/>
+        </w:rPr>
+        <w:t xml:space="preserve">  return direct == joystick_direct();</w:t>
+      </w:r>
+    </w:p>
+    <w:p>
+      <w:r>
+        <w:rPr>
+          <w:color w:val="C45911" w:themeColor="accent2" w:themeShade="BF"/>
+        </w:rPr>
+        <w:t>}</w:t>
+      </w:r>
+    </w:p>
+    <w:p>
+      <w:pPr>
+        <w:rPr>
+          <w:color w:val="C45911" w:themeColor="accent2" w:themeShade="BF"/>
+        </w:rPr>
+      </w:pPr>
+      <w:r>
+        <w:rPr>
+          <w:color w:val="C45911" w:themeColor="accent2" w:themeShade="BF"/>
+        </w:rPr>
+        <w:t>String joystick_direct(){</w:t>
+      </w:r>
+    </w:p>
+    <w:p>
+      <w:pPr>
+        <w:rPr>
+          <w:color w:val="C45911" w:themeColor="accent2" w:themeShade="BF"/>
+        </w:rPr>
+      </w:pPr>
+      <w:r>
+        <w:rPr>
+          <w:color w:val="C45911" w:themeColor="accent2" w:themeShade="BF"/>
+        </w:rPr>
+        <w:t xml:space="preserve">  </w:t>
+      </w:r>
+      <w:r>
+        <w:rPr>
+          <w:rFonts w:hint="eastAsia"/>
+          <w:color w:val="C45911" w:themeColor="accent2" w:themeShade="BF"/>
+        </w:rPr>
+        <w:t>joystick_xVal = analogRead(</w:t>
+      </w:r>
+      <w:r>
+        <w:rPr>
+          <w:color w:val="C45911" w:themeColor="accent2" w:themeShade="BF"/>
+        </w:rPr>
+        <w:t>'</w:t>
+      </w:r>
+      <w:r>
+        <w:rPr>
+          <w:rFonts w:hint="eastAsia"/>
+          <w:color w:val="C45911" w:themeColor="accent2" w:themeShade="BF"/>
+        </w:rPr>
+        <w:t>+</w:t>
+      </w:r>
+      <w:r>
+        <w:rPr>
+          <w:rFonts w:hint="eastAsia"/>
+          <w:color w:val="FF0000"/>
+        </w:rPr>
+        <w:t>dropdown_y</w:t>
+      </w:r>
+      <w:r>
+        <w:rPr>
+          <w:color w:val="FF0000"/>
+        </w:rPr>
+        <w:t>p</w:t>
+      </w:r>
+      <w:r>
+        <w:rPr>
+          <w:rFonts w:hint="eastAsia"/>
+          <w:color w:val="FF0000"/>
+        </w:rPr>
+        <w:t>in</w:t>
+      </w:r>
+      <w:r>
+        <w:rPr>
+          <w:rFonts w:hint="eastAsia"/>
+          <w:color w:val="C45911" w:themeColor="accent2" w:themeShade="BF"/>
+        </w:rPr>
+        <w:t xml:space="preserve"> </w:t>
+      </w:r>
+      <w:r>
+        <w:rPr>
+          <w:rFonts w:hint="eastAsia"/>
+          <w:color w:val="C45911" w:themeColor="accent2" w:themeShade="BF"/>
+        </w:rPr>
+        <w:t>+</w:t>
+      </w:r>
+      <w:r>
+        <w:rPr>
+          <w:color w:val="C45911" w:themeColor="accent2" w:themeShade="BF"/>
+        </w:rPr>
+        <w:t>'</w:t>
+      </w:r>
+      <w:r>
+        <w:rPr>
+          <w:rFonts w:hint="eastAsia"/>
+          <w:color w:val="C45911" w:themeColor="accent2" w:themeShade="BF"/>
+        </w:rPr>
+        <w:t>);</w:t>
+      </w:r>
+    </w:p>
+    <w:p>
+      <w:pPr>
+        <w:rPr>
+          <w:color w:val="C45911" w:themeColor="accent2" w:themeShade="BF"/>
+        </w:rPr>
+      </w:pPr>
+      <w:r>
+        <w:rPr>
+          <w:color w:val="C45911" w:themeColor="accent2" w:themeShade="BF"/>
+        </w:rPr>
+        <w:t xml:space="preserve">  </w:t>
+      </w:r>
+      <w:r>
+        <w:rPr>
+          <w:rFonts w:hint="eastAsia"/>
+          <w:color w:val="C45911" w:themeColor="accent2" w:themeShade="BF"/>
+        </w:rPr>
+        <w:t>joystick_yVal = analogRead(</w:t>
+      </w:r>
+      <w:r>
+        <w:rPr>
+          <w:color w:val="C45911" w:themeColor="accent2" w:themeShade="BF"/>
+        </w:rPr>
+        <w:t>'</w:t>
+      </w:r>
+      <w:r>
+        <w:rPr>
+          <w:rFonts w:hint="eastAsia"/>
+          <w:color w:val="C45911" w:themeColor="accent2" w:themeShade="BF"/>
+        </w:rPr>
+        <w:t xml:space="preserve"> </w:t>
+      </w:r>
+      <w:r>
+        <w:rPr>
+          <w:rFonts w:hint="eastAsia"/>
+          <w:color w:val="C45911" w:themeColor="accent2" w:themeShade="BF"/>
+        </w:rPr>
+        <w:t>+</w:t>
+      </w:r>
+      <w:r>
+        <w:rPr>
+          <w:rFonts w:hint="eastAsia"/>
+          <w:color w:val="FF0000"/>
+        </w:rPr>
+        <w:t>dropdown_x</w:t>
+      </w:r>
+      <w:r>
+        <w:rPr>
+          <w:color w:val="FF0000"/>
+        </w:rPr>
+        <w:t>p</w:t>
+      </w:r>
+      <w:r>
+        <w:rPr>
+          <w:rFonts w:hint="eastAsia"/>
+          <w:color w:val="FF0000"/>
+        </w:rPr>
+        <w:t>in</w:t>
+      </w:r>
+      <w:r>
+        <w:rPr>
+          <w:color w:val="C45911" w:themeColor="accent2" w:themeShade="BF"/>
+        </w:rPr>
+        <w:t xml:space="preserve"> </w:t>
+      </w:r>
+      <w:r>
+        <w:rPr>
+          <w:rFonts w:hint="eastAsia"/>
+          <w:color w:val="C45911" w:themeColor="accent2" w:themeShade="BF"/>
+        </w:rPr>
+        <w:t>+</w:t>
+      </w:r>
+      <w:r>
+        <w:rPr>
+          <w:color w:val="C45911" w:themeColor="accent2" w:themeShade="BF"/>
+        </w:rPr>
+        <w:t>'</w:t>
+      </w:r>
+      <w:r>
+        <w:rPr>
+          <w:rFonts w:hint="eastAsia"/>
+          <w:color w:val="C45911" w:themeColor="accent2" w:themeShade="BF"/>
+        </w:rPr>
+        <w:t>);</w:t>
+      </w:r>
+    </w:p>
+    <w:p>
+      <w:pPr>
+        <w:rPr>
+          <w:color w:val="C45911" w:themeColor="accent2" w:themeShade="BF"/>
+        </w:rPr>
+      </w:pPr>
+      <w:r>
+        <w:rPr>
+          <w:color w:val="C45911" w:themeColor="accent2" w:themeShade="BF"/>
+        </w:rPr>
+        <w:t xml:space="preserve">  String xDirect = "";</w:t>
+      </w:r>
+    </w:p>
+    <w:p>
+      <w:pPr>
+        <w:rPr>
+          <w:color w:val="C45911" w:themeColor="accent2" w:themeShade="BF"/>
+        </w:rPr>
+      </w:pPr>
+      <w:r>
+        <w:rPr>
+          <w:color w:val="C45911" w:themeColor="accent2" w:themeShade="BF"/>
+        </w:rPr>
+        <w:t xml:space="preserve">  String yDirect = "";  </w:t>
+      </w:r>
+    </w:p>
+    <w:p>
+      <w:pPr>
+        <w:rPr>
+          <w:color w:val="C45911" w:themeColor="accent2" w:themeShade="BF"/>
+        </w:rPr>
+      </w:pPr>
+      <w:r>
+        <w:rPr>
+          <w:color w:val="C45911" w:themeColor="accent2" w:themeShade="BF"/>
+        </w:rPr>
+        <w:t xml:space="preserve">  if (</w:t>
+      </w:r>
+      <w:r>
+        <w:rPr>
+          <w:color w:val="C45911" w:themeColor="accent2" w:themeShade="BF"/>
+        </w:rPr>
+        <w:t>joystick_xVal</w:t>
+      </w:r>
+      <w:r>
+        <w:rPr>
+          <w:color w:val="C45911" w:themeColor="accent2" w:themeShade="BF"/>
+        </w:rPr>
+        <w:t xml:space="preserve"> &lt; 480) {</w:t>
+      </w:r>
+    </w:p>
+    <w:p>
+      <w:pPr>
+        <w:rPr>
+          <w:color w:val="C45911" w:themeColor="accent2" w:themeShade="BF"/>
+        </w:rPr>
+      </w:pPr>
+      <w:r>
+        <w:rPr>
+          <w:color w:val="C45911" w:themeColor="accent2" w:themeShade="BF"/>
+        </w:rPr>
+        <w:t xml:space="preserve">    xDirect="Left";</w:t>
+      </w:r>
+    </w:p>
+    <w:p>
+      <w:pPr>
+        <w:rPr>
+          <w:color w:val="C45911" w:themeColor="accent2" w:themeShade="BF"/>
+        </w:rPr>
+      </w:pPr>
+      <w:r>
+        <w:rPr>
+          <w:color w:val="C45911" w:themeColor="accent2" w:themeShade="BF"/>
+        </w:rPr>
+        <w:t xml:space="preserve">  } else if (</w:t>
+      </w:r>
+      <w:r>
+        <w:rPr>
+          <w:color w:val="C45911" w:themeColor="accent2" w:themeShade="BF"/>
+        </w:rPr>
+        <w:t>joystick_xVal</w:t>
+      </w:r>
+      <w:r>
+        <w:rPr>
+          <w:color w:val="C45911" w:themeColor="accent2" w:themeShade="BF"/>
+        </w:rPr>
+        <w:t xml:space="preserve"> &gt; 520) {</w:t>
+      </w:r>
+    </w:p>
+    <w:p>
+      <w:pPr>
+        <w:rPr>
+          <w:color w:val="C45911" w:themeColor="accent2" w:themeShade="BF"/>
+        </w:rPr>
+      </w:pPr>
+      <w:r>
+        <w:rPr>
+          <w:color w:val="C45911" w:themeColor="accent2" w:themeShade="BF"/>
+        </w:rPr>
+        <w:t xml:space="preserve">    xDirect="Right";</w:t>
+      </w:r>
+    </w:p>
+    <w:p>
+      <w:pPr>
+        <w:rPr>
+          <w:color w:val="C45911" w:themeColor="accent2" w:themeShade="BF"/>
+        </w:rPr>
+      </w:pPr>
+      <w:r>
+        <w:rPr>
+          <w:color w:val="C45911" w:themeColor="accent2" w:themeShade="BF"/>
+        </w:rPr>
+        <w:t xml:space="preserve">  }  </w:t>
+      </w:r>
+    </w:p>
+    <w:p>
+      <w:pPr>
+        <w:rPr>
+          <w:color w:val="C45911" w:themeColor="accent2" w:themeShade="BF"/>
+        </w:rPr>
+      </w:pPr>
+      <w:r>
+        <w:rPr>
+          <w:color w:val="C45911" w:themeColor="accent2" w:themeShade="BF"/>
+        </w:rPr>
+        <w:t xml:space="preserve">  if (</w:t>
+      </w:r>
+      <w:r>
+        <w:rPr>
+          <w:color w:val="C45911" w:themeColor="accent2" w:themeShade="BF"/>
+        </w:rPr>
+        <w:t>joystick_yVal</w:t>
+      </w:r>
+      <w:r>
+        <w:rPr>
+          <w:color w:val="C45911" w:themeColor="accent2" w:themeShade="BF"/>
+        </w:rPr>
+        <w:t xml:space="preserve"> &lt; 480) {</w:t>
+      </w:r>
+    </w:p>
+    <w:p>
+      <w:pPr>
+        <w:rPr>
+          <w:color w:val="C45911" w:themeColor="accent2" w:themeShade="BF"/>
+        </w:rPr>
+      </w:pPr>
+      <w:r>
+        <w:rPr>
+          <w:color w:val="C45911" w:themeColor="accent2" w:themeShade="BF"/>
+        </w:rPr>
+        <w:t xml:space="preserve">    yDirect ="Down";</w:t>
+      </w:r>
+    </w:p>
+    <w:p>
+      <w:pPr>
+        <w:rPr>
+          <w:color w:val="C45911" w:themeColor="accent2" w:themeShade="BF"/>
+        </w:rPr>
+      </w:pPr>
+      <w:r>
+        <w:rPr>
+          <w:color w:val="C45911" w:themeColor="accent2" w:themeShade="BF"/>
+        </w:rPr>
+        <w:t xml:space="preserve">  } else if (</w:t>
+      </w:r>
+      <w:r>
+        <w:rPr>
+          <w:color w:val="C45911" w:themeColor="accent2" w:themeShade="BF"/>
+        </w:rPr>
+        <w:t>joystick_yVal</w:t>
+      </w:r>
+      <w:r>
+        <w:rPr>
+          <w:color w:val="C45911" w:themeColor="accent2" w:themeShade="BF"/>
+        </w:rPr>
+        <w:t xml:space="preserve"> &gt; 520) {</w:t>
+      </w:r>
+    </w:p>
+    <w:p>
+      <w:pPr>
+        <w:rPr>
+          <w:color w:val="C45911" w:themeColor="accent2" w:themeShade="BF"/>
+        </w:rPr>
+      </w:pPr>
+      <w:r>
+        <w:rPr>
+          <w:color w:val="C45911" w:themeColor="accent2" w:themeShade="BF"/>
+        </w:rPr>
+        <w:t xml:space="preserve">    yDirect ="Up";</w:t>
+      </w:r>
+    </w:p>
+    <w:p>
+      <w:pPr>
+        <w:rPr>
+          <w:color w:val="C45911" w:themeColor="accent2" w:themeShade="BF"/>
+        </w:rPr>
+      </w:pPr>
+      <w:r>
+        <w:rPr>
+          <w:color w:val="C45911" w:themeColor="accent2" w:themeShade="BF"/>
+        </w:rPr>
+        <w:t xml:space="preserve">  }</w:t>
+      </w:r>
+    </w:p>
+    <w:p>
+      <w:pPr>
+        <w:rPr>
+          <w:color w:val="C45911" w:themeColor="accent2" w:themeShade="BF"/>
+        </w:rPr>
+      </w:pPr>
+      <w:r>
+        <w:rPr>
+          <w:color w:val="C45911" w:themeColor="accent2" w:themeShade="BF"/>
+        </w:rPr>
+        <w:t xml:space="preserve">  return xDirect+yDirect;</w:t>
+      </w:r>
+    </w:p>
+    <w:p>
+      <w:pPr>
+        <w:rPr>
+          <w:color w:val="C45911" w:themeColor="accent2" w:themeShade="BF"/>
+        </w:rPr>
+      </w:pPr>
+      <w:r>
+        <w:rPr>
+          <w:color w:val="C45911" w:themeColor="accent2" w:themeShade="BF"/>
+        </w:rPr>
+        <w:t>}</w:t>
+      </w:r>
+    </w:p>
+    <w:p>
+      <w:pPr>
+        <w:rPr>
+          <w:color w:val="C45911" w:themeColor="accent2" w:themeShade="BF"/>
+        </w:rPr>
+      </w:pPr>
+      <w:r>
+        <w:rPr>
+          <w:color w:val="C45911" w:themeColor="accent2" w:themeShade="BF"/>
+        </w:rPr>
+        <w:t>bool is_click_sw(){</w:t>
+      </w:r>
+    </w:p>
+    <w:p>
+      <w:pPr>
+        <w:rPr>
+          <w:color w:val="C45911" w:themeColor="accent2" w:themeShade="BF"/>
+        </w:rPr>
+      </w:pPr>
+      <w:r>
+        <w:rPr>
+          <w:color w:val="C45911" w:themeColor="accent2" w:themeShade="BF"/>
+        </w:rPr>
+        <w:t xml:space="preserve">  </w:t>
+      </w:r>
+      <w:r>
+        <w:rPr>
+          <w:color w:val="C45911" w:themeColor="accent2" w:themeShade="BF"/>
+        </w:rPr>
+        <w:t>joystick_swVal = digitalRead('</w:t>
+      </w:r>
+      <w:r>
+        <w:rPr>
+          <w:rFonts w:hint="eastAsia"/>
+          <w:color w:val="C45911" w:themeColor="accent2" w:themeShade="BF"/>
+        </w:rPr>
+        <w:t>+</w:t>
+      </w:r>
+      <w:r>
+        <w:rPr>
+          <w:color w:val="C45911" w:themeColor="accent2" w:themeShade="BF"/>
+        </w:rPr>
+        <w:t xml:space="preserve"> </w:t>
+      </w:r>
+      <w:r>
+        <w:rPr>
+          <w:color w:val="FF0000"/>
+        </w:rPr>
+        <w:t>value_swpin</w:t>
+      </w:r>
+      <w:r>
+        <w:rPr>
+          <w:rFonts w:hint="eastAsia"/>
+          <w:color w:val="FF0000"/>
+        </w:rPr>
+        <w:t>+</w:t>
+      </w:r>
+      <w:r>
+        <w:rPr>
+          <w:color w:val="C45911" w:themeColor="accent2" w:themeShade="BF"/>
+        </w:rPr>
+        <w:t xml:space="preserve"> ');</w:t>
+      </w:r>
+    </w:p>
+    <w:p>
+      <w:pPr>
+        <w:rPr>
+          <w:color w:val="C45911" w:themeColor="accent2" w:themeShade="BF"/>
+        </w:rPr>
+      </w:pPr>
+      <w:r>
+        <w:rPr>
+          <w:color w:val="C45911" w:themeColor="accent2" w:themeShade="BF"/>
+        </w:rPr>
+        <w:t xml:space="preserve">  return !</w:t>
+      </w:r>
+      <w:r>
+        <w:rPr>
+          <w:color w:val="C45911" w:themeColor="accent2" w:themeShade="BF"/>
+        </w:rPr>
+        <w:t>joystick_swVal</w:t>
+      </w:r>
+      <w:r>
+        <w:rPr>
+          <w:color w:val="C45911" w:themeColor="accent2" w:themeShade="BF"/>
+        </w:rPr>
+        <w:t>;</w:t>
+      </w:r>
+    </w:p>
+    <w:p>
+      <w:r>
+        <w:rPr>
+          <w:color w:val="C45911" w:themeColor="accent2" w:themeShade="BF"/>
+        </w:rPr>
+        <w:t>}</w:t>
+      </w:r>
+      <w:bookmarkEnd w:id="0"/>
+      <w:r>
+        <w:br w:type="page"/>
+      </w:r>
+    </w:p>
+    <w:p>
+      <w:pPr>
+        <w:rPr>
+          <w:color w:val="C45911" w:themeColor="accent2" w:themeShade="BF"/>
+        </w:rPr>
+      </w:pPr>
+    </w:p>
+    <w:p>
+      <w:pPr>
+        <w:rPr>
+          <w:color w:val="C45911" w:themeColor="accent2" w:themeShade="BF"/>
+        </w:rPr>
+      </w:pPr>
+    </w:p>
+    <w:p>
+      <w:pPr>
+        <w:rPr>
+          <w:color w:val="AEAAAA" w:themeColor="background2" w:themeShade="BF"/>
+        </w:rPr>
+      </w:pPr>
+      <w:r>
+        <w:rPr>
+          <w:color w:val="AEAAAA" w:themeColor="background2" w:themeShade="BF"/>
+        </w:rPr>
         <w:t xml:space="preserve">bool is_this_direct(int </w:t>
       </w:r>
       <w:r>
         <w:rPr>
-          <w:color w:val="C45911" w:themeColor="accent2" w:themeShade="BF"/>
+          <w:color w:val="AEAAAA" w:themeColor="background2" w:themeShade="BF"/>
         </w:rPr>
         <w:t>joystick_xVal</w:t>
       </w:r>
       <w:r>
         <w:rPr>
-          <w:color w:val="C45911" w:themeColor="accent2" w:themeShade="BF"/>
+          <w:color w:val="AEAAAA" w:themeColor="background2" w:themeShade="BF"/>
         </w:rPr>
         <w:t xml:space="preserve">,int </w:t>
       </w:r>
       <w:r>
         <w:rPr>
-          <w:color w:val="C45911" w:themeColor="accent2" w:themeShade="BF"/>
+          <w:color w:val="AEAAAA" w:themeColor="background2" w:themeShade="BF"/>
         </w:rPr>
         <w:t>joystick_yVal</w:t>
       </w:r>
       <w:r>
         <w:rPr>
-          <w:color w:val="C45911" w:themeColor="accent2" w:themeShade="BF"/>
+          <w:color w:val="AEAAAA" w:themeColor="background2" w:themeShade="BF"/>
         </w:rPr>
         <w:t>,String direct){</w:t>
       </w:r>
@@ -15106,36 +16460,36 @@
     <w:p>
       <w:pPr>
         <w:rPr>
-          <w:color w:val="C45911" w:themeColor="accent2" w:themeShade="BF"/>
+          <w:color w:val="AEAAAA" w:themeColor="background2" w:themeShade="BF"/>
         </w:rPr>
       </w:pPr>
       <w:r>
         <w:rPr>
-          <w:color w:val="C45911" w:themeColor="accent2" w:themeShade="BF"/>
+          <w:color w:val="AEAAAA" w:themeColor="background2" w:themeShade="BF"/>
         </w:rPr>
         <w:t xml:space="preserve">  return direct == joystick_direct(</w:t>
       </w:r>
       <w:r>
         <w:rPr>
-          <w:color w:val="C45911" w:themeColor="accent2" w:themeShade="BF"/>
+          <w:color w:val="AEAAAA" w:themeColor="background2" w:themeShade="BF"/>
         </w:rPr>
         <w:t>joystick_xVal</w:t>
       </w:r>
       <w:r>
         <w:rPr>
-          <w:color w:val="C45911" w:themeColor="accent2" w:themeShade="BF"/>
+          <w:color w:val="AEAAAA" w:themeColor="background2" w:themeShade="BF"/>
         </w:rPr>
         <w:t>,</w:t>
       </w:r>
       <w:r>
         <w:rPr>
-          <w:color w:val="C45911" w:themeColor="accent2" w:themeShade="BF"/>
+          <w:color w:val="AEAAAA" w:themeColor="background2" w:themeShade="BF"/>
         </w:rPr>
         <w:t>joystick_yVal</w:t>
       </w:r>
       <w:r>
         <w:rPr>
-          <w:color w:val="C45911" w:themeColor="accent2" w:themeShade="BF"/>
+          <w:color w:val="AEAAAA" w:themeColor="background2" w:themeShade="BF"/>
         </w:rPr>
         <w:t>);</w:t>
       </w:r>
@@ -15143,50 +16497,56 @@
     <w:p>
       <w:pPr>
         <w:rPr>
-          <w:color w:val="C45911" w:themeColor="accent2" w:themeShade="BF"/>
+          <w:color w:val="AEAAAA" w:themeColor="background2" w:themeShade="BF"/>
         </w:rPr>
       </w:pPr>
       <w:r>
         <w:rPr>
-          <w:color w:val="C45911" w:themeColor="accent2" w:themeShade="BF"/>
+          <w:color w:val="AEAAAA" w:themeColor="background2" w:themeShade="BF"/>
         </w:rPr>
         <w:t>}</w:t>
       </w:r>
     </w:p>
-    <w:p/>
     <w:p>
       <w:pPr>
         <w:rPr>
-          <w:color w:val="C45911" w:themeColor="accent2" w:themeShade="BF"/>
+          <w:color w:val="AEAAAA" w:themeColor="background2" w:themeShade="BF"/>
         </w:rPr>
       </w:pPr>
-      <w:r>
-        <w:rPr>
-          <w:color w:val="C45911" w:themeColor="accent2" w:themeShade="BF"/>
+    </w:p>
+    <w:p>
+      <w:pPr>
+        <w:rPr>
+          <w:color w:val="AEAAAA" w:themeColor="background2" w:themeShade="BF"/>
+        </w:rPr>
+      </w:pPr>
+      <w:r>
+        <w:rPr>
+          <w:color w:val="AEAAAA" w:themeColor="background2" w:themeShade="BF"/>
         </w:rPr>
         <w:t xml:space="preserve">String joystick_direct(int </w:t>
       </w:r>
       <w:r>
         <w:rPr>
-          <w:color w:val="C45911" w:themeColor="accent2" w:themeShade="BF"/>
+          <w:color w:val="AEAAAA" w:themeColor="background2" w:themeShade="BF"/>
         </w:rPr>
         <w:t>joystick_xVal</w:t>
       </w:r>
       <w:r>
         <w:rPr>
-          <w:color w:val="C45911" w:themeColor="accent2" w:themeShade="BF"/>
+          <w:color w:val="AEAAAA" w:themeColor="background2" w:themeShade="BF"/>
         </w:rPr>
         <w:t xml:space="preserve">,int </w:t>
       </w:r>
       <w:r>
         <w:rPr>
-          <w:color w:val="C45911" w:themeColor="accent2" w:themeShade="BF"/>
+          <w:color w:val="AEAAAA" w:themeColor="background2" w:themeShade="BF"/>
         </w:rPr>
         <w:t>joystick_yVal</w:t>
       </w:r>
       <w:r>
         <w:rPr>
-          <w:color w:val="C45911" w:themeColor="accent2" w:themeShade="BF"/>
+          <w:color w:val="AEAAAA" w:themeColor="background2" w:themeShade="BF"/>
         </w:rPr>
         <w:t>){</w:t>
       </w:r>
@@ -15194,12 +16554,12 @@
     <w:p>
       <w:pPr>
         <w:rPr>
-          <w:color w:val="C45911" w:themeColor="accent2" w:themeShade="BF"/>
+          <w:color w:val="AEAAAA" w:themeColor="background2" w:themeShade="BF"/>
         </w:rPr>
       </w:pPr>
       <w:r>
         <w:rPr>
-          <w:color w:val="C45911" w:themeColor="accent2" w:themeShade="BF"/>
+          <w:color w:val="AEAAAA" w:themeColor="background2" w:themeShade="BF"/>
         </w:rPr>
         <w:t xml:space="preserve">  String xDirect = "";</w:t>
       </w:r>
@@ -15207,12 +16567,12 @@
     <w:p>
       <w:pPr>
         <w:rPr>
-          <w:color w:val="C45911" w:themeColor="accent2" w:themeShade="BF"/>
+          <w:color w:val="AEAAAA" w:themeColor="background2" w:themeShade="BF"/>
         </w:rPr>
       </w:pPr>
       <w:r>
         <w:rPr>
-          <w:color w:val="C45911" w:themeColor="accent2" w:themeShade="BF"/>
+          <w:color w:val="AEAAAA" w:themeColor="background2" w:themeShade="BF"/>
         </w:rPr>
         <w:t xml:space="preserve">  String yDirect = "";  </w:t>
       </w:r>
@@ -15220,24 +16580,24 @@
     <w:p>
       <w:pPr>
         <w:rPr>
-          <w:color w:val="C45911" w:themeColor="accent2" w:themeShade="BF"/>
+          <w:color w:val="AEAAAA" w:themeColor="background2" w:themeShade="BF"/>
         </w:rPr>
       </w:pPr>
       <w:r>
         <w:rPr>
-          <w:color w:val="C45911" w:themeColor="accent2" w:themeShade="BF"/>
+          <w:color w:val="AEAAAA" w:themeColor="background2" w:themeShade="BF"/>
         </w:rPr>
         <w:t xml:space="preserve">  if (</w:t>
       </w:r>
       <w:r>
         <w:rPr>
-          <w:color w:val="C45911" w:themeColor="accent2" w:themeShade="BF"/>
+          <w:color w:val="AEAAAA" w:themeColor="background2" w:themeShade="BF"/>
         </w:rPr>
         <w:t>joystick_xVal</w:t>
       </w:r>
       <w:r>
         <w:rPr>
-          <w:color w:val="C45911" w:themeColor="accent2" w:themeShade="BF"/>
+          <w:color w:val="AEAAAA" w:themeColor="background2" w:themeShade="BF"/>
         </w:rPr>
         <w:t xml:space="preserve"> &lt; 480) {</w:t>
       </w:r>
@@ -15245,12 +16605,12 @@
     <w:p>
       <w:pPr>
         <w:rPr>
-          <w:color w:val="C45911" w:themeColor="accent2" w:themeShade="BF"/>
+          <w:color w:val="AEAAAA" w:themeColor="background2" w:themeShade="BF"/>
         </w:rPr>
       </w:pPr>
       <w:r>
         <w:rPr>
-          <w:color w:val="C45911" w:themeColor="accent2" w:themeShade="BF"/>
+          <w:color w:val="AEAAAA" w:themeColor="background2" w:themeShade="BF"/>
         </w:rPr>
         <w:t xml:space="preserve">    xDirect="Left";</w:t>
       </w:r>
@@ -15258,24 +16618,24 @@
     <w:p>
       <w:pPr>
         <w:rPr>
-          <w:color w:val="C45911" w:themeColor="accent2" w:themeShade="BF"/>
+          <w:color w:val="AEAAAA" w:themeColor="background2" w:themeShade="BF"/>
         </w:rPr>
       </w:pPr>
       <w:r>
         <w:rPr>
-          <w:color w:val="C45911" w:themeColor="accent2" w:themeShade="BF"/>
+          <w:color w:val="AEAAAA" w:themeColor="background2" w:themeShade="BF"/>
         </w:rPr>
         <w:t xml:space="preserve">  } else if (</w:t>
       </w:r>
       <w:r>
         <w:rPr>
-          <w:color w:val="C45911" w:themeColor="accent2" w:themeShade="BF"/>
+          <w:color w:val="AEAAAA" w:themeColor="background2" w:themeShade="BF"/>
         </w:rPr>
         <w:t>joystick_xVal</w:t>
       </w:r>
       <w:r>
         <w:rPr>
-          <w:color w:val="C45911" w:themeColor="accent2" w:themeShade="BF"/>
+          <w:color w:val="AEAAAA" w:themeColor="background2" w:themeShade="BF"/>
         </w:rPr>
         <w:t xml:space="preserve"> &gt; 520) {</w:t>
       </w:r>
@@ -15283,12 +16643,12 @@
     <w:p>
       <w:pPr>
         <w:rPr>
-          <w:color w:val="C45911" w:themeColor="accent2" w:themeShade="BF"/>
+          <w:color w:val="AEAAAA" w:themeColor="background2" w:themeShade="BF"/>
         </w:rPr>
       </w:pPr>
       <w:r>
         <w:rPr>
-          <w:color w:val="C45911" w:themeColor="accent2" w:themeShade="BF"/>
+          <w:color w:val="AEAAAA" w:themeColor="background2" w:themeShade="BF"/>
         </w:rPr>
         <w:t xml:space="preserve">    xDirect="Right";</w:t>
       </w:r>
@@ -15296,12 +16656,12 @@
     <w:p>
       <w:pPr>
         <w:rPr>
-          <w:color w:val="C45911" w:themeColor="accent2" w:themeShade="BF"/>
+          <w:color w:val="AEAAAA" w:themeColor="background2" w:themeShade="BF"/>
         </w:rPr>
       </w:pPr>
       <w:r>
         <w:rPr>
-          <w:color w:val="C45911" w:themeColor="accent2" w:themeShade="BF"/>
+          <w:color w:val="AEAAAA" w:themeColor="background2" w:themeShade="BF"/>
         </w:rPr>
         <w:t xml:space="preserve">  }  </w:t>
       </w:r>
@@ -15309,24 +16669,24 @@
     <w:p>
       <w:pPr>
         <w:rPr>
-          <w:color w:val="C45911" w:themeColor="accent2" w:themeShade="BF"/>
+          <w:color w:val="AEAAAA" w:themeColor="background2" w:themeShade="BF"/>
         </w:rPr>
       </w:pPr>
       <w:r>
         <w:rPr>
-          <w:color w:val="C45911" w:themeColor="accent2" w:themeShade="BF"/>
+          <w:color w:val="AEAAAA" w:themeColor="background2" w:themeShade="BF"/>
         </w:rPr>
         <w:t xml:space="preserve">  if (</w:t>
       </w:r>
       <w:r>
         <w:rPr>
-          <w:color w:val="C45911" w:themeColor="accent2" w:themeShade="BF"/>
+          <w:color w:val="AEAAAA" w:themeColor="background2" w:themeShade="BF"/>
         </w:rPr>
         <w:t>joystick_yVal</w:t>
       </w:r>
       <w:r>
         <w:rPr>
-          <w:color w:val="C45911" w:themeColor="accent2" w:themeShade="BF"/>
+          <w:color w:val="AEAAAA" w:themeColor="background2" w:themeShade="BF"/>
         </w:rPr>
         <w:t xml:space="preserve"> &lt; 480) {</w:t>
       </w:r>
@@ -15334,12 +16694,12 @@
     <w:p>
       <w:pPr>
         <w:rPr>
-          <w:color w:val="C45911" w:themeColor="accent2" w:themeShade="BF"/>
+          <w:color w:val="AEAAAA" w:themeColor="background2" w:themeShade="BF"/>
         </w:rPr>
       </w:pPr>
       <w:r>
         <w:rPr>
-          <w:color w:val="C45911" w:themeColor="accent2" w:themeShade="BF"/>
+          <w:color w:val="AEAAAA" w:themeColor="background2" w:themeShade="BF"/>
         </w:rPr>
         <w:t xml:space="preserve">    yDirect ="Down";</w:t>
       </w:r>
@@ -15347,24 +16707,24 @@
     <w:p>
       <w:pPr>
         <w:rPr>
-          <w:color w:val="C45911" w:themeColor="accent2" w:themeShade="BF"/>
+          <w:color w:val="AEAAAA" w:themeColor="background2" w:themeShade="BF"/>
         </w:rPr>
       </w:pPr>
       <w:r>
         <w:rPr>
-          <w:color w:val="C45911" w:themeColor="accent2" w:themeShade="BF"/>
+          <w:color w:val="AEAAAA" w:themeColor="background2" w:themeShade="BF"/>
         </w:rPr>
         <w:t xml:space="preserve">  } else if (</w:t>
       </w:r>
       <w:r>
         <w:rPr>
-          <w:color w:val="C45911" w:themeColor="accent2" w:themeShade="BF"/>
+          <w:color w:val="AEAAAA" w:themeColor="background2" w:themeShade="BF"/>
         </w:rPr>
         <w:t>joystick_yVal</w:t>
       </w:r>
       <w:r>
         <w:rPr>
-          <w:color w:val="C45911" w:themeColor="accent2" w:themeShade="BF"/>
+          <w:color w:val="AEAAAA" w:themeColor="background2" w:themeShade="BF"/>
         </w:rPr>
         <w:t xml:space="preserve"> &gt; 520) {</w:t>
       </w:r>
@@ -15372,12 +16732,12 @@
     <w:p>
       <w:pPr>
         <w:rPr>
-          <w:color w:val="C45911" w:themeColor="accent2" w:themeShade="BF"/>
+          <w:color w:val="AEAAAA" w:themeColor="background2" w:themeShade="BF"/>
         </w:rPr>
       </w:pPr>
       <w:r>
         <w:rPr>
-          <w:color w:val="C45911" w:themeColor="accent2" w:themeShade="BF"/>
+          <w:color w:val="AEAAAA" w:themeColor="background2" w:themeShade="BF"/>
         </w:rPr>
         <w:t xml:space="preserve">    yDirect ="Up";</w:t>
       </w:r>
@@ -15385,12 +16745,12 @@
     <w:p>
       <w:pPr>
         <w:rPr>
-          <w:color w:val="C45911" w:themeColor="accent2" w:themeShade="BF"/>
+          <w:color w:val="AEAAAA" w:themeColor="background2" w:themeShade="BF"/>
         </w:rPr>
       </w:pPr>
       <w:r>
         <w:rPr>
-          <w:color w:val="C45911" w:themeColor="accent2" w:themeShade="BF"/>
+          <w:color w:val="AEAAAA" w:themeColor="background2" w:themeShade="BF"/>
         </w:rPr>
         <w:t xml:space="preserve">  }</w:t>
       </w:r>
@@ -15398,12 +16758,12 @@
     <w:p>
       <w:pPr>
         <w:rPr>
-          <w:color w:val="C45911" w:themeColor="accent2" w:themeShade="BF"/>
+          <w:color w:val="AEAAAA" w:themeColor="background2" w:themeShade="BF"/>
         </w:rPr>
       </w:pPr>
       <w:r>
         <w:rPr>
-          <w:color w:val="C45911" w:themeColor="accent2" w:themeShade="BF"/>
+          <w:color w:val="AEAAAA" w:themeColor="background2" w:themeShade="BF"/>
         </w:rPr>
         <w:t xml:space="preserve">  return xDirect+yDirect;</w:t>
       </w:r>
@@ -15411,12 +16771,12 @@
     <w:p>
       <w:pPr>
         <w:rPr>
-          <w:color w:val="C45911" w:themeColor="accent2" w:themeShade="BF"/>
+          <w:color w:val="AEAAAA" w:themeColor="background2" w:themeShade="BF"/>
         </w:rPr>
       </w:pPr>
       <w:r>
         <w:rPr>
-          <w:color w:val="C45911" w:themeColor="accent2" w:themeShade="BF"/>
+          <w:color w:val="AEAAAA" w:themeColor="background2" w:themeShade="BF"/>
         </w:rPr>
         <w:t>}</w:t>
       </w:r>
@@ -15424,31 +16784,31 @@
     <w:p>
       <w:pPr>
         <w:rPr>
-          <w:color w:val="C45911" w:themeColor="accent2" w:themeShade="BF"/>
+          <w:color w:val="AEAAAA" w:themeColor="background2" w:themeShade="BF"/>
         </w:rPr>
       </w:pPr>
     </w:p>
     <w:p>
       <w:pPr>
         <w:rPr>
-          <w:color w:val="C45911" w:themeColor="accent2" w:themeShade="BF"/>
+          <w:color w:val="AEAAAA" w:themeColor="background2" w:themeShade="BF"/>
         </w:rPr>
       </w:pPr>
       <w:r>
         <w:rPr>
-          <w:color w:val="C45911" w:themeColor="accent2" w:themeShade="BF"/>
+          <w:color w:val="AEAAAA" w:themeColor="background2" w:themeShade="BF"/>
         </w:rPr>
         <w:t xml:space="preserve">bool is_click_sw(int </w:t>
       </w:r>
       <w:r>
         <w:rPr>
-          <w:color w:val="C45911" w:themeColor="accent2" w:themeShade="BF"/>
+          <w:color w:val="AEAAAA" w:themeColor="background2" w:themeShade="BF"/>
         </w:rPr>
         <w:t>joystick_swVal</w:t>
       </w:r>
       <w:r>
         <w:rPr>
-          <w:color w:val="C45911" w:themeColor="accent2" w:themeShade="BF"/>
+          <w:color w:val="AEAAAA" w:themeColor="background2" w:themeShade="BF"/>
         </w:rPr>
         <w:t>){</w:t>
       </w:r>
@@ -15456,24 +16816,24 @@
     <w:p>
       <w:pPr>
         <w:rPr>
-          <w:color w:val="C45911" w:themeColor="accent2" w:themeShade="BF"/>
+          <w:color w:val="AEAAAA" w:themeColor="background2" w:themeShade="BF"/>
         </w:rPr>
       </w:pPr>
       <w:r>
         <w:rPr>
-          <w:color w:val="C45911" w:themeColor="accent2" w:themeShade="BF"/>
+          <w:color w:val="AEAAAA" w:themeColor="background2" w:themeShade="BF"/>
         </w:rPr>
         <w:t xml:space="preserve">  return !</w:t>
       </w:r>
       <w:r>
         <w:rPr>
-          <w:color w:val="C45911" w:themeColor="accent2" w:themeShade="BF"/>
+          <w:color w:val="AEAAAA" w:themeColor="background2" w:themeShade="BF"/>
         </w:rPr>
         <w:t>joystick_swVal</w:t>
       </w:r>
       <w:r>
         <w:rPr>
-          <w:color w:val="C45911" w:themeColor="accent2" w:themeShade="BF"/>
+          <w:color w:val="AEAAAA" w:themeColor="background2" w:themeShade="BF"/>
         </w:rPr>
         <w:t>;</w:t>
       </w:r>
@@ -15481,7 +16841,7 @@
     <w:p>
       <w:r>
         <w:rPr>
-          <w:color w:val="C45911" w:themeColor="accent2" w:themeShade="BF"/>
+          <w:color w:val="AEAAAA" w:themeColor="background2" w:themeShade="BF"/>
         </w:rPr>
         <w:t>}</w:t>
       </w:r>
@@ -17905,7 +19265,7 @@
   <w:style w:type="paragraph" w:default="1" w:styleId="a">
     <w:name w:val="Normal"/>
     <w:qFormat/>
-    <w:rsid w:val="00256968"/>
+    <w:rsid w:val="00B918EF"/>
     <w:pPr>
       <w:widowControl w:val="0"/>
     </w:pPr>
